--- a/docs/Workshop2_Design_Document.docx
+++ b/docs/Workshop2_Design_Document.docx
@@ -17,20 +17,14 @@
           <w:left w:w="10" w:type="dxa"/>
           <w:right w:w="10" w:type="dxa"/>
         </w:tblCellMar>
-        <w:tblLook w:val="04A0" w:firstRow="1" w:lastRow="0" w:firstColumn="1" w:lastColumn="0" w:noHBand="0" w:noVBand="1"/>
+        <w:tblLook w:val="0000" w:firstRow="0" w:lastRow="0" w:firstColumn="0" w:lastColumn="0" w:noHBand="0" w:noVBand="0"/>
       </w:tblPr>
       <w:tblGrid>
-        <w:gridCol w:w="2196"/>
-        <w:gridCol w:w="5688"/>
-        <w:gridCol w:w="1836"/>
+        <w:gridCol w:w="1900"/>
+        <w:gridCol w:w="5920"/>
+        <w:gridCol w:w="1900"/>
       </w:tblGrid>
       <w:tr>
-        <w:tblPrEx>
-          <w:tblCellMar>
-            <w:top w:w="0" w:type="dxa"/>
-            <w:bottom w:w="0" w:type="dxa"/>
-          </w:tblCellMar>
-        </w:tblPrEx>
         <w:trPr>
           <w:trHeight w:val="1450"/>
         </w:trPr>
@@ -57,10 +51,10 @@
                 <w:noProof/>
               </w:rPr>
               <w:drawing>
-                <wp:inline distT="0" distB="0" distL="0" distR="0" wp14:anchorId="1D3F77B8" wp14:editId="3E2BB8D0">
-                  <wp:extent cx="1242060" cy="560070"/>
+                <wp:inline distT="0" distB="0" distL="0" distR="0" wp14:anchorId="728C92D1" wp14:editId="7593C285">
+                  <wp:extent cx="1031507" cy="426720"/>
                   <wp:effectExtent l="0" t="0" r="0" b="0"/>
-                  <wp:docPr id="1" name="Imagen 1"/>
+                  <wp:docPr id="2" name="Imagen 2"/>
                   <wp:cNvGraphicFramePr>
                     <a:graphicFrameLocks xmlns:a="http://schemas.openxmlformats.org/drawingml/2006/main" noChangeAspect="1"/>
                   </wp:cNvGraphicFramePr>
@@ -89,7 +83,7 @@
                         <pic:spPr bwMode="auto">
                           <a:xfrm>
                             <a:off x="0" y="0"/>
-                            <a:ext cx="1297959" cy="585276"/>
+                            <a:ext cx="1038638" cy="429670"/>
                           </a:xfrm>
                           <a:prstGeom prst="rect">
                             <a:avLst/>
@@ -190,45 +184,6 @@
               <w:t>Document</w:t>
             </w:r>
             <w:proofErr w:type="spellEnd"/>
-          </w:p>
-          <w:p>
-            <w:pPr>
-              <w:jc w:val="center"/>
-            </w:pPr>
-            <w:proofErr w:type="spellStart"/>
-            <w:r>
-              <w:rPr>
-                <w:color w:val="444444"/>
-                <w:sz w:val="19"/>
-                <w:szCs w:val="19"/>
-              </w:rPr>
-              <w:t>Course</w:t>
-            </w:r>
-            <w:proofErr w:type="spellEnd"/>
-            <w:r>
-              <w:rPr>
-                <w:color w:val="444444"/>
-                <w:sz w:val="19"/>
-                <w:szCs w:val="19"/>
-              </w:rPr>
-              <w:t>: ETL (G01</w:t>
-            </w:r>
-            <w:r>
-              <w:rPr>
-                <w:color w:val="444444"/>
-                <w:sz w:val="19"/>
-                <w:szCs w:val="19"/>
-              </w:rPr>
-              <w:t>) | Workshop</w:t>
-            </w:r>
-            <w:r>
-              <w:rPr>
-                <w:color w:val="444444"/>
-                <w:sz w:val="19"/>
-                <w:szCs w:val="19"/>
-              </w:rPr>
-              <w:t>-2</w:t>
-            </w:r>
           </w:p>
         </w:tc>
         <w:tc>
@@ -422,19 +377,13 @@
           <w:left w:w="10" w:type="dxa"/>
           <w:right w:w="10" w:type="dxa"/>
         </w:tblCellMar>
-        <w:tblLook w:val="04A0" w:firstRow="1" w:lastRow="0" w:firstColumn="1" w:lastColumn="0" w:noHBand="0" w:noVBand="1"/>
+        <w:tblLook w:val="0000" w:firstRow="0" w:lastRow="0" w:firstColumn="0" w:lastColumn="0" w:noHBand="0" w:noVBand="0"/>
       </w:tblPr>
       <w:tblGrid>
         <w:gridCol w:w="2700"/>
         <w:gridCol w:w="7020"/>
       </w:tblGrid>
       <w:tr>
-        <w:tblPrEx>
-          <w:tblCellMar>
-            <w:top w:w="0" w:type="dxa"/>
-            <w:bottom w:w="0" w:type="dxa"/>
-          </w:tblCellMar>
-        </w:tblPrEx>
         <w:tc>
           <w:tcPr>
             <w:tcW w:w="2700" w:type="dxa"/>
@@ -651,7 +600,7 @@
                 <w:szCs w:val="20"/>
                 <w:lang w:val="en-US"/>
               </w:rPr>
-              <w:t>Every decision is traceable through requirement (AR), KPI and quality-rule (DQ) identifiers. This version covers the analytical requirements, the preparation of the Grammy source database and the data profiling with its quality risks; later sections are added as each stage of the workshop is completed.</w:t>
+              <w:t>Every decision is traceable through requirement (AR), KPI and quality-rule (DQ) identifiers. This version covers the analytical requirements, the preparation of the Grammy source database, the data profiling with its quality risks and the dimensional model; later sections are added as each stage of the workshop is completed.</w:t>
             </w:r>
           </w:p>
         </w:tc>
@@ -722,7 +671,7 @@
         <w:rPr>
           <w:lang w:val="en-US"/>
         </w:rPr>
-        <w:t>This project builds a reliable batch pipeline that integrates the Spotify track catalog (CSV file) with the Grammy Awards records (PostgreSQL relational source database) into a trusted dimensional Data Warehouse. The warehouse answers three analytical requirements: the relationship between Grammy recognition and Spotify popularity (AR-01), the differences in audio characteristics between tracks of Grammy-winning artists and the rest of the catalog (AR-02), and the prevalence of explicit content among Grammy-winning artists (AR-03). Both sources are integrated at artist level through normalized artist names.</w:t>
+        <w:t>This project builds a reliable batch pipeline that integrates the Spotify track catalog (CSV file) with the Grammy Awards records (PostgreSQL relational source database) into a trusted dimensional Data Warehouse. The warehouse answers three analytical requirements: the relationship between Grammy recognition and Spotify track popularity (AR-01), the differences in audio characteristics between tracks classified as Grammy-recognized and the rest of the catalog (AR-02), and the prevalence of explicit content among tracks classified as Grammy-recognized (AR-03).</w:t>
       </w:r>
     </w:p>
     <w:p>
@@ -837,7 +786,7 @@
           <w:left w:w="10" w:type="dxa"/>
           <w:right w:w="10" w:type="dxa"/>
         </w:tblCellMar>
-        <w:tblLook w:val="04A0" w:firstRow="1" w:lastRow="0" w:firstColumn="1" w:lastColumn="0" w:noHBand="0" w:noVBand="1"/>
+        <w:tblLook w:val="0000" w:firstRow="0" w:lastRow="0" w:firstColumn="0" w:lastColumn="0" w:noHBand="0" w:noVBand="0"/>
       </w:tblPr>
       <w:tblGrid>
         <w:gridCol w:w="820"/>
@@ -848,12 +797,6 @@
         <w:gridCol w:w="1220"/>
       </w:tblGrid>
       <w:tr>
-        <w:tblPrEx>
-          <w:tblCellMar>
-            <w:top w:w="0" w:type="dxa"/>
-            <w:bottom w:w="0" w:type="dxa"/>
-          </w:tblCellMar>
-        </w:tblPrEx>
         <w:trPr>
           <w:tblHeader/>
         </w:trPr>
@@ -1142,12 +1085,6 @@
         </w:tc>
       </w:tr>
       <w:tr>
-        <w:tblPrEx>
-          <w:tblCellMar>
-            <w:top w:w="0" w:type="dxa"/>
-            <w:bottom w:w="0" w:type="dxa"/>
-          </w:tblCellMar>
-        </w:tblPrEx>
         <w:trPr>
           <w:cantSplit/>
         </w:trPr>
@@ -1200,34 +1137,22 @@
           </w:tcPr>
           <w:p>
             <w:pPr>
-              <w:spacing w:after="40"/>
-              <w:rPr>
-                <w:lang w:val="en-US"/>
-              </w:rPr>
-            </w:pPr>
-            <w:r>
-              <w:rPr>
-                <w:sz w:val="19"/>
-                <w:szCs w:val="19"/>
-                <w:lang w:val="en-US"/>
-              </w:rPr>
-              <w:t>Are Grammy-winning artists more popular on Spotify than artists with no Grammy win in the dataset, and does popularity increase with the number of Grammy wins?</w:t>
-            </w:r>
-          </w:p>
-          <w:p>
-            <w:pPr>
-              <w:spacing w:after="40"/>
-              <w:rPr>
-                <w:lang w:val="en-US"/>
-              </w:rPr>
-            </w:pPr>
-            <w:r>
-              <w:rPr>
-                <w:sz w:val="19"/>
-                <w:szCs w:val="19"/>
-                <w:lang w:val="en-US"/>
-              </w:rPr>
-              <w:t>Supports promotion and featuring decisions.</w:t>
+              <w:rPr>
+                <w:lang w:val="en-US"/>
+              </w:rPr>
+            </w:pPr>
+            <w:r>
+              <w:rPr>
+                <w:lang w:val="en-US"/>
+              </w:rPr>
+              <w:t>How does the average Spotify popularity of tracks differ according to the Grammy recognition of their artists: no Grammy, 1 Grammy, 2–4 Grammys, or 5+ Grammys?</w:t>
+            </w:r>
+            <w:r>
+              <w:rPr>
+                <w:lang w:val="en-US"/>
+              </w:rPr>
+              <w:br/>
+              <w:t>Supports analysis of Spotify popularity in relation to Grammy recognition.</w:t>
             </w:r>
           </w:p>
         </w:tc>
@@ -1248,53 +1173,44 @@
             </w:tcMar>
           </w:tcPr>
           <w:p>
-            <w:pPr>
-              <w:spacing w:after="40"/>
-              <w:rPr>
-                <w:lang w:val="en-US"/>
-              </w:rPr>
-            </w:pPr>
-            <w:r>
-              <w:rPr>
-                <w:sz w:val="19"/>
-                <w:szCs w:val="19"/>
-                <w:lang w:val="en-US"/>
-              </w:rPr>
-              <w:t>Grammy: artist, year, category.</w:t>
-            </w:r>
-          </w:p>
-          <w:p>
-            <w:pPr>
-              <w:spacing w:after="40"/>
-              <w:rPr>
-                <w:lang w:val="en-US"/>
-              </w:rPr>
-            </w:pPr>
-            <w:r>
-              <w:rPr>
-                <w:sz w:val="19"/>
-                <w:szCs w:val="19"/>
-                <w:lang w:val="en-US"/>
-              </w:rPr>
-              <w:t xml:space="preserve">Spotify: artists, </w:t>
-            </w:r>
-            <w:proofErr w:type="spellStart"/>
-            <w:r>
-              <w:rPr>
-                <w:sz w:val="19"/>
-                <w:szCs w:val="19"/>
-                <w:lang w:val="en-US"/>
-              </w:rPr>
+            <w:r>
+              <w:rPr>
+                <w:lang w:val="en-US"/>
+              </w:rPr>
+              <w:t>Grammy: artist (used to classify Spotify tracks and count Grammy wins).</w:t>
+            </w:r>
+            <w:r>
+              <w:rPr>
+                <w:lang w:val="en-US"/>
+              </w:rPr>
+              <w:br/>
+            </w:r>
+            <w:r>
+              <w:t xml:space="preserve">Spotify: </w:t>
+            </w:r>
+            <w:proofErr w:type="spellStart"/>
+            <w:r>
+              <w:t>artists</w:t>
+            </w:r>
+            <w:proofErr w:type="spellEnd"/>
+            <w:r>
+              <w:t xml:space="preserve">, </w:t>
+            </w:r>
+            <w:proofErr w:type="spellStart"/>
+            <w:r>
               <w:t>track_id</w:t>
             </w:r>
             <w:proofErr w:type="spellEnd"/>
             <w:r>
-              <w:rPr>
-                <w:sz w:val="19"/>
-                <w:szCs w:val="19"/>
-                <w:lang w:val="en-US"/>
-              </w:rPr>
-              <w:t>, popularity.</w:t>
+              <w:t xml:space="preserve">, </w:t>
+            </w:r>
+            <w:proofErr w:type="spellStart"/>
+            <w:r>
+              <w:t>popularity</w:t>
+            </w:r>
+            <w:proofErr w:type="spellEnd"/>
+            <w:r>
+              <w:t>.</w:t>
             </w:r>
           </w:p>
         </w:tc>
@@ -1345,34 +1261,29 @@
           </w:tcPr>
           <w:p>
             <w:pPr>
-              <w:spacing w:after="40"/>
-              <w:rPr>
-                <w:lang w:val="en-US"/>
-              </w:rPr>
-            </w:pPr>
-            <w:r>
-              <w:rPr>
-                <w:sz w:val="19"/>
-                <w:szCs w:val="19"/>
-                <w:lang w:val="en-US"/>
-              </w:rPr>
-              <w:t>KPI-01: average popularity by group (Grammy vs. No-Grammy).</w:t>
-            </w:r>
-          </w:p>
-          <w:p>
-            <w:pPr>
-              <w:spacing w:after="40"/>
-              <w:rPr>
-                <w:lang w:val="en-US"/>
-              </w:rPr>
-            </w:pPr>
-            <w:r>
-              <w:rPr>
-                <w:sz w:val="19"/>
-                <w:szCs w:val="19"/>
-                <w:lang w:val="en-US"/>
-              </w:rPr>
-              <w:t>Average popularity by Grammy-count band (1, 2-4, 5+).</w:t>
+              <w:rPr>
+                <w:lang w:val="en-US"/>
+              </w:rPr>
+            </w:pPr>
+            <w:r>
+              <w:rPr>
+                <w:lang w:val="en-US"/>
+              </w:rPr>
+              <w:t>KPI-01: average popularity by Grammy recognition group (Grammy vs. No-Grammy).</w:t>
+            </w:r>
+            <w:r>
+              <w:rPr>
+                <w:lang w:val="en-US"/>
+              </w:rPr>
+              <w:br/>
+              <w:t>Average popularity by artist Grammy-win range (0, 1, 2–4, 5+).</w:t>
+            </w:r>
+            <w:r>
+              <w:rPr>
+                <w:lang w:val="en-US"/>
+              </w:rPr>
+              <w:br/>
+              <w:t>Average popularity and share of tracks by Grammy recognition within each genre.</w:t>
             </w:r>
           </w:p>
         </w:tc>
@@ -1394,82 +1305,20 @@
           </w:tcPr>
           <w:p>
             <w:pPr>
-              <w:spacing w:after="40"/>
-            </w:pPr>
-            <w:proofErr w:type="spellStart"/>
-            <w:r>
-              <w:rPr>
-                <w:sz w:val="19"/>
-                <w:szCs w:val="19"/>
-              </w:rPr>
-              <w:t>Artist</w:t>
-            </w:r>
-            <w:proofErr w:type="spellEnd"/>
-            <w:r>
-              <w:rPr>
-                <w:sz w:val="19"/>
-                <w:szCs w:val="19"/>
-              </w:rPr>
-              <w:t xml:space="preserve"> (</w:t>
-            </w:r>
-            <w:proofErr w:type="spellStart"/>
-            <w:r>
-              <w:rPr>
-                <w:sz w:val="19"/>
-                <w:szCs w:val="19"/>
-              </w:rPr>
-              <w:t>over</w:t>
-            </w:r>
-            <w:proofErr w:type="spellEnd"/>
-            <w:r>
-              <w:rPr>
-                <w:sz w:val="19"/>
-                <w:szCs w:val="19"/>
-              </w:rPr>
-              <w:t xml:space="preserve"> </w:t>
-            </w:r>
-            <w:proofErr w:type="spellStart"/>
-            <w:r>
-              <w:rPr>
-                <w:sz w:val="19"/>
-                <w:szCs w:val="19"/>
-              </w:rPr>
-              <w:t>unique</w:t>
-            </w:r>
-            <w:proofErr w:type="spellEnd"/>
-            <w:r>
-              <w:rPr>
-                <w:sz w:val="19"/>
-                <w:szCs w:val="19"/>
-              </w:rPr>
-              <w:t xml:space="preserve"> </w:t>
-            </w:r>
-            <w:proofErr w:type="spellStart"/>
-            <w:r>
-              <w:rPr>
-                <w:sz w:val="19"/>
-                <w:szCs w:val="19"/>
-              </w:rPr>
-              <w:t>tracks</w:t>
-            </w:r>
-            <w:proofErr w:type="spellEnd"/>
-            <w:r>
-              <w:rPr>
-                <w:sz w:val="19"/>
-                <w:szCs w:val="19"/>
-              </w:rPr>
-              <w:t>)</w:t>
+              <w:rPr>
+                <w:lang w:val="en-US"/>
+              </w:rPr>
+            </w:pPr>
+            <w:r>
+              <w:rPr>
+                <w:lang w:val="en-US"/>
+              </w:rPr>
+              <w:t>Unique track, classified by Grammy recognition</w:t>
             </w:r>
           </w:p>
         </w:tc>
       </w:tr>
       <w:tr>
-        <w:tblPrEx>
-          <w:tblCellMar>
-            <w:top w:w="0" w:type="dxa"/>
-            <w:bottom w:w="0" w:type="dxa"/>
-          </w:tblCellMar>
-        </w:tblPrEx>
         <w:trPr>
           <w:cantSplit/>
         </w:trPr>
@@ -1522,34 +1371,36 @@
           </w:tcPr>
           <w:p>
             <w:pPr>
-              <w:spacing w:after="40"/>
-              <w:rPr>
-                <w:lang w:val="en-US"/>
-              </w:rPr>
-            </w:pPr>
-            <w:r>
-              <w:rPr>
-                <w:sz w:val="19"/>
-                <w:szCs w:val="19"/>
-                <w:lang w:val="en-US"/>
-              </w:rPr>
-              <w:t>What is the "musical DNA" of tracks by Grammy-winning artists compared with No-Grammy artists and with the most popular tracks?</w:t>
-            </w:r>
-          </w:p>
-          <w:p>
-            <w:pPr>
-              <w:spacing w:after="40"/>
-              <w:rPr>
-                <w:lang w:val="en-US"/>
-              </w:rPr>
-            </w:pPr>
-            <w:r>
-              <w:rPr>
-                <w:sz w:val="19"/>
-                <w:szCs w:val="19"/>
-                <w:lang w:val="en-US"/>
-              </w:rPr>
-              <w:t>Supports production and curation decisions.</w:t>
+              <w:rPr>
+                <w:lang w:val="en-US"/>
+              </w:rPr>
+            </w:pPr>
+            <w:r>
+              <w:rPr>
+                <w:lang w:val="en-US"/>
+              </w:rPr>
+              <w:t xml:space="preserve">How do the average audio characteristics of tracks </w:t>
+            </w:r>
+            <w:proofErr w:type="gramStart"/>
+            <w:r>
+              <w:rPr>
+                <w:lang w:val="en-US"/>
+              </w:rPr>
+              <w:t>classified</w:t>
+            </w:r>
+            <w:proofErr w:type="gramEnd"/>
+            <w:r>
+              <w:rPr>
+                <w:lang w:val="en-US"/>
+              </w:rPr>
+              <w:t xml:space="preserve"> as Grammy-recognized compare with No-Grammy tracks and with the most popular tracks?</w:t>
+            </w:r>
+            <w:r>
+              <w:rPr>
+                <w:lang w:val="en-US"/>
+              </w:rPr>
+              <w:br/>
+              <w:t>Supports analysis of audio characteristics for recognized and popular music.</w:t>
             </w:r>
           </w:p>
         </w:tc>
@@ -1571,40 +1422,26 @@
           </w:tcPr>
           <w:p>
             <w:pPr>
-              <w:spacing w:after="40"/>
-              <w:rPr>
-                <w:lang w:val="en-US"/>
-              </w:rPr>
-            </w:pPr>
-            <w:r>
-              <w:rPr>
-                <w:sz w:val="19"/>
-                <w:szCs w:val="19"/>
-                <w:lang w:val="en-US"/>
-              </w:rPr>
-              <w:t>Grammy: artist, category.</w:t>
-            </w:r>
-          </w:p>
-          <w:p>
-            <w:pPr>
-              <w:spacing w:after="40"/>
-              <w:rPr>
-                <w:lang w:val="en-US"/>
-              </w:rPr>
-            </w:pPr>
-            <w:r>
-              <w:rPr>
-                <w:sz w:val="19"/>
-                <w:szCs w:val="19"/>
-                <w:lang w:val="en-US"/>
-              </w:rPr>
+              <w:rPr>
+                <w:lang w:val="en-US"/>
+              </w:rPr>
+            </w:pPr>
+            <w:r>
+              <w:rPr>
+                <w:lang w:val="en-US"/>
+              </w:rPr>
+              <w:t>Grammy: artist (used to classify Spotify tracks).</w:t>
+            </w:r>
+            <w:r>
+              <w:rPr>
+                <w:lang w:val="en-US"/>
+              </w:rPr>
+              <w:br/>
               <w:t xml:space="preserve">Spotify: danceability, energy, valence, </w:t>
             </w:r>
             <w:proofErr w:type="spellStart"/>
             <w:r>
               <w:rPr>
-                <w:sz w:val="19"/>
-                <w:szCs w:val="19"/>
                 <w:lang w:val="en-US"/>
               </w:rPr>
               <w:t>acousticness</w:t>
@@ -1612,8 +1449,6 @@
             <w:proofErr w:type="spellEnd"/>
             <w:r>
               <w:rPr>
-                <w:sz w:val="19"/>
-                <w:szCs w:val="19"/>
                 <w:lang w:val="en-US"/>
               </w:rPr>
               <w:t xml:space="preserve">, loudness, tempo, </w:t>
@@ -1621,8 +1456,6 @@
             <w:proofErr w:type="spellStart"/>
             <w:r>
               <w:rPr>
-                <w:sz w:val="19"/>
-                <w:szCs w:val="19"/>
                 <w:lang w:val="en-US"/>
               </w:rPr>
               <w:t>duration_ms</w:t>
@@ -1630,8 +1463,6 @@
             <w:proofErr w:type="spellEnd"/>
             <w:r>
               <w:rPr>
-                <w:sz w:val="19"/>
-                <w:szCs w:val="19"/>
                 <w:lang w:val="en-US"/>
               </w:rPr>
               <w:t>, popularity.</w:t>
@@ -1684,35 +1515,52 @@
             </w:tcMar>
           </w:tcPr>
           <w:p>
-            <w:pPr>
-              <w:spacing w:after="40"/>
-              <w:rPr>
-                <w:lang w:val="en-US"/>
-              </w:rPr>
-            </w:pPr>
-            <w:r>
-              <w:rPr>
-                <w:sz w:val="19"/>
-                <w:szCs w:val="19"/>
-                <w:lang w:val="en-US"/>
-              </w:rPr>
-              <w:t>KPI-02: average of each audio feature by group (Grammy, No-Grammy, most popular).</w:t>
-            </w:r>
-          </w:p>
-          <w:p>
-            <w:pPr>
-              <w:spacing w:after="40"/>
-              <w:rPr>
-                <w:lang w:val="en-US"/>
-              </w:rPr>
-            </w:pPr>
-            <w:r>
-              <w:rPr>
-                <w:sz w:val="19"/>
-                <w:szCs w:val="19"/>
-                <w:lang w:val="en-US"/>
-              </w:rPr>
-              <w:t>Relative difference against the No-Grammy baseline.</w:t>
+            <w:r>
+              <w:rPr>
+                <w:lang w:val="en-US"/>
+              </w:rPr>
+              <w:t>KPI-02: average of each audio feature by group (Grammy-recognized, No-Grammy, most popular).</w:t>
+            </w:r>
+            <w:r>
+              <w:rPr>
+                <w:lang w:val="en-US"/>
+              </w:rPr>
+              <w:br/>
+            </w:r>
+            <w:r>
+              <w:t xml:space="preserve">Relative </w:t>
+            </w:r>
+            <w:proofErr w:type="spellStart"/>
+            <w:r>
+              <w:t>difference</w:t>
+            </w:r>
+            <w:proofErr w:type="spellEnd"/>
+            <w:r>
+              <w:t xml:space="preserve"> </w:t>
+            </w:r>
+            <w:proofErr w:type="spellStart"/>
+            <w:r>
+              <w:t>against</w:t>
+            </w:r>
+            <w:proofErr w:type="spellEnd"/>
+            <w:r>
+              <w:t xml:space="preserve"> </w:t>
+            </w:r>
+            <w:proofErr w:type="spellStart"/>
+            <w:r>
+              <w:t>the</w:t>
+            </w:r>
+            <w:proofErr w:type="spellEnd"/>
+            <w:r>
+              <w:t xml:space="preserve"> No-Grammy </w:t>
+            </w:r>
+            <w:proofErr w:type="spellStart"/>
+            <w:r>
+              <w:t>baseline</w:t>
+            </w:r>
+            <w:proofErr w:type="spellEnd"/>
+            <w:r>
+              <w:t>.</w:t>
             </w:r>
           </w:p>
         </w:tc>
@@ -1734,29 +1582,20 @@
           </w:tcPr>
           <w:p>
             <w:pPr>
-              <w:spacing w:after="40"/>
-              <w:rPr>
-                <w:lang w:val="en-US"/>
-              </w:rPr>
-            </w:pPr>
-            <w:r>
-              <w:rPr>
-                <w:sz w:val="19"/>
-                <w:szCs w:val="19"/>
-                <w:lang w:val="en-US"/>
-              </w:rPr>
-              <w:t>Unique track, classified by artist group</w:t>
+              <w:rPr>
+                <w:lang w:val="en-US"/>
+              </w:rPr>
+            </w:pPr>
+            <w:r>
+              <w:rPr>
+                <w:lang w:val="en-US"/>
+              </w:rPr>
+              <w:t>Unique track, classified by Grammy recognition</w:t>
             </w:r>
           </w:p>
         </w:tc>
       </w:tr>
       <w:tr>
-        <w:tblPrEx>
-          <w:tblCellMar>
-            <w:top w:w="0" w:type="dxa"/>
-            <w:bottom w:w="0" w:type="dxa"/>
-          </w:tblCellMar>
-        </w:tblPrEx>
         <w:trPr>
           <w:cantSplit/>
         </w:trPr>
@@ -1808,35 +1647,65 @@
             </w:tcMar>
           </w:tcPr>
           <w:p>
-            <w:pPr>
-              <w:spacing w:after="40"/>
-              <w:rPr>
-                <w:lang w:val="en-US"/>
-              </w:rPr>
-            </w:pPr>
-            <w:r>
-              <w:rPr>
-                <w:sz w:val="19"/>
-                <w:szCs w:val="19"/>
-                <w:lang w:val="en-US"/>
-              </w:rPr>
-              <w:t>Is explicit content more prevalent among tracks of Grammy-winning artists than among the rest?</w:t>
-            </w:r>
-          </w:p>
-          <w:p>
-            <w:pPr>
-              <w:spacing w:after="40"/>
-              <w:rPr>
-                <w:lang w:val="en-US"/>
-              </w:rPr>
-            </w:pPr>
-            <w:r>
-              <w:rPr>
-                <w:sz w:val="19"/>
-                <w:szCs w:val="19"/>
-                <w:lang w:val="en-US"/>
-              </w:rPr>
-              <w:t>Supports analysis of content trends in recognized music.</w:t>
+            <w:r>
+              <w:rPr>
+                <w:lang w:val="en-US"/>
+              </w:rPr>
+              <w:t>Is explicit content more prevalent among tracks classified as Grammy-recognized than among No-Grammy tracks?</w:t>
+            </w:r>
+            <w:r>
+              <w:rPr>
+                <w:lang w:val="en-US"/>
+              </w:rPr>
+              <w:br/>
+            </w:r>
+            <w:proofErr w:type="spellStart"/>
+            <w:r>
+              <w:t>Supports</w:t>
+            </w:r>
+            <w:proofErr w:type="spellEnd"/>
+            <w:r>
+              <w:t xml:space="preserve"> </w:t>
+            </w:r>
+            <w:proofErr w:type="spellStart"/>
+            <w:r>
+              <w:t>analysis</w:t>
+            </w:r>
+            <w:proofErr w:type="spellEnd"/>
+            <w:r>
+              <w:t xml:space="preserve"> </w:t>
+            </w:r>
+            <w:proofErr w:type="spellStart"/>
+            <w:r>
+              <w:t>of</w:t>
+            </w:r>
+            <w:proofErr w:type="spellEnd"/>
+            <w:r>
+              <w:t xml:space="preserve"> </w:t>
+            </w:r>
+            <w:proofErr w:type="spellStart"/>
+            <w:r>
+              <w:t>explicit-content</w:t>
+            </w:r>
+            <w:proofErr w:type="spellEnd"/>
+            <w:r>
+              <w:t xml:space="preserve"> </w:t>
+            </w:r>
+            <w:proofErr w:type="spellStart"/>
+            <w:r>
+              <w:t>trends</w:t>
+            </w:r>
+            <w:proofErr w:type="spellEnd"/>
+            <w:r>
+              <w:t xml:space="preserve"> in </w:t>
+            </w:r>
+            <w:proofErr w:type="spellStart"/>
+            <w:r>
+              <w:t>recognized</w:t>
+            </w:r>
+            <w:proofErr w:type="spellEnd"/>
+            <w:r>
+              <w:t xml:space="preserve"> music.</w:t>
             </w:r>
           </w:p>
         </w:tc>
@@ -1857,52 +1726,35 @@
             </w:tcMar>
           </w:tcPr>
           <w:p>
-            <w:pPr>
-              <w:spacing w:after="40"/>
-              <w:rPr>
-                <w:lang w:val="en-US"/>
-              </w:rPr>
-            </w:pPr>
-            <w:r>
-              <w:rPr>
-                <w:sz w:val="19"/>
-                <w:szCs w:val="19"/>
-                <w:lang w:val="en-US"/>
-              </w:rPr>
-              <w:t>Grammy: artist, category, year.</w:t>
-            </w:r>
-          </w:p>
-          <w:p>
-            <w:pPr>
-              <w:spacing w:after="40"/>
-              <w:rPr>
-                <w:lang w:val="en-US"/>
-              </w:rPr>
-            </w:pPr>
-            <w:r>
-              <w:rPr>
-                <w:sz w:val="19"/>
-                <w:szCs w:val="19"/>
-                <w:lang w:val="en-US"/>
-              </w:rPr>
-              <w:t xml:space="preserve">Spotify: explicit, </w:t>
-            </w:r>
-            <w:proofErr w:type="spellStart"/>
-            <w:r>
-              <w:rPr>
-                <w:sz w:val="19"/>
-                <w:szCs w:val="19"/>
-                <w:lang w:val="en-US"/>
-              </w:rPr>
+            <w:r>
+              <w:rPr>
+                <w:lang w:val="en-US"/>
+              </w:rPr>
+              <w:t>Grammy: artist, category (used to classify tracks and relate them to Grammy categories).</w:t>
+            </w:r>
+            <w:r>
+              <w:rPr>
+                <w:lang w:val="en-US"/>
+              </w:rPr>
+              <w:br/>
+            </w:r>
+            <w:r>
+              <w:t xml:space="preserve">Spotify: </w:t>
+            </w:r>
+            <w:proofErr w:type="spellStart"/>
+            <w:r>
+              <w:t>explicit</w:t>
+            </w:r>
+            <w:proofErr w:type="spellEnd"/>
+            <w:r>
+              <w:t xml:space="preserve">, </w:t>
+            </w:r>
+            <w:proofErr w:type="spellStart"/>
+            <w:r>
               <w:t>track_id</w:t>
             </w:r>
             <w:proofErr w:type="spellEnd"/>
             <w:r>
-              <w:rPr>
-                <w:sz w:val="19"/>
-                <w:szCs w:val="19"/>
-                <w:lang w:val="en-US"/>
-              </w:rPr>
               <w:t>.</w:t>
             </w:r>
           </w:p>
@@ -1953,35 +1805,65 @@
             </w:tcMar>
           </w:tcPr>
           <w:p>
-            <w:pPr>
-              <w:spacing w:after="40"/>
-              <w:rPr>
-                <w:lang w:val="en-US"/>
-              </w:rPr>
-            </w:pPr>
-            <w:r>
-              <w:rPr>
-                <w:sz w:val="19"/>
-                <w:szCs w:val="19"/>
-                <w:lang w:val="en-US"/>
-              </w:rPr>
-              <w:t>KPI-03: percentage of explicit tracks by group.</w:t>
-            </w:r>
-          </w:p>
-          <w:p>
-            <w:pPr>
-              <w:spacing w:after="40"/>
-              <w:rPr>
-                <w:lang w:val="en-US"/>
-              </w:rPr>
-            </w:pPr>
-            <w:r>
-              <w:rPr>
-                <w:sz w:val="19"/>
-                <w:szCs w:val="19"/>
-                <w:lang w:val="en-US"/>
-              </w:rPr>
-              <w:t>Percentage of explicit tracks by Grammy category.</w:t>
+            <w:r>
+              <w:rPr>
+                <w:lang w:val="en-US"/>
+              </w:rPr>
+              <w:t>KPI-03: percentage of explicit tracks by Grammy recognition group.</w:t>
+            </w:r>
+            <w:r>
+              <w:rPr>
+                <w:lang w:val="en-US"/>
+              </w:rPr>
+              <w:br/>
+            </w:r>
+            <w:proofErr w:type="spellStart"/>
+            <w:r>
+              <w:t>Percentage</w:t>
+            </w:r>
+            <w:proofErr w:type="spellEnd"/>
+            <w:r>
+              <w:t xml:space="preserve"> </w:t>
+            </w:r>
+            <w:proofErr w:type="spellStart"/>
+            <w:r>
+              <w:t>of</w:t>
+            </w:r>
+            <w:proofErr w:type="spellEnd"/>
+            <w:r>
+              <w:t xml:space="preserve"> </w:t>
+            </w:r>
+            <w:proofErr w:type="spellStart"/>
+            <w:r>
+              <w:t>explicit</w:t>
+            </w:r>
+            <w:proofErr w:type="spellEnd"/>
+            <w:r>
+              <w:t xml:space="preserve"> </w:t>
+            </w:r>
+            <w:proofErr w:type="spellStart"/>
+            <w:r>
+              <w:t>tracks</w:t>
+            </w:r>
+            <w:proofErr w:type="spellEnd"/>
+            <w:r>
+              <w:t xml:space="preserve"> </w:t>
+            </w:r>
+            <w:proofErr w:type="spellStart"/>
+            <w:r>
+              <w:t>by</w:t>
+            </w:r>
+            <w:proofErr w:type="spellEnd"/>
+            <w:r>
+              <w:t xml:space="preserve"> Grammy </w:t>
+            </w:r>
+            <w:proofErr w:type="spellStart"/>
+            <w:r>
+              <w:t>category</w:t>
+            </w:r>
+            <w:proofErr w:type="spellEnd"/>
+            <w:r>
+              <w:t>.</w:t>
             </w:r>
           </w:p>
         </w:tc>
@@ -2003,18 +1885,15 @@
           </w:tcPr>
           <w:p>
             <w:pPr>
-              <w:spacing w:after="40"/>
-              <w:rPr>
-                <w:lang w:val="en-US"/>
-              </w:rPr>
-            </w:pPr>
-            <w:r>
-              <w:rPr>
-                <w:sz w:val="19"/>
-                <w:szCs w:val="19"/>
-                <w:lang w:val="en-US"/>
-              </w:rPr>
-              <w:t>Unique track, by artist group and category</w:t>
+              <w:rPr>
+                <w:lang w:val="en-US"/>
+              </w:rPr>
+            </w:pPr>
+            <w:r>
+              <w:rPr>
+                <w:lang w:val="en-US"/>
+              </w:rPr>
+              <w:t>Unique track, by Grammy recognition group and category</w:t>
             </w:r>
           </w:p>
         </w:tc>
@@ -2089,6 +1968,7 @@
           <w:sz w:val="22"/>
           <w:szCs w:val="22"/>
         </w:rPr>
+        <w:lastRenderedPageBreak/>
         <w:t xml:space="preserve">1.4. </w:t>
       </w:r>
       <w:proofErr w:type="spellStart"/>
@@ -2145,13 +2025,13 @@
           <w:bCs/>
           <w:lang w:val="en-US"/>
         </w:rPr>
-        <w:t>Grammy artist:</w:t>
-      </w:r>
-      <w:r>
-        <w:rPr>
-          <w:lang w:val="en-US"/>
-        </w:rPr>
-        <w:t xml:space="preserve"> an artist that appears in at least one record of the Grammy source table after name normalization. Since the file contains winners only, each record is a Grammy win.</w:t>
+        <w:t xml:space="preserve">Grammy artist: </w:t>
+      </w:r>
+      <w:r>
+        <w:rPr>
+          <w:lang w:val="en-US"/>
+        </w:rPr>
+        <w:t>an artist that appears in at least one record of the Grammy source table after name normalization. Since the file contains winners only, each record is treated as one Grammy win.</w:t>
       </w:r>
     </w:p>
     <w:p>
@@ -2173,22 +2053,77 @@
           <w:bCs/>
           <w:lang w:val="en-US"/>
         </w:rPr>
-        <w:t>No-Grammy artist:</w:t>
-      </w:r>
-      <w:r>
-        <w:rPr>
-          <w:lang w:val="en-US"/>
-        </w:rPr>
-        <w:t xml:space="preserve"> an artist present in the Spotify catalog with no match in the Grammy records. The group is defined by the absence of a Grammy win in this dataset; it includes nominees who did not win and winners after 2019.</w:t>
+        <w:t xml:space="preserve">No-Grammy artist: </w:t>
+      </w:r>
+      <w:r>
+        <w:rPr>
+          <w:lang w:val="en-US"/>
+        </w:rPr>
+        <w:t>an artist present in the Spotify catalog with no match in the Grammy records. This means that no Grammy win for that artist is present in the dataset; it does not prove that the artist has never won a Grammy.</w:t>
       </w:r>
     </w:p>
     <w:p>
       <w:pPr>
         <w:pStyle w:val="Prrafodelista"/>
-        <w:numPr>
-          <w:ilvl w:val="0"/>
-          <w:numId w:val="2"/>
-        </w:numPr>
+        <w:rPr>
+          <w:lang w:val="en-US"/>
+        </w:rPr>
+      </w:pPr>
+      <w:r>
+        <w:rPr>
+          <w:b/>
+          <w:bCs/>
+          <w:lang w:val="en-US"/>
+        </w:rPr>
+        <w:t>Grammy-recognized track:</w:t>
+      </w:r>
+      <w:r>
+        <w:rPr>
+          <w:lang w:val="en-US"/>
+        </w:rPr>
+        <w:t xml:space="preserve"> a Spotify track with at least one artist classified as a Grammy artist.</w:t>
+      </w:r>
+    </w:p>
+    <w:p>
+      <w:pPr>
+        <w:pStyle w:val="Prrafodelista"/>
+        <w:rPr>
+          <w:lang w:val="en-US"/>
+        </w:rPr>
+      </w:pPr>
+    </w:p>
+    <w:p>
+      <w:pPr>
+        <w:pStyle w:val="Prrafodelista"/>
+        <w:rPr>
+          <w:lang w:val="en-US"/>
+        </w:rPr>
+      </w:pPr>
+      <w:r>
+        <w:rPr>
+          <w:b/>
+          <w:bCs/>
+          <w:lang w:val="en-US"/>
+        </w:rPr>
+        <w:t>No-Grammy track:</w:t>
+      </w:r>
+      <w:r>
+        <w:rPr>
+          <w:lang w:val="en-US"/>
+        </w:rPr>
+        <w:t xml:space="preserve"> a Spotify track whose artists have no match in the Grammy records. For a track with several artists, the highest Grammy-win count among its artists determines its Grammy-win range.</w:t>
+      </w:r>
+    </w:p>
+    <w:p>
+      <w:pPr>
+        <w:pStyle w:val="Prrafodelista"/>
+        <w:rPr>
+          <w:lang w:val="en-US"/>
+        </w:rPr>
+      </w:pPr>
+    </w:p>
+    <w:p>
+      <w:pPr>
         <w:spacing w:after="90" w:line="288" w:lineRule="auto"/>
         <w:jc w:val="both"/>
         <w:rPr>
@@ -2228,7 +2163,6 @@
           <w:szCs w:val="22"/>
           <w:lang w:val="en-US"/>
         </w:rPr>
-        <w:lastRenderedPageBreak/>
         <w:t xml:space="preserve">1.5. Design decisions inherited by later </w:t>
       </w:r>
       <w:r>
@@ -2457,18 +2391,12 @@
           <w:left w:w="10" w:type="dxa"/>
           <w:right w:w="10" w:type="dxa"/>
         </w:tblCellMar>
-        <w:tblLook w:val="04A0" w:firstRow="1" w:lastRow="0" w:firstColumn="1" w:lastColumn="0" w:noHBand="0" w:noVBand="1"/>
+        <w:tblLook w:val="0000" w:firstRow="0" w:lastRow="0" w:firstColumn="0" w:lastColumn="0" w:noHBand="0" w:noVBand="0"/>
       </w:tblPr>
       <w:tblGrid>
         <w:gridCol w:w="9720"/>
       </w:tblGrid>
       <w:tr>
-        <w:tblPrEx>
-          <w:tblCellMar>
-            <w:top w:w="0" w:type="dxa"/>
-            <w:bottom w:w="0" w:type="dxa"/>
-          </w:tblCellMar>
-        </w:tblPrEx>
         <w:tc>
           <w:tcPr>
             <w:tcW w:w="9720" w:type="dxa"/>
@@ -2536,7 +2464,7 @@
         <w:rPr>
           <w:lang w:val="en-US"/>
         </w:rPr>
-        <w:t>AR-01 to AR-03 remain valid because each one compares artists with a Grammy win against the rest of the catalog; none of them needs a non-winning nominee group. The No-Grammy group is defined by the absence of a Grammy win in this dataset. Section 3 documents the evidence and the remaining limitations: results are associations, Grammy coverage ends in 2019, Spotify is a genre-balanced sample, and only part of the Grammy records can be matched by artist name.</w:t>
+        <w:t>AR-01 to AR-03 remain valid because each requirement compares Spotify tracks classified according to whether their artists have a Grammy win in the source dataset. The No-Grammy classification is defined by the absence of a Grammy win in this dataset. Section 3 documents the evidence and the remaining limitations: results are associations, Grammy coverage ends in 2019, Spotify is a genre-balanced sample, and only part of the Grammy records can be matched by artist name.</w:t>
       </w:r>
     </w:p>
     <w:p>
@@ -2624,6 +2552,7 @@
           <w:sz w:val="22"/>
           <w:szCs w:val="22"/>
         </w:rPr>
+        <w:lastRenderedPageBreak/>
         <w:t xml:space="preserve">2.2. </w:t>
       </w:r>
       <w:proofErr w:type="spellStart"/>
@@ -2912,7 +2841,7 @@
           <w:left w:w="10" w:type="dxa"/>
           <w:right w:w="10" w:type="dxa"/>
         </w:tblCellMar>
-        <w:tblLook w:val="04A0" w:firstRow="1" w:lastRow="0" w:firstColumn="1" w:lastColumn="0" w:noHBand="0" w:noVBand="1"/>
+        <w:tblLook w:val="0000" w:firstRow="0" w:lastRow="0" w:firstColumn="0" w:lastColumn="0" w:noHBand="0" w:noVBand="0"/>
       </w:tblPr>
       <w:tblGrid>
         <w:gridCol w:w="2300"/>
@@ -2920,12 +2849,6 @@
         <w:gridCol w:w="5720"/>
       </w:tblGrid>
       <w:tr>
-        <w:tblPrEx>
-          <w:tblCellMar>
-            <w:top w:w="0" w:type="dxa"/>
-            <w:bottom w:w="0" w:type="dxa"/>
-          </w:tblCellMar>
-        </w:tblPrEx>
         <w:trPr>
           <w:tblHeader/>
         </w:trPr>
@@ -3028,12 +2951,6 @@
         </w:tc>
       </w:tr>
       <w:tr>
-        <w:tblPrEx>
-          <w:tblCellMar>
-            <w:top w:w="0" w:type="dxa"/>
-            <w:bottom w:w="0" w:type="dxa"/>
-          </w:tblCellMar>
-        </w:tblPrEx>
         <w:trPr>
           <w:cantSplit/>
         </w:trPr>
@@ -3134,12 +3051,6 @@
         </w:tc>
       </w:tr>
       <w:tr>
-        <w:tblPrEx>
-          <w:tblCellMar>
-            <w:top w:w="0" w:type="dxa"/>
-            <w:bottom w:w="0" w:type="dxa"/>
-          </w:tblCellMar>
-        </w:tblPrEx>
         <w:trPr>
           <w:cantSplit/>
         </w:trPr>
@@ -3261,12 +3172,6 @@
         </w:tc>
       </w:tr>
       <w:tr>
-        <w:tblPrEx>
-          <w:tblCellMar>
-            <w:top w:w="0" w:type="dxa"/>
-            <w:bottom w:w="0" w:type="dxa"/>
-          </w:tblCellMar>
-        </w:tblPrEx>
         <w:trPr>
           <w:cantSplit/>
         </w:trPr>
@@ -3298,7 +3203,6 @@
                 <w:sz w:val="19"/>
                 <w:szCs w:val="19"/>
               </w:rPr>
-              <w:lastRenderedPageBreak/>
               <w:t>title</w:t>
             </w:r>
             <w:proofErr w:type="spellEnd"/>
@@ -3368,12 +3272,6 @@
         </w:tc>
       </w:tr>
       <w:tr>
-        <w:tblPrEx>
-          <w:tblCellMar>
-            <w:top w:w="0" w:type="dxa"/>
-            <w:bottom w:w="0" w:type="dxa"/>
-          </w:tblCellMar>
-        </w:tblPrEx>
         <w:trPr>
           <w:cantSplit/>
         </w:trPr>
@@ -3494,12 +3392,6 @@
         </w:tc>
       </w:tr>
       <w:tr>
-        <w:tblPrEx>
-          <w:tblCellMar>
-            <w:top w:w="0" w:type="dxa"/>
-            <w:bottom w:w="0" w:type="dxa"/>
-          </w:tblCellMar>
-        </w:tblPrEx>
         <w:trPr>
           <w:cantSplit/>
         </w:trPr>
@@ -3621,12 +3513,6 @@
         </w:tc>
       </w:tr>
       <w:tr>
-        <w:tblPrEx>
-          <w:tblCellMar>
-            <w:top w:w="0" w:type="dxa"/>
-            <w:bottom w:w="0" w:type="dxa"/>
-          </w:tblCellMar>
-        </w:tblPrEx>
         <w:trPr>
           <w:cantSplit/>
         </w:trPr>
@@ -3727,12 +3613,6 @@
         </w:tc>
       </w:tr>
       <w:tr>
-        <w:tblPrEx>
-          <w:tblCellMar>
-            <w:top w:w="0" w:type="dxa"/>
-            <w:bottom w:w="0" w:type="dxa"/>
-          </w:tblCellMar>
-        </w:tblPrEx>
         <w:trPr>
           <w:cantSplit/>
         </w:trPr>
@@ -3833,12 +3713,6 @@
         </w:tc>
       </w:tr>
       <w:tr>
-        <w:tblPrEx>
-          <w:tblCellMar>
-            <w:top w:w="0" w:type="dxa"/>
-            <w:bottom w:w="0" w:type="dxa"/>
-          </w:tblCellMar>
-        </w:tblPrEx>
         <w:trPr>
           <w:cantSplit/>
         </w:trPr>
@@ -3967,12 +3841,6 @@
         </w:tc>
       </w:tr>
       <w:tr>
-        <w:tblPrEx>
-          <w:tblCellMar>
-            <w:top w:w="0" w:type="dxa"/>
-            <w:bottom w:w="0" w:type="dxa"/>
-          </w:tblCellMar>
-        </w:tblPrEx>
         <w:trPr>
           <w:cantSplit/>
         </w:trPr>
@@ -4078,12 +3946,6 @@
         </w:tc>
       </w:tr>
       <w:tr>
-        <w:tblPrEx>
-          <w:tblCellMar>
-            <w:top w:w="0" w:type="dxa"/>
-            <w:bottom w:w="0" w:type="dxa"/>
-          </w:tblCellMar>
-        </w:tblPrEx>
         <w:trPr>
           <w:cantSplit/>
         </w:trPr>
@@ -4463,6 +4325,7 @@
           <w:szCs w:val="22"/>
           <w:lang w:val="en-US"/>
         </w:rPr>
+        <w:lastRenderedPageBreak/>
         <w:t xml:space="preserve">2.5. Row-count </w:t>
       </w:r>
       <w:r>
@@ -4528,19 +4391,13 @@
           <w:left w:w="10" w:type="dxa"/>
           <w:right w:w="10" w:type="dxa"/>
         </w:tblCellMar>
-        <w:tblLook w:val="04A0" w:firstRow="1" w:lastRow="0" w:firstColumn="1" w:lastColumn="0" w:noHBand="0" w:noVBand="1"/>
+        <w:tblLook w:val="0000" w:firstRow="0" w:lastRow="0" w:firstColumn="0" w:lastColumn="0" w:noHBand="0" w:noVBand="0"/>
       </w:tblPr>
       <w:tblGrid>
         <w:gridCol w:w="3200"/>
         <w:gridCol w:w="6520"/>
       </w:tblGrid>
       <w:tr>
-        <w:tblPrEx>
-          <w:tblCellMar>
-            <w:top w:w="0" w:type="dxa"/>
-            <w:bottom w:w="0" w:type="dxa"/>
-          </w:tblCellMar>
-        </w:tblPrEx>
         <w:trPr>
           <w:tblHeader/>
         </w:trPr>
@@ -4612,12 +4469,6 @@
         </w:tc>
       </w:tr>
       <w:tr>
-        <w:tblPrEx>
-          <w:tblCellMar>
-            <w:top w:w="0" w:type="dxa"/>
-            <w:bottom w:w="0" w:type="dxa"/>
-          </w:tblCellMar>
-        </w:tblPrEx>
         <w:trPr>
           <w:cantSplit/>
         </w:trPr>
@@ -4694,12 +4545,6 @@
         </w:tc>
       </w:tr>
       <w:tr>
-        <w:tblPrEx>
-          <w:tblCellMar>
-            <w:top w:w="0" w:type="dxa"/>
-            <w:bottom w:w="0" w:type="dxa"/>
-          </w:tblCellMar>
-        </w:tblPrEx>
         <w:trPr>
           <w:cantSplit/>
         </w:trPr>
@@ -4776,12 +4621,6 @@
         </w:tc>
       </w:tr>
       <w:tr>
-        <w:tblPrEx>
-          <w:tblCellMar>
-            <w:top w:w="0" w:type="dxa"/>
-            <w:bottom w:w="0" w:type="dxa"/>
-          </w:tblCellMar>
-        </w:tblPrEx>
         <w:trPr>
           <w:cantSplit/>
         </w:trPr>
@@ -4847,12 +4686,6 @@
         </w:tc>
       </w:tr>
       <w:tr>
-        <w:tblPrEx>
-          <w:tblCellMar>
-            <w:top w:w="0" w:type="dxa"/>
-            <w:bottom w:w="0" w:type="dxa"/>
-          </w:tblCellMar>
-        </w:tblPrEx>
         <w:trPr>
           <w:cantSplit/>
         </w:trPr>
@@ -4922,12 +4755,6 @@
         </w:tc>
       </w:tr>
       <w:tr>
-        <w:tblPrEx>
-          <w:tblCellMar>
-            <w:top w:w="0" w:type="dxa"/>
-            <w:bottom w:w="0" w:type="dxa"/>
-          </w:tblCellMar>
-        </w:tblPrEx>
         <w:trPr>
           <w:cantSplit/>
         </w:trPr>
@@ -5009,12 +4836,6 @@
         </w:tc>
       </w:tr>
       <w:tr>
-        <w:tblPrEx>
-          <w:tblCellMar>
-            <w:top w:w="0" w:type="dxa"/>
-            <w:bottom w:w="0" w:type="dxa"/>
-          </w:tblCellMar>
-        </w:tblPrEx>
         <w:trPr>
           <w:cantSplit/>
         </w:trPr>
@@ -5131,12 +4952,6 @@
         </w:tc>
       </w:tr>
       <w:tr>
-        <w:tblPrEx>
-          <w:tblCellMar>
-            <w:top w:w="0" w:type="dxa"/>
-            <w:bottom w:w="0" w:type="dxa"/>
-          </w:tblCellMar>
-        </w:tblPrEx>
         <w:trPr>
           <w:cantSplit/>
         </w:trPr>
@@ -5204,12 +5019,6 @@
         </w:tc>
       </w:tr>
       <w:tr>
-        <w:tblPrEx>
-          <w:tblCellMar>
-            <w:top w:w="0" w:type="dxa"/>
-            <w:bottom w:w="0" w:type="dxa"/>
-          </w:tblCellMar>
-        </w:tblPrEx>
         <w:trPr>
           <w:cantSplit/>
         </w:trPr>
@@ -5340,7 +5149,6 @@
         <w:rPr>
           <w:lang w:val="en-US"/>
         </w:rPr>
-        <w:lastRenderedPageBreak/>
         <w:t>The table holds exactly the rows of the source file, so the relational source is a faithful copy and any later difference observed by the pipeline comes from the data itself, not from the import. The count of winner = TRUE equal to the total row count is the finding recorded in Section 1.6.</w:t>
       </w:r>
     </w:p>
@@ -5530,7 +5338,7 @@
           <w:left w:w="10" w:type="dxa"/>
           <w:right w:w="10" w:type="dxa"/>
         </w:tblCellMar>
-        <w:tblLook w:val="04A0" w:firstRow="1" w:lastRow="0" w:firstColumn="1" w:lastColumn="0" w:noHBand="0" w:noVBand="1"/>
+        <w:tblLook w:val="0000" w:firstRow="0" w:lastRow="0" w:firstColumn="0" w:lastColumn="0" w:noHBand="0" w:noVBand="0"/>
       </w:tblPr>
       <w:tblGrid>
         <w:gridCol w:w="3000"/>
@@ -5538,12 +5346,6 @@
         <w:gridCol w:w="3360"/>
       </w:tblGrid>
       <w:tr>
-        <w:tblPrEx>
-          <w:tblCellMar>
-            <w:top w:w="0" w:type="dxa"/>
-            <w:bottom w:w="0" w:type="dxa"/>
-          </w:tblCellMar>
-        </w:tblPrEx>
         <w:trPr>
           <w:tblHeader/>
         </w:trPr>
@@ -5644,12 +5446,6 @@
         </w:tc>
       </w:tr>
       <w:tr>
-        <w:tblPrEx>
-          <w:tblCellMar>
-            <w:top w:w="0" w:type="dxa"/>
-            <w:bottom w:w="0" w:type="dxa"/>
-          </w:tblCellMar>
-        </w:tblPrEx>
         <w:trPr>
           <w:cantSplit/>
         </w:trPr>
@@ -5774,12 +5570,6 @@
         </w:tc>
       </w:tr>
       <w:tr>
-        <w:tblPrEx>
-          <w:tblCellMar>
-            <w:top w:w="0" w:type="dxa"/>
-            <w:bottom w:w="0" w:type="dxa"/>
-          </w:tblCellMar>
-        </w:tblPrEx>
         <w:trPr>
           <w:cantSplit/>
         </w:trPr>
@@ -5946,12 +5736,6 @@
         </w:tc>
       </w:tr>
       <w:tr>
-        <w:tblPrEx>
-          <w:tblCellMar>
-            <w:top w:w="0" w:type="dxa"/>
-            <w:bottom w:w="0" w:type="dxa"/>
-          </w:tblCellMar>
-        </w:tblPrEx>
         <w:trPr>
           <w:cantSplit/>
         </w:trPr>
@@ -6088,12 +5872,6 @@
         </w:tc>
       </w:tr>
       <w:tr>
-        <w:tblPrEx>
-          <w:tblCellMar>
-            <w:top w:w="0" w:type="dxa"/>
-            <w:bottom w:w="0" w:type="dxa"/>
-          </w:tblCellMar>
-        </w:tblPrEx>
         <w:trPr>
           <w:cantSplit/>
         </w:trPr>
@@ -6210,12 +5988,6 @@
         </w:tc>
       </w:tr>
       <w:tr>
-        <w:tblPrEx>
-          <w:tblCellMar>
-            <w:top w:w="0" w:type="dxa"/>
-            <w:bottom w:w="0" w:type="dxa"/>
-          </w:tblCellMar>
-        </w:tblPrEx>
         <w:trPr>
           <w:cantSplit/>
         </w:trPr>
@@ -6364,12 +6136,6 @@
         </w:tc>
       </w:tr>
       <w:tr>
-        <w:tblPrEx>
-          <w:tblCellMar>
-            <w:top w:w="0" w:type="dxa"/>
-            <w:bottom w:w="0" w:type="dxa"/>
-          </w:tblCellMar>
-        </w:tblPrEx>
         <w:trPr>
           <w:cantSplit/>
         </w:trPr>
@@ -6697,7 +6463,7 @@
           <w:left w:w="10" w:type="dxa"/>
           <w:right w:w="10" w:type="dxa"/>
         </w:tblCellMar>
-        <w:tblLook w:val="04A0" w:firstRow="1" w:lastRow="0" w:firstColumn="1" w:lastColumn="0" w:noHBand="0" w:noVBand="1"/>
+        <w:tblLook w:val="0000" w:firstRow="0" w:lastRow="0" w:firstColumn="0" w:lastColumn="0" w:noHBand="0" w:noVBand="0"/>
       </w:tblPr>
       <w:tblGrid>
         <w:gridCol w:w="820"/>
@@ -6707,12 +6473,6 @@
         <w:gridCol w:w="1300"/>
       </w:tblGrid>
       <w:tr>
-        <w:tblPrEx>
-          <w:tblCellMar>
-            <w:top w:w="0" w:type="dxa"/>
-            <w:bottom w:w="0" w:type="dxa"/>
-          </w:tblCellMar>
-        </w:tblPrEx>
         <w:trPr>
           <w:tblHeader/>
         </w:trPr>
@@ -6981,12 +6741,6 @@
         </w:tc>
       </w:tr>
       <w:tr>
-        <w:tblPrEx>
-          <w:tblCellMar>
-            <w:top w:w="0" w:type="dxa"/>
-            <w:bottom w:w="0" w:type="dxa"/>
-          </w:tblCellMar>
-        </w:tblPrEx>
         <w:trPr>
           <w:cantSplit/>
         </w:trPr>
@@ -7223,12 +6977,6 @@
         </w:tc>
       </w:tr>
       <w:tr>
-        <w:tblPrEx>
-          <w:tblCellMar>
-            <w:top w:w="0" w:type="dxa"/>
-            <w:bottom w:w="0" w:type="dxa"/>
-          </w:tblCellMar>
-        </w:tblPrEx>
         <w:trPr>
           <w:cantSplit/>
         </w:trPr>
@@ -7430,12 +7178,6 @@
         </w:tc>
       </w:tr>
       <w:tr>
-        <w:tblPrEx>
-          <w:tblCellMar>
-            <w:top w:w="0" w:type="dxa"/>
-            <w:bottom w:w="0" w:type="dxa"/>
-          </w:tblCellMar>
-        </w:tblPrEx>
         <w:trPr>
           <w:cantSplit/>
         </w:trPr>
@@ -7633,12 +7375,6 @@
         </w:tc>
       </w:tr>
       <w:tr>
-        <w:tblPrEx>
-          <w:tblCellMar>
-            <w:top w:w="0" w:type="dxa"/>
-            <w:bottom w:w="0" w:type="dxa"/>
-          </w:tblCellMar>
-        </w:tblPrEx>
         <w:trPr>
           <w:cantSplit/>
         </w:trPr>
@@ -7669,7 +7405,6 @@
                 <w:sz w:val="19"/>
                 <w:szCs w:val="19"/>
               </w:rPr>
-              <w:lastRenderedPageBreak/>
               <w:t>RK-04</w:t>
             </w:r>
           </w:p>
@@ -7853,12 +7588,6 @@
         </w:tc>
       </w:tr>
       <w:tr>
-        <w:tblPrEx>
-          <w:tblCellMar>
-            <w:top w:w="0" w:type="dxa"/>
-            <w:bottom w:w="0" w:type="dxa"/>
-          </w:tblCellMar>
-        </w:tblPrEx>
         <w:trPr>
           <w:cantSplit/>
         </w:trPr>
@@ -8085,12 +7814,6 @@
         </w:tc>
       </w:tr>
       <w:tr>
-        <w:tblPrEx>
-          <w:tblCellMar>
-            <w:top w:w="0" w:type="dxa"/>
-            <w:bottom w:w="0" w:type="dxa"/>
-          </w:tblCellMar>
-        </w:tblPrEx>
         <w:trPr>
           <w:cantSplit/>
         </w:trPr>
@@ -8276,12 +7999,6 @@
         </w:tc>
       </w:tr>
       <w:tr>
-        <w:tblPrEx>
-          <w:tblCellMar>
-            <w:top w:w="0" w:type="dxa"/>
-            <w:bottom w:w="0" w:type="dxa"/>
-          </w:tblCellMar>
-        </w:tblPrEx>
         <w:trPr>
           <w:cantSplit/>
         </w:trPr>
@@ -8470,12 +8187,6 @@
         </w:tc>
       </w:tr>
       <w:tr>
-        <w:tblPrEx>
-          <w:tblCellMar>
-            <w:top w:w="0" w:type="dxa"/>
-            <w:bottom w:w="0" w:type="dxa"/>
-          </w:tblCellMar>
-        </w:tblPrEx>
         <w:trPr>
           <w:cantSplit/>
         </w:trPr>
@@ -8704,12 +8415,6 @@
         </w:tc>
       </w:tr>
       <w:tr>
-        <w:tblPrEx>
-          <w:tblCellMar>
-            <w:top w:w="0" w:type="dxa"/>
-            <w:bottom w:w="0" w:type="dxa"/>
-          </w:tblCellMar>
-        </w:tblPrEx>
         <w:trPr>
           <w:cantSplit/>
         </w:trPr>
@@ -8895,12 +8600,6 @@
         </w:tc>
       </w:tr>
       <w:tr>
-        <w:tblPrEx>
-          <w:tblCellMar>
-            <w:top w:w="0" w:type="dxa"/>
-            <w:bottom w:w="0" w:type="dxa"/>
-          </w:tblCellMar>
-        </w:tblPrEx>
         <w:trPr>
           <w:cantSplit/>
         </w:trPr>
@@ -9114,12 +8813,6 @@
         </w:tc>
       </w:tr>
       <w:tr>
-        <w:tblPrEx>
-          <w:tblCellMar>
-            <w:top w:w="0" w:type="dxa"/>
-            <w:bottom w:w="0" w:type="dxa"/>
-          </w:tblCellMar>
-        </w:tblPrEx>
         <w:trPr>
           <w:cantSplit/>
         </w:trPr>
@@ -9321,12 +9014,6 @@
         </w:tc>
       </w:tr>
       <w:tr>
-        <w:tblPrEx>
-          <w:tblCellMar>
-            <w:top w:w="0" w:type="dxa"/>
-            <w:bottom w:w="0" w:type="dxa"/>
-          </w:tblCellMar>
-        </w:tblPrEx>
         <w:trPr>
           <w:cantSplit/>
         </w:trPr>
@@ -9512,12 +9199,6 @@
         </w:tc>
       </w:tr>
       <w:tr>
-        <w:tblPrEx>
-          <w:tblCellMar>
-            <w:top w:w="0" w:type="dxa"/>
-            <w:bottom w:w="0" w:type="dxa"/>
-          </w:tblCellMar>
-        </w:tblPrEx>
         <w:trPr>
           <w:cantSplit/>
         </w:trPr>
@@ -9548,6 +9229,7 @@
                 <w:sz w:val="19"/>
                 <w:szCs w:val="19"/>
               </w:rPr>
+              <w:lastRenderedPageBreak/>
               <w:t>RK-13</w:t>
             </w:r>
           </w:p>
@@ -9721,12 +9403,6 @@
         </w:tc>
       </w:tr>
       <w:tr>
-        <w:tblPrEx>
-          <w:tblCellMar>
-            <w:top w:w="0" w:type="dxa"/>
-            <w:bottom w:w="0" w:type="dxa"/>
-          </w:tblCellMar>
-        </w:tblPrEx>
         <w:trPr>
           <w:cantSplit/>
         </w:trPr>
@@ -9896,12 +9572,6 @@
         </w:tc>
       </w:tr>
       <w:tr>
-        <w:tblPrEx>
-          <w:tblCellMar>
-            <w:top w:w="0" w:type="dxa"/>
-            <w:bottom w:w="0" w:type="dxa"/>
-          </w:tblCellMar>
-        </w:tblPrEx>
         <w:trPr>
           <w:cantSplit/>
         </w:trPr>
@@ -10087,12 +9757,6 @@
         </w:tc>
       </w:tr>
       <w:tr>
-        <w:tblPrEx>
-          <w:tblCellMar>
-            <w:top w:w="0" w:type="dxa"/>
-            <w:bottom w:w="0" w:type="dxa"/>
-          </w:tblCellMar>
-        </w:tblPrEx>
         <w:trPr>
           <w:cantSplit/>
         </w:trPr>
@@ -10331,12 +9995,6 @@
         </w:tc>
       </w:tr>
       <w:tr>
-        <w:tblPrEx>
-          <w:tblCellMar>
-            <w:top w:w="0" w:type="dxa"/>
-            <w:bottom w:w="0" w:type="dxa"/>
-          </w:tblCellMar>
-        </w:tblPrEx>
         <w:trPr>
           <w:cantSplit/>
         </w:trPr>
@@ -10692,7 +10350,7 @@
           <w:left w:w="10" w:type="dxa"/>
           <w:right w:w="10" w:type="dxa"/>
         </w:tblCellMar>
-        <w:tblLook w:val="04A0" w:firstRow="1" w:lastRow="0" w:firstColumn="1" w:lastColumn="0" w:noHBand="0" w:noVBand="1"/>
+        <w:tblLook w:val="0000" w:firstRow="0" w:lastRow="0" w:firstColumn="0" w:lastColumn="0" w:noHBand="0" w:noVBand="0"/>
       </w:tblPr>
       <w:tblGrid>
         <w:gridCol w:w="4300"/>
@@ -10700,12 +10358,6 @@
         <w:gridCol w:w="2710"/>
       </w:tblGrid>
       <w:tr>
-        <w:tblPrEx>
-          <w:tblCellMar>
-            <w:top w:w="0" w:type="dxa"/>
-            <w:bottom w:w="0" w:type="dxa"/>
-          </w:tblCellMar>
-        </w:tblPrEx>
         <w:trPr>
           <w:tblHeader/>
         </w:trPr>
@@ -10828,12 +10480,6 @@
         </w:tc>
       </w:tr>
       <w:tr>
-        <w:tblPrEx>
-          <w:tblCellMar>
-            <w:top w:w="0" w:type="dxa"/>
-            <w:bottom w:w="0" w:type="dxa"/>
-          </w:tblCellMar>
-        </w:tblPrEx>
         <w:trPr>
           <w:cantSplit/>
         </w:trPr>
@@ -10932,12 +10578,6 @@
         </w:tc>
       </w:tr>
       <w:tr>
-        <w:tblPrEx>
-          <w:tblCellMar>
-            <w:top w:w="0" w:type="dxa"/>
-            <w:bottom w:w="0" w:type="dxa"/>
-          </w:tblCellMar>
-        </w:tblPrEx>
         <w:trPr>
           <w:cantSplit/>
         </w:trPr>
@@ -11036,12 +10676,6 @@
         </w:tc>
       </w:tr>
       <w:tr>
-        <w:tblPrEx>
-          <w:tblCellMar>
-            <w:top w:w="0" w:type="dxa"/>
-            <w:bottom w:w="0" w:type="dxa"/>
-          </w:tblCellMar>
-        </w:tblPrEx>
         <w:trPr>
           <w:cantSplit/>
         </w:trPr>
@@ -11464,6 +11098,7 @@
           <w:bCs/>
           <w:lang w:val="en-US"/>
         </w:rPr>
+        <w:lastRenderedPageBreak/>
         <w:t>Invalid values:</w:t>
       </w:r>
       <w:r>
@@ -11635,15 +11270,4575 @@
         </w:rPr>
       </w:pPr>
     </w:p>
+    <w:p>
+      <w:pPr>
+        <w:pStyle w:val="Ttulo1"/>
+        <w:keepNext/>
+        <w:spacing w:before="400" w:after="140"/>
+        <w:rPr>
+          <w:lang w:val="en-US"/>
+        </w:rPr>
+      </w:pPr>
+      <w:r>
+        <w:rPr>
+          <w:b/>
+          <w:bCs/>
+          <w:color w:val="000000"/>
+          <w:sz w:val="25"/>
+          <w:szCs w:val="25"/>
+          <w:lang w:val="en-US"/>
+        </w:rPr>
+        <w:t>4. Dimensional model</w:t>
+      </w:r>
+    </w:p>
+    <w:p>
+      <w:pPr>
+        <w:pStyle w:val="Ttulo2"/>
+        <w:keepNext/>
+        <w:spacing w:before="260" w:after="100"/>
+        <w:rPr>
+          <w:lang w:val="en-US"/>
+        </w:rPr>
+      </w:pPr>
+      <w:r>
+        <w:rPr>
+          <w:b/>
+          <w:bCs/>
+          <w:color w:val="000000"/>
+          <w:sz w:val="22"/>
+          <w:szCs w:val="22"/>
+          <w:lang w:val="en-US"/>
+        </w:rPr>
+        <w:t>4.1. Business process and grain</w:t>
+      </w:r>
+    </w:p>
+    <w:p>
+      <w:pPr>
+        <w:spacing w:after="140" w:line="288" w:lineRule="auto"/>
+        <w:jc w:val="both"/>
+        <w:rPr>
+          <w:lang w:val="en-US"/>
+        </w:rPr>
+      </w:pPr>
+      <w:r>
+        <w:rPr>
+          <w:lang w:val="en-US"/>
+        </w:rPr>
+        <w:t>The dimensional model is derived from the three analytical requirements (Table 1) and from the quality risks found in profiling (Table 5). Its business process is the measurement of the popularity and audio profile of Spotify catalog tracks, classified by the Grammy recognition of their artists.</w:t>
+      </w:r>
+    </w:p>
+    <w:p>
+      <w:pPr>
+        <w:spacing w:after="140" w:line="288" w:lineRule="auto"/>
+        <w:jc w:val="both"/>
+        <w:rPr>
+          <w:lang w:val="en-US"/>
+        </w:rPr>
+      </w:pPr>
+      <w:r>
+        <w:rPr>
+          <w:b/>
+          <w:bCs/>
+          <w:lang w:val="en-US"/>
+        </w:rPr>
+        <w:t xml:space="preserve">Grain. </w:t>
+      </w:r>
+      <w:r>
+        <w:rPr>
+          <w:lang w:val="en-US"/>
+        </w:rPr>
+        <w:t xml:space="preserve">One row of </w:t>
+      </w:r>
+      <w:proofErr w:type="spellStart"/>
+      <w:r>
+        <w:rPr>
+          <w:lang w:val="en-US"/>
+        </w:rPr>
+        <w:t>Fact_Track</w:t>
+      </w:r>
+      <w:proofErr w:type="spellEnd"/>
+      <w:r>
+        <w:rPr>
+          <w:lang w:val="en-US"/>
+        </w:rPr>
+        <w:t xml:space="preserve"> represents one unique Spotify track (</w:t>
+      </w:r>
+      <w:proofErr w:type="spellStart"/>
+      <w:r>
+        <w:rPr>
+          <w:lang w:val="en-US"/>
+        </w:rPr>
+        <w:t>track_id</w:t>
+      </w:r>
+      <w:proofErr w:type="spellEnd"/>
+      <w:r>
+        <w:rPr>
+          <w:lang w:val="en-US"/>
+        </w:rPr>
+        <w:t>) in the catalog snapshot, after removing exact duplicates and merging the repeated rows of tracks listed under several genres.</w:t>
+      </w:r>
+    </w:p>
+    <w:p>
+      <w:pPr>
+        <w:spacing w:after="140" w:line="288" w:lineRule="auto"/>
+        <w:jc w:val="both"/>
+        <w:rPr>
+          <w:lang w:val="en-US"/>
+        </w:rPr>
+      </w:pPr>
+      <w:r>
+        <w:rPr>
+          <w:lang w:val="en-US"/>
+        </w:rPr>
+        <w:t>A track-level grain follows from RK-01 and RK-02: a Spotify row is not a track, and counting one row per genre would inflate averages and percentages. A grain at artist level was discarded because a track can have several artists and an artist can win in several categories, which would force the same track to be counted more than once.</w:t>
+      </w:r>
+    </w:p>
+    <w:p>
+      <w:pPr>
+        <w:pStyle w:val="Ttulo2"/>
+        <w:keepNext/>
+        <w:spacing w:before="260" w:after="100"/>
+        <w:rPr>
+          <w:lang w:val="en-US"/>
+        </w:rPr>
+      </w:pPr>
+      <w:r>
+        <w:rPr>
+          <w:b/>
+          <w:bCs/>
+          <w:color w:val="000000"/>
+          <w:sz w:val="22"/>
+          <w:szCs w:val="22"/>
+          <w:lang w:val="en-US"/>
+        </w:rPr>
+        <w:t xml:space="preserve">4.2. Model </w:t>
+      </w:r>
+      <w:r>
+        <w:rPr>
+          <w:b/>
+          <w:bCs/>
+          <w:color w:val="000000"/>
+          <w:sz w:val="22"/>
+          <w:szCs w:val="22"/>
+          <w:lang w:val="en-US"/>
+        </w:rPr>
+        <w:t>overview.</w:t>
+      </w:r>
+    </w:p>
+    <w:p>
+      <w:pPr>
+        <w:spacing w:after="140" w:line="288" w:lineRule="auto"/>
+        <w:jc w:val="both"/>
+        <w:rPr>
+          <w:lang w:val="en-US"/>
+        </w:rPr>
+        <w:sectPr>
+          <w:headerReference w:type="default" r:id="rId8"/>
+          <w:footerReference w:type="default" r:id="rId9"/>
+          <w:headerReference w:type="first" r:id="rId10"/>
+          <w:footerReference w:type="first" r:id="rId11"/>
+          <w:pgSz w:w="12240" w:h="15840"/>
+          <w:pgMar w:top="1080" w:right="1260" w:bottom="1080" w:left="1260" w:header="708" w:footer="708" w:gutter="0"/>
+          <w:cols w:space="720"/>
+          <w:titlePg/>
+          <w:docGrid w:linePitch="360"/>
+        </w:sectPr>
+      </w:pPr>
+      <w:r>
+        <w:rPr>
+          <w:lang w:val="en-US"/>
+        </w:rPr>
+        <w:t xml:space="preserve">Figure 1 (next page) shows the star schema. </w:t>
+      </w:r>
+      <w:proofErr w:type="spellStart"/>
+      <w:r>
+        <w:rPr>
+          <w:lang w:val="en-US"/>
+        </w:rPr>
+        <w:t>Fact_Track</w:t>
+      </w:r>
+      <w:proofErr w:type="spellEnd"/>
+      <w:r>
+        <w:rPr>
+          <w:lang w:val="en-US"/>
+        </w:rPr>
+        <w:t xml:space="preserve"> is surrounded by two small dimensions that classify every track (</w:t>
+      </w:r>
+      <w:proofErr w:type="spellStart"/>
+      <w:r>
+        <w:rPr>
+          <w:lang w:val="en-US"/>
+        </w:rPr>
+        <w:t>Dim_Grammy_Recognition</w:t>
+      </w:r>
+      <w:proofErr w:type="spellEnd"/>
+      <w:r>
+        <w:rPr>
+          <w:lang w:val="en-US"/>
+        </w:rPr>
+        <w:t xml:space="preserve"> and </w:t>
+      </w:r>
+      <w:proofErr w:type="spellStart"/>
+      <w:r>
+        <w:rPr>
+          <w:lang w:val="en-US"/>
+        </w:rPr>
+        <w:t>Dim_Popularity_Tier</w:t>
+      </w:r>
+      <w:proofErr w:type="spellEnd"/>
+      <w:r>
+        <w:rPr>
+          <w:lang w:val="en-US"/>
+        </w:rPr>
+        <w:t>). Genre and Grammy category are multivalued, because a track can have several of each, so they are connected through two bridge tables.</w:t>
+      </w:r>
+    </w:p>
+    <w:p>
+      <w:pPr>
+        <w:spacing w:before="120" w:after="160"/>
+        <w:rPr>
+          <w:lang w:val="en-US"/>
+        </w:rPr>
+      </w:pPr>
+    </w:p>
+    <w:p>
+      <w:pPr>
+        <w:spacing w:before="120" w:after="160"/>
+        <w:jc w:val="center"/>
+      </w:pPr>
+      <w:r>
+        <w:rPr>
+          <w:noProof/>
+        </w:rPr>
+        <w:drawing>
+          <wp:inline distT="0" distB="0" distL="0" distR="0" wp14:anchorId="1551C265" wp14:editId="136279A5">
+            <wp:extent cx="6172200" cy="5211445"/>
+            <wp:effectExtent l="0" t="0" r="0" b="8255"/>
+            <wp:docPr id="3" name="Imagen 3" descr="Interfaz de usuario gráfica, Aplicación&#10;&#10;Descripción generada automáticamente"/>
+            <wp:cNvGraphicFramePr>
+              <a:graphicFrameLocks xmlns:a="http://schemas.openxmlformats.org/drawingml/2006/main" noChangeAspect="1"/>
+            </wp:cNvGraphicFramePr>
+            <a:graphic xmlns:a="http://schemas.openxmlformats.org/drawingml/2006/main">
+              <a:graphicData uri="http://schemas.openxmlformats.org/drawingml/2006/picture">
+                <pic:pic xmlns:pic="http://schemas.openxmlformats.org/drawingml/2006/picture">
+                  <pic:nvPicPr>
+                    <pic:cNvPr id="3" name="Imagen 3" descr="Interfaz de usuario gráfica, Aplicación&#10;&#10;Descripción generada automáticamente"/>
+                    <pic:cNvPicPr/>
+                  </pic:nvPicPr>
+                  <pic:blipFill>
+                    <a:blip r:embed="rId12">
+                      <a:extLst>
+                        <a:ext uri="{28A0092B-C50C-407E-A947-70E740481C1C}">
+                          <a14:useLocalDpi xmlns:a14="http://schemas.microsoft.com/office/drawing/2010/main" val="0"/>
+                        </a:ext>
+                      </a:extLst>
+                    </a:blip>
+                    <a:stretch>
+                      <a:fillRect/>
+                    </a:stretch>
+                  </pic:blipFill>
+                  <pic:spPr>
+                    <a:xfrm>
+                      <a:off x="0" y="0"/>
+                      <a:ext cx="6172200" cy="5211445"/>
+                    </a:xfrm>
+                    <a:prstGeom prst="rect">
+                      <a:avLst/>
+                    </a:prstGeom>
+                  </pic:spPr>
+                </pic:pic>
+              </a:graphicData>
+            </a:graphic>
+          </wp:inline>
+        </w:drawing>
+      </w:r>
+    </w:p>
+    <w:p>
+      <w:pPr>
+        <w:jc w:val="center"/>
+        <w:rPr>
+          <w:lang w:val="en-US"/>
+        </w:rPr>
+      </w:pPr>
+      <w:r>
+        <w:rPr>
+          <w:lang w:val="en-US"/>
+        </w:rPr>
+        <w:t xml:space="preserve">Fig. 1. Dimensional model of the Data Warehouse: </w:t>
+      </w:r>
+    </w:p>
+    <w:p>
+      <w:pPr>
+        <w:jc w:val="center"/>
+        <w:rPr>
+          <w:lang w:val="en-US"/>
+        </w:rPr>
+        <w:sectPr>
+          <w:headerReference w:type="default" r:id="rId13"/>
+          <w:footerReference w:type="default" r:id="rId14"/>
+          <w:pgSz w:w="12240" w:h="15840"/>
+          <w:pgMar w:top="1080" w:right="1260" w:bottom="1080" w:left="1260" w:header="708" w:footer="708" w:gutter="0"/>
+          <w:cols w:space="720"/>
+          <w:docGrid w:linePitch="360"/>
+        </w:sectPr>
+      </w:pPr>
+      <w:r>
+        <w:rPr>
+          <w:lang w:val="en-US"/>
+        </w:rPr>
+        <w:t xml:space="preserve">a star schema with two bridge tables for the multivalued </w:t>
+      </w:r>
+      <w:r>
+        <w:rPr>
+          <w:lang w:val="en-US"/>
+        </w:rPr>
+        <w:t>relationships.</w:t>
+      </w:r>
+    </w:p>
+    <w:p>
+      <w:pPr>
+        <w:pStyle w:val="Ttulo2"/>
+        <w:keepNext/>
+        <w:spacing w:before="260" w:after="100"/>
+        <w:rPr>
+          <w:lang w:val="en-US"/>
+        </w:rPr>
+      </w:pPr>
+      <w:r>
+        <w:rPr>
+          <w:b/>
+          <w:bCs/>
+          <w:color w:val="000000"/>
+          <w:sz w:val="22"/>
+          <w:szCs w:val="22"/>
+          <w:lang w:val="en-US"/>
+        </w:rPr>
+        <w:lastRenderedPageBreak/>
+        <w:t xml:space="preserve">4.3. Fact table, </w:t>
+      </w:r>
+      <w:r>
+        <w:rPr>
+          <w:b/>
+          <w:bCs/>
+          <w:color w:val="000000"/>
+          <w:sz w:val="22"/>
+          <w:szCs w:val="22"/>
+          <w:lang w:val="en-US"/>
+        </w:rPr>
+        <w:t>dimensions,</w:t>
+      </w:r>
+      <w:r>
+        <w:rPr>
+          <w:b/>
+          <w:bCs/>
+          <w:color w:val="000000"/>
+          <w:sz w:val="22"/>
+          <w:szCs w:val="22"/>
+          <w:lang w:val="en-US"/>
+        </w:rPr>
+        <w:t xml:space="preserve"> and bridges</w:t>
+      </w:r>
+    </w:p>
+    <w:p>
+      <w:pPr>
+        <w:keepNext/>
+        <w:spacing w:before="120" w:after="20"/>
+        <w:rPr>
+          <w:lang w:val="en-US"/>
+        </w:rPr>
+      </w:pPr>
+      <w:r>
+        <w:rPr>
+          <w:b/>
+          <w:bCs/>
+          <w:sz w:val="19"/>
+          <w:szCs w:val="19"/>
+          <w:lang w:val="en-US"/>
+        </w:rPr>
+        <w:t>Table 7</w:t>
+      </w:r>
+    </w:p>
+    <w:p>
+      <w:pPr>
+        <w:keepNext/>
+        <w:spacing w:after="90"/>
+        <w:rPr>
+          <w:lang w:val="en-US"/>
+        </w:rPr>
+      </w:pPr>
+      <w:r>
+        <w:rPr>
+          <w:sz w:val="19"/>
+          <w:szCs w:val="19"/>
+          <w:lang w:val="en-US"/>
+        </w:rPr>
+        <w:t>Grain and main attributes of every table in the model.</w:t>
+      </w:r>
+    </w:p>
+    <w:tbl>
+      <w:tblPr>
+        <w:tblW w:w="9720" w:type="dxa"/>
+        <w:tblBorders>
+          <w:top w:val="single" w:sz="4" w:space="0" w:color="auto"/>
+          <w:left w:val="single" w:sz="4" w:space="0" w:color="auto"/>
+          <w:bottom w:val="single" w:sz="4" w:space="0" w:color="auto"/>
+          <w:right w:val="single" w:sz="4" w:space="0" w:color="auto"/>
+          <w:insideH w:val="single" w:sz="4" w:space="0" w:color="auto"/>
+          <w:insideV w:val="single" w:sz="4" w:space="0" w:color="auto"/>
+        </w:tblBorders>
+        <w:tblCellMar>
+          <w:left w:w="10" w:type="dxa"/>
+          <w:right w:w="10" w:type="dxa"/>
+        </w:tblCellMar>
+        <w:tblLook w:val="0000" w:firstRow="0" w:lastRow="0" w:firstColumn="0" w:lastColumn="0" w:noHBand="0" w:noVBand="0"/>
+      </w:tblPr>
+      <w:tblGrid>
+        <w:gridCol w:w="3000"/>
+        <w:gridCol w:w="3700"/>
+        <w:gridCol w:w="3020"/>
+      </w:tblGrid>
+      <w:tr>
+        <w:trPr>
+          <w:tblHeader/>
+        </w:trPr>
+        <w:tc>
+          <w:tcPr>
+            <w:tcW w:w="3000" w:type="dxa"/>
+            <w:tcBorders>
+              <w:top w:val="single" w:sz="12" w:space="0" w:color="000000"/>
+              <w:left w:val="none" w:sz="0" w:space="0" w:color="FFFFFF"/>
+              <w:bottom w:val="single" w:sz="6" w:space="0" w:color="000000"/>
+              <w:right w:val="none" w:sz="0" w:space="0" w:color="FFFFFF"/>
+            </w:tcBorders>
+            <w:tcMar>
+              <w:top w:w="70" w:type="dxa"/>
+              <w:left w:w="90" w:type="dxa"/>
+              <w:bottom w:w="70" w:type="dxa"/>
+              <w:right w:w="90" w:type="dxa"/>
+            </w:tcMar>
+          </w:tcPr>
+          <w:p>
+            <w:pPr>
+              <w:spacing w:after="40"/>
+            </w:pPr>
+            <w:r>
+              <w:rPr>
+                <w:b/>
+                <w:bCs/>
+                <w:sz w:val="19"/>
+                <w:szCs w:val="19"/>
+              </w:rPr>
+              <w:t>Table</w:t>
+            </w:r>
+          </w:p>
+        </w:tc>
+        <w:tc>
+          <w:tcPr>
+            <w:tcW w:w="3700" w:type="dxa"/>
+            <w:tcBorders>
+              <w:top w:val="single" w:sz="12" w:space="0" w:color="000000"/>
+              <w:left w:val="none" w:sz="0" w:space="0" w:color="FFFFFF"/>
+              <w:bottom w:val="single" w:sz="6" w:space="0" w:color="000000"/>
+              <w:right w:val="none" w:sz="0" w:space="0" w:color="FFFFFF"/>
+            </w:tcBorders>
+            <w:tcMar>
+              <w:top w:w="70" w:type="dxa"/>
+              <w:left w:w="90" w:type="dxa"/>
+              <w:bottom w:w="70" w:type="dxa"/>
+              <w:right w:w="90" w:type="dxa"/>
+            </w:tcMar>
+          </w:tcPr>
+          <w:p>
+            <w:pPr>
+              <w:spacing w:after="40"/>
+            </w:pPr>
+            <w:proofErr w:type="spellStart"/>
+            <w:r>
+              <w:rPr>
+                <w:b/>
+                <w:bCs/>
+                <w:sz w:val="19"/>
+                <w:szCs w:val="19"/>
+              </w:rPr>
+              <w:t>One</w:t>
+            </w:r>
+            <w:proofErr w:type="spellEnd"/>
+            <w:r>
+              <w:rPr>
+                <w:b/>
+                <w:bCs/>
+                <w:sz w:val="19"/>
+                <w:szCs w:val="19"/>
+              </w:rPr>
+              <w:t xml:space="preserve"> </w:t>
+            </w:r>
+            <w:proofErr w:type="spellStart"/>
+            <w:r>
+              <w:rPr>
+                <w:b/>
+                <w:bCs/>
+                <w:sz w:val="19"/>
+                <w:szCs w:val="19"/>
+              </w:rPr>
+              <w:t>row</w:t>
+            </w:r>
+            <w:proofErr w:type="spellEnd"/>
+            <w:r>
+              <w:rPr>
+                <w:b/>
+                <w:bCs/>
+                <w:sz w:val="19"/>
+                <w:szCs w:val="19"/>
+              </w:rPr>
+              <w:t xml:space="preserve"> </w:t>
+            </w:r>
+            <w:proofErr w:type="spellStart"/>
+            <w:r>
+              <w:rPr>
+                <w:b/>
+                <w:bCs/>
+                <w:sz w:val="19"/>
+                <w:szCs w:val="19"/>
+              </w:rPr>
+              <w:t>represents</w:t>
+            </w:r>
+            <w:proofErr w:type="spellEnd"/>
+          </w:p>
+        </w:tc>
+        <w:tc>
+          <w:tcPr>
+            <w:tcW w:w="3020" w:type="dxa"/>
+            <w:tcBorders>
+              <w:top w:val="single" w:sz="12" w:space="0" w:color="000000"/>
+              <w:left w:val="none" w:sz="0" w:space="0" w:color="FFFFFF"/>
+              <w:bottom w:val="single" w:sz="6" w:space="0" w:color="000000"/>
+              <w:right w:val="none" w:sz="0" w:space="0" w:color="FFFFFF"/>
+            </w:tcBorders>
+            <w:tcMar>
+              <w:top w:w="70" w:type="dxa"/>
+              <w:left w:w="90" w:type="dxa"/>
+              <w:bottom w:w="70" w:type="dxa"/>
+              <w:right w:w="90" w:type="dxa"/>
+            </w:tcMar>
+          </w:tcPr>
+          <w:p>
+            <w:pPr>
+              <w:spacing w:after="40"/>
+            </w:pPr>
+            <w:proofErr w:type="spellStart"/>
+            <w:r>
+              <w:rPr>
+                <w:b/>
+                <w:bCs/>
+                <w:sz w:val="19"/>
+                <w:szCs w:val="19"/>
+              </w:rPr>
+              <w:t>Main</w:t>
+            </w:r>
+            <w:proofErr w:type="spellEnd"/>
+            <w:r>
+              <w:rPr>
+                <w:b/>
+                <w:bCs/>
+                <w:sz w:val="19"/>
+                <w:szCs w:val="19"/>
+              </w:rPr>
+              <w:t xml:space="preserve"> </w:t>
+            </w:r>
+            <w:proofErr w:type="spellStart"/>
+            <w:r>
+              <w:rPr>
+                <w:b/>
+                <w:bCs/>
+                <w:sz w:val="19"/>
+                <w:szCs w:val="19"/>
+              </w:rPr>
+              <w:t>attributes</w:t>
+            </w:r>
+            <w:proofErr w:type="spellEnd"/>
+          </w:p>
+        </w:tc>
+      </w:tr>
+      <w:tr>
+        <w:trPr>
+          <w:cantSplit/>
+        </w:trPr>
+        <w:tc>
+          <w:tcPr>
+            <w:tcW w:w="3000" w:type="dxa"/>
+            <w:tcBorders>
+              <w:top w:val="none" w:sz="0" w:space="0" w:color="FFFFFF"/>
+              <w:left w:val="none" w:sz="0" w:space="0" w:color="FFFFFF"/>
+              <w:bottom w:val="single" w:sz="4" w:space="0" w:color="BFBFBF"/>
+              <w:right w:val="none" w:sz="0" w:space="0" w:color="FFFFFF"/>
+            </w:tcBorders>
+            <w:tcMar>
+              <w:top w:w="70" w:type="dxa"/>
+              <w:left w:w="90" w:type="dxa"/>
+              <w:bottom w:w="70" w:type="dxa"/>
+              <w:right w:w="90" w:type="dxa"/>
+            </w:tcMar>
+          </w:tcPr>
+          <w:p>
+            <w:proofErr w:type="spellStart"/>
+            <w:r>
+              <w:t>Fact_Track</w:t>
+            </w:r>
+            <w:proofErr w:type="spellEnd"/>
+          </w:p>
+        </w:tc>
+        <w:tc>
+          <w:tcPr>
+            <w:tcW w:w="3700" w:type="dxa"/>
+            <w:tcBorders>
+              <w:top w:val="none" w:sz="0" w:space="0" w:color="FFFFFF"/>
+              <w:left w:val="none" w:sz="0" w:space="0" w:color="FFFFFF"/>
+              <w:bottom w:val="single" w:sz="4" w:space="0" w:color="BFBFBF"/>
+              <w:right w:val="none" w:sz="0" w:space="0" w:color="FFFFFF"/>
+            </w:tcBorders>
+            <w:tcMar>
+              <w:top w:w="70" w:type="dxa"/>
+              <w:left w:w="90" w:type="dxa"/>
+              <w:bottom w:w="70" w:type="dxa"/>
+              <w:right w:w="90" w:type="dxa"/>
+            </w:tcMar>
+          </w:tcPr>
+          <w:p>
+            <w:pPr>
+              <w:rPr>
+                <w:lang w:val="en-US"/>
+              </w:rPr>
+            </w:pPr>
+            <w:r>
+              <w:rPr>
+                <w:lang w:val="en-US"/>
+              </w:rPr>
+              <w:t>One unique Spotify track (</w:t>
+            </w:r>
+            <w:proofErr w:type="spellStart"/>
+            <w:r>
+              <w:rPr>
+                <w:lang w:val="en-US"/>
+              </w:rPr>
+              <w:t>track_id</w:t>
+            </w:r>
+            <w:proofErr w:type="spellEnd"/>
+            <w:r>
+              <w:rPr>
+                <w:lang w:val="en-US"/>
+              </w:rPr>
+              <w:t>)</w:t>
+            </w:r>
+          </w:p>
+        </w:tc>
+        <w:tc>
+          <w:tcPr>
+            <w:tcW w:w="3020" w:type="dxa"/>
+            <w:tcBorders>
+              <w:top w:val="none" w:sz="0" w:space="0" w:color="FFFFFF"/>
+              <w:left w:val="none" w:sz="0" w:space="0" w:color="FFFFFF"/>
+              <w:bottom w:val="single" w:sz="4" w:space="0" w:color="BFBFBF"/>
+              <w:right w:val="none" w:sz="0" w:space="0" w:color="FFFFFF"/>
+            </w:tcBorders>
+            <w:tcMar>
+              <w:top w:w="70" w:type="dxa"/>
+              <w:left w:w="90" w:type="dxa"/>
+              <w:bottom w:w="70" w:type="dxa"/>
+              <w:right w:w="90" w:type="dxa"/>
+            </w:tcMar>
+          </w:tcPr>
+          <w:p>
+            <w:pPr>
+              <w:rPr>
+                <w:lang w:val="en-US"/>
+              </w:rPr>
+            </w:pPr>
+            <w:r>
+              <w:rPr>
+                <w:lang w:val="en-US"/>
+              </w:rPr>
+              <w:t xml:space="preserve">Measures, </w:t>
+            </w:r>
+            <w:proofErr w:type="spellStart"/>
+            <w:r>
+              <w:rPr>
+                <w:lang w:val="en-US"/>
+              </w:rPr>
+              <w:t>track_id</w:t>
+            </w:r>
+            <w:proofErr w:type="spellEnd"/>
+            <w:r>
+              <w:rPr>
+                <w:lang w:val="en-US"/>
+              </w:rPr>
+              <w:t xml:space="preserve">, </w:t>
+            </w:r>
+            <w:proofErr w:type="spellStart"/>
+            <w:r>
+              <w:rPr>
+                <w:lang w:val="en-US"/>
+              </w:rPr>
+              <w:t>track_name</w:t>
+            </w:r>
+            <w:proofErr w:type="spellEnd"/>
+            <w:r>
+              <w:rPr>
+                <w:lang w:val="en-US"/>
+              </w:rPr>
+              <w:t xml:space="preserve">, </w:t>
+            </w:r>
+            <w:proofErr w:type="spellStart"/>
+            <w:r>
+              <w:rPr>
+                <w:lang w:val="en-US"/>
+              </w:rPr>
+              <w:t>album_name</w:t>
+            </w:r>
+            <w:proofErr w:type="spellEnd"/>
+            <w:r>
+              <w:rPr>
+                <w:lang w:val="en-US"/>
+              </w:rPr>
+              <w:t xml:space="preserve"> and keys to the two classification dimensions</w:t>
+            </w:r>
+          </w:p>
+        </w:tc>
+      </w:tr>
+      <w:tr>
+        <w:trPr>
+          <w:cantSplit/>
+        </w:trPr>
+        <w:tc>
+          <w:tcPr>
+            <w:tcW w:w="3000" w:type="dxa"/>
+            <w:tcBorders>
+              <w:top w:val="none" w:sz="0" w:space="0" w:color="FFFFFF"/>
+              <w:left w:val="none" w:sz="0" w:space="0" w:color="FFFFFF"/>
+              <w:bottom w:val="single" w:sz="4" w:space="0" w:color="BFBFBF"/>
+              <w:right w:val="none" w:sz="0" w:space="0" w:color="FFFFFF"/>
+            </w:tcBorders>
+            <w:tcMar>
+              <w:top w:w="70" w:type="dxa"/>
+              <w:left w:w="90" w:type="dxa"/>
+              <w:bottom w:w="70" w:type="dxa"/>
+              <w:right w:w="90" w:type="dxa"/>
+            </w:tcMar>
+          </w:tcPr>
+          <w:p>
+            <w:proofErr w:type="spellStart"/>
+            <w:r>
+              <w:t>Dim_Grammy_Recognition</w:t>
+            </w:r>
+            <w:proofErr w:type="spellEnd"/>
+          </w:p>
+        </w:tc>
+        <w:tc>
+          <w:tcPr>
+            <w:tcW w:w="3700" w:type="dxa"/>
+            <w:tcBorders>
+              <w:top w:val="none" w:sz="0" w:space="0" w:color="FFFFFF"/>
+              <w:left w:val="none" w:sz="0" w:space="0" w:color="FFFFFF"/>
+              <w:bottom w:val="single" w:sz="4" w:space="0" w:color="BFBFBF"/>
+              <w:right w:val="none" w:sz="0" w:space="0" w:color="FFFFFF"/>
+            </w:tcBorders>
+            <w:tcMar>
+              <w:top w:w="70" w:type="dxa"/>
+              <w:left w:w="90" w:type="dxa"/>
+              <w:bottom w:w="70" w:type="dxa"/>
+              <w:right w:w="90" w:type="dxa"/>
+            </w:tcMar>
+          </w:tcPr>
+          <w:p>
+            <w:pPr>
+              <w:rPr>
+                <w:lang w:val="en-US"/>
+              </w:rPr>
+            </w:pPr>
+            <w:r>
+              <w:rPr>
+                <w:lang w:val="en-US"/>
+              </w:rPr>
+              <w:t>One combination of Grammy recognition group and artist Grammy-win range (4 rows)</w:t>
+            </w:r>
+          </w:p>
+        </w:tc>
+        <w:tc>
+          <w:tcPr>
+            <w:tcW w:w="3020" w:type="dxa"/>
+            <w:tcBorders>
+              <w:top w:val="none" w:sz="0" w:space="0" w:color="FFFFFF"/>
+              <w:left w:val="none" w:sz="0" w:space="0" w:color="FFFFFF"/>
+              <w:bottom w:val="single" w:sz="4" w:space="0" w:color="BFBFBF"/>
+              <w:right w:val="none" w:sz="0" w:space="0" w:color="FFFFFF"/>
+            </w:tcBorders>
+            <w:tcMar>
+              <w:top w:w="70" w:type="dxa"/>
+              <w:left w:w="90" w:type="dxa"/>
+              <w:bottom w:w="70" w:type="dxa"/>
+              <w:right w:w="90" w:type="dxa"/>
+            </w:tcMar>
+          </w:tcPr>
+          <w:p>
+            <w:pPr>
+              <w:rPr>
+                <w:lang w:val="en-US"/>
+              </w:rPr>
+            </w:pPr>
+            <w:proofErr w:type="spellStart"/>
+            <w:r>
+              <w:rPr>
+                <w:lang w:val="en-US"/>
+              </w:rPr>
+              <w:t>recognition_group</w:t>
+            </w:r>
+            <w:proofErr w:type="spellEnd"/>
+            <w:r>
+              <w:rPr>
+                <w:lang w:val="en-US"/>
+              </w:rPr>
+              <w:t xml:space="preserve">, </w:t>
+            </w:r>
+            <w:proofErr w:type="spellStart"/>
+            <w:r>
+              <w:rPr>
+                <w:lang w:val="en-US"/>
+              </w:rPr>
+              <w:t>artist_grammy_wins_range</w:t>
+            </w:r>
+            <w:proofErr w:type="spellEnd"/>
+            <w:r>
+              <w:rPr>
+                <w:lang w:val="en-US"/>
+              </w:rPr>
+              <w:t xml:space="preserve">, </w:t>
+            </w:r>
+            <w:proofErr w:type="spellStart"/>
+            <w:r>
+              <w:rPr>
+                <w:lang w:val="en-US"/>
+              </w:rPr>
+              <w:t>wins_range_order</w:t>
+            </w:r>
+            <w:proofErr w:type="spellEnd"/>
+          </w:p>
+        </w:tc>
+      </w:tr>
+      <w:tr>
+        <w:trPr>
+          <w:cantSplit/>
+        </w:trPr>
+        <w:tc>
+          <w:tcPr>
+            <w:tcW w:w="3000" w:type="dxa"/>
+            <w:tcBorders>
+              <w:top w:val="none" w:sz="0" w:space="0" w:color="FFFFFF"/>
+              <w:left w:val="none" w:sz="0" w:space="0" w:color="FFFFFF"/>
+              <w:bottom w:val="single" w:sz="4" w:space="0" w:color="BFBFBF"/>
+              <w:right w:val="none" w:sz="0" w:space="0" w:color="FFFFFF"/>
+            </w:tcBorders>
+            <w:tcMar>
+              <w:top w:w="70" w:type="dxa"/>
+              <w:left w:w="90" w:type="dxa"/>
+              <w:bottom w:w="70" w:type="dxa"/>
+              <w:right w:w="90" w:type="dxa"/>
+            </w:tcMar>
+          </w:tcPr>
+          <w:p>
+            <w:proofErr w:type="spellStart"/>
+            <w:r>
+              <w:t>Dim_Popularity_Tier</w:t>
+            </w:r>
+            <w:proofErr w:type="spellEnd"/>
+          </w:p>
+        </w:tc>
+        <w:tc>
+          <w:tcPr>
+            <w:tcW w:w="3700" w:type="dxa"/>
+            <w:tcBorders>
+              <w:top w:val="none" w:sz="0" w:space="0" w:color="FFFFFF"/>
+              <w:left w:val="none" w:sz="0" w:space="0" w:color="FFFFFF"/>
+              <w:bottom w:val="single" w:sz="4" w:space="0" w:color="BFBFBF"/>
+              <w:right w:val="none" w:sz="0" w:space="0" w:color="FFFFFF"/>
+            </w:tcBorders>
+            <w:tcMar>
+              <w:top w:w="70" w:type="dxa"/>
+              <w:left w:w="90" w:type="dxa"/>
+              <w:bottom w:w="70" w:type="dxa"/>
+              <w:right w:w="90" w:type="dxa"/>
+            </w:tcMar>
+          </w:tcPr>
+          <w:p>
+            <w:proofErr w:type="spellStart"/>
+            <w:r>
+              <w:t>One</w:t>
+            </w:r>
+            <w:proofErr w:type="spellEnd"/>
+            <w:r>
+              <w:t xml:space="preserve"> </w:t>
+            </w:r>
+            <w:proofErr w:type="spellStart"/>
+            <w:r>
+              <w:t>popularity</w:t>
+            </w:r>
+            <w:proofErr w:type="spellEnd"/>
+            <w:r>
+              <w:t xml:space="preserve"> </w:t>
+            </w:r>
+            <w:proofErr w:type="spellStart"/>
+            <w:r>
+              <w:t>tier</w:t>
+            </w:r>
+            <w:proofErr w:type="spellEnd"/>
+            <w:r>
+              <w:t xml:space="preserve"> (2 </w:t>
+            </w:r>
+            <w:proofErr w:type="spellStart"/>
+            <w:r>
+              <w:t>rows</w:t>
+            </w:r>
+            <w:proofErr w:type="spellEnd"/>
+            <w:r>
+              <w:t>)</w:t>
+            </w:r>
+          </w:p>
+        </w:tc>
+        <w:tc>
+          <w:tcPr>
+            <w:tcW w:w="3020" w:type="dxa"/>
+            <w:tcBorders>
+              <w:top w:val="none" w:sz="0" w:space="0" w:color="FFFFFF"/>
+              <w:left w:val="none" w:sz="0" w:space="0" w:color="FFFFFF"/>
+              <w:bottom w:val="single" w:sz="4" w:space="0" w:color="BFBFBF"/>
+              <w:right w:val="none" w:sz="0" w:space="0" w:color="FFFFFF"/>
+            </w:tcBorders>
+            <w:tcMar>
+              <w:top w:w="70" w:type="dxa"/>
+              <w:left w:w="90" w:type="dxa"/>
+              <w:bottom w:w="70" w:type="dxa"/>
+              <w:right w:w="90" w:type="dxa"/>
+            </w:tcMar>
+          </w:tcPr>
+          <w:p>
+            <w:proofErr w:type="spellStart"/>
+            <w:r>
+              <w:t>tier_name</w:t>
+            </w:r>
+            <w:proofErr w:type="spellEnd"/>
+            <w:r>
+              <w:t xml:space="preserve">, </w:t>
+            </w:r>
+            <w:proofErr w:type="spellStart"/>
+            <w:r>
+              <w:t>tier_order</w:t>
+            </w:r>
+            <w:proofErr w:type="spellEnd"/>
+          </w:p>
+        </w:tc>
+      </w:tr>
+      <w:tr>
+        <w:trPr>
+          <w:cantSplit/>
+        </w:trPr>
+        <w:tc>
+          <w:tcPr>
+            <w:tcW w:w="3000" w:type="dxa"/>
+            <w:tcBorders>
+              <w:top w:val="none" w:sz="0" w:space="0" w:color="FFFFFF"/>
+              <w:left w:val="none" w:sz="0" w:space="0" w:color="FFFFFF"/>
+              <w:bottom w:val="single" w:sz="4" w:space="0" w:color="BFBFBF"/>
+              <w:right w:val="none" w:sz="0" w:space="0" w:color="FFFFFF"/>
+            </w:tcBorders>
+            <w:tcMar>
+              <w:top w:w="70" w:type="dxa"/>
+              <w:left w:w="90" w:type="dxa"/>
+              <w:bottom w:w="70" w:type="dxa"/>
+              <w:right w:w="90" w:type="dxa"/>
+            </w:tcMar>
+          </w:tcPr>
+          <w:p>
+            <w:pPr>
+              <w:spacing w:after="40"/>
+            </w:pPr>
+            <w:proofErr w:type="spellStart"/>
+            <w:r>
+              <w:rPr>
+                <w:b/>
+                <w:bCs/>
+                <w:sz w:val="19"/>
+                <w:szCs w:val="19"/>
+              </w:rPr>
+              <w:t>Dim_Genre</w:t>
+            </w:r>
+            <w:proofErr w:type="spellEnd"/>
+          </w:p>
+        </w:tc>
+        <w:tc>
+          <w:tcPr>
+            <w:tcW w:w="3700" w:type="dxa"/>
+            <w:tcBorders>
+              <w:top w:val="none" w:sz="0" w:space="0" w:color="FFFFFF"/>
+              <w:left w:val="none" w:sz="0" w:space="0" w:color="FFFFFF"/>
+              <w:bottom w:val="single" w:sz="4" w:space="0" w:color="BFBFBF"/>
+              <w:right w:val="none" w:sz="0" w:space="0" w:color="FFFFFF"/>
+            </w:tcBorders>
+            <w:tcMar>
+              <w:top w:w="70" w:type="dxa"/>
+              <w:left w:w="90" w:type="dxa"/>
+              <w:bottom w:w="70" w:type="dxa"/>
+              <w:right w:w="90" w:type="dxa"/>
+            </w:tcMar>
+          </w:tcPr>
+          <w:p>
+            <w:pPr>
+              <w:spacing w:after="40"/>
+              <w:rPr>
+                <w:lang w:val="en-US"/>
+              </w:rPr>
+            </w:pPr>
+            <w:r>
+              <w:rPr>
+                <w:sz w:val="19"/>
+                <w:szCs w:val="19"/>
+                <w:lang w:val="en-US"/>
+              </w:rPr>
+              <w:t xml:space="preserve">One Spotify </w:t>
+            </w:r>
+            <w:proofErr w:type="spellStart"/>
+            <w:r>
+              <w:rPr>
+                <w:sz w:val="19"/>
+                <w:szCs w:val="19"/>
+                <w:lang w:val="en-US"/>
+              </w:rPr>
+              <w:t>track_genre</w:t>
+            </w:r>
+            <w:proofErr w:type="spellEnd"/>
+            <w:r>
+              <w:rPr>
+                <w:sz w:val="19"/>
+                <w:szCs w:val="19"/>
+                <w:lang w:val="en-US"/>
+              </w:rPr>
+              <w:t xml:space="preserve"> (114 rows)</w:t>
+            </w:r>
+          </w:p>
+        </w:tc>
+        <w:tc>
+          <w:tcPr>
+            <w:tcW w:w="3020" w:type="dxa"/>
+            <w:tcBorders>
+              <w:top w:val="none" w:sz="0" w:space="0" w:color="FFFFFF"/>
+              <w:left w:val="none" w:sz="0" w:space="0" w:color="FFFFFF"/>
+              <w:bottom w:val="single" w:sz="4" w:space="0" w:color="BFBFBF"/>
+              <w:right w:val="none" w:sz="0" w:space="0" w:color="FFFFFF"/>
+            </w:tcBorders>
+            <w:tcMar>
+              <w:top w:w="70" w:type="dxa"/>
+              <w:left w:w="90" w:type="dxa"/>
+              <w:bottom w:w="70" w:type="dxa"/>
+              <w:right w:w="90" w:type="dxa"/>
+            </w:tcMar>
+          </w:tcPr>
+          <w:p>
+            <w:pPr>
+              <w:spacing w:after="40"/>
+            </w:pPr>
+            <w:proofErr w:type="spellStart"/>
+            <w:r>
+              <w:rPr>
+                <w:sz w:val="19"/>
+                <w:szCs w:val="19"/>
+              </w:rPr>
+              <w:t>genre_name</w:t>
+            </w:r>
+            <w:proofErr w:type="spellEnd"/>
+          </w:p>
+        </w:tc>
+      </w:tr>
+      <w:tr>
+        <w:trPr>
+          <w:cantSplit/>
+        </w:trPr>
+        <w:tc>
+          <w:tcPr>
+            <w:tcW w:w="3000" w:type="dxa"/>
+            <w:tcBorders>
+              <w:top w:val="none" w:sz="0" w:space="0" w:color="FFFFFF"/>
+              <w:left w:val="none" w:sz="0" w:space="0" w:color="FFFFFF"/>
+              <w:bottom w:val="single" w:sz="4" w:space="0" w:color="BFBFBF"/>
+              <w:right w:val="none" w:sz="0" w:space="0" w:color="FFFFFF"/>
+            </w:tcBorders>
+            <w:tcMar>
+              <w:top w:w="70" w:type="dxa"/>
+              <w:left w:w="90" w:type="dxa"/>
+              <w:bottom w:w="70" w:type="dxa"/>
+              <w:right w:w="90" w:type="dxa"/>
+            </w:tcMar>
+          </w:tcPr>
+          <w:p>
+            <w:pPr>
+              <w:spacing w:after="40"/>
+            </w:pPr>
+            <w:proofErr w:type="spellStart"/>
+            <w:r>
+              <w:rPr>
+                <w:b/>
+                <w:bCs/>
+                <w:sz w:val="19"/>
+                <w:szCs w:val="19"/>
+              </w:rPr>
+              <w:t>Dim_Grammy_Category</w:t>
+            </w:r>
+            <w:proofErr w:type="spellEnd"/>
+          </w:p>
+        </w:tc>
+        <w:tc>
+          <w:tcPr>
+            <w:tcW w:w="3700" w:type="dxa"/>
+            <w:tcBorders>
+              <w:top w:val="none" w:sz="0" w:space="0" w:color="FFFFFF"/>
+              <w:left w:val="none" w:sz="0" w:space="0" w:color="FFFFFF"/>
+              <w:bottom w:val="single" w:sz="4" w:space="0" w:color="BFBFBF"/>
+              <w:right w:val="none" w:sz="0" w:space="0" w:color="FFFFFF"/>
+            </w:tcBorders>
+            <w:tcMar>
+              <w:top w:w="70" w:type="dxa"/>
+              <w:left w:w="90" w:type="dxa"/>
+              <w:bottom w:w="70" w:type="dxa"/>
+              <w:right w:w="90" w:type="dxa"/>
+            </w:tcMar>
+          </w:tcPr>
+          <w:p>
+            <w:pPr>
+              <w:spacing w:after="40"/>
+              <w:rPr>
+                <w:lang w:val="en-US"/>
+              </w:rPr>
+            </w:pPr>
+            <w:r>
+              <w:rPr>
+                <w:sz w:val="19"/>
+                <w:szCs w:val="19"/>
+                <w:lang w:val="en-US"/>
+              </w:rPr>
+              <w:t>One distinct normalized Grammy category</w:t>
+            </w:r>
+          </w:p>
+        </w:tc>
+        <w:tc>
+          <w:tcPr>
+            <w:tcW w:w="3020" w:type="dxa"/>
+            <w:tcBorders>
+              <w:top w:val="none" w:sz="0" w:space="0" w:color="FFFFFF"/>
+              <w:left w:val="none" w:sz="0" w:space="0" w:color="FFFFFF"/>
+              <w:bottom w:val="single" w:sz="4" w:space="0" w:color="BFBFBF"/>
+              <w:right w:val="none" w:sz="0" w:space="0" w:color="FFFFFF"/>
+            </w:tcBorders>
+            <w:tcMar>
+              <w:top w:w="70" w:type="dxa"/>
+              <w:left w:w="90" w:type="dxa"/>
+              <w:bottom w:w="70" w:type="dxa"/>
+              <w:right w:w="90" w:type="dxa"/>
+            </w:tcMar>
+          </w:tcPr>
+          <w:p>
+            <w:pPr>
+              <w:spacing w:after="40"/>
+            </w:pPr>
+            <w:proofErr w:type="spellStart"/>
+            <w:r>
+              <w:rPr>
+                <w:sz w:val="19"/>
+                <w:szCs w:val="19"/>
+              </w:rPr>
+              <w:t>category_name</w:t>
+            </w:r>
+            <w:proofErr w:type="spellEnd"/>
+            <w:r>
+              <w:rPr>
+                <w:sz w:val="19"/>
+                <w:szCs w:val="19"/>
+              </w:rPr>
+              <w:t xml:space="preserve">, </w:t>
+            </w:r>
+            <w:proofErr w:type="spellStart"/>
+            <w:r>
+              <w:rPr>
+                <w:sz w:val="19"/>
+                <w:szCs w:val="19"/>
+              </w:rPr>
+              <w:t>category_group</w:t>
+            </w:r>
+            <w:proofErr w:type="spellEnd"/>
+          </w:p>
+        </w:tc>
+      </w:tr>
+      <w:tr>
+        <w:trPr>
+          <w:cantSplit/>
+        </w:trPr>
+        <w:tc>
+          <w:tcPr>
+            <w:tcW w:w="3000" w:type="dxa"/>
+            <w:tcBorders>
+              <w:top w:val="none" w:sz="0" w:space="0" w:color="FFFFFF"/>
+              <w:left w:val="none" w:sz="0" w:space="0" w:color="FFFFFF"/>
+              <w:bottom w:val="single" w:sz="4" w:space="0" w:color="BFBFBF"/>
+              <w:right w:val="none" w:sz="0" w:space="0" w:color="FFFFFF"/>
+            </w:tcBorders>
+            <w:tcMar>
+              <w:top w:w="70" w:type="dxa"/>
+              <w:left w:w="90" w:type="dxa"/>
+              <w:bottom w:w="70" w:type="dxa"/>
+              <w:right w:w="90" w:type="dxa"/>
+            </w:tcMar>
+          </w:tcPr>
+          <w:p>
+            <w:pPr>
+              <w:spacing w:after="40"/>
+            </w:pPr>
+            <w:proofErr w:type="spellStart"/>
+            <w:r>
+              <w:rPr>
+                <w:b/>
+                <w:bCs/>
+                <w:sz w:val="19"/>
+                <w:szCs w:val="19"/>
+              </w:rPr>
+              <w:t>Bridge_Track_Genre</w:t>
+            </w:r>
+            <w:proofErr w:type="spellEnd"/>
+          </w:p>
+        </w:tc>
+        <w:tc>
+          <w:tcPr>
+            <w:tcW w:w="3700" w:type="dxa"/>
+            <w:tcBorders>
+              <w:top w:val="none" w:sz="0" w:space="0" w:color="FFFFFF"/>
+              <w:left w:val="none" w:sz="0" w:space="0" w:color="FFFFFF"/>
+              <w:bottom w:val="single" w:sz="4" w:space="0" w:color="BFBFBF"/>
+              <w:right w:val="none" w:sz="0" w:space="0" w:color="FFFFFF"/>
+            </w:tcBorders>
+            <w:tcMar>
+              <w:top w:w="70" w:type="dxa"/>
+              <w:left w:w="90" w:type="dxa"/>
+              <w:bottom w:w="70" w:type="dxa"/>
+              <w:right w:w="90" w:type="dxa"/>
+            </w:tcMar>
+          </w:tcPr>
+          <w:p>
+            <w:pPr>
+              <w:spacing w:after="40"/>
+              <w:rPr>
+                <w:lang w:val="en-US"/>
+              </w:rPr>
+            </w:pPr>
+            <w:r>
+              <w:rPr>
+                <w:sz w:val="19"/>
+                <w:szCs w:val="19"/>
+                <w:lang w:val="en-US"/>
+              </w:rPr>
+              <w:t>One track listed under one genre</w:t>
+            </w:r>
+          </w:p>
+        </w:tc>
+        <w:tc>
+          <w:tcPr>
+            <w:tcW w:w="3020" w:type="dxa"/>
+            <w:tcBorders>
+              <w:top w:val="none" w:sz="0" w:space="0" w:color="FFFFFF"/>
+              <w:left w:val="none" w:sz="0" w:space="0" w:color="FFFFFF"/>
+              <w:bottom w:val="single" w:sz="4" w:space="0" w:color="BFBFBF"/>
+              <w:right w:val="none" w:sz="0" w:space="0" w:color="FFFFFF"/>
+            </w:tcBorders>
+            <w:tcMar>
+              <w:top w:w="70" w:type="dxa"/>
+              <w:left w:w="90" w:type="dxa"/>
+              <w:bottom w:w="70" w:type="dxa"/>
+              <w:right w:w="90" w:type="dxa"/>
+            </w:tcMar>
+          </w:tcPr>
+          <w:p>
+            <w:pPr>
+              <w:spacing w:after="40"/>
+            </w:pPr>
+            <w:proofErr w:type="spellStart"/>
+            <w:r>
+              <w:rPr>
+                <w:sz w:val="19"/>
+                <w:szCs w:val="19"/>
+              </w:rPr>
+              <w:t>track_key</w:t>
+            </w:r>
+            <w:proofErr w:type="spellEnd"/>
+            <w:r>
+              <w:rPr>
+                <w:sz w:val="19"/>
+                <w:szCs w:val="19"/>
+              </w:rPr>
+              <w:t xml:space="preserve">, </w:t>
+            </w:r>
+            <w:proofErr w:type="spellStart"/>
+            <w:r>
+              <w:rPr>
+                <w:sz w:val="19"/>
+                <w:szCs w:val="19"/>
+              </w:rPr>
+              <w:t>genre_key</w:t>
+            </w:r>
+            <w:proofErr w:type="spellEnd"/>
+          </w:p>
+        </w:tc>
+      </w:tr>
+      <w:tr>
+        <w:trPr>
+          <w:cantSplit/>
+        </w:trPr>
+        <w:tc>
+          <w:tcPr>
+            <w:tcW w:w="3000" w:type="dxa"/>
+            <w:tcBorders>
+              <w:top w:val="none" w:sz="0" w:space="0" w:color="FFFFFF"/>
+              <w:left w:val="none" w:sz="0" w:space="0" w:color="FFFFFF"/>
+              <w:bottom w:val="single" w:sz="12" w:space="0" w:color="000000"/>
+              <w:right w:val="none" w:sz="0" w:space="0" w:color="FFFFFF"/>
+            </w:tcBorders>
+            <w:tcMar>
+              <w:top w:w="70" w:type="dxa"/>
+              <w:left w:w="90" w:type="dxa"/>
+              <w:bottom w:w="70" w:type="dxa"/>
+              <w:right w:w="90" w:type="dxa"/>
+            </w:tcMar>
+          </w:tcPr>
+          <w:p>
+            <w:pPr>
+              <w:spacing w:after="40"/>
+            </w:pPr>
+            <w:proofErr w:type="spellStart"/>
+            <w:r>
+              <w:rPr>
+                <w:b/>
+                <w:bCs/>
+                <w:sz w:val="19"/>
+                <w:szCs w:val="19"/>
+              </w:rPr>
+              <w:t>Bridge_Track_Grammy_Category</w:t>
+            </w:r>
+            <w:proofErr w:type="spellEnd"/>
+          </w:p>
+        </w:tc>
+        <w:tc>
+          <w:tcPr>
+            <w:tcW w:w="3700" w:type="dxa"/>
+            <w:tcBorders>
+              <w:top w:val="none" w:sz="0" w:space="0" w:color="FFFFFF"/>
+              <w:left w:val="none" w:sz="0" w:space="0" w:color="FFFFFF"/>
+              <w:bottom w:val="single" w:sz="12" w:space="0" w:color="000000"/>
+              <w:right w:val="none" w:sz="0" w:space="0" w:color="FFFFFF"/>
+            </w:tcBorders>
+            <w:tcMar>
+              <w:top w:w="70" w:type="dxa"/>
+              <w:left w:w="90" w:type="dxa"/>
+              <w:bottom w:w="70" w:type="dxa"/>
+              <w:right w:w="90" w:type="dxa"/>
+            </w:tcMar>
+          </w:tcPr>
+          <w:p>
+            <w:pPr>
+              <w:spacing w:after="40"/>
+              <w:rPr>
+                <w:lang w:val="en-US"/>
+              </w:rPr>
+            </w:pPr>
+            <w:r>
+              <w:rPr>
+                <w:sz w:val="19"/>
+                <w:szCs w:val="19"/>
+                <w:lang w:val="en-US"/>
+              </w:rPr>
+              <w:t>One track related to one Grammy category through any of its artists</w:t>
+            </w:r>
+          </w:p>
+        </w:tc>
+        <w:tc>
+          <w:tcPr>
+            <w:tcW w:w="3020" w:type="dxa"/>
+            <w:tcBorders>
+              <w:top w:val="none" w:sz="0" w:space="0" w:color="FFFFFF"/>
+              <w:left w:val="none" w:sz="0" w:space="0" w:color="FFFFFF"/>
+              <w:bottom w:val="single" w:sz="12" w:space="0" w:color="000000"/>
+              <w:right w:val="none" w:sz="0" w:space="0" w:color="FFFFFF"/>
+            </w:tcBorders>
+            <w:tcMar>
+              <w:top w:w="70" w:type="dxa"/>
+              <w:left w:w="90" w:type="dxa"/>
+              <w:bottom w:w="70" w:type="dxa"/>
+              <w:right w:w="90" w:type="dxa"/>
+            </w:tcMar>
+          </w:tcPr>
+          <w:p>
+            <w:pPr>
+              <w:spacing w:after="40"/>
+              <w:rPr>
+                <w:lang w:val="en-US"/>
+              </w:rPr>
+            </w:pPr>
+            <w:proofErr w:type="spellStart"/>
+            <w:r>
+              <w:rPr>
+                <w:sz w:val="19"/>
+                <w:szCs w:val="19"/>
+                <w:lang w:val="en-US"/>
+              </w:rPr>
+              <w:t>track_key</w:t>
+            </w:r>
+            <w:proofErr w:type="spellEnd"/>
+            <w:r>
+              <w:rPr>
+                <w:sz w:val="19"/>
+                <w:szCs w:val="19"/>
+                <w:lang w:val="en-US"/>
+              </w:rPr>
+              <w:t xml:space="preserve">, </w:t>
+            </w:r>
+            <w:proofErr w:type="spellStart"/>
+            <w:r>
+              <w:rPr>
+                <w:sz w:val="19"/>
+                <w:szCs w:val="19"/>
+                <w:lang w:val="en-US"/>
+              </w:rPr>
+              <w:t>category_key</w:t>
+            </w:r>
+            <w:proofErr w:type="spellEnd"/>
+            <w:r>
+              <w:rPr>
+                <w:sz w:val="19"/>
+                <w:szCs w:val="19"/>
+                <w:lang w:val="en-US"/>
+              </w:rPr>
+              <w:t xml:space="preserve">, </w:t>
+            </w:r>
+            <w:proofErr w:type="spellStart"/>
+            <w:r>
+              <w:rPr>
+                <w:sz w:val="19"/>
+                <w:szCs w:val="19"/>
+                <w:lang w:val="en-US"/>
+              </w:rPr>
+              <w:t>grammy_wins</w:t>
+            </w:r>
+            <w:proofErr w:type="spellEnd"/>
+          </w:p>
+        </w:tc>
+      </w:tr>
+    </w:tbl>
+    <w:p>
+      <w:pPr>
+        <w:spacing w:after="140"/>
+        <w:rPr>
+          <w:lang w:val="en-US"/>
+        </w:rPr>
+      </w:pPr>
+    </w:p>
+    <w:p>
+      <w:pPr>
+        <w:keepNext/>
+        <w:spacing w:after="140" w:line="288" w:lineRule="auto"/>
+        <w:jc w:val="both"/>
+        <w:rPr>
+          <w:lang w:val="en-US"/>
+        </w:rPr>
+      </w:pPr>
+      <w:r>
+        <w:rPr>
+          <w:lang w:val="en-US"/>
+        </w:rPr>
+        <w:t>Classification rules applied when the dimensions are populated:</w:t>
+      </w:r>
+    </w:p>
+    <w:p>
+      <w:pPr>
+        <w:pStyle w:val="Prrafodelista"/>
+        <w:numPr>
+          <w:ilvl w:val="0"/>
+          <w:numId w:val="2"/>
+        </w:numPr>
+        <w:spacing w:after="90" w:line="288" w:lineRule="auto"/>
+        <w:jc w:val="both"/>
+        <w:rPr>
+          <w:lang w:val="en-US"/>
+        </w:rPr>
+      </w:pPr>
+      <w:r>
+        <w:rPr>
+          <w:b/>
+          <w:bCs/>
+          <w:lang w:val="en-US"/>
+        </w:rPr>
+        <w:t>Grammy recognition:</w:t>
+      </w:r>
+      <w:r>
+        <w:rPr>
+          <w:lang w:val="en-US"/>
+        </w:rPr>
+        <w:t xml:space="preserve"> a track belongs to the Grammy group if any of its artists has at least one Grammy win. The </w:t>
+      </w:r>
+      <w:proofErr w:type="spellStart"/>
+      <w:r>
+        <w:rPr>
+          <w:lang w:val="en-US"/>
+        </w:rPr>
+        <w:t>artist_grammy_wins_range</w:t>
+      </w:r>
+      <w:proofErr w:type="spellEnd"/>
+      <w:r>
+        <w:rPr>
+          <w:lang w:val="en-US"/>
+        </w:rPr>
+        <w:t xml:space="preserve"> uses the highest number of Grammy records among its artists (RK-06, RK-13).</w:t>
+      </w:r>
+    </w:p>
+    <w:p>
+      <w:pPr>
+        <w:pStyle w:val="Prrafodelista"/>
+        <w:numPr>
+          <w:ilvl w:val="0"/>
+          <w:numId w:val="2"/>
+        </w:numPr>
+        <w:spacing w:after="90" w:line="288" w:lineRule="auto"/>
+        <w:jc w:val="both"/>
+        <w:rPr>
+          <w:lang w:val="en-US"/>
+        </w:rPr>
+      </w:pPr>
+      <w:r>
+        <w:rPr>
+          <w:b/>
+          <w:bCs/>
+          <w:lang w:val="en-US"/>
+        </w:rPr>
+        <w:t>Popularity tier:</w:t>
+      </w:r>
+      <w:r>
+        <w:rPr>
+          <w:lang w:val="en-US"/>
+        </w:rPr>
+        <w:t xml:space="preserve"> Most popular means a popularity above a cut-off (for example the 90th percentile of unique tracks). The value is defined and justified in the transformation phase.</w:t>
+      </w:r>
+    </w:p>
+    <w:p>
+      <w:pPr>
+        <w:pStyle w:val="Prrafodelista"/>
+        <w:numPr>
+          <w:ilvl w:val="0"/>
+          <w:numId w:val="2"/>
+        </w:numPr>
+        <w:spacing w:after="90" w:line="288" w:lineRule="auto"/>
+        <w:jc w:val="both"/>
+        <w:rPr>
+          <w:lang w:val="en-US"/>
+        </w:rPr>
+      </w:pPr>
+      <w:r>
+        <w:rPr>
+          <w:b/>
+          <w:bCs/>
+          <w:lang w:val="en-US"/>
+        </w:rPr>
+        <w:t>Category group:</w:t>
+      </w:r>
+      <w:r>
+        <w:rPr>
+          <w:lang w:val="en-US"/>
+        </w:rPr>
+        <w:t xml:space="preserve"> a derived grouping (for example Pop, Rock, Rap, Country, Classical) with an explicit </w:t>
+      </w:r>
+      <w:r>
+        <w:rPr>
+          <w:lang w:val="en-US"/>
+        </w:rPr>
+        <w:t>other</w:t>
+      </w:r>
+      <w:r>
+        <w:rPr>
+          <w:lang w:val="en-US"/>
+        </w:rPr>
+        <w:t xml:space="preserve"> bucket for categories that no rule classifies (RK-14).</w:t>
+      </w:r>
+    </w:p>
+    <w:p>
+      <w:pPr>
+        <w:pStyle w:val="Prrafodelista"/>
+        <w:numPr>
+          <w:ilvl w:val="0"/>
+          <w:numId w:val="2"/>
+        </w:numPr>
+        <w:spacing w:after="90" w:line="288" w:lineRule="auto"/>
+        <w:jc w:val="both"/>
+        <w:rPr>
+          <w:lang w:val="en-US"/>
+        </w:rPr>
+      </w:pPr>
+      <w:r>
+        <w:rPr>
+          <w:b/>
+          <w:bCs/>
+          <w:lang w:val="en-US"/>
+        </w:rPr>
+        <w:t>Excluded by design:</w:t>
+      </w:r>
+      <w:r>
+        <w:rPr>
+          <w:lang w:val="en-US"/>
+        </w:rPr>
+        <w:t xml:space="preserve"> no date dimension (Spotify has no dates), no artist dimension, and the Grammy year is not loaded because no KPI uses it.</w:t>
+      </w:r>
+    </w:p>
+    <w:p>
+      <w:pPr>
+        <w:pStyle w:val="Ttulo2"/>
+        <w:keepNext/>
+        <w:spacing w:before="260" w:after="100"/>
+        <w:rPr>
+          <w:lang w:val="en-US"/>
+        </w:rPr>
+      </w:pPr>
+      <w:r>
+        <w:rPr>
+          <w:b/>
+          <w:bCs/>
+          <w:color w:val="000000"/>
+          <w:sz w:val="22"/>
+          <w:szCs w:val="22"/>
+          <w:lang w:val="en-US"/>
+        </w:rPr>
+        <w:t>4.4. Measures</w:t>
+      </w:r>
+    </w:p>
+    <w:p>
+      <w:pPr>
+        <w:keepNext/>
+        <w:spacing w:before="120" w:after="20"/>
+        <w:rPr>
+          <w:lang w:val="en-US"/>
+        </w:rPr>
+      </w:pPr>
+      <w:r>
+        <w:rPr>
+          <w:b/>
+          <w:bCs/>
+          <w:sz w:val="19"/>
+          <w:szCs w:val="19"/>
+          <w:lang w:val="en-US"/>
+        </w:rPr>
+        <w:t>Table 8</w:t>
+      </w:r>
+    </w:p>
+    <w:p>
+      <w:pPr>
+        <w:keepNext/>
+        <w:spacing w:after="90"/>
+        <w:rPr>
+          <w:lang w:val="en-US"/>
+        </w:rPr>
+      </w:pPr>
+      <w:r>
+        <w:rPr>
+          <w:sz w:val="19"/>
+          <w:szCs w:val="19"/>
+          <w:lang w:val="en-US"/>
+        </w:rPr>
+        <w:t xml:space="preserve">Measures of </w:t>
+      </w:r>
+      <w:proofErr w:type="spellStart"/>
+      <w:r>
+        <w:rPr>
+          <w:sz w:val="19"/>
+          <w:szCs w:val="19"/>
+          <w:lang w:val="en-US"/>
+        </w:rPr>
+        <w:t>Fact_Track</w:t>
+      </w:r>
+      <w:proofErr w:type="spellEnd"/>
+      <w:r>
+        <w:rPr>
+          <w:sz w:val="19"/>
+          <w:szCs w:val="19"/>
+          <w:lang w:val="en-US"/>
+        </w:rPr>
+        <w:t xml:space="preserve"> and their additivity.</w:t>
+      </w:r>
+    </w:p>
+    <w:tbl>
+      <w:tblPr>
+        <w:tblW w:w="9720" w:type="dxa"/>
+        <w:tblBorders>
+          <w:top w:val="single" w:sz="4" w:space="0" w:color="auto"/>
+          <w:left w:val="single" w:sz="4" w:space="0" w:color="auto"/>
+          <w:bottom w:val="single" w:sz="4" w:space="0" w:color="auto"/>
+          <w:right w:val="single" w:sz="4" w:space="0" w:color="auto"/>
+          <w:insideH w:val="single" w:sz="4" w:space="0" w:color="auto"/>
+          <w:insideV w:val="single" w:sz="4" w:space="0" w:color="auto"/>
+        </w:tblBorders>
+        <w:tblCellMar>
+          <w:left w:w="10" w:type="dxa"/>
+          <w:right w:w="10" w:type="dxa"/>
+        </w:tblCellMar>
+        <w:tblLook w:val="0000" w:firstRow="0" w:lastRow="0" w:firstColumn="0" w:lastColumn="0" w:noHBand="0" w:noVBand="0"/>
+      </w:tblPr>
+      <w:tblGrid>
+        <w:gridCol w:w="2300"/>
+        <w:gridCol w:w="1700"/>
+        <w:gridCol w:w="1900"/>
+        <w:gridCol w:w="3820"/>
+      </w:tblGrid>
+      <w:tr>
+        <w:trPr>
+          <w:tblHeader/>
+        </w:trPr>
+        <w:tc>
+          <w:tcPr>
+            <w:tcW w:w="2300" w:type="dxa"/>
+            <w:tcBorders>
+              <w:top w:val="single" w:sz="12" w:space="0" w:color="000000"/>
+              <w:left w:val="none" w:sz="0" w:space="0" w:color="FFFFFF"/>
+              <w:bottom w:val="single" w:sz="6" w:space="0" w:color="000000"/>
+              <w:right w:val="none" w:sz="0" w:space="0" w:color="FFFFFF"/>
+            </w:tcBorders>
+            <w:tcMar>
+              <w:top w:w="70" w:type="dxa"/>
+              <w:left w:w="90" w:type="dxa"/>
+              <w:bottom w:w="70" w:type="dxa"/>
+              <w:right w:w="90" w:type="dxa"/>
+            </w:tcMar>
+          </w:tcPr>
+          <w:p>
+            <w:pPr>
+              <w:spacing w:after="40"/>
+            </w:pPr>
+            <w:proofErr w:type="spellStart"/>
+            <w:r>
+              <w:rPr>
+                <w:b/>
+                <w:bCs/>
+                <w:sz w:val="19"/>
+                <w:szCs w:val="19"/>
+              </w:rPr>
+              <w:t>Measure</w:t>
+            </w:r>
+            <w:proofErr w:type="spellEnd"/>
+          </w:p>
+        </w:tc>
+        <w:tc>
+          <w:tcPr>
+            <w:tcW w:w="1700" w:type="dxa"/>
+            <w:tcBorders>
+              <w:top w:val="single" w:sz="12" w:space="0" w:color="000000"/>
+              <w:left w:val="none" w:sz="0" w:space="0" w:color="FFFFFF"/>
+              <w:bottom w:val="single" w:sz="6" w:space="0" w:color="000000"/>
+              <w:right w:val="none" w:sz="0" w:space="0" w:color="FFFFFF"/>
+            </w:tcBorders>
+            <w:tcMar>
+              <w:top w:w="70" w:type="dxa"/>
+              <w:left w:w="90" w:type="dxa"/>
+              <w:bottom w:w="70" w:type="dxa"/>
+              <w:right w:w="90" w:type="dxa"/>
+            </w:tcMar>
+          </w:tcPr>
+          <w:p>
+            <w:pPr>
+              <w:spacing w:after="40"/>
+            </w:pPr>
+            <w:proofErr w:type="spellStart"/>
+            <w:r>
+              <w:rPr>
+                <w:b/>
+                <w:bCs/>
+                <w:sz w:val="19"/>
+                <w:szCs w:val="19"/>
+              </w:rPr>
+              <w:t>Domain</w:t>
+            </w:r>
+            <w:proofErr w:type="spellEnd"/>
+          </w:p>
+        </w:tc>
+        <w:tc>
+          <w:tcPr>
+            <w:tcW w:w="1900" w:type="dxa"/>
+            <w:tcBorders>
+              <w:top w:val="single" w:sz="12" w:space="0" w:color="000000"/>
+              <w:left w:val="none" w:sz="0" w:space="0" w:color="FFFFFF"/>
+              <w:bottom w:val="single" w:sz="6" w:space="0" w:color="000000"/>
+              <w:right w:val="none" w:sz="0" w:space="0" w:color="FFFFFF"/>
+            </w:tcBorders>
+            <w:tcMar>
+              <w:top w:w="70" w:type="dxa"/>
+              <w:left w:w="90" w:type="dxa"/>
+              <w:bottom w:w="70" w:type="dxa"/>
+              <w:right w:w="90" w:type="dxa"/>
+            </w:tcMar>
+          </w:tcPr>
+          <w:p>
+            <w:pPr>
+              <w:spacing w:after="40"/>
+            </w:pPr>
+            <w:proofErr w:type="spellStart"/>
+            <w:r>
+              <w:rPr>
+                <w:b/>
+                <w:bCs/>
+                <w:sz w:val="19"/>
+                <w:szCs w:val="19"/>
+              </w:rPr>
+              <w:t>Additivity</w:t>
+            </w:r>
+            <w:proofErr w:type="spellEnd"/>
+          </w:p>
+        </w:tc>
+        <w:tc>
+          <w:tcPr>
+            <w:tcW w:w="3820" w:type="dxa"/>
+            <w:tcBorders>
+              <w:top w:val="single" w:sz="12" w:space="0" w:color="000000"/>
+              <w:left w:val="none" w:sz="0" w:space="0" w:color="FFFFFF"/>
+              <w:bottom w:val="single" w:sz="6" w:space="0" w:color="000000"/>
+              <w:right w:val="none" w:sz="0" w:space="0" w:color="FFFFFF"/>
+            </w:tcBorders>
+            <w:tcMar>
+              <w:top w:w="70" w:type="dxa"/>
+              <w:left w:w="90" w:type="dxa"/>
+              <w:bottom w:w="70" w:type="dxa"/>
+              <w:right w:w="90" w:type="dxa"/>
+            </w:tcMar>
+          </w:tcPr>
+          <w:p>
+            <w:pPr>
+              <w:spacing w:after="40"/>
+            </w:pPr>
+            <w:proofErr w:type="spellStart"/>
+            <w:r>
+              <w:rPr>
+                <w:b/>
+                <w:bCs/>
+                <w:sz w:val="19"/>
+                <w:szCs w:val="19"/>
+              </w:rPr>
+              <w:t>Treatment</w:t>
+            </w:r>
+            <w:proofErr w:type="spellEnd"/>
+          </w:p>
+        </w:tc>
+      </w:tr>
+      <w:tr>
+        <w:trPr>
+          <w:cantSplit/>
+        </w:trPr>
+        <w:tc>
+          <w:tcPr>
+            <w:tcW w:w="2300" w:type="dxa"/>
+            <w:tcBorders>
+              <w:top w:val="none" w:sz="0" w:space="0" w:color="FFFFFF"/>
+              <w:left w:val="none" w:sz="0" w:space="0" w:color="FFFFFF"/>
+              <w:bottom w:val="single" w:sz="4" w:space="0" w:color="BFBFBF"/>
+              <w:right w:val="none" w:sz="0" w:space="0" w:color="FFFFFF"/>
+            </w:tcBorders>
+            <w:tcMar>
+              <w:top w:w="70" w:type="dxa"/>
+              <w:left w:w="90" w:type="dxa"/>
+              <w:bottom w:w="70" w:type="dxa"/>
+              <w:right w:w="90" w:type="dxa"/>
+            </w:tcMar>
+          </w:tcPr>
+          <w:p>
+            <w:pPr>
+              <w:spacing w:after="40"/>
+            </w:pPr>
+            <w:proofErr w:type="spellStart"/>
+            <w:r>
+              <w:rPr>
+                <w:b/>
+                <w:bCs/>
+                <w:sz w:val="19"/>
+                <w:szCs w:val="19"/>
+              </w:rPr>
+              <w:t>popularity</w:t>
+            </w:r>
+            <w:proofErr w:type="spellEnd"/>
+          </w:p>
+        </w:tc>
+        <w:tc>
+          <w:tcPr>
+            <w:tcW w:w="1700" w:type="dxa"/>
+            <w:tcBorders>
+              <w:top w:val="none" w:sz="0" w:space="0" w:color="FFFFFF"/>
+              <w:left w:val="none" w:sz="0" w:space="0" w:color="FFFFFF"/>
+              <w:bottom w:val="single" w:sz="4" w:space="0" w:color="BFBFBF"/>
+              <w:right w:val="none" w:sz="0" w:space="0" w:color="FFFFFF"/>
+            </w:tcBorders>
+            <w:tcMar>
+              <w:top w:w="70" w:type="dxa"/>
+              <w:left w:w="90" w:type="dxa"/>
+              <w:bottom w:w="70" w:type="dxa"/>
+              <w:right w:w="90" w:type="dxa"/>
+            </w:tcMar>
+          </w:tcPr>
+          <w:p>
+            <w:pPr>
+              <w:spacing w:after="40"/>
+            </w:pPr>
+            <w:r>
+              <w:rPr>
+                <w:sz w:val="19"/>
+                <w:szCs w:val="19"/>
+              </w:rPr>
+              <w:t>0-100</w:t>
+            </w:r>
+          </w:p>
+        </w:tc>
+        <w:tc>
+          <w:tcPr>
+            <w:tcW w:w="1900" w:type="dxa"/>
+            <w:tcBorders>
+              <w:top w:val="none" w:sz="0" w:space="0" w:color="FFFFFF"/>
+              <w:left w:val="none" w:sz="0" w:space="0" w:color="FFFFFF"/>
+              <w:bottom w:val="single" w:sz="4" w:space="0" w:color="BFBFBF"/>
+              <w:right w:val="none" w:sz="0" w:space="0" w:color="FFFFFF"/>
+            </w:tcBorders>
+            <w:tcMar>
+              <w:top w:w="70" w:type="dxa"/>
+              <w:left w:w="90" w:type="dxa"/>
+              <w:bottom w:w="70" w:type="dxa"/>
+              <w:right w:w="90" w:type="dxa"/>
+            </w:tcMar>
+          </w:tcPr>
+          <w:p>
+            <w:pPr>
+              <w:spacing w:after="40"/>
+            </w:pPr>
+            <w:r>
+              <w:rPr>
+                <w:sz w:val="19"/>
+                <w:szCs w:val="19"/>
+              </w:rPr>
+              <w:t>Non-</w:t>
+            </w:r>
+            <w:proofErr w:type="spellStart"/>
+            <w:r>
+              <w:rPr>
+                <w:sz w:val="19"/>
+                <w:szCs w:val="19"/>
+              </w:rPr>
+              <w:t>additive</w:t>
+            </w:r>
+            <w:proofErr w:type="spellEnd"/>
+            <w:r>
+              <w:rPr>
+                <w:sz w:val="19"/>
+                <w:szCs w:val="19"/>
+              </w:rPr>
+              <w:t xml:space="preserve"> (</w:t>
+            </w:r>
+            <w:proofErr w:type="spellStart"/>
+            <w:r>
+              <w:rPr>
+                <w:sz w:val="19"/>
+                <w:szCs w:val="19"/>
+              </w:rPr>
+              <w:t>average</w:t>
+            </w:r>
+            <w:proofErr w:type="spellEnd"/>
+            <w:r>
+              <w:rPr>
+                <w:sz w:val="19"/>
+                <w:szCs w:val="19"/>
+              </w:rPr>
+              <w:t>)</w:t>
+            </w:r>
+          </w:p>
+        </w:tc>
+        <w:tc>
+          <w:tcPr>
+            <w:tcW w:w="3820" w:type="dxa"/>
+            <w:tcBorders>
+              <w:top w:val="none" w:sz="0" w:space="0" w:color="FFFFFF"/>
+              <w:left w:val="none" w:sz="0" w:space="0" w:color="FFFFFF"/>
+              <w:bottom w:val="single" w:sz="4" w:space="0" w:color="BFBFBF"/>
+              <w:right w:val="none" w:sz="0" w:space="0" w:color="FFFFFF"/>
+            </w:tcBorders>
+            <w:tcMar>
+              <w:top w:w="70" w:type="dxa"/>
+              <w:left w:w="90" w:type="dxa"/>
+              <w:bottom w:w="70" w:type="dxa"/>
+              <w:right w:w="90" w:type="dxa"/>
+            </w:tcMar>
+          </w:tcPr>
+          <w:p>
+            <w:pPr>
+              <w:spacing w:after="40"/>
+              <w:rPr>
+                <w:lang w:val="en-US"/>
+              </w:rPr>
+            </w:pPr>
+            <w:r>
+              <w:rPr>
+                <w:sz w:val="19"/>
+                <w:szCs w:val="19"/>
+                <w:lang w:val="en-US"/>
+              </w:rPr>
+              <w:t xml:space="preserve">Mean across the repeated rows of the same </w:t>
+            </w:r>
+            <w:proofErr w:type="spellStart"/>
+            <w:r>
+              <w:rPr>
+                <w:sz w:val="19"/>
+                <w:szCs w:val="19"/>
+                <w:lang w:val="en-US"/>
+              </w:rPr>
+              <w:t>track_id</w:t>
+            </w:r>
+            <w:proofErr w:type="spellEnd"/>
+            <w:r>
+              <w:rPr>
+                <w:sz w:val="19"/>
+                <w:szCs w:val="19"/>
+                <w:lang w:val="en-US"/>
+              </w:rPr>
+              <w:t xml:space="preserve"> (RK-03); zeros are kept (RK-04).</w:t>
+            </w:r>
+          </w:p>
+        </w:tc>
+      </w:tr>
+      <w:tr>
+        <w:trPr>
+          <w:cantSplit/>
+        </w:trPr>
+        <w:tc>
+          <w:tcPr>
+            <w:tcW w:w="2300" w:type="dxa"/>
+            <w:tcBorders>
+              <w:top w:val="none" w:sz="0" w:space="0" w:color="FFFFFF"/>
+              <w:left w:val="none" w:sz="0" w:space="0" w:color="FFFFFF"/>
+              <w:bottom w:val="single" w:sz="4" w:space="0" w:color="BFBFBF"/>
+              <w:right w:val="none" w:sz="0" w:space="0" w:color="FFFFFF"/>
+            </w:tcBorders>
+            <w:tcMar>
+              <w:top w:w="70" w:type="dxa"/>
+              <w:left w:w="90" w:type="dxa"/>
+              <w:bottom w:w="70" w:type="dxa"/>
+              <w:right w:w="90" w:type="dxa"/>
+            </w:tcMar>
+          </w:tcPr>
+          <w:p>
+            <w:pPr>
+              <w:spacing w:after="40"/>
+            </w:pPr>
+            <w:proofErr w:type="spellStart"/>
+            <w:r>
+              <w:rPr>
+                <w:b/>
+                <w:bCs/>
+                <w:sz w:val="19"/>
+                <w:szCs w:val="19"/>
+              </w:rPr>
+              <w:t>duration_ms</w:t>
+            </w:r>
+            <w:proofErr w:type="spellEnd"/>
+          </w:p>
+        </w:tc>
+        <w:tc>
+          <w:tcPr>
+            <w:tcW w:w="1700" w:type="dxa"/>
+            <w:tcBorders>
+              <w:top w:val="none" w:sz="0" w:space="0" w:color="FFFFFF"/>
+              <w:left w:val="none" w:sz="0" w:space="0" w:color="FFFFFF"/>
+              <w:bottom w:val="single" w:sz="4" w:space="0" w:color="BFBFBF"/>
+              <w:right w:val="none" w:sz="0" w:space="0" w:color="FFFFFF"/>
+            </w:tcBorders>
+            <w:tcMar>
+              <w:top w:w="70" w:type="dxa"/>
+              <w:left w:w="90" w:type="dxa"/>
+              <w:bottom w:w="70" w:type="dxa"/>
+              <w:right w:w="90" w:type="dxa"/>
+            </w:tcMar>
+          </w:tcPr>
+          <w:p>
+            <w:pPr>
+              <w:spacing w:after="40"/>
+            </w:pPr>
+            <w:r>
+              <w:rPr>
+                <w:sz w:val="19"/>
+                <w:szCs w:val="19"/>
+              </w:rPr>
+              <w:t xml:space="preserve">Positive </w:t>
+            </w:r>
+            <w:proofErr w:type="spellStart"/>
+            <w:r>
+              <w:rPr>
+                <w:sz w:val="19"/>
+                <w:szCs w:val="19"/>
+              </w:rPr>
+              <w:t>integer</w:t>
+            </w:r>
+            <w:proofErr w:type="spellEnd"/>
+          </w:p>
+        </w:tc>
+        <w:tc>
+          <w:tcPr>
+            <w:tcW w:w="1900" w:type="dxa"/>
+            <w:tcBorders>
+              <w:top w:val="none" w:sz="0" w:space="0" w:color="FFFFFF"/>
+              <w:left w:val="none" w:sz="0" w:space="0" w:color="FFFFFF"/>
+              <w:bottom w:val="single" w:sz="4" w:space="0" w:color="BFBFBF"/>
+              <w:right w:val="none" w:sz="0" w:space="0" w:color="FFFFFF"/>
+            </w:tcBorders>
+            <w:tcMar>
+              <w:top w:w="70" w:type="dxa"/>
+              <w:left w:w="90" w:type="dxa"/>
+              <w:bottom w:w="70" w:type="dxa"/>
+              <w:right w:w="90" w:type="dxa"/>
+            </w:tcMar>
+          </w:tcPr>
+          <w:p>
+            <w:pPr>
+              <w:spacing w:after="40"/>
+            </w:pPr>
+            <w:r>
+              <w:rPr>
+                <w:sz w:val="19"/>
+                <w:szCs w:val="19"/>
+              </w:rPr>
+              <w:t>Non-</w:t>
+            </w:r>
+            <w:proofErr w:type="spellStart"/>
+            <w:r>
+              <w:rPr>
+                <w:sz w:val="19"/>
+                <w:szCs w:val="19"/>
+              </w:rPr>
+              <w:t>additive</w:t>
+            </w:r>
+            <w:proofErr w:type="spellEnd"/>
+            <w:r>
+              <w:rPr>
+                <w:sz w:val="19"/>
+                <w:szCs w:val="19"/>
+              </w:rPr>
+              <w:t xml:space="preserve"> (</w:t>
+            </w:r>
+            <w:proofErr w:type="spellStart"/>
+            <w:r>
+              <w:rPr>
+                <w:sz w:val="19"/>
+                <w:szCs w:val="19"/>
+              </w:rPr>
+              <w:t>average</w:t>
+            </w:r>
+            <w:proofErr w:type="spellEnd"/>
+            <w:r>
+              <w:rPr>
+                <w:sz w:val="19"/>
+                <w:szCs w:val="19"/>
+              </w:rPr>
+              <w:t>)</w:t>
+            </w:r>
+          </w:p>
+        </w:tc>
+        <w:tc>
+          <w:tcPr>
+            <w:tcW w:w="3820" w:type="dxa"/>
+            <w:tcBorders>
+              <w:top w:val="none" w:sz="0" w:space="0" w:color="FFFFFF"/>
+              <w:left w:val="none" w:sz="0" w:space="0" w:color="FFFFFF"/>
+              <w:bottom w:val="single" w:sz="4" w:space="0" w:color="BFBFBF"/>
+              <w:right w:val="none" w:sz="0" w:space="0" w:color="FFFFFF"/>
+            </w:tcBorders>
+            <w:tcMar>
+              <w:top w:w="70" w:type="dxa"/>
+              <w:left w:w="90" w:type="dxa"/>
+              <w:bottom w:w="70" w:type="dxa"/>
+              <w:right w:w="90" w:type="dxa"/>
+            </w:tcMar>
+          </w:tcPr>
+          <w:p>
+            <w:pPr>
+              <w:spacing w:after="40"/>
+              <w:rPr>
+                <w:lang w:val="en-US"/>
+              </w:rPr>
+            </w:pPr>
+            <w:r>
+              <w:rPr>
+                <w:sz w:val="19"/>
+                <w:szCs w:val="19"/>
+                <w:lang w:val="en-US"/>
+              </w:rPr>
+              <w:t>The only record with duration 0 is excluded (RK-05).</w:t>
+            </w:r>
+          </w:p>
+        </w:tc>
+      </w:tr>
+      <w:tr>
+        <w:trPr>
+          <w:cantSplit/>
+        </w:trPr>
+        <w:tc>
+          <w:tcPr>
+            <w:tcW w:w="2300" w:type="dxa"/>
+            <w:tcBorders>
+              <w:top w:val="none" w:sz="0" w:space="0" w:color="FFFFFF"/>
+              <w:left w:val="none" w:sz="0" w:space="0" w:color="FFFFFF"/>
+              <w:bottom w:val="single" w:sz="4" w:space="0" w:color="BFBFBF"/>
+              <w:right w:val="none" w:sz="0" w:space="0" w:color="FFFFFF"/>
+            </w:tcBorders>
+            <w:tcMar>
+              <w:top w:w="70" w:type="dxa"/>
+              <w:left w:w="90" w:type="dxa"/>
+              <w:bottom w:w="70" w:type="dxa"/>
+              <w:right w:w="90" w:type="dxa"/>
+            </w:tcMar>
+          </w:tcPr>
+          <w:p>
+            <w:pPr>
+              <w:spacing w:after="40"/>
+            </w:pPr>
+            <w:proofErr w:type="spellStart"/>
+            <w:r>
+              <w:rPr>
+                <w:b/>
+                <w:bCs/>
+                <w:sz w:val="19"/>
+                <w:szCs w:val="19"/>
+              </w:rPr>
+              <w:t>danceability</w:t>
+            </w:r>
+            <w:proofErr w:type="spellEnd"/>
+            <w:r>
+              <w:rPr>
+                <w:b/>
+                <w:bCs/>
+                <w:sz w:val="19"/>
+                <w:szCs w:val="19"/>
+              </w:rPr>
+              <w:t xml:space="preserve">, </w:t>
+            </w:r>
+            <w:proofErr w:type="spellStart"/>
+            <w:r>
+              <w:rPr>
+                <w:b/>
+                <w:bCs/>
+                <w:sz w:val="19"/>
+                <w:szCs w:val="19"/>
+              </w:rPr>
+              <w:t>energy</w:t>
+            </w:r>
+            <w:proofErr w:type="spellEnd"/>
+            <w:r>
+              <w:rPr>
+                <w:b/>
+                <w:bCs/>
+                <w:sz w:val="19"/>
+                <w:szCs w:val="19"/>
+              </w:rPr>
+              <w:t xml:space="preserve">, </w:t>
+            </w:r>
+            <w:proofErr w:type="spellStart"/>
+            <w:r>
+              <w:rPr>
+                <w:b/>
+                <w:bCs/>
+                <w:sz w:val="19"/>
+                <w:szCs w:val="19"/>
+              </w:rPr>
+              <w:t>valence</w:t>
+            </w:r>
+            <w:proofErr w:type="spellEnd"/>
+            <w:r>
+              <w:rPr>
+                <w:b/>
+                <w:bCs/>
+                <w:sz w:val="19"/>
+                <w:szCs w:val="19"/>
+              </w:rPr>
+              <w:t xml:space="preserve">, </w:t>
+            </w:r>
+            <w:proofErr w:type="spellStart"/>
+            <w:r>
+              <w:rPr>
+                <w:b/>
+                <w:bCs/>
+                <w:sz w:val="19"/>
+                <w:szCs w:val="19"/>
+              </w:rPr>
+              <w:t>acousticness</w:t>
+            </w:r>
+            <w:proofErr w:type="spellEnd"/>
+          </w:p>
+        </w:tc>
+        <w:tc>
+          <w:tcPr>
+            <w:tcW w:w="1700" w:type="dxa"/>
+            <w:tcBorders>
+              <w:top w:val="none" w:sz="0" w:space="0" w:color="FFFFFF"/>
+              <w:left w:val="none" w:sz="0" w:space="0" w:color="FFFFFF"/>
+              <w:bottom w:val="single" w:sz="4" w:space="0" w:color="BFBFBF"/>
+              <w:right w:val="none" w:sz="0" w:space="0" w:color="FFFFFF"/>
+            </w:tcBorders>
+            <w:tcMar>
+              <w:top w:w="70" w:type="dxa"/>
+              <w:left w:w="90" w:type="dxa"/>
+              <w:bottom w:w="70" w:type="dxa"/>
+              <w:right w:w="90" w:type="dxa"/>
+            </w:tcMar>
+          </w:tcPr>
+          <w:p>
+            <w:pPr>
+              <w:spacing w:after="40"/>
+            </w:pPr>
+            <w:r>
+              <w:rPr>
+                <w:sz w:val="19"/>
+                <w:szCs w:val="19"/>
+              </w:rPr>
+              <w:t>0-1</w:t>
+            </w:r>
+          </w:p>
+        </w:tc>
+        <w:tc>
+          <w:tcPr>
+            <w:tcW w:w="1900" w:type="dxa"/>
+            <w:tcBorders>
+              <w:top w:val="none" w:sz="0" w:space="0" w:color="FFFFFF"/>
+              <w:left w:val="none" w:sz="0" w:space="0" w:color="FFFFFF"/>
+              <w:bottom w:val="single" w:sz="4" w:space="0" w:color="BFBFBF"/>
+              <w:right w:val="none" w:sz="0" w:space="0" w:color="FFFFFF"/>
+            </w:tcBorders>
+            <w:tcMar>
+              <w:top w:w="70" w:type="dxa"/>
+              <w:left w:w="90" w:type="dxa"/>
+              <w:bottom w:w="70" w:type="dxa"/>
+              <w:right w:w="90" w:type="dxa"/>
+            </w:tcMar>
+          </w:tcPr>
+          <w:p>
+            <w:pPr>
+              <w:spacing w:after="40"/>
+            </w:pPr>
+            <w:r>
+              <w:rPr>
+                <w:sz w:val="19"/>
+                <w:szCs w:val="19"/>
+              </w:rPr>
+              <w:t>Non-</w:t>
+            </w:r>
+            <w:proofErr w:type="spellStart"/>
+            <w:r>
+              <w:rPr>
+                <w:sz w:val="19"/>
+                <w:szCs w:val="19"/>
+              </w:rPr>
+              <w:t>additive</w:t>
+            </w:r>
+            <w:proofErr w:type="spellEnd"/>
+            <w:r>
+              <w:rPr>
+                <w:sz w:val="19"/>
+                <w:szCs w:val="19"/>
+              </w:rPr>
+              <w:t xml:space="preserve"> (</w:t>
+            </w:r>
+            <w:proofErr w:type="spellStart"/>
+            <w:r>
+              <w:rPr>
+                <w:sz w:val="19"/>
+                <w:szCs w:val="19"/>
+              </w:rPr>
+              <w:t>average</w:t>
+            </w:r>
+            <w:proofErr w:type="spellEnd"/>
+            <w:r>
+              <w:rPr>
+                <w:sz w:val="19"/>
+                <w:szCs w:val="19"/>
+              </w:rPr>
+              <w:t>)</w:t>
+            </w:r>
+          </w:p>
+        </w:tc>
+        <w:tc>
+          <w:tcPr>
+            <w:tcW w:w="3820" w:type="dxa"/>
+            <w:tcBorders>
+              <w:top w:val="none" w:sz="0" w:space="0" w:color="FFFFFF"/>
+              <w:left w:val="none" w:sz="0" w:space="0" w:color="FFFFFF"/>
+              <w:bottom w:val="single" w:sz="4" w:space="0" w:color="BFBFBF"/>
+              <w:right w:val="none" w:sz="0" w:space="0" w:color="FFFFFF"/>
+            </w:tcBorders>
+            <w:tcMar>
+              <w:top w:w="70" w:type="dxa"/>
+              <w:left w:w="90" w:type="dxa"/>
+              <w:bottom w:w="70" w:type="dxa"/>
+              <w:right w:w="90" w:type="dxa"/>
+            </w:tcMar>
+          </w:tcPr>
+          <w:p>
+            <w:pPr>
+              <w:spacing w:after="40"/>
+              <w:rPr>
+                <w:lang w:val="en-US"/>
+              </w:rPr>
+            </w:pPr>
+            <w:r>
+              <w:rPr>
+                <w:sz w:val="19"/>
+                <w:szCs w:val="19"/>
+                <w:lang w:val="en-US"/>
+              </w:rPr>
+              <w:t>Consistent across repeated rows of a track.</w:t>
+            </w:r>
+          </w:p>
+        </w:tc>
+      </w:tr>
+      <w:tr>
+        <w:trPr>
+          <w:cantSplit/>
+        </w:trPr>
+        <w:tc>
+          <w:tcPr>
+            <w:tcW w:w="2300" w:type="dxa"/>
+            <w:tcBorders>
+              <w:top w:val="none" w:sz="0" w:space="0" w:color="FFFFFF"/>
+              <w:left w:val="none" w:sz="0" w:space="0" w:color="FFFFFF"/>
+              <w:bottom w:val="single" w:sz="4" w:space="0" w:color="BFBFBF"/>
+              <w:right w:val="none" w:sz="0" w:space="0" w:color="FFFFFF"/>
+            </w:tcBorders>
+            <w:tcMar>
+              <w:top w:w="70" w:type="dxa"/>
+              <w:left w:w="90" w:type="dxa"/>
+              <w:bottom w:w="70" w:type="dxa"/>
+              <w:right w:w="90" w:type="dxa"/>
+            </w:tcMar>
+          </w:tcPr>
+          <w:p>
+            <w:pPr>
+              <w:spacing w:after="40"/>
+            </w:pPr>
+            <w:proofErr w:type="spellStart"/>
+            <w:r>
+              <w:rPr>
+                <w:b/>
+                <w:bCs/>
+                <w:sz w:val="19"/>
+                <w:szCs w:val="19"/>
+              </w:rPr>
+              <w:lastRenderedPageBreak/>
+              <w:t>loudness</w:t>
+            </w:r>
+            <w:proofErr w:type="spellEnd"/>
+          </w:p>
+        </w:tc>
+        <w:tc>
+          <w:tcPr>
+            <w:tcW w:w="1700" w:type="dxa"/>
+            <w:tcBorders>
+              <w:top w:val="none" w:sz="0" w:space="0" w:color="FFFFFF"/>
+              <w:left w:val="none" w:sz="0" w:space="0" w:color="FFFFFF"/>
+              <w:bottom w:val="single" w:sz="4" w:space="0" w:color="BFBFBF"/>
+              <w:right w:val="none" w:sz="0" w:space="0" w:color="FFFFFF"/>
+            </w:tcBorders>
+            <w:tcMar>
+              <w:top w:w="70" w:type="dxa"/>
+              <w:left w:w="90" w:type="dxa"/>
+              <w:bottom w:w="70" w:type="dxa"/>
+              <w:right w:w="90" w:type="dxa"/>
+            </w:tcMar>
+          </w:tcPr>
+          <w:p>
+            <w:pPr>
+              <w:spacing w:after="40"/>
+            </w:pPr>
+            <w:r>
+              <w:rPr>
+                <w:sz w:val="19"/>
+                <w:szCs w:val="19"/>
+              </w:rPr>
+              <w:t>dB</w:t>
+            </w:r>
+          </w:p>
+        </w:tc>
+        <w:tc>
+          <w:tcPr>
+            <w:tcW w:w="1900" w:type="dxa"/>
+            <w:tcBorders>
+              <w:top w:val="none" w:sz="0" w:space="0" w:color="FFFFFF"/>
+              <w:left w:val="none" w:sz="0" w:space="0" w:color="FFFFFF"/>
+              <w:bottom w:val="single" w:sz="4" w:space="0" w:color="BFBFBF"/>
+              <w:right w:val="none" w:sz="0" w:space="0" w:color="FFFFFF"/>
+            </w:tcBorders>
+            <w:tcMar>
+              <w:top w:w="70" w:type="dxa"/>
+              <w:left w:w="90" w:type="dxa"/>
+              <w:bottom w:w="70" w:type="dxa"/>
+              <w:right w:w="90" w:type="dxa"/>
+            </w:tcMar>
+          </w:tcPr>
+          <w:p>
+            <w:pPr>
+              <w:spacing w:after="40"/>
+            </w:pPr>
+            <w:r>
+              <w:rPr>
+                <w:sz w:val="19"/>
+                <w:szCs w:val="19"/>
+              </w:rPr>
+              <w:t>Non-</w:t>
+            </w:r>
+            <w:proofErr w:type="spellStart"/>
+            <w:r>
+              <w:rPr>
+                <w:sz w:val="19"/>
+                <w:szCs w:val="19"/>
+              </w:rPr>
+              <w:t>additive</w:t>
+            </w:r>
+            <w:proofErr w:type="spellEnd"/>
+            <w:r>
+              <w:rPr>
+                <w:sz w:val="19"/>
+                <w:szCs w:val="19"/>
+              </w:rPr>
+              <w:t xml:space="preserve"> (</w:t>
+            </w:r>
+            <w:proofErr w:type="spellStart"/>
+            <w:r>
+              <w:rPr>
+                <w:sz w:val="19"/>
+                <w:szCs w:val="19"/>
+              </w:rPr>
+              <w:t>average</w:t>
+            </w:r>
+            <w:proofErr w:type="spellEnd"/>
+            <w:r>
+              <w:rPr>
+                <w:sz w:val="19"/>
+                <w:szCs w:val="19"/>
+              </w:rPr>
+              <w:t>)</w:t>
+            </w:r>
+          </w:p>
+        </w:tc>
+        <w:tc>
+          <w:tcPr>
+            <w:tcW w:w="3820" w:type="dxa"/>
+            <w:tcBorders>
+              <w:top w:val="none" w:sz="0" w:space="0" w:color="FFFFFF"/>
+              <w:left w:val="none" w:sz="0" w:space="0" w:color="FFFFFF"/>
+              <w:bottom w:val="single" w:sz="4" w:space="0" w:color="BFBFBF"/>
+              <w:right w:val="none" w:sz="0" w:space="0" w:color="FFFFFF"/>
+            </w:tcBorders>
+            <w:tcMar>
+              <w:top w:w="70" w:type="dxa"/>
+              <w:left w:w="90" w:type="dxa"/>
+              <w:bottom w:w="70" w:type="dxa"/>
+              <w:right w:w="90" w:type="dxa"/>
+            </w:tcMar>
+          </w:tcPr>
+          <w:p>
+            <w:pPr>
+              <w:spacing w:after="40"/>
+              <w:rPr>
+                <w:lang w:val="en-US"/>
+              </w:rPr>
+            </w:pPr>
+            <w:r>
+              <w:rPr>
+                <w:sz w:val="19"/>
+                <w:szCs w:val="19"/>
+                <w:lang w:val="en-US"/>
+              </w:rPr>
+              <w:t>Values above 0 dB are kept and monitored (RK-08).</w:t>
+            </w:r>
+          </w:p>
+        </w:tc>
+      </w:tr>
+      <w:tr>
+        <w:trPr>
+          <w:cantSplit/>
+        </w:trPr>
+        <w:tc>
+          <w:tcPr>
+            <w:tcW w:w="2300" w:type="dxa"/>
+            <w:tcBorders>
+              <w:top w:val="none" w:sz="0" w:space="0" w:color="FFFFFF"/>
+              <w:left w:val="none" w:sz="0" w:space="0" w:color="FFFFFF"/>
+              <w:bottom w:val="single" w:sz="4" w:space="0" w:color="BFBFBF"/>
+              <w:right w:val="none" w:sz="0" w:space="0" w:color="FFFFFF"/>
+            </w:tcBorders>
+            <w:tcMar>
+              <w:top w:w="70" w:type="dxa"/>
+              <w:left w:w="90" w:type="dxa"/>
+              <w:bottom w:w="70" w:type="dxa"/>
+              <w:right w:w="90" w:type="dxa"/>
+            </w:tcMar>
+          </w:tcPr>
+          <w:p>
+            <w:pPr>
+              <w:spacing w:after="40"/>
+            </w:pPr>
+            <w:r>
+              <w:rPr>
+                <w:b/>
+                <w:bCs/>
+                <w:sz w:val="19"/>
+                <w:szCs w:val="19"/>
+              </w:rPr>
+              <w:t>tempo</w:t>
+            </w:r>
+          </w:p>
+        </w:tc>
+        <w:tc>
+          <w:tcPr>
+            <w:tcW w:w="1700" w:type="dxa"/>
+            <w:tcBorders>
+              <w:top w:val="none" w:sz="0" w:space="0" w:color="FFFFFF"/>
+              <w:left w:val="none" w:sz="0" w:space="0" w:color="FFFFFF"/>
+              <w:bottom w:val="single" w:sz="4" w:space="0" w:color="BFBFBF"/>
+              <w:right w:val="none" w:sz="0" w:space="0" w:color="FFFFFF"/>
+            </w:tcBorders>
+            <w:tcMar>
+              <w:top w:w="70" w:type="dxa"/>
+              <w:left w:w="90" w:type="dxa"/>
+              <w:bottom w:w="70" w:type="dxa"/>
+              <w:right w:w="90" w:type="dxa"/>
+            </w:tcMar>
+          </w:tcPr>
+          <w:p>
+            <w:pPr>
+              <w:spacing w:after="40"/>
+            </w:pPr>
+            <w:r>
+              <w:rPr>
+                <w:sz w:val="19"/>
+                <w:szCs w:val="19"/>
+              </w:rPr>
+              <w:t>BPM</w:t>
+            </w:r>
+          </w:p>
+        </w:tc>
+        <w:tc>
+          <w:tcPr>
+            <w:tcW w:w="1900" w:type="dxa"/>
+            <w:tcBorders>
+              <w:top w:val="none" w:sz="0" w:space="0" w:color="FFFFFF"/>
+              <w:left w:val="none" w:sz="0" w:space="0" w:color="FFFFFF"/>
+              <w:bottom w:val="single" w:sz="4" w:space="0" w:color="BFBFBF"/>
+              <w:right w:val="none" w:sz="0" w:space="0" w:color="FFFFFF"/>
+            </w:tcBorders>
+            <w:tcMar>
+              <w:top w:w="70" w:type="dxa"/>
+              <w:left w:w="90" w:type="dxa"/>
+              <w:bottom w:w="70" w:type="dxa"/>
+              <w:right w:w="90" w:type="dxa"/>
+            </w:tcMar>
+          </w:tcPr>
+          <w:p>
+            <w:pPr>
+              <w:spacing w:after="40"/>
+            </w:pPr>
+            <w:r>
+              <w:rPr>
+                <w:sz w:val="19"/>
+                <w:szCs w:val="19"/>
+              </w:rPr>
+              <w:t>Non-</w:t>
+            </w:r>
+            <w:proofErr w:type="spellStart"/>
+            <w:r>
+              <w:rPr>
+                <w:sz w:val="19"/>
+                <w:szCs w:val="19"/>
+              </w:rPr>
+              <w:t>additive</w:t>
+            </w:r>
+            <w:proofErr w:type="spellEnd"/>
+            <w:r>
+              <w:rPr>
+                <w:sz w:val="19"/>
+                <w:szCs w:val="19"/>
+              </w:rPr>
+              <w:t xml:space="preserve"> (</w:t>
+            </w:r>
+            <w:proofErr w:type="spellStart"/>
+            <w:r>
+              <w:rPr>
+                <w:sz w:val="19"/>
+                <w:szCs w:val="19"/>
+              </w:rPr>
+              <w:t>average</w:t>
+            </w:r>
+            <w:proofErr w:type="spellEnd"/>
+            <w:r>
+              <w:rPr>
+                <w:sz w:val="19"/>
+                <w:szCs w:val="19"/>
+              </w:rPr>
+              <w:t>)</w:t>
+            </w:r>
+          </w:p>
+        </w:tc>
+        <w:tc>
+          <w:tcPr>
+            <w:tcW w:w="3820" w:type="dxa"/>
+            <w:tcBorders>
+              <w:top w:val="none" w:sz="0" w:space="0" w:color="FFFFFF"/>
+              <w:left w:val="none" w:sz="0" w:space="0" w:color="FFFFFF"/>
+              <w:bottom w:val="single" w:sz="4" w:space="0" w:color="BFBFBF"/>
+              <w:right w:val="none" w:sz="0" w:space="0" w:color="FFFFFF"/>
+            </w:tcBorders>
+            <w:tcMar>
+              <w:top w:w="70" w:type="dxa"/>
+              <w:left w:w="90" w:type="dxa"/>
+              <w:bottom w:w="70" w:type="dxa"/>
+              <w:right w:w="90" w:type="dxa"/>
+            </w:tcMar>
+          </w:tcPr>
+          <w:p>
+            <w:pPr>
+              <w:spacing w:after="40"/>
+              <w:rPr>
+                <w:lang w:val="en-US"/>
+              </w:rPr>
+            </w:pPr>
+            <w:r>
+              <w:rPr>
+                <w:sz w:val="19"/>
+                <w:szCs w:val="19"/>
+                <w:lang w:val="en-US"/>
+              </w:rPr>
+              <w:t>NULL when the source value is 0 (RK-07).</w:t>
+            </w:r>
+          </w:p>
+        </w:tc>
+      </w:tr>
+      <w:tr>
+        <w:trPr>
+          <w:cantSplit/>
+        </w:trPr>
+        <w:tc>
+          <w:tcPr>
+            <w:tcW w:w="2300" w:type="dxa"/>
+            <w:tcBorders>
+              <w:top w:val="none" w:sz="0" w:space="0" w:color="FFFFFF"/>
+              <w:left w:val="none" w:sz="0" w:space="0" w:color="FFFFFF"/>
+              <w:bottom w:val="single" w:sz="4" w:space="0" w:color="BFBFBF"/>
+              <w:right w:val="none" w:sz="0" w:space="0" w:color="FFFFFF"/>
+            </w:tcBorders>
+            <w:tcMar>
+              <w:top w:w="70" w:type="dxa"/>
+              <w:left w:w="90" w:type="dxa"/>
+              <w:bottom w:w="70" w:type="dxa"/>
+              <w:right w:w="90" w:type="dxa"/>
+            </w:tcMar>
+          </w:tcPr>
+          <w:p>
+            <w:pPr>
+              <w:spacing w:after="40"/>
+            </w:pPr>
+            <w:proofErr w:type="spellStart"/>
+            <w:r>
+              <w:rPr>
+                <w:b/>
+                <w:bCs/>
+                <w:sz w:val="19"/>
+                <w:szCs w:val="19"/>
+              </w:rPr>
+              <w:t>explicit_flag</w:t>
+            </w:r>
+            <w:proofErr w:type="spellEnd"/>
+          </w:p>
+        </w:tc>
+        <w:tc>
+          <w:tcPr>
+            <w:tcW w:w="1700" w:type="dxa"/>
+            <w:tcBorders>
+              <w:top w:val="none" w:sz="0" w:space="0" w:color="FFFFFF"/>
+              <w:left w:val="none" w:sz="0" w:space="0" w:color="FFFFFF"/>
+              <w:bottom w:val="single" w:sz="4" w:space="0" w:color="BFBFBF"/>
+              <w:right w:val="none" w:sz="0" w:space="0" w:color="FFFFFF"/>
+            </w:tcBorders>
+            <w:tcMar>
+              <w:top w:w="70" w:type="dxa"/>
+              <w:left w:w="90" w:type="dxa"/>
+              <w:bottom w:w="70" w:type="dxa"/>
+              <w:right w:w="90" w:type="dxa"/>
+            </w:tcMar>
+          </w:tcPr>
+          <w:p>
+            <w:pPr>
+              <w:spacing w:after="40"/>
+            </w:pPr>
+            <w:r>
+              <w:rPr>
+                <w:sz w:val="19"/>
+                <w:szCs w:val="19"/>
+              </w:rPr>
+              <w:t xml:space="preserve">0 </w:t>
+            </w:r>
+            <w:proofErr w:type="spellStart"/>
+            <w:r>
+              <w:rPr>
+                <w:sz w:val="19"/>
+                <w:szCs w:val="19"/>
+              </w:rPr>
+              <w:t>or</w:t>
+            </w:r>
+            <w:proofErr w:type="spellEnd"/>
+            <w:r>
+              <w:rPr>
+                <w:sz w:val="19"/>
+                <w:szCs w:val="19"/>
+              </w:rPr>
+              <w:t xml:space="preserve"> 1</w:t>
+            </w:r>
+          </w:p>
+        </w:tc>
+        <w:tc>
+          <w:tcPr>
+            <w:tcW w:w="1900" w:type="dxa"/>
+            <w:tcBorders>
+              <w:top w:val="none" w:sz="0" w:space="0" w:color="FFFFFF"/>
+              <w:left w:val="none" w:sz="0" w:space="0" w:color="FFFFFF"/>
+              <w:bottom w:val="single" w:sz="4" w:space="0" w:color="BFBFBF"/>
+              <w:right w:val="none" w:sz="0" w:space="0" w:color="FFFFFF"/>
+            </w:tcBorders>
+            <w:tcMar>
+              <w:top w:w="70" w:type="dxa"/>
+              <w:left w:w="90" w:type="dxa"/>
+              <w:bottom w:w="70" w:type="dxa"/>
+              <w:right w:w="90" w:type="dxa"/>
+            </w:tcMar>
+          </w:tcPr>
+          <w:p>
+            <w:pPr>
+              <w:spacing w:after="40"/>
+            </w:pPr>
+            <w:proofErr w:type="spellStart"/>
+            <w:r>
+              <w:rPr>
+                <w:sz w:val="19"/>
+                <w:szCs w:val="19"/>
+              </w:rPr>
+              <w:t>Additive</w:t>
+            </w:r>
+            <w:proofErr w:type="spellEnd"/>
+          </w:p>
+        </w:tc>
+        <w:tc>
+          <w:tcPr>
+            <w:tcW w:w="3820" w:type="dxa"/>
+            <w:tcBorders>
+              <w:top w:val="none" w:sz="0" w:space="0" w:color="FFFFFF"/>
+              <w:left w:val="none" w:sz="0" w:space="0" w:color="FFFFFF"/>
+              <w:bottom w:val="single" w:sz="4" w:space="0" w:color="BFBFBF"/>
+              <w:right w:val="none" w:sz="0" w:space="0" w:color="FFFFFF"/>
+            </w:tcBorders>
+            <w:tcMar>
+              <w:top w:w="70" w:type="dxa"/>
+              <w:left w:w="90" w:type="dxa"/>
+              <w:bottom w:w="70" w:type="dxa"/>
+              <w:right w:w="90" w:type="dxa"/>
+            </w:tcMar>
+          </w:tcPr>
+          <w:p>
+            <w:pPr>
+              <w:spacing w:after="40"/>
+              <w:rPr>
+                <w:lang w:val="en-US"/>
+              </w:rPr>
+            </w:pPr>
+            <w:r>
+              <w:rPr>
+                <w:sz w:val="19"/>
+                <w:szCs w:val="19"/>
+                <w:lang w:val="en-US"/>
+              </w:rPr>
+              <w:t>Its average is the share of explicit tracks.</w:t>
+            </w:r>
+          </w:p>
+        </w:tc>
+      </w:tr>
+      <w:tr>
+        <w:trPr>
+          <w:cantSplit/>
+        </w:trPr>
+        <w:tc>
+          <w:tcPr>
+            <w:tcW w:w="2300" w:type="dxa"/>
+            <w:tcBorders>
+              <w:top w:val="none" w:sz="0" w:space="0" w:color="FFFFFF"/>
+              <w:left w:val="none" w:sz="0" w:space="0" w:color="FFFFFF"/>
+              <w:bottom w:val="single" w:sz="12" w:space="0" w:color="000000"/>
+              <w:right w:val="none" w:sz="0" w:space="0" w:color="FFFFFF"/>
+            </w:tcBorders>
+            <w:tcMar>
+              <w:top w:w="70" w:type="dxa"/>
+              <w:left w:w="90" w:type="dxa"/>
+              <w:bottom w:w="70" w:type="dxa"/>
+              <w:right w:w="90" w:type="dxa"/>
+            </w:tcMar>
+          </w:tcPr>
+          <w:p>
+            <w:pPr>
+              <w:spacing w:after="40"/>
+            </w:pPr>
+            <w:proofErr w:type="spellStart"/>
+            <w:r>
+              <w:rPr>
+                <w:b/>
+                <w:bCs/>
+                <w:sz w:val="19"/>
+                <w:szCs w:val="19"/>
+              </w:rPr>
+              <w:t>track_count</w:t>
+            </w:r>
+            <w:proofErr w:type="spellEnd"/>
+          </w:p>
+        </w:tc>
+        <w:tc>
+          <w:tcPr>
+            <w:tcW w:w="1700" w:type="dxa"/>
+            <w:tcBorders>
+              <w:top w:val="none" w:sz="0" w:space="0" w:color="FFFFFF"/>
+              <w:left w:val="none" w:sz="0" w:space="0" w:color="FFFFFF"/>
+              <w:bottom w:val="single" w:sz="12" w:space="0" w:color="000000"/>
+              <w:right w:val="none" w:sz="0" w:space="0" w:color="FFFFFF"/>
+            </w:tcBorders>
+            <w:tcMar>
+              <w:top w:w="70" w:type="dxa"/>
+              <w:left w:w="90" w:type="dxa"/>
+              <w:bottom w:w="70" w:type="dxa"/>
+              <w:right w:w="90" w:type="dxa"/>
+            </w:tcMar>
+          </w:tcPr>
+          <w:p>
+            <w:pPr>
+              <w:spacing w:after="40"/>
+            </w:pPr>
+            <w:proofErr w:type="spellStart"/>
+            <w:r>
+              <w:rPr>
+                <w:sz w:val="19"/>
+                <w:szCs w:val="19"/>
+              </w:rPr>
+              <w:t>Always</w:t>
+            </w:r>
+            <w:proofErr w:type="spellEnd"/>
+            <w:r>
+              <w:rPr>
+                <w:sz w:val="19"/>
+                <w:szCs w:val="19"/>
+              </w:rPr>
+              <w:t xml:space="preserve"> 1</w:t>
+            </w:r>
+          </w:p>
+        </w:tc>
+        <w:tc>
+          <w:tcPr>
+            <w:tcW w:w="1900" w:type="dxa"/>
+            <w:tcBorders>
+              <w:top w:val="none" w:sz="0" w:space="0" w:color="FFFFFF"/>
+              <w:left w:val="none" w:sz="0" w:space="0" w:color="FFFFFF"/>
+              <w:bottom w:val="single" w:sz="12" w:space="0" w:color="000000"/>
+              <w:right w:val="none" w:sz="0" w:space="0" w:color="FFFFFF"/>
+            </w:tcBorders>
+            <w:tcMar>
+              <w:top w:w="70" w:type="dxa"/>
+              <w:left w:w="90" w:type="dxa"/>
+              <w:bottom w:w="70" w:type="dxa"/>
+              <w:right w:w="90" w:type="dxa"/>
+            </w:tcMar>
+          </w:tcPr>
+          <w:p>
+            <w:pPr>
+              <w:spacing w:after="40"/>
+            </w:pPr>
+            <w:proofErr w:type="spellStart"/>
+            <w:r>
+              <w:rPr>
+                <w:sz w:val="19"/>
+                <w:szCs w:val="19"/>
+              </w:rPr>
+              <w:t>Additive</w:t>
+            </w:r>
+            <w:proofErr w:type="spellEnd"/>
+          </w:p>
+        </w:tc>
+        <w:tc>
+          <w:tcPr>
+            <w:tcW w:w="3820" w:type="dxa"/>
+            <w:tcBorders>
+              <w:top w:val="none" w:sz="0" w:space="0" w:color="FFFFFF"/>
+              <w:left w:val="none" w:sz="0" w:space="0" w:color="FFFFFF"/>
+              <w:bottom w:val="single" w:sz="12" w:space="0" w:color="000000"/>
+              <w:right w:val="none" w:sz="0" w:space="0" w:color="FFFFFF"/>
+            </w:tcBorders>
+            <w:tcMar>
+              <w:top w:w="70" w:type="dxa"/>
+              <w:left w:w="90" w:type="dxa"/>
+              <w:bottom w:w="70" w:type="dxa"/>
+              <w:right w:w="90" w:type="dxa"/>
+            </w:tcMar>
+          </w:tcPr>
+          <w:p>
+            <w:pPr>
+              <w:spacing w:after="40"/>
+              <w:rPr>
+                <w:lang w:val="en-US"/>
+              </w:rPr>
+            </w:pPr>
+            <w:r>
+              <w:rPr>
+                <w:sz w:val="19"/>
+                <w:szCs w:val="19"/>
+                <w:lang w:val="en-US"/>
+              </w:rPr>
+              <w:t>Degenerate measure used to count tracks.</w:t>
+            </w:r>
+          </w:p>
+        </w:tc>
+      </w:tr>
+    </w:tbl>
+    <w:p>
+      <w:pPr>
+        <w:spacing w:after="160"/>
+        <w:rPr>
+          <w:lang w:val="en-US"/>
+        </w:rPr>
+      </w:pPr>
+    </w:p>
+    <w:p>
+      <w:pPr>
+        <w:pStyle w:val="Ttulo2"/>
+        <w:keepNext/>
+        <w:spacing w:before="260" w:after="100"/>
+        <w:rPr>
+          <w:lang w:val="en-US"/>
+        </w:rPr>
+      </w:pPr>
+      <w:r>
+        <w:rPr>
+          <w:b/>
+          <w:bCs/>
+          <w:color w:val="000000"/>
+          <w:sz w:val="22"/>
+          <w:szCs w:val="22"/>
+          <w:lang w:val="en-US"/>
+        </w:rPr>
+        <w:t>4.5. Keys and relationships</w:t>
+      </w:r>
+    </w:p>
+    <w:p>
+      <w:pPr>
+        <w:keepNext/>
+        <w:spacing w:before="120" w:after="20"/>
+        <w:rPr>
+          <w:lang w:val="en-US"/>
+        </w:rPr>
+      </w:pPr>
+      <w:r>
+        <w:rPr>
+          <w:b/>
+          <w:bCs/>
+          <w:sz w:val="19"/>
+          <w:szCs w:val="19"/>
+          <w:lang w:val="en-US"/>
+        </w:rPr>
+        <w:t>Table 9</w:t>
+      </w:r>
+    </w:p>
+    <w:p>
+      <w:pPr>
+        <w:keepNext/>
+        <w:spacing w:after="90"/>
+        <w:rPr>
+          <w:lang w:val="en-US"/>
+        </w:rPr>
+      </w:pPr>
+      <w:r>
+        <w:rPr>
+          <w:sz w:val="19"/>
+          <w:szCs w:val="19"/>
+          <w:lang w:val="en-US"/>
+        </w:rPr>
+        <w:t>Key strategy and integrity constraints.</w:t>
+      </w:r>
+    </w:p>
+    <w:tbl>
+      <w:tblPr>
+        <w:tblW w:w="9720" w:type="dxa"/>
+        <w:tblBorders>
+          <w:top w:val="single" w:sz="4" w:space="0" w:color="auto"/>
+          <w:left w:val="single" w:sz="4" w:space="0" w:color="auto"/>
+          <w:bottom w:val="single" w:sz="4" w:space="0" w:color="auto"/>
+          <w:right w:val="single" w:sz="4" w:space="0" w:color="auto"/>
+          <w:insideH w:val="single" w:sz="4" w:space="0" w:color="auto"/>
+          <w:insideV w:val="single" w:sz="4" w:space="0" w:color="auto"/>
+        </w:tblBorders>
+        <w:tblCellMar>
+          <w:left w:w="10" w:type="dxa"/>
+          <w:right w:w="10" w:type="dxa"/>
+        </w:tblCellMar>
+        <w:tblLook w:val="0000" w:firstRow="0" w:lastRow="0" w:firstColumn="0" w:lastColumn="0" w:noHBand="0" w:noVBand="0"/>
+      </w:tblPr>
+      <w:tblGrid>
+        <w:gridCol w:w="2400"/>
+        <w:gridCol w:w="7320"/>
+      </w:tblGrid>
+      <w:tr>
+        <w:trPr>
+          <w:tblHeader/>
+        </w:trPr>
+        <w:tc>
+          <w:tcPr>
+            <w:tcW w:w="2400" w:type="dxa"/>
+            <w:tcBorders>
+              <w:top w:val="single" w:sz="12" w:space="0" w:color="000000"/>
+              <w:left w:val="none" w:sz="0" w:space="0" w:color="FFFFFF"/>
+              <w:bottom w:val="single" w:sz="6" w:space="0" w:color="000000"/>
+              <w:right w:val="none" w:sz="0" w:space="0" w:color="FFFFFF"/>
+            </w:tcBorders>
+            <w:tcMar>
+              <w:top w:w="70" w:type="dxa"/>
+              <w:left w:w="90" w:type="dxa"/>
+              <w:bottom w:w="70" w:type="dxa"/>
+              <w:right w:w="90" w:type="dxa"/>
+            </w:tcMar>
+          </w:tcPr>
+          <w:p>
+            <w:pPr>
+              <w:spacing w:after="40"/>
+            </w:pPr>
+            <w:proofErr w:type="spellStart"/>
+            <w:r>
+              <w:rPr>
+                <w:b/>
+                <w:bCs/>
+                <w:sz w:val="19"/>
+                <w:szCs w:val="19"/>
+              </w:rPr>
+              <w:t>Element</w:t>
+            </w:r>
+            <w:proofErr w:type="spellEnd"/>
+          </w:p>
+        </w:tc>
+        <w:tc>
+          <w:tcPr>
+            <w:tcW w:w="7320" w:type="dxa"/>
+            <w:tcBorders>
+              <w:top w:val="single" w:sz="12" w:space="0" w:color="000000"/>
+              <w:left w:val="none" w:sz="0" w:space="0" w:color="FFFFFF"/>
+              <w:bottom w:val="single" w:sz="6" w:space="0" w:color="000000"/>
+              <w:right w:val="none" w:sz="0" w:space="0" w:color="FFFFFF"/>
+            </w:tcBorders>
+            <w:tcMar>
+              <w:top w:w="70" w:type="dxa"/>
+              <w:left w:w="90" w:type="dxa"/>
+              <w:bottom w:w="70" w:type="dxa"/>
+              <w:right w:w="90" w:type="dxa"/>
+            </w:tcMar>
+          </w:tcPr>
+          <w:p>
+            <w:pPr>
+              <w:spacing w:after="40"/>
+            </w:pPr>
+            <w:proofErr w:type="spellStart"/>
+            <w:r>
+              <w:rPr>
+                <w:b/>
+                <w:bCs/>
+                <w:sz w:val="19"/>
+                <w:szCs w:val="19"/>
+              </w:rPr>
+              <w:t>Definition</w:t>
+            </w:r>
+            <w:proofErr w:type="spellEnd"/>
+          </w:p>
+        </w:tc>
+      </w:tr>
+      <w:tr>
+        <w:trPr>
+          <w:cantSplit/>
+        </w:trPr>
+        <w:tc>
+          <w:tcPr>
+            <w:tcW w:w="2400" w:type="dxa"/>
+            <w:tcBorders>
+              <w:top w:val="none" w:sz="0" w:space="0" w:color="FFFFFF"/>
+              <w:left w:val="none" w:sz="0" w:space="0" w:color="FFFFFF"/>
+              <w:bottom w:val="none" w:sz="0" w:space="0" w:color="FFFFFF"/>
+              <w:right w:val="none" w:sz="0" w:space="0" w:color="FFFFFF"/>
+            </w:tcBorders>
+            <w:tcMar>
+              <w:top w:w="70" w:type="dxa"/>
+              <w:left w:w="90" w:type="dxa"/>
+              <w:bottom w:w="70" w:type="dxa"/>
+              <w:right w:w="90" w:type="dxa"/>
+            </w:tcMar>
+          </w:tcPr>
+          <w:p>
+            <w:proofErr w:type="spellStart"/>
+            <w:r>
+              <w:t>Surrogate</w:t>
+            </w:r>
+            <w:proofErr w:type="spellEnd"/>
+            <w:r>
+              <w:t xml:space="preserve"> </w:t>
+            </w:r>
+            <w:proofErr w:type="spellStart"/>
+            <w:r>
+              <w:t>keys</w:t>
+            </w:r>
+            <w:proofErr w:type="spellEnd"/>
+          </w:p>
+        </w:tc>
+        <w:tc>
+          <w:tcPr>
+            <w:tcW w:w="7320" w:type="dxa"/>
+            <w:tcBorders>
+              <w:top w:val="none" w:sz="0" w:space="0" w:color="FFFFFF"/>
+              <w:left w:val="none" w:sz="0" w:space="0" w:color="FFFFFF"/>
+              <w:bottom w:val="none" w:sz="0" w:space="0" w:color="FFFFFF"/>
+              <w:right w:val="none" w:sz="0" w:space="0" w:color="FFFFFF"/>
+            </w:tcBorders>
+            <w:tcMar>
+              <w:top w:w="70" w:type="dxa"/>
+              <w:left w:w="90" w:type="dxa"/>
+              <w:bottom w:w="70" w:type="dxa"/>
+              <w:right w:w="90" w:type="dxa"/>
+            </w:tcMar>
+          </w:tcPr>
+          <w:p>
+            <w:pPr>
+              <w:rPr>
+                <w:lang w:val="en-US"/>
+              </w:rPr>
+            </w:pPr>
+            <w:r>
+              <w:rPr>
+                <w:lang w:val="en-US"/>
+              </w:rPr>
+              <w:t xml:space="preserve">Integer identity keys in every dimension and in </w:t>
+            </w:r>
+            <w:proofErr w:type="spellStart"/>
+            <w:r>
+              <w:rPr>
+                <w:lang w:val="en-US"/>
+              </w:rPr>
+              <w:t>Fact_Track</w:t>
+            </w:r>
+            <w:proofErr w:type="spellEnd"/>
+            <w:r>
+              <w:rPr>
+                <w:lang w:val="en-US"/>
+              </w:rPr>
+              <w:t>, assigned by the Data Warehouse.</w:t>
+            </w:r>
+          </w:p>
+        </w:tc>
+      </w:tr>
+      <w:tr>
+        <w:trPr>
+          <w:cantSplit/>
+        </w:trPr>
+        <w:tc>
+          <w:tcPr>
+            <w:tcW w:w="2400" w:type="dxa"/>
+            <w:tcBorders>
+              <w:top w:val="none" w:sz="0" w:space="0" w:color="FFFFFF"/>
+              <w:left w:val="none" w:sz="0" w:space="0" w:color="FFFFFF"/>
+              <w:bottom w:val="none" w:sz="0" w:space="0" w:color="FFFFFF"/>
+              <w:right w:val="none" w:sz="0" w:space="0" w:color="FFFFFF"/>
+            </w:tcBorders>
+            <w:tcMar>
+              <w:top w:w="70" w:type="dxa"/>
+              <w:left w:w="90" w:type="dxa"/>
+              <w:bottom w:w="70" w:type="dxa"/>
+              <w:right w:w="90" w:type="dxa"/>
+            </w:tcMar>
+          </w:tcPr>
+          <w:p>
+            <w:r>
+              <w:t xml:space="preserve">Business </w:t>
+            </w:r>
+            <w:proofErr w:type="spellStart"/>
+            <w:r>
+              <w:t>keys</w:t>
+            </w:r>
+            <w:proofErr w:type="spellEnd"/>
+          </w:p>
+        </w:tc>
+        <w:tc>
+          <w:tcPr>
+            <w:tcW w:w="7320" w:type="dxa"/>
+            <w:tcBorders>
+              <w:top w:val="none" w:sz="0" w:space="0" w:color="FFFFFF"/>
+              <w:left w:val="none" w:sz="0" w:space="0" w:color="FFFFFF"/>
+              <w:bottom w:val="none" w:sz="0" w:space="0" w:color="FFFFFF"/>
+              <w:right w:val="none" w:sz="0" w:space="0" w:color="FFFFFF"/>
+            </w:tcBorders>
+            <w:tcMar>
+              <w:top w:w="70" w:type="dxa"/>
+              <w:left w:w="90" w:type="dxa"/>
+              <w:bottom w:w="70" w:type="dxa"/>
+              <w:right w:w="90" w:type="dxa"/>
+            </w:tcMar>
+          </w:tcPr>
+          <w:p>
+            <w:pPr>
+              <w:rPr>
+                <w:lang w:val="en-US"/>
+              </w:rPr>
+            </w:pPr>
+            <w:r>
+              <w:rPr>
+                <w:lang w:val="en-US"/>
+              </w:rPr>
+              <w:t xml:space="preserve">Unique constraints on </w:t>
+            </w:r>
+            <w:proofErr w:type="spellStart"/>
+            <w:r>
+              <w:rPr>
+                <w:lang w:val="en-US"/>
+              </w:rPr>
+              <w:t>track_id</w:t>
+            </w:r>
+            <w:proofErr w:type="spellEnd"/>
+            <w:r>
+              <w:rPr>
+                <w:lang w:val="en-US"/>
+              </w:rPr>
+              <w:t xml:space="preserve">, </w:t>
+            </w:r>
+            <w:proofErr w:type="spellStart"/>
+            <w:r>
+              <w:rPr>
+                <w:lang w:val="en-US"/>
+              </w:rPr>
+              <w:t>genre_name</w:t>
+            </w:r>
+            <w:proofErr w:type="spellEnd"/>
+            <w:r>
+              <w:rPr>
+                <w:lang w:val="en-US"/>
+              </w:rPr>
+              <w:t xml:space="preserve">, </w:t>
+            </w:r>
+            <w:proofErr w:type="spellStart"/>
+            <w:r>
+              <w:rPr>
+                <w:lang w:val="en-US"/>
+              </w:rPr>
+              <w:t>category_name</w:t>
+            </w:r>
+            <w:proofErr w:type="spellEnd"/>
+            <w:r>
+              <w:rPr>
+                <w:lang w:val="en-US"/>
+              </w:rPr>
+              <w:t xml:space="preserve">, </w:t>
+            </w:r>
+            <w:proofErr w:type="spellStart"/>
+            <w:r>
+              <w:rPr>
+                <w:lang w:val="en-US"/>
+              </w:rPr>
+              <w:t>tier_name</w:t>
+            </w:r>
+            <w:proofErr w:type="spellEnd"/>
+            <w:r>
+              <w:rPr>
+                <w:lang w:val="en-US"/>
+              </w:rPr>
+              <w:t xml:space="preserve"> and (</w:t>
+            </w:r>
+            <w:proofErr w:type="spellStart"/>
+            <w:r>
+              <w:rPr>
+                <w:lang w:val="en-US"/>
+              </w:rPr>
+              <w:t>recognition_group</w:t>
+            </w:r>
+            <w:proofErr w:type="spellEnd"/>
+            <w:r>
+              <w:rPr>
+                <w:lang w:val="en-US"/>
+              </w:rPr>
+              <w:t xml:space="preserve">, </w:t>
+            </w:r>
+            <w:proofErr w:type="spellStart"/>
+            <w:r>
+              <w:rPr>
+                <w:lang w:val="en-US"/>
+              </w:rPr>
+              <w:t>artist_grammy_wins_range</w:t>
+            </w:r>
+            <w:proofErr w:type="spellEnd"/>
+            <w:r>
+              <w:rPr>
+                <w:lang w:val="en-US"/>
+              </w:rPr>
+              <w:t>), so that a reload is deterministic.</w:t>
+            </w:r>
+          </w:p>
+        </w:tc>
+      </w:tr>
+      <w:tr>
+        <w:trPr>
+          <w:cantSplit/>
+        </w:trPr>
+        <w:tc>
+          <w:tcPr>
+            <w:tcW w:w="2400" w:type="dxa"/>
+            <w:tcBorders>
+              <w:top w:val="none" w:sz="0" w:space="0" w:color="FFFFFF"/>
+              <w:left w:val="none" w:sz="0" w:space="0" w:color="FFFFFF"/>
+              <w:bottom w:val="none" w:sz="0" w:space="0" w:color="FFFFFF"/>
+              <w:right w:val="none" w:sz="0" w:space="0" w:color="FFFFFF"/>
+            </w:tcBorders>
+            <w:tcMar>
+              <w:top w:w="70" w:type="dxa"/>
+              <w:left w:w="90" w:type="dxa"/>
+              <w:bottom w:w="70" w:type="dxa"/>
+              <w:right w:w="90" w:type="dxa"/>
+            </w:tcMar>
+          </w:tcPr>
+          <w:p>
+            <w:proofErr w:type="spellStart"/>
+            <w:r>
+              <w:t>Foreign</w:t>
+            </w:r>
+            <w:proofErr w:type="spellEnd"/>
+            <w:r>
+              <w:t xml:space="preserve"> </w:t>
+            </w:r>
+            <w:proofErr w:type="spellStart"/>
+            <w:r>
+              <w:t>keys</w:t>
+            </w:r>
+            <w:proofErr w:type="spellEnd"/>
+          </w:p>
+        </w:tc>
+        <w:tc>
+          <w:tcPr>
+            <w:tcW w:w="7320" w:type="dxa"/>
+            <w:tcBorders>
+              <w:top w:val="none" w:sz="0" w:space="0" w:color="FFFFFF"/>
+              <w:left w:val="none" w:sz="0" w:space="0" w:color="FFFFFF"/>
+              <w:bottom w:val="none" w:sz="0" w:space="0" w:color="FFFFFF"/>
+              <w:right w:val="none" w:sz="0" w:space="0" w:color="FFFFFF"/>
+            </w:tcBorders>
+            <w:tcMar>
+              <w:top w:w="70" w:type="dxa"/>
+              <w:left w:w="90" w:type="dxa"/>
+              <w:bottom w:w="70" w:type="dxa"/>
+              <w:right w:w="90" w:type="dxa"/>
+            </w:tcMar>
+          </w:tcPr>
+          <w:p>
+            <w:pPr>
+              <w:rPr>
+                <w:lang w:val="en-US"/>
+              </w:rPr>
+            </w:pPr>
+            <w:proofErr w:type="spellStart"/>
+            <w:r>
+              <w:rPr>
+                <w:lang w:val="en-US"/>
+              </w:rPr>
+              <w:t>Fact_Track</w:t>
+            </w:r>
+            <w:proofErr w:type="spellEnd"/>
+            <w:r>
+              <w:rPr>
+                <w:lang w:val="en-US"/>
+              </w:rPr>
+              <w:t xml:space="preserve"> references </w:t>
+            </w:r>
+            <w:proofErr w:type="spellStart"/>
+            <w:r>
+              <w:rPr>
+                <w:lang w:val="en-US"/>
+              </w:rPr>
+              <w:t>Dim_Grammy_Recognition</w:t>
+            </w:r>
+            <w:proofErr w:type="spellEnd"/>
+            <w:r>
+              <w:rPr>
+                <w:lang w:val="en-US"/>
+              </w:rPr>
+              <w:t xml:space="preserve"> and </w:t>
+            </w:r>
+            <w:proofErr w:type="spellStart"/>
+            <w:r>
+              <w:rPr>
+                <w:lang w:val="en-US"/>
+              </w:rPr>
+              <w:t>Dim_Popularity_Tier</w:t>
+            </w:r>
+            <w:proofErr w:type="spellEnd"/>
+            <w:r>
+              <w:rPr>
+                <w:lang w:val="en-US"/>
+              </w:rPr>
+              <w:t xml:space="preserve">; each bridge references </w:t>
+            </w:r>
+            <w:proofErr w:type="spellStart"/>
+            <w:r>
+              <w:rPr>
+                <w:lang w:val="en-US"/>
+              </w:rPr>
+              <w:t>Fact_Track</w:t>
+            </w:r>
+            <w:proofErr w:type="spellEnd"/>
+            <w:r>
+              <w:rPr>
+                <w:lang w:val="en-US"/>
+              </w:rPr>
+              <w:t xml:space="preserve"> and its dimension.</w:t>
+            </w:r>
+          </w:p>
+        </w:tc>
+      </w:tr>
+      <w:tr>
+        <w:trPr>
+          <w:cantSplit/>
+        </w:trPr>
+        <w:tc>
+          <w:tcPr>
+            <w:tcW w:w="2400" w:type="dxa"/>
+            <w:tcBorders>
+              <w:top w:val="none" w:sz="0" w:space="0" w:color="FFFFFF"/>
+              <w:left w:val="none" w:sz="0" w:space="0" w:color="FFFFFF"/>
+              <w:bottom w:val="none" w:sz="0" w:space="0" w:color="FFFFFF"/>
+              <w:right w:val="none" w:sz="0" w:space="0" w:color="FFFFFF"/>
+            </w:tcBorders>
+            <w:tcMar>
+              <w:top w:w="70" w:type="dxa"/>
+              <w:left w:w="90" w:type="dxa"/>
+              <w:bottom w:w="70" w:type="dxa"/>
+              <w:right w:w="90" w:type="dxa"/>
+            </w:tcMar>
+          </w:tcPr>
+          <w:p>
+            <w:r>
+              <w:t xml:space="preserve">Bridge </w:t>
+            </w:r>
+            <w:proofErr w:type="spellStart"/>
+            <w:r>
+              <w:t>keys</w:t>
+            </w:r>
+            <w:proofErr w:type="spellEnd"/>
+          </w:p>
+        </w:tc>
+        <w:tc>
+          <w:tcPr>
+            <w:tcW w:w="7320" w:type="dxa"/>
+            <w:tcBorders>
+              <w:top w:val="none" w:sz="0" w:space="0" w:color="FFFFFF"/>
+              <w:left w:val="none" w:sz="0" w:space="0" w:color="FFFFFF"/>
+              <w:bottom w:val="none" w:sz="0" w:space="0" w:color="FFFFFF"/>
+              <w:right w:val="none" w:sz="0" w:space="0" w:color="FFFFFF"/>
+            </w:tcBorders>
+            <w:tcMar>
+              <w:top w:w="70" w:type="dxa"/>
+              <w:left w:w="90" w:type="dxa"/>
+              <w:bottom w:w="70" w:type="dxa"/>
+              <w:right w:w="90" w:type="dxa"/>
+            </w:tcMar>
+          </w:tcPr>
+          <w:p>
+            <w:pPr>
+              <w:rPr>
+                <w:lang w:val="en-US"/>
+              </w:rPr>
+            </w:pPr>
+            <w:r>
+              <w:rPr>
+                <w:lang w:val="en-US"/>
+              </w:rPr>
+              <w:t>Composite primary keys (</w:t>
+            </w:r>
+            <w:proofErr w:type="spellStart"/>
+            <w:r>
+              <w:rPr>
+                <w:lang w:val="en-US"/>
+              </w:rPr>
+              <w:t>track_key</w:t>
+            </w:r>
+            <w:proofErr w:type="spellEnd"/>
+            <w:r>
+              <w:rPr>
+                <w:lang w:val="en-US"/>
+              </w:rPr>
+              <w:t xml:space="preserve">, </w:t>
+            </w:r>
+            <w:proofErr w:type="spellStart"/>
+            <w:r>
+              <w:rPr>
+                <w:lang w:val="en-US"/>
+              </w:rPr>
+              <w:t>genre_key</w:t>
+            </w:r>
+            <w:proofErr w:type="spellEnd"/>
+            <w:r>
+              <w:rPr>
+                <w:lang w:val="en-US"/>
+              </w:rPr>
+              <w:t>) and (</w:t>
+            </w:r>
+            <w:proofErr w:type="spellStart"/>
+            <w:r>
+              <w:rPr>
+                <w:lang w:val="en-US"/>
+              </w:rPr>
+              <w:t>track_key</w:t>
+            </w:r>
+            <w:proofErr w:type="spellEnd"/>
+            <w:r>
+              <w:rPr>
+                <w:lang w:val="en-US"/>
+              </w:rPr>
+              <w:t xml:space="preserve">, </w:t>
+            </w:r>
+            <w:proofErr w:type="spellStart"/>
+            <w:r>
+              <w:rPr>
+                <w:lang w:val="en-US"/>
+              </w:rPr>
+              <w:t>category_key</w:t>
+            </w:r>
+            <w:proofErr w:type="spellEnd"/>
+            <w:r>
+              <w:rPr>
+                <w:lang w:val="en-US"/>
+              </w:rPr>
+              <w:t>), which prevent duplicated pairs.</w:t>
+            </w:r>
+          </w:p>
+        </w:tc>
+      </w:tr>
+      <w:tr>
+        <w:trPr>
+          <w:cantSplit/>
+        </w:trPr>
+        <w:tc>
+          <w:tcPr>
+            <w:tcW w:w="2400" w:type="dxa"/>
+            <w:tcBorders>
+              <w:top w:val="none" w:sz="0" w:space="0" w:color="FFFFFF"/>
+              <w:left w:val="none" w:sz="0" w:space="0" w:color="FFFFFF"/>
+              <w:bottom w:val="none" w:sz="0" w:space="0" w:color="FFFFFF"/>
+              <w:right w:val="none" w:sz="0" w:space="0" w:color="FFFFFF"/>
+            </w:tcBorders>
+            <w:tcMar>
+              <w:top w:w="70" w:type="dxa"/>
+              <w:left w:w="90" w:type="dxa"/>
+              <w:bottom w:w="70" w:type="dxa"/>
+              <w:right w:w="90" w:type="dxa"/>
+            </w:tcMar>
+          </w:tcPr>
+          <w:p>
+            <w:proofErr w:type="spellStart"/>
+            <w:r>
+              <w:t>Integrity</w:t>
+            </w:r>
+            <w:proofErr w:type="spellEnd"/>
+            <w:r>
+              <w:t xml:space="preserve"> </w:t>
+            </w:r>
+            <w:proofErr w:type="spellStart"/>
+            <w:r>
+              <w:t>checks</w:t>
+            </w:r>
+            <w:proofErr w:type="spellEnd"/>
+          </w:p>
+        </w:tc>
+        <w:tc>
+          <w:tcPr>
+            <w:tcW w:w="7320" w:type="dxa"/>
+            <w:tcBorders>
+              <w:top w:val="none" w:sz="0" w:space="0" w:color="FFFFFF"/>
+              <w:left w:val="none" w:sz="0" w:space="0" w:color="FFFFFF"/>
+              <w:bottom w:val="none" w:sz="0" w:space="0" w:color="FFFFFF"/>
+              <w:right w:val="none" w:sz="0" w:space="0" w:color="FFFFFF"/>
+            </w:tcBorders>
+            <w:tcMar>
+              <w:top w:w="70" w:type="dxa"/>
+              <w:left w:w="90" w:type="dxa"/>
+              <w:bottom w:w="70" w:type="dxa"/>
+              <w:right w:w="90" w:type="dxa"/>
+            </w:tcMar>
+          </w:tcPr>
+          <w:p>
+            <w:pPr>
+              <w:rPr>
+                <w:lang w:val="en-US"/>
+              </w:rPr>
+            </w:pPr>
+            <w:r>
+              <w:rPr>
+                <w:lang w:val="en-US"/>
+              </w:rPr>
+              <w:t xml:space="preserve">CHECK constraints on ranges: popularity 0-100, audio features 0-1, duration above 0, tempo above 0 or NULL, </w:t>
+            </w:r>
+            <w:proofErr w:type="spellStart"/>
+            <w:r>
+              <w:rPr>
+                <w:lang w:val="en-US"/>
+              </w:rPr>
+              <w:t>explicit_flag</w:t>
+            </w:r>
+            <w:proofErr w:type="spellEnd"/>
+            <w:r>
+              <w:rPr>
+                <w:lang w:val="en-US"/>
+              </w:rPr>
+              <w:t xml:space="preserve"> 0 or 1, </w:t>
+            </w:r>
+            <w:proofErr w:type="spellStart"/>
+            <w:r>
+              <w:rPr>
+                <w:lang w:val="en-US"/>
+              </w:rPr>
+              <w:t>track_count</w:t>
+            </w:r>
+            <w:proofErr w:type="spellEnd"/>
+            <w:r>
+              <w:rPr>
+                <w:lang w:val="en-US"/>
+              </w:rPr>
+              <w:t xml:space="preserve"> equal to 1.</w:t>
+            </w:r>
+          </w:p>
+        </w:tc>
+      </w:tr>
+      <w:tr>
+        <w:trPr>
+          <w:cantSplit/>
+        </w:trPr>
+        <w:tc>
+          <w:tcPr>
+            <w:tcW w:w="2400" w:type="dxa"/>
+            <w:tcBorders>
+              <w:top w:val="none" w:sz="0" w:space="0" w:color="FFFFFF"/>
+              <w:left w:val="none" w:sz="0" w:space="0" w:color="FFFFFF"/>
+              <w:bottom w:val="single" w:sz="12" w:space="0" w:color="000000"/>
+              <w:right w:val="none" w:sz="0" w:space="0" w:color="FFFFFF"/>
+            </w:tcBorders>
+            <w:tcMar>
+              <w:top w:w="70" w:type="dxa"/>
+              <w:left w:w="90" w:type="dxa"/>
+              <w:bottom w:w="70" w:type="dxa"/>
+              <w:right w:w="90" w:type="dxa"/>
+            </w:tcMar>
+          </w:tcPr>
+          <w:p>
+            <w:proofErr w:type="spellStart"/>
+            <w:r>
+              <w:t>Executable</w:t>
+            </w:r>
+            <w:proofErr w:type="spellEnd"/>
+            <w:r>
+              <w:t xml:space="preserve"> </w:t>
+            </w:r>
+            <w:proofErr w:type="spellStart"/>
+            <w:r>
+              <w:t>definition</w:t>
+            </w:r>
+            <w:proofErr w:type="spellEnd"/>
+          </w:p>
+        </w:tc>
+        <w:tc>
+          <w:tcPr>
+            <w:tcW w:w="7320" w:type="dxa"/>
+            <w:tcBorders>
+              <w:top w:val="none" w:sz="0" w:space="0" w:color="FFFFFF"/>
+              <w:left w:val="none" w:sz="0" w:space="0" w:color="FFFFFF"/>
+              <w:bottom w:val="single" w:sz="12" w:space="0" w:color="000000"/>
+              <w:right w:val="none" w:sz="0" w:space="0" w:color="FFFFFF"/>
+            </w:tcBorders>
+            <w:tcMar>
+              <w:top w:w="70" w:type="dxa"/>
+              <w:left w:w="90" w:type="dxa"/>
+              <w:bottom w:w="70" w:type="dxa"/>
+              <w:right w:w="90" w:type="dxa"/>
+            </w:tcMar>
+          </w:tcPr>
+          <w:p>
+            <w:pPr>
+              <w:rPr>
+                <w:lang w:val="en-US"/>
+              </w:rPr>
+            </w:pPr>
+            <w:proofErr w:type="spellStart"/>
+            <w:r>
+              <w:rPr>
+                <w:lang w:val="en-US"/>
+              </w:rPr>
+              <w:t>sql</w:t>
+            </w:r>
+            <w:proofErr w:type="spellEnd"/>
+            <w:r>
+              <w:rPr>
+                <w:lang w:val="en-US"/>
+              </w:rPr>
+              <w:t>/</w:t>
+            </w:r>
+            <w:proofErr w:type="spellStart"/>
+            <w:r>
+              <w:rPr>
+                <w:lang w:val="en-US"/>
+              </w:rPr>
+              <w:t>dw_schema.sql</w:t>
+            </w:r>
+            <w:proofErr w:type="spellEnd"/>
+            <w:r>
+              <w:rPr>
+                <w:lang w:val="en-US"/>
+              </w:rPr>
+              <w:t xml:space="preserve"> (idempotent, also seeds the two fixed dimensions) and docs/</w:t>
+            </w:r>
+            <w:proofErr w:type="spellStart"/>
+            <w:r>
+              <w:rPr>
+                <w:lang w:val="en-US"/>
+              </w:rPr>
+              <w:t>dw_model.dbml</w:t>
+            </w:r>
+            <w:proofErr w:type="spellEnd"/>
+            <w:r>
+              <w:rPr>
+                <w:lang w:val="en-US"/>
+              </w:rPr>
+              <w:t xml:space="preserve"> (source of the diagram).</w:t>
+            </w:r>
+          </w:p>
+        </w:tc>
+      </w:tr>
+    </w:tbl>
+    <w:p>
+      <w:pPr>
+        <w:spacing w:after="160"/>
+        <w:rPr>
+          <w:lang w:val="en-US"/>
+        </w:rPr>
+      </w:pPr>
+    </w:p>
+    <w:p>
+      <w:pPr>
+        <w:pStyle w:val="Ttulo2"/>
+        <w:keepNext/>
+        <w:spacing w:before="260" w:after="100"/>
+        <w:rPr>
+          <w:lang w:val="en-US"/>
+        </w:rPr>
+      </w:pPr>
+      <w:r>
+        <w:rPr>
+          <w:b/>
+          <w:bCs/>
+          <w:color w:val="000000"/>
+          <w:sz w:val="22"/>
+          <w:szCs w:val="22"/>
+          <w:lang w:val="en-US"/>
+        </w:rPr>
+        <w:t>4.6. Multivalued relationships and query rule</w:t>
+      </w:r>
+    </w:p>
+    <w:p>
+      <w:pPr>
+        <w:spacing w:after="140" w:line="288" w:lineRule="auto"/>
+        <w:jc w:val="both"/>
+        <w:rPr>
+          <w:lang w:val="en-US"/>
+        </w:rPr>
+      </w:pPr>
+      <w:r>
+        <w:rPr>
+          <w:lang w:val="en-US"/>
+        </w:rPr>
+        <w:t xml:space="preserve">Genre and Grammy category are modeled with bridge tables so that </w:t>
+      </w:r>
+      <w:proofErr w:type="spellStart"/>
+      <w:r>
+        <w:rPr>
+          <w:lang w:val="en-US"/>
+        </w:rPr>
+        <w:t>Fact_Track</w:t>
+      </w:r>
+      <w:proofErr w:type="spellEnd"/>
+      <w:r>
+        <w:rPr>
+          <w:lang w:val="en-US"/>
+        </w:rPr>
+        <w:t xml:space="preserve"> keeps one row per track. This also lets genre act as a control variable, which answers RK-09: group differences can be read within each genre.</w:t>
+      </w:r>
+    </w:p>
+    <w:p>
+      <w:pPr>
+        <w:spacing w:after="140" w:line="288" w:lineRule="auto"/>
+        <w:jc w:val="both"/>
+        <w:rPr>
+          <w:lang w:val="en-US"/>
+        </w:rPr>
+      </w:pPr>
+      <w:r>
+        <w:rPr>
+          <w:b/>
+          <w:bCs/>
+          <w:lang w:val="en-US"/>
+        </w:rPr>
+        <w:t xml:space="preserve">Query rule. </w:t>
+      </w:r>
+      <w:r>
+        <w:rPr>
+          <w:lang w:val="en-US"/>
+        </w:rPr>
+        <w:t xml:space="preserve">Queries that do not need genre or category must not join the bridges; </w:t>
+      </w:r>
+      <w:proofErr w:type="gramStart"/>
+      <w:r>
+        <w:rPr>
+          <w:lang w:val="en-US"/>
+        </w:rPr>
+        <w:t>otherwise</w:t>
+      </w:r>
+      <w:proofErr w:type="gramEnd"/>
+      <w:r>
+        <w:rPr>
+          <w:lang w:val="en-US"/>
+        </w:rPr>
+        <w:t xml:space="preserve"> a track is counted once per genre or category. Queries that do join a bridge count a track once per genre or category by design.</w:t>
+      </w:r>
+    </w:p>
+    <w:p>
+      <w:pPr>
+        <w:spacing w:after="140" w:line="288" w:lineRule="auto"/>
+        <w:jc w:val="both"/>
+        <w:rPr>
+          <w:lang w:val="en-US"/>
+        </w:rPr>
+      </w:pPr>
+      <w:r>
+        <w:rPr>
+          <w:lang w:val="en-US"/>
+        </w:rPr>
+        <w:t>Two consequences are accepted. First, with a track-level grain, artists with many tracks weigh more in group averages. Second, a category-level KPI counts a track once for each category in which its artists won.</w:t>
+      </w:r>
+    </w:p>
+    <w:p>
+      <w:pPr>
+        <w:pStyle w:val="Ttulo2"/>
+        <w:keepNext/>
+        <w:spacing w:before="260" w:after="100"/>
+        <w:rPr>
+          <w:lang w:val="en-US"/>
+        </w:rPr>
+      </w:pPr>
+      <w:r>
+        <w:rPr>
+          <w:b/>
+          <w:bCs/>
+          <w:color w:val="000000"/>
+          <w:sz w:val="22"/>
+          <w:szCs w:val="22"/>
+          <w:lang w:val="en-US"/>
+        </w:rPr>
+        <w:lastRenderedPageBreak/>
+        <w:t>4.7. Requirement support</w:t>
+      </w:r>
+    </w:p>
+    <w:p>
+      <w:pPr>
+        <w:keepNext/>
+        <w:spacing w:before="120" w:after="20"/>
+        <w:rPr>
+          <w:lang w:val="en-US"/>
+        </w:rPr>
+      </w:pPr>
+      <w:r>
+        <w:rPr>
+          <w:b/>
+          <w:bCs/>
+          <w:sz w:val="19"/>
+          <w:szCs w:val="19"/>
+          <w:lang w:val="en-US"/>
+        </w:rPr>
+        <w:t>Table 10</w:t>
+      </w:r>
+    </w:p>
+    <w:p>
+      <w:pPr>
+        <w:keepNext/>
+        <w:spacing w:after="90"/>
+        <w:rPr>
+          <w:lang w:val="en-US"/>
+        </w:rPr>
+      </w:pPr>
+      <w:r>
+        <w:rPr>
+          <w:sz w:val="19"/>
+          <w:szCs w:val="19"/>
+          <w:lang w:val="en-US"/>
+        </w:rPr>
+        <w:t>How the model answers each analytical requirement.</w:t>
+      </w:r>
+    </w:p>
+    <w:tbl>
+      <w:tblPr>
+        <w:tblW w:w="9720" w:type="dxa"/>
+        <w:tblBorders>
+          <w:top w:val="single" w:sz="4" w:space="0" w:color="auto"/>
+          <w:left w:val="single" w:sz="4" w:space="0" w:color="auto"/>
+          <w:bottom w:val="single" w:sz="4" w:space="0" w:color="auto"/>
+          <w:right w:val="single" w:sz="4" w:space="0" w:color="auto"/>
+          <w:insideH w:val="single" w:sz="4" w:space="0" w:color="auto"/>
+          <w:insideV w:val="single" w:sz="4" w:space="0" w:color="auto"/>
+        </w:tblBorders>
+        <w:tblCellMar>
+          <w:left w:w="10" w:type="dxa"/>
+          <w:right w:w="10" w:type="dxa"/>
+        </w:tblCellMar>
+        <w:tblLook w:val="0000" w:firstRow="0" w:lastRow="0" w:firstColumn="0" w:lastColumn="0" w:noHBand="0" w:noVBand="0"/>
+      </w:tblPr>
+      <w:tblGrid>
+        <w:gridCol w:w="900"/>
+        <w:gridCol w:w="1400"/>
+        <w:gridCol w:w="7420"/>
+      </w:tblGrid>
+      <w:tr>
+        <w:trPr>
+          <w:tblHeader/>
+        </w:trPr>
+        <w:tc>
+          <w:tcPr>
+            <w:tcW w:w="900" w:type="dxa"/>
+            <w:tcBorders>
+              <w:top w:val="single" w:sz="12" w:space="0" w:color="000000"/>
+              <w:left w:val="none" w:sz="0" w:space="0" w:color="FFFFFF"/>
+              <w:bottom w:val="single" w:sz="6" w:space="0" w:color="000000"/>
+              <w:right w:val="none" w:sz="0" w:space="0" w:color="FFFFFF"/>
+            </w:tcBorders>
+            <w:tcMar>
+              <w:top w:w="70" w:type="dxa"/>
+              <w:left w:w="90" w:type="dxa"/>
+              <w:bottom w:w="70" w:type="dxa"/>
+              <w:right w:w="90" w:type="dxa"/>
+            </w:tcMar>
+          </w:tcPr>
+          <w:p>
+            <w:pPr>
+              <w:spacing w:after="40"/>
+            </w:pPr>
+            <w:r>
+              <w:rPr>
+                <w:b/>
+                <w:bCs/>
+                <w:sz w:val="19"/>
+                <w:szCs w:val="19"/>
+              </w:rPr>
+              <w:t>ID</w:t>
+            </w:r>
+          </w:p>
+        </w:tc>
+        <w:tc>
+          <w:tcPr>
+            <w:tcW w:w="1400" w:type="dxa"/>
+            <w:tcBorders>
+              <w:top w:val="single" w:sz="12" w:space="0" w:color="000000"/>
+              <w:left w:val="none" w:sz="0" w:space="0" w:color="FFFFFF"/>
+              <w:bottom w:val="single" w:sz="6" w:space="0" w:color="000000"/>
+              <w:right w:val="none" w:sz="0" w:space="0" w:color="FFFFFF"/>
+            </w:tcBorders>
+            <w:tcMar>
+              <w:top w:w="70" w:type="dxa"/>
+              <w:left w:w="90" w:type="dxa"/>
+              <w:bottom w:w="70" w:type="dxa"/>
+              <w:right w:w="90" w:type="dxa"/>
+            </w:tcMar>
+          </w:tcPr>
+          <w:p>
+            <w:pPr>
+              <w:spacing w:after="40"/>
+            </w:pPr>
+            <w:r>
+              <w:rPr>
+                <w:b/>
+                <w:bCs/>
+                <w:sz w:val="19"/>
+                <w:szCs w:val="19"/>
+              </w:rPr>
+              <w:t>KPI</w:t>
+            </w:r>
+          </w:p>
+        </w:tc>
+        <w:tc>
+          <w:tcPr>
+            <w:tcW w:w="7420" w:type="dxa"/>
+            <w:tcBorders>
+              <w:top w:val="single" w:sz="12" w:space="0" w:color="000000"/>
+              <w:left w:val="none" w:sz="0" w:space="0" w:color="FFFFFF"/>
+              <w:bottom w:val="single" w:sz="6" w:space="0" w:color="000000"/>
+              <w:right w:val="none" w:sz="0" w:space="0" w:color="FFFFFF"/>
+            </w:tcBorders>
+            <w:tcMar>
+              <w:top w:w="70" w:type="dxa"/>
+              <w:left w:w="90" w:type="dxa"/>
+              <w:bottom w:w="70" w:type="dxa"/>
+              <w:right w:w="90" w:type="dxa"/>
+            </w:tcMar>
+          </w:tcPr>
+          <w:p>
+            <w:pPr>
+              <w:spacing w:after="40"/>
+              <w:rPr>
+                <w:lang w:val="en-US"/>
+              </w:rPr>
+            </w:pPr>
+            <w:r>
+              <w:rPr>
+                <w:b/>
+                <w:bCs/>
+                <w:sz w:val="19"/>
+                <w:szCs w:val="19"/>
+                <w:lang w:val="en-US"/>
+              </w:rPr>
+              <w:t>How the model supports it</w:t>
+            </w:r>
+          </w:p>
+        </w:tc>
+      </w:tr>
+      <w:tr>
+        <w:trPr>
+          <w:cantSplit/>
+        </w:trPr>
+        <w:tc>
+          <w:tcPr>
+            <w:tcW w:w="900" w:type="dxa"/>
+            <w:tcBorders>
+              <w:top w:val="none" w:sz="0" w:space="0" w:color="FFFFFF"/>
+              <w:left w:val="none" w:sz="0" w:space="0" w:color="FFFFFF"/>
+              <w:bottom w:val="none" w:sz="0" w:space="0" w:color="FFFFFF"/>
+              <w:right w:val="none" w:sz="0" w:space="0" w:color="FFFFFF"/>
+            </w:tcBorders>
+            <w:tcMar>
+              <w:top w:w="70" w:type="dxa"/>
+              <w:left w:w="90" w:type="dxa"/>
+              <w:bottom w:w="70" w:type="dxa"/>
+              <w:right w:w="90" w:type="dxa"/>
+            </w:tcMar>
+          </w:tcPr>
+          <w:p>
+            <w:pPr>
+              <w:spacing w:after="40"/>
+            </w:pPr>
+            <w:r>
+              <w:rPr>
+                <w:b/>
+                <w:bCs/>
+                <w:sz w:val="19"/>
+                <w:szCs w:val="19"/>
+              </w:rPr>
+              <w:t>AR-01</w:t>
+            </w:r>
+          </w:p>
+        </w:tc>
+        <w:tc>
+          <w:tcPr>
+            <w:tcW w:w="1400" w:type="dxa"/>
+            <w:tcBorders>
+              <w:top w:val="none" w:sz="0" w:space="0" w:color="FFFFFF"/>
+              <w:left w:val="none" w:sz="0" w:space="0" w:color="FFFFFF"/>
+              <w:bottom w:val="none" w:sz="0" w:space="0" w:color="FFFFFF"/>
+              <w:right w:val="none" w:sz="0" w:space="0" w:color="FFFFFF"/>
+            </w:tcBorders>
+            <w:tcMar>
+              <w:top w:w="70" w:type="dxa"/>
+              <w:left w:w="90" w:type="dxa"/>
+              <w:bottom w:w="70" w:type="dxa"/>
+              <w:right w:w="90" w:type="dxa"/>
+            </w:tcMar>
+          </w:tcPr>
+          <w:p>
+            <w:pPr>
+              <w:spacing w:after="40"/>
+            </w:pPr>
+            <w:r>
+              <w:rPr>
+                <w:sz w:val="19"/>
+                <w:szCs w:val="19"/>
+              </w:rPr>
+              <w:t>KPI-01</w:t>
+            </w:r>
+          </w:p>
+        </w:tc>
+        <w:tc>
+          <w:tcPr>
+            <w:tcW w:w="7420" w:type="dxa"/>
+            <w:tcBorders>
+              <w:top w:val="none" w:sz="0" w:space="0" w:color="FFFFFF"/>
+              <w:left w:val="none" w:sz="0" w:space="0" w:color="FFFFFF"/>
+              <w:bottom w:val="none" w:sz="0" w:space="0" w:color="FFFFFF"/>
+              <w:right w:val="none" w:sz="0" w:space="0" w:color="FFFFFF"/>
+            </w:tcBorders>
+            <w:tcMar>
+              <w:top w:w="70" w:type="dxa"/>
+              <w:left w:w="90" w:type="dxa"/>
+              <w:bottom w:w="70" w:type="dxa"/>
+              <w:right w:w="90" w:type="dxa"/>
+            </w:tcMar>
+          </w:tcPr>
+          <w:p>
+            <w:pPr>
+              <w:rPr>
+                <w:lang w:val="en-US"/>
+              </w:rPr>
+            </w:pPr>
+            <w:r>
+              <w:rPr>
+                <w:lang w:val="en-US"/>
+              </w:rPr>
+              <w:t xml:space="preserve">Average of </w:t>
+            </w:r>
+            <w:proofErr w:type="spellStart"/>
+            <w:r>
+              <w:rPr>
+                <w:lang w:val="en-US"/>
+              </w:rPr>
+              <w:t>Fact_Track.popularity</w:t>
+            </w:r>
+            <w:proofErr w:type="spellEnd"/>
+            <w:r>
+              <w:rPr>
+                <w:lang w:val="en-US"/>
+              </w:rPr>
+              <w:t xml:space="preserve"> by </w:t>
+            </w:r>
+            <w:proofErr w:type="spellStart"/>
+            <w:r>
+              <w:rPr>
+                <w:lang w:val="en-US"/>
+              </w:rPr>
+              <w:t>Dim_Grammy_Recognition</w:t>
+            </w:r>
+            <w:proofErr w:type="spellEnd"/>
+            <w:r>
+              <w:rPr>
+                <w:lang w:val="en-US"/>
+              </w:rPr>
+              <w:t xml:space="preserve"> (recognition group and artist Grammy-win range); within genre through </w:t>
+            </w:r>
+            <w:proofErr w:type="spellStart"/>
+            <w:r>
+              <w:rPr>
+                <w:lang w:val="en-US"/>
+              </w:rPr>
+              <w:t>Bridge_Track_Genre</w:t>
+            </w:r>
+            <w:proofErr w:type="spellEnd"/>
+            <w:r>
+              <w:rPr>
+                <w:lang w:val="en-US"/>
+              </w:rPr>
+              <w:t>; share of tracks by Grammy recognition in each genre; sensitivity check excluding popularity 0.</w:t>
+            </w:r>
+          </w:p>
+        </w:tc>
+      </w:tr>
+      <w:tr>
+        <w:trPr>
+          <w:cantSplit/>
+        </w:trPr>
+        <w:tc>
+          <w:tcPr>
+            <w:tcW w:w="900" w:type="dxa"/>
+            <w:tcBorders>
+              <w:top w:val="none" w:sz="0" w:space="0" w:color="FFFFFF"/>
+              <w:left w:val="none" w:sz="0" w:space="0" w:color="FFFFFF"/>
+              <w:bottom w:val="none" w:sz="0" w:space="0" w:color="FFFFFF"/>
+              <w:right w:val="none" w:sz="0" w:space="0" w:color="FFFFFF"/>
+            </w:tcBorders>
+            <w:tcMar>
+              <w:top w:w="70" w:type="dxa"/>
+              <w:left w:w="90" w:type="dxa"/>
+              <w:bottom w:w="70" w:type="dxa"/>
+              <w:right w:w="90" w:type="dxa"/>
+            </w:tcMar>
+          </w:tcPr>
+          <w:p>
+            <w:pPr>
+              <w:spacing w:after="40"/>
+            </w:pPr>
+            <w:r>
+              <w:rPr>
+                <w:b/>
+                <w:bCs/>
+                <w:sz w:val="19"/>
+                <w:szCs w:val="19"/>
+              </w:rPr>
+              <w:t>AR-02</w:t>
+            </w:r>
+          </w:p>
+        </w:tc>
+        <w:tc>
+          <w:tcPr>
+            <w:tcW w:w="1400" w:type="dxa"/>
+            <w:tcBorders>
+              <w:top w:val="none" w:sz="0" w:space="0" w:color="FFFFFF"/>
+              <w:left w:val="none" w:sz="0" w:space="0" w:color="FFFFFF"/>
+              <w:bottom w:val="none" w:sz="0" w:space="0" w:color="FFFFFF"/>
+              <w:right w:val="none" w:sz="0" w:space="0" w:color="FFFFFF"/>
+            </w:tcBorders>
+            <w:tcMar>
+              <w:top w:w="70" w:type="dxa"/>
+              <w:left w:w="90" w:type="dxa"/>
+              <w:bottom w:w="70" w:type="dxa"/>
+              <w:right w:w="90" w:type="dxa"/>
+            </w:tcMar>
+          </w:tcPr>
+          <w:p>
+            <w:pPr>
+              <w:spacing w:after="40"/>
+            </w:pPr>
+            <w:r>
+              <w:rPr>
+                <w:sz w:val="19"/>
+                <w:szCs w:val="19"/>
+              </w:rPr>
+              <w:t>KPI-02</w:t>
+            </w:r>
+          </w:p>
+        </w:tc>
+        <w:tc>
+          <w:tcPr>
+            <w:tcW w:w="7420" w:type="dxa"/>
+            <w:tcBorders>
+              <w:top w:val="none" w:sz="0" w:space="0" w:color="FFFFFF"/>
+              <w:left w:val="none" w:sz="0" w:space="0" w:color="FFFFFF"/>
+              <w:bottom w:val="none" w:sz="0" w:space="0" w:color="FFFFFF"/>
+              <w:right w:val="none" w:sz="0" w:space="0" w:color="FFFFFF"/>
+            </w:tcBorders>
+            <w:tcMar>
+              <w:top w:w="70" w:type="dxa"/>
+              <w:left w:w="90" w:type="dxa"/>
+              <w:bottom w:w="70" w:type="dxa"/>
+              <w:right w:w="90" w:type="dxa"/>
+            </w:tcMar>
+          </w:tcPr>
+          <w:p>
+            <w:pPr>
+              <w:rPr>
+                <w:lang w:val="en-US"/>
+              </w:rPr>
+            </w:pPr>
+            <w:r>
+              <w:rPr>
+                <w:lang w:val="en-US"/>
+              </w:rPr>
+              <w:t xml:space="preserve">Average of each audio measure by </w:t>
+            </w:r>
+            <w:proofErr w:type="spellStart"/>
+            <w:r>
+              <w:rPr>
+                <w:lang w:val="en-US"/>
+              </w:rPr>
+              <w:t>Dim_Grammy_Recognition.recognition_group</w:t>
+            </w:r>
+            <w:proofErr w:type="spellEnd"/>
+            <w:r>
+              <w:rPr>
+                <w:lang w:val="en-US"/>
+              </w:rPr>
+              <w:t xml:space="preserve"> and by </w:t>
+            </w:r>
+            <w:proofErr w:type="spellStart"/>
+            <w:r>
+              <w:rPr>
+                <w:lang w:val="en-US"/>
+              </w:rPr>
+              <w:t>Dim_Popularity_Tier</w:t>
+            </w:r>
+            <w:proofErr w:type="spellEnd"/>
+            <w:r>
+              <w:rPr>
+                <w:lang w:val="en-US"/>
+              </w:rPr>
+              <w:t>.</w:t>
+            </w:r>
+          </w:p>
+        </w:tc>
+      </w:tr>
+      <w:tr>
+        <w:trPr>
+          <w:cantSplit/>
+        </w:trPr>
+        <w:tc>
+          <w:tcPr>
+            <w:tcW w:w="900" w:type="dxa"/>
+            <w:tcBorders>
+              <w:top w:val="none" w:sz="0" w:space="0" w:color="FFFFFF"/>
+              <w:left w:val="none" w:sz="0" w:space="0" w:color="FFFFFF"/>
+              <w:bottom w:val="single" w:sz="12" w:space="0" w:color="000000"/>
+              <w:right w:val="none" w:sz="0" w:space="0" w:color="FFFFFF"/>
+            </w:tcBorders>
+            <w:tcMar>
+              <w:top w:w="70" w:type="dxa"/>
+              <w:left w:w="90" w:type="dxa"/>
+              <w:bottom w:w="70" w:type="dxa"/>
+              <w:right w:w="90" w:type="dxa"/>
+            </w:tcMar>
+          </w:tcPr>
+          <w:p>
+            <w:pPr>
+              <w:spacing w:after="40"/>
+            </w:pPr>
+            <w:r>
+              <w:rPr>
+                <w:b/>
+                <w:bCs/>
+                <w:sz w:val="19"/>
+                <w:szCs w:val="19"/>
+              </w:rPr>
+              <w:t>AR-03</w:t>
+            </w:r>
+          </w:p>
+        </w:tc>
+        <w:tc>
+          <w:tcPr>
+            <w:tcW w:w="1400" w:type="dxa"/>
+            <w:tcBorders>
+              <w:top w:val="none" w:sz="0" w:space="0" w:color="FFFFFF"/>
+              <w:left w:val="none" w:sz="0" w:space="0" w:color="FFFFFF"/>
+              <w:bottom w:val="single" w:sz="12" w:space="0" w:color="000000"/>
+              <w:right w:val="none" w:sz="0" w:space="0" w:color="FFFFFF"/>
+            </w:tcBorders>
+            <w:tcMar>
+              <w:top w:w="70" w:type="dxa"/>
+              <w:left w:w="90" w:type="dxa"/>
+              <w:bottom w:w="70" w:type="dxa"/>
+              <w:right w:w="90" w:type="dxa"/>
+            </w:tcMar>
+          </w:tcPr>
+          <w:p>
+            <w:pPr>
+              <w:spacing w:after="40"/>
+            </w:pPr>
+            <w:r>
+              <w:rPr>
+                <w:sz w:val="19"/>
+                <w:szCs w:val="19"/>
+              </w:rPr>
+              <w:t>KPI-03</w:t>
+            </w:r>
+          </w:p>
+        </w:tc>
+        <w:tc>
+          <w:tcPr>
+            <w:tcW w:w="7420" w:type="dxa"/>
+            <w:tcBorders>
+              <w:top w:val="none" w:sz="0" w:space="0" w:color="FFFFFF"/>
+              <w:left w:val="none" w:sz="0" w:space="0" w:color="FFFFFF"/>
+              <w:bottom w:val="single" w:sz="12" w:space="0" w:color="000000"/>
+              <w:right w:val="none" w:sz="0" w:space="0" w:color="FFFFFF"/>
+            </w:tcBorders>
+            <w:tcMar>
+              <w:top w:w="70" w:type="dxa"/>
+              <w:left w:w="90" w:type="dxa"/>
+              <w:bottom w:w="70" w:type="dxa"/>
+              <w:right w:w="90" w:type="dxa"/>
+            </w:tcMar>
+          </w:tcPr>
+          <w:p>
+            <w:pPr>
+              <w:rPr>
+                <w:lang w:val="en-US"/>
+              </w:rPr>
+            </w:pPr>
+            <w:r>
+              <w:rPr>
+                <w:lang w:val="en-US"/>
+              </w:rPr>
+              <w:t xml:space="preserve">Average of </w:t>
+            </w:r>
+            <w:proofErr w:type="spellStart"/>
+            <w:r>
+              <w:rPr>
+                <w:lang w:val="en-US"/>
+              </w:rPr>
+              <w:t>explicit_flag</w:t>
+            </w:r>
+            <w:proofErr w:type="spellEnd"/>
+            <w:r>
+              <w:rPr>
+                <w:lang w:val="en-US"/>
+              </w:rPr>
+              <w:t xml:space="preserve"> by recognition group; by </w:t>
+            </w:r>
+            <w:proofErr w:type="spellStart"/>
+            <w:r>
+              <w:rPr>
+                <w:lang w:val="en-US"/>
+              </w:rPr>
+              <w:t>Dim_Grammy_Category.category_group</w:t>
+            </w:r>
+            <w:proofErr w:type="spellEnd"/>
+            <w:r>
+              <w:rPr>
+                <w:lang w:val="en-US"/>
+              </w:rPr>
+              <w:t xml:space="preserve"> through </w:t>
+            </w:r>
+            <w:proofErr w:type="spellStart"/>
+            <w:r>
+              <w:rPr>
+                <w:lang w:val="en-US"/>
+              </w:rPr>
+              <w:t>Bridge_Track_Grammy_Category</w:t>
+            </w:r>
+            <w:proofErr w:type="spellEnd"/>
+            <w:r>
+              <w:rPr>
+                <w:lang w:val="en-US"/>
+              </w:rPr>
+              <w:t>.</w:t>
+            </w:r>
+          </w:p>
+        </w:tc>
+      </w:tr>
+    </w:tbl>
+    <w:p>
+      <w:pPr>
+        <w:rPr>
+          <w:lang w:val="en-US"/>
+        </w:rPr>
+      </w:pPr>
+      <w:r>
+        <w:rPr>
+          <w:sz w:val="2"/>
+          <w:szCs w:val="2"/>
+          <w:lang w:val="en-US"/>
+        </w:rPr>
+        <w:t xml:space="preserve"> </w:t>
+      </w:r>
+    </w:p>
     <w:sectPr>
-      <w:headerReference w:type="default" r:id="rId8"/>
-      <w:footerReference w:type="default" r:id="rId9"/>
-      <w:headerReference w:type="first" r:id="rId10"/>
-      <w:footerReference w:type="first" r:id="rId11"/>
+      <w:headerReference w:type="default" r:id="rId15"/>
+      <w:footerReference w:type="default" r:id="rId16"/>
       <w:pgSz w:w="12240" w:h="15840"/>
       <w:pgMar w:top="1080" w:right="1260" w:bottom="1080" w:left="1260" w:header="708" w:footer="708" w:gutter="0"/>
       <w:cols w:space="720"/>
-      <w:titlePg/>
       <w:docGrid w:linePitch="360"/>
     </w:sectPr>
   </w:body>
@@ -11719,67 +15914,6 @@
 <w:ftr xmlns:wpc="http://schemas.microsoft.com/office/word/2010/wordprocessingCanvas" xmlns:cx="http://schemas.microsoft.com/office/drawing/2014/chartex" xmlns:cx1="http://schemas.microsoft.com/office/drawing/2015/9/8/chartex" xmlns:cx2="http://schemas.microsoft.com/office/drawing/2015/10/21/chartex" xmlns:cx3="http://schemas.microsoft.com/office/drawing/2016/5/9/chartex" xmlns:cx4="http://schemas.microsoft.com/office/drawing/2016/5/10/chartex" xmlns:cx5="http://schemas.microsoft.com/office/drawing/2016/5/11/chartex" xmlns:cx6="http://schemas.microsoft.com/office/drawing/2016/5/12/chartex" xmlns:cx7="http://schemas.microsoft.com/office/drawing/2016/5/13/chartex" xmlns:cx8="http://schemas.microsoft.com/office/drawing/2016/5/14/chartex" xmlns:mc="http://schemas.openxmlformats.org/markup-compatibility/2006" xmlns:aink="http://schemas.microsoft.com/office/drawing/2016/ink" xmlns:am3d="http://schemas.microsoft.com/office/drawing/2017/model3d" xmlns:o="urn:schemas-microsoft-com:office:office" xmlns:oel="http://schemas.microsoft.com/office/2019/extlst" xmlns:r="http://schemas.openxmlformats.org/officeDocument/2006/relationships" xmlns:m="http://schemas.openxmlformats.org/officeDocument/2006/math" xmlns:v="urn:schemas-microsoft-com:vml" xmlns:wp14="http://schemas.microsoft.com/office/word/2010/wordprocessingDrawing" xmlns:wp="http://schemas.openxmlformats.org/drawingml/2006/wordprocessingDrawing" xmlns:w10="urn:schemas-microsoft-com:office:word" xmlns:w="http://schemas.openxmlformats.org/wordprocessingml/2006/main" xmlns:w14="http://schemas.microsoft.com/office/word/2010/wordml" xmlns:w15="http://schemas.microsoft.com/office/word/2012/wordml" xmlns:w16cex="http://schemas.microsoft.com/office/word/2018/wordml/cex" xmlns:w16cid="http://schemas.microsoft.com/office/word/2016/wordml/cid" xmlns:w16="http://schemas.microsoft.com/office/word/2018/wordml" xmlns:w16sdtdh="http://schemas.microsoft.com/office/word/2020/wordml/sdtdatahash" xmlns:w16se="http://schemas.microsoft.com/office/word/2015/wordml/symex" xmlns:wpg="http://schemas.microsoft.com/office/word/2010/wordprocessingGroup" xmlns:wpi="http://schemas.microsoft.com/office/word/2010/wordprocessingInk" xmlns:wne="http://schemas.microsoft.com/office/word/2006/wordml" xmlns:wps="http://schemas.microsoft.com/office/word/2010/wordprocessingShape" mc:Ignorable="w14 w15 w16se w16cid w16 w16cex w16sdtdh wp14">
   <w:p>
     <w:pPr>
-      <w:pBdr>
-        <w:top w:val="single" w:sz="4" w:space="6" w:color="7F7F7F"/>
-      </w:pBdr>
-      <w:spacing w:after="40"/>
-    </w:pPr>
-    <w:r>
-      <w:rPr>
-        <w:color w:val="555555"/>
-        <w:sz w:val="17"/>
-        <w:szCs w:val="17"/>
-        <w:lang w:val="en-US"/>
-      </w:rPr>
-      <w:t xml:space="preserve">Course: ETL (G01), Data Engineering and Artificial Intelligence. </w:t>
-    </w:r>
-    <w:r>
-      <w:rPr>
-        <w:color w:val="555555"/>
-        <w:sz w:val="17"/>
-        <w:szCs w:val="17"/>
-      </w:rPr>
-      <w:t xml:space="preserve">Draft </w:t>
-    </w:r>
-    <w:proofErr w:type="spellStart"/>
-    <w:r>
-      <w:rPr>
-        <w:color w:val="555555"/>
-        <w:sz w:val="17"/>
-        <w:szCs w:val="17"/>
-      </w:rPr>
-      <w:t>version</w:t>
-    </w:r>
-    <w:proofErr w:type="spellEnd"/>
-    <w:r>
-      <w:rPr>
-        <w:color w:val="555555"/>
-        <w:sz w:val="17"/>
-        <w:szCs w:val="17"/>
-      </w:rPr>
-      <w:t xml:space="preserve"> 2, </w:t>
-    </w:r>
-    <w:proofErr w:type="spellStart"/>
-    <w:r>
-      <w:rPr>
-        <w:color w:val="555555"/>
-        <w:sz w:val="17"/>
-        <w:szCs w:val="17"/>
-      </w:rPr>
-      <w:t>October</w:t>
-    </w:r>
-    <w:proofErr w:type="spellEnd"/>
-    <w:r>
-      <w:rPr>
-        <w:color w:val="555555"/>
-        <w:sz w:val="17"/>
-        <w:szCs w:val="17"/>
-      </w:rPr>
-      <w:t xml:space="preserve"> 2026.</w:t>
-    </w:r>
-  </w:p>
-  <w:p>
-    <w:pPr>
       <w:jc w:val="center"/>
     </w:pPr>
     <w:r>
@@ -11822,6 +15956,98 @@
 </w:ftr>
 </file>
 
+<file path=word/footer3.xml><?xml version="1.0" encoding="utf-8"?>
+<w:ftr xmlns:wpc="http://schemas.microsoft.com/office/word/2010/wordprocessingCanvas" xmlns:cx="http://schemas.microsoft.com/office/drawing/2014/chartex" xmlns:cx1="http://schemas.microsoft.com/office/drawing/2015/9/8/chartex" xmlns:cx2="http://schemas.microsoft.com/office/drawing/2015/10/21/chartex" xmlns:cx3="http://schemas.microsoft.com/office/drawing/2016/5/9/chartex" xmlns:cx4="http://schemas.microsoft.com/office/drawing/2016/5/10/chartex" xmlns:cx5="http://schemas.microsoft.com/office/drawing/2016/5/11/chartex" xmlns:cx6="http://schemas.microsoft.com/office/drawing/2016/5/12/chartex" xmlns:cx7="http://schemas.microsoft.com/office/drawing/2016/5/13/chartex" xmlns:cx8="http://schemas.microsoft.com/office/drawing/2016/5/14/chartex" xmlns:mc="http://schemas.openxmlformats.org/markup-compatibility/2006" xmlns:aink="http://schemas.microsoft.com/office/drawing/2016/ink" xmlns:am3d="http://schemas.microsoft.com/office/drawing/2017/model3d" xmlns:o="urn:schemas-microsoft-com:office:office" xmlns:oel="http://schemas.microsoft.com/office/2019/extlst" xmlns:r="http://schemas.openxmlformats.org/officeDocument/2006/relationships" xmlns:m="http://schemas.openxmlformats.org/officeDocument/2006/math" xmlns:v="urn:schemas-microsoft-com:vml" xmlns:wp14="http://schemas.microsoft.com/office/word/2010/wordprocessingDrawing" xmlns:wp="http://schemas.openxmlformats.org/drawingml/2006/wordprocessingDrawing" xmlns:w10="urn:schemas-microsoft-com:office:word" xmlns:w="http://schemas.openxmlformats.org/wordprocessingml/2006/main" xmlns:w14="http://schemas.microsoft.com/office/word/2010/wordml" xmlns:w15="http://schemas.microsoft.com/office/word/2012/wordml" xmlns:w16cex="http://schemas.microsoft.com/office/word/2018/wordml/cex" xmlns:w16cid="http://schemas.microsoft.com/office/word/2016/wordml/cid" xmlns:w16="http://schemas.microsoft.com/office/word/2018/wordml" xmlns:w16sdtdh="http://schemas.microsoft.com/office/word/2020/wordml/sdtdatahash" xmlns:w16se="http://schemas.microsoft.com/office/word/2015/wordml/symex" xmlns:wpg="http://schemas.microsoft.com/office/word/2010/wordprocessingGroup" xmlns:wpi="http://schemas.microsoft.com/office/word/2010/wordprocessingInk" xmlns:wne="http://schemas.microsoft.com/office/word/2006/wordml" xmlns:wps="http://schemas.microsoft.com/office/word/2010/wordprocessingShape" mc:Ignorable="w14 w15 w16se w16cid w16 w16cex w16sdtdh wp14">
+  <w:p>
+    <w:pPr>
+      <w:jc w:val="center"/>
+    </w:pPr>
+    <w:r>
+      <w:rPr>
+        <w:sz w:val="18"/>
+        <w:szCs w:val="18"/>
+      </w:rPr>
+      <w:fldChar w:fldCharType="begin"/>
+    </w:r>
+    <w:r>
+      <w:rPr>
+        <w:sz w:val="18"/>
+        <w:szCs w:val="18"/>
+      </w:rPr>
+      <w:instrText>PAGE</w:instrText>
+    </w:r>
+    <w:r>
+      <w:rPr>
+        <w:sz w:val="18"/>
+        <w:szCs w:val="18"/>
+      </w:rPr>
+      <w:fldChar w:fldCharType="separate"/>
+    </w:r>
+    <w:r>
+      <w:rPr>
+        <w:noProof/>
+        <w:sz w:val="18"/>
+        <w:szCs w:val="18"/>
+      </w:rPr>
+      <w:t>9</w:t>
+    </w:r>
+    <w:r>
+      <w:rPr>
+        <w:sz w:val="18"/>
+        <w:szCs w:val="18"/>
+      </w:rPr>
+      <w:fldChar w:fldCharType="end"/>
+    </w:r>
+  </w:p>
+</w:ftr>
+</file>
+
+<file path=word/footer4.xml><?xml version="1.0" encoding="utf-8"?>
+<w:ftr xmlns:wpc="http://schemas.microsoft.com/office/word/2010/wordprocessingCanvas" xmlns:cx="http://schemas.microsoft.com/office/drawing/2014/chartex" xmlns:cx1="http://schemas.microsoft.com/office/drawing/2015/9/8/chartex" xmlns:cx2="http://schemas.microsoft.com/office/drawing/2015/10/21/chartex" xmlns:cx3="http://schemas.microsoft.com/office/drawing/2016/5/9/chartex" xmlns:cx4="http://schemas.microsoft.com/office/drawing/2016/5/10/chartex" xmlns:cx5="http://schemas.microsoft.com/office/drawing/2016/5/11/chartex" xmlns:cx6="http://schemas.microsoft.com/office/drawing/2016/5/12/chartex" xmlns:cx7="http://schemas.microsoft.com/office/drawing/2016/5/13/chartex" xmlns:cx8="http://schemas.microsoft.com/office/drawing/2016/5/14/chartex" xmlns:mc="http://schemas.openxmlformats.org/markup-compatibility/2006" xmlns:aink="http://schemas.microsoft.com/office/drawing/2016/ink" xmlns:am3d="http://schemas.microsoft.com/office/drawing/2017/model3d" xmlns:o="urn:schemas-microsoft-com:office:office" xmlns:oel="http://schemas.microsoft.com/office/2019/extlst" xmlns:r="http://schemas.openxmlformats.org/officeDocument/2006/relationships" xmlns:m="http://schemas.openxmlformats.org/officeDocument/2006/math" xmlns:v="urn:schemas-microsoft-com:vml" xmlns:wp14="http://schemas.microsoft.com/office/word/2010/wordprocessingDrawing" xmlns:wp="http://schemas.openxmlformats.org/drawingml/2006/wordprocessingDrawing" xmlns:w10="urn:schemas-microsoft-com:office:word" xmlns:w="http://schemas.openxmlformats.org/wordprocessingml/2006/main" xmlns:w14="http://schemas.microsoft.com/office/word/2010/wordml" xmlns:w15="http://schemas.microsoft.com/office/word/2012/wordml" xmlns:w16cex="http://schemas.microsoft.com/office/word/2018/wordml/cex" xmlns:w16cid="http://schemas.microsoft.com/office/word/2016/wordml/cid" xmlns:w16="http://schemas.microsoft.com/office/word/2018/wordml" xmlns:w16sdtdh="http://schemas.microsoft.com/office/word/2020/wordml/sdtdatahash" xmlns:w16se="http://schemas.microsoft.com/office/word/2015/wordml/symex" xmlns:wpg="http://schemas.microsoft.com/office/word/2010/wordprocessingGroup" xmlns:wpi="http://schemas.microsoft.com/office/word/2010/wordprocessingInk" xmlns:wne="http://schemas.microsoft.com/office/word/2006/wordml" xmlns:wps="http://schemas.microsoft.com/office/word/2010/wordprocessingShape" mc:Ignorable="w14 w15 w16se w16cid w16 w16cex w16sdtdh wp14">
+  <w:p>
+    <w:pPr>
+      <w:jc w:val="center"/>
+    </w:pPr>
+    <w:r>
+      <w:rPr>
+        <w:sz w:val="18"/>
+        <w:szCs w:val="18"/>
+      </w:rPr>
+      <w:fldChar w:fldCharType="begin"/>
+    </w:r>
+    <w:r>
+      <w:rPr>
+        <w:sz w:val="18"/>
+        <w:szCs w:val="18"/>
+      </w:rPr>
+      <w:instrText>PAGE</w:instrText>
+    </w:r>
+    <w:r>
+      <w:rPr>
+        <w:sz w:val="18"/>
+        <w:szCs w:val="18"/>
+      </w:rPr>
+      <w:fldChar w:fldCharType="separate"/>
+    </w:r>
+    <w:r>
+      <w:rPr>
+        <w:noProof/>
+        <w:sz w:val="18"/>
+        <w:szCs w:val="18"/>
+      </w:rPr>
+      <w:t>10</w:t>
+    </w:r>
+    <w:r>
+      <w:rPr>
+        <w:sz w:val="18"/>
+        <w:szCs w:val="18"/>
+      </w:rPr>
+      <w:fldChar w:fldCharType="end"/>
+    </w:r>
+  </w:p>
+</w:ftr>
+</file>
+
 <file path=word/footnotes.xml><?xml version="1.0" encoding="utf-8"?>
 <w:footnotes xmlns:wpc="http://schemas.microsoft.com/office/word/2010/wordprocessingCanvas" xmlns:cx="http://schemas.microsoft.com/office/drawing/2014/chartex" xmlns:cx1="http://schemas.microsoft.com/office/drawing/2015/9/8/chartex" xmlns:cx2="http://schemas.microsoft.com/office/drawing/2015/10/21/chartex" xmlns:cx3="http://schemas.microsoft.com/office/drawing/2016/5/9/chartex" xmlns:cx4="http://schemas.microsoft.com/office/drawing/2016/5/10/chartex" xmlns:cx5="http://schemas.microsoft.com/office/drawing/2016/5/11/chartex" xmlns:cx6="http://schemas.microsoft.com/office/drawing/2016/5/12/chartex" xmlns:cx7="http://schemas.microsoft.com/office/drawing/2016/5/13/chartex" xmlns:cx8="http://schemas.microsoft.com/office/drawing/2016/5/14/chartex" xmlns:mc="http://schemas.openxmlformats.org/markup-compatibility/2006" xmlns:aink="http://schemas.microsoft.com/office/drawing/2016/ink" xmlns:am3d="http://schemas.microsoft.com/office/drawing/2017/model3d" xmlns:o="urn:schemas-microsoft-com:office:office" xmlns:oel="http://schemas.microsoft.com/office/2019/extlst" xmlns:r="http://schemas.openxmlformats.org/officeDocument/2006/relationships" xmlns:m="http://schemas.openxmlformats.org/officeDocument/2006/math" xmlns:v="urn:schemas-microsoft-com:vml" xmlns:wp14="http://schemas.microsoft.com/office/word/2010/wordprocessingDrawing" xmlns:wp="http://schemas.openxmlformats.org/drawingml/2006/wordprocessingDrawing" xmlns:w10="urn:schemas-microsoft-com:office:word" xmlns:w="http://schemas.openxmlformats.org/wordprocessingml/2006/main" xmlns:w14="http://schemas.microsoft.com/office/word/2010/wordml" xmlns:w15="http://schemas.microsoft.com/office/word/2012/wordml" xmlns:w16cex="http://schemas.microsoft.com/office/word/2018/wordml/cex" xmlns:w16cid="http://schemas.microsoft.com/office/word/2016/wordml/cid" xmlns:w16="http://schemas.microsoft.com/office/word/2018/wordml" xmlns:w16sdtdh="http://schemas.microsoft.com/office/word/2020/wordml/sdtdatahash" xmlns:w16se="http://schemas.microsoft.com/office/word/2015/wordml/symex" xmlns:wpg="http://schemas.microsoft.com/office/word/2010/wordprocessingGroup" xmlns:wpi="http://schemas.microsoft.com/office/word/2010/wordprocessingInk" xmlns:wne="http://schemas.microsoft.com/office/word/2006/wordml" xmlns:wps="http://schemas.microsoft.com/office/word/2010/wordprocessingShape" mc:Ignorable="w14 w15 w16se w16cid w16 w16cex w16sdtdh wp14">
   <w:footnote w:type="separator" w:id="-1">
@@ -11852,31 +16078,7 @@
         <w:tab w:val="right" w:pos="9720"/>
       </w:tabs>
       <w:spacing w:after="120"/>
-      <w:rPr>
-        <w:lang w:val="en-US"/>
-      </w:rPr>
     </w:pPr>
-    <w:r>
-      <w:rPr>
-        <w:i/>
-        <w:iCs/>
-        <w:color w:val="555555"/>
-        <w:sz w:val="17"/>
-        <w:szCs w:val="17"/>
-        <w:lang w:val="en-US"/>
-      </w:rPr>
-      <w:t>J. S. Torres Pantoja</w:t>
-    </w:r>
-    <w:r>
-      <w:rPr>
-        <w:color w:val="555555"/>
-        <w:sz w:val="17"/>
-        <w:szCs w:val="17"/>
-        <w:lang w:val="en-US"/>
-      </w:rPr>
-      <w:tab/>
-      <w:t>ETL (G01) - Workshop-2 - Engineering Design Document</w:t>
-    </w:r>
   </w:p>
 </w:hdr>
 </file>
@@ -11904,67 +16106,45 @@
 </w:hdr>
 </file>
 
+<file path=word/header3.xml><?xml version="1.0" encoding="utf-8"?>
+<w:hdr xmlns:wpc="http://schemas.microsoft.com/office/word/2010/wordprocessingCanvas" xmlns:cx="http://schemas.microsoft.com/office/drawing/2014/chartex" xmlns:cx1="http://schemas.microsoft.com/office/drawing/2015/9/8/chartex" xmlns:cx2="http://schemas.microsoft.com/office/drawing/2015/10/21/chartex" xmlns:cx3="http://schemas.microsoft.com/office/drawing/2016/5/9/chartex" xmlns:cx4="http://schemas.microsoft.com/office/drawing/2016/5/10/chartex" xmlns:cx5="http://schemas.microsoft.com/office/drawing/2016/5/11/chartex" xmlns:cx6="http://schemas.microsoft.com/office/drawing/2016/5/12/chartex" xmlns:cx7="http://schemas.microsoft.com/office/drawing/2016/5/13/chartex" xmlns:cx8="http://schemas.microsoft.com/office/drawing/2016/5/14/chartex" xmlns:mc="http://schemas.openxmlformats.org/markup-compatibility/2006" xmlns:aink="http://schemas.microsoft.com/office/drawing/2016/ink" xmlns:am3d="http://schemas.microsoft.com/office/drawing/2017/model3d" xmlns:o="urn:schemas-microsoft-com:office:office" xmlns:oel="http://schemas.microsoft.com/office/2019/extlst" xmlns:r="http://schemas.openxmlformats.org/officeDocument/2006/relationships" xmlns:m="http://schemas.openxmlformats.org/officeDocument/2006/math" xmlns:v="urn:schemas-microsoft-com:vml" xmlns:wp14="http://schemas.microsoft.com/office/word/2010/wordprocessingDrawing" xmlns:wp="http://schemas.openxmlformats.org/drawingml/2006/wordprocessingDrawing" xmlns:w10="urn:schemas-microsoft-com:office:word" xmlns:w="http://schemas.openxmlformats.org/wordprocessingml/2006/main" xmlns:w14="http://schemas.microsoft.com/office/word/2010/wordml" xmlns:w15="http://schemas.microsoft.com/office/word/2012/wordml" xmlns:w16cex="http://schemas.microsoft.com/office/word/2018/wordml/cex" xmlns:w16cid="http://schemas.microsoft.com/office/word/2016/wordml/cid" xmlns:w16="http://schemas.microsoft.com/office/word/2018/wordml" xmlns:w16sdtdh="http://schemas.microsoft.com/office/word/2020/wordml/sdtdatahash" xmlns:w16se="http://schemas.microsoft.com/office/word/2015/wordml/symex" xmlns:wpg="http://schemas.microsoft.com/office/word/2010/wordprocessingGroup" xmlns:wpi="http://schemas.microsoft.com/office/word/2010/wordprocessingInk" xmlns:wne="http://schemas.microsoft.com/office/word/2006/wordml" xmlns:wps="http://schemas.microsoft.com/office/word/2010/wordprocessingShape" mc:Ignorable="w14 w15 w16se w16cid w16 w16cex w16sdtdh wp14">
+  <w:p>
+    <w:pPr>
+      <w:pBdr>
+        <w:bottom w:val="single" w:sz="4" w:space="4" w:color="BFBFBF"/>
+      </w:pBdr>
+      <w:tabs>
+        <w:tab w:val="right" w:pos="13680"/>
+      </w:tabs>
+      <w:spacing w:after="120"/>
+    </w:pPr>
+  </w:p>
+</w:hdr>
+</file>
+
+<file path=word/header4.xml><?xml version="1.0" encoding="utf-8"?>
+<w:hdr xmlns:wpc="http://schemas.microsoft.com/office/word/2010/wordprocessingCanvas" xmlns:cx="http://schemas.microsoft.com/office/drawing/2014/chartex" xmlns:cx1="http://schemas.microsoft.com/office/drawing/2015/9/8/chartex" xmlns:cx2="http://schemas.microsoft.com/office/drawing/2015/10/21/chartex" xmlns:cx3="http://schemas.microsoft.com/office/drawing/2016/5/9/chartex" xmlns:cx4="http://schemas.microsoft.com/office/drawing/2016/5/10/chartex" xmlns:cx5="http://schemas.microsoft.com/office/drawing/2016/5/11/chartex" xmlns:cx6="http://schemas.microsoft.com/office/drawing/2016/5/12/chartex" xmlns:cx7="http://schemas.microsoft.com/office/drawing/2016/5/13/chartex" xmlns:cx8="http://schemas.microsoft.com/office/drawing/2016/5/14/chartex" xmlns:mc="http://schemas.openxmlformats.org/markup-compatibility/2006" xmlns:aink="http://schemas.microsoft.com/office/drawing/2016/ink" xmlns:am3d="http://schemas.microsoft.com/office/drawing/2017/model3d" xmlns:o="urn:schemas-microsoft-com:office:office" xmlns:oel="http://schemas.microsoft.com/office/2019/extlst" xmlns:r="http://schemas.openxmlformats.org/officeDocument/2006/relationships" xmlns:m="http://schemas.openxmlformats.org/officeDocument/2006/math" xmlns:v="urn:schemas-microsoft-com:vml" xmlns:wp14="http://schemas.microsoft.com/office/word/2010/wordprocessingDrawing" xmlns:wp="http://schemas.openxmlformats.org/drawingml/2006/wordprocessingDrawing" xmlns:w10="urn:schemas-microsoft-com:office:word" xmlns:w="http://schemas.openxmlformats.org/wordprocessingml/2006/main" xmlns:w14="http://schemas.microsoft.com/office/word/2010/wordml" xmlns:w15="http://schemas.microsoft.com/office/word/2012/wordml" xmlns:w16cex="http://schemas.microsoft.com/office/word/2018/wordml/cex" xmlns:w16cid="http://schemas.microsoft.com/office/word/2016/wordml/cid" xmlns:w16="http://schemas.microsoft.com/office/word/2018/wordml" xmlns:w16sdtdh="http://schemas.microsoft.com/office/word/2020/wordml/sdtdatahash" xmlns:w16se="http://schemas.microsoft.com/office/word/2015/wordml/symex" xmlns:wpg="http://schemas.microsoft.com/office/word/2010/wordprocessingGroup" xmlns:wpi="http://schemas.microsoft.com/office/word/2010/wordprocessingInk" xmlns:wne="http://schemas.microsoft.com/office/word/2006/wordml" xmlns:wps="http://schemas.microsoft.com/office/word/2010/wordprocessingShape" mc:Ignorable="w14 w15 w16se w16cid w16 w16cex w16sdtdh wp14">
+  <w:p>
+    <w:pPr>
+      <w:pBdr>
+        <w:bottom w:val="single" w:sz="4" w:space="4" w:color="BFBFBF"/>
+      </w:pBdr>
+      <w:tabs>
+        <w:tab w:val="right" w:pos="9720"/>
+      </w:tabs>
+      <w:spacing w:after="120"/>
+    </w:pPr>
+  </w:p>
+</w:hdr>
+</file>
+
 <file path=word/numbering.xml><?xml version="1.0" encoding="utf-8"?>
 <w:numbering xmlns:wpc="http://schemas.microsoft.com/office/word/2010/wordprocessingCanvas" xmlns:cx="http://schemas.microsoft.com/office/drawing/2014/chartex" xmlns:cx1="http://schemas.microsoft.com/office/drawing/2015/9/8/chartex" xmlns:cx2="http://schemas.microsoft.com/office/drawing/2015/10/21/chartex" xmlns:cx3="http://schemas.microsoft.com/office/drawing/2016/5/9/chartex" xmlns:cx4="http://schemas.microsoft.com/office/drawing/2016/5/10/chartex" xmlns:cx5="http://schemas.microsoft.com/office/drawing/2016/5/11/chartex" xmlns:cx6="http://schemas.microsoft.com/office/drawing/2016/5/12/chartex" xmlns:cx7="http://schemas.microsoft.com/office/drawing/2016/5/13/chartex" xmlns:cx8="http://schemas.microsoft.com/office/drawing/2016/5/14/chartex" xmlns:mc="http://schemas.openxmlformats.org/markup-compatibility/2006" xmlns:aink="http://schemas.microsoft.com/office/drawing/2016/ink" xmlns:am3d="http://schemas.microsoft.com/office/drawing/2017/model3d" xmlns:o="urn:schemas-microsoft-com:office:office" xmlns:oel="http://schemas.microsoft.com/office/2019/extlst" xmlns:r="http://schemas.openxmlformats.org/officeDocument/2006/relationships" xmlns:m="http://schemas.openxmlformats.org/officeDocument/2006/math" xmlns:v="urn:schemas-microsoft-com:vml" xmlns:wp14="http://schemas.microsoft.com/office/word/2010/wordprocessingDrawing" xmlns:wp="http://schemas.openxmlformats.org/drawingml/2006/wordprocessingDrawing" xmlns:w10="urn:schemas-microsoft-com:office:word" xmlns:w="http://schemas.openxmlformats.org/wordprocessingml/2006/main" xmlns:w14="http://schemas.microsoft.com/office/word/2010/wordml" xmlns:w15="http://schemas.microsoft.com/office/word/2012/wordml" xmlns:w16cex="http://schemas.microsoft.com/office/word/2018/wordml/cex" xmlns:w16cid="http://schemas.microsoft.com/office/word/2016/wordml/cid" xmlns:w16="http://schemas.microsoft.com/office/word/2018/wordml" xmlns:w16sdtdh="http://schemas.microsoft.com/office/word/2020/wordml/sdtdatahash" xmlns:w16se="http://schemas.microsoft.com/office/word/2015/wordml/symex" xmlns:wpg="http://schemas.microsoft.com/office/word/2010/wordprocessingGroup" xmlns:wpi="http://schemas.microsoft.com/office/word/2010/wordprocessingInk" xmlns:wne="http://schemas.microsoft.com/office/word/2006/wordml" xmlns:wps="http://schemas.microsoft.com/office/word/2010/wordprocessingShape" mc:Ignorable="w14 w15 w16se w16cid w16 w16cex w16sdtdh wp14">
   <w:abstractNum w:abstractNumId="0" w15:restartNumberingAfterBreak="0">
-    <w:nsid w:val="306F4F7D"/>
+    <w:nsid w:val="481F0D30"/>
     <w:multiLevelType w:val="hybridMultilevel"/>
-    <w:tmpl w:val="8474D47C"/>
-    <w:lvl w:ilvl="0" w:tplc="3E4AFFC6">
-      <w:start w:val="1"/>
-      <w:numFmt w:val="bullet"/>
-      <w:lvlText w:val="•"/>
-      <w:lvlJc w:val="left"/>
-      <w:pPr>
-        <w:ind w:left="500" w:hanging="260"/>
-      </w:pPr>
-    </w:lvl>
-    <w:lvl w:ilvl="1" w:tplc="1C3A3FB4">
-      <w:numFmt w:val="decimal"/>
-      <w:lvlText w:val=""/>
-      <w:lvlJc w:val="left"/>
-    </w:lvl>
-    <w:lvl w:ilvl="2" w:tplc="3CA26EA8">
-      <w:numFmt w:val="decimal"/>
-      <w:lvlText w:val=""/>
-      <w:lvlJc w:val="left"/>
-    </w:lvl>
-    <w:lvl w:ilvl="3" w:tplc="C24C7ACA">
-      <w:numFmt w:val="decimal"/>
-      <w:lvlText w:val=""/>
-      <w:lvlJc w:val="left"/>
-    </w:lvl>
-    <w:lvl w:ilvl="4" w:tplc="1DBC13B4">
-      <w:numFmt w:val="decimal"/>
-      <w:lvlText w:val=""/>
-      <w:lvlJc w:val="left"/>
-    </w:lvl>
-    <w:lvl w:ilvl="5" w:tplc="35BCDCF2">
-      <w:numFmt w:val="decimal"/>
-      <w:lvlText w:val=""/>
-      <w:lvlJc w:val="left"/>
-    </w:lvl>
-    <w:lvl w:ilvl="6" w:tplc="ADF89DE4">
-      <w:numFmt w:val="decimal"/>
-      <w:lvlText w:val=""/>
-      <w:lvlJc w:val="left"/>
-    </w:lvl>
-    <w:lvl w:ilvl="7" w:tplc="E1528F3C">
-      <w:numFmt w:val="decimal"/>
-      <w:lvlText w:val=""/>
-      <w:lvlJc w:val="left"/>
-    </w:lvl>
-    <w:lvl w:ilvl="8" w:tplc="84E0F5A8">
-      <w:numFmt w:val="decimal"/>
-      <w:lvlText w:val=""/>
-      <w:lvlJc w:val="left"/>
-    </w:lvl>
-  </w:abstractNum>
-  <w:abstractNum w:abstractNumId="1" w15:restartNumberingAfterBreak="0">
-    <w:nsid w:val="42E51C58"/>
-    <w:multiLevelType w:val="hybridMultilevel"/>
-    <w:tmpl w:val="194E3364"/>
-    <w:lvl w:ilvl="0" w:tplc="0960E67C">
+    <w:tmpl w:val="283856EE"/>
+    <w:lvl w:ilvl="0" w:tplc="80E2E3F2">
       <w:start w:val="1"/>
       <w:numFmt w:val="bullet"/>
       <w:lvlText w:val="●"/>
@@ -11973,7 +16153,7 @@
         <w:ind w:left="720" w:hanging="360"/>
       </w:pPr>
     </w:lvl>
-    <w:lvl w:ilvl="1" w:tplc="BDBEC0EA">
+    <w:lvl w:ilvl="1" w:tplc="4A9CC494">
       <w:start w:val="1"/>
       <w:numFmt w:val="bullet"/>
       <w:lvlText w:val="○"/>
@@ -11982,7 +16162,7 @@
         <w:ind w:left="1440" w:hanging="360"/>
       </w:pPr>
     </w:lvl>
-    <w:lvl w:ilvl="2" w:tplc="5ABC70F2">
+    <w:lvl w:ilvl="2" w:tplc="E040728C">
       <w:start w:val="1"/>
       <w:numFmt w:val="bullet"/>
       <w:lvlText w:val="■"/>
@@ -11991,7 +16171,7 @@
         <w:ind w:left="2160" w:hanging="360"/>
       </w:pPr>
     </w:lvl>
-    <w:lvl w:ilvl="3" w:tplc="91BC66C8">
+    <w:lvl w:ilvl="3" w:tplc="C7CED03A">
       <w:start w:val="1"/>
       <w:numFmt w:val="bullet"/>
       <w:lvlText w:val="●"/>
@@ -12000,7 +16180,7 @@
         <w:ind w:left="2880" w:hanging="360"/>
       </w:pPr>
     </w:lvl>
-    <w:lvl w:ilvl="4" w:tplc="8644842A">
+    <w:lvl w:ilvl="4" w:tplc="E08C0E84">
       <w:start w:val="1"/>
       <w:numFmt w:val="bullet"/>
       <w:lvlText w:val="○"/>
@@ -12009,7 +16189,7 @@
         <w:ind w:left="3600" w:hanging="360"/>
       </w:pPr>
     </w:lvl>
-    <w:lvl w:ilvl="5" w:tplc="A2D65B94">
+    <w:lvl w:ilvl="5" w:tplc="52782ABA">
       <w:start w:val="1"/>
       <w:numFmt w:val="bullet"/>
       <w:lvlText w:val="■"/>
@@ -12018,7 +16198,7 @@
         <w:ind w:left="4320" w:hanging="360"/>
       </w:pPr>
     </w:lvl>
-    <w:lvl w:ilvl="6" w:tplc="931C1E74">
+    <w:lvl w:ilvl="6" w:tplc="84089666">
       <w:start w:val="1"/>
       <w:numFmt w:val="bullet"/>
       <w:lvlText w:val="●"/>
@@ -12027,7 +16207,7 @@
         <w:ind w:left="5040" w:hanging="360"/>
       </w:pPr>
     </w:lvl>
-    <w:lvl w:ilvl="7" w:tplc="A6708606">
+    <w:lvl w:ilvl="7" w:tplc="3FEEDC6C">
       <w:start w:val="1"/>
       <w:numFmt w:val="bullet"/>
       <w:lvlText w:val="●"/>
@@ -12036,7 +16216,7 @@
         <w:ind w:left="5760" w:hanging="360"/>
       </w:pPr>
     </w:lvl>
-    <w:lvl w:ilvl="8" w:tplc="0052A6AA">
+    <w:lvl w:ilvl="8" w:tplc="C23AB41C">
       <w:start w:val="1"/>
       <w:numFmt w:val="bullet"/>
       <w:lvlText w:val="●"/>
@@ -12046,14 +16226,68 @@
       </w:pPr>
     </w:lvl>
   </w:abstractNum>
-  <w:num w:numId="1" w16cid:durableId="228659820">
-    <w:abstractNumId w:val="1"/>
+  <w:abstractNum w:abstractNumId="1" w15:restartNumberingAfterBreak="0">
+    <w:nsid w:val="566F2405"/>
+    <w:multiLevelType w:val="hybridMultilevel"/>
+    <w:tmpl w:val="1ADCC6E0"/>
+    <w:lvl w:ilvl="0" w:tplc="22E88FF2">
+      <w:start w:val="1"/>
+      <w:numFmt w:val="bullet"/>
+      <w:lvlText w:val="•"/>
+      <w:lvlJc w:val="left"/>
+      <w:pPr>
+        <w:ind w:left="500" w:hanging="260"/>
+      </w:pPr>
+    </w:lvl>
+    <w:lvl w:ilvl="1" w:tplc="B0A4FB22">
+      <w:numFmt w:val="decimal"/>
+      <w:lvlText w:val=""/>
+      <w:lvlJc w:val="left"/>
+    </w:lvl>
+    <w:lvl w:ilvl="2" w:tplc="E12CFCAE">
+      <w:numFmt w:val="decimal"/>
+      <w:lvlText w:val=""/>
+      <w:lvlJc w:val="left"/>
+    </w:lvl>
+    <w:lvl w:ilvl="3" w:tplc="4E6E4E62">
+      <w:numFmt w:val="decimal"/>
+      <w:lvlText w:val=""/>
+      <w:lvlJc w:val="left"/>
+    </w:lvl>
+    <w:lvl w:ilvl="4" w:tplc="5C5E13DC">
+      <w:numFmt w:val="decimal"/>
+      <w:lvlText w:val=""/>
+      <w:lvlJc w:val="left"/>
+    </w:lvl>
+    <w:lvl w:ilvl="5" w:tplc="51ACB490">
+      <w:numFmt w:val="decimal"/>
+      <w:lvlText w:val=""/>
+      <w:lvlJc w:val="left"/>
+    </w:lvl>
+    <w:lvl w:ilvl="6" w:tplc="99C6DC56">
+      <w:numFmt w:val="decimal"/>
+      <w:lvlText w:val=""/>
+      <w:lvlJc w:val="left"/>
+    </w:lvl>
+    <w:lvl w:ilvl="7" w:tplc="91D4DF72">
+      <w:numFmt w:val="decimal"/>
+      <w:lvlText w:val=""/>
+      <w:lvlJc w:val="left"/>
+    </w:lvl>
+    <w:lvl w:ilvl="8" w:tplc="B98E3592">
+      <w:numFmt w:val="decimal"/>
+      <w:lvlText w:val=""/>
+      <w:lvlJc w:val="left"/>
+    </w:lvl>
+  </w:abstractNum>
+  <w:num w:numId="1" w16cid:durableId="1635330465">
+    <w:abstractNumId w:val="0"/>
     <w:lvlOverride w:ilvl="0">
       <w:startOverride w:val="1"/>
     </w:lvlOverride>
   </w:num>
-  <w:num w:numId="2" w16cid:durableId="3635628">
-    <w:abstractNumId w:val="0"/>
+  <w:num w:numId="2" w16cid:durableId="776753722">
+    <w:abstractNumId w:val="1"/>
     <w:lvlOverride w:ilvl="0">
       <w:startOverride w:val="1"/>
     </w:lvlOverride>
@@ -12658,6 +16892,60 @@
       <w:szCs w:val="20"/>
     </w:rPr>
   </w:style>
+  <w:style w:type="paragraph" w:styleId="Encabezado">
+    <w:name w:val="header"/>
+    <w:basedOn w:val="Normal"/>
+    <w:link w:val="EncabezadoCar"/>
+    <w:uiPriority w:val="99"/>
+    <w:unhideWhenUsed/>
+    <w:rsid w:val="003A4DEA"/>
+    <w:pPr>
+      <w:tabs>
+        <w:tab w:val="center" w:pos="4419"/>
+        <w:tab w:val="right" w:pos="8838"/>
+      </w:tabs>
+    </w:pPr>
+  </w:style>
+  <w:style w:type="character" w:customStyle="1" w:styleId="EncabezadoCar">
+    <w:name w:val="Encabezado Car"/>
+    <w:basedOn w:val="Fuentedeprrafopredeter"/>
+    <w:link w:val="Encabezado"/>
+    <w:uiPriority w:val="99"/>
+    <w:rsid w:val="003A4DEA"/>
+  </w:style>
+  <w:style w:type="paragraph" w:styleId="Piedepgina">
+    <w:name w:val="footer"/>
+    <w:basedOn w:val="Normal"/>
+    <w:link w:val="PiedepginaCar"/>
+    <w:uiPriority w:val="99"/>
+    <w:unhideWhenUsed/>
+    <w:rsid w:val="003A4DEA"/>
+    <w:pPr>
+      <w:tabs>
+        <w:tab w:val="center" w:pos="4419"/>
+        <w:tab w:val="right" w:pos="8838"/>
+      </w:tabs>
+    </w:pPr>
+  </w:style>
+  <w:style w:type="character" w:customStyle="1" w:styleId="PiedepginaCar">
+    <w:name w:val="Pie de página Car"/>
+    <w:basedOn w:val="Fuentedeprrafopredeter"/>
+    <w:link w:val="Piedepgina"/>
+    <w:uiPriority w:val="99"/>
+    <w:rsid w:val="003A4DEA"/>
+  </w:style>
+  <w:style w:type="character" w:styleId="Mencinsinresolver">
+    <w:name w:val="Unresolved Mention"/>
+    <w:basedOn w:val="Fuentedeprrafopredeter"/>
+    <w:uiPriority w:val="99"/>
+    <w:semiHidden/>
+    <w:unhideWhenUsed/>
+    <w:rsid w:val="003A4DEA"/>
+    <w:rPr>
+      <w:color w:val="605E5C"/>
+      <w:shd w:val="clear" w:color="auto" w:fill="E1DFDD"/>
+    </w:rPr>
+  </w:style>
 </w:styles>
 </file>
 

--- a/docs/Workshop2_Design_Document.docx
+++ b/docs/Workshop2_Design_Document.docx
@@ -51,7 +51,7 @@
                 <w:noProof/>
               </w:rPr>
               <w:drawing>
-                <wp:inline distT="0" distB="0" distL="0" distR="0" wp14:anchorId="728C92D1" wp14:editId="7593C285">
+                <wp:inline distT="0" distB="0" distL="0" distR="0" wp14:anchorId="025427A8" wp14:editId="718212EC">
                   <wp:extent cx="1031507" cy="426720"/>
                   <wp:effectExtent l="0" t="0" r="0" b="0"/>
                   <wp:docPr id="2" name="Imagen 2"/>
@@ -600,7 +600,7 @@
                 <w:szCs w:val="20"/>
                 <w:lang w:val="en-US"/>
               </w:rPr>
-              <w:t>Every decision is traceable through requirement (AR), KPI and quality-rule (DQ) identifiers. This version covers the analytical requirements, the preparation of the Grammy source database, the data profiling with its quality risks and the dimensional model; later sections are added as each stage of the workshop is completed.</w:t>
+              <w:t>Every decision is traceable through requirement (AR), KPI and quality-rule (DQ) identifiers. This version covers the analytical requirements, the preparation of the Grammy source database, the data profiling with its quality risks, the dimensional model and the data quality rules; later sections are added as each stage of the workshop is completed.</w:t>
             </w:r>
           </w:p>
         </w:tc>
@@ -11511,7 +11511,7 @@
           <w:noProof/>
         </w:rPr>
         <w:drawing>
-          <wp:inline distT="0" distB="0" distL="0" distR="0" wp14:anchorId="1551C265" wp14:editId="136279A5">
+          <wp:inline distT="0" distB="0" distL="0" distR="0" wp14:anchorId="261CDF19" wp14:editId="3CA79A20">
             <wp:extent cx="6172200" cy="5211445"/>
             <wp:effectExtent l="0" t="0" r="0" b="8255"/>
             <wp:docPr id="3" name="Imagen 3" descr="Interfaz de usuario gráfica, Aplicación&#10;&#10;Descripción generada automáticamente"/>
@@ -11880,8 +11880,18 @@
             </w:tcMar>
           </w:tcPr>
           <w:p>
-            <w:proofErr w:type="spellStart"/>
-            <w:r>
+            <w:pPr>
+              <w:rPr>
+                <w:sz w:val="19"/>
+                <w:szCs w:val="19"/>
+              </w:rPr>
+            </w:pPr>
+            <w:proofErr w:type="spellStart"/>
+            <w:r>
+              <w:rPr>
+                <w:sz w:val="19"/>
+                <w:szCs w:val="19"/>
+              </w:rPr>
               <w:t>Fact_Track</w:t>
             </w:r>
             <w:proofErr w:type="spellEnd"/>
@@ -11906,11 +11916,15 @@
           <w:p>
             <w:pPr>
               <w:rPr>
-                <w:lang w:val="en-US"/>
-              </w:rPr>
-            </w:pPr>
-            <w:r>
-              <w:rPr>
+                <w:sz w:val="19"/>
+                <w:szCs w:val="19"/>
+                <w:lang w:val="en-US"/>
+              </w:rPr>
+            </w:pPr>
+            <w:r>
+              <w:rPr>
+                <w:sz w:val="19"/>
+                <w:szCs w:val="19"/>
                 <w:lang w:val="en-US"/>
               </w:rPr>
               <w:t>One unique Spotify track (</w:t>
@@ -11918,6 +11932,8 @@
             <w:proofErr w:type="spellStart"/>
             <w:r>
               <w:rPr>
+                <w:sz w:val="19"/>
+                <w:szCs w:val="19"/>
                 <w:lang w:val="en-US"/>
               </w:rPr>
               <w:t>track_id</w:t>
@@ -11925,6 +11941,8 @@
             <w:proofErr w:type="spellEnd"/>
             <w:r>
               <w:rPr>
+                <w:sz w:val="19"/>
+                <w:szCs w:val="19"/>
                 <w:lang w:val="en-US"/>
               </w:rPr>
               <w:t>)</w:t>
@@ -11950,11 +11968,15 @@
           <w:p>
             <w:pPr>
               <w:rPr>
-                <w:lang w:val="en-US"/>
-              </w:rPr>
-            </w:pPr>
-            <w:r>
-              <w:rPr>
+                <w:sz w:val="19"/>
+                <w:szCs w:val="19"/>
+                <w:lang w:val="en-US"/>
+              </w:rPr>
+            </w:pPr>
+            <w:r>
+              <w:rPr>
+                <w:sz w:val="19"/>
+                <w:szCs w:val="19"/>
                 <w:lang w:val="en-US"/>
               </w:rPr>
               <w:t xml:space="preserve">Measures, </w:t>
@@ -11962,6 +11984,8 @@
             <w:proofErr w:type="spellStart"/>
             <w:r>
               <w:rPr>
+                <w:sz w:val="19"/>
+                <w:szCs w:val="19"/>
                 <w:lang w:val="en-US"/>
               </w:rPr>
               <w:t>track_id</w:t>
@@ -11969,6 +11993,8 @@
             <w:proofErr w:type="spellEnd"/>
             <w:r>
               <w:rPr>
+                <w:sz w:val="19"/>
+                <w:szCs w:val="19"/>
                 <w:lang w:val="en-US"/>
               </w:rPr>
               <w:t xml:space="preserve">, </w:t>
@@ -11976,6 +12002,8 @@
             <w:proofErr w:type="spellStart"/>
             <w:r>
               <w:rPr>
+                <w:sz w:val="19"/>
+                <w:szCs w:val="19"/>
                 <w:lang w:val="en-US"/>
               </w:rPr>
               <w:t>track_name</w:t>
@@ -11983,6 +12011,8 @@
             <w:proofErr w:type="spellEnd"/>
             <w:r>
               <w:rPr>
+                <w:sz w:val="19"/>
+                <w:szCs w:val="19"/>
                 <w:lang w:val="en-US"/>
               </w:rPr>
               <w:t xml:space="preserve">, </w:t>
@@ -11990,6 +12020,8 @@
             <w:proofErr w:type="spellStart"/>
             <w:r>
               <w:rPr>
+                <w:sz w:val="19"/>
+                <w:szCs w:val="19"/>
                 <w:lang w:val="en-US"/>
               </w:rPr>
               <w:t>album_name</w:t>
@@ -11997,6 +12029,8 @@
             <w:proofErr w:type="spellEnd"/>
             <w:r>
               <w:rPr>
+                <w:sz w:val="19"/>
+                <w:szCs w:val="19"/>
                 <w:lang w:val="en-US"/>
               </w:rPr>
               <w:t xml:space="preserve"> and keys to the two classification dimensions</w:t>
@@ -12025,8 +12059,18 @@
             </w:tcMar>
           </w:tcPr>
           <w:p>
-            <w:proofErr w:type="spellStart"/>
-            <w:r>
+            <w:pPr>
+              <w:rPr>
+                <w:sz w:val="19"/>
+                <w:szCs w:val="19"/>
+              </w:rPr>
+            </w:pPr>
+            <w:proofErr w:type="spellStart"/>
+            <w:r>
+              <w:rPr>
+                <w:sz w:val="19"/>
+                <w:szCs w:val="19"/>
+              </w:rPr>
               <w:t>Dim_Grammy_Recognition</w:t>
             </w:r>
             <w:proofErr w:type="spellEnd"/>
@@ -12051,11 +12095,15 @@
           <w:p>
             <w:pPr>
               <w:rPr>
-                <w:lang w:val="en-US"/>
-              </w:rPr>
-            </w:pPr>
-            <w:r>
-              <w:rPr>
+                <w:sz w:val="19"/>
+                <w:szCs w:val="19"/>
+                <w:lang w:val="en-US"/>
+              </w:rPr>
+            </w:pPr>
+            <w:r>
+              <w:rPr>
+                <w:sz w:val="19"/>
+                <w:szCs w:val="19"/>
                 <w:lang w:val="en-US"/>
               </w:rPr>
               <w:t>One combination of Grammy recognition group and artist Grammy-win range (4 rows)</w:t>
@@ -12081,12 +12129,16 @@
           <w:p>
             <w:pPr>
               <w:rPr>
-                <w:lang w:val="en-US"/>
-              </w:rPr>
-            </w:pPr>
-            <w:proofErr w:type="spellStart"/>
-            <w:r>
-              <w:rPr>
+                <w:sz w:val="19"/>
+                <w:szCs w:val="19"/>
+                <w:lang w:val="en-US"/>
+              </w:rPr>
+            </w:pPr>
+            <w:proofErr w:type="spellStart"/>
+            <w:r>
+              <w:rPr>
+                <w:sz w:val="19"/>
+                <w:szCs w:val="19"/>
                 <w:lang w:val="en-US"/>
               </w:rPr>
               <w:t>recognition_group</w:t>
@@ -12094,6 +12146,8 @@
             <w:proofErr w:type="spellEnd"/>
             <w:r>
               <w:rPr>
+                <w:sz w:val="19"/>
+                <w:szCs w:val="19"/>
                 <w:lang w:val="en-US"/>
               </w:rPr>
               <w:t xml:space="preserve">, </w:t>
@@ -12101,6 +12155,8 @@
             <w:proofErr w:type="spellStart"/>
             <w:r>
               <w:rPr>
+                <w:sz w:val="19"/>
+                <w:szCs w:val="19"/>
                 <w:lang w:val="en-US"/>
               </w:rPr>
               <w:t>artist_grammy_wins_range</w:t>
@@ -12108,6 +12164,8 @@
             <w:proofErr w:type="spellEnd"/>
             <w:r>
               <w:rPr>
+                <w:sz w:val="19"/>
+                <w:szCs w:val="19"/>
                 <w:lang w:val="en-US"/>
               </w:rPr>
               <w:t xml:space="preserve">, </w:t>
@@ -12115,6 +12173,8 @@
             <w:proofErr w:type="spellStart"/>
             <w:r>
               <w:rPr>
+                <w:sz w:val="19"/>
+                <w:szCs w:val="19"/>
                 <w:lang w:val="en-US"/>
               </w:rPr>
               <w:t>wins_range_order</w:t>
@@ -12144,8 +12204,18 @@
             </w:tcMar>
           </w:tcPr>
           <w:p>
-            <w:proofErr w:type="spellStart"/>
-            <w:r>
+            <w:pPr>
+              <w:rPr>
+                <w:sz w:val="19"/>
+                <w:szCs w:val="19"/>
+              </w:rPr>
+            </w:pPr>
+            <w:proofErr w:type="spellStart"/>
+            <w:r>
+              <w:rPr>
+                <w:sz w:val="19"/>
+                <w:szCs w:val="19"/>
+              </w:rPr>
               <w:t>Dim_Popularity_Tier</w:t>
             </w:r>
             <w:proofErr w:type="spellEnd"/>
@@ -12168,36 +12238,74 @@
             </w:tcMar>
           </w:tcPr>
           <w:p>
-            <w:proofErr w:type="spellStart"/>
-            <w:r>
+            <w:pPr>
+              <w:rPr>
+                <w:sz w:val="19"/>
+                <w:szCs w:val="19"/>
+              </w:rPr>
+            </w:pPr>
+            <w:proofErr w:type="spellStart"/>
+            <w:r>
+              <w:rPr>
+                <w:sz w:val="19"/>
+                <w:szCs w:val="19"/>
+              </w:rPr>
               <w:t>One</w:t>
             </w:r>
             <w:proofErr w:type="spellEnd"/>
             <w:r>
+              <w:rPr>
+                <w:sz w:val="19"/>
+                <w:szCs w:val="19"/>
+              </w:rPr>
               <w:t xml:space="preserve"> </w:t>
             </w:r>
             <w:proofErr w:type="spellStart"/>
             <w:r>
+              <w:rPr>
+                <w:sz w:val="19"/>
+                <w:szCs w:val="19"/>
+              </w:rPr>
               <w:t>popularity</w:t>
             </w:r>
             <w:proofErr w:type="spellEnd"/>
             <w:r>
+              <w:rPr>
+                <w:sz w:val="19"/>
+                <w:szCs w:val="19"/>
+              </w:rPr>
               <w:t xml:space="preserve"> </w:t>
             </w:r>
             <w:proofErr w:type="spellStart"/>
             <w:r>
+              <w:rPr>
+                <w:sz w:val="19"/>
+                <w:szCs w:val="19"/>
+              </w:rPr>
               <w:t>tier</w:t>
             </w:r>
             <w:proofErr w:type="spellEnd"/>
             <w:r>
+              <w:rPr>
+                <w:sz w:val="19"/>
+                <w:szCs w:val="19"/>
+              </w:rPr>
               <w:t xml:space="preserve"> (2 </w:t>
             </w:r>
             <w:proofErr w:type="spellStart"/>
             <w:r>
+              <w:rPr>
+                <w:sz w:val="19"/>
+                <w:szCs w:val="19"/>
+              </w:rPr>
               <w:t>rows</w:t>
             </w:r>
             <w:proofErr w:type="spellEnd"/>
             <w:r>
+              <w:rPr>
+                <w:sz w:val="19"/>
+                <w:szCs w:val="19"/>
+              </w:rPr>
               <w:t>)</w:t>
             </w:r>
           </w:p>
@@ -12219,16 +12327,34 @@
             </w:tcMar>
           </w:tcPr>
           <w:p>
-            <w:proofErr w:type="spellStart"/>
-            <w:r>
+            <w:pPr>
+              <w:rPr>
+                <w:sz w:val="19"/>
+                <w:szCs w:val="19"/>
+              </w:rPr>
+            </w:pPr>
+            <w:proofErr w:type="spellStart"/>
+            <w:r>
+              <w:rPr>
+                <w:sz w:val="19"/>
+                <w:szCs w:val="19"/>
+              </w:rPr>
               <w:t>tier_name</w:t>
             </w:r>
             <w:proofErr w:type="spellEnd"/>
             <w:r>
+              <w:rPr>
+                <w:sz w:val="19"/>
+                <w:szCs w:val="19"/>
+              </w:rPr>
               <w:t xml:space="preserve">, </w:t>
             </w:r>
             <w:proofErr w:type="spellStart"/>
             <w:r>
+              <w:rPr>
+                <w:sz w:val="19"/>
+                <w:szCs w:val="19"/>
+              </w:rPr>
               <w:t>tier_order</w:t>
             </w:r>
             <w:proofErr w:type="spellEnd"/>
@@ -13733,7 +13859,6 @@
                 <w:sz w:val="19"/>
                 <w:szCs w:val="19"/>
               </w:rPr>
-              <w:lastRenderedPageBreak/>
               <w:t>loudness</w:t>
             </w:r>
             <w:proofErr w:type="spellEnd"/>
@@ -13894,6 +14019,7 @@
                 <w:sz w:val="19"/>
                 <w:szCs w:val="19"/>
               </w:rPr>
+              <w:lastRenderedPageBreak/>
               <w:t>tempo</w:t>
             </w:r>
           </w:p>
@@ -14419,6 +14545,10 @@
           <w:p>
             <w:pPr>
               <w:spacing w:after="40"/>
+              <w:rPr>
+                <w:sz w:val="19"/>
+                <w:szCs w:val="19"/>
+              </w:rPr>
             </w:pPr>
             <w:proofErr w:type="spellStart"/>
             <w:r>
@@ -14452,6 +14582,10 @@
           <w:p>
             <w:pPr>
               <w:spacing w:after="40"/>
+              <w:rPr>
+                <w:sz w:val="19"/>
+                <w:szCs w:val="19"/>
+              </w:rPr>
             </w:pPr>
             <w:proofErr w:type="spellStart"/>
             <w:r>
@@ -14488,16 +14622,34 @@
             </w:tcMar>
           </w:tcPr>
           <w:p>
-            <w:proofErr w:type="spellStart"/>
-            <w:r>
+            <w:pPr>
+              <w:rPr>
+                <w:sz w:val="19"/>
+                <w:szCs w:val="19"/>
+              </w:rPr>
+            </w:pPr>
+            <w:proofErr w:type="spellStart"/>
+            <w:r>
+              <w:rPr>
+                <w:sz w:val="19"/>
+                <w:szCs w:val="19"/>
+              </w:rPr>
               <w:t>Surrogate</w:t>
             </w:r>
             <w:proofErr w:type="spellEnd"/>
             <w:r>
+              <w:rPr>
+                <w:sz w:val="19"/>
+                <w:szCs w:val="19"/>
+              </w:rPr>
               <w:t xml:space="preserve"> </w:t>
             </w:r>
             <w:proofErr w:type="spellStart"/>
             <w:r>
+              <w:rPr>
+                <w:sz w:val="19"/>
+                <w:szCs w:val="19"/>
+              </w:rPr>
               <w:t>keys</w:t>
             </w:r>
             <w:proofErr w:type="spellEnd"/>
@@ -14522,11 +14674,15 @@
           <w:p>
             <w:pPr>
               <w:rPr>
-                <w:lang w:val="en-US"/>
-              </w:rPr>
-            </w:pPr>
-            <w:r>
-              <w:rPr>
+                <w:sz w:val="19"/>
+                <w:szCs w:val="19"/>
+                <w:lang w:val="en-US"/>
+              </w:rPr>
+            </w:pPr>
+            <w:r>
+              <w:rPr>
+                <w:sz w:val="19"/>
+                <w:szCs w:val="19"/>
                 <w:lang w:val="en-US"/>
               </w:rPr>
               <w:t xml:space="preserve">Integer identity keys in every dimension and in </w:t>
@@ -14534,6 +14690,8 @@
             <w:proofErr w:type="spellStart"/>
             <w:r>
               <w:rPr>
+                <w:sz w:val="19"/>
+                <w:szCs w:val="19"/>
                 <w:lang w:val="en-US"/>
               </w:rPr>
               <w:t>Fact_Track</w:t>
@@ -14541,6 +14699,8 @@
             <w:proofErr w:type="spellEnd"/>
             <w:r>
               <w:rPr>
+                <w:sz w:val="19"/>
+                <w:szCs w:val="19"/>
                 <w:lang w:val="en-US"/>
               </w:rPr>
               <w:t>, assigned by the Data Warehouse.</w:t>
@@ -14569,11 +14729,25 @@
             </w:tcMar>
           </w:tcPr>
           <w:p>
-            <w:r>
+            <w:pPr>
+              <w:rPr>
+                <w:sz w:val="19"/>
+                <w:szCs w:val="19"/>
+              </w:rPr>
+            </w:pPr>
+            <w:r>
+              <w:rPr>
+                <w:sz w:val="19"/>
+                <w:szCs w:val="19"/>
+              </w:rPr>
               <w:t xml:space="preserve">Business </w:t>
             </w:r>
             <w:proofErr w:type="spellStart"/>
             <w:r>
+              <w:rPr>
+                <w:sz w:val="19"/>
+                <w:szCs w:val="19"/>
+              </w:rPr>
               <w:t>keys</w:t>
             </w:r>
             <w:proofErr w:type="spellEnd"/>
@@ -14598,11 +14772,15 @@
           <w:p>
             <w:pPr>
               <w:rPr>
-                <w:lang w:val="en-US"/>
-              </w:rPr>
-            </w:pPr>
-            <w:r>
-              <w:rPr>
+                <w:sz w:val="19"/>
+                <w:szCs w:val="19"/>
+                <w:lang w:val="en-US"/>
+              </w:rPr>
+            </w:pPr>
+            <w:r>
+              <w:rPr>
+                <w:sz w:val="19"/>
+                <w:szCs w:val="19"/>
                 <w:lang w:val="en-US"/>
               </w:rPr>
               <w:t xml:space="preserve">Unique constraints on </w:t>
@@ -14610,6 +14788,8 @@
             <w:proofErr w:type="spellStart"/>
             <w:r>
               <w:rPr>
+                <w:sz w:val="19"/>
+                <w:szCs w:val="19"/>
                 <w:lang w:val="en-US"/>
               </w:rPr>
               <w:t>track_id</w:t>
@@ -14617,6 +14797,8 @@
             <w:proofErr w:type="spellEnd"/>
             <w:r>
               <w:rPr>
+                <w:sz w:val="19"/>
+                <w:szCs w:val="19"/>
                 <w:lang w:val="en-US"/>
               </w:rPr>
               <w:t xml:space="preserve">, </w:t>
@@ -14624,6 +14806,8 @@
             <w:proofErr w:type="spellStart"/>
             <w:r>
               <w:rPr>
+                <w:sz w:val="19"/>
+                <w:szCs w:val="19"/>
                 <w:lang w:val="en-US"/>
               </w:rPr>
               <w:t>genre_name</w:t>
@@ -14631,6 +14815,8 @@
             <w:proofErr w:type="spellEnd"/>
             <w:r>
               <w:rPr>
+                <w:sz w:val="19"/>
+                <w:szCs w:val="19"/>
                 <w:lang w:val="en-US"/>
               </w:rPr>
               <w:t xml:space="preserve">, </w:t>
@@ -14638,6 +14824,8 @@
             <w:proofErr w:type="spellStart"/>
             <w:r>
               <w:rPr>
+                <w:sz w:val="19"/>
+                <w:szCs w:val="19"/>
                 <w:lang w:val="en-US"/>
               </w:rPr>
               <w:t>category_name</w:t>
@@ -14645,6 +14833,8 @@
             <w:proofErr w:type="spellEnd"/>
             <w:r>
               <w:rPr>
+                <w:sz w:val="19"/>
+                <w:szCs w:val="19"/>
                 <w:lang w:val="en-US"/>
               </w:rPr>
               <w:t xml:space="preserve">, </w:t>
@@ -14652,6 +14842,8 @@
             <w:proofErr w:type="spellStart"/>
             <w:r>
               <w:rPr>
+                <w:sz w:val="19"/>
+                <w:szCs w:val="19"/>
                 <w:lang w:val="en-US"/>
               </w:rPr>
               <w:t>tier_name</w:t>
@@ -14659,6 +14851,8 @@
             <w:proofErr w:type="spellEnd"/>
             <w:r>
               <w:rPr>
+                <w:sz w:val="19"/>
+                <w:szCs w:val="19"/>
                 <w:lang w:val="en-US"/>
               </w:rPr>
               <w:t xml:space="preserve"> and (</w:t>
@@ -14666,6 +14860,8 @@
             <w:proofErr w:type="spellStart"/>
             <w:r>
               <w:rPr>
+                <w:sz w:val="19"/>
+                <w:szCs w:val="19"/>
                 <w:lang w:val="en-US"/>
               </w:rPr>
               <w:t>recognition_group</w:t>
@@ -14673,6 +14869,8 @@
             <w:proofErr w:type="spellEnd"/>
             <w:r>
               <w:rPr>
+                <w:sz w:val="19"/>
+                <w:szCs w:val="19"/>
                 <w:lang w:val="en-US"/>
               </w:rPr>
               <w:t xml:space="preserve">, </w:t>
@@ -14680,6 +14878,8 @@
             <w:proofErr w:type="spellStart"/>
             <w:r>
               <w:rPr>
+                <w:sz w:val="19"/>
+                <w:szCs w:val="19"/>
                 <w:lang w:val="en-US"/>
               </w:rPr>
               <w:t>artist_grammy_wins_range</w:t>
@@ -14687,6 +14887,8 @@
             <w:proofErr w:type="spellEnd"/>
             <w:r>
               <w:rPr>
+                <w:sz w:val="19"/>
+                <w:szCs w:val="19"/>
                 <w:lang w:val="en-US"/>
               </w:rPr>
               <w:t>), so that a reload is deterministic.</w:t>
@@ -14715,16 +14917,34 @@
             </w:tcMar>
           </w:tcPr>
           <w:p>
-            <w:proofErr w:type="spellStart"/>
-            <w:r>
+            <w:pPr>
+              <w:rPr>
+                <w:sz w:val="19"/>
+                <w:szCs w:val="19"/>
+              </w:rPr>
+            </w:pPr>
+            <w:proofErr w:type="spellStart"/>
+            <w:r>
+              <w:rPr>
+                <w:sz w:val="19"/>
+                <w:szCs w:val="19"/>
+              </w:rPr>
               <w:t>Foreign</w:t>
             </w:r>
             <w:proofErr w:type="spellEnd"/>
             <w:r>
+              <w:rPr>
+                <w:sz w:val="19"/>
+                <w:szCs w:val="19"/>
+              </w:rPr>
               <w:t xml:space="preserve"> </w:t>
             </w:r>
             <w:proofErr w:type="spellStart"/>
             <w:r>
+              <w:rPr>
+                <w:sz w:val="19"/>
+                <w:szCs w:val="19"/>
+              </w:rPr>
               <w:t>keys</w:t>
             </w:r>
             <w:proofErr w:type="spellEnd"/>
@@ -14749,12 +14969,16 @@
           <w:p>
             <w:pPr>
               <w:rPr>
-                <w:lang w:val="en-US"/>
-              </w:rPr>
-            </w:pPr>
-            <w:proofErr w:type="spellStart"/>
-            <w:r>
-              <w:rPr>
+                <w:sz w:val="19"/>
+                <w:szCs w:val="19"/>
+                <w:lang w:val="en-US"/>
+              </w:rPr>
+            </w:pPr>
+            <w:proofErr w:type="spellStart"/>
+            <w:r>
+              <w:rPr>
+                <w:sz w:val="19"/>
+                <w:szCs w:val="19"/>
                 <w:lang w:val="en-US"/>
               </w:rPr>
               <w:t>Fact_Track</w:t>
@@ -14762,6 +14986,8 @@
             <w:proofErr w:type="spellEnd"/>
             <w:r>
               <w:rPr>
+                <w:sz w:val="19"/>
+                <w:szCs w:val="19"/>
                 <w:lang w:val="en-US"/>
               </w:rPr>
               <w:t xml:space="preserve"> references </w:t>
@@ -14769,6 +14995,8 @@
             <w:proofErr w:type="spellStart"/>
             <w:r>
               <w:rPr>
+                <w:sz w:val="19"/>
+                <w:szCs w:val="19"/>
                 <w:lang w:val="en-US"/>
               </w:rPr>
               <w:t>Dim_Grammy_Recognition</w:t>
@@ -14776,6 +15004,8 @@
             <w:proofErr w:type="spellEnd"/>
             <w:r>
               <w:rPr>
+                <w:sz w:val="19"/>
+                <w:szCs w:val="19"/>
                 <w:lang w:val="en-US"/>
               </w:rPr>
               <w:t xml:space="preserve"> and </w:t>
@@ -14783,6 +15013,8 @@
             <w:proofErr w:type="spellStart"/>
             <w:r>
               <w:rPr>
+                <w:sz w:val="19"/>
+                <w:szCs w:val="19"/>
                 <w:lang w:val="en-US"/>
               </w:rPr>
               <w:t>Dim_Popularity_Tier</w:t>
@@ -14790,6 +15022,8 @@
             <w:proofErr w:type="spellEnd"/>
             <w:r>
               <w:rPr>
+                <w:sz w:val="19"/>
+                <w:szCs w:val="19"/>
                 <w:lang w:val="en-US"/>
               </w:rPr>
               <w:t xml:space="preserve">; each bridge references </w:t>
@@ -14797,6 +15031,8 @@
             <w:proofErr w:type="spellStart"/>
             <w:r>
               <w:rPr>
+                <w:sz w:val="19"/>
+                <w:szCs w:val="19"/>
                 <w:lang w:val="en-US"/>
               </w:rPr>
               <w:t>Fact_Track</w:t>
@@ -14804,6 +15040,8 @@
             <w:proofErr w:type="spellEnd"/>
             <w:r>
               <w:rPr>
+                <w:sz w:val="19"/>
+                <w:szCs w:val="19"/>
                 <w:lang w:val="en-US"/>
               </w:rPr>
               <w:t xml:space="preserve"> and its dimension.</w:t>
@@ -14832,11 +15070,25 @@
             </w:tcMar>
           </w:tcPr>
           <w:p>
-            <w:r>
+            <w:pPr>
+              <w:rPr>
+                <w:sz w:val="19"/>
+                <w:szCs w:val="19"/>
+              </w:rPr>
+            </w:pPr>
+            <w:r>
+              <w:rPr>
+                <w:sz w:val="19"/>
+                <w:szCs w:val="19"/>
+              </w:rPr>
               <w:t xml:space="preserve">Bridge </w:t>
             </w:r>
             <w:proofErr w:type="spellStart"/>
             <w:r>
+              <w:rPr>
+                <w:sz w:val="19"/>
+                <w:szCs w:val="19"/>
+              </w:rPr>
               <w:t>keys</w:t>
             </w:r>
             <w:proofErr w:type="spellEnd"/>
@@ -14861,11 +15113,15 @@
           <w:p>
             <w:pPr>
               <w:rPr>
-                <w:lang w:val="en-US"/>
-              </w:rPr>
-            </w:pPr>
-            <w:r>
-              <w:rPr>
+                <w:sz w:val="19"/>
+                <w:szCs w:val="19"/>
+                <w:lang w:val="en-US"/>
+              </w:rPr>
+            </w:pPr>
+            <w:r>
+              <w:rPr>
+                <w:sz w:val="19"/>
+                <w:szCs w:val="19"/>
                 <w:lang w:val="en-US"/>
               </w:rPr>
               <w:t>Composite primary keys (</w:t>
@@ -14873,6 +15129,8 @@
             <w:proofErr w:type="spellStart"/>
             <w:r>
               <w:rPr>
+                <w:sz w:val="19"/>
+                <w:szCs w:val="19"/>
                 <w:lang w:val="en-US"/>
               </w:rPr>
               <w:t>track_key</w:t>
@@ -14880,6 +15138,8 @@
             <w:proofErr w:type="spellEnd"/>
             <w:r>
               <w:rPr>
+                <w:sz w:val="19"/>
+                <w:szCs w:val="19"/>
                 <w:lang w:val="en-US"/>
               </w:rPr>
               <w:t xml:space="preserve">, </w:t>
@@ -14887,6 +15147,8 @@
             <w:proofErr w:type="spellStart"/>
             <w:r>
               <w:rPr>
+                <w:sz w:val="19"/>
+                <w:szCs w:val="19"/>
                 <w:lang w:val="en-US"/>
               </w:rPr>
               <w:t>genre_key</w:t>
@@ -14894,6 +15156,8 @@
             <w:proofErr w:type="spellEnd"/>
             <w:r>
               <w:rPr>
+                <w:sz w:val="19"/>
+                <w:szCs w:val="19"/>
                 <w:lang w:val="en-US"/>
               </w:rPr>
               <w:t>) and (</w:t>
@@ -14901,6 +15165,8 @@
             <w:proofErr w:type="spellStart"/>
             <w:r>
               <w:rPr>
+                <w:sz w:val="19"/>
+                <w:szCs w:val="19"/>
                 <w:lang w:val="en-US"/>
               </w:rPr>
               <w:t>track_key</w:t>
@@ -14908,6 +15174,8 @@
             <w:proofErr w:type="spellEnd"/>
             <w:r>
               <w:rPr>
+                <w:sz w:val="19"/>
+                <w:szCs w:val="19"/>
                 <w:lang w:val="en-US"/>
               </w:rPr>
               <w:t xml:space="preserve">, </w:t>
@@ -14915,6 +15183,8 @@
             <w:proofErr w:type="spellStart"/>
             <w:r>
               <w:rPr>
+                <w:sz w:val="19"/>
+                <w:szCs w:val="19"/>
                 <w:lang w:val="en-US"/>
               </w:rPr>
               <w:t>category_key</w:t>
@@ -14922,6 +15192,8 @@
             <w:proofErr w:type="spellEnd"/>
             <w:r>
               <w:rPr>
+                <w:sz w:val="19"/>
+                <w:szCs w:val="19"/>
                 <w:lang w:val="en-US"/>
               </w:rPr>
               <w:t>), which prevent duplicated pairs.</w:t>
@@ -14950,16 +15222,34 @@
             </w:tcMar>
           </w:tcPr>
           <w:p>
-            <w:proofErr w:type="spellStart"/>
-            <w:r>
+            <w:pPr>
+              <w:rPr>
+                <w:sz w:val="19"/>
+                <w:szCs w:val="19"/>
+              </w:rPr>
+            </w:pPr>
+            <w:proofErr w:type="spellStart"/>
+            <w:r>
+              <w:rPr>
+                <w:sz w:val="19"/>
+                <w:szCs w:val="19"/>
+              </w:rPr>
               <w:t>Integrity</w:t>
             </w:r>
             <w:proofErr w:type="spellEnd"/>
             <w:r>
+              <w:rPr>
+                <w:sz w:val="19"/>
+                <w:szCs w:val="19"/>
+              </w:rPr>
               <w:t xml:space="preserve"> </w:t>
             </w:r>
             <w:proofErr w:type="spellStart"/>
             <w:r>
+              <w:rPr>
+                <w:sz w:val="19"/>
+                <w:szCs w:val="19"/>
+              </w:rPr>
               <w:t>checks</w:t>
             </w:r>
             <w:proofErr w:type="spellEnd"/>
@@ -14984,11 +15274,15 @@
           <w:p>
             <w:pPr>
               <w:rPr>
-                <w:lang w:val="en-US"/>
-              </w:rPr>
-            </w:pPr>
-            <w:r>
-              <w:rPr>
+                <w:sz w:val="19"/>
+                <w:szCs w:val="19"/>
+                <w:lang w:val="en-US"/>
+              </w:rPr>
+            </w:pPr>
+            <w:r>
+              <w:rPr>
+                <w:sz w:val="19"/>
+                <w:szCs w:val="19"/>
                 <w:lang w:val="en-US"/>
               </w:rPr>
               <w:t xml:space="preserve">CHECK constraints on ranges: popularity 0-100, audio features 0-1, duration above 0, tempo above 0 or NULL, </w:t>
@@ -14996,6 +15290,8 @@
             <w:proofErr w:type="spellStart"/>
             <w:r>
               <w:rPr>
+                <w:sz w:val="19"/>
+                <w:szCs w:val="19"/>
                 <w:lang w:val="en-US"/>
               </w:rPr>
               <w:t>explicit_flag</w:t>
@@ -15003,6 +15299,8 @@
             <w:proofErr w:type="spellEnd"/>
             <w:r>
               <w:rPr>
+                <w:sz w:val="19"/>
+                <w:szCs w:val="19"/>
                 <w:lang w:val="en-US"/>
               </w:rPr>
               <w:t xml:space="preserve"> 0 or 1, </w:t>
@@ -15010,6 +15308,8 @@
             <w:proofErr w:type="spellStart"/>
             <w:r>
               <w:rPr>
+                <w:sz w:val="19"/>
+                <w:szCs w:val="19"/>
                 <w:lang w:val="en-US"/>
               </w:rPr>
               <w:t>track_count</w:t>
@@ -15017,6 +15317,8 @@
             <w:proofErr w:type="spellEnd"/>
             <w:r>
               <w:rPr>
+                <w:sz w:val="19"/>
+                <w:szCs w:val="19"/>
                 <w:lang w:val="en-US"/>
               </w:rPr>
               <w:t xml:space="preserve"> equal to 1.</w:t>
@@ -15045,16 +15347,34 @@
             </w:tcMar>
           </w:tcPr>
           <w:p>
-            <w:proofErr w:type="spellStart"/>
-            <w:r>
+            <w:pPr>
+              <w:rPr>
+                <w:sz w:val="19"/>
+                <w:szCs w:val="19"/>
+              </w:rPr>
+            </w:pPr>
+            <w:proofErr w:type="spellStart"/>
+            <w:r>
+              <w:rPr>
+                <w:sz w:val="19"/>
+                <w:szCs w:val="19"/>
+              </w:rPr>
               <w:t>Executable</w:t>
             </w:r>
             <w:proofErr w:type="spellEnd"/>
             <w:r>
+              <w:rPr>
+                <w:sz w:val="19"/>
+                <w:szCs w:val="19"/>
+              </w:rPr>
               <w:t xml:space="preserve"> </w:t>
             </w:r>
             <w:proofErr w:type="spellStart"/>
             <w:r>
+              <w:rPr>
+                <w:sz w:val="19"/>
+                <w:szCs w:val="19"/>
+              </w:rPr>
               <w:t>definition</w:t>
             </w:r>
             <w:proofErr w:type="spellEnd"/>
@@ -15079,12 +15399,16 @@
           <w:p>
             <w:pPr>
               <w:rPr>
-                <w:lang w:val="en-US"/>
-              </w:rPr>
-            </w:pPr>
-            <w:proofErr w:type="spellStart"/>
-            <w:r>
-              <w:rPr>
+                <w:sz w:val="19"/>
+                <w:szCs w:val="19"/>
+                <w:lang w:val="en-US"/>
+              </w:rPr>
+            </w:pPr>
+            <w:proofErr w:type="spellStart"/>
+            <w:r>
+              <w:rPr>
+                <w:sz w:val="19"/>
+                <w:szCs w:val="19"/>
                 <w:lang w:val="en-US"/>
               </w:rPr>
               <w:t>sql</w:t>
@@ -15092,6 +15416,8 @@
             <w:proofErr w:type="spellEnd"/>
             <w:r>
               <w:rPr>
+                <w:sz w:val="19"/>
+                <w:szCs w:val="19"/>
                 <w:lang w:val="en-US"/>
               </w:rPr>
               <w:t>/</w:t>
@@ -15099,6 +15425,8 @@
             <w:proofErr w:type="spellStart"/>
             <w:r>
               <w:rPr>
+                <w:sz w:val="19"/>
+                <w:szCs w:val="19"/>
                 <w:lang w:val="en-US"/>
               </w:rPr>
               <w:t>dw_schema.sql</w:t>
@@ -15106,6 +15434,8 @@
             <w:proofErr w:type="spellEnd"/>
             <w:r>
               <w:rPr>
+                <w:sz w:val="19"/>
+                <w:szCs w:val="19"/>
                 <w:lang w:val="en-US"/>
               </w:rPr>
               <w:t xml:space="preserve"> (idempotent, also seeds the two fixed dimensions) and docs/</w:t>
@@ -15113,6 +15443,8 @@
             <w:proofErr w:type="spellStart"/>
             <w:r>
               <w:rPr>
+                <w:sz w:val="19"/>
+                <w:szCs w:val="19"/>
                 <w:lang w:val="en-US"/>
               </w:rPr>
               <w:t>dw_model.dbml</w:t>
@@ -15120,6 +15452,8 @@
             <w:proofErr w:type="spellEnd"/>
             <w:r>
               <w:rPr>
+                <w:sz w:val="19"/>
+                <w:szCs w:val="19"/>
                 <w:lang w:val="en-US"/>
               </w:rPr>
               <w:t xml:space="preserve"> (source of the diagram).</w:t>
@@ -15256,7 +15590,6 @@
           <w:szCs w:val="22"/>
           <w:lang w:val="en-US"/>
         </w:rPr>
-        <w:lastRenderedPageBreak/>
         <w:t>4.7. Requirement support</w:t>
       </w:r>
     </w:p>
@@ -15341,6 +15674,10 @@
           <w:p>
             <w:pPr>
               <w:spacing w:after="40"/>
+              <w:rPr>
+                <w:sz w:val="19"/>
+                <w:szCs w:val="19"/>
+              </w:rPr>
             </w:pPr>
             <w:r>
               <w:rPr>
@@ -15372,6 +15709,10 @@
           <w:p>
             <w:pPr>
               <w:spacing w:after="40"/>
+              <w:rPr>
+                <w:sz w:val="19"/>
+                <w:szCs w:val="19"/>
+              </w:rPr>
             </w:pPr>
             <w:r>
               <w:rPr>
@@ -15404,6 +15745,8 @@
             <w:pPr>
               <w:spacing w:after="40"/>
               <w:rPr>
+                <w:sz w:val="19"/>
+                <w:szCs w:val="19"/>
                 <w:lang w:val="en-US"/>
               </w:rPr>
             </w:pPr>
@@ -15443,6 +15786,10 @@
           <w:p>
             <w:pPr>
               <w:spacing w:after="40"/>
+              <w:rPr>
+                <w:sz w:val="19"/>
+                <w:szCs w:val="19"/>
+              </w:rPr>
             </w:pPr>
             <w:r>
               <w:rPr>
@@ -15474,6 +15821,10 @@
           <w:p>
             <w:pPr>
               <w:spacing w:after="40"/>
+              <w:rPr>
+                <w:sz w:val="19"/>
+                <w:szCs w:val="19"/>
+              </w:rPr>
             </w:pPr>
             <w:r>
               <w:rPr>
@@ -15503,11 +15854,15 @@
           <w:p>
             <w:pPr>
               <w:rPr>
-                <w:lang w:val="en-US"/>
-              </w:rPr>
-            </w:pPr>
-            <w:r>
-              <w:rPr>
+                <w:sz w:val="19"/>
+                <w:szCs w:val="19"/>
+                <w:lang w:val="en-US"/>
+              </w:rPr>
+            </w:pPr>
+            <w:r>
+              <w:rPr>
+                <w:sz w:val="19"/>
+                <w:szCs w:val="19"/>
                 <w:lang w:val="en-US"/>
               </w:rPr>
               <w:t xml:space="preserve">Average of </w:t>
@@ -15515,6 +15870,8 @@
             <w:proofErr w:type="spellStart"/>
             <w:r>
               <w:rPr>
+                <w:sz w:val="19"/>
+                <w:szCs w:val="19"/>
                 <w:lang w:val="en-US"/>
               </w:rPr>
               <w:t>Fact_Track.popularity</w:t>
@@ -15522,6 +15879,8 @@
             <w:proofErr w:type="spellEnd"/>
             <w:r>
               <w:rPr>
+                <w:sz w:val="19"/>
+                <w:szCs w:val="19"/>
                 <w:lang w:val="en-US"/>
               </w:rPr>
               <w:t xml:space="preserve"> by </w:t>
@@ -15529,6 +15888,8 @@
             <w:proofErr w:type="spellStart"/>
             <w:r>
               <w:rPr>
+                <w:sz w:val="19"/>
+                <w:szCs w:val="19"/>
                 <w:lang w:val="en-US"/>
               </w:rPr>
               <w:t>Dim_Grammy_Recognition</w:t>
@@ -15536,6 +15897,8 @@
             <w:proofErr w:type="spellEnd"/>
             <w:r>
               <w:rPr>
+                <w:sz w:val="19"/>
+                <w:szCs w:val="19"/>
                 <w:lang w:val="en-US"/>
               </w:rPr>
               <w:t xml:space="preserve"> (recognition group and artist Grammy-win range); within genre through </w:t>
@@ -15543,6 +15906,8 @@
             <w:proofErr w:type="spellStart"/>
             <w:r>
               <w:rPr>
+                <w:sz w:val="19"/>
+                <w:szCs w:val="19"/>
                 <w:lang w:val="en-US"/>
               </w:rPr>
               <w:t>Bridge_Track_Genre</w:t>
@@ -15550,6 +15915,8 @@
             <w:proofErr w:type="spellEnd"/>
             <w:r>
               <w:rPr>
+                <w:sz w:val="19"/>
+                <w:szCs w:val="19"/>
                 <w:lang w:val="en-US"/>
               </w:rPr>
               <w:t>; share of tracks by Grammy recognition in each genre; sensitivity check excluding popularity 0.</w:t>
@@ -15580,6 +15947,10 @@
           <w:p>
             <w:pPr>
               <w:spacing w:after="40"/>
+              <w:rPr>
+                <w:sz w:val="19"/>
+                <w:szCs w:val="19"/>
+              </w:rPr>
             </w:pPr>
             <w:r>
               <w:rPr>
@@ -15611,6 +15982,10 @@
           <w:p>
             <w:pPr>
               <w:spacing w:after="40"/>
+              <w:rPr>
+                <w:sz w:val="19"/>
+                <w:szCs w:val="19"/>
+              </w:rPr>
             </w:pPr>
             <w:r>
               <w:rPr>
@@ -15640,11 +16015,15 @@
           <w:p>
             <w:pPr>
               <w:rPr>
-                <w:lang w:val="en-US"/>
-              </w:rPr>
-            </w:pPr>
-            <w:r>
-              <w:rPr>
+                <w:sz w:val="19"/>
+                <w:szCs w:val="19"/>
+                <w:lang w:val="en-US"/>
+              </w:rPr>
+            </w:pPr>
+            <w:r>
+              <w:rPr>
+                <w:sz w:val="19"/>
+                <w:szCs w:val="19"/>
                 <w:lang w:val="en-US"/>
               </w:rPr>
               <w:t xml:space="preserve">Average of each audio measure by </w:t>
@@ -15652,6 +16031,8 @@
             <w:proofErr w:type="spellStart"/>
             <w:r>
               <w:rPr>
+                <w:sz w:val="19"/>
+                <w:szCs w:val="19"/>
                 <w:lang w:val="en-US"/>
               </w:rPr>
               <w:t>Dim_Grammy_Recognition.recognition_group</w:t>
@@ -15659,6 +16040,8 @@
             <w:proofErr w:type="spellEnd"/>
             <w:r>
               <w:rPr>
+                <w:sz w:val="19"/>
+                <w:szCs w:val="19"/>
                 <w:lang w:val="en-US"/>
               </w:rPr>
               <w:t xml:space="preserve"> and by </w:t>
@@ -15666,6 +16049,8 @@
             <w:proofErr w:type="spellStart"/>
             <w:r>
               <w:rPr>
+                <w:sz w:val="19"/>
+                <w:szCs w:val="19"/>
                 <w:lang w:val="en-US"/>
               </w:rPr>
               <w:t>Dim_Popularity_Tier</w:t>
@@ -15673,6 +16058,8 @@
             <w:proofErr w:type="spellEnd"/>
             <w:r>
               <w:rPr>
+                <w:sz w:val="19"/>
+                <w:szCs w:val="19"/>
                 <w:lang w:val="en-US"/>
               </w:rPr>
               <w:t>.</w:t>
@@ -15703,6 +16090,10 @@
           <w:p>
             <w:pPr>
               <w:spacing w:after="40"/>
+              <w:rPr>
+                <w:sz w:val="19"/>
+                <w:szCs w:val="19"/>
+              </w:rPr>
             </w:pPr>
             <w:r>
               <w:rPr>
@@ -15734,6 +16125,10 @@
           <w:p>
             <w:pPr>
               <w:spacing w:after="40"/>
+              <w:rPr>
+                <w:sz w:val="19"/>
+                <w:szCs w:val="19"/>
+              </w:rPr>
             </w:pPr>
             <w:r>
               <w:rPr>
@@ -15763,11 +16158,15 @@
           <w:p>
             <w:pPr>
               <w:rPr>
-                <w:lang w:val="en-US"/>
-              </w:rPr>
-            </w:pPr>
-            <w:r>
-              <w:rPr>
+                <w:sz w:val="19"/>
+                <w:szCs w:val="19"/>
+                <w:lang w:val="en-US"/>
+              </w:rPr>
+            </w:pPr>
+            <w:r>
+              <w:rPr>
+                <w:sz w:val="19"/>
+                <w:szCs w:val="19"/>
                 <w:lang w:val="en-US"/>
               </w:rPr>
               <w:t xml:space="preserve">Average of </w:t>
@@ -15775,6 +16174,8 @@
             <w:proofErr w:type="spellStart"/>
             <w:r>
               <w:rPr>
+                <w:sz w:val="19"/>
+                <w:szCs w:val="19"/>
                 <w:lang w:val="en-US"/>
               </w:rPr>
               <w:t>explicit_flag</w:t>
@@ -15782,6 +16183,8 @@
             <w:proofErr w:type="spellEnd"/>
             <w:r>
               <w:rPr>
+                <w:sz w:val="19"/>
+                <w:szCs w:val="19"/>
                 <w:lang w:val="en-US"/>
               </w:rPr>
               <w:t xml:space="preserve"> by recognition group; by </w:t>
@@ -15789,6 +16192,8 @@
             <w:proofErr w:type="spellStart"/>
             <w:r>
               <w:rPr>
+                <w:sz w:val="19"/>
+                <w:szCs w:val="19"/>
                 <w:lang w:val="en-US"/>
               </w:rPr>
               <w:t>Dim_Grammy_Category.category_group</w:t>
@@ -15796,6 +16201,8 @@
             <w:proofErr w:type="spellEnd"/>
             <w:r>
               <w:rPr>
+                <w:sz w:val="19"/>
+                <w:szCs w:val="19"/>
                 <w:lang w:val="en-US"/>
               </w:rPr>
               <w:t xml:space="preserve"> through </w:t>
@@ -15803,6 +16210,8 @@
             <w:proofErr w:type="spellStart"/>
             <w:r>
               <w:rPr>
+                <w:sz w:val="19"/>
+                <w:szCs w:val="19"/>
                 <w:lang w:val="en-US"/>
               </w:rPr>
               <w:t>Bridge_Track_Grammy_Category</w:t>
@@ -15810,6 +16219,8 @@
             <w:proofErr w:type="spellEnd"/>
             <w:r>
               <w:rPr>
+                <w:sz w:val="19"/>
+                <w:szCs w:val="19"/>
                 <w:lang w:val="en-US"/>
               </w:rPr>
               <w:t>.</w:t>
@@ -15818,6 +16229,6588 @@
         </w:tc>
       </w:tr>
     </w:tbl>
+    <w:p>
+      <w:pPr>
+        <w:rPr>
+          <w:lang w:val="en-US"/>
+        </w:rPr>
+      </w:pPr>
+      <w:r>
+        <w:rPr>
+          <w:sz w:val="2"/>
+          <w:szCs w:val="2"/>
+          <w:lang w:val="en-US"/>
+        </w:rPr>
+        <w:lastRenderedPageBreak/>
+        <w:t xml:space="preserve"> </w:t>
+      </w:r>
+    </w:p>
+    <w:p>
+      <w:pPr>
+        <w:pStyle w:val="Ttulo1"/>
+        <w:keepNext/>
+        <w:spacing w:before="400" w:after="140"/>
+        <w:rPr>
+          <w:lang w:val="en-US"/>
+        </w:rPr>
+      </w:pPr>
+      <w:r>
+        <w:rPr>
+          <w:b/>
+          <w:bCs/>
+          <w:color w:val="000000"/>
+          <w:sz w:val="25"/>
+          <w:szCs w:val="25"/>
+          <w:lang w:val="en-US"/>
+        </w:rPr>
+        <w:t>5. Data quality rules and validation design</w:t>
+      </w:r>
+    </w:p>
+    <w:p>
+      <w:pPr>
+        <w:spacing w:after="140" w:line="288" w:lineRule="auto"/>
+        <w:jc w:val="both"/>
+        <w:rPr>
+          <w:lang w:val="en-US"/>
+        </w:rPr>
+      </w:pPr>
+      <w:r>
+        <w:rPr>
+          <w:lang w:val="en-US"/>
+        </w:rPr>
+        <w:t xml:space="preserve">This section turns the quality risks of Section 3 into explicit and measurable </w:t>
+      </w:r>
+      <w:proofErr w:type="gramStart"/>
+      <w:r>
+        <w:rPr>
+          <w:lang w:val="en-US"/>
+        </w:rPr>
+        <w:t>rules, and</w:t>
+      </w:r>
+      <w:proofErr w:type="gramEnd"/>
+      <w:r>
+        <w:rPr>
+          <w:lang w:val="en-US"/>
+        </w:rPr>
+        <w:t xml:space="preserve"> assigns every rule to a validation gate. Each rule keeps an identifier (DQ-xx) that the Great Expectations design, the validation </w:t>
+      </w:r>
+      <w:proofErr w:type="gramStart"/>
+      <w:r>
+        <w:rPr>
+          <w:lang w:val="en-US"/>
+        </w:rPr>
+        <w:t>results</w:t>
+      </w:r>
+      <w:proofErr w:type="gramEnd"/>
+      <w:r>
+        <w:rPr>
+          <w:lang w:val="en-US"/>
+        </w:rPr>
+        <w:t xml:space="preserve"> and the traceability matrix reference.</w:t>
+      </w:r>
+    </w:p>
+    <w:p>
+      <w:pPr>
+        <w:pStyle w:val="Ttulo2"/>
+        <w:keepNext/>
+        <w:spacing w:before="260" w:after="100"/>
+        <w:rPr>
+          <w:lang w:val="en-US"/>
+        </w:rPr>
+      </w:pPr>
+      <w:r>
+        <w:rPr>
+          <w:b/>
+          <w:bCs/>
+          <w:color w:val="000000"/>
+          <w:sz w:val="22"/>
+          <w:szCs w:val="22"/>
+          <w:lang w:val="en-US"/>
+        </w:rPr>
+        <w:t>5.1. Validation gates</w:t>
+      </w:r>
+    </w:p>
+    <w:p>
+      <w:pPr>
+        <w:keepNext/>
+        <w:spacing w:after="140" w:line="288" w:lineRule="auto"/>
+        <w:jc w:val="both"/>
+        <w:rPr>
+          <w:lang w:val="en-US"/>
+        </w:rPr>
+      </w:pPr>
+      <w:r>
+        <w:rPr>
+          <w:lang w:val="en-US"/>
+        </w:rPr>
+        <w:t>The pipeline has two validation gates, which run as three validation tasks in the DAG: one raw gate per source branch and one prepared gate before the load.</w:t>
+      </w:r>
+    </w:p>
+    <w:p>
+      <w:pPr>
+        <w:keepNext/>
+        <w:spacing w:before="120" w:after="20"/>
+        <w:rPr>
+          <w:lang w:val="en-US"/>
+        </w:rPr>
+      </w:pPr>
+      <w:r>
+        <w:rPr>
+          <w:b/>
+          <w:bCs/>
+          <w:sz w:val="19"/>
+          <w:szCs w:val="19"/>
+          <w:lang w:val="en-US"/>
+        </w:rPr>
+        <w:t>Table 11</w:t>
+      </w:r>
+    </w:p>
+    <w:p>
+      <w:pPr>
+        <w:keepNext/>
+        <w:spacing w:after="90"/>
+        <w:rPr>
+          <w:lang w:val="en-US"/>
+        </w:rPr>
+      </w:pPr>
+      <w:r>
+        <w:rPr>
+          <w:sz w:val="19"/>
+          <w:szCs w:val="19"/>
+          <w:lang w:val="en-US"/>
+        </w:rPr>
+        <w:t>Validation gates, DAG tasks and the rules each task applies.</w:t>
+      </w:r>
+    </w:p>
+    <w:tbl>
+      <w:tblPr>
+        <w:tblW w:w="9720" w:type="dxa"/>
+        <w:tblBorders>
+          <w:top w:val="single" w:sz="4" w:space="0" w:color="auto"/>
+          <w:left w:val="single" w:sz="4" w:space="0" w:color="auto"/>
+          <w:bottom w:val="single" w:sz="4" w:space="0" w:color="auto"/>
+          <w:right w:val="single" w:sz="4" w:space="0" w:color="auto"/>
+          <w:insideH w:val="single" w:sz="4" w:space="0" w:color="auto"/>
+          <w:insideV w:val="single" w:sz="4" w:space="0" w:color="auto"/>
+        </w:tblBorders>
+        <w:tblLook w:val="04A0" w:firstRow="1" w:lastRow="0" w:firstColumn="1" w:lastColumn="0" w:noHBand="0" w:noVBand="1"/>
+      </w:tblPr>
+      <w:tblGrid>
+        <w:gridCol w:w="1300"/>
+        <w:gridCol w:w="2200"/>
+        <w:gridCol w:w="2300"/>
+        <w:gridCol w:w="2820"/>
+        <w:gridCol w:w="1100"/>
+      </w:tblGrid>
+      <w:tr>
+        <w:trPr>
+          <w:tblHeader/>
+        </w:trPr>
+        <w:tc>
+          <w:tcPr>
+            <w:tcW w:w="1300" w:type="dxa"/>
+            <w:tcBorders>
+              <w:top w:val="single" w:sz="12" w:space="0" w:color="000000"/>
+              <w:left w:val="none" w:sz="0" w:space="0" w:color="FFFFFF"/>
+              <w:bottom w:val="single" w:sz="6" w:space="0" w:color="000000"/>
+              <w:right w:val="none" w:sz="0" w:space="0" w:color="FFFFFF"/>
+            </w:tcBorders>
+            <w:tcMar>
+              <w:top w:w="70" w:type="dxa"/>
+              <w:left w:w="90" w:type="dxa"/>
+              <w:bottom w:w="70" w:type="dxa"/>
+              <w:right w:w="90" w:type="dxa"/>
+            </w:tcMar>
+          </w:tcPr>
+          <w:p>
+            <w:pPr>
+              <w:spacing w:after="40"/>
+            </w:pPr>
+            <w:r>
+              <w:rPr>
+                <w:b/>
+                <w:bCs/>
+                <w:sz w:val="19"/>
+                <w:szCs w:val="19"/>
+              </w:rPr>
+              <w:t>Gate</w:t>
+            </w:r>
+          </w:p>
+        </w:tc>
+        <w:tc>
+          <w:tcPr>
+            <w:tcW w:w="2200" w:type="dxa"/>
+            <w:tcBorders>
+              <w:top w:val="single" w:sz="12" w:space="0" w:color="000000"/>
+              <w:left w:val="none" w:sz="0" w:space="0" w:color="FFFFFF"/>
+              <w:bottom w:val="single" w:sz="6" w:space="0" w:color="000000"/>
+              <w:right w:val="none" w:sz="0" w:space="0" w:color="FFFFFF"/>
+            </w:tcBorders>
+            <w:tcMar>
+              <w:top w:w="70" w:type="dxa"/>
+              <w:left w:w="90" w:type="dxa"/>
+              <w:bottom w:w="70" w:type="dxa"/>
+              <w:right w:w="90" w:type="dxa"/>
+            </w:tcMar>
+          </w:tcPr>
+          <w:p>
+            <w:pPr>
+              <w:spacing w:after="40"/>
+            </w:pPr>
+            <w:r>
+              <w:rPr>
+                <w:b/>
+                <w:bCs/>
+                <w:sz w:val="19"/>
+                <w:szCs w:val="19"/>
+              </w:rPr>
+              <w:t>DAG task</w:t>
+            </w:r>
+          </w:p>
+        </w:tc>
+        <w:tc>
+          <w:tcPr>
+            <w:tcW w:w="2300" w:type="dxa"/>
+            <w:tcBorders>
+              <w:top w:val="single" w:sz="12" w:space="0" w:color="000000"/>
+              <w:left w:val="none" w:sz="0" w:space="0" w:color="FFFFFF"/>
+              <w:bottom w:val="single" w:sz="6" w:space="0" w:color="000000"/>
+              <w:right w:val="none" w:sz="0" w:space="0" w:color="FFFFFF"/>
+            </w:tcBorders>
+            <w:tcMar>
+              <w:top w:w="70" w:type="dxa"/>
+              <w:left w:w="90" w:type="dxa"/>
+              <w:bottom w:w="70" w:type="dxa"/>
+              <w:right w:w="90" w:type="dxa"/>
+            </w:tcMar>
+          </w:tcPr>
+          <w:p>
+            <w:pPr>
+              <w:spacing w:after="40"/>
+            </w:pPr>
+            <w:r>
+              <w:rPr>
+                <w:b/>
+                <w:bCs/>
+                <w:sz w:val="19"/>
+                <w:szCs w:val="19"/>
+              </w:rPr>
+              <w:t>Input</w:t>
+            </w:r>
+          </w:p>
+        </w:tc>
+        <w:tc>
+          <w:tcPr>
+            <w:tcW w:w="2820" w:type="dxa"/>
+            <w:tcBorders>
+              <w:top w:val="single" w:sz="12" w:space="0" w:color="000000"/>
+              <w:left w:val="none" w:sz="0" w:space="0" w:color="FFFFFF"/>
+              <w:bottom w:val="single" w:sz="6" w:space="0" w:color="000000"/>
+              <w:right w:val="none" w:sz="0" w:space="0" w:color="FFFFFF"/>
+            </w:tcBorders>
+            <w:tcMar>
+              <w:top w:w="70" w:type="dxa"/>
+              <w:left w:w="90" w:type="dxa"/>
+              <w:bottom w:w="70" w:type="dxa"/>
+              <w:right w:w="90" w:type="dxa"/>
+            </w:tcMar>
+          </w:tcPr>
+          <w:p>
+            <w:pPr>
+              <w:spacing w:after="40"/>
+            </w:pPr>
+            <w:r>
+              <w:rPr>
+                <w:b/>
+                <w:bCs/>
+                <w:sz w:val="19"/>
+                <w:szCs w:val="19"/>
+              </w:rPr>
+              <w:t>Question</w:t>
+            </w:r>
+          </w:p>
+        </w:tc>
+        <w:tc>
+          <w:tcPr>
+            <w:tcW w:w="1100" w:type="dxa"/>
+            <w:tcBorders>
+              <w:top w:val="single" w:sz="12" w:space="0" w:color="000000"/>
+              <w:left w:val="none" w:sz="0" w:space="0" w:color="FFFFFF"/>
+              <w:bottom w:val="single" w:sz="6" w:space="0" w:color="000000"/>
+              <w:right w:val="none" w:sz="0" w:space="0" w:color="FFFFFF"/>
+            </w:tcBorders>
+            <w:tcMar>
+              <w:top w:w="70" w:type="dxa"/>
+              <w:left w:w="90" w:type="dxa"/>
+              <w:bottom w:w="70" w:type="dxa"/>
+              <w:right w:w="90" w:type="dxa"/>
+            </w:tcMar>
+          </w:tcPr>
+          <w:p>
+            <w:pPr>
+              <w:spacing w:after="40"/>
+            </w:pPr>
+            <w:r>
+              <w:rPr>
+                <w:b/>
+                <w:bCs/>
+                <w:sz w:val="19"/>
+                <w:szCs w:val="19"/>
+              </w:rPr>
+              <w:t>Rules</w:t>
+            </w:r>
+          </w:p>
+        </w:tc>
+      </w:tr>
+      <w:tr>
+        <w:trPr>
+          <w:cantSplit/>
+        </w:trPr>
+        <w:tc>
+          <w:tcPr>
+            <w:tcW w:w="1300" w:type="dxa"/>
+            <w:tcBorders>
+              <w:top w:val="none" w:sz="0" w:space="0" w:color="FFFFFF"/>
+              <w:left w:val="none" w:sz="0" w:space="0" w:color="FFFFFF"/>
+              <w:bottom w:val="single" w:sz="4" w:space="0" w:color="BFBFBF"/>
+              <w:right w:val="none" w:sz="0" w:space="0" w:color="FFFFFF"/>
+            </w:tcBorders>
+            <w:tcMar>
+              <w:top w:w="70" w:type="dxa"/>
+              <w:left w:w="90" w:type="dxa"/>
+              <w:bottom w:w="70" w:type="dxa"/>
+              <w:right w:w="90" w:type="dxa"/>
+            </w:tcMar>
+          </w:tcPr>
+          <w:p>
+            <w:pPr>
+              <w:spacing w:after="40"/>
+            </w:pPr>
+            <w:r>
+              <w:rPr>
+                <w:b/>
+                <w:bCs/>
+                <w:sz w:val="19"/>
+                <w:szCs w:val="19"/>
+              </w:rPr>
+              <w:t>Raw (Spotify)</w:t>
+            </w:r>
+          </w:p>
+        </w:tc>
+        <w:tc>
+          <w:tcPr>
+            <w:tcW w:w="2200" w:type="dxa"/>
+            <w:tcBorders>
+              <w:top w:val="none" w:sz="0" w:space="0" w:color="FFFFFF"/>
+              <w:left w:val="none" w:sz="0" w:space="0" w:color="FFFFFF"/>
+              <w:bottom w:val="single" w:sz="4" w:space="0" w:color="BFBFBF"/>
+              <w:right w:val="none" w:sz="0" w:space="0" w:color="FFFFFF"/>
+            </w:tcBorders>
+            <w:tcMar>
+              <w:top w:w="70" w:type="dxa"/>
+              <w:left w:w="90" w:type="dxa"/>
+              <w:bottom w:w="70" w:type="dxa"/>
+              <w:right w:w="90" w:type="dxa"/>
+            </w:tcMar>
+          </w:tcPr>
+          <w:p>
+            <w:pPr>
+              <w:spacing w:after="40"/>
+            </w:pPr>
+            <w:r>
+              <w:rPr>
+                <w:sz w:val="19"/>
+                <w:szCs w:val="19"/>
+              </w:rPr>
+              <w:t>validate_spotify_raw</w:t>
+            </w:r>
+          </w:p>
+        </w:tc>
+        <w:tc>
+          <w:tcPr>
+            <w:tcW w:w="2300" w:type="dxa"/>
+            <w:tcBorders>
+              <w:top w:val="none" w:sz="0" w:space="0" w:color="FFFFFF"/>
+              <w:left w:val="none" w:sz="0" w:space="0" w:color="FFFFFF"/>
+              <w:bottom w:val="single" w:sz="4" w:space="0" w:color="BFBFBF"/>
+              <w:right w:val="none" w:sz="0" w:space="0" w:color="FFFFFF"/>
+            </w:tcBorders>
+            <w:tcMar>
+              <w:top w:w="70" w:type="dxa"/>
+              <w:left w:w="90" w:type="dxa"/>
+              <w:bottom w:w="70" w:type="dxa"/>
+              <w:right w:w="90" w:type="dxa"/>
+            </w:tcMar>
+          </w:tcPr>
+          <w:p>
+            <w:pPr>
+              <w:spacing w:after="40"/>
+            </w:pPr>
+            <w:r>
+              <w:rPr>
+                <w:sz w:val="19"/>
+                <w:szCs w:val="19"/>
+              </w:rPr>
+              <w:t>Spotify CSV as extracted</w:t>
+            </w:r>
+          </w:p>
+        </w:tc>
+        <w:tc>
+          <w:tcPr>
+            <w:tcW w:w="2820" w:type="dxa"/>
+            <w:tcBorders>
+              <w:top w:val="none" w:sz="0" w:space="0" w:color="FFFFFF"/>
+              <w:left w:val="none" w:sz="0" w:space="0" w:color="FFFFFF"/>
+              <w:bottom w:val="single" w:sz="4" w:space="0" w:color="BFBFBF"/>
+              <w:right w:val="none" w:sz="0" w:space="0" w:color="FFFFFF"/>
+            </w:tcBorders>
+            <w:tcMar>
+              <w:top w:w="70" w:type="dxa"/>
+              <w:left w:w="90" w:type="dxa"/>
+              <w:bottom w:w="70" w:type="dxa"/>
+              <w:right w:w="90" w:type="dxa"/>
+            </w:tcMar>
+          </w:tcPr>
+          <w:p>
+            <w:pPr>
+              <w:spacing w:after="40"/>
+              <w:rPr>
+                <w:lang w:val="en-US"/>
+              </w:rPr>
+            </w:pPr>
+            <w:r>
+              <w:rPr>
+                <w:sz w:val="19"/>
+                <w:szCs w:val="19"/>
+                <w:lang w:val="en-US"/>
+              </w:rPr>
+              <w:t>Can these data safely enter transformation?</w:t>
+            </w:r>
+          </w:p>
+        </w:tc>
+        <w:tc>
+          <w:tcPr>
+            <w:tcW w:w="1100" w:type="dxa"/>
+            <w:tcBorders>
+              <w:top w:val="none" w:sz="0" w:space="0" w:color="FFFFFF"/>
+              <w:left w:val="none" w:sz="0" w:space="0" w:color="FFFFFF"/>
+              <w:bottom w:val="single" w:sz="4" w:space="0" w:color="BFBFBF"/>
+              <w:right w:val="none" w:sz="0" w:space="0" w:color="FFFFFF"/>
+            </w:tcBorders>
+            <w:tcMar>
+              <w:top w:w="70" w:type="dxa"/>
+              <w:left w:w="90" w:type="dxa"/>
+              <w:bottom w:w="70" w:type="dxa"/>
+              <w:right w:w="90" w:type="dxa"/>
+            </w:tcMar>
+          </w:tcPr>
+          <w:p>
+            <w:pPr>
+              <w:spacing w:after="40"/>
+            </w:pPr>
+            <w:r>
+              <w:rPr>
+                <w:sz w:val="19"/>
+                <w:szCs w:val="19"/>
+              </w:rPr>
+              <w:t xml:space="preserve">DQ-01 </w:t>
+            </w:r>
+            <w:proofErr w:type="spellStart"/>
+            <w:r>
+              <w:rPr>
+                <w:sz w:val="19"/>
+                <w:szCs w:val="19"/>
+              </w:rPr>
+              <w:t>to</w:t>
+            </w:r>
+            <w:proofErr w:type="spellEnd"/>
+            <w:r>
+              <w:rPr>
+                <w:sz w:val="19"/>
+                <w:szCs w:val="19"/>
+              </w:rPr>
+              <w:t xml:space="preserve"> DQ-05</w:t>
+            </w:r>
+          </w:p>
+        </w:tc>
+      </w:tr>
+      <w:tr>
+        <w:trPr>
+          <w:cantSplit/>
+        </w:trPr>
+        <w:tc>
+          <w:tcPr>
+            <w:tcW w:w="1300" w:type="dxa"/>
+            <w:tcBorders>
+              <w:top w:val="none" w:sz="0" w:space="0" w:color="FFFFFF"/>
+              <w:left w:val="none" w:sz="0" w:space="0" w:color="FFFFFF"/>
+              <w:bottom w:val="single" w:sz="4" w:space="0" w:color="BFBFBF"/>
+              <w:right w:val="none" w:sz="0" w:space="0" w:color="FFFFFF"/>
+            </w:tcBorders>
+            <w:tcMar>
+              <w:top w:w="70" w:type="dxa"/>
+              <w:left w:w="90" w:type="dxa"/>
+              <w:bottom w:w="70" w:type="dxa"/>
+              <w:right w:w="90" w:type="dxa"/>
+            </w:tcMar>
+          </w:tcPr>
+          <w:p>
+            <w:pPr>
+              <w:spacing w:after="40"/>
+            </w:pPr>
+            <w:r>
+              <w:rPr>
+                <w:b/>
+                <w:bCs/>
+                <w:sz w:val="19"/>
+                <w:szCs w:val="19"/>
+              </w:rPr>
+              <w:t>Raw (Grammy)</w:t>
+            </w:r>
+          </w:p>
+        </w:tc>
+        <w:tc>
+          <w:tcPr>
+            <w:tcW w:w="2200" w:type="dxa"/>
+            <w:tcBorders>
+              <w:top w:val="none" w:sz="0" w:space="0" w:color="FFFFFF"/>
+              <w:left w:val="none" w:sz="0" w:space="0" w:color="FFFFFF"/>
+              <w:bottom w:val="single" w:sz="4" w:space="0" w:color="BFBFBF"/>
+              <w:right w:val="none" w:sz="0" w:space="0" w:color="FFFFFF"/>
+            </w:tcBorders>
+            <w:tcMar>
+              <w:top w:w="70" w:type="dxa"/>
+              <w:left w:w="90" w:type="dxa"/>
+              <w:bottom w:w="70" w:type="dxa"/>
+              <w:right w:w="90" w:type="dxa"/>
+            </w:tcMar>
+          </w:tcPr>
+          <w:p>
+            <w:pPr>
+              <w:spacing w:after="40"/>
+            </w:pPr>
+            <w:r>
+              <w:rPr>
+                <w:sz w:val="19"/>
+                <w:szCs w:val="19"/>
+              </w:rPr>
+              <w:t>validate_grammys_raw</w:t>
+            </w:r>
+          </w:p>
+        </w:tc>
+        <w:tc>
+          <w:tcPr>
+            <w:tcW w:w="2300" w:type="dxa"/>
+            <w:tcBorders>
+              <w:top w:val="none" w:sz="0" w:space="0" w:color="FFFFFF"/>
+              <w:left w:val="none" w:sz="0" w:space="0" w:color="FFFFFF"/>
+              <w:bottom w:val="single" w:sz="4" w:space="0" w:color="BFBFBF"/>
+              <w:right w:val="none" w:sz="0" w:space="0" w:color="FFFFFF"/>
+            </w:tcBorders>
+            <w:tcMar>
+              <w:top w:w="70" w:type="dxa"/>
+              <w:left w:w="90" w:type="dxa"/>
+              <w:bottom w:w="70" w:type="dxa"/>
+              <w:right w:w="90" w:type="dxa"/>
+            </w:tcMar>
+          </w:tcPr>
+          <w:p>
+            <w:pPr>
+              <w:spacing w:after="40"/>
+              <w:rPr>
+                <w:lang w:val="en-US"/>
+              </w:rPr>
+            </w:pPr>
+            <w:r>
+              <w:rPr>
+                <w:sz w:val="19"/>
+                <w:szCs w:val="19"/>
+                <w:lang w:val="en-US"/>
+              </w:rPr>
+              <w:t>Grammy table as extracted from PostgreSQL</w:t>
+            </w:r>
+          </w:p>
+        </w:tc>
+        <w:tc>
+          <w:tcPr>
+            <w:tcW w:w="2820" w:type="dxa"/>
+            <w:tcBorders>
+              <w:top w:val="none" w:sz="0" w:space="0" w:color="FFFFFF"/>
+              <w:left w:val="none" w:sz="0" w:space="0" w:color="FFFFFF"/>
+              <w:bottom w:val="single" w:sz="4" w:space="0" w:color="BFBFBF"/>
+              <w:right w:val="none" w:sz="0" w:space="0" w:color="FFFFFF"/>
+            </w:tcBorders>
+            <w:tcMar>
+              <w:top w:w="70" w:type="dxa"/>
+              <w:left w:w="90" w:type="dxa"/>
+              <w:bottom w:w="70" w:type="dxa"/>
+              <w:right w:w="90" w:type="dxa"/>
+            </w:tcMar>
+          </w:tcPr>
+          <w:p>
+            <w:pPr>
+              <w:spacing w:after="40"/>
+              <w:rPr>
+                <w:lang w:val="en-US"/>
+              </w:rPr>
+            </w:pPr>
+            <w:r>
+              <w:rPr>
+                <w:sz w:val="19"/>
+                <w:szCs w:val="19"/>
+                <w:lang w:val="en-US"/>
+              </w:rPr>
+              <w:t>Can these data safely enter transformation?</w:t>
+            </w:r>
+          </w:p>
+        </w:tc>
+        <w:tc>
+          <w:tcPr>
+            <w:tcW w:w="1100" w:type="dxa"/>
+            <w:tcBorders>
+              <w:top w:val="none" w:sz="0" w:space="0" w:color="FFFFFF"/>
+              <w:left w:val="none" w:sz="0" w:space="0" w:color="FFFFFF"/>
+              <w:bottom w:val="single" w:sz="4" w:space="0" w:color="BFBFBF"/>
+              <w:right w:val="none" w:sz="0" w:space="0" w:color="FFFFFF"/>
+            </w:tcBorders>
+            <w:tcMar>
+              <w:top w:w="70" w:type="dxa"/>
+              <w:left w:w="90" w:type="dxa"/>
+              <w:bottom w:w="70" w:type="dxa"/>
+              <w:right w:w="90" w:type="dxa"/>
+            </w:tcMar>
+          </w:tcPr>
+          <w:p>
+            <w:pPr>
+              <w:spacing w:after="40"/>
+            </w:pPr>
+            <w:r>
+              <w:rPr>
+                <w:sz w:val="19"/>
+                <w:szCs w:val="19"/>
+              </w:rPr>
+              <w:t xml:space="preserve">DQ-06 </w:t>
+            </w:r>
+            <w:proofErr w:type="spellStart"/>
+            <w:r>
+              <w:rPr>
+                <w:sz w:val="19"/>
+                <w:szCs w:val="19"/>
+              </w:rPr>
+              <w:t>to</w:t>
+            </w:r>
+            <w:proofErr w:type="spellEnd"/>
+            <w:r>
+              <w:rPr>
+                <w:sz w:val="19"/>
+                <w:szCs w:val="19"/>
+              </w:rPr>
+              <w:t xml:space="preserve"> DQ-08</w:t>
+            </w:r>
+          </w:p>
+        </w:tc>
+      </w:tr>
+      <w:tr>
+        <w:trPr>
+          <w:cantSplit/>
+        </w:trPr>
+        <w:tc>
+          <w:tcPr>
+            <w:tcW w:w="1300" w:type="dxa"/>
+            <w:tcBorders>
+              <w:top w:val="none" w:sz="0" w:space="0" w:color="FFFFFF"/>
+              <w:left w:val="none" w:sz="0" w:space="0" w:color="FFFFFF"/>
+              <w:bottom w:val="single" w:sz="12" w:space="0" w:color="000000"/>
+              <w:right w:val="none" w:sz="0" w:space="0" w:color="FFFFFF"/>
+            </w:tcBorders>
+            <w:tcMar>
+              <w:top w:w="70" w:type="dxa"/>
+              <w:left w:w="90" w:type="dxa"/>
+              <w:bottom w:w="70" w:type="dxa"/>
+              <w:right w:w="90" w:type="dxa"/>
+            </w:tcMar>
+          </w:tcPr>
+          <w:p>
+            <w:pPr>
+              <w:spacing w:after="40"/>
+            </w:pPr>
+            <w:r>
+              <w:rPr>
+                <w:b/>
+                <w:bCs/>
+                <w:sz w:val="19"/>
+                <w:szCs w:val="19"/>
+              </w:rPr>
+              <w:t>Prepared</w:t>
+            </w:r>
+          </w:p>
+        </w:tc>
+        <w:tc>
+          <w:tcPr>
+            <w:tcW w:w="2200" w:type="dxa"/>
+            <w:tcBorders>
+              <w:top w:val="none" w:sz="0" w:space="0" w:color="FFFFFF"/>
+              <w:left w:val="none" w:sz="0" w:space="0" w:color="FFFFFF"/>
+              <w:bottom w:val="single" w:sz="12" w:space="0" w:color="000000"/>
+              <w:right w:val="none" w:sz="0" w:space="0" w:color="FFFFFF"/>
+            </w:tcBorders>
+            <w:tcMar>
+              <w:top w:w="70" w:type="dxa"/>
+              <w:left w:w="90" w:type="dxa"/>
+              <w:bottom w:w="70" w:type="dxa"/>
+              <w:right w:w="90" w:type="dxa"/>
+            </w:tcMar>
+          </w:tcPr>
+          <w:p>
+            <w:pPr>
+              <w:spacing w:after="40"/>
+            </w:pPr>
+            <w:r>
+              <w:rPr>
+                <w:sz w:val="19"/>
+                <w:szCs w:val="19"/>
+              </w:rPr>
+              <w:t>validate_prepared</w:t>
+            </w:r>
+          </w:p>
+        </w:tc>
+        <w:tc>
+          <w:tcPr>
+            <w:tcW w:w="2300" w:type="dxa"/>
+            <w:tcBorders>
+              <w:top w:val="none" w:sz="0" w:space="0" w:color="FFFFFF"/>
+              <w:left w:val="none" w:sz="0" w:space="0" w:color="FFFFFF"/>
+              <w:bottom w:val="single" w:sz="12" w:space="0" w:color="000000"/>
+              <w:right w:val="none" w:sz="0" w:space="0" w:color="FFFFFF"/>
+            </w:tcBorders>
+            <w:tcMar>
+              <w:top w:w="70" w:type="dxa"/>
+              <w:left w:w="90" w:type="dxa"/>
+              <w:bottom w:w="70" w:type="dxa"/>
+              <w:right w:w="90" w:type="dxa"/>
+            </w:tcMar>
+          </w:tcPr>
+          <w:p>
+            <w:pPr>
+              <w:spacing w:after="40"/>
+            </w:pPr>
+            <w:r>
+              <w:rPr>
+                <w:sz w:val="19"/>
+                <w:szCs w:val="19"/>
+              </w:rPr>
+              <w:t>Prepared integrated dataset</w:t>
+            </w:r>
+          </w:p>
+        </w:tc>
+        <w:tc>
+          <w:tcPr>
+            <w:tcW w:w="2820" w:type="dxa"/>
+            <w:tcBorders>
+              <w:top w:val="none" w:sz="0" w:space="0" w:color="FFFFFF"/>
+              <w:left w:val="none" w:sz="0" w:space="0" w:color="FFFFFF"/>
+              <w:bottom w:val="single" w:sz="12" w:space="0" w:color="000000"/>
+              <w:right w:val="none" w:sz="0" w:space="0" w:color="FFFFFF"/>
+            </w:tcBorders>
+            <w:tcMar>
+              <w:top w:w="70" w:type="dxa"/>
+              <w:left w:w="90" w:type="dxa"/>
+              <w:bottom w:w="70" w:type="dxa"/>
+              <w:right w:w="90" w:type="dxa"/>
+            </w:tcMar>
+          </w:tcPr>
+          <w:p>
+            <w:pPr>
+              <w:spacing w:after="40"/>
+              <w:rPr>
+                <w:lang w:val="en-US"/>
+              </w:rPr>
+            </w:pPr>
+            <w:r>
+              <w:rPr>
+                <w:sz w:val="19"/>
+                <w:szCs w:val="19"/>
+                <w:lang w:val="en-US"/>
+              </w:rPr>
+              <w:t>Did transformation produce acceptable data for loading?</w:t>
+            </w:r>
+          </w:p>
+        </w:tc>
+        <w:tc>
+          <w:tcPr>
+            <w:tcW w:w="1100" w:type="dxa"/>
+            <w:tcBorders>
+              <w:top w:val="none" w:sz="0" w:space="0" w:color="FFFFFF"/>
+              <w:left w:val="none" w:sz="0" w:space="0" w:color="FFFFFF"/>
+              <w:bottom w:val="single" w:sz="12" w:space="0" w:color="000000"/>
+              <w:right w:val="none" w:sz="0" w:space="0" w:color="FFFFFF"/>
+            </w:tcBorders>
+            <w:tcMar>
+              <w:top w:w="70" w:type="dxa"/>
+              <w:left w:w="90" w:type="dxa"/>
+              <w:bottom w:w="70" w:type="dxa"/>
+              <w:right w:w="90" w:type="dxa"/>
+            </w:tcMar>
+          </w:tcPr>
+          <w:p>
+            <w:pPr>
+              <w:spacing w:after="40"/>
+            </w:pPr>
+            <w:r>
+              <w:rPr>
+                <w:sz w:val="19"/>
+                <w:szCs w:val="19"/>
+              </w:rPr>
+              <w:t xml:space="preserve">DQ-09 </w:t>
+            </w:r>
+            <w:proofErr w:type="spellStart"/>
+            <w:r>
+              <w:rPr>
+                <w:sz w:val="19"/>
+                <w:szCs w:val="19"/>
+              </w:rPr>
+              <w:t>to</w:t>
+            </w:r>
+            <w:proofErr w:type="spellEnd"/>
+            <w:r>
+              <w:rPr>
+                <w:sz w:val="19"/>
+                <w:szCs w:val="19"/>
+              </w:rPr>
+              <w:t xml:space="preserve"> DQ-12</w:t>
+            </w:r>
+          </w:p>
+        </w:tc>
+      </w:tr>
+    </w:tbl>
+    <w:p>
+      <w:pPr>
+        <w:spacing w:after="140"/>
+      </w:pPr>
+    </w:p>
+    <w:p>
+      <w:pPr>
+        <w:spacing w:after="140" w:line="288" w:lineRule="auto"/>
+        <w:jc w:val="both"/>
+        <w:rPr>
+          <w:lang w:val="en-US"/>
+        </w:rPr>
+      </w:pPr>
+      <w:r>
+        <w:rPr>
+          <w:lang w:val="en-US"/>
+        </w:rPr>
+        <w:t xml:space="preserve">The two raw gates run independently, one for each source branch. Transformation starts only when both </w:t>
+      </w:r>
+      <w:proofErr w:type="gramStart"/>
+      <w:r>
+        <w:rPr>
+          <w:lang w:val="en-US"/>
+        </w:rPr>
+        <w:t>pass</w:t>
+      </w:r>
+      <w:proofErr w:type="gramEnd"/>
+      <w:r>
+        <w:rPr>
+          <w:lang w:val="en-US"/>
+        </w:rPr>
+        <w:t>, and the load starts only when the prepared gate passes. Availability checks before extraction (the file exists, the database responds) belong to the extraction tasks and are handled as transient operational failures in the failure policy, not as data-quality gates.</w:t>
+      </w:r>
+    </w:p>
+    <w:p>
+      <w:pPr>
+        <w:pStyle w:val="Ttulo2"/>
+        <w:keepNext/>
+        <w:spacing w:before="260" w:after="100"/>
+        <w:rPr>
+          <w:lang w:val="en-US"/>
+        </w:rPr>
+      </w:pPr>
+      <w:r>
+        <w:rPr>
+          <w:b/>
+          <w:bCs/>
+          <w:color w:val="000000"/>
+          <w:sz w:val="22"/>
+          <w:szCs w:val="22"/>
+          <w:lang w:val="en-US"/>
+        </w:rPr>
+        <w:t>5.2. Severity policy</w:t>
+      </w:r>
+    </w:p>
+    <w:p>
+      <w:pPr>
+        <w:keepNext/>
+        <w:spacing w:before="120" w:after="20"/>
+        <w:rPr>
+          <w:lang w:val="en-US"/>
+        </w:rPr>
+      </w:pPr>
+      <w:r>
+        <w:rPr>
+          <w:b/>
+          <w:bCs/>
+          <w:sz w:val="19"/>
+          <w:szCs w:val="19"/>
+          <w:lang w:val="en-US"/>
+        </w:rPr>
+        <w:t>Table 12</w:t>
+      </w:r>
+    </w:p>
+    <w:p>
+      <w:pPr>
+        <w:keepNext/>
+        <w:spacing w:after="90"/>
+        <w:rPr>
+          <w:lang w:val="en-US"/>
+        </w:rPr>
+      </w:pPr>
+      <w:r>
+        <w:rPr>
+          <w:sz w:val="19"/>
+          <w:szCs w:val="19"/>
+          <w:lang w:val="en-US"/>
+        </w:rPr>
+        <w:t>Severity levels and the response of the pipeline.</w:t>
+      </w:r>
+    </w:p>
+    <w:tbl>
+      <w:tblPr>
+        <w:tblW w:w="9720" w:type="dxa"/>
+        <w:tblBorders>
+          <w:top w:val="single" w:sz="4" w:space="0" w:color="auto"/>
+          <w:left w:val="single" w:sz="4" w:space="0" w:color="auto"/>
+          <w:bottom w:val="single" w:sz="4" w:space="0" w:color="auto"/>
+          <w:right w:val="single" w:sz="4" w:space="0" w:color="auto"/>
+          <w:insideH w:val="single" w:sz="4" w:space="0" w:color="auto"/>
+          <w:insideV w:val="single" w:sz="4" w:space="0" w:color="auto"/>
+        </w:tblBorders>
+        <w:tblLook w:val="04A0" w:firstRow="1" w:lastRow="0" w:firstColumn="1" w:lastColumn="0" w:noHBand="0" w:noVBand="1"/>
+      </w:tblPr>
+      <w:tblGrid>
+        <w:gridCol w:w="1500"/>
+        <w:gridCol w:w="3600"/>
+        <w:gridCol w:w="4620"/>
+      </w:tblGrid>
+      <w:tr>
+        <w:trPr>
+          <w:tblHeader/>
+        </w:trPr>
+        <w:tc>
+          <w:tcPr>
+            <w:tcW w:w="1500" w:type="dxa"/>
+            <w:tcBorders>
+              <w:top w:val="single" w:sz="12" w:space="0" w:color="000000"/>
+              <w:left w:val="none" w:sz="0" w:space="0" w:color="FFFFFF"/>
+              <w:bottom w:val="single" w:sz="6" w:space="0" w:color="000000"/>
+              <w:right w:val="none" w:sz="0" w:space="0" w:color="FFFFFF"/>
+            </w:tcBorders>
+            <w:tcMar>
+              <w:top w:w="70" w:type="dxa"/>
+              <w:left w:w="90" w:type="dxa"/>
+              <w:bottom w:w="70" w:type="dxa"/>
+              <w:right w:w="90" w:type="dxa"/>
+            </w:tcMar>
+          </w:tcPr>
+          <w:p>
+            <w:pPr>
+              <w:spacing w:after="40"/>
+            </w:pPr>
+            <w:proofErr w:type="spellStart"/>
+            <w:r>
+              <w:rPr>
+                <w:b/>
+                <w:bCs/>
+                <w:sz w:val="19"/>
+                <w:szCs w:val="19"/>
+              </w:rPr>
+              <w:t>Severity</w:t>
+            </w:r>
+            <w:proofErr w:type="spellEnd"/>
+          </w:p>
+        </w:tc>
+        <w:tc>
+          <w:tcPr>
+            <w:tcW w:w="3600" w:type="dxa"/>
+            <w:tcBorders>
+              <w:top w:val="single" w:sz="12" w:space="0" w:color="000000"/>
+              <w:left w:val="none" w:sz="0" w:space="0" w:color="FFFFFF"/>
+              <w:bottom w:val="single" w:sz="6" w:space="0" w:color="000000"/>
+              <w:right w:val="none" w:sz="0" w:space="0" w:color="FFFFFF"/>
+            </w:tcBorders>
+            <w:tcMar>
+              <w:top w:w="70" w:type="dxa"/>
+              <w:left w:w="90" w:type="dxa"/>
+              <w:bottom w:w="70" w:type="dxa"/>
+              <w:right w:w="90" w:type="dxa"/>
+            </w:tcMar>
+          </w:tcPr>
+          <w:p>
+            <w:pPr>
+              <w:spacing w:after="40"/>
+            </w:pPr>
+            <w:r>
+              <w:rPr>
+                <w:b/>
+                <w:bCs/>
+                <w:sz w:val="19"/>
+                <w:szCs w:val="19"/>
+              </w:rPr>
+              <w:t>Meaning in this project</w:t>
+            </w:r>
+          </w:p>
+        </w:tc>
+        <w:tc>
+          <w:tcPr>
+            <w:tcW w:w="4620" w:type="dxa"/>
+            <w:tcBorders>
+              <w:top w:val="single" w:sz="12" w:space="0" w:color="000000"/>
+              <w:left w:val="none" w:sz="0" w:space="0" w:color="FFFFFF"/>
+              <w:bottom w:val="single" w:sz="6" w:space="0" w:color="000000"/>
+              <w:right w:val="none" w:sz="0" w:space="0" w:color="FFFFFF"/>
+            </w:tcBorders>
+            <w:tcMar>
+              <w:top w:w="70" w:type="dxa"/>
+              <w:left w:w="90" w:type="dxa"/>
+              <w:bottom w:w="70" w:type="dxa"/>
+              <w:right w:w="90" w:type="dxa"/>
+            </w:tcMar>
+          </w:tcPr>
+          <w:p>
+            <w:pPr>
+              <w:spacing w:after="40"/>
+            </w:pPr>
+            <w:r>
+              <w:rPr>
+                <w:b/>
+                <w:bCs/>
+                <w:sz w:val="19"/>
+                <w:szCs w:val="19"/>
+              </w:rPr>
+              <w:t>Pipeline response</w:t>
+            </w:r>
+          </w:p>
+        </w:tc>
+      </w:tr>
+      <w:tr>
+        <w:trPr>
+          <w:cantSplit/>
+        </w:trPr>
+        <w:tc>
+          <w:tcPr>
+            <w:tcW w:w="1500" w:type="dxa"/>
+            <w:tcBorders>
+              <w:top w:val="none" w:sz="0" w:space="0" w:color="FFFFFF"/>
+              <w:left w:val="none" w:sz="0" w:space="0" w:color="FFFFFF"/>
+              <w:bottom w:val="single" w:sz="4" w:space="0" w:color="BFBFBF"/>
+              <w:right w:val="none" w:sz="0" w:space="0" w:color="FFFFFF"/>
+            </w:tcBorders>
+            <w:tcMar>
+              <w:top w:w="70" w:type="dxa"/>
+              <w:left w:w="90" w:type="dxa"/>
+              <w:bottom w:w="70" w:type="dxa"/>
+              <w:right w:w="90" w:type="dxa"/>
+            </w:tcMar>
+          </w:tcPr>
+          <w:p>
+            <w:pPr>
+              <w:spacing w:after="40"/>
+            </w:pPr>
+            <w:r>
+              <w:rPr>
+                <w:b/>
+                <w:bCs/>
+                <w:sz w:val="19"/>
+                <w:szCs w:val="19"/>
+              </w:rPr>
+              <w:t>Critical</w:t>
+            </w:r>
+          </w:p>
+        </w:tc>
+        <w:tc>
+          <w:tcPr>
+            <w:tcW w:w="3600" w:type="dxa"/>
+            <w:tcBorders>
+              <w:top w:val="none" w:sz="0" w:space="0" w:color="FFFFFF"/>
+              <w:left w:val="none" w:sz="0" w:space="0" w:color="FFFFFF"/>
+              <w:bottom w:val="single" w:sz="4" w:space="0" w:color="BFBFBF"/>
+              <w:right w:val="none" w:sz="0" w:space="0" w:color="FFFFFF"/>
+            </w:tcBorders>
+            <w:tcMar>
+              <w:top w:w="70" w:type="dxa"/>
+              <w:left w:w="90" w:type="dxa"/>
+              <w:bottom w:w="70" w:type="dxa"/>
+              <w:right w:w="90" w:type="dxa"/>
+            </w:tcMar>
+          </w:tcPr>
+          <w:p>
+            <w:pPr>
+              <w:spacing w:after="40"/>
+              <w:rPr>
+                <w:lang w:val="en-US"/>
+              </w:rPr>
+            </w:pPr>
+            <w:r>
+              <w:rPr>
+                <w:sz w:val="19"/>
+                <w:szCs w:val="19"/>
+                <w:lang w:val="en-US"/>
+              </w:rPr>
+              <w:t>Continuing would make processing or loading unsafe.</w:t>
+            </w:r>
+          </w:p>
+        </w:tc>
+        <w:tc>
+          <w:tcPr>
+            <w:tcW w:w="4620" w:type="dxa"/>
+            <w:tcBorders>
+              <w:top w:val="none" w:sz="0" w:space="0" w:color="FFFFFF"/>
+              <w:left w:val="none" w:sz="0" w:space="0" w:color="FFFFFF"/>
+              <w:bottom w:val="single" w:sz="4" w:space="0" w:color="BFBFBF"/>
+              <w:right w:val="none" w:sz="0" w:space="0" w:color="FFFFFF"/>
+            </w:tcBorders>
+            <w:tcMar>
+              <w:top w:w="70" w:type="dxa"/>
+              <w:left w:w="90" w:type="dxa"/>
+              <w:bottom w:w="70" w:type="dxa"/>
+              <w:right w:w="90" w:type="dxa"/>
+            </w:tcMar>
+          </w:tcPr>
+          <w:p>
+            <w:pPr>
+              <w:spacing w:after="40"/>
+              <w:rPr>
+                <w:lang w:val="en-US"/>
+              </w:rPr>
+            </w:pPr>
+            <w:r>
+              <w:rPr>
+                <w:sz w:val="19"/>
+                <w:szCs w:val="19"/>
+                <w:lang w:val="en-US"/>
+              </w:rPr>
+              <w:t xml:space="preserve">The validation task </w:t>
+            </w:r>
+            <w:proofErr w:type="gramStart"/>
+            <w:r>
+              <w:rPr>
+                <w:sz w:val="19"/>
+                <w:szCs w:val="19"/>
+                <w:lang w:val="en-US"/>
+              </w:rPr>
+              <w:t>fails</w:t>
+            </w:r>
+            <w:proofErr w:type="gramEnd"/>
+            <w:r>
+              <w:rPr>
+                <w:sz w:val="19"/>
+                <w:szCs w:val="19"/>
+                <w:lang w:val="en-US"/>
+              </w:rPr>
+              <w:t xml:space="preserve"> and the downstream tasks are skipped. There is no automatic </w:t>
+            </w:r>
+            <w:proofErr w:type="gramStart"/>
+            <w:r>
+              <w:rPr>
+                <w:sz w:val="19"/>
+                <w:szCs w:val="19"/>
+                <w:lang w:val="en-US"/>
+              </w:rPr>
+              <w:t>retry, because</w:t>
+            </w:r>
+            <w:proofErr w:type="gramEnd"/>
+            <w:r>
+              <w:rPr>
+                <w:sz w:val="19"/>
+                <w:szCs w:val="19"/>
+                <w:lang w:val="en-US"/>
+              </w:rPr>
+              <w:t xml:space="preserve"> the failure is deterministic.</w:t>
+            </w:r>
+          </w:p>
+        </w:tc>
+      </w:tr>
+      <w:tr>
+        <w:trPr>
+          <w:cantSplit/>
+        </w:trPr>
+        <w:tc>
+          <w:tcPr>
+            <w:tcW w:w="1500" w:type="dxa"/>
+            <w:tcBorders>
+              <w:top w:val="none" w:sz="0" w:space="0" w:color="FFFFFF"/>
+              <w:left w:val="none" w:sz="0" w:space="0" w:color="FFFFFF"/>
+              <w:bottom w:val="single" w:sz="4" w:space="0" w:color="BFBFBF"/>
+              <w:right w:val="none" w:sz="0" w:space="0" w:color="FFFFFF"/>
+            </w:tcBorders>
+            <w:tcMar>
+              <w:top w:w="70" w:type="dxa"/>
+              <w:left w:w="90" w:type="dxa"/>
+              <w:bottom w:w="70" w:type="dxa"/>
+              <w:right w:w="90" w:type="dxa"/>
+            </w:tcMar>
+          </w:tcPr>
+          <w:p>
+            <w:pPr>
+              <w:spacing w:after="40"/>
+            </w:pPr>
+            <w:proofErr w:type="spellStart"/>
+            <w:r>
+              <w:rPr>
+                <w:b/>
+                <w:bCs/>
+                <w:sz w:val="19"/>
+                <w:szCs w:val="19"/>
+              </w:rPr>
+              <w:t>Warning</w:t>
+            </w:r>
+            <w:proofErr w:type="spellEnd"/>
+          </w:p>
+        </w:tc>
+        <w:tc>
+          <w:tcPr>
+            <w:tcW w:w="3600" w:type="dxa"/>
+            <w:tcBorders>
+              <w:top w:val="none" w:sz="0" w:space="0" w:color="FFFFFF"/>
+              <w:left w:val="none" w:sz="0" w:space="0" w:color="FFFFFF"/>
+              <w:bottom w:val="single" w:sz="4" w:space="0" w:color="BFBFBF"/>
+              <w:right w:val="none" w:sz="0" w:space="0" w:color="FFFFFF"/>
+            </w:tcBorders>
+            <w:tcMar>
+              <w:top w:w="70" w:type="dxa"/>
+              <w:left w:w="90" w:type="dxa"/>
+              <w:bottom w:w="70" w:type="dxa"/>
+              <w:right w:w="90" w:type="dxa"/>
+            </w:tcMar>
+          </w:tcPr>
+          <w:p>
+            <w:pPr>
+              <w:spacing w:after="40"/>
+              <w:rPr>
+                <w:lang w:val="en-US"/>
+              </w:rPr>
+            </w:pPr>
+            <w:r>
+              <w:rPr>
+                <w:sz w:val="19"/>
+                <w:szCs w:val="19"/>
+                <w:lang w:val="en-US"/>
+              </w:rPr>
+              <w:t>The issue needs visibility but may not invalidate the batch.</w:t>
+            </w:r>
+          </w:p>
+        </w:tc>
+        <w:tc>
+          <w:tcPr>
+            <w:tcW w:w="4620" w:type="dxa"/>
+            <w:tcBorders>
+              <w:top w:val="none" w:sz="0" w:space="0" w:color="FFFFFF"/>
+              <w:left w:val="none" w:sz="0" w:space="0" w:color="FFFFFF"/>
+              <w:bottom w:val="single" w:sz="4" w:space="0" w:color="BFBFBF"/>
+              <w:right w:val="none" w:sz="0" w:space="0" w:color="FFFFFF"/>
+            </w:tcBorders>
+            <w:tcMar>
+              <w:top w:w="70" w:type="dxa"/>
+              <w:left w:w="90" w:type="dxa"/>
+              <w:bottom w:w="70" w:type="dxa"/>
+              <w:right w:w="90" w:type="dxa"/>
+            </w:tcMar>
+          </w:tcPr>
+          <w:p>
+            <w:pPr>
+              <w:spacing w:after="40"/>
+            </w:pPr>
+            <w:r>
+              <w:rPr>
+                <w:sz w:val="19"/>
+                <w:szCs w:val="19"/>
+                <w:lang w:val="en-US"/>
+              </w:rPr>
+              <w:t xml:space="preserve">The result is recorded in the validation result and in the task log, and the flow continues. </w:t>
+            </w:r>
+            <w:proofErr w:type="spellStart"/>
+            <w:r>
+              <w:rPr>
+                <w:sz w:val="19"/>
+                <w:szCs w:val="19"/>
+              </w:rPr>
+              <w:t>Affected</w:t>
+            </w:r>
+            <w:proofErr w:type="spellEnd"/>
+            <w:r>
+              <w:rPr>
+                <w:sz w:val="19"/>
+                <w:szCs w:val="19"/>
+              </w:rPr>
+              <w:t xml:space="preserve"> </w:t>
+            </w:r>
+            <w:proofErr w:type="spellStart"/>
+            <w:r>
+              <w:rPr>
+                <w:sz w:val="19"/>
+                <w:szCs w:val="19"/>
+              </w:rPr>
+              <w:t>rows</w:t>
+            </w:r>
+            <w:proofErr w:type="spellEnd"/>
+            <w:r>
+              <w:rPr>
+                <w:sz w:val="19"/>
+                <w:szCs w:val="19"/>
+              </w:rPr>
+              <w:t xml:space="preserve"> are </w:t>
+            </w:r>
+            <w:proofErr w:type="spellStart"/>
+            <w:r>
+              <w:rPr>
+                <w:sz w:val="19"/>
+                <w:szCs w:val="19"/>
+              </w:rPr>
+              <w:t>handled</w:t>
+            </w:r>
+            <w:proofErr w:type="spellEnd"/>
+            <w:r>
+              <w:rPr>
+                <w:sz w:val="19"/>
+                <w:szCs w:val="19"/>
+              </w:rPr>
+              <w:t xml:space="preserve"> by a documented transformation rule.</w:t>
+            </w:r>
+          </w:p>
+        </w:tc>
+      </w:tr>
+      <w:tr>
+        <w:trPr>
+          <w:cantSplit/>
+        </w:trPr>
+        <w:tc>
+          <w:tcPr>
+            <w:tcW w:w="1500" w:type="dxa"/>
+            <w:tcBorders>
+              <w:top w:val="none" w:sz="0" w:space="0" w:color="FFFFFF"/>
+              <w:left w:val="none" w:sz="0" w:space="0" w:color="FFFFFF"/>
+              <w:bottom w:val="single" w:sz="12" w:space="0" w:color="000000"/>
+              <w:right w:val="none" w:sz="0" w:space="0" w:color="FFFFFF"/>
+            </w:tcBorders>
+            <w:tcMar>
+              <w:top w:w="70" w:type="dxa"/>
+              <w:left w:w="90" w:type="dxa"/>
+              <w:bottom w:w="70" w:type="dxa"/>
+              <w:right w:w="90" w:type="dxa"/>
+            </w:tcMar>
+          </w:tcPr>
+          <w:p>
+            <w:pPr>
+              <w:spacing w:after="40"/>
+            </w:pPr>
+            <w:r>
+              <w:rPr>
+                <w:b/>
+                <w:bCs/>
+                <w:sz w:val="19"/>
+                <w:szCs w:val="19"/>
+              </w:rPr>
+              <w:t>Informational</w:t>
+            </w:r>
+          </w:p>
+        </w:tc>
+        <w:tc>
+          <w:tcPr>
+            <w:tcW w:w="3600" w:type="dxa"/>
+            <w:tcBorders>
+              <w:top w:val="none" w:sz="0" w:space="0" w:color="FFFFFF"/>
+              <w:left w:val="none" w:sz="0" w:space="0" w:color="FFFFFF"/>
+              <w:bottom w:val="single" w:sz="12" w:space="0" w:color="000000"/>
+              <w:right w:val="none" w:sz="0" w:space="0" w:color="FFFFFF"/>
+            </w:tcBorders>
+            <w:tcMar>
+              <w:top w:w="70" w:type="dxa"/>
+              <w:left w:w="90" w:type="dxa"/>
+              <w:bottom w:w="70" w:type="dxa"/>
+              <w:right w:w="90" w:type="dxa"/>
+            </w:tcMar>
+          </w:tcPr>
+          <w:p>
+            <w:pPr>
+              <w:spacing w:after="40"/>
+              <w:rPr>
+                <w:lang w:val="en-US"/>
+              </w:rPr>
+            </w:pPr>
+            <w:r>
+              <w:rPr>
+                <w:sz w:val="19"/>
+                <w:szCs w:val="19"/>
+                <w:lang w:val="en-US"/>
+              </w:rPr>
+              <w:t>The result gives monitoring context.</w:t>
+            </w:r>
+          </w:p>
+        </w:tc>
+        <w:tc>
+          <w:tcPr>
+            <w:tcW w:w="4620" w:type="dxa"/>
+            <w:tcBorders>
+              <w:top w:val="none" w:sz="0" w:space="0" w:color="FFFFFF"/>
+              <w:left w:val="none" w:sz="0" w:space="0" w:color="FFFFFF"/>
+              <w:bottom w:val="single" w:sz="12" w:space="0" w:color="000000"/>
+              <w:right w:val="none" w:sz="0" w:space="0" w:color="FFFFFF"/>
+            </w:tcBorders>
+            <w:tcMar>
+              <w:top w:w="70" w:type="dxa"/>
+              <w:left w:w="90" w:type="dxa"/>
+              <w:bottom w:w="70" w:type="dxa"/>
+              <w:right w:w="90" w:type="dxa"/>
+            </w:tcMar>
+          </w:tcPr>
+          <w:p>
+            <w:pPr>
+              <w:spacing w:after="40"/>
+              <w:rPr>
+                <w:lang w:val="en-US"/>
+              </w:rPr>
+            </w:pPr>
+            <w:r>
+              <w:rPr>
+                <w:sz w:val="19"/>
+                <w:szCs w:val="19"/>
+                <w:lang w:val="en-US"/>
+              </w:rPr>
+              <w:t>The result is recorded for interpretation and never blocks processing.</w:t>
+            </w:r>
+          </w:p>
+        </w:tc>
+      </w:tr>
+    </w:tbl>
+    <w:p>
+      <w:pPr>
+        <w:spacing w:after="160"/>
+        <w:rPr>
+          <w:lang w:val="en-US"/>
+        </w:rPr>
+      </w:pPr>
+    </w:p>
+    <w:p>
+      <w:pPr>
+        <w:pStyle w:val="Ttulo2"/>
+        <w:keepNext/>
+        <w:spacing w:before="260" w:after="100"/>
+        <w:rPr>
+          <w:lang w:val="en-US"/>
+        </w:rPr>
+      </w:pPr>
+      <w:r>
+        <w:rPr>
+          <w:b/>
+          <w:bCs/>
+          <w:color w:val="000000"/>
+          <w:sz w:val="22"/>
+          <w:szCs w:val="22"/>
+          <w:lang w:val="en-US"/>
+        </w:rPr>
+        <w:lastRenderedPageBreak/>
+        <w:t>5.3. Quality rules</w:t>
+      </w:r>
+    </w:p>
+    <w:p>
+      <w:pPr>
+        <w:keepNext/>
+        <w:spacing w:after="140" w:line="288" w:lineRule="auto"/>
+        <w:jc w:val="both"/>
+        <w:rPr>
+          <w:lang w:val="en-US"/>
+        </w:rPr>
+      </w:pPr>
+      <w:r>
+        <w:rPr>
+          <w:lang w:val="en-US"/>
+        </w:rPr>
+        <w:t>Table 13 lists the 12 rules. Thresholds are engineering decisions justified in Section 5.4, not values chosen because the profiled batch passes them.</w:t>
+      </w:r>
+    </w:p>
+    <w:p>
+      <w:pPr>
+        <w:keepNext/>
+        <w:spacing w:before="120" w:after="20"/>
+        <w:rPr>
+          <w:lang w:val="en-US"/>
+        </w:rPr>
+      </w:pPr>
+      <w:r>
+        <w:rPr>
+          <w:b/>
+          <w:bCs/>
+          <w:sz w:val="19"/>
+          <w:szCs w:val="19"/>
+          <w:lang w:val="en-US"/>
+        </w:rPr>
+        <w:t>Table 13</w:t>
+      </w:r>
+    </w:p>
+    <w:p>
+      <w:pPr>
+        <w:keepNext/>
+        <w:spacing w:after="90"/>
+        <w:rPr>
+          <w:lang w:val="en-US"/>
+        </w:rPr>
+      </w:pPr>
+      <w:r>
+        <w:rPr>
+          <w:sz w:val="19"/>
+          <w:szCs w:val="19"/>
+          <w:lang w:val="en-US"/>
+        </w:rPr>
+        <w:t>Data quality rules by gate.</w:t>
+      </w:r>
+    </w:p>
+    <w:tbl>
+      <w:tblPr>
+        <w:tblW w:w="9720" w:type="dxa"/>
+        <w:tblBorders>
+          <w:top w:val="single" w:sz="4" w:space="0" w:color="auto"/>
+          <w:left w:val="single" w:sz="4" w:space="0" w:color="auto"/>
+          <w:bottom w:val="single" w:sz="4" w:space="0" w:color="auto"/>
+          <w:right w:val="single" w:sz="4" w:space="0" w:color="auto"/>
+          <w:insideH w:val="single" w:sz="4" w:space="0" w:color="auto"/>
+          <w:insideV w:val="single" w:sz="4" w:space="0" w:color="auto"/>
+        </w:tblBorders>
+        <w:tblLook w:val="04A0" w:firstRow="1" w:lastRow="0" w:firstColumn="1" w:lastColumn="0" w:noHBand="0" w:noVBand="1"/>
+      </w:tblPr>
+      <w:tblGrid>
+        <w:gridCol w:w="760"/>
+        <w:gridCol w:w="950"/>
+        <w:gridCol w:w="1200"/>
+        <w:gridCol w:w="1300"/>
+        <w:gridCol w:w="1600"/>
+        <w:gridCol w:w="1350"/>
+        <w:gridCol w:w="1300"/>
+        <w:gridCol w:w="1260"/>
+      </w:tblGrid>
+      <w:tr>
+        <w:trPr>
+          <w:tblHeader/>
+        </w:trPr>
+        <w:tc>
+          <w:tcPr>
+            <w:tcW w:w="760" w:type="dxa"/>
+            <w:tcBorders>
+              <w:top w:val="single" w:sz="12" w:space="0" w:color="000000"/>
+              <w:left w:val="none" w:sz="0" w:space="0" w:color="FFFFFF"/>
+              <w:bottom w:val="single" w:sz="6" w:space="0" w:color="000000"/>
+              <w:right w:val="none" w:sz="0" w:space="0" w:color="FFFFFF"/>
+            </w:tcBorders>
+            <w:tcMar>
+              <w:top w:w="70" w:type="dxa"/>
+              <w:left w:w="90" w:type="dxa"/>
+              <w:bottom w:w="70" w:type="dxa"/>
+              <w:right w:w="90" w:type="dxa"/>
+            </w:tcMar>
+          </w:tcPr>
+          <w:p>
+            <w:pPr>
+              <w:spacing w:after="40"/>
+            </w:pPr>
+            <w:r>
+              <w:rPr>
+                <w:b/>
+                <w:bCs/>
+                <w:sz w:val="19"/>
+                <w:szCs w:val="19"/>
+              </w:rPr>
+              <w:t>ID</w:t>
+            </w:r>
+          </w:p>
+        </w:tc>
+        <w:tc>
+          <w:tcPr>
+            <w:tcW w:w="950" w:type="dxa"/>
+            <w:tcBorders>
+              <w:top w:val="single" w:sz="12" w:space="0" w:color="000000"/>
+              <w:left w:val="none" w:sz="0" w:space="0" w:color="FFFFFF"/>
+              <w:bottom w:val="single" w:sz="6" w:space="0" w:color="000000"/>
+              <w:right w:val="none" w:sz="0" w:space="0" w:color="FFFFFF"/>
+            </w:tcBorders>
+            <w:tcMar>
+              <w:top w:w="70" w:type="dxa"/>
+              <w:left w:w="90" w:type="dxa"/>
+              <w:bottom w:w="70" w:type="dxa"/>
+              <w:right w:w="90" w:type="dxa"/>
+            </w:tcMar>
+          </w:tcPr>
+          <w:p>
+            <w:pPr>
+              <w:spacing w:after="40"/>
+            </w:pPr>
+            <w:r>
+              <w:rPr>
+                <w:b/>
+                <w:bCs/>
+                <w:sz w:val="19"/>
+                <w:szCs w:val="19"/>
+              </w:rPr>
+              <w:t>Dataset / layer</w:t>
+            </w:r>
+          </w:p>
+        </w:tc>
+        <w:tc>
+          <w:tcPr>
+            <w:tcW w:w="1200" w:type="dxa"/>
+            <w:tcBorders>
+              <w:top w:val="single" w:sz="12" w:space="0" w:color="000000"/>
+              <w:left w:val="none" w:sz="0" w:space="0" w:color="FFFFFF"/>
+              <w:bottom w:val="single" w:sz="6" w:space="0" w:color="000000"/>
+              <w:right w:val="none" w:sz="0" w:space="0" w:color="FFFFFF"/>
+            </w:tcBorders>
+            <w:tcMar>
+              <w:top w:w="70" w:type="dxa"/>
+              <w:left w:w="90" w:type="dxa"/>
+              <w:bottom w:w="70" w:type="dxa"/>
+              <w:right w:w="90" w:type="dxa"/>
+            </w:tcMar>
+          </w:tcPr>
+          <w:p>
+            <w:pPr>
+              <w:spacing w:after="40"/>
+            </w:pPr>
+            <w:r>
+              <w:rPr>
+                <w:b/>
+                <w:bCs/>
+                <w:sz w:val="19"/>
+                <w:szCs w:val="19"/>
+              </w:rPr>
+              <w:t>Attribute(s)</w:t>
+            </w:r>
+          </w:p>
+        </w:tc>
+        <w:tc>
+          <w:tcPr>
+            <w:tcW w:w="1300" w:type="dxa"/>
+            <w:tcBorders>
+              <w:top w:val="single" w:sz="12" w:space="0" w:color="000000"/>
+              <w:left w:val="none" w:sz="0" w:space="0" w:color="FFFFFF"/>
+              <w:bottom w:val="single" w:sz="6" w:space="0" w:color="000000"/>
+              <w:right w:val="none" w:sz="0" w:space="0" w:color="FFFFFF"/>
+            </w:tcBorders>
+            <w:tcMar>
+              <w:top w:w="70" w:type="dxa"/>
+              <w:left w:w="90" w:type="dxa"/>
+              <w:bottom w:w="70" w:type="dxa"/>
+              <w:right w:w="90" w:type="dxa"/>
+            </w:tcMar>
+          </w:tcPr>
+          <w:p>
+            <w:pPr>
+              <w:spacing w:after="40"/>
+            </w:pPr>
+            <w:r>
+              <w:rPr>
+                <w:b/>
+                <w:bCs/>
+                <w:sz w:val="19"/>
+                <w:szCs w:val="19"/>
+              </w:rPr>
+              <w:t>Quality dimension</w:t>
+            </w:r>
+          </w:p>
+        </w:tc>
+        <w:tc>
+          <w:tcPr>
+            <w:tcW w:w="1600" w:type="dxa"/>
+            <w:tcBorders>
+              <w:top w:val="single" w:sz="12" w:space="0" w:color="000000"/>
+              <w:left w:val="none" w:sz="0" w:space="0" w:color="FFFFFF"/>
+              <w:bottom w:val="single" w:sz="6" w:space="0" w:color="000000"/>
+              <w:right w:val="none" w:sz="0" w:space="0" w:color="FFFFFF"/>
+            </w:tcBorders>
+            <w:tcMar>
+              <w:top w:w="70" w:type="dxa"/>
+              <w:left w:w="90" w:type="dxa"/>
+              <w:bottom w:w="70" w:type="dxa"/>
+              <w:right w:w="90" w:type="dxa"/>
+            </w:tcMar>
+          </w:tcPr>
+          <w:p>
+            <w:pPr>
+              <w:spacing w:after="40"/>
+            </w:pPr>
+            <w:r>
+              <w:rPr>
+                <w:b/>
+                <w:bCs/>
+                <w:sz w:val="19"/>
+                <w:szCs w:val="19"/>
+              </w:rPr>
+              <w:t>Quality rule</w:t>
+            </w:r>
+          </w:p>
+        </w:tc>
+        <w:tc>
+          <w:tcPr>
+            <w:tcW w:w="1350" w:type="dxa"/>
+            <w:tcBorders>
+              <w:top w:val="single" w:sz="12" w:space="0" w:color="000000"/>
+              <w:left w:val="none" w:sz="0" w:space="0" w:color="FFFFFF"/>
+              <w:bottom w:val="single" w:sz="6" w:space="0" w:color="000000"/>
+              <w:right w:val="none" w:sz="0" w:space="0" w:color="FFFFFF"/>
+            </w:tcBorders>
+            <w:tcMar>
+              <w:top w:w="70" w:type="dxa"/>
+              <w:left w:w="90" w:type="dxa"/>
+              <w:bottom w:w="70" w:type="dxa"/>
+              <w:right w:w="90" w:type="dxa"/>
+            </w:tcMar>
+          </w:tcPr>
+          <w:p>
+            <w:pPr>
+              <w:spacing w:after="40"/>
+            </w:pPr>
+            <w:r>
+              <w:rPr>
+                <w:b/>
+                <w:bCs/>
+                <w:sz w:val="19"/>
+                <w:szCs w:val="19"/>
+              </w:rPr>
+              <w:t>Metric / threshold</w:t>
+            </w:r>
+          </w:p>
+        </w:tc>
+        <w:tc>
+          <w:tcPr>
+            <w:tcW w:w="1300" w:type="dxa"/>
+            <w:tcBorders>
+              <w:top w:val="single" w:sz="12" w:space="0" w:color="000000"/>
+              <w:left w:val="none" w:sz="0" w:space="0" w:color="FFFFFF"/>
+              <w:bottom w:val="single" w:sz="6" w:space="0" w:color="000000"/>
+              <w:right w:val="none" w:sz="0" w:space="0" w:color="FFFFFF"/>
+            </w:tcBorders>
+            <w:tcMar>
+              <w:top w:w="70" w:type="dxa"/>
+              <w:left w:w="90" w:type="dxa"/>
+              <w:bottom w:w="70" w:type="dxa"/>
+              <w:right w:w="90" w:type="dxa"/>
+            </w:tcMar>
+          </w:tcPr>
+          <w:p>
+            <w:pPr>
+              <w:spacing w:after="40"/>
+            </w:pPr>
+            <w:r>
+              <w:rPr>
+                <w:b/>
+                <w:bCs/>
+                <w:sz w:val="19"/>
+                <w:szCs w:val="19"/>
+              </w:rPr>
+              <w:t>Severity</w:t>
+            </w:r>
+          </w:p>
+        </w:tc>
+        <w:tc>
+          <w:tcPr>
+            <w:tcW w:w="1260" w:type="dxa"/>
+            <w:tcBorders>
+              <w:top w:val="single" w:sz="12" w:space="0" w:color="000000"/>
+              <w:left w:val="none" w:sz="0" w:space="0" w:color="FFFFFF"/>
+              <w:bottom w:val="single" w:sz="6" w:space="0" w:color="000000"/>
+              <w:right w:val="none" w:sz="0" w:space="0" w:color="FFFFFF"/>
+            </w:tcBorders>
+            <w:tcMar>
+              <w:top w:w="70" w:type="dxa"/>
+              <w:left w:w="90" w:type="dxa"/>
+              <w:bottom w:w="70" w:type="dxa"/>
+              <w:right w:w="90" w:type="dxa"/>
+            </w:tcMar>
+          </w:tcPr>
+          <w:p>
+            <w:pPr>
+              <w:spacing w:after="40"/>
+            </w:pPr>
+            <w:r>
+              <w:rPr>
+                <w:b/>
+                <w:bCs/>
+                <w:sz w:val="19"/>
+                <w:szCs w:val="19"/>
+              </w:rPr>
+              <w:t>Related requirement</w:t>
+            </w:r>
+          </w:p>
+        </w:tc>
+      </w:tr>
+      <w:tr>
+        <w:trPr>
+          <w:cantSplit/>
+        </w:trPr>
+        <w:tc>
+          <w:tcPr>
+            <w:tcW w:w="760" w:type="dxa"/>
+            <w:tcBorders>
+              <w:top w:val="none" w:sz="0" w:space="0" w:color="FFFFFF"/>
+              <w:left w:val="none" w:sz="0" w:space="0" w:color="FFFFFF"/>
+              <w:bottom w:val="single" w:sz="4" w:space="0" w:color="BFBFBF"/>
+              <w:right w:val="none" w:sz="0" w:space="0" w:color="FFFFFF"/>
+            </w:tcBorders>
+            <w:tcMar>
+              <w:top w:w="70" w:type="dxa"/>
+              <w:left w:w="90" w:type="dxa"/>
+              <w:bottom w:w="70" w:type="dxa"/>
+              <w:right w:w="90" w:type="dxa"/>
+            </w:tcMar>
+          </w:tcPr>
+          <w:p>
+            <w:pPr>
+              <w:spacing w:after="40"/>
+            </w:pPr>
+            <w:r>
+              <w:rPr>
+                <w:b/>
+                <w:bCs/>
+                <w:sz w:val="19"/>
+                <w:szCs w:val="19"/>
+              </w:rPr>
+              <w:t>DQ-01</w:t>
+            </w:r>
+          </w:p>
+        </w:tc>
+        <w:tc>
+          <w:tcPr>
+            <w:tcW w:w="950" w:type="dxa"/>
+            <w:tcBorders>
+              <w:top w:val="none" w:sz="0" w:space="0" w:color="FFFFFF"/>
+              <w:left w:val="none" w:sz="0" w:space="0" w:color="FFFFFF"/>
+              <w:bottom w:val="single" w:sz="4" w:space="0" w:color="BFBFBF"/>
+              <w:right w:val="none" w:sz="0" w:space="0" w:color="FFFFFF"/>
+            </w:tcBorders>
+            <w:tcMar>
+              <w:top w:w="70" w:type="dxa"/>
+              <w:left w:w="90" w:type="dxa"/>
+              <w:bottom w:w="70" w:type="dxa"/>
+              <w:right w:w="90" w:type="dxa"/>
+            </w:tcMar>
+          </w:tcPr>
+          <w:p>
+            <w:pPr>
+              <w:spacing w:after="40"/>
+            </w:pPr>
+            <w:r>
+              <w:rPr>
+                <w:sz w:val="19"/>
+                <w:szCs w:val="19"/>
+              </w:rPr>
+              <w:t>Spotify raw</w:t>
+            </w:r>
+          </w:p>
+        </w:tc>
+        <w:tc>
+          <w:tcPr>
+            <w:tcW w:w="1200" w:type="dxa"/>
+            <w:tcBorders>
+              <w:top w:val="none" w:sz="0" w:space="0" w:color="FFFFFF"/>
+              <w:left w:val="none" w:sz="0" w:space="0" w:color="FFFFFF"/>
+              <w:bottom w:val="single" w:sz="4" w:space="0" w:color="BFBFBF"/>
+              <w:right w:val="none" w:sz="0" w:space="0" w:color="FFFFFF"/>
+            </w:tcBorders>
+            <w:tcMar>
+              <w:top w:w="70" w:type="dxa"/>
+              <w:left w:w="90" w:type="dxa"/>
+              <w:bottom w:w="70" w:type="dxa"/>
+              <w:right w:w="90" w:type="dxa"/>
+            </w:tcMar>
+          </w:tcPr>
+          <w:p>
+            <w:pPr>
+              <w:spacing w:after="40"/>
+            </w:pPr>
+            <w:r>
+              <w:rPr>
+                <w:sz w:val="19"/>
+                <w:szCs w:val="19"/>
+              </w:rPr>
+              <w:t>Table (14 required columns)</w:t>
+            </w:r>
+          </w:p>
+        </w:tc>
+        <w:tc>
+          <w:tcPr>
+            <w:tcW w:w="1300" w:type="dxa"/>
+            <w:tcBorders>
+              <w:top w:val="none" w:sz="0" w:space="0" w:color="FFFFFF"/>
+              <w:left w:val="none" w:sz="0" w:space="0" w:color="FFFFFF"/>
+              <w:bottom w:val="single" w:sz="4" w:space="0" w:color="BFBFBF"/>
+              <w:right w:val="none" w:sz="0" w:space="0" w:color="FFFFFF"/>
+            </w:tcBorders>
+            <w:tcMar>
+              <w:top w:w="70" w:type="dxa"/>
+              <w:left w:w="90" w:type="dxa"/>
+              <w:bottom w:w="70" w:type="dxa"/>
+              <w:right w:w="90" w:type="dxa"/>
+            </w:tcMar>
+          </w:tcPr>
+          <w:p>
+            <w:pPr>
+              <w:spacing w:after="40"/>
+            </w:pPr>
+            <w:r>
+              <w:rPr>
+                <w:sz w:val="19"/>
+                <w:szCs w:val="19"/>
+              </w:rPr>
+              <w:t>Validity, completeness</w:t>
+            </w:r>
+          </w:p>
+        </w:tc>
+        <w:tc>
+          <w:tcPr>
+            <w:tcW w:w="1600" w:type="dxa"/>
+            <w:tcBorders>
+              <w:top w:val="none" w:sz="0" w:space="0" w:color="FFFFFF"/>
+              <w:left w:val="none" w:sz="0" w:space="0" w:color="FFFFFF"/>
+              <w:bottom w:val="single" w:sz="4" w:space="0" w:color="BFBFBF"/>
+              <w:right w:val="none" w:sz="0" w:space="0" w:color="FFFFFF"/>
+            </w:tcBorders>
+            <w:tcMar>
+              <w:top w:w="70" w:type="dxa"/>
+              <w:left w:w="90" w:type="dxa"/>
+              <w:bottom w:w="70" w:type="dxa"/>
+              <w:right w:w="90" w:type="dxa"/>
+            </w:tcMar>
+          </w:tcPr>
+          <w:p>
+            <w:pPr>
+              <w:spacing w:after="40"/>
+              <w:rPr>
+                <w:lang w:val="en-US"/>
+              </w:rPr>
+            </w:pPr>
+            <w:r>
+              <w:rPr>
+                <w:sz w:val="19"/>
+                <w:szCs w:val="19"/>
+                <w:lang w:val="en-US"/>
+              </w:rPr>
+              <w:t xml:space="preserve">The required columns </w:t>
+            </w:r>
+            <w:proofErr w:type="gramStart"/>
+            <w:r>
+              <w:rPr>
+                <w:sz w:val="19"/>
+                <w:szCs w:val="19"/>
+                <w:lang w:val="en-US"/>
+              </w:rPr>
+              <w:t>exist</w:t>
+            </w:r>
+            <w:proofErr w:type="gramEnd"/>
+            <w:r>
+              <w:rPr>
+                <w:sz w:val="19"/>
+                <w:szCs w:val="19"/>
+                <w:lang w:val="en-US"/>
+              </w:rPr>
+              <w:t xml:space="preserve"> and the extraction is not truncated.</w:t>
+            </w:r>
+          </w:p>
+        </w:tc>
+        <w:tc>
+          <w:tcPr>
+            <w:tcW w:w="1350" w:type="dxa"/>
+            <w:tcBorders>
+              <w:top w:val="none" w:sz="0" w:space="0" w:color="FFFFFF"/>
+              <w:left w:val="none" w:sz="0" w:space="0" w:color="FFFFFF"/>
+              <w:bottom w:val="single" w:sz="4" w:space="0" w:color="BFBFBF"/>
+              <w:right w:val="none" w:sz="0" w:space="0" w:color="FFFFFF"/>
+            </w:tcBorders>
+            <w:tcMar>
+              <w:top w:w="70" w:type="dxa"/>
+              <w:left w:w="90" w:type="dxa"/>
+              <w:bottom w:w="70" w:type="dxa"/>
+              <w:right w:w="90" w:type="dxa"/>
+            </w:tcMar>
+          </w:tcPr>
+          <w:p>
+            <w:pPr>
+              <w:spacing w:after="40"/>
+              <w:rPr>
+                <w:lang w:val="en-US"/>
+              </w:rPr>
+            </w:pPr>
+            <w:r>
+              <w:rPr>
+                <w:sz w:val="19"/>
+                <w:szCs w:val="19"/>
+                <w:lang w:val="en-US"/>
+              </w:rPr>
+              <w:t>All 14 columns present; rows of at least 102,600.</w:t>
+            </w:r>
+          </w:p>
+        </w:tc>
+        <w:tc>
+          <w:tcPr>
+            <w:tcW w:w="1300" w:type="dxa"/>
+            <w:tcBorders>
+              <w:top w:val="none" w:sz="0" w:space="0" w:color="FFFFFF"/>
+              <w:left w:val="none" w:sz="0" w:space="0" w:color="FFFFFF"/>
+              <w:bottom w:val="single" w:sz="4" w:space="0" w:color="BFBFBF"/>
+              <w:right w:val="none" w:sz="0" w:space="0" w:color="FFFFFF"/>
+            </w:tcBorders>
+            <w:tcMar>
+              <w:top w:w="70" w:type="dxa"/>
+              <w:left w:w="90" w:type="dxa"/>
+              <w:bottom w:w="70" w:type="dxa"/>
+              <w:right w:w="90" w:type="dxa"/>
+            </w:tcMar>
+          </w:tcPr>
+          <w:p>
+            <w:pPr>
+              <w:spacing w:after="40"/>
+            </w:pPr>
+            <w:proofErr w:type="spellStart"/>
+            <w:r>
+              <w:rPr>
+                <w:sz w:val="19"/>
+                <w:szCs w:val="19"/>
+              </w:rPr>
+              <w:t>Critical</w:t>
+            </w:r>
+            <w:proofErr w:type="spellEnd"/>
+          </w:p>
+        </w:tc>
+        <w:tc>
+          <w:tcPr>
+            <w:tcW w:w="1260" w:type="dxa"/>
+            <w:tcBorders>
+              <w:top w:val="none" w:sz="0" w:space="0" w:color="FFFFFF"/>
+              <w:left w:val="none" w:sz="0" w:space="0" w:color="FFFFFF"/>
+              <w:bottom w:val="single" w:sz="4" w:space="0" w:color="BFBFBF"/>
+              <w:right w:val="none" w:sz="0" w:space="0" w:color="FFFFFF"/>
+            </w:tcBorders>
+            <w:tcMar>
+              <w:top w:w="70" w:type="dxa"/>
+              <w:left w:w="90" w:type="dxa"/>
+              <w:bottom w:w="70" w:type="dxa"/>
+              <w:right w:w="90" w:type="dxa"/>
+            </w:tcMar>
+          </w:tcPr>
+          <w:p>
+            <w:pPr>
+              <w:spacing w:after="40"/>
+            </w:pPr>
+            <w:r>
+              <w:rPr>
+                <w:sz w:val="19"/>
+                <w:szCs w:val="19"/>
+              </w:rPr>
+              <w:t>AR-01 to 03</w:t>
+            </w:r>
+          </w:p>
+        </w:tc>
+      </w:tr>
+      <w:tr>
+        <w:trPr>
+          <w:cantSplit/>
+        </w:trPr>
+        <w:tc>
+          <w:tcPr>
+            <w:tcW w:w="760" w:type="dxa"/>
+            <w:tcBorders>
+              <w:top w:val="none" w:sz="0" w:space="0" w:color="FFFFFF"/>
+              <w:left w:val="none" w:sz="0" w:space="0" w:color="FFFFFF"/>
+              <w:bottom w:val="single" w:sz="4" w:space="0" w:color="BFBFBF"/>
+              <w:right w:val="none" w:sz="0" w:space="0" w:color="FFFFFF"/>
+            </w:tcBorders>
+            <w:tcMar>
+              <w:top w:w="70" w:type="dxa"/>
+              <w:left w:w="90" w:type="dxa"/>
+              <w:bottom w:w="70" w:type="dxa"/>
+              <w:right w:w="90" w:type="dxa"/>
+            </w:tcMar>
+          </w:tcPr>
+          <w:p>
+            <w:pPr>
+              <w:spacing w:after="40"/>
+            </w:pPr>
+            <w:r>
+              <w:rPr>
+                <w:b/>
+                <w:bCs/>
+                <w:sz w:val="19"/>
+                <w:szCs w:val="19"/>
+              </w:rPr>
+              <w:t>DQ-02</w:t>
+            </w:r>
+          </w:p>
+        </w:tc>
+        <w:tc>
+          <w:tcPr>
+            <w:tcW w:w="950" w:type="dxa"/>
+            <w:tcBorders>
+              <w:top w:val="none" w:sz="0" w:space="0" w:color="FFFFFF"/>
+              <w:left w:val="none" w:sz="0" w:space="0" w:color="FFFFFF"/>
+              <w:bottom w:val="single" w:sz="4" w:space="0" w:color="BFBFBF"/>
+              <w:right w:val="none" w:sz="0" w:space="0" w:color="FFFFFF"/>
+            </w:tcBorders>
+            <w:tcMar>
+              <w:top w:w="70" w:type="dxa"/>
+              <w:left w:w="90" w:type="dxa"/>
+              <w:bottom w:w="70" w:type="dxa"/>
+              <w:right w:w="90" w:type="dxa"/>
+            </w:tcMar>
+          </w:tcPr>
+          <w:p>
+            <w:pPr>
+              <w:spacing w:after="40"/>
+            </w:pPr>
+            <w:r>
+              <w:rPr>
+                <w:sz w:val="19"/>
+                <w:szCs w:val="19"/>
+              </w:rPr>
+              <w:t>Spotify raw</w:t>
+            </w:r>
+          </w:p>
+        </w:tc>
+        <w:tc>
+          <w:tcPr>
+            <w:tcW w:w="1200" w:type="dxa"/>
+            <w:tcBorders>
+              <w:top w:val="none" w:sz="0" w:space="0" w:color="FFFFFF"/>
+              <w:left w:val="none" w:sz="0" w:space="0" w:color="FFFFFF"/>
+              <w:bottom w:val="single" w:sz="4" w:space="0" w:color="BFBFBF"/>
+              <w:right w:val="none" w:sz="0" w:space="0" w:color="FFFFFF"/>
+            </w:tcBorders>
+            <w:tcMar>
+              <w:top w:w="70" w:type="dxa"/>
+              <w:left w:w="90" w:type="dxa"/>
+              <w:bottom w:w="70" w:type="dxa"/>
+              <w:right w:w="90" w:type="dxa"/>
+            </w:tcMar>
+          </w:tcPr>
+          <w:p>
+            <w:pPr>
+              <w:spacing w:after="40"/>
+              <w:rPr>
+                <w:lang w:val="en-US"/>
+              </w:rPr>
+            </w:pPr>
+            <w:r>
+              <w:rPr>
+                <w:sz w:val="19"/>
+                <w:szCs w:val="19"/>
+                <w:lang w:val="en-US"/>
+              </w:rPr>
+              <w:t xml:space="preserve">popularity; danceability, energy, valence, </w:t>
+            </w:r>
+            <w:proofErr w:type="spellStart"/>
+            <w:r>
+              <w:rPr>
+                <w:sz w:val="19"/>
+                <w:szCs w:val="19"/>
+                <w:lang w:val="en-US"/>
+              </w:rPr>
+              <w:t>acousticness</w:t>
+            </w:r>
+            <w:proofErr w:type="spellEnd"/>
+          </w:p>
+        </w:tc>
+        <w:tc>
+          <w:tcPr>
+            <w:tcW w:w="1300" w:type="dxa"/>
+            <w:tcBorders>
+              <w:top w:val="none" w:sz="0" w:space="0" w:color="FFFFFF"/>
+              <w:left w:val="none" w:sz="0" w:space="0" w:color="FFFFFF"/>
+              <w:bottom w:val="single" w:sz="4" w:space="0" w:color="BFBFBF"/>
+              <w:right w:val="none" w:sz="0" w:space="0" w:color="FFFFFF"/>
+            </w:tcBorders>
+            <w:tcMar>
+              <w:top w:w="70" w:type="dxa"/>
+              <w:left w:w="90" w:type="dxa"/>
+              <w:bottom w:w="70" w:type="dxa"/>
+              <w:right w:w="90" w:type="dxa"/>
+            </w:tcMar>
+          </w:tcPr>
+          <w:p>
+            <w:pPr>
+              <w:spacing w:after="40"/>
+            </w:pPr>
+            <w:proofErr w:type="spellStart"/>
+            <w:r>
+              <w:rPr>
+                <w:sz w:val="19"/>
+                <w:szCs w:val="19"/>
+              </w:rPr>
+              <w:t>Validity</w:t>
+            </w:r>
+            <w:proofErr w:type="spellEnd"/>
+          </w:p>
+        </w:tc>
+        <w:tc>
+          <w:tcPr>
+            <w:tcW w:w="1600" w:type="dxa"/>
+            <w:tcBorders>
+              <w:top w:val="none" w:sz="0" w:space="0" w:color="FFFFFF"/>
+              <w:left w:val="none" w:sz="0" w:space="0" w:color="FFFFFF"/>
+              <w:bottom w:val="single" w:sz="4" w:space="0" w:color="BFBFBF"/>
+              <w:right w:val="none" w:sz="0" w:space="0" w:color="FFFFFF"/>
+            </w:tcBorders>
+            <w:tcMar>
+              <w:top w:w="70" w:type="dxa"/>
+              <w:left w:w="90" w:type="dxa"/>
+              <w:bottom w:w="70" w:type="dxa"/>
+              <w:right w:w="90" w:type="dxa"/>
+            </w:tcMar>
+          </w:tcPr>
+          <w:p>
+            <w:pPr>
+              <w:spacing w:after="40"/>
+              <w:rPr>
+                <w:lang w:val="en-US"/>
+              </w:rPr>
+            </w:pPr>
+            <w:r>
+              <w:rPr>
+                <w:sz w:val="19"/>
+                <w:szCs w:val="19"/>
+                <w:lang w:val="en-US"/>
+              </w:rPr>
+              <w:t>Numeric attributes respect the documented Spotify scales.</w:t>
+            </w:r>
+          </w:p>
+        </w:tc>
+        <w:tc>
+          <w:tcPr>
+            <w:tcW w:w="1350" w:type="dxa"/>
+            <w:tcBorders>
+              <w:top w:val="none" w:sz="0" w:space="0" w:color="FFFFFF"/>
+              <w:left w:val="none" w:sz="0" w:space="0" w:color="FFFFFF"/>
+              <w:bottom w:val="single" w:sz="4" w:space="0" w:color="BFBFBF"/>
+              <w:right w:val="none" w:sz="0" w:space="0" w:color="FFFFFF"/>
+            </w:tcBorders>
+            <w:tcMar>
+              <w:top w:w="70" w:type="dxa"/>
+              <w:left w:w="90" w:type="dxa"/>
+              <w:bottom w:w="70" w:type="dxa"/>
+              <w:right w:w="90" w:type="dxa"/>
+            </w:tcMar>
+          </w:tcPr>
+          <w:p>
+            <w:pPr>
+              <w:spacing w:after="40"/>
+              <w:rPr>
+                <w:lang w:val="en-US"/>
+              </w:rPr>
+            </w:pPr>
+            <w:r>
+              <w:rPr>
+                <w:sz w:val="19"/>
+                <w:szCs w:val="19"/>
+                <w:lang w:val="en-US"/>
+              </w:rPr>
+              <w:t>popularity within 0-100 and the four features within 0-1, in 100% of rows.</w:t>
+            </w:r>
+          </w:p>
+        </w:tc>
+        <w:tc>
+          <w:tcPr>
+            <w:tcW w:w="1300" w:type="dxa"/>
+            <w:tcBorders>
+              <w:top w:val="none" w:sz="0" w:space="0" w:color="FFFFFF"/>
+              <w:left w:val="none" w:sz="0" w:space="0" w:color="FFFFFF"/>
+              <w:bottom w:val="single" w:sz="4" w:space="0" w:color="BFBFBF"/>
+              <w:right w:val="none" w:sz="0" w:space="0" w:color="FFFFFF"/>
+            </w:tcBorders>
+            <w:tcMar>
+              <w:top w:w="70" w:type="dxa"/>
+              <w:left w:w="90" w:type="dxa"/>
+              <w:bottom w:w="70" w:type="dxa"/>
+              <w:right w:w="90" w:type="dxa"/>
+            </w:tcMar>
+          </w:tcPr>
+          <w:p>
+            <w:pPr>
+              <w:spacing w:after="40"/>
+            </w:pPr>
+            <w:proofErr w:type="spellStart"/>
+            <w:r>
+              <w:rPr>
+                <w:sz w:val="19"/>
+                <w:szCs w:val="19"/>
+              </w:rPr>
+              <w:t>Critical</w:t>
+            </w:r>
+            <w:proofErr w:type="spellEnd"/>
+          </w:p>
+        </w:tc>
+        <w:tc>
+          <w:tcPr>
+            <w:tcW w:w="1260" w:type="dxa"/>
+            <w:tcBorders>
+              <w:top w:val="none" w:sz="0" w:space="0" w:color="FFFFFF"/>
+              <w:left w:val="none" w:sz="0" w:space="0" w:color="FFFFFF"/>
+              <w:bottom w:val="single" w:sz="4" w:space="0" w:color="BFBFBF"/>
+              <w:right w:val="none" w:sz="0" w:space="0" w:color="FFFFFF"/>
+            </w:tcBorders>
+            <w:tcMar>
+              <w:top w:w="70" w:type="dxa"/>
+              <w:left w:w="90" w:type="dxa"/>
+              <w:bottom w:w="70" w:type="dxa"/>
+              <w:right w:w="90" w:type="dxa"/>
+            </w:tcMar>
+          </w:tcPr>
+          <w:p>
+            <w:pPr>
+              <w:spacing w:after="40"/>
+            </w:pPr>
+            <w:r>
+              <w:rPr>
+                <w:sz w:val="19"/>
+                <w:szCs w:val="19"/>
+              </w:rPr>
+              <w:t>AR-01, AR-02</w:t>
+            </w:r>
+          </w:p>
+        </w:tc>
+      </w:tr>
+      <w:tr>
+        <w:trPr>
+          <w:cantSplit/>
+        </w:trPr>
+        <w:tc>
+          <w:tcPr>
+            <w:tcW w:w="760" w:type="dxa"/>
+            <w:tcBorders>
+              <w:top w:val="none" w:sz="0" w:space="0" w:color="FFFFFF"/>
+              <w:left w:val="none" w:sz="0" w:space="0" w:color="FFFFFF"/>
+              <w:bottom w:val="single" w:sz="4" w:space="0" w:color="BFBFBF"/>
+              <w:right w:val="none" w:sz="0" w:space="0" w:color="FFFFFF"/>
+            </w:tcBorders>
+            <w:tcMar>
+              <w:top w:w="70" w:type="dxa"/>
+              <w:left w:w="90" w:type="dxa"/>
+              <w:bottom w:w="70" w:type="dxa"/>
+              <w:right w:w="90" w:type="dxa"/>
+            </w:tcMar>
+          </w:tcPr>
+          <w:p>
+            <w:pPr>
+              <w:spacing w:after="40"/>
+            </w:pPr>
+            <w:r>
+              <w:rPr>
+                <w:b/>
+                <w:bCs/>
+                <w:sz w:val="19"/>
+                <w:szCs w:val="19"/>
+              </w:rPr>
+              <w:t>DQ-03</w:t>
+            </w:r>
+          </w:p>
+        </w:tc>
+        <w:tc>
+          <w:tcPr>
+            <w:tcW w:w="950" w:type="dxa"/>
+            <w:tcBorders>
+              <w:top w:val="none" w:sz="0" w:space="0" w:color="FFFFFF"/>
+              <w:left w:val="none" w:sz="0" w:space="0" w:color="FFFFFF"/>
+              <w:bottom w:val="single" w:sz="4" w:space="0" w:color="BFBFBF"/>
+              <w:right w:val="none" w:sz="0" w:space="0" w:color="FFFFFF"/>
+            </w:tcBorders>
+            <w:tcMar>
+              <w:top w:w="70" w:type="dxa"/>
+              <w:left w:w="90" w:type="dxa"/>
+              <w:bottom w:w="70" w:type="dxa"/>
+              <w:right w:w="90" w:type="dxa"/>
+            </w:tcMar>
+          </w:tcPr>
+          <w:p>
+            <w:pPr>
+              <w:spacing w:after="40"/>
+            </w:pPr>
+            <w:r>
+              <w:rPr>
+                <w:sz w:val="19"/>
+                <w:szCs w:val="19"/>
+              </w:rPr>
+              <w:t>Spotify raw</w:t>
+            </w:r>
+          </w:p>
+        </w:tc>
+        <w:tc>
+          <w:tcPr>
+            <w:tcW w:w="1200" w:type="dxa"/>
+            <w:tcBorders>
+              <w:top w:val="none" w:sz="0" w:space="0" w:color="FFFFFF"/>
+              <w:left w:val="none" w:sz="0" w:space="0" w:color="FFFFFF"/>
+              <w:bottom w:val="single" w:sz="4" w:space="0" w:color="BFBFBF"/>
+              <w:right w:val="none" w:sz="0" w:space="0" w:color="FFFFFF"/>
+            </w:tcBorders>
+            <w:tcMar>
+              <w:top w:w="70" w:type="dxa"/>
+              <w:left w:w="90" w:type="dxa"/>
+              <w:bottom w:w="70" w:type="dxa"/>
+              <w:right w:w="90" w:type="dxa"/>
+            </w:tcMar>
+          </w:tcPr>
+          <w:p>
+            <w:pPr>
+              <w:spacing w:after="40"/>
+            </w:pPr>
+            <w:r>
+              <w:rPr>
+                <w:sz w:val="19"/>
+                <w:szCs w:val="19"/>
+              </w:rPr>
+              <w:t>artists</w:t>
+            </w:r>
+          </w:p>
+        </w:tc>
+        <w:tc>
+          <w:tcPr>
+            <w:tcW w:w="1300" w:type="dxa"/>
+            <w:tcBorders>
+              <w:top w:val="none" w:sz="0" w:space="0" w:color="FFFFFF"/>
+              <w:left w:val="none" w:sz="0" w:space="0" w:color="FFFFFF"/>
+              <w:bottom w:val="single" w:sz="4" w:space="0" w:color="BFBFBF"/>
+              <w:right w:val="none" w:sz="0" w:space="0" w:color="FFFFFF"/>
+            </w:tcBorders>
+            <w:tcMar>
+              <w:top w:w="70" w:type="dxa"/>
+              <w:left w:w="90" w:type="dxa"/>
+              <w:bottom w:w="70" w:type="dxa"/>
+              <w:right w:w="90" w:type="dxa"/>
+            </w:tcMar>
+          </w:tcPr>
+          <w:p>
+            <w:pPr>
+              <w:spacing w:after="40"/>
+            </w:pPr>
+            <w:r>
+              <w:rPr>
+                <w:sz w:val="19"/>
+                <w:szCs w:val="19"/>
+              </w:rPr>
+              <w:t>Completeness</w:t>
+            </w:r>
+          </w:p>
+        </w:tc>
+        <w:tc>
+          <w:tcPr>
+            <w:tcW w:w="1600" w:type="dxa"/>
+            <w:tcBorders>
+              <w:top w:val="none" w:sz="0" w:space="0" w:color="FFFFFF"/>
+              <w:left w:val="none" w:sz="0" w:space="0" w:color="FFFFFF"/>
+              <w:bottom w:val="single" w:sz="4" w:space="0" w:color="BFBFBF"/>
+              <w:right w:val="none" w:sz="0" w:space="0" w:color="FFFFFF"/>
+            </w:tcBorders>
+            <w:tcMar>
+              <w:top w:w="70" w:type="dxa"/>
+              <w:left w:w="90" w:type="dxa"/>
+              <w:bottom w:w="70" w:type="dxa"/>
+              <w:right w:w="90" w:type="dxa"/>
+            </w:tcMar>
+          </w:tcPr>
+          <w:p>
+            <w:pPr>
+              <w:spacing w:after="40"/>
+            </w:pPr>
+            <w:r>
+              <w:rPr>
+                <w:sz w:val="19"/>
+                <w:szCs w:val="19"/>
+              </w:rPr>
+              <w:t>The artist is present.</w:t>
+            </w:r>
+          </w:p>
+        </w:tc>
+        <w:tc>
+          <w:tcPr>
+            <w:tcW w:w="1350" w:type="dxa"/>
+            <w:tcBorders>
+              <w:top w:val="none" w:sz="0" w:space="0" w:color="FFFFFF"/>
+              <w:left w:val="none" w:sz="0" w:space="0" w:color="FFFFFF"/>
+              <w:bottom w:val="single" w:sz="4" w:space="0" w:color="BFBFBF"/>
+              <w:right w:val="none" w:sz="0" w:space="0" w:color="FFFFFF"/>
+            </w:tcBorders>
+            <w:tcMar>
+              <w:top w:w="70" w:type="dxa"/>
+              <w:left w:w="90" w:type="dxa"/>
+              <w:bottom w:w="70" w:type="dxa"/>
+              <w:right w:w="90" w:type="dxa"/>
+            </w:tcMar>
+          </w:tcPr>
+          <w:p>
+            <w:pPr>
+              <w:spacing w:after="40"/>
+            </w:pPr>
+            <w:r>
+              <w:rPr>
+                <w:sz w:val="19"/>
+                <w:szCs w:val="19"/>
+              </w:rPr>
+              <w:t>At least 99.9% non-null.</w:t>
+            </w:r>
+          </w:p>
+        </w:tc>
+        <w:tc>
+          <w:tcPr>
+            <w:tcW w:w="1300" w:type="dxa"/>
+            <w:tcBorders>
+              <w:top w:val="none" w:sz="0" w:space="0" w:color="FFFFFF"/>
+              <w:left w:val="none" w:sz="0" w:space="0" w:color="FFFFFF"/>
+              <w:bottom w:val="single" w:sz="4" w:space="0" w:color="BFBFBF"/>
+              <w:right w:val="none" w:sz="0" w:space="0" w:color="FFFFFF"/>
+            </w:tcBorders>
+            <w:tcMar>
+              <w:top w:w="70" w:type="dxa"/>
+              <w:left w:w="90" w:type="dxa"/>
+              <w:bottom w:w="70" w:type="dxa"/>
+              <w:right w:w="90" w:type="dxa"/>
+            </w:tcMar>
+          </w:tcPr>
+          <w:p>
+            <w:pPr>
+              <w:spacing w:after="40"/>
+            </w:pPr>
+            <w:r>
+              <w:rPr>
+                <w:sz w:val="19"/>
+                <w:szCs w:val="19"/>
+              </w:rPr>
+              <w:t>Warning</w:t>
+            </w:r>
+          </w:p>
+        </w:tc>
+        <w:tc>
+          <w:tcPr>
+            <w:tcW w:w="1260" w:type="dxa"/>
+            <w:tcBorders>
+              <w:top w:val="none" w:sz="0" w:space="0" w:color="FFFFFF"/>
+              <w:left w:val="none" w:sz="0" w:space="0" w:color="FFFFFF"/>
+              <w:bottom w:val="single" w:sz="4" w:space="0" w:color="BFBFBF"/>
+              <w:right w:val="none" w:sz="0" w:space="0" w:color="FFFFFF"/>
+            </w:tcBorders>
+            <w:tcMar>
+              <w:top w:w="70" w:type="dxa"/>
+              <w:left w:w="90" w:type="dxa"/>
+              <w:bottom w:w="70" w:type="dxa"/>
+              <w:right w:w="90" w:type="dxa"/>
+            </w:tcMar>
+          </w:tcPr>
+          <w:p>
+            <w:pPr>
+              <w:spacing w:after="40"/>
+            </w:pPr>
+            <w:r>
+              <w:rPr>
+                <w:sz w:val="19"/>
+                <w:szCs w:val="19"/>
+              </w:rPr>
+              <w:t>AR-01 to 03</w:t>
+            </w:r>
+          </w:p>
+        </w:tc>
+      </w:tr>
+      <w:tr>
+        <w:trPr>
+          <w:cantSplit/>
+        </w:trPr>
+        <w:tc>
+          <w:tcPr>
+            <w:tcW w:w="760" w:type="dxa"/>
+            <w:tcBorders>
+              <w:top w:val="none" w:sz="0" w:space="0" w:color="FFFFFF"/>
+              <w:left w:val="none" w:sz="0" w:space="0" w:color="FFFFFF"/>
+              <w:bottom w:val="single" w:sz="4" w:space="0" w:color="BFBFBF"/>
+              <w:right w:val="none" w:sz="0" w:space="0" w:color="FFFFFF"/>
+            </w:tcBorders>
+            <w:tcMar>
+              <w:top w:w="70" w:type="dxa"/>
+              <w:left w:w="90" w:type="dxa"/>
+              <w:bottom w:w="70" w:type="dxa"/>
+              <w:right w:w="90" w:type="dxa"/>
+            </w:tcMar>
+          </w:tcPr>
+          <w:p>
+            <w:pPr>
+              <w:spacing w:after="40"/>
+            </w:pPr>
+            <w:r>
+              <w:rPr>
+                <w:b/>
+                <w:bCs/>
+                <w:sz w:val="19"/>
+                <w:szCs w:val="19"/>
+              </w:rPr>
+              <w:t>DQ-04</w:t>
+            </w:r>
+          </w:p>
+        </w:tc>
+        <w:tc>
+          <w:tcPr>
+            <w:tcW w:w="950" w:type="dxa"/>
+            <w:tcBorders>
+              <w:top w:val="none" w:sz="0" w:space="0" w:color="FFFFFF"/>
+              <w:left w:val="none" w:sz="0" w:space="0" w:color="FFFFFF"/>
+              <w:bottom w:val="single" w:sz="4" w:space="0" w:color="BFBFBF"/>
+              <w:right w:val="none" w:sz="0" w:space="0" w:color="FFFFFF"/>
+            </w:tcBorders>
+            <w:tcMar>
+              <w:top w:w="70" w:type="dxa"/>
+              <w:left w:w="90" w:type="dxa"/>
+              <w:bottom w:w="70" w:type="dxa"/>
+              <w:right w:w="90" w:type="dxa"/>
+            </w:tcMar>
+          </w:tcPr>
+          <w:p>
+            <w:pPr>
+              <w:spacing w:after="40"/>
+            </w:pPr>
+            <w:r>
+              <w:rPr>
+                <w:sz w:val="19"/>
+                <w:szCs w:val="19"/>
+              </w:rPr>
+              <w:t>Spotify raw</w:t>
+            </w:r>
+          </w:p>
+        </w:tc>
+        <w:tc>
+          <w:tcPr>
+            <w:tcW w:w="1200" w:type="dxa"/>
+            <w:tcBorders>
+              <w:top w:val="none" w:sz="0" w:space="0" w:color="FFFFFF"/>
+              <w:left w:val="none" w:sz="0" w:space="0" w:color="FFFFFF"/>
+              <w:bottom w:val="single" w:sz="4" w:space="0" w:color="BFBFBF"/>
+              <w:right w:val="none" w:sz="0" w:space="0" w:color="FFFFFF"/>
+            </w:tcBorders>
+            <w:tcMar>
+              <w:top w:w="70" w:type="dxa"/>
+              <w:left w:w="90" w:type="dxa"/>
+              <w:bottom w:w="70" w:type="dxa"/>
+              <w:right w:w="90" w:type="dxa"/>
+            </w:tcMar>
+          </w:tcPr>
+          <w:p>
+            <w:pPr>
+              <w:spacing w:after="40"/>
+            </w:pPr>
+            <w:r>
+              <w:rPr>
+                <w:sz w:val="19"/>
+                <w:szCs w:val="19"/>
+              </w:rPr>
+              <w:t>track_id, track_genre</w:t>
+            </w:r>
+          </w:p>
+        </w:tc>
+        <w:tc>
+          <w:tcPr>
+            <w:tcW w:w="1300" w:type="dxa"/>
+            <w:tcBorders>
+              <w:top w:val="none" w:sz="0" w:space="0" w:color="FFFFFF"/>
+              <w:left w:val="none" w:sz="0" w:space="0" w:color="FFFFFF"/>
+              <w:bottom w:val="single" w:sz="4" w:space="0" w:color="BFBFBF"/>
+              <w:right w:val="none" w:sz="0" w:space="0" w:color="FFFFFF"/>
+            </w:tcBorders>
+            <w:tcMar>
+              <w:top w:w="70" w:type="dxa"/>
+              <w:left w:w="90" w:type="dxa"/>
+              <w:bottom w:w="70" w:type="dxa"/>
+              <w:right w:w="90" w:type="dxa"/>
+            </w:tcMar>
+          </w:tcPr>
+          <w:p>
+            <w:pPr>
+              <w:spacing w:after="40"/>
+            </w:pPr>
+            <w:r>
+              <w:rPr>
+                <w:sz w:val="19"/>
+                <w:szCs w:val="19"/>
+              </w:rPr>
+              <w:t>Uniqueness</w:t>
+            </w:r>
+          </w:p>
+        </w:tc>
+        <w:tc>
+          <w:tcPr>
+            <w:tcW w:w="1600" w:type="dxa"/>
+            <w:tcBorders>
+              <w:top w:val="none" w:sz="0" w:space="0" w:color="FFFFFF"/>
+              <w:left w:val="none" w:sz="0" w:space="0" w:color="FFFFFF"/>
+              <w:bottom w:val="single" w:sz="4" w:space="0" w:color="BFBFBF"/>
+              <w:right w:val="none" w:sz="0" w:space="0" w:color="FFFFFF"/>
+            </w:tcBorders>
+            <w:tcMar>
+              <w:top w:w="70" w:type="dxa"/>
+              <w:left w:w="90" w:type="dxa"/>
+              <w:bottom w:w="70" w:type="dxa"/>
+              <w:right w:w="90" w:type="dxa"/>
+            </w:tcMar>
+          </w:tcPr>
+          <w:p>
+            <w:pPr>
+              <w:spacing w:after="40"/>
+              <w:rPr>
+                <w:lang w:val="en-US"/>
+              </w:rPr>
+            </w:pPr>
+            <w:r>
+              <w:rPr>
+                <w:sz w:val="19"/>
+                <w:szCs w:val="19"/>
+                <w:lang w:val="en-US"/>
+              </w:rPr>
+              <w:t>The same track and genre pair is not repeated.</w:t>
+            </w:r>
+          </w:p>
+        </w:tc>
+        <w:tc>
+          <w:tcPr>
+            <w:tcW w:w="1350" w:type="dxa"/>
+            <w:tcBorders>
+              <w:top w:val="none" w:sz="0" w:space="0" w:color="FFFFFF"/>
+              <w:left w:val="none" w:sz="0" w:space="0" w:color="FFFFFF"/>
+              <w:bottom w:val="single" w:sz="4" w:space="0" w:color="BFBFBF"/>
+              <w:right w:val="none" w:sz="0" w:space="0" w:color="FFFFFF"/>
+            </w:tcBorders>
+            <w:tcMar>
+              <w:top w:w="70" w:type="dxa"/>
+              <w:left w:w="90" w:type="dxa"/>
+              <w:bottom w:w="70" w:type="dxa"/>
+              <w:right w:w="90" w:type="dxa"/>
+            </w:tcMar>
+          </w:tcPr>
+          <w:p>
+            <w:pPr>
+              <w:spacing w:after="40"/>
+              <w:rPr>
+                <w:lang w:val="en-US"/>
+              </w:rPr>
+            </w:pPr>
+            <w:r>
+              <w:rPr>
+                <w:sz w:val="19"/>
+                <w:szCs w:val="19"/>
+                <w:lang w:val="en-US"/>
+              </w:rPr>
+              <w:t>At most 1% of rows duplicated.</w:t>
+            </w:r>
+          </w:p>
+        </w:tc>
+        <w:tc>
+          <w:tcPr>
+            <w:tcW w:w="1300" w:type="dxa"/>
+            <w:tcBorders>
+              <w:top w:val="none" w:sz="0" w:space="0" w:color="FFFFFF"/>
+              <w:left w:val="none" w:sz="0" w:space="0" w:color="FFFFFF"/>
+              <w:bottom w:val="single" w:sz="4" w:space="0" w:color="BFBFBF"/>
+              <w:right w:val="none" w:sz="0" w:space="0" w:color="FFFFFF"/>
+            </w:tcBorders>
+            <w:tcMar>
+              <w:top w:w="70" w:type="dxa"/>
+              <w:left w:w="90" w:type="dxa"/>
+              <w:bottom w:w="70" w:type="dxa"/>
+              <w:right w:w="90" w:type="dxa"/>
+            </w:tcMar>
+          </w:tcPr>
+          <w:p>
+            <w:pPr>
+              <w:spacing w:after="40"/>
+            </w:pPr>
+            <w:proofErr w:type="spellStart"/>
+            <w:r>
+              <w:rPr>
+                <w:sz w:val="19"/>
+                <w:szCs w:val="19"/>
+              </w:rPr>
+              <w:t>Warning</w:t>
+            </w:r>
+            <w:proofErr w:type="spellEnd"/>
+          </w:p>
+        </w:tc>
+        <w:tc>
+          <w:tcPr>
+            <w:tcW w:w="1260" w:type="dxa"/>
+            <w:tcBorders>
+              <w:top w:val="none" w:sz="0" w:space="0" w:color="FFFFFF"/>
+              <w:left w:val="none" w:sz="0" w:space="0" w:color="FFFFFF"/>
+              <w:bottom w:val="single" w:sz="4" w:space="0" w:color="BFBFBF"/>
+              <w:right w:val="none" w:sz="0" w:space="0" w:color="FFFFFF"/>
+            </w:tcBorders>
+            <w:tcMar>
+              <w:top w:w="70" w:type="dxa"/>
+              <w:left w:w="90" w:type="dxa"/>
+              <w:bottom w:w="70" w:type="dxa"/>
+              <w:right w:w="90" w:type="dxa"/>
+            </w:tcMar>
+          </w:tcPr>
+          <w:p>
+            <w:pPr>
+              <w:spacing w:after="40"/>
+            </w:pPr>
+            <w:r>
+              <w:rPr>
+                <w:sz w:val="19"/>
+                <w:szCs w:val="19"/>
+              </w:rPr>
+              <w:t>AR-01 to 03</w:t>
+            </w:r>
+          </w:p>
+        </w:tc>
+      </w:tr>
+      <w:tr>
+        <w:trPr>
+          <w:cantSplit/>
+        </w:trPr>
+        <w:tc>
+          <w:tcPr>
+            <w:tcW w:w="760" w:type="dxa"/>
+            <w:tcBorders>
+              <w:top w:val="none" w:sz="0" w:space="0" w:color="FFFFFF"/>
+              <w:left w:val="none" w:sz="0" w:space="0" w:color="FFFFFF"/>
+              <w:bottom w:val="single" w:sz="4" w:space="0" w:color="BFBFBF"/>
+              <w:right w:val="none" w:sz="0" w:space="0" w:color="FFFFFF"/>
+            </w:tcBorders>
+            <w:tcMar>
+              <w:top w:w="70" w:type="dxa"/>
+              <w:left w:w="90" w:type="dxa"/>
+              <w:bottom w:w="70" w:type="dxa"/>
+              <w:right w:w="90" w:type="dxa"/>
+            </w:tcMar>
+          </w:tcPr>
+          <w:p>
+            <w:pPr>
+              <w:spacing w:after="40"/>
+            </w:pPr>
+            <w:r>
+              <w:rPr>
+                <w:b/>
+                <w:bCs/>
+                <w:sz w:val="19"/>
+                <w:szCs w:val="19"/>
+              </w:rPr>
+              <w:t>DQ-05</w:t>
+            </w:r>
+          </w:p>
+        </w:tc>
+        <w:tc>
+          <w:tcPr>
+            <w:tcW w:w="950" w:type="dxa"/>
+            <w:tcBorders>
+              <w:top w:val="none" w:sz="0" w:space="0" w:color="FFFFFF"/>
+              <w:left w:val="none" w:sz="0" w:space="0" w:color="FFFFFF"/>
+              <w:bottom w:val="single" w:sz="4" w:space="0" w:color="BFBFBF"/>
+              <w:right w:val="none" w:sz="0" w:space="0" w:color="FFFFFF"/>
+            </w:tcBorders>
+            <w:tcMar>
+              <w:top w:w="70" w:type="dxa"/>
+              <w:left w:w="90" w:type="dxa"/>
+              <w:bottom w:w="70" w:type="dxa"/>
+              <w:right w:w="90" w:type="dxa"/>
+            </w:tcMar>
+          </w:tcPr>
+          <w:p>
+            <w:pPr>
+              <w:spacing w:after="40"/>
+            </w:pPr>
+            <w:r>
+              <w:rPr>
+                <w:sz w:val="19"/>
+                <w:szCs w:val="19"/>
+              </w:rPr>
+              <w:t>Spotify raw</w:t>
+            </w:r>
+          </w:p>
+        </w:tc>
+        <w:tc>
+          <w:tcPr>
+            <w:tcW w:w="1200" w:type="dxa"/>
+            <w:tcBorders>
+              <w:top w:val="none" w:sz="0" w:space="0" w:color="FFFFFF"/>
+              <w:left w:val="none" w:sz="0" w:space="0" w:color="FFFFFF"/>
+              <w:bottom w:val="single" w:sz="4" w:space="0" w:color="BFBFBF"/>
+              <w:right w:val="none" w:sz="0" w:space="0" w:color="FFFFFF"/>
+            </w:tcBorders>
+            <w:tcMar>
+              <w:top w:w="70" w:type="dxa"/>
+              <w:left w:w="90" w:type="dxa"/>
+              <w:bottom w:w="70" w:type="dxa"/>
+              <w:right w:w="90" w:type="dxa"/>
+            </w:tcMar>
+          </w:tcPr>
+          <w:p>
+            <w:pPr>
+              <w:spacing w:after="40"/>
+            </w:pPr>
+            <w:r>
+              <w:rPr>
+                <w:sz w:val="19"/>
+                <w:szCs w:val="19"/>
+              </w:rPr>
+              <w:t>popularity</w:t>
+            </w:r>
+          </w:p>
+        </w:tc>
+        <w:tc>
+          <w:tcPr>
+            <w:tcW w:w="1300" w:type="dxa"/>
+            <w:tcBorders>
+              <w:top w:val="none" w:sz="0" w:space="0" w:color="FFFFFF"/>
+              <w:left w:val="none" w:sz="0" w:space="0" w:color="FFFFFF"/>
+              <w:bottom w:val="single" w:sz="4" w:space="0" w:color="BFBFBF"/>
+              <w:right w:val="none" w:sz="0" w:space="0" w:color="FFFFFF"/>
+            </w:tcBorders>
+            <w:tcMar>
+              <w:top w:w="70" w:type="dxa"/>
+              <w:left w:w="90" w:type="dxa"/>
+              <w:bottom w:w="70" w:type="dxa"/>
+              <w:right w:w="90" w:type="dxa"/>
+            </w:tcMar>
+          </w:tcPr>
+          <w:p>
+            <w:pPr>
+              <w:spacing w:after="40"/>
+            </w:pPr>
+            <w:r>
+              <w:rPr>
+                <w:sz w:val="19"/>
+                <w:szCs w:val="19"/>
+              </w:rPr>
+              <w:t>Validity</w:t>
+            </w:r>
+          </w:p>
+        </w:tc>
+        <w:tc>
+          <w:tcPr>
+            <w:tcW w:w="1600" w:type="dxa"/>
+            <w:tcBorders>
+              <w:top w:val="none" w:sz="0" w:space="0" w:color="FFFFFF"/>
+              <w:left w:val="none" w:sz="0" w:space="0" w:color="FFFFFF"/>
+              <w:bottom w:val="single" w:sz="4" w:space="0" w:color="BFBFBF"/>
+              <w:right w:val="none" w:sz="0" w:space="0" w:color="FFFFFF"/>
+            </w:tcBorders>
+            <w:tcMar>
+              <w:top w:w="70" w:type="dxa"/>
+              <w:left w:w="90" w:type="dxa"/>
+              <w:bottom w:w="70" w:type="dxa"/>
+              <w:right w:w="90" w:type="dxa"/>
+            </w:tcMar>
+          </w:tcPr>
+          <w:p>
+            <w:pPr>
+              <w:spacing w:after="40"/>
+              <w:rPr>
+                <w:lang w:val="en-US"/>
+              </w:rPr>
+            </w:pPr>
+            <w:r>
+              <w:rPr>
+                <w:sz w:val="19"/>
+                <w:szCs w:val="19"/>
+                <w:lang w:val="en-US"/>
+              </w:rPr>
+              <w:t>Popularity zero is not dominant.</w:t>
+            </w:r>
+          </w:p>
+        </w:tc>
+        <w:tc>
+          <w:tcPr>
+            <w:tcW w:w="1350" w:type="dxa"/>
+            <w:tcBorders>
+              <w:top w:val="none" w:sz="0" w:space="0" w:color="FFFFFF"/>
+              <w:left w:val="none" w:sz="0" w:space="0" w:color="FFFFFF"/>
+              <w:bottom w:val="single" w:sz="4" w:space="0" w:color="BFBFBF"/>
+              <w:right w:val="none" w:sz="0" w:space="0" w:color="FFFFFF"/>
+            </w:tcBorders>
+            <w:tcMar>
+              <w:top w:w="70" w:type="dxa"/>
+              <w:left w:w="90" w:type="dxa"/>
+              <w:bottom w:w="70" w:type="dxa"/>
+              <w:right w:w="90" w:type="dxa"/>
+            </w:tcMar>
+          </w:tcPr>
+          <w:p>
+            <w:pPr>
+              <w:spacing w:after="40"/>
+              <w:rPr>
+                <w:lang w:val="en-US"/>
+              </w:rPr>
+            </w:pPr>
+            <w:r>
+              <w:rPr>
+                <w:sz w:val="19"/>
+                <w:szCs w:val="19"/>
+                <w:lang w:val="en-US"/>
+              </w:rPr>
+              <w:t>At most 20% of rows equal 0.</w:t>
+            </w:r>
+          </w:p>
+        </w:tc>
+        <w:tc>
+          <w:tcPr>
+            <w:tcW w:w="1300" w:type="dxa"/>
+            <w:tcBorders>
+              <w:top w:val="none" w:sz="0" w:space="0" w:color="FFFFFF"/>
+              <w:left w:val="none" w:sz="0" w:space="0" w:color="FFFFFF"/>
+              <w:bottom w:val="single" w:sz="4" w:space="0" w:color="BFBFBF"/>
+              <w:right w:val="none" w:sz="0" w:space="0" w:color="FFFFFF"/>
+            </w:tcBorders>
+            <w:tcMar>
+              <w:top w:w="70" w:type="dxa"/>
+              <w:left w:w="90" w:type="dxa"/>
+              <w:bottom w:w="70" w:type="dxa"/>
+              <w:right w:w="90" w:type="dxa"/>
+            </w:tcMar>
+          </w:tcPr>
+          <w:p>
+            <w:pPr>
+              <w:spacing w:after="40"/>
+            </w:pPr>
+            <w:proofErr w:type="spellStart"/>
+            <w:r>
+              <w:rPr>
+                <w:sz w:val="19"/>
+                <w:szCs w:val="19"/>
+              </w:rPr>
+              <w:t>Warning</w:t>
+            </w:r>
+            <w:proofErr w:type="spellEnd"/>
+          </w:p>
+        </w:tc>
+        <w:tc>
+          <w:tcPr>
+            <w:tcW w:w="1260" w:type="dxa"/>
+            <w:tcBorders>
+              <w:top w:val="none" w:sz="0" w:space="0" w:color="FFFFFF"/>
+              <w:left w:val="none" w:sz="0" w:space="0" w:color="FFFFFF"/>
+              <w:bottom w:val="single" w:sz="4" w:space="0" w:color="BFBFBF"/>
+              <w:right w:val="none" w:sz="0" w:space="0" w:color="FFFFFF"/>
+            </w:tcBorders>
+            <w:tcMar>
+              <w:top w:w="70" w:type="dxa"/>
+              <w:left w:w="90" w:type="dxa"/>
+              <w:bottom w:w="70" w:type="dxa"/>
+              <w:right w:w="90" w:type="dxa"/>
+            </w:tcMar>
+          </w:tcPr>
+          <w:p>
+            <w:pPr>
+              <w:spacing w:after="40"/>
+            </w:pPr>
+            <w:r>
+              <w:rPr>
+                <w:sz w:val="19"/>
+                <w:szCs w:val="19"/>
+              </w:rPr>
+              <w:t>AR-01</w:t>
+            </w:r>
+          </w:p>
+        </w:tc>
+      </w:tr>
+      <w:tr>
+        <w:trPr>
+          <w:cantSplit/>
+        </w:trPr>
+        <w:tc>
+          <w:tcPr>
+            <w:tcW w:w="760" w:type="dxa"/>
+            <w:tcBorders>
+              <w:top w:val="none" w:sz="0" w:space="0" w:color="FFFFFF"/>
+              <w:left w:val="none" w:sz="0" w:space="0" w:color="FFFFFF"/>
+              <w:bottom w:val="single" w:sz="4" w:space="0" w:color="BFBFBF"/>
+              <w:right w:val="none" w:sz="0" w:space="0" w:color="FFFFFF"/>
+            </w:tcBorders>
+            <w:tcMar>
+              <w:top w:w="70" w:type="dxa"/>
+              <w:left w:w="90" w:type="dxa"/>
+              <w:bottom w:w="70" w:type="dxa"/>
+              <w:right w:w="90" w:type="dxa"/>
+            </w:tcMar>
+          </w:tcPr>
+          <w:p>
+            <w:pPr>
+              <w:spacing w:after="40"/>
+            </w:pPr>
+            <w:r>
+              <w:rPr>
+                <w:b/>
+                <w:bCs/>
+                <w:sz w:val="19"/>
+                <w:szCs w:val="19"/>
+              </w:rPr>
+              <w:t>DQ-06</w:t>
+            </w:r>
+          </w:p>
+        </w:tc>
+        <w:tc>
+          <w:tcPr>
+            <w:tcW w:w="950" w:type="dxa"/>
+            <w:tcBorders>
+              <w:top w:val="none" w:sz="0" w:space="0" w:color="FFFFFF"/>
+              <w:left w:val="none" w:sz="0" w:space="0" w:color="FFFFFF"/>
+              <w:bottom w:val="single" w:sz="4" w:space="0" w:color="BFBFBF"/>
+              <w:right w:val="none" w:sz="0" w:space="0" w:color="FFFFFF"/>
+            </w:tcBorders>
+            <w:tcMar>
+              <w:top w:w="70" w:type="dxa"/>
+              <w:left w:w="90" w:type="dxa"/>
+              <w:bottom w:w="70" w:type="dxa"/>
+              <w:right w:w="90" w:type="dxa"/>
+            </w:tcMar>
+          </w:tcPr>
+          <w:p>
+            <w:pPr>
+              <w:spacing w:after="40"/>
+            </w:pPr>
+            <w:r>
+              <w:rPr>
+                <w:sz w:val="19"/>
+                <w:szCs w:val="19"/>
+              </w:rPr>
+              <w:t>Grammy raw</w:t>
+            </w:r>
+          </w:p>
+        </w:tc>
+        <w:tc>
+          <w:tcPr>
+            <w:tcW w:w="1200" w:type="dxa"/>
+            <w:tcBorders>
+              <w:top w:val="none" w:sz="0" w:space="0" w:color="FFFFFF"/>
+              <w:left w:val="none" w:sz="0" w:space="0" w:color="FFFFFF"/>
+              <w:bottom w:val="single" w:sz="4" w:space="0" w:color="BFBFBF"/>
+              <w:right w:val="none" w:sz="0" w:space="0" w:color="FFFFFF"/>
+            </w:tcBorders>
+            <w:tcMar>
+              <w:top w:w="70" w:type="dxa"/>
+              <w:left w:w="90" w:type="dxa"/>
+              <w:bottom w:w="70" w:type="dxa"/>
+              <w:right w:w="90" w:type="dxa"/>
+            </w:tcMar>
+          </w:tcPr>
+          <w:p>
+            <w:pPr>
+              <w:spacing w:after="40"/>
+              <w:rPr>
+                <w:lang w:val="en-US"/>
+              </w:rPr>
+            </w:pPr>
+            <w:r>
+              <w:rPr>
+                <w:sz w:val="19"/>
+                <w:szCs w:val="19"/>
+                <w:lang w:val="en-US"/>
+              </w:rPr>
+              <w:t>Table (year, category, artist, winner)</w:t>
+            </w:r>
+          </w:p>
+        </w:tc>
+        <w:tc>
+          <w:tcPr>
+            <w:tcW w:w="1300" w:type="dxa"/>
+            <w:tcBorders>
+              <w:top w:val="none" w:sz="0" w:space="0" w:color="FFFFFF"/>
+              <w:left w:val="none" w:sz="0" w:space="0" w:color="FFFFFF"/>
+              <w:bottom w:val="single" w:sz="4" w:space="0" w:color="BFBFBF"/>
+              <w:right w:val="none" w:sz="0" w:space="0" w:color="FFFFFF"/>
+            </w:tcBorders>
+            <w:tcMar>
+              <w:top w:w="70" w:type="dxa"/>
+              <w:left w:w="90" w:type="dxa"/>
+              <w:bottom w:w="70" w:type="dxa"/>
+              <w:right w:w="90" w:type="dxa"/>
+            </w:tcMar>
+          </w:tcPr>
+          <w:p>
+            <w:pPr>
+              <w:spacing w:after="40"/>
+            </w:pPr>
+            <w:proofErr w:type="spellStart"/>
+            <w:r>
+              <w:rPr>
+                <w:sz w:val="19"/>
+                <w:szCs w:val="19"/>
+              </w:rPr>
+              <w:t>Validity</w:t>
+            </w:r>
+            <w:proofErr w:type="spellEnd"/>
+            <w:r>
+              <w:rPr>
+                <w:sz w:val="19"/>
+                <w:szCs w:val="19"/>
+              </w:rPr>
+              <w:t xml:space="preserve">, </w:t>
+            </w:r>
+            <w:proofErr w:type="spellStart"/>
+            <w:r>
+              <w:rPr>
+                <w:sz w:val="19"/>
+                <w:szCs w:val="19"/>
+              </w:rPr>
+              <w:t>completeness</w:t>
+            </w:r>
+            <w:proofErr w:type="spellEnd"/>
+          </w:p>
+        </w:tc>
+        <w:tc>
+          <w:tcPr>
+            <w:tcW w:w="1600" w:type="dxa"/>
+            <w:tcBorders>
+              <w:top w:val="none" w:sz="0" w:space="0" w:color="FFFFFF"/>
+              <w:left w:val="none" w:sz="0" w:space="0" w:color="FFFFFF"/>
+              <w:bottom w:val="single" w:sz="4" w:space="0" w:color="BFBFBF"/>
+              <w:right w:val="none" w:sz="0" w:space="0" w:color="FFFFFF"/>
+            </w:tcBorders>
+            <w:tcMar>
+              <w:top w:w="70" w:type="dxa"/>
+              <w:left w:w="90" w:type="dxa"/>
+              <w:bottom w:w="70" w:type="dxa"/>
+              <w:right w:w="90" w:type="dxa"/>
+            </w:tcMar>
+          </w:tcPr>
+          <w:p>
+            <w:pPr>
+              <w:spacing w:after="40"/>
+              <w:rPr>
+                <w:lang w:val="en-US"/>
+              </w:rPr>
+            </w:pPr>
+            <w:r>
+              <w:rPr>
+                <w:sz w:val="19"/>
+                <w:szCs w:val="19"/>
+                <w:lang w:val="en-US"/>
+              </w:rPr>
+              <w:t xml:space="preserve">The required columns </w:t>
+            </w:r>
+            <w:proofErr w:type="gramStart"/>
+            <w:r>
+              <w:rPr>
+                <w:sz w:val="19"/>
+                <w:szCs w:val="19"/>
+                <w:lang w:val="en-US"/>
+              </w:rPr>
+              <w:t>exist</w:t>
+            </w:r>
+            <w:proofErr w:type="gramEnd"/>
+            <w:r>
+              <w:rPr>
+                <w:sz w:val="19"/>
+                <w:szCs w:val="19"/>
+                <w:lang w:val="en-US"/>
+              </w:rPr>
+              <w:t xml:space="preserve"> and the extraction is complete.</w:t>
+            </w:r>
+          </w:p>
+        </w:tc>
+        <w:tc>
+          <w:tcPr>
+            <w:tcW w:w="1350" w:type="dxa"/>
+            <w:tcBorders>
+              <w:top w:val="none" w:sz="0" w:space="0" w:color="FFFFFF"/>
+              <w:left w:val="none" w:sz="0" w:space="0" w:color="FFFFFF"/>
+              <w:bottom w:val="single" w:sz="4" w:space="0" w:color="BFBFBF"/>
+              <w:right w:val="none" w:sz="0" w:space="0" w:color="FFFFFF"/>
+            </w:tcBorders>
+            <w:tcMar>
+              <w:top w:w="70" w:type="dxa"/>
+              <w:left w:w="90" w:type="dxa"/>
+              <w:bottom w:w="70" w:type="dxa"/>
+              <w:right w:w="90" w:type="dxa"/>
+            </w:tcMar>
+          </w:tcPr>
+          <w:p>
+            <w:pPr>
+              <w:spacing w:after="40"/>
+              <w:rPr>
+                <w:lang w:val="en-US"/>
+              </w:rPr>
+            </w:pPr>
+            <w:r>
+              <w:rPr>
+                <w:sz w:val="19"/>
+                <w:szCs w:val="19"/>
+                <w:lang w:val="en-US"/>
+              </w:rPr>
+              <w:t>All 4 columns present; rows of at least 4,329.</w:t>
+            </w:r>
+          </w:p>
+        </w:tc>
+        <w:tc>
+          <w:tcPr>
+            <w:tcW w:w="1300" w:type="dxa"/>
+            <w:tcBorders>
+              <w:top w:val="none" w:sz="0" w:space="0" w:color="FFFFFF"/>
+              <w:left w:val="none" w:sz="0" w:space="0" w:color="FFFFFF"/>
+              <w:bottom w:val="single" w:sz="4" w:space="0" w:color="BFBFBF"/>
+              <w:right w:val="none" w:sz="0" w:space="0" w:color="FFFFFF"/>
+            </w:tcBorders>
+            <w:tcMar>
+              <w:top w:w="70" w:type="dxa"/>
+              <w:left w:w="90" w:type="dxa"/>
+              <w:bottom w:w="70" w:type="dxa"/>
+              <w:right w:w="90" w:type="dxa"/>
+            </w:tcMar>
+          </w:tcPr>
+          <w:p>
+            <w:pPr>
+              <w:spacing w:after="40"/>
+            </w:pPr>
+            <w:proofErr w:type="spellStart"/>
+            <w:r>
+              <w:rPr>
+                <w:sz w:val="19"/>
+                <w:szCs w:val="19"/>
+              </w:rPr>
+              <w:t>Critical</w:t>
+            </w:r>
+            <w:proofErr w:type="spellEnd"/>
+          </w:p>
+        </w:tc>
+        <w:tc>
+          <w:tcPr>
+            <w:tcW w:w="1260" w:type="dxa"/>
+            <w:tcBorders>
+              <w:top w:val="none" w:sz="0" w:space="0" w:color="FFFFFF"/>
+              <w:left w:val="none" w:sz="0" w:space="0" w:color="FFFFFF"/>
+              <w:bottom w:val="single" w:sz="4" w:space="0" w:color="BFBFBF"/>
+              <w:right w:val="none" w:sz="0" w:space="0" w:color="FFFFFF"/>
+            </w:tcBorders>
+            <w:tcMar>
+              <w:top w:w="70" w:type="dxa"/>
+              <w:left w:w="90" w:type="dxa"/>
+              <w:bottom w:w="70" w:type="dxa"/>
+              <w:right w:w="90" w:type="dxa"/>
+            </w:tcMar>
+          </w:tcPr>
+          <w:p>
+            <w:pPr>
+              <w:spacing w:after="40"/>
+            </w:pPr>
+            <w:r>
+              <w:rPr>
+                <w:sz w:val="19"/>
+                <w:szCs w:val="19"/>
+              </w:rPr>
+              <w:t>AR-01 to 03</w:t>
+            </w:r>
+          </w:p>
+        </w:tc>
+      </w:tr>
+      <w:tr>
+        <w:trPr>
+          <w:cantSplit/>
+        </w:trPr>
+        <w:tc>
+          <w:tcPr>
+            <w:tcW w:w="760" w:type="dxa"/>
+            <w:tcBorders>
+              <w:top w:val="none" w:sz="0" w:space="0" w:color="FFFFFF"/>
+              <w:left w:val="none" w:sz="0" w:space="0" w:color="FFFFFF"/>
+              <w:bottom w:val="single" w:sz="4" w:space="0" w:color="BFBFBF"/>
+              <w:right w:val="none" w:sz="0" w:space="0" w:color="FFFFFF"/>
+            </w:tcBorders>
+            <w:tcMar>
+              <w:top w:w="70" w:type="dxa"/>
+              <w:left w:w="90" w:type="dxa"/>
+              <w:bottom w:w="70" w:type="dxa"/>
+              <w:right w:w="90" w:type="dxa"/>
+            </w:tcMar>
+          </w:tcPr>
+          <w:p>
+            <w:pPr>
+              <w:spacing w:after="40"/>
+            </w:pPr>
+            <w:r>
+              <w:rPr>
+                <w:b/>
+                <w:bCs/>
+                <w:sz w:val="19"/>
+                <w:szCs w:val="19"/>
+              </w:rPr>
+              <w:t>DQ-07</w:t>
+            </w:r>
+          </w:p>
+        </w:tc>
+        <w:tc>
+          <w:tcPr>
+            <w:tcW w:w="950" w:type="dxa"/>
+            <w:tcBorders>
+              <w:top w:val="none" w:sz="0" w:space="0" w:color="FFFFFF"/>
+              <w:left w:val="none" w:sz="0" w:space="0" w:color="FFFFFF"/>
+              <w:bottom w:val="single" w:sz="4" w:space="0" w:color="BFBFBF"/>
+              <w:right w:val="none" w:sz="0" w:space="0" w:color="FFFFFF"/>
+            </w:tcBorders>
+            <w:tcMar>
+              <w:top w:w="70" w:type="dxa"/>
+              <w:left w:w="90" w:type="dxa"/>
+              <w:bottom w:w="70" w:type="dxa"/>
+              <w:right w:w="90" w:type="dxa"/>
+            </w:tcMar>
+          </w:tcPr>
+          <w:p>
+            <w:pPr>
+              <w:spacing w:after="40"/>
+            </w:pPr>
+            <w:r>
+              <w:rPr>
+                <w:sz w:val="19"/>
+                <w:szCs w:val="19"/>
+              </w:rPr>
+              <w:t>Grammy raw</w:t>
+            </w:r>
+          </w:p>
+        </w:tc>
+        <w:tc>
+          <w:tcPr>
+            <w:tcW w:w="1200" w:type="dxa"/>
+            <w:tcBorders>
+              <w:top w:val="none" w:sz="0" w:space="0" w:color="FFFFFF"/>
+              <w:left w:val="none" w:sz="0" w:space="0" w:color="FFFFFF"/>
+              <w:bottom w:val="single" w:sz="4" w:space="0" w:color="BFBFBF"/>
+              <w:right w:val="none" w:sz="0" w:space="0" w:color="FFFFFF"/>
+            </w:tcBorders>
+            <w:tcMar>
+              <w:top w:w="70" w:type="dxa"/>
+              <w:left w:w="90" w:type="dxa"/>
+              <w:bottom w:w="70" w:type="dxa"/>
+              <w:right w:w="90" w:type="dxa"/>
+            </w:tcMar>
+          </w:tcPr>
+          <w:p>
+            <w:pPr>
+              <w:spacing w:after="40"/>
+            </w:pPr>
+            <w:r>
+              <w:rPr>
+                <w:sz w:val="19"/>
+                <w:szCs w:val="19"/>
+              </w:rPr>
+              <w:t>winner</w:t>
+            </w:r>
+          </w:p>
+        </w:tc>
+        <w:tc>
+          <w:tcPr>
+            <w:tcW w:w="1300" w:type="dxa"/>
+            <w:tcBorders>
+              <w:top w:val="none" w:sz="0" w:space="0" w:color="FFFFFF"/>
+              <w:left w:val="none" w:sz="0" w:space="0" w:color="FFFFFF"/>
+              <w:bottom w:val="single" w:sz="4" w:space="0" w:color="BFBFBF"/>
+              <w:right w:val="none" w:sz="0" w:space="0" w:color="FFFFFF"/>
+            </w:tcBorders>
+            <w:tcMar>
+              <w:top w:w="70" w:type="dxa"/>
+              <w:left w:w="90" w:type="dxa"/>
+              <w:bottom w:w="70" w:type="dxa"/>
+              <w:right w:w="90" w:type="dxa"/>
+            </w:tcMar>
+          </w:tcPr>
+          <w:p>
+            <w:pPr>
+              <w:spacing w:after="40"/>
+            </w:pPr>
+            <w:r>
+              <w:rPr>
+                <w:sz w:val="19"/>
+                <w:szCs w:val="19"/>
+              </w:rPr>
+              <w:t>Validity</w:t>
+            </w:r>
+          </w:p>
+        </w:tc>
+        <w:tc>
+          <w:tcPr>
+            <w:tcW w:w="1600" w:type="dxa"/>
+            <w:tcBorders>
+              <w:top w:val="none" w:sz="0" w:space="0" w:color="FFFFFF"/>
+              <w:left w:val="none" w:sz="0" w:space="0" w:color="FFFFFF"/>
+              <w:bottom w:val="single" w:sz="4" w:space="0" w:color="BFBFBF"/>
+              <w:right w:val="none" w:sz="0" w:space="0" w:color="FFFFFF"/>
+            </w:tcBorders>
+            <w:tcMar>
+              <w:top w:w="70" w:type="dxa"/>
+              <w:left w:w="90" w:type="dxa"/>
+              <w:bottom w:w="70" w:type="dxa"/>
+              <w:right w:w="90" w:type="dxa"/>
+            </w:tcMar>
+          </w:tcPr>
+          <w:p>
+            <w:pPr>
+              <w:spacing w:after="40"/>
+              <w:rPr>
+                <w:lang w:val="en-US"/>
+              </w:rPr>
+            </w:pPr>
+            <w:r>
+              <w:rPr>
+                <w:sz w:val="19"/>
+                <w:szCs w:val="19"/>
+                <w:lang w:val="en-US"/>
+              </w:rPr>
+              <w:t>Every record represents a Grammy win.</w:t>
+            </w:r>
+          </w:p>
+        </w:tc>
+        <w:tc>
+          <w:tcPr>
+            <w:tcW w:w="1350" w:type="dxa"/>
+            <w:tcBorders>
+              <w:top w:val="none" w:sz="0" w:space="0" w:color="FFFFFF"/>
+              <w:left w:val="none" w:sz="0" w:space="0" w:color="FFFFFF"/>
+              <w:bottom w:val="single" w:sz="4" w:space="0" w:color="BFBFBF"/>
+              <w:right w:val="none" w:sz="0" w:space="0" w:color="FFFFFF"/>
+            </w:tcBorders>
+            <w:tcMar>
+              <w:top w:w="70" w:type="dxa"/>
+              <w:left w:w="90" w:type="dxa"/>
+              <w:bottom w:w="70" w:type="dxa"/>
+              <w:right w:w="90" w:type="dxa"/>
+            </w:tcMar>
+          </w:tcPr>
+          <w:p>
+            <w:pPr>
+              <w:spacing w:after="40"/>
+            </w:pPr>
+            <w:r>
+              <w:rPr>
+                <w:sz w:val="19"/>
+                <w:szCs w:val="19"/>
+              </w:rPr>
+              <w:t>100% TRUE.</w:t>
+            </w:r>
+          </w:p>
+        </w:tc>
+        <w:tc>
+          <w:tcPr>
+            <w:tcW w:w="1300" w:type="dxa"/>
+            <w:tcBorders>
+              <w:top w:val="none" w:sz="0" w:space="0" w:color="FFFFFF"/>
+              <w:left w:val="none" w:sz="0" w:space="0" w:color="FFFFFF"/>
+              <w:bottom w:val="single" w:sz="4" w:space="0" w:color="BFBFBF"/>
+              <w:right w:val="none" w:sz="0" w:space="0" w:color="FFFFFF"/>
+            </w:tcBorders>
+            <w:tcMar>
+              <w:top w:w="70" w:type="dxa"/>
+              <w:left w:w="90" w:type="dxa"/>
+              <w:bottom w:w="70" w:type="dxa"/>
+              <w:right w:w="90" w:type="dxa"/>
+            </w:tcMar>
+          </w:tcPr>
+          <w:p>
+            <w:pPr>
+              <w:spacing w:after="40"/>
+            </w:pPr>
+            <w:r>
+              <w:rPr>
+                <w:sz w:val="19"/>
+                <w:szCs w:val="19"/>
+              </w:rPr>
+              <w:t>Critical</w:t>
+            </w:r>
+          </w:p>
+        </w:tc>
+        <w:tc>
+          <w:tcPr>
+            <w:tcW w:w="1260" w:type="dxa"/>
+            <w:tcBorders>
+              <w:top w:val="none" w:sz="0" w:space="0" w:color="FFFFFF"/>
+              <w:left w:val="none" w:sz="0" w:space="0" w:color="FFFFFF"/>
+              <w:bottom w:val="single" w:sz="4" w:space="0" w:color="BFBFBF"/>
+              <w:right w:val="none" w:sz="0" w:space="0" w:color="FFFFFF"/>
+            </w:tcBorders>
+            <w:tcMar>
+              <w:top w:w="70" w:type="dxa"/>
+              <w:left w:w="90" w:type="dxa"/>
+              <w:bottom w:w="70" w:type="dxa"/>
+              <w:right w:w="90" w:type="dxa"/>
+            </w:tcMar>
+          </w:tcPr>
+          <w:p>
+            <w:pPr>
+              <w:spacing w:after="40"/>
+            </w:pPr>
+            <w:r>
+              <w:rPr>
+                <w:sz w:val="19"/>
+                <w:szCs w:val="19"/>
+              </w:rPr>
+              <w:t>AR-01 to 03</w:t>
+            </w:r>
+          </w:p>
+        </w:tc>
+      </w:tr>
+      <w:tr>
+        <w:trPr>
+          <w:cantSplit/>
+        </w:trPr>
+        <w:tc>
+          <w:tcPr>
+            <w:tcW w:w="760" w:type="dxa"/>
+            <w:tcBorders>
+              <w:top w:val="none" w:sz="0" w:space="0" w:color="FFFFFF"/>
+              <w:left w:val="none" w:sz="0" w:space="0" w:color="FFFFFF"/>
+              <w:bottom w:val="single" w:sz="4" w:space="0" w:color="BFBFBF"/>
+              <w:right w:val="none" w:sz="0" w:space="0" w:color="FFFFFF"/>
+            </w:tcBorders>
+            <w:tcMar>
+              <w:top w:w="70" w:type="dxa"/>
+              <w:left w:w="90" w:type="dxa"/>
+              <w:bottom w:w="70" w:type="dxa"/>
+              <w:right w:w="90" w:type="dxa"/>
+            </w:tcMar>
+          </w:tcPr>
+          <w:p>
+            <w:pPr>
+              <w:spacing w:after="40"/>
+            </w:pPr>
+            <w:r>
+              <w:rPr>
+                <w:b/>
+                <w:bCs/>
+                <w:sz w:val="19"/>
+                <w:szCs w:val="19"/>
+              </w:rPr>
+              <w:t>DQ-08</w:t>
+            </w:r>
+          </w:p>
+        </w:tc>
+        <w:tc>
+          <w:tcPr>
+            <w:tcW w:w="950" w:type="dxa"/>
+            <w:tcBorders>
+              <w:top w:val="none" w:sz="0" w:space="0" w:color="FFFFFF"/>
+              <w:left w:val="none" w:sz="0" w:space="0" w:color="FFFFFF"/>
+              <w:bottom w:val="single" w:sz="4" w:space="0" w:color="BFBFBF"/>
+              <w:right w:val="none" w:sz="0" w:space="0" w:color="FFFFFF"/>
+            </w:tcBorders>
+            <w:tcMar>
+              <w:top w:w="70" w:type="dxa"/>
+              <w:left w:w="90" w:type="dxa"/>
+              <w:bottom w:w="70" w:type="dxa"/>
+              <w:right w:w="90" w:type="dxa"/>
+            </w:tcMar>
+          </w:tcPr>
+          <w:p>
+            <w:pPr>
+              <w:spacing w:after="40"/>
+            </w:pPr>
+            <w:r>
+              <w:rPr>
+                <w:sz w:val="19"/>
+                <w:szCs w:val="19"/>
+              </w:rPr>
+              <w:t>Grammy raw</w:t>
+            </w:r>
+          </w:p>
+        </w:tc>
+        <w:tc>
+          <w:tcPr>
+            <w:tcW w:w="1200" w:type="dxa"/>
+            <w:tcBorders>
+              <w:top w:val="none" w:sz="0" w:space="0" w:color="FFFFFF"/>
+              <w:left w:val="none" w:sz="0" w:space="0" w:color="FFFFFF"/>
+              <w:bottom w:val="single" w:sz="4" w:space="0" w:color="BFBFBF"/>
+              <w:right w:val="none" w:sz="0" w:space="0" w:color="FFFFFF"/>
+            </w:tcBorders>
+            <w:tcMar>
+              <w:top w:w="70" w:type="dxa"/>
+              <w:left w:w="90" w:type="dxa"/>
+              <w:bottom w:w="70" w:type="dxa"/>
+              <w:right w:w="90" w:type="dxa"/>
+            </w:tcMar>
+          </w:tcPr>
+          <w:p>
+            <w:pPr>
+              <w:spacing w:after="40"/>
+            </w:pPr>
+            <w:r>
+              <w:rPr>
+                <w:sz w:val="19"/>
+                <w:szCs w:val="19"/>
+              </w:rPr>
+              <w:t>artist</w:t>
+            </w:r>
+          </w:p>
+        </w:tc>
+        <w:tc>
+          <w:tcPr>
+            <w:tcW w:w="1300" w:type="dxa"/>
+            <w:tcBorders>
+              <w:top w:val="none" w:sz="0" w:space="0" w:color="FFFFFF"/>
+              <w:left w:val="none" w:sz="0" w:space="0" w:color="FFFFFF"/>
+              <w:bottom w:val="single" w:sz="4" w:space="0" w:color="BFBFBF"/>
+              <w:right w:val="none" w:sz="0" w:space="0" w:color="FFFFFF"/>
+            </w:tcBorders>
+            <w:tcMar>
+              <w:top w:w="70" w:type="dxa"/>
+              <w:left w:w="90" w:type="dxa"/>
+              <w:bottom w:w="70" w:type="dxa"/>
+              <w:right w:w="90" w:type="dxa"/>
+            </w:tcMar>
+          </w:tcPr>
+          <w:p>
+            <w:pPr>
+              <w:spacing w:after="40"/>
+            </w:pPr>
+            <w:r>
+              <w:rPr>
+                <w:sz w:val="19"/>
+                <w:szCs w:val="19"/>
+              </w:rPr>
+              <w:t>Completeness</w:t>
+            </w:r>
+          </w:p>
+        </w:tc>
+        <w:tc>
+          <w:tcPr>
+            <w:tcW w:w="1600" w:type="dxa"/>
+            <w:tcBorders>
+              <w:top w:val="none" w:sz="0" w:space="0" w:color="FFFFFF"/>
+              <w:left w:val="none" w:sz="0" w:space="0" w:color="FFFFFF"/>
+              <w:bottom w:val="single" w:sz="4" w:space="0" w:color="BFBFBF"/>
+              <w:right w:val="none" w:sz="0" w:space="0" w:color="FFFFFF"/>
+            </w:tcBorders>
+            <w:tcMar>
+              <w:top w:w="70" w:type="dxa"/>
+              <w:left w:w="90" w:type="dxa"/>
+              <w:bottom w:w="70" w:type="dxa"/>
+              <w:right w:w="90" w:type="dxa"/>
+            </w:tcMar>
+          </w:tcPr>
+          <w:p>
+            <w:pPr>
+              <w:spacing w:after="40"/>
+              <w:rPr>
+                <w:lang w:val="en-US"/>
+              </w:rPr>
+            </w:pPr>
+            <w:r>
+              <w:rPr>
+                <w:sz w:val="19"/>
+                <w:szCs w:val="19"/>
+                <w:lang w:val="en-US"/>
+              </w:rPr>
+              <w:t>The artist is present for enough records.</w:t>
+            </w:r>
+          </w:p>
+        </w:tc>
+        <w:tc>
+          <w:tcPr>
+            <w:tcW w:w="1350" w:type="dxa"/>
+            <w:tcBorders>
+              <w:top w:val="none" w:sz="0" w:space="0" w:color="FFFFFF"/>
+              <w:left w:val="none" w:sz="0" w:space="0" w:color="FFFFFF"/>
+              <w:bottom w:val="single" w:sz="4" w:space="0" w:color="BFBFBF"/>
+              <w:right w:val="none" w:sz="0" w:space="0" w:color="FFFFFF"/>
+            </w:tcBorders>
+            <w:tcMar>
+              <w:top w:w="70" w:type="dxa"/>
+              <w:left w:w="90" w:type="dxa"/>
+              <w:bottom w:w="70" w:type="dxa"/>
+              <w:right w:w="90" w:type="dxa"/>
+            </w:tcMar>
+          </w:tcPr>
+          <w:p>
+            <w:pPr>
+              <w:spacing w:after="40"/>
+            </w:pPr>
+            <w:r>
+              <w:rPr>
+                <w:sz w:val="19"/>
+                <w:szCs w:val="19"/>
+              </w:rPr>
+              <w:t xml:space="preserve">At </w:t>
+            </w:r>
+            <w:proofErr w:type="spellStart"/>
+            <w:r>
+              <w:rPr>
+                <w:sz w:val="19"/>
+                <w:szCs w:val="19"/>
+              </w:rPr>
+              <w:t>least</w:t>
+            </w:r>
+            <w:proofErr w:type="spellEnd"/>
+            <w:r>
+              <w:rPr>
+                <w:sz w:val="19"/>
+                <w:szCs w:val="19"/>
+              </w:rPr>
+              <w:t xml:space="preserve"> 50% non-</w:t>
+            </w:r>
+            <w:proofErr w:type="spellStart"/>
+            <w:r>
+              <w:rPr>
+                <w:sz w:val="19"/>
+                <w:szCs w:val="19"/>
+              </w:rPr>
+              <w:t>null</w:t>
+            </w:r>
+            <w:proofErr w:type="spellEnd"/>
+            <w:r>
+              <w:rPr>
+                <w:sz w:val="19"/>
+                <w:szCs w:val="19"/>
+              </w:rPr>
+              <w:t>.</w:t>
+            </w:r>
+          </w:p>
+        </w:tc>
+        <w:tc>
+          <w:tcPr>
+            <w:tcW w:w="1300" w:type="dxa"/>
+            <w:tcBorders>
+              <w:top w:val="none" w:sz="0" w:space="0" w:color="FFFFFF"/>
+              <w:left w:val="none" w:sz="0" w:space="0" w:color="FFFFFF"/>
+              <w:bottom w:val="single" w:sz="4" w:space="0" w:color="BFBFBF"/>
+              <w:right w:val="none" w:sz="0" w:space="0" w:color="FFFFFF"/>
+            </w:tcBorders>
+            <w:tcMar>
+              <w:top w:w="70" w:type="dxa"/>
+              <w:left w:w="90" w:type="dxa"/>
+              <w:bottom w:w="70" w:type="dxa"/>
+              <w:right w:w="90" w:type="dxa"/>
+            </w:tcMar>
+          </w:tcPr>
+          <w:p>
+            <w:pPr>
+              <w:spacing w:after="40"/>
+            </w:pPr>
+            <w:r>
+              <w:rPr>
+                <w:sz w:val="19"/>
+                <w:szCs w:val="19"/>
+              </w:rPr>
+              <w:t>Warning</w:t>
+            </w:r>
+          </w:p>
+        </w:tc>
+        <w:tc>
+          <w:tcPr>
+            <w:tcW w:w="1260" w:type="dxa"/>
+            <w:tcBorders>
+              <w:top w:val="none" w:sz="0" w:space="0" w:color="FFFFFF"/>
+              <w:left w:val="none" w:sz="0" w:space="0" w:color="FFFFFF"/>
+              <w:bottom w:val="single" w:sz="4" w:space="0" w:color="BFBFBF"/>
+              <w:right w:val="none" w:sz="0" w:space="0" w:color="FFFFFF"/>
+            </w:tcBorders>
+            <w:tcMar>
+              <w:top w:w="70" w:type="dxa"/>
+              <w:left w:w="90" w:type="dxa"/>
+              <w:bottom w:w="70" w:type="dxa"/>
+              <w:right w:w="90" w:type="dxa"/>
+            </w:tcMar>
+          </w:tcPr>
+          <w:p>
+            <w:pPr>
+              <w:spacing w:after="40"/>
+            </w:pPr>
+            <w:r>
+              <w:rPr>
+                <w:sz w:val="19"/>
+                <w:szCs w:val="19"/>
+              </w:rPr>
+              <w:t>AR-01 to 03</w:t>
+            </w:r>
+          </w:p>
+        </w:tc>
+      </w:tr>
+      <w:tr>
+        <w:trPr>
+          <w:cantSplit/>
+        </w:trPr>
+        <w:tc>
+          <w:tcPr>
+            <w:tcW w:w="760" w:type="dxa"/>
+            <w:tcBorders>
+              <w:top w:val="none" w:sz="0" w:space="0" w:color="FFFFFF"/>
+              <w:left w:val="none" w:sz="0" w:space="0" w:color="FFFFFF"/>
+              <w:bottom w:val="single" w:sz="4" w:space="0" w:color="BFBFBF"/>
+              <w:right w:val="none" w:sz="0" w:space="0" w:color="FFFFFF"/>
+            </w:tcBorders>
+            <w:tcMar>
+              <w:top w:w="70" w:type="dxa"/>
+              <w:left w:w="90" w:type="dxa"/>
+              <w:bottom w:w="70" w:type="dxa"/>
+              <w:right w:w="90" w:type="dxa"/>
+            </w:tcMar>
+          </w:tcPr>
+          <w:p>
+            <w:pPr>
+              <w:spacing w:after="40"/>
+            </w:pPr>
+            <w:r>
+              <w:rPr>
+                <w:b/>
+                <w:bCs/>
+                <w:sz w:val="19"/>
+                <w:szCs w:val="19"/>
+              </w:rPr>
+              <w:t>DQ-09</w:t>
+            </w:r>
+          </w:p>
+        </w:tc>
+        <w:tc>
+          <w:tcPr>
+            <w:tcW w:w="950" w:type="dxa"/>
+            <w:tcBorders>
+              <w:top w:val="none" w:sz="0" w:space="0" w:color="FFFFFF"/>
+              <w:left w:val="none" w:sz="0" w:space="0" w:color="FFFFFF"/>
+              <w:bottom w:val="single" w:sz="4" w:space="0" w:color="BFBFBF"/>
+              <w:right w:val="none" w:sz="0" w:space="0" w:color="FFFFFF"/>
+            </w:tcBorders>
+            <w:tcMar>
+              <w:top w:w="70" w:type="dxa"/>
+              <w:left w:w="90" w:type="dxa"/>
+              <w:bottom w:w="70" w:type="dxa"/>
+              <w:right w:w="90" w:type="dxa"/>
+            </w:tcMar>
+          </w:tcPr>
+          <w:p>
+            <w:pPr>
+              <w:spacing w:after="40"/>
+            </w:pPr>
+            <w:r>
+              <w:rPr>
+                <w:sz w:val="19"/>
+                <w:szCs w:val="19"/>
+              </w:rPr>
+              <w:t>Prepared</w:t>
+            </w:r>
+          </w:p>
+        </w:tc>
+        <w:tc>
+          <w:tcPr>
+            <w:tcW w:w="1200" w:type="dxa"/>
+            <w:tcBorders>
+              <w:top w:val="none" w:sz="0" w:space="0" w:color="FFFFFF"/>
+              <w:left w:val="none" w:sz="0" w:space="0" w:color="FFFFFF"/>
+              <w:bottom w:val="single" w:sz="4" w:space="0" w:color="BFBFBF"/>
+              <w:right w:val="none" w:sz="0" w:space="0" w:color="FFFFFF"/>
+            </w:tcBorders>
+            <w:tcMar>
+              <w:top w:w="70" w:type="dxa"/>
+              <w:left w:w="90" w:type="dxa"/>
+              <w:bottom w:w="70" w:type="dxa"/>
+              <w:right w:w="90" w:type="dxa"/>
+            </w:tcMar>
+          </w:tcPr>
+          <w:p>
+            <w:pPr>
+              <w:spacing w:after="40"/>
+            </w:pPr>
+            <w:r>
+              <w:rPr>
+                <w:sz w:val="19"/>
+                <w:szCs w:val="19"/>
+              </w:rPr>
+              <w:t>track_id</w:t>
+            </w:r>
+          </w:p>
+        </w:tc>
+        <w:tc>
+          <w:tcPr>
+            <w:tcW w:w="1300" w:type="dxa"/>
+            <w:tcBorders>
+              <w:top w:val="none" w:sz="0" w:space="0" w:color="FFFFFF"/>
+              <w:left w:val="none" w:sz="0" w:space="0" w:color="FFFFFF"/>
+              <w:bottom w:val="single" w:sz="4" w:space="0" w:color="BFBFBF"/>
+              <w:right w:val="none" w:sz="0" w:space="0" w:color="FFFFFF"/>
+            </w:tcBorders>
+            <w:tcMar>
+              <w:top w:w="70" w:type="dxa"/>
+              <w:left w:w="90" w:type="dxa"/>
+              <w:bottom w:w="70" w:type="dxa"/>
+              <w:right w:w="90" w:type="dxa"/>
+            </w:tcMar>
+          </w:tcPr>
+          <w:p>
+            <w:pPr>
+              <w:spacing w:after="40"/>
+            </w:pPr>
+            <w:r>
+              <w:rPr>
+                <w:sz w:val="19"/>
+                <w:szCs w:val="19"/>
+              </w:rPr>
+              <w:t>Uniqueness</w:t>
+            </w:r>
+          </w:p>
+        </w:tc>
+        <w:tc>
+          <w:tcPr>
+            <w:tcW w:w="1600" w:type="dxa"/>
+            <w:tcBorders>
+              <w:top w:val="none" w:sz="0" w:space="0" w:color="FFFFFF"/>
+              <w:left w:val="none" w:sz="0" w:space="0" w:color="FFFFFF"/>
+              <w:bottom w:val="single" w:sz="4" w:space="0" w:color="BFBFBF"/>
+              <w:right w:val="none" w:sz="0" w:space="0" w:color="FFFFFF"/>
+            </w:tcBorders>
+            <w:tcMar>
+              <w:top w:w="70" w:type="dxa"/>
+              <w:left w:w="90" w:type="dxa"/>
+              <w:bottom w:w="70" w:type="dxa"/>
+              <w:right w:w="90" w:type="dxa"/>
+            </w:tcMar>
+          </w:tcPr>
+          <w:p>
+            <w:pPr>
+              <w:spacing w:after="40"/>
+              <w:rPr>
+                <w:lang w:val="en-US"/>
+              </w:rPr>
+            </w:pPr>
+            <w:r>
+              <w:rPr>
+                <w:sz w:val="19"/>
+                <w:szCs w:val="19"/>
+                <w:lang w:val="en-US"/>
+              </w:rPr>
+              <w:t>There is one row per track.</w:t>
+            </w:r>
+          </w:p>
+        </w:tc>
+        <w:tc>
+          <w:tcPr>
+            <w:tcW w:w="1350" w:type="dxa"/>
+            <w:tcBorders>
+              <w:top w:val="none" w:sz="0" w:space="0" w:color="FFFFFF"/>
+              <w:left w:val="none" w:sz="0" w:space="0" w:color="FFFFFF"/>
+              <w:bottom w:val="single" w:sz="4" w:space="0" w:color="BFBFBF"/>
+              <w:right w:val="none" w:sz="0" w:space="0" w:color="FFFFFF"/>
+            </w:tcBorders>
+            <w:tcMar>
+              <w:top w:w="70" w:type="dxa"/>
+              <w:left w:w="90" w:type="dxa"/>
+              <w:bottom w:w="70" w:type="dxa"/>
+              <w:right w:w="90" w:type="dxa"/>
+            </w:tcMar>
+          </w:tcPr>
+          <w:p>
+            <w:pPr>
+              <w:spacing w:after="40"/>
+            </w:pPr>
+            <w:r>
+              <w:rPr>
+                <w:sz w:val="19"/>
+                <w:szCs w:val="19"/>
+              </w:rPr>
+              <w:t xml:space="preserve">100% </w:t>
+            </w:r>
+            <w:proofErr w:type="spellStart"/>
+            <w:r>
+              <w:rPr>
+                <w:sz w:val="19"/>
+                <w:szCs w:val="19"/>
+              </w:rPr>
+              <w:t>unique</w:t>
+            </w:r>
+            <w:proofErr w:type="spellEnd"/>
+            <w:r>
+              <w:rPr>
+                <w:sz w:val="19"/>
+                <w:szCs w:val="19"/>
+              </w:rPr>
+              <w:t>.</w:t>
+            </w:r>
+          </w:p>
+        </w:tc>
+        <w:tc>
+          <w:tcPr>
+            <w:tcW w:w="1300" w:type="dxa"/>
+            <w:tcBorders>
+              <w:top w:val="none" w:sz="0" w:space="0" w:color="FFFFFF"/>
+              <w:left w:val="none" w:sz="0" w:space="0" w:color="FFFFFF"/>
+              <w:bottom w:val="single" w:sz="4" w:space="0" w:color="BFBFBF"/>
+              <w:right w:val="none" w:sz="0" w:space="0" w:color="FFFFFF"/>
+            </w:tcBorders>
+            <w:tcMar>
+              <w:top w:w="70" w:type="dxa"/>
+              <w:left w:w="90" w:type="dxa"/>
+              <w:bottom w:w="70" w:type="dxa"/>
+              <w:right w:w="90" w:type="dxa"/>
+            </w:tcMar>
+          </w:tcPr>
+          <w:p>
+            <w:pPr>
+              <w:spacing w:after="40"/>
+            </w:pPr>
+            <w:r>
+              <w:rPr>
+                <w:sz w:val="19"/>
+                <w:szCs w:val="19"/>
+              </w:rPr>
+              <w:t>Critical</w:t>
+            </w:r>
+          </w:p>
+        </w:tc>
+        <w:tc>
+          <w:tcPr>
+            <w:tcW w:w="1260" w:type="dxa"/>
+            <w:tcBorders>
+              <w:top w:val="none" w:sz="0" w:space="0" w:color="FFFFFF"/>
+              <w:left w:val="none" w:sz="0" w:space="0" w:color="FFFFFF"/>
+              <w:bottom w:val="single" w:sz="4" w:space="0" w:color="BFBFBF"/>
+              <w:right w:val="none" w:sz="0" w:space="0" w:color="FFFFFF"/>
+            </w:tcBorders>
+            <w:tcMar>
+              <w:top w:w="70" w:type="dxa"/>
+              <w:left w:w="90" w:type="dxa"/>
+              <w:bottom w:w="70" w:type="dxa"/>
+              <w:right w:w="90" w:type="dxa"/>
+            </w:tcMar>
+          </w:tcPr>
+          <w:p>
+            <w:pPr>
+              <w:spacing w:after="40"/>
+            </w:pPr>
+            <w:r>
+              <w:rPr>
+                <w:sz w:val="19"/>
+                <w:szCs w:val="19"/>
+              </w:rPr>
+              <w:t>AR-01 to 03</w:t>
+            </w:r>
+          </w:p>
+        </w:tc>
+      </w:tr>
+      <w:tr>
+        <w:trPr>
+          <w:cantSplit/>
+        </w:trPr>
+        <w:tc>
+          <w:tcPr>
+            <w:tcW w:w="760" w:type="dxa"/>
+            <w:tcBorders>
+              <w:top w:val="none" w:sz="0" w:space="0" w:color="FFFFFF"/>
+              <w:left w:val="none" w:sz="0" w:space="0" w:color="FFFFFF"/>
+              <w:bottom w:val="single" w:sz="4" w:space="0" w:color="BFBFBF"/>
+              <w:right w:val="none" w:sz="0" w:space="0" w:color="FFFFFF"/>
+            </w:tcBorders>
+            <w:tcMar>
+              <w:top w:w="70" w:type="dxa"/>
+              <w:left w:w="90" w:type="dxa"/>
+              <w:bottom w:w="70" w:type="dxa"/>
+              <w:right w:w="90" w:type="dxa"/>
+            </w:tcMar>
+          </w:tcPr>
+          <w:p>
+            <w:pPr>
+              <w:spacing w:after="40"/>
+            </w:pPr>
+            <w:r>
+              <w:rPr>
+                <w:b/>
+                <w:bCs/>
+                <w:sz w:val="19"/>
+                <w:szCs w:val="19"/>
+              </w:rPr>
+              <w:t>DQ-10</w:t>
+            </w:r>
+          </w:p>
+        </w:tc>
+        <w:tc>
+          <w:tcPr>
+            <w:tcW w:w="950" w:type="dxa"/>
+            <w:tcBorders>
+              <w:top w:val="none" w:sz="0" w:space="0" w:color="FFFFFF"/>
+              <w:left w:val="none" w:sz="0" w:space="0" w:color="FFFFFF"/>
+              <w:bottom w:val="single" w:sz="4" w:space="0" w:color="BFBFBF"/>
+              <w:right w:val="none" w:sz="0" w:space="0" w:color="FFFFFF"/>
+            </w:tcBorders>
+            <w:tcMar>
+              <w:top w:w="70" w:type="dxa"/>
+              <w:left w:w="90" w:type="dxa"/>
+              <w:bottom w:w="70" w:type="dxa"/>
+              <w:right w:w="90" w:type="dxa"/>
+            </w:tcMar>
+          </w:tcPr>
+          <w:p>
+            <w:pPr>
+              <w:spacing w:after="40"/>
+            </w:pPr>
+            <w:r>
+              <w:rPr>
+                <w:sz w:val="19"/>
+                <w:szCs w:val="19"/>
+              </w:rPr>
+              <w:t>Prepared</w:t>
+            </w:r>
+          </w:p>
+        </w:tc>
+        <w:tc>
+          <w:tcPr>
+            <w:tcW w:w="1200" w:type="dxa"/>
+            <w:tcBorders>
+              <w:top w:val="none" w:sz="0" w:space="0" w:color="FFFFFF"/>
+              <w:left w:val="none" w:sz="0" w:space="0" w:color="FFFFFF"/>
+              <w:bottom w:val="single" w:sz="4" w:space="0" w:color="BFBFBF"/>
+              <w:right w:val="none" w:sz="0" w:space="0" w:color="FFFFFF"/>
+            </w:tcBorders>
+            <w:tcMar>
+              <w:top w:w="70" w:type="dxa"/>
+              <w:left w:w="90" w:type="dxa"/>
+              <w:bottom w:w="70" w:type="dxa"/>
+              <w:right w:w="90" w:type="dxa"/>
+            </w:tcMar>
+          </w:tcPr>
+          <w:p>
+            <w:pPr>
+              <w:spacing w:after="40"/>
+              <w:rPr>
+                <w:lang w:val="en-US"/>
+              </w:rPr>
+            </w:pPr>
+            <w:r>
+              <w:rPr>
+                <w:sz w:val="19"/>
+                <w:szCs w:val="19"/>
+                <w:lang w:val="en-US"/>
+              </w:rPr>
+              <w:t>Required attributes, classification pair, measures</w:t>
+            </w:r>
+          </w:p>
+        </w:tc>
+        <w:tc>
+          <w:tcPr>
+            <w:tcW w:w="1300" w:type="dxa"/>
+            <w:tcBorders>
+              <w:top w:val="none" w:sz="0" w:space="0" w:color="FFFFFF"/>
+              <w:left w:val="none" w:sz="0" w:space="0" w:color="FFFFFF"/>
+              <w:bottom w:val="single" w:sz="4" w:space="0" w:color="BFBFBF"/>
+              <w:right w:val="none" w:sz="0" w:space="0" w:color="FFFFFF"/>
+            </w:tcBorders>
+            <w:tcMar>
+              <w:top w:w="70" w:type="dxa"/>
+              <w:left w:w="90" w:type="dxa"/>
+              <w:bottom w:w="70" w:type="dxa"/>
+              <w:right w:w="90" w:type="dxa"/>
+            </w:tcMar>
+          </w:tcPr>
+          <w:p>
+            <w:pPr>
+              <w:spacing w:after="40"/>
+            </w:pPr>
+            <w:proofErr w:type="spellStart"/>
+            <w:r>
+              <w:rPr>
+                <w:sz w:val="19"/>
+                <w:szCs w:val="19"/>
+              </w:rPr>
+              <w:t>Validity</w:t>
+            </w:r>
+            <w:proofErr w:type="spellEnd"/>
+            <w:r>
+              <w:rPr>
+                <w:sz w:val="19"/>
+                <w:szCs w:val="19"/>
+              </w:rPr>
+              <w:t xml:space="preserve">, </w:t>
+            </w:r>
+            <w:proofErr w:type="spellStart"/>
+            <w:r>
+              <w:rPr>
+                <w:sz w:val="19"/>
+                <w:szCs w:val="19"/>
+              </w:rPr>
+              <w:t>consistency</w:t>
+            </w:r>
+            <w:proofErr w:type="spellEnd"/>
+          </w:p>
+        </w:tc>
+        <w:tc>
+          <w:tcPr>
+            <w:tcW w:w="1600" w:type="dxa"/>
+            <w:tcBorders>
+              <w:top w:val="none" w:sz="0" w:space="0" w:color="FFFFFF"/>
+              <w:left w:val="none" w:sz="0" w:space="0" w:color="FFFFFF"/>
+              <w:bottom w:val="single" w:sz="4" w:space="0" w:color="BFBFBF"/>
+              <w:right w:val="none" w:sz="0" w:space="0" w:color="FFFFFF"/>
+            </w:tcBorders>
+            <w:tcMar>
+              <w:top w:w="70" w:type="dxa"/>
+              <w:left w:w="90" w:type="dxa"/>
+              <w:bottom w:w="70" w:type="dxa"/>
+              <w:right w:w="90" w:type="dxa"/>
+            </w:tcMar>
+          </w:tcPr>
+          <w:p>
+            <w:pPr>
+              <w:spacing w:after="40"/>
+              <w:rPr>
+                <w:lang w:val="en-US"/>
+              </w:rPr>
+            </w:pPr>
+            <w:r>
+              <w:rPr>
+                <w:sz w:val="19"/>
+                <w:szCs w:val="19"/>
+                <w:lang w:val="en-US"/>
+              </w:rPr>
+              <w:t>Required attributes exist, values respect the Data Warehouse domains, and the classification pair is one of the four valid combinations.</w:t>
+            </w:r>
+          </w:p>
+        </w:tc>
+        <w:tc>
+          <w:tcPr>
+            <w:tcW w:w="1350" w:type="dxa"/>
+            <w:tcBorders>
+              <w:top w:val="none" w:sz="0" w:space="0" w:color="FFFFFF"/>
+              <w:left w:val="none" w:sz="0" w:space="0" w:color="FFFFFF"/>
+              <w:bottom w:val="single" w:sz="4" w:space="0" w:color="BFBFBF"/>
+              <w:right w:val="none" w:sz="0" w:space="0" w:color="FFFFFF"/>
+            </w:tcBorders>
+            <w:tcMar>
+              <w:top w:w="70" w:type="dxa"/>
+              <w:left w:w="90" w:type="dxa"/>
+              <w:bottom w:w="70" w:type="dxa"/>
+              <w:right w:w="90" w:type="dxa"/>
+            </w:tcMar>
+          </w:tcPr>
+          <w:p>
+            <w:pPr>
+              <w:spacing w:after="40"/>
+              <w:rPr>
+                <w:lang w:val="en-US"/>
+              </w:rPr>
+            </w:pPr>
+            <w:r>
+              <w:rPr>
+                <w:sz w:val="19"/>
+                <w:szCs w:val="19"/>
+                <w:lang w:val="en-US"/>
+              </w:rPr>
+              <w:t>100% of attributes present; 100% of rows within domains.</w:t>
+            </w:r>
+          </w:p>
+        </w:tc>
+        <w:tc>
+          <w:tcPr>
+            <w:tcW w:w="1300" w:type="dxa"/>
+            <w:tcBorders>
+              <w:top w:val="none" w:sz="0" w:space="0" w:color="FFFFFF"/>
+              <w:left w:val="none" w:sz="0" w:space="0" w:color="FFFFFF"/>
+              <w:bottom w:val="single" w:sz="4" w:space="0" w:color="BFBFBF"/>
+              <w:right w:val="none" w:sz="0" w:space="0" w:color="FFFFFF"/>
+            </w:tcBorders>
+            <w:tcMar>
+              <w:top w:w="70" w:type="dxa"/>
+              <w:left w:w="90" w:type="dxa"/>
+              <w:bottom w:w="70" w:type="dxa"/>
+              <w:right w:w="90" w:type="dxa"/>
+            </w:tcMar>
+          </w:tcPr>
+          <w:p>
+            <w:pPr>
+              <w:spacing w:after="40"/>
+            </w:pPr>
+            <w:proofErr w:type="spellStart"/>
+            <w:r>
+              <w:rPr>
+                <w:sz w:val="19"/>
+                <w:szCs w:val="19"/>
+              </w:rPr>
+              <w:t>Critical</w:t>
+            </w:r>
+            <w:proofErr w:type="spellEnd"/>
+          </w:p>
+        </w:tc>
+        <w:tc>
+          <w:tcPr>
+            <w:tcW w:w="1260" w:type="dxa"/>
+            <w:tcBorders>
+              <w:top w:val="none" w:sz="0" w:space="0" w:color="FFFFFF"/>
+              <w:left w:val="none" w:sz="0" w:space="0" w:color="FFFFFF"/>
+              <w:bottom w:val="single" w:sz="4" w:space="0" w:color="BFBFBF"/>
+              <w:right w:val="none" w:sz="0" w:space="0" w:color="FFFFFF"/>
+            </w:tcBorders>
+            <w:tcMar>
+              <w:top w:w="70" w:type="dxa"/>
+              <w:left w:w="90" w:type="dxa"/>
+              <w:bottom w:w="70" w:type="dxa"/>
+              <w:right w:w="90" w:type="dxa"/>
+            </w:tcMar>
+          </w:tcPr>
+          <w:p>
+            <w:pPr>
+              <w:spacing w:after="40"/>
+            </w:pPr>
+            <w:r>
+              <w:rPr>
+                <w:sz w:val="19"/>
+                <w:szCs w:val="19"/>
+              </w:rPr>
+              <w:t>AR-01 to 03</w:t>
+            </w:r>
+          </w:p>
+        </w:tc>
+      </w:tr>
+      <w:tr>
+        <w:trPr>
+          <w:cantSplit/>
+        </w:trPr>
+        <w:tc>
+          <w:tcPr>
+            <w:tcW w:w="760" w:type="dxa"/>
+            <w:tcBorders>
+              <w:top w:val="none" w:sz="0" w:space="0" w:color="FFFFFF"/>
+              <w:left w:val="none" w:sz="0" w:space="0" w:color="FFFFFF"/>
+              <w:bottom w:val="single" w:sz="4" w:space="0" w:color="BFBFBF"/>
+              <w:right w:val="none" w:sz="0" w:space="0" w:color="FFFFFF"/>
+            </w:tcBorders>
+            <w:tcMar>
+              <w:top w:w="70" w:type="dxa"/>
+              <w:left w:w="90" w:type="dxa"/>
+              <w:bottom w:w="70" w:type="dxa"/>
+              <w:right w:w="90" w:type="dxa"/>
+            </w:tcMar>
+          </w:tcPr>
+          <w:p>
+            <w:pPr>
+              <w:spacing w:after="40"/>
+            </w:pPr>
+            <w:r>
+              <w:rPr>
+                <w:b/>
+                <w:bCs/>
+                <w:sz w:val="19"/>
+                <w:szCs w:val="19"/>
+              </w:rPr>
+              <w:lastRenderedPageBreak/>
+              <w:t>DQ-11</w:t>
+            </w:r>
+          </w:p>
+        </w:tc>
+        <w:tc>
+          <w:tcPr>
+            <w:tcW w:w="950" w:type="dxa"/>
+            <w:tcBorders>
+              <w:top w:val="none" w:sz="0" w:space="0" w:color="FFFFFF"/>
+              <w:left w:val="none" w:sz="0" w:space="0" w:color="FFFFFF"/>
+              <w:bottom w:val="single" w:sz="4" w:space="0" w:color="BFBFBF"/>
+              <w:right w:val="none" w:sz="0" w:space="0" w:color="FFFFFF"/>
+            </w:tcBorders>
+            <w:tcMar>
+              <w:top w:w="70" w:type="dxa"/>
+              <w:left w:w="90" w:type="dxa"/>
+              <w:bottom w:w="70" w:type="dxa"/>
+              <w:right w:w="90" w:type="dxa"/>
+            </w:tcMar>
+          </w:tcPr>
+          <w:p>
+            <w:pPr>
+              <w:spacing w:after="40"/>
+            </w:pPr>
+            <w:r>
+              <w:rPr>
+                <w:sz w:val="19"/>
+                <w:szCs w:val="19"/>
+              </w:rPr>
+              <w:t>Prepared</w:t>
+            </w:r>
+          </w:p>
+        </w:tc>
+        <w:tc>
+          <w:tcPr>
+            <w:tcW w:w="1200" w:type="dxa"/>
+            <w:tcBorders>
+              <w:top w:val="none" w:sz="0" w:space="0" w:color="FFFFFF"/>
+              <w:left w:val="none" w:sz="0" w:space="0" w:color="FFFFFF"/>
+              <w:bottom w:val="single" w:sz="4" w:space="0" w:color="BFBFBF"/>
+              <w:right w:val="none" w:sz="0" w:space="0" w:color="FFFFFF"/>
+            </w:tcBorders>
+            <w:tcMar>
+              <w:top w:w="70" w:type="dxa"/>
+              <w:left w:w="90" w:type="dxa"/>
+              <w:bottom w:w="70" w:type="dxa"/>
+              <w:right w:w="90" w:type="dxa"/>
+            </w:tcMar>
+          </w:tcPr>
+          <w:p>
+            <w:pPr>
+              <w:spacing w:after="40"/>
+            </w:pPr>
+            <w:r>
+              <w:rPr>
+                <w:sz w:val="19"/>
+                <w:szCs w:val="19"/>
+              </w:rPr>
+              <w:t>Grammy recognition group</w:t>
+            </w:r>
+          </w:p>
+        </w:tc>
+        <w:tc>
+          <w:tcPr>
+            <w:tcW w:w="1300" w:type="dxa"/>
+            <w:tcBorders>
+              <w:top w:val="none" w:sz="0" w:space="0" w:color="FFFFFF"/>
+              <w:left w:val="none" w:sz="0" w:space="0" w:color="FFFFFF"/>
+              <w:bottom w:val="single" w:sz="4" w:space="0" w:color="BFBFBF"/>
+              <w:right w:val="none" w:sz="0" w:space="0" w:color="FFFFFF"/>
+            </w:tcBorders>
+            <w:tcMar>
+              <w:top w:w="70" w:type="dxa"/>
+              <w:left w:w="90" w:type="dxa"/>
+              <w:bottom w:w="70" w:type="dxa"/>
+              <w:right w:w="90" w:type="dxa"/>
+            </w:tcMar>
+          </w:tcPr>
+          <w:p>
+            <w:pPr>
+              <w:spacing w:after="40"/>
+            </w:pPr>
+            <w:r>
+              <w:rPr>
+                <w:sz w:val="19"/>
+                <w:szCs w:val="19"/>
+              </w:rPr>
+              <w:t>Completeness (analytical readiness)</w:t>
+            </w:r>
+          </w:p>
+        </w:tc>
+        <w:tc>
+          <w:tcPr>
+            <w:tcW w:w="1600" w:type="dxa"/>
+            <w:tcBorders>
+              <w:top w:val="none" w:sz="0" w:space="0" w:color="FFFFFF"/>
+              <w:left w:val="none" w:sz="0" w:space="0" w:color="FFFFFF"/>
+              <w:bottom w:val="single" w:sz="4" w:space="0" w:color="BFBFBF"/>
+              <w:right w:val="none" w:sz="0" w:space="0" w:color="FFFFFF"/>
+            </w:tcBorders>
+            <w:tcMar>
+              <w:top w:w="70" w:type="dxa"/>
+              <w:left w:w="90" w:type="dxa"/>
+              <w:bottom w:w="70" w:type="dxa"/>
+              <w:right w:w="90" w:type="dxa"/>
+            </w:tcMar>
+          </w:tcPr>
+          <w:p>
+            <w:pPr>
+              <w:spacing w:after="40"/>
+              <w:rPr>
+                <w:lang w:val="en-US"/>
+              </w:rPr>
+            </w:pPr>
+            <w:r>
+              <w:rPr>
+                <w:sz w:val="19"/>
+                <w:szCs w:val="19"/>
+                <w:lang w:val="en-US"/>
+              </w:rPr>
+              <w:t>The Grammy-recognized group is large enough to compare.</w:t>
+            </w:r>
+          </w:p>
+        </w:tc>
+        <w:tc>
+          <w:tcPr>
+            <w:tcW w:w="1350" w:type="dxa"/>
+            <w:tcBorders>
+              <w:top w:val="none" w:sz="0" w:space="0" w:color="FFFFFF"/>
+              <w:left w:val="none" w:sz="0" w:space="0" w:color="FFFFFF"/>
+              <w:bottom w:val="single" w:sz="4" w:space="0" w:color="BFBFBF"/>
+              <w:right w:val="none" w:sz="0" w:space="0" w:color="FFFFFF"/>
+            </w:tcBorders>
+            <w:tcMar>
+              <w:top w:w="70" w:type="dxa"/>
+              <w:left w:w="90" w:type="dxa"/>
+              <w:bottom w:w="70" w:type="dxa"/>
+              <w:right w:w="90" w:type="dxa"/>
+            </w:tcMar>
+          </w:tcPr>
+          <w:p>
+            <w:pPr>
+              <w:spacing w:after="40"/>
+              <w:rPr>
+                <w:lang w:val="en-US"/>
+              </w:rPr>
+            </w:pPr>
+            <w:r>
+              <w:rPr>
+                <w:sz w:val="19"/>
+                <w:szCs w:val="19"/>
+                <w:lang w:val="en-US"/>
+              </w:rPr>
+              <w:t>At least 1,000 tracks and 2% of tracks.</w:t>
+            </w:r>
+          </w:p>
+        </w:tc>
+        <w:tc>
+          <w:tcPr>
+            <w:tcW w:w="1300" w:type="dxa"/>
+            <w:tcBorders>
+              <w:top w:val="none" w:sz="0" w:space="0" w:color="FFFFFF"/>
+              <w:left w:val="none" w:sz="0" w:space="0" w:color="FFFFFF"/>
+              <w:bottom w:val="single" w:sz="4" w:space="0" w:color="BFBFBF"/>
+              <w:right w:val="none" w:sz="0" w:space="0" w:color="FFFFFF"/>
+            </w:tcBorders>
+            <w:tcMar>
+              <w:top w:w="70" w:type="dxa"/>
+              <w:left w:w="90" w:type="dxa"/>
+              <w:bottom w:w="70" w:type="dxa"/>
+              <w:right w:w="90" w:type="dxa"/>
+            </w:tcMar>
+          </w:tcPr>
+          <w:p>
+            <w:pPr>
+              <w:spacing w:after="40"/>
+            </w:pPr>
+            <w:proofErr w:type="spellStart"/>
+            <w:r>
+              <w:rPr>
+                <w:sz w:val="19"/>
+                <w:szCs w:val="19"/>
+              </w:rPr>
+              <w:t>Warning</w:t>
+            </w:r>
+            <w:proofErr w:type="spellEnd"/>
+          </w:p>
+        </w:tc>
+        <w:tc>
+          <w:tcPr>
+            <w:tcW w:w="1260" w:type="dxa"/>
+            <w:tcBorders>
+              <w:top w:val="none" w:sz="0" w:space="0" w:color="FFFFFF"/>
+              <w:left w:val="none" w:sz="0" w:space="0" w:color="FFFFFF"/>
+              <w:bottom w:val="single" w:sz="4" w:space="0" w:color="BFBFBF"/>
+              <w:right w:val="none" w:sz="0" w:space="0" w:color="FFFFFF"/>
+            </w:tcBorders>
+            <w:tcMar>
+              <w:top w:w="70" w:type="dxa"/>
+              <w:left w:w="90" w:type="dxa"/>
+              <w:bottom w:w="70" w:type="dxa"/>
+              <w:right w:w="90" w:type="dxa"/>
+            </w:tcMar>
+          </w:tcPr>
+          <w:p>
+            <w:pPr>
+              <w:spacing w:after="40"/>
+            </w:pPr>
+            <w:r>
+              <w:rPr>
+                <w:sz w:val="19"/>
+                <w:szCs w:val="19"/>
+              </w:rPr>
+              <w:t>AR-01 to 03</w:t>
+            </w:r>
+          </w:p>
+        </w:tc>
+      </w:tr>
+      <w:tr>
+        <w:trPr>
+          <w:cantSplit/>
+        </w:trPr>
+        <w:tc>
+          <w:tcPr>
+            <w:tcW w:w="760" w:type="dxa"/>
+            <w:tcBorders>
+              <w:top w:val="none" w:sz="0" w:space="0" w:color="FFFFFF"/>
+              <w:left w:val="none" w:sz="0" w:space="0" w:color="FFFFFF"/>
+              <w:bottom w:val="single" w:sz="12" w:space="0" w:color="000000"/>
+              <w:right w:val="none" w:sz="0" w:space="0" w:color="FFFFFF"/>
+            </w:tcBorders>
+            <w:tcMar>
+              <w:top w:w="70" w:type="dxa"/>
+              <w:left w:w="90" w:type="dxa"/>
+              <w:bottom w:w="70" w:type="dxa"/>
+              <w:right w:w="90" w:type="dxa"/>
+            </w:tcMar>
+          </w:tcPr>
+          <w:p>
+            <w:pPr>
+              <w:spacing w:after="40"/>
+            </w:pPr>
+            <w:r>
+              <w:rPr>
+                <w:b/>
+                <w:bCs/>
+                <w:sz w:val="19"/>
+                <w:szCs w:val="19"/>
+              </w:rPr>
+              <w:t>DQ-12</w:t>
+            </w:r>
+          </w:p>
+        </w:tc>
+        <w:tc>
+          <w:tcPr>
+            <w:tcW w:w="950" w:type="dxa"/>
+            <w:tcBorders>
+              <w:top w:val="none" w:sz="0" w:space="0" w:color="FFFFFF"/>
+              <w:left w:val="none" w:sz="0" w:space="0" w:color="FFFFFF"/>
+              <w:bottom w:val="single" w:sz="12" w:space="0" w:color="000000"/>
+              <w:right w:val="none" w:sz="0" w:space="0" w:color="FFFFFF"/>
+            </w:tcBorders>
+            <w:tcMar>
+              <w:top w:w="70" w:type="dxa"/>
+              <w:left w:w="90" w:type="dxa"/>
+              <w:bottom w:w="70" w:type="dxa"/>
+              <w:right w:w="90" w:type="dxa"/>
+            </w:tcMar>
+          </w:tcPr>
+          <w:p>
+            <w:pPr>
+              <w:spacing w:after="40"/>
+            </w:pPr>
+            <w:r>
+              <w:rPr>
+                <w:sz w:val="19"/>
+                <w:szCs w:val="19"/>
+              </w:rPr>
+              <w:t>Prepared</w:t>
+            </w:r>
+          </w:p>
+        </w:tc>
+        <w:tc>
+          <w:tcPr>
+            <w:tcW w:w="1200" w:type="dxa"/>
+            <w:tcBorders>
+              <w:top w:val="none" w:sz="0" w:space="0" w:color="FFFFFF"/>
+              <w:left w:val="none" w:sz="0" w:space="0" w:color="FFFFFF"/>
+              <w:bottom w:val="single" w:sz="12" w:space="0" w:color="000000"/>
+              <w:right w:val="none" w:sz="0" w:space="0" w:color="FFFFFF"/>
+            </w:tcBorders>
+            <w:tcMar>
+              <w:top w:w="70" w:type="dxa"/>
+              <w:left w:w="90" w:type="dxa"/>
+              <w:bottom w:w="70" w:type="dxa"/>
+              <w:right w:w="90" w:type="dxa"/>
+            </w:tcMar>
+          </w:tcPr>
+          <w:p>
+            <w:pPr>
+              <w:spacing w:after="40"/>
+            </w:pPr>
+            <w:r>
+              <w:rPr>
+                <w:sz w:val="19"/>
+                <w:szCs w:val="19"/>
+              </w:rPr>
+              <w:t>Grammy artist matches</w:t>
+            </w:r>
+          </w:p>
+        </w:tc>
+        <w:tc>
+          <w:tcPr>
+            <w:tcW w:w="1300" w:type="dxa"/>
+            <w:tcBorders>
+              <w:top w:val="none" w:sz="0" w:space="0" w:color="FFFFFF"/>
+              <w:left w:val="none" w:sz="0" w:space="0" w:color="FFFFFF"/>
+              <w:bottom w:val="single" w:sz="12" w:space="0" w:color="000000"/>
+              <w:right w:val="none" w:sz="0" w:space="0" w:color="FFFFFF"/>
+            </w:tcBorders>
+            <w:tcMar>
+              <w:top w:w="70" w:type="dxa"/>
+              <w:left w:w="90" w:type="dxa"/>
+              <w:bottom w:w="70" w:type="dxa"/>
+              <w:right w:w="90" w:type="dxa"/>
+            </w:tcMar>
+          </w:tcPr>
+          <w:p>
+            <w:pPr>
+              <w:spacing w:after="40"/>
+            </w:pPr>
+            <w:r>
+              <w:rPr>
+                <w:sz w:val="19"/>
+                <w:szCs w:val="19"/>
+              </w:rPr>
+              <w:t>Consistency</w:t>
+            </w:r>
+          </w:p>
+        </w:tc>
+        <w:tc>
+          <w:tcPr>
+            <w:tcW w:w="1600" w:type="dxa"/>
+            <w:tcBorders>
+              <w:top w:val="none" w:sz="0" w:space="0" w:color="FFFFFF"/>
+              <w:left w:val="none" w:sz="0" w:space="0" w:color="FFFFFF"/>
+              <w:bottom w:val="single" w:sz="12" w:space="0" w:color="000000"/>
+              <w:right w:val="none" w:sz="0" w:space="0" w:color="FFFFFF"/>
+            </w:tcBorders>
+            <w:tcMar>
+              <w:top w:w="70" w:type="dxa"/>
+              <w:left w:w="90" w:type="dxa"/>
+              <w:bottom w:w="70" w:type="dxa"/>
+              <w:right w:w="90" w:type="dxa"/>
+            </w:tcMar>
+          </w:tcPr>
+          <w:p>
+            <w:pPr>
+              <w:spacing w:after="40"/>
+              <w:rPr>
+                <w:lang w:val="en-US"/>
+              </w:rPr>
+            </w:pPr>
+            <w:r>
+              <w:rPr>
+                <w:sz w:val="19"/>
+                <w:szCs w:val="19"/>
+                <w:lang w:val="en-US"/>
+              </w:rPr>
+              <w:t>Match coverage between the sources is reported.</w:t>
+            </w:r>
+          </w:p>
+        </w:tc>
+        <w:tc>
+          <w:tcPr>
+            <w:tcW w:w="1350" w:type="dxa"/>
+            <w:tcBorders>
+              <w:top w:val="none" w:sz="0" w:space="0" w:color="FFFFFF"/>
+              <w:left w:val="none" w:sz="0" w:space="0" w:color="FFFFFF"/>
+              <w:bottom w:val="single" w:sz="12" w:space="0" w:color="000000"/>
+              <w:right w:val="none" w:sz="0" w:space="0" w:color="FFFFFF"/>
+            </w:tcBorders>
+            <w:tcMar>
+              <w:top w:w="70" w:type="dxa"/>
+              <w:left w:w="90" w:type="dxa"/>
+              <w:bottom w:w="70" w:type="dxa"/>
+              <w:right w:w="90" w:type="dxa"/>
+            </w:tcMar>
+          </w:tcPr>
+          <w:p>
+            <w:pPr>
+              <w:spacing w:after="40"/>
+              <w:rPr>
+                <w:lang w:val="en-US"/>
+              </w:rPr>
+            </w:pPr>
+            <w:r>
+              <w:rPr>
+                <w:sz w:val="19"/>
+                <w:szCs w:val="19"/>
+                <w:lang w:val="en-US"/>
+              </w:rPr>
+              <w:t>Share of Grammy artists matched; no blocking threshold.</w:t>
+            </w:r>
+          </w:p>
+        </w:tc>
+        <w:tc>
+          <w:tcPr>
+            <w:tcW w:w="1300" w:type="dxa"/>
+            <w:tcBorders>
+              <w:top w:val="none" w:sz="0" w:space="0" w:color="FFFFFF"/>
+              <w:left w:val="none" w:sz="0" w:space="0" w:color="FFFFFF"/>
+              <w:bottom w:val="single" w:sz="12" w:space="0" w:color="000000"/>
+              <w:right w:val="none" w:sz="0" w:space="0" w:color="FFFFFF"/>
+            </w:tcBorders>
+            <w:tcMar>
+              <w:top w:w="70" w:type="dxa"/>
+              <w:left w:w="90" w:type="dxa"/>
+              <w:bottom w:w="70" w:type="dxa"/>
+              <w:right w:w="90" w:type="dxa"/>
+            </w:tcMar>
+          </w:tcPr>
+          <w:p>
+            <w:pPr>
+              <w:spacing w:after="40"/>
+            </w:pPr>
+            <w:proofErr w:type="spellStart"/>
+            <w:r>
+              <w:rPr>
+                <w:sz w:val="19"/>
+                <w:szCs w:val="19"/>
+              </w:rPr>
+              <w:t>Informational</w:t>
+            </w:r>
+            <w:proofErr w:type="spellEnd"/>
+          </w:p>
+        </w:tc>
+        <w:tc>
+          <w:tcPr>
+            <w:tcW w:w="1260" w:type="dxa"/>
+            <w:tcBorders>
+              <w:top w:val="none" w:sz="0" w:space="0" w:color="FFFFFF"/>
+              <w:left w:val="none" w:sz="0" w:space="0" w:color="FFFFFF"/>
+              <w:bottom w:val="single" w:sz="12" w:space="0" w:color="000000"/>
+              <w:right w:val="none" w:sz="0" w:space="0" w:color="FFFFFF"/>
+            </w:tcBorders>
+            <w:tcMar>
+              <w:top w:w="70" w:type="dxa"/>
+              <w:left w:w="90" w:type="dxa"/>
+              <w:bottom w:w="70" w:type="dxa"/>
+              <w:right w:w="90" w:type="dxa"/>
+            </w:tcMar>
+          </w:tcPr>
+          <w:p>
+            <w:pPr>
+              <w:spacing w:after="40"/>
+            </w:pPr>
+            <w:r>
+              <w:rPr>
+                <w:sz w:val="19"/>
+                <w:szCs w:val="19"/>
+              </w:rPr>
+              <w:t>AR-01 to 03</w:t>
+            </w:r>
+          </w:p>
+        </w:tc>
+      </w:tr>
+    </w:tbl>
+    <w:p>
+      <w:pPr>
+        <w:spacing w:after="160"/>
+      </w:pPr>
+    </w:p>
+    <w:p>
+      <w:pPr>
+        <w:pStyle w:val="Ttulo2"/>
+        <w:keepNext/>
+        <w:spacing w:before="260" w:after="100"/>
+      </w:pPr>
+      <w:r>
+        <w:rPr>
+          <w:b/>
+          <w:bCs/>
+          <w:color w:val="000000"/>
+          <w:sz w:val="22"/>
+          <w:szCs w:val="22"/>
+        </w:rPr>
+        <w:t>5.4. Justification of rules and thresholds</w:t>
+      </w:r>
+    </w:p>
+    <w:p>
+      <w:pPr>
+        <w:keepNext/>
+        <w:spacing w:before="120" w:after="20"/>
+      </w:pPr>
+      <w:r>
+        <w:rPr>
+          <w:b/>
+          <w:bCs/>
+          <w:sz w:val="19"/>
+          <w:szCs w:val="19"/>
+        </w:rPr>
+        <w:t>Table 14</w:t>
+      </w:r>
+    </w:p>
+    <w:p>
+      <w:pPr>
+        <w:keepNext/>
+        <w:spacing w:after="90"/>
+        <w:rPr>
+          <w:lang w:val="en-US"/>
+        </w:rPr>
+      </w:pPr>
+      <w:r>
+        <w:rPr>
+          <w:sz w:val="19"/>
+          <w:szCs w:val="19"/>
+          <w:lang w:val="en-US"/>
+        </w:rPr>
+        <w:t>Evidence and rationale behind each rule.</w:t>
+      </w:r>
+    </w:p>
+    <w:tbl>
+      <w:tblPr>
+        <w:tblW w:w="9720" w:type="dxa"/>
+        <w:tblBorders>
+          <w:top w:val="single" w:sz="4" w:space="0" w:color="auto"/>
+          <w:left w:val="single" w:sz="4" w:space="0" w:color="auto"/>
+          <w:bottom w:val="single" w:sz="4" w:space="0" w:color="auto"/>
+          <w:right w:val="single" w:sz="4" w:space="0" w:color="auto"/>
+          <w:insideH w:val="single" w:sz="4" w:space="0" w:color="auto"/>
+          <w:insideV w:val="single" w:sz="4" w:space="0" w:color="auto"/>
+        </w:tblBorders>
+        <w:tblLook w:val="04A0" w:firstRow="1" w:lastRow="0" w:firstColumn="1" w:lastColumn="0" w:noHBand="0" w:noVBand="1"/>
+      </w:tblPr>
+      <w:tblGrid>
+        <w:gridCol w:w="800"/>
+        <w:gridCol w:w="1900"/>
+        <w:gridCol w:w="7020"/>
+      </w:tblGrid>
+      <w:tr>
+        <w:trPr>
+          <w:tblHeader/>
+        </w:trPr>
+        <w:tc>
+          <w:tcPr>
+            <w:tcW w:w="800" w:type="dxa"/>
+            <w:tcBorders>
+              <w:top w:val="single" w:sz="12" w:space="0" w:color="000000"/>
+              <w:left w:val="none" w:sz="0" w:space="0" w:color="FFFFFF"/>
+              <w:bottom w:val="single" w:sz="6" w:space="0" w:color="000000"/>
+              <w:right w:val="none" w:sz="0" w:space="0" w:color="FFFFFF"/>
+            </w:tcBorders>
+            <w:tcMar>
+              <w:top w:w="70" w:type="dxa"/>
+              <w:left w:w="90" w:type="dxa"/>
+              <w:bottom w:w="70" w:type="dxa"/>
+              <w:right w:w="90" w:type="dxa"/>
+            </w:tcMar>
+          </w:tcPr>
+          <w:p>
+            <w:pPr>
+              <w:spacing w:after="40"/>
+            </w:pPr>
+            <w:r>
+              <w:rPr>
+                <w:b/>
+                <w:bCs/>
+                <w:sz w:val="19"/>
+                <w:szCs w:val="19"/>
+              </w:rPr>
+              <w:t>ID</w:t>
+            </w:r>
+          </w:p>
+        </w:tc>
+        <w:tc>
+          <w:tcPr>
+            <w:tcW w:w="1900" w:type="dxa"/>
+            <w:tcBorders>
+              <w:top w:val="single" w:sz="12" w:space="0" w:color="000000"/>
+              <w:left w:val="none" w:sz="0" w:space="0" w:color="FFFFFF"/>
+              <w:bottom w:val="single" w:sz="6" w:space="0" w:color="000000"/>
+              <w:right w:val="none" w:sz="0" w:space="0" w:color="FFFFFF"/>
+            </w:tcBorders>
+            <w:tcMar>
+              <w:top w:w="70" w:type="dxa"/>
+              <w:left w:w="90" w:type="dxa"/>
+              <w:bottom w:w="70" w:type="dxa"/>
+              <w:right w:w="90" w:type="dxa"/>
+            </w:tcMar>
+          </w:tcPr>
+          <w:p>
+            <w:pPr>
+              <w:spacing w:after="40"/>
+            </w:pPr>
+            <w:r>
+              <w:rPr>
+                <w:b/>
+                <w:bCs/>
+                <w:sz w:val="19"/>
+                <w:szCs w:val="19"/>
+              </w:rPr>
+              <w:t>Evidence</w:t>
+            </w:r>
+          </w:p>
+        </w:tc>
+        <w:tc>
+          <w:tcPr>
+            <w:tcW w:w="7020" w:type="dxa"/>
+            <w:tcBorders>
+              <w:top w:val="single" w:sz="12" w:space="0" w:color="000000"/>
+              <w:left w:val="none" w:sz="0" w:space="0" w:color="FFFFFF"/>
+              <w:bottom w:val="single" w:sz="6" w:space="0" w:color="000000"/>
+              <w:right w:val="none" w:sz="0" w:space="0" w:color="FFFFFF"/>
+            </w:tcBorders>
+            <w:tcMar>
+              <w:top w:w="70" w:type="dxa"/>
+              <w:left w:w="90" w:type="dxa"/>
+              <w:bottom w:w="70" w:type="dxa"/>
+              <w:right w:w="90" w:type="dxa"/>
+            </w:tcMar>
+          </w:tcPr>
+          <w:p>
+            <w:pPr>
+              <w:spacing w:after="40"/>
+            </w:pPr>
+            <w:r>
+              <w:rPr>
+                <w:b/>
+                <w:bCs/>
+                <w:sz w:val="19"/>
+                <w:szCs w:val="19"/>
+              </w:rPr>
+              <w:t>Justification</w:t>
+            </w:r>
+          </w:p>
+        </w:tc>
+      </w:tr>
+      <w:tr>
+        <w:trPr>
+          <w:cantSplit/>
+        </w:trPr>
+        <w:tc>
+          <w:tcPr>
+            <w:tcW w:w="800" w:type="dxa"/>
+            <w:tcBorders>
+              <w:top w:val="none" w:sz="0" w:space="0" w:color="FFFFFF"/>
+              <w:left w:val="none" w:sz="0" w:space="0" w:color="FFFFFF"/>
+              <w:bottom w:val="single" w:sz="4" w:space="0" w:color="BFBFBF"/>
+              <w:right w:val="none" w:sz="0" w:space="0" w:color="FFFFFF"/>
+            </w:tcBorders>
+            <w:tcMar>
+              <w:top w:w="70" w:type="dxa"/>
+              <w:left w:w="90" w:type="dxa"/>
+              <w:bottom w:w="70" w:type="dxa"/>
+              <w:right w:w="90" w:type="dxa"/>
+            </w:tcMar>
+          </w:tcPr>
+          <w:p>
+            <w:pPr>
+              <w:spacing w:after="40"/>
+            </w:pPr>
+            <w:r>
+              <w:rPr>
+                <w:b/>
+                <w:bCs/>
+                <w:sz w:val="19"/>
+                <w:szCs w:val="19"/>
+              </w:rPr>
+              <w:t>DQ-01</w:t>
+            </w:r>
+          </w:p>
+        </w:tc>
+        <w:tc>
+          <w:tcPr>
+            <w:tcW w:w="1900" w:type="dxa"/>
+            <w:tcBorders>
+              <w:top w:val="none" w:sz="0" w:space="0" w:color="FFFFFF"/>
+              <w:left w:val="none" w:sz="0" w:space="0" w:color="FFFFFF"/>
+              <w:bottom w:val="single" w:sz="4" w:space="0" w:color="BFBFBF"/>
+              <w:right w:val="none" w:sz="0" w:space="0" w:color="FFFFFF"/>
+            </w:tcBorders>
+            <w:tcMar>
+              <w:top w:w="70" w:type="dxa"/>
+              <w:left w:w="90" w:type="dxa"/>
+              <w:bottom w:w="70" w:type="dxa"/>
+              <w:right w:w="90" w:type="dxa"/>
+            </w:tcMar>
+          </w:tcPr>
+          <w:p>
+            <w:pPr>
+              <w:spacing w:after="40"/>
+            </w:pPr>
+            <w:r>
+              <w:rPr>
+                <w:sz w:val="19"/>
+                <w:szCs w:val="19"/>
+              </w:rPr>
+              <w:t>Source contract</w:t>
+            </w:r>
+          </w:p>
+        </w:tc>
+        <w:tc>
+          <w:tcPr>
+            <w:tcW w:w="7020" w:type="dxa"/>
+            <w:tcBorders>
+              <w:top w:val="none" w:sz="0" w:space="0" w:color="FFFFFF"/>
+              <w:left w:val="none" w:sz="0" w:space="0" w:color="FFFFFF"/>
+              <w:bottom w:val="single" w:sz="4" w:space="0" w:color="BFBFBF"/>
+              <w:right w:val="none" w:sz="0" w:space="0" w:color="FFFFFF"/>
+            </w:tcBorders>
+            <w:tcMar>
+              <w:top w:w="70" w:type="dxa"/>
+              <w:left w:w="90" w:type="dxa"/>
+              <w:bottom w:w="70" w:type="dxa"/>
+              <w:right w:w="90" w:type="dxa"/>
+            </w:tcMar>
+          </w:tcPr>
+          <w:p>
+            <w:pPr>
+              <w:spacing w:after="40"/>
+              <w:rPr>
+                <w:lang w:val="en-US"/>
+              </w:rPr>
+            </w:pPr>
+            <w:r>
+              <w:rPr>
+                <w:sz w:val="19"/>
+                <w:szCs w:val="19"/>
+                <w:lang w:val="en-US"/>
+              </w:rPr>
+              <w:t>A missing column or a truncated file makes transformation unsafe. The row minimum is 90% of 114,000, the size of the sampling design (114 genres with 1,000 rows each).</w:t>
+            </w:r>
+          </w:p>
+        </w:tc>
+      </w:tr>
+      <w:tr>
+        <w:trPr>
+          <w:cantSplit/>
+        </w:trPr>
+        <w:tc>
+          <w:tcPr>
+            <w:tcW w:w="800" w:type="dxa"/>
+            <w:tcBorders>
+              <w:top w:val="none" w:sz="0" w:space="0" w:color="FFFFFF"/>
+              <w:left w:val="none" w:sz="0" w:space="0" w:color="FFFFFF"/>
+              <w:bottom w:val="single" w:sz="4" w:space="0" w:color="BFBFBF"/>
+              <w:right w:val="none" w:sz="0" w:space="0" w:color="FFFFFF"/>
+            </w:tcBorders>
+            <w:tcMar>
+              <w:top w:w="70" w:type="dxa"/>
+              <w:left w:w="90" w:type="dxa"/>
+              <w:bottom w:w="70" w:type="dxa"/>
+              <w:right w:w="90" w:type="dxa"/>
+            </w:tcMar>
+          </w:tcPr>
+          <w:p>
+            <w:pPr>
+              <w:spacing w:after="40"/>
+            </w:pPr>
+            <w:r>
+              <w:rPr>
+                <w:b/>
+                <w:bCs/>
+                <w:sz w:val="19"/>
+                <w:szCs w:val="19"/>
+              </w:rPr>
+              <w:t>DQ-02</w:t>
+            </w:r>
+          </w:p>
+        </w:tc>
+        <w:tc>
+          <w:tcPr>
+            <w:tcW w:w="1900" w:type="dxa"/>
+            <w:tcBorders>
+              <w:top w:val="none" w:sz="0" w:space="0" w:color="FFFFFF"/>
+              <w:left w:val="none" w:sz="0" w:space="0" w:color="FFFFFF"/>
+              <w:bottom w:val="single" w:sz="4" w:space="0" w:color="BFBFBF"/>
+              <w:right w:val="none" w:sz="0" w:space="0" w:color="FFFFFF"/>
+            </w:tcBorders>
+            <w:tcMar>
+              <w:top w:w="70" w:type="dxa"/>
+              <w:left w:w="90" w:type="dxa"/>
+              <w:bottom w:w="70" w:type="dxa"/>
+              <w:right w:w="90" w:type="dxa"/>
+            </w:tcMar>
+          </w:tcPr>
+          <w:p>
+            <w:pPr>
+              <w:spacing w:after="40"/>
+            </w:pPr>
+            <w:r>
+              <w:rPr>
+                <w:sz w:val="19"/>
+                <w:szCs w:val="19"/>
+              </w:rPr>
+              <w:t>Source contract; RK-03, RK-04</w:t>
+            </w:r>
+          </w:p>
+        </w:tc>
+        <w:tc>
+          <w:tcPr>
+            <w:tcW w:w="7020" w:type="dxa"/>
+            <w:tcBorders>
+              <w:top w:val="none" w:sz="0" w:space="0" w:color="FFFFFF"/>
+              <w:left w:val="none" w:sz="0" w:space="0" w:color="FFFFFF"/>
+              <w:bottom w:val="single" w:sz="4" w:space="0" w:color="BFBFBF"/>
+              <w:right w:val="none" w:sz="0" w:space="0" w:color="FFFFFF"/>
+            </w:tcBorders>
+            <w:tcMar>
+              <w:top w:w="70" w:type="dxa"/>
+              <w:left w:w="90" w:type="dxa"/>
+              <w:bottom w:w="70" w:type="dxa"/>
+              <w:right w:w="90" w:type="dxa"/>
+            </w:tcMar>
+          </w:tcPr>
+          <w:p>
+            <w:pPr>
+              <w:spacing w:after="40"/>
+              <w:rPr>
+                <w:lang w:val="en-US"/>
+              </w:rPr>
+            </w:pPr>
+            <w:r>
+              <w:rPr>
+                <w:sz w:val="19"/>
+                <w:szCs w:val="19"/>
+                <w:lang w:val="en-US"/>
+              </w:rPr>
+              <w:t xml:space="preserve">The scales are documented by Spotify and mirror the CHECK constraints of </w:t>
+            </w:r>
+            <w:proofErr w:type="spellStart"/>
+            <w:r>
+              <w:rPr>
+                <w:sz w:val="19"/>
+                <w:szCs w:val="19"/>
+                <w:lang w:val="en-US"/>
+              </w:rPr>
+              <w:t>Fact_Track</w:t>
+            </w:r>
+            <w:proofErr w:type="spellEnd"/>
+            <w:r>
+              <w:rPr>
+                <w:sz w:val="19"/>
+                <w:szCs w:val="19"/>
+                <w:lang w:val="en-US"/>
+              </w:rPr>
+              <w:t>, so a violation would break the load.</w:t>
+            </w:r>
+          </w:p>
+        </w:tc>
+      </w:tr>
+      <w:tr>
+        <w:trPr>
+          <w:cantSplit/>
+        </w:trPr>
+        <w:tc>
+          <w:tcPr>
+            <w:tcW w:w="800" w:type="dxa"/>
+            <w:tcBorders>
+              <w:top w:val="none" w:sz="0" w:space="0" w:color="FFFFFF"/>
+              <w:left w:val="none" w:sz="0" w:space="0" w:color="FFFFFF"/>
+              <w:bottom w:val="single" w:sz="4" w:space="0" w:color="BFBFBF"/>
+              <w:right w:val="none" w:sz="0" w:space="0" w:color="FFFFFF"/>
+            </w:tcBorders>
+            <w:tcMar>
+              <w:top w:w="70" w:type="dxa"/>
+              <w:left w:w="90" w:type="dxa"/>
+              <w:bottom w:w="70" w:type="dxa"/>
+              <w:right w:w="90" w:type="dxa"/>
+            </w:tcMar>
+          </w:tcPr>
+          <w:p>
+            <w:pPr>
+              <w:spacing w:after="40"/>
+            </w:pPr>
+            <w:r>
+              <w:rPr>
+                <w:b/>
+                <w:bCs/>
+                <w:sz w:val="19"/>
+                <w:szCs w:val="19"/>
+              </w:rPr>
+              <w:t>DQ-03</w:t>
+            </w:r>
+          </w:p>
+        </w:tc>
+        <w:tc>
+          <w:tcPr>
+            <w:tcW w:w="1900" w:type="dxa"/>
+            <w:tcBorders>
+              <w:top w:val="none" w:sz="0" w:space="0" w:color="FFFFFF"/>
+              <w:left w:val="none" w:sz="0" w:space="0" w:color="FFFFFF"/>
+              <w:bottom w:val="single" w:sz="4" w:space="0" w:color="BFBFBF"/>
+              <w:right w:val="none" w:sz="0" w:space="0" w:color="FFFFFF"/>
+            </w:tcBorders>
+            <w:tcMar>
+              <w:top w:w="70" w:type="dxa"/>
+              <w:left w:w="90" w:type="dxa"/>
+              <w:bottom w:w="70" w:type="dxa"/>
+              <w:right w:w="90" w:type="dxa"/>
+            </w:tcMar>
+          </w:tcPr>
+          <w:p>
+            <w:pPr>
+              <w:spacing w:after="40"/>
+            </w:pPr>
+            <w:r>
+              <w:rPr>
+                <w:sz w:val="19"/>
+                <w:szCs w:val="19"/>
+              </w:rPr>
+              <w:t>RK-05</w:t>
+            </w:r>
+          </w:p>
+        </w:tc>
+        <w:tc>
+          <w:tcPr>
+            <w:tcW w:w="7020" w:type="dxa"/>
+            <w:tcBorders>
+              <w:top w:val="none" w:sz="0" w:space="0" w:color="FFFFFF"/>
+              <w:left w:val="none" w:sz="0" w:space="0" w:color="FFFFFF"/>
+              <w:bottom w:val="single" w:sz="4" w:space="0" w:color="BFBFBF"/>
+              <w:right w:val="none" w:sz="0" w:space="0" w:color="FFFFFF"/>
+            </w:tcBorders>
+            <w:tcMar>
+              <w:top w:w="70" w:type="dxa"/>
+              <w:left w:w="90" w:type="dxa"/>
+              <w:bottom w:w="70" w:type="dxa"/>
+              <w:right w:w="90" w:type="dxa"/>
+            </w:tcMar>
+          </w:tcPr>
+          <w:p>
+            <w:pPr>
+              <w:spacing w:after="40"/>
+              <w:rPr>
+                <w:lang w:val="en-US"/>
+              </w:rPr>
+            </w:pPr>
+            <w:r>
+              <w:rPr>
+                <w:sz w:val="19"/>
+                <w:szCs w:val="19"/>
+                <w:lang w:val="en-US"/>
+              </w:rPr>
+              <w:t>The artist is the integration key. A tolerance of 0.1% is about 114 tracks. Rows without an artist are excluded in transformation and counted in the reconciliation log.</w:t>
+            </w:r>
+          </w:p>
+        </w:tc>
+      </w:tr>
+      <w:tr>
+        <w:trPr>
+          <w:cantSplit/>
+        </w:trPr>
+        <w:tc>
+          <w:tcPr>
+            <w:tcW w:w="800" w:type="dxa"/>
+            <w:tcBorders>
+              <w:top w:val="none" w:sz="0" w:space="0" w:color="FFFFFF"/>
+              <w:left w:val="none" w:sz="0" w:space="0" w:color="FFFFFF"/>
+              <w:bottom w:val="single" w:sz="4" w:space="0" w:color="BFBFBF"/>
+              <w:right w:val="none" w:sz="0" w:space="0" w:color="FFFFFF"/>
+            </w:tcBorders>
+            <w:tcMar>
+              <w:top w:w="70" w:type="dxa"/>
+              <w:left w:w="90" w:type="dxa"/>
+              <w:bottom w:w="70" w:type="dxa"/>
+              <w:right w:w="90" w:type="dxa"/>
+            </w:tcMar>
+          </w:tcPr>
+          <w:p>
+            <w:pPr>
+              <w:spacing w:after="40"/>
+            </w:pPr>
+            <w:r>
+              <w:rPr>
+                <w:b/>
+                <w:bCs/>
+                <w:sz w:val="19"/>
+                <w:szCs w:val="19"/>
+              </w:rPr>
+              <w:t>DQ-04</w:t>
+            </w:r>
+          </w:p>
+        </w:tc>
+        <w:tc>
+          <w:tcPr>
+            <w:tcW w:w="1900" w:type="dxa"/>
+            <w:tcBorders>
+              <w:top w:val="none" w:sz="0" w:space="0" w:color="FFFFFF"/>
+              <w:left w:val="none" w:sz="0" w:space="0" w:color="FFFFFF"/>
+              <w:bottom w:val="single" w:sz="4" w:space="0" w:color="BFBFBF"/>
+              <w:right w:val="none" w:sz="0" w:space="0" w:color="FFFFFF"/>
+            </w:tcBorders>
+            <w:tcMar>
+              <w:top w:w="70" w:type="dxa"/>
+              <w:left w:w="90" w:type="dxa"/>
+              <w:bottom w:w="70" w:type="dxa"/>
+              <w:right w:w="90" w:type="dxa"/>
+            </w:tcMar>
+          </w:tcPr>
+          <w:p>
+            <w:pPr>
+              <w:spacing w:after="40"/>
+            </w:pPr>
+            <w:r>
+              <w:rPr>
+                <w:sz w:val="19"/>
+                <w:szCs w:val="19"/>
+              </w:rPr>
+              <w:t>RK-01, RK-02</w:t>
+            </w:r>
+          </w:p>
+        </w:tc>
+        <w:tc>
+          <w:tcPr>
+            <w:tcW w:w="7020" w:type="dxa"/>
+            <w:tcBorders>
+              <w:top w:val="none" w:sz="0" w:space="0" w:color="FFFFFF"/>
+              <w:left w:val="none" w:sz="0" w:space="0" w:color="FFFFFF"/>
+              <w:bottom w:val="single" w:sz="4" w:space="0" w:color="BFBFBF"/>
+              <w:right w:val="none" w:sz="0" w:space="0" w:color="FFFFFF"/>
+            </w:tcBorders>
+            <w:tcMar>
+              <w:top w:w="70" w:type="dxa"/>
+              <w:left w:w="90" w:type="dxa"/>
+              <w:bottom w:w="70" w:type="dxa"/>
+              <w:right w:w="90" w:type="dxa"/>
+            </w:tcMar>
+          </w:tcPr>
+          <w:p>
+            <w:pPr>
+              <w:spacing w:after="40"/>
+              <w:rPr>
+                <w:lang w:val="en-US"/>
+              </w:rPr>
+            </w:pPr>
+            <w:r>
+              <w:rPr>
+                <w:sz w:val="19"/>
+                <w:szCs w:val="19"/>
+                <w:lang w:val="en-US"/>
+              </w:rPr>
+              <w:t>Transformation removes duplicates (450 rows were found in profiling). A limit of 1% is more than twice that volume and would point to a new source problem, not to the known pattern.</w:t>
+            </w:r>
+          </w:p>
+        </w:tc>
+      </w:tr>
+      <w:tr>
+        <w:trPr>
+          <w:cantSplit/>
+        </w:trPr>
+        <w:tc>
+          <w:tcPr>
+            <w:tcW w:w="800" w:type="dxa"/>
+            <w:tcBorders>
+              <w:top w:val="none" w:sz="0" w:space="0" w:color="FFFFFF"/>
+              <w:left w:val="none" w:sz="0" w:space="0" w:color="FFFFFF"/>
+              <w:bottom w:val="single" w:sz="4" w:space="0" w:color="BFBFBF"/>
+              <w:right w:val="none" w:sz="0" w:space="0" w:color="FFFFFF"/>
+            </w:tcBorders>
+            <w:tcMar>
+              <w:top w:w="70" w:type="dxa"/>
+              <w:left w:w="90" w:type="dxa"/>
+              <w:bottom w:w="70" w:type="dxa"/>
+              <w:right w:w="90" w:type="dxa"/>
+            </w:tcMar>
+          </w:tcPr>
+          <w:p>
+            <w:pPr>
+              <w:spacing w:after="40"/>
+            </w:pPr>
+            <w:r>
+              <w:rPr>
+                <w:b/>
+                <w:bCs/>
+                <w:sz w:val="19"/>
+                <w:szCs w:val="19"/>
+              </w:rPr>
+              <w:t>DQ-05</w:t>
+            </w:r>
+          </w:p>
+        </w:tc>
+        <w:tc>
+          <w:tcPr>
+            <w:tcW w:w="1900" w:type="dxa"/>
+            <w:tcBorders>
+              <w:top w:val="none" w:sz="0" w:space="0" w:color="FFFFFF"/>
+              <w:left w:val="none" w:sz="0" w:space="0" w:color="FFFFFF"/>
+              <w:bottom w:val="single" w:sz="4" w:space="0" w:color="BFBFBF"/>
+              <w:right w:val="none" w:sz="0" w:space="0" w:color="FFFFFF"/>
+            </w:tcBorders>
+            <w:tcMar>
+              <w:top w:w="70" w:type="dxa"/>
+              <w:left w:w="90" w:type="dxa"/>
+              <w:bottom w:w="70" w:type="dxa"/>
+              <w:right w:w="90" w:type="dxa"/>
+            </w:tcMar>
+          </w:tcPr>
+          <w:p>
+            <w:pPr>
+              <w:spacing w:after="40"/>
+            </w:pPr>
+            <w:r>
+              <w:rPr>
+                <w:sz w:val="19"/>
+                <w:szCs w:val="19"/>
+              </w:rPr>
+              <w:t>RK-04</w:t>
+            </w:r>
+          </w:p>
+        </w:tc>
+        <w:tc>
+          <w:tcPr>
+            <w:tcW w:w="7020" w:type="dxa"/>
+            <w:tcBorders>
+              <w:top w:val="none" w:sz="0" w:space="0" w:color="FFFFFF"/>
+              <w:left w:val="none" w:sz="0" w:space="0" w:color="FFFFFF"/>
+              <w:bottom w:val="single" w:sz="4" w:space="0" w:color="BFBFBF"/>
+              <w:right w:val="none" w:sz="0" w:space="0" w:color="FFFFFF"/>
+            </w:tcBorders>
+            <w:tcMar>
+              <w:top w:w="70" w:type="dxa"/>
+              <w:left w:w="90" w:type="dxa"/>
+              <w:bottom w:w="70" w:type="dxa"/>
+              <w:right w:w="90" w:type="dxa"/>
+            </w:tcMar>
+          </w:tcPr>
+          <w:p>
+            <w:pPr>
+              <w:spacing w:after="40"/>
+            </w:pPr>
+            <w:r>
+              <w:rPr>
+                <w:sz w:val="19"/>
+                <w:szCs w:val="19"/>
+                <w:lang w:val="en-US"/>
+              </w:rPr>
+              <w:t xml:space="preserve">KPI-01 includes a sensitivity check without zeros. Above 20% that check would discard a fifth of the data and the comparison should be reviewed. </w:t>
+            </w:r>
+            <w:proofErr w:type="spellStart"/>
+            <w:r>
+              <w:rPr>
+                <w:sz w:val="19"/>
+                <w:szCs w:val="19"/>
+              </w:rPr>
+              <w:t>Profiling</w:t>
+            </w:r>
+            <w:proofErr w:type="spellEnd"/>
+            <w:r>
+              <w:rPr>
+                <w:sz w:val="19"/>
+                <w:szCs w:val="19"/>
+              </w:rPr>
+              <w:t xml:space="preserve"> </w:t>
+            </w:r>
+            <w:proofErr w:type="spellStart"/>
+            <w:r>
+              <w:rPr>
+                <w:sz w:val="19"/>
+                <w:szCs w:val="19"/>
+              </w:rPr>
+              <w:t>found</w:t>
+            </w:r>
+            <w:proofErr w:type="spellEnd"/>
+            <w:r>
+              <w:rPr>
+                <w:sz w:val="19"/>
+                <w:szCs w:val="19"/>
+              </w:rPr>
+              <w:t xml:space="preserve"> 14.05%.</w:t>
+            </w:r>
+          </w:p>
+        </w:tc>
+      </w:tr>
+      <w:tr>
+        <w:trPr>
+          <w:cantSplit/>
+        </w:trPr>
+        <w:tc>
+          <w:tcPr>
+            <w:tcW w:w="800" w:type="dxa"/>
+            <w:tcBorders>
+              <w:top w:val="none" w:sz="0" w:space="0" w:color="FFFFFF"/>
+              <w:left w:val="none" w:sz="0" w:space="0" w:color="FFFFFF"/>
+              <w:bottom w:val="single" w:sz="4" w:space="0" w:color="BFBFBF"/>
+              <w:right w:val="none" w:sz="0" w:space="0" w:color="FFFFFF"/>
+            </w:tcBorders>
+            <w:tcMar>
+              <w:top w:w="70" w:type="dxa"/>
+              <w:left w:w="90" w:type="dxa"/>
+              <w:bottom w:w="70" w:type="dxa"/>
+              <w:right w:w="90" w:type="dxa"/>
+            </w:tcMar>
+          </w:tcPr>
+          <w:p>
+            <w:pPr>
+              <w:spacing w:after="40"/>
+            </w:pPr>
+            <w:r>
+              <w:rPr>
+                <w:b/>
+                <w:bCs/>
+                <w:sz w:val="19"/>
+                <w:szCs w:val="19"/>
+              </w:rPr>
+              <w:t>DQ-06</w:t>
+            </w:r>
+          </w:p>
+        </w:tc>
+        <w:tc>
+          <w:tcPr>
+            <w:tcW w:w="1900" w:type="dxa"/>
+            <w:tcBorders>
+              <w:top w:val="none" w:sz="0" w:space="0" w:color="FFFFFF"/>
+              <w:left w:val="none" w:sz="0" w:space="0" w:color="FFFFFF"/>
+              <w:bottom w:val="single" w:sz="4" w:space="0" w:color="BFBFBF"/>
+              <w:right w:val="none" w:sz="0" w:space="0" w:color="FFFFFF"/>
+            </w:tcBorders>
+            <w:tcMar>
+              <w:top w:w="70" w:type="dxa"/>
+              <w:left w:w="90" w:type="dxa"/>
+              <w:bottom w:w="70" w:type="dxa"/>
+              <w:right w:w="90" w:type="dxa"/>
+            </w:tcMar>
+          </w:tcPr>
+          <w:p>
+            <w:pPr>
+              <w:spacing w:after="40"/>
+            </w:pPr>
+            <w:r>
+              <w:rPr>
+                <w:sz w:val="19"/>
+                <w:szCs w:val="19"/>
+              </w:rPr>
+              <w:t>Source contract; reconciliation evidence</w:t>
+            </w:r>
+          </w:p>
+        </w:tc>
+        <w:tc>
+          <w:tcPr>
+            <w:tcW w:w="7020" w:type="dxa"/>
+            <w:tcBorders>
+              <w:top w:val="none" w:sz="0" w:space="0" w:color="FFFFFF"/>
+              <w:left w:val="none" w:sz="0" w:space="0" w:color="FFFFFF"/>
+              <w:bottom w:val="single" w:sz="4" w:space="0" w:color="BFBFBF"/>
+              <w:right w:val="none" w:sz="0" w:space="0" w:color="FFFFFF"/>
+            </w:tcBorders>
+            <w:tcMar>
+              <w:top w:w="70" w:type="dxa"/>
+              <w:left w:w="90" w:type="dxa"/>
+              <w:bottom w:w="70" w:type="dxa"/>
+              <w:right w:w="90" w:type="dxa"/>
+            </w:tcMar>
+          </w:tcPr>
+          <w:p>
+            <w:pPr>
+              <w:spacing w:after="40"/>
+              <w:rPr>
+                <w:lang w:val="en-US"/>
+              </w:rPr>
+            </w:pPr>
+            <w:r>
+              <w:rPr>
+                <w:sz w:val="19"/>
+                <w:szCs w:val="19"/>
+                <w:lang w:val="en-US"/>
+              </w:rPr>
+              <w:t>The minimum is 90% of the 4,810 rows reconciled at source preparation.</w:t>
+            </w:r>
+          </w:p>
+        </w:tc>
+      </w:tr>
+      <w:tr>
+        <w:trPr>
+          <w:cantSplit/>
+        </w:trPr>
+        <w:tc>
+          <w:tcPr>
+            <w:tcW w:w="800" w:type="dxa"/>
+            <w:tcBorders>
+              <w:top w:val="none" w:sz="0" w:space="0" w:color="FFFFFF"/>
+              <w:left w:val="none" w:sz="0" w:space="0" w:color="FFFFFF"/>
+              <w:bottom w:val="single" w:sz="4" w:space="0" w:color="BFBFBF"/>
+              <w:right w:val="none" w:sz="0" w:space="0" w:color="FFFFFF"/>
+            </w:tcBorders>
+            <w:tcMar>
+              <w:top w:w="70" w:type="dxa"/>
+              <w:left w:w="90" w:type="dxa"/>
+              <w:bottom w:w="70" w:type="dxa"/>
+              <w:right w:w="90" w:type="dxa"/>
+            </w:tcMar>
+          </w:tcPr>
+          <w:p>
+            <w:pPr>
+              <w:spacing w:after="40"/>
+            </w:pPr>
+            <w:r>
+              <w:rPr>
+                <w:b/>
+                <w:bCs/>
+                <w:sz w:val="19"/>
+                <w:szCs w:val="19"/>
+              </w:rPr>
+              <w:t>DQ-07</w:t>
+            </w:r>
+          </w:p>
+        </w:tc>
+        <w:tc>
+          <w:tcPr>
+            <w:tcW w:w="1900" w:type="dxa"/>
+            <w:tcBorders>
+              <w:top w:val="none" w:sz="0" w:space="0" w:color="FFFFFF"/>
+              <w:left w:val="none" w:sz="0" w:space="0" w:color="FFFFFF"/>
+              <w:bottom w:val="single" w:sz="4" w:space="0" w:color="BFBFBF"/>
+              <w:right w:val="none" w:sz="0" w:space="0" w:color="FFFFFF"/>
+            </w:tcBorders>
+            <w:tcMar>
+              <w:top w:w="70" w:type="dxa"/>
+              <w:left w:w="90" w:type="dxa"/>
+              <w:bottom w:w="70" w:type="dxa"/>
+              <w:right w:w="90" w:type="dxa"/>
+            </w:tcMar>
+          </w:tcPr>
+          <w:p>
+            <w:pPr>
+              <w:spacing w:after="40"/>
+            </w:pPr>
+            <w:r>
+              <w:rPr>
+                <w:sz w:val="19"/>
+                <w:szCs w:val="19"/>
+              </w:rPr>
+              <w:t>RK-10, RK-11</w:t>
+            </w:r>
+          </w:p>
+        </w:tc>
+        <w:tc>
+          <w:tcPr>
+            <w:tcW w:w="7020" w:type="dxa"/>
+            <w:tcBorders>
+              <w:top w:val="none" w:sz="0" w:space="0" w:color="FFFFFF"/>
+              <w:left w:val="none" w:sz="0" w:space="0" w:color="FFFFFF"/>
+              <w:bottom w:val="single" w:sz="4" w:space="0" w:color="BFBFBF"/>
+              <w:right w:val="none" w:sz="0" w:space="0" w:color="FFFFFF"/>
+            </w:tcBorders>
+            <w:tcMar>
+              <w:top w:w="70" w:type="dxa"/>
+              <w:left w:w="90" w:type="dxa"/>
+              <w:bottom w:w="70" w:type="dxa"/>
+              <w:right w:w="90" w:type="dxa"/>
+            </w:tcMar>
+          </w:tcPr>
+          <w:p>
+            <w:pPr>
+              <w:spacing w:after="40"/>
+              <w:rPr>
+                <w:lang w:val="en-US"/>
+              </w:rPr>
+            </w:pPr>
+            <w:r>
+              <w:rPr>
+                <w:sz w:val="19"/>
+                <w:szCs w:val="19"/>
+                <w:lang w:val="en-US"/>
+              </w:rPr>
+              <w:t>Transformation counts each record as one Grammy win. A FALSE value would change that meaning, so the batch must stop.</w:t>
+            </w:r>
+          </w:p>
+        </w:tc>
+      </w:tr>
+      <w:tr>
+        <w:trPr>
+          <w:cantSplit/>
+        </w:trPr>
+        <w:tc>
+          <w:tcPr>
+            <w:tcW w:w="800" w:type="dxa"/>
+            <w:tcBorders>
+              <w:top w:val="none" w:sz="0" w:space="0" w:color="FFFFFF"/>
+              <w:left w:val="none" w:sz="0" w:space="0" w:color="FFFFFF"/>
+              <w:bottom w:val="single" w:sz="4" w:space="0" w:color="BFBFBF"/>
+              <w:right w:val="none" w:sz="0" w:space="0" w:color="FFFFFF"/>
+            </w:tcBorders>
+            <w:tcMar>
+              <w:top w:w="70" w:type="dxa"/>
+              <w:left w:w="90" w:type="dxa"/>
+              <w:bottom w:w="70" w:type="dxa"/>
+              <w:right w:w="90" w:type="dxa"/>
+            </w:tcMar>
+          </w:tcPr>
+          <w:p>
+            <w:pPr>
+              <w:spacing w:after="40"/>
+            </w:pPr>
+            <w:r>
+              <w:rPr>
+                <w:b/>
+                <w:bCs/>
+                <w:sz w:val="19"/>
+                <w:szCs w:val="19"/>
+              </w:rPr>
+              <w:t>DQ-08</w:t>
+            </w:r>
+          </w:p>
+        </w:tc>
+        <w:tc>
+          <w:tcPr>
+            <w:tcW w:w="1900" w:type="dxa"/>
+            <w:tcBorders>
+              <w:top w:val="none" w:sz="0" w:space="0" w:color="FFFFFF"/>
+              <w:left w:val="none" w:sz="0" w:space="0" w:color="FFFFFF"/>
+              <w:bottom w:val="single" w:sz="4" w:space="0" w:color="BFBFBF"/>
+              <w:right w:val="none" w:sz="0" w:space="0" w:color="FFFFFF"/>
+            </w:tcBorders>
+            <w:tcMar>
+              <w:top w:w="70" w:type="dxa"/>
+              <w:left w:w="90" w:type="dxa"/>
+              <w:bottom w:w="70" w:type="dxa"/>
+              <w:right w:w="90" w:type="dxa"/>
+            </w:tcMar>
+          </w:tcPr>
+          <w:p>
+            <w:pPr>
+              <w:spacing w:after="40"/>
+            </w:pPr>
+            <w:r>
+              <w:rPr>
+                <w:sz w:val="19"/>
+                <w:szCs w:val="19"/>
+              </w:rPr>
+              <w:t>RK-12</w:t>
+            </w:r>
+          </w:p>
+        </w:tc>
+        <w:tc>
+          <w:tcPr>
+            <w:tcW w:w="7020" w:type="dxa"/>
+            <w:tcBorders>
+              <w:top w:val="none" w:sz="0" w:space="0" w:color="FFFFFF"/>
+              <w:left w:val="none" w:sz="0" w:space="0" w:color="FFFFFF"/>
+              <w:bottom w:val="single" w:sz="4" w:space="0" w:color="BFBFBF"/>
+              <w:right w:val="none" w:sz="0" w:space="0" w:color="FFFFFF"/>
+            </w:tcBorders>
+            <w:tcMar>
+              <w:top w:w="70" w:type="dxa"/>
+              <w:left w:w="90" w:type="dxa"/>
+              <w:bottom w:w="70" w:type="dxa"/>
+              <w:right w:w="90" w:type="dxa"/>
+            </w:tcMar>
+          </w:tcPr>
+          <w:p>
+            <w:pPr>
+              <w:spacing w:after="40"/>
+              <w:rPr>
+                <w:lang w:val="en-US"/>
+              </w:rPr>
+            </w:pPr>
+            <w:r>
+              <w:rPr>
+                <w:sz w:val="19"/>
+                <w:szCs w:val="19"/>
+                <w:lang w:val="en-US"/>
+              </w:rPr>
+              <w:t>Profiling found 61.75% non-null. Below 50% the number of matchable records would fall about 19% under the profiled baseline.</w:t>
+            </w:r>
+          </w:p>
+        </w:tc>
+      </w:tr>
+      <w:tr>
+        <w:trPr>
+          <w:cantSplit/>
+        </w:trPr>
+        <w:tc>
+          <w:tcPr>
+            <w:tcW w:w="800" w:type="dxa"/>
+            <w:tcBorders>
+              <w:top w:val="none" w:sz="0" w:space="0" w:color="FFFFFF"/>
+              <w:left w:val="none" w:sz="0" w:space="0" w:color="FFFFFF"/>
+              <w:bottom w:val="single" w:sz="4" w:space="0" w:color="BFBFBF"/>
+              <w:right w:val="none" w:sz="0" w:space="0" w:color="FFFFFF"/>
+            </w:tcBorders>
+            <w:tcMar>
+              <w:top w:w="70" w:type="dxa"/>
+              <w:left w:w="90" w:type="dxa"/>
+              <w:bottom w:w="70" w:type="dxa"/>
+              <w:right w:w="90" w:type="dxa"/>
+            </w:tcMar>
+          </w:tcPr>
+          <w:p>
+            <w:pPr>
+              <w:spacing w:after="40"/>
+            </w:pPr>
+            <w:r>
+              <w:rPr>
+                <w:b/>
+                <w:bCs/>
+                <w:sz w:val="19"/>
+                <w:szCs w:val="19"/>
+              </w:rPr>
+              <w:t>DQ-09</w:t>
+            </w:r>
+          </w:p>
+        </w:tc>
+        <w:tc>
+          <w:tcPr>
+            <w:tcW w:w="1900" w:type="dxa"/>
+            <w:tcBorders>
+              <w:top w:val="none" w:sz="0" w:space="0" w:color="FFFFFF"/>
+              <w:left w:val="none" w:sz="0" w:space="0" w:color="FFFFFF"/>
+              <w:bottom w:val="single" w:sz="4" w:space="0" w:color="BFBFBF"/>
+              <w:right w:val="none" w:sz="0" w:space="0" w:color="FFFFFF"/>
+            </w:tcBorders>
+            <w:tcMar>
+              <w:top w:w="70" w:type="dxa"/>
+              <w:left w:w="90" w:type="dxa"/>
+              <w:bottom w:w="70" w:type="dxa"/>
+              <w:right w:w="90" w:type="dxa"/>
+            </w:tcMar>
+          </w:tcPr>
+          <w:p>
+            <w:pPr>
+              <w:spacing w:after="40"/>
+            </w:pPr>
+            <w:r>
+              <w:rPr>
+                <w:sz w:val="19"/>
+                <w:szCs w:val="19"/>
+              </w:rPr>
+              <w:t>RK-01, RK-02</w:t>
+            </w:r>
+          </w:p>
+        </w:tc>
+        <w:tc>
+          <w:tcPr>
+            <w:tcW w:w="7020" w:type="dxa"/>
+            <w:tcBorders>
+              <w:top w:val="none" w:sz="0" w:space="0" w:color="FFFFFF"/>
+              <w:left w:val="none" w:sz="0" w:space="0" w:color="FFFFFF"/>
+              <w:bottom w:val="single" w:sz="4" w:space="0" w:color="BFBFBF"/>
+              <w:right w:val="none" w:sz="0" w:space="0" w:color="FFFFFF"/>
+            </w:tcBorders>
+            <w:tcMar>
+              <w:top w:w="70" w:type="dxa"/>
+              <w:left w:w="90" w:type="dxa"/>
+              <w:bottom w:w="70" w:type="dxa"/>
+              <w:right w:w="90" w:type="dxa"/>
+            </w:tcMar>
+          </w:tcPr>
+          <w:p>
+            <w:pPr>
+              <w:spacing w:after="40"/>
+              <w:rPr>
+                <w:lang w:val="en-US"/>
+              </w:rPr>
+            </w:pPr>
+            <w:r>
+              <w:rPr>
+                <w:sz w:val="19"/>
+                <w:szCs w:val="19"/>
+                <w:lang w:val="en-US"/>
+              </w:rPr>
+              <w:t xml:space="preserve">This is the grain of </w:t>
+            </w:r>
+            <w:proofErr w:type="spellStart"/>
+            <w:r>
+              <w:rPr>
+                <w:sz w:val="19"/>
+                <w:szCs w:val="19"/>
+                <w:lang w:val="en-US"/>
+              </w:rPr>
+              <w:t>Fact_Track</w:t>
+            </w:r>
+            <w:proofErr w:type="spellEnd"/>
+            <w:r>
+              <w:rPr>
+                <w:sz w:val="19"/>
+                <w:szCs w:val="19"/>
+                <w:lang w:val="en-US"/>
+              </w:rPr>
+              <w:t xml:space="preserve">, and the Data Warehouse has a UNIQUE constraint on </w:t>
+            </w:r>
+            <w:proofErr w:type="spellStart"/>
+            <w:r>
+              <w:rPr>
+                <w:sz w:val="19"/>
+                <w:szCs w:val="19"/>
+                <w:lang w:val="en-US"/>
+              </w:rPr>
+              <w:t>track_id</w:t>
+            </w:r>
+            <w:proofErr w:type="spellEnd"/>
+            <w:r>
+              <w:rPr>
+                <w:sz w:val="19"/>
+                <w:szCs w:val="19"/>
+                <w:lang w:val="en-US"/>
+              </w:rPr>
+              <w:t>.</w:t>
+            </w:r>
+          </w:p>
+        </w:tc>
+      </w:tr>
+      <w:tr>
+        <w:trPr>
+          <w:cantSplit/>
+        </w:trPr>
+        <w:tc>
+          <w:tcPr>
+            <w:tcW w:w="800" w:type="dxa"/>
+            <w:tcBorders>
+              <w:top w:val="none" w:sz="0" w:space="0" w:color="FFFFFF"/>
+              <w:left w:val="none" w:sz="0" w:space="0" w:color="FFFFFF"/>
+              <w:bottom w:val="single" w:sz="4" w:space="0" w:color="BFBFBF"/>
+              <w:right w:val="none" w:sz="0" w:space="0" w:color="FFFFFF"/>
+            </w:tcBorders>
+            <w:tcMar>
+              <w:top w:w="70" w:type="dxa"/>
+              <w:left w:w="90" w:type="dxa"/>
+              <w:bottom w:w="70" w:type="dxa"/>
+              <w:right w:w="90" w:type="dxa"/>
+            </w:tcMar>
+          </w:tcPr>
+          <w:p>
+            <w:pPr>
+              <w:spacing w:after="40"/>
+            </w:pPr>
+            <w:r>
+              <w:rPr>
+                <w:b/>
+                <w:bCs/>
+                <w:sz w:val="19"/>
+                <w:szCs w:val="19"/>
+              </w:rPr>
+              <w:t>DQ-10</w:t>
+            </w:r>
+          </w:p>
+        </w:tc>
+        <w:tc>
+          <w:tcPr>
+            <w:tcW w:w="1900" w:type="dxa"/>
+            <w:tcBorders>
+              <w:top w:val="none" w:sz="0" w:space="0" w:color="FFFFFF"/>
+              <w:left w:val="none" w:sz="0" w:space="0" w:color="FFFFFF"/>
+              <w:bottom w:val="single" w:sz="4" w:space="0" w:color="BFBFBF"/>
+              <w:right w:val="none" w:sz="0" w:space="0" w:color="FFFFFF"/>
+            </w:tcBorders>
+            <w:tcMar>
+              <w:top w:w="70" w:type="dxa"/>
+              <w:left w:w="90" w:type="dxa"/>
+              <w:bottom w:w="70" w:type="dxa"/>
+              <w:right w:w="90" w:type="dxa"/>
+            </w:tcMar>
+          </w:tcPr>
+          <w:p>
+            <w:pPr>
+              <w:spacing w:after="40"/>
+              <w:rPr>
+                <w:lang w:val="en-US"/>
+              </w:rPr>
+            </w:pPr>
+            <w:r>
+              <w:rPr>
+                <w:sz w:val="19"/>
+                <w:szCs w:val="19"/>
+                <w:lang w:val="en-US"/>
+              </w:rPr>
+              <w:t>RK-03, RK-05, RK-06, RK-07, RK-13, RK-17</w:t>
+            </w:r>
+          </w:p>
+        </w:tc>
+        <w:tc>
+          <w:tcPr>
+            <w:tcW w:w="7020" w:type="dxa"/>
+            <w:tcBorders>
+              <w:top w:val="none" w:sz="0" w:space="0" w:color="FFFFFF"/>
+              <w:left w:val="none" w:sz="0" w:space="0" w:color="FFFFFF"/>
+              <w:bottom w:val="single" w:sz="4" w:space="0" w:color="BFBFBF"/>
+              <w:right w:val="none" w:sz="0" w:space="0" w:color="FFFFFF"/>
+            </w:tcBorders>
+            <w:tcMar>
+              <w:top w:w="70" w:type="dxa"/>
+              <w:left w:w="90" w:type="dxa"/>
+              <w:bottom w:w="70" w:type="dxa"/>
+              <w:right w:w="90" w:type="dxa"/>
+            </w:tcMar>
+          </w:tcPr>
+          <w:p>
+            <w:pPr>
+              <w:spacing w:after="40"/>
+              <w:rPr>
+                <w:lang w:val="en-US"/>
+              </w:rPr>
+            </w:pPr>
+            <w:r>
+              <w:rPr>
+                <w:sz w:val="19"/>
+                <w:szCs w:val="19"/>
+                <w:lang w:val="en-US"/>
+              </w:rPr>
+              <w:t xml:space="preserve">It mirrors the CHECK constraints and the four rows of </w:t>
+            </w:r>
+            <w:proofErr w:type="spellStart"/>
+            <w:r>
+              <w:rPr>
+                <w:sz w:val="19"/>
+                <w:szCs w:val="19"/>
+                <w:lang w:val="en-US"/>
+              </w:rPr>
+              <w:t>Dim_Grammy_Recognition</w:t>
+            </w:r>
+            <w:proofErr w:type="spellEnd"/>
+            <w:r>
+              <w:rPr>
+                <w:sz w:val="19"/>
+                <w:szCs w:val="19"/>
+                <w:lang w:val="en-US"/>
+              </w:rPr>
+              <w:t xml:space="preserve">, so a violation would be rejected or misclassified at load. Domains: popularity 0-100, features 0-1, duration above 0, tempo missing or above 0, </w:t>
+            </w:r>
+            <w:proofErr w:type="spellStart"/>
+            <w:r>
+              <w:rPr>
+                <w:sz w:val="19"/>
+                <w:szCs w:val="19"/>
+                <w:lang w:val="en-US"/>
+              </w:rPr>
+              <w:t>explicit_flag</w:t>
+            </w:r>
+            <w:proofErr w:type="spellEnd"/>
+            <w:r>
+              <w:rPr>
+                <w:sz w:val="19"/>
+                <w:szCs w:val="19"/>
+                <w:lang w:val="en-US"/>
+              </w:rPr>
+              <w:t xml:space="preserve"> 0 or 1, </w:t>
+            </w:r>
+            <w:proofErr w:type="spellStart"/>
+            <w:r>
+              <w:rPr>
+                <w:sz w:val="19"/>
+                <w:szCs w:val="19"/>
+                <w:lang w:val="en-US"/>
+              </w:rPr>
+              <w:t>track_count</w:t>
+            </w:r>
+            <w:proofErr w:type="spellEnd"/>
+            <w:r>
+              <w:rPr>
+                <w:sz w:val="19"/>
+                <w:szCs w:val="19"/>
+                <w:lang w:val="en-US"/>
+              </w:rPr>
+              <w:t xml:space="preserve"> 1.</w:t>
+            </w:r>
+          </w:p>
+        </w:tc>
+      </w:tr>
+      <w:tr>
+        <w:trPr>
+          <w:cantSplit/>
+        </w:trPr>
+        <w:tc>
+          <w:tcPr>
+            <w:tcW w:w="800" w:type="dxa"/>
+            <w:tcBorders>
+              <w:top w:val="none" w:sz="0" w:space="0" w:color="FFFFFF"/>
+              <w:left w:val="none" w:sz="0" w:space="0" w:color="FFFFFF"/>
+              <w:bottom w:val="single" w:sz="4" w:space="0" w:color="BFBFBF"/>
+              <w:right w:val="none" w:sz="0" w:space="0" w:color="FFFFFF"/>
+            </w:tcBorders>
+            <w:tcMar>
+              <w:top w:w="70" w:type="dxa"/>
+              <w:left w:w="90" w:type="dxa"/>
+              <w:bottom w:w="70" w:type="dxa"/>
+              <w:right w:w="90" w:type="dxa"/>
+            </w:tcMar>
+          </w:tcPr>
+          <w:p>
+            <w:pPr>
+              <w:spacing w:after="40"/>
+            </w:pPr>
+            <w:r>
+              <w:rPr>
+                <w:b/>
+                <w:bCs/>
+                <w:sz w:val="19"/>
+                <w:szCs w:val="19"/>
+              </w:rPr>
+              <w:t>DQ-11</w:t>
+            </w:r>
+          </w:p>
+        </w:tc>
+        <w:tc>
+          <w:tcPr>
+            <w:tcW w:w="1900" w:type="dxa"/>
+            <w:tcBorders>
+              <w:top w:val="none" w:sz="0" w:space="0" w:color="FFFFFF"/>
+              <w:left w:val="none" w:sz="0" w:space="0" w:color="FFFFFF"/>
+              <w:bottom w:val="single" w:sz="4" w:space="0" w:color="BFBFBF"/>
+              <w:right w:val="none" w:sz="0" w:space="0" w:color="FFFFFF"/>
+            </w:tcBorders>
+            <w:tcMar>
+              <w:top w:w="70" w:type="dxa"/>
+              <w:left w:w="90" w:type="dxa"/>
+              <w:bottom w:w="70" w:type="dxa"/>
+              <w:right w:w="90" w:type="dxa"/>
+            </w:tcMar>
+          </w:tcPr>
+          <w:p>
+            <w:pPr>
+              <w:spacing w:after="40"/>
+            </w:pPr>
+            <w:r>
+              <w:rPr>
+                <w:sz w:val="19"/>
+                <w:szCs w:val="19"/>
+              </w:rPr>
+              <w:t>AR-01 to AR-03</w:t>
+            </w:r>
+          </w:p>
+        </w:tc>
+        <w:tc>
+          <w:tcPr>
+            <w:tcW w:w="7020" w:type="dxa"/>
+            <w:tcBorders>
+              <w:top w:val="none" w:sz="0" w:space="0" w:color="FFFFFF"/>
+              <w:left w:val="none" w:sz="0" w:space="0" w:color="FFFFFF"/>
+              <w:bottom w:val="single" w:sz="4" w:space="0" w:color="BFBFBF"/>
+              <w:right w:val="none" w:sz="0" w:space="0" w:color="FFFFFF"/>
+            </w:tcBorders>
+            <w:tcMar>
+              <w:top w:w="70" w:type="dxa"/>
+              <w:left w:w="90" w:type="dxa"/>
+              <w:bottom w:w="70" w:type="dxa"/>
+              <w:right w:w="90" w:type="dxa"/>
+            </w:tcMar>
+          </w:tcPr>
+          <w:p>
+            <w:pPr>
+              <w:spacing w:after="40"/>
+              <w:rPr>
+                <w:lang w:val="en-US"/>
+              </w:rPr>
+            </w:pPr>
+            <w:r>
+              <w:rPr>
+                <w:sz w:val="19"/>
+                <w:szCs w:val="19"/>
+                <w:lang w:val="en-US"/>
+              </w:rPr>
+              <w:t>With 1,000 tracks the standard error of a group mean is about 3% of the standard deviation. A smaller group makes comparisons unstable, but loading is still safe, so the result is a warning.</w:t>
+            </w:r>
+          </w:p>
+        </w:tc>
+      </w:tr>
+      <w:tr>
+        <w:trPr>
+          <w:cantSplit/>
+        </w:trPr>
+        <w:tc>
+          <w:tcPr>
+            <w:tcW w:w="800" w:type="dxa"/>
+            <w:tcBorders>
+              <w:top w:val="none" w:sz="0" w:space="0" w:color="FFFFFF"/>
+              <w:left w:val="none" w:sz="0" w:space="0" w:color="FFFFFF"/>
+              <w:bottom w:val="single" w:sz="12" w:space="0" w:color="000000"/>
+              <w:right w:val="none" w:sz="0" w:space="0" w:color="FFFFFF"/>
+            </w:tcBorders>
+            <w:tcMar>
+              <w:top w:w="70" w:type="dxa"/>
+              <w:left w:w="90" w:type="dxa"/>
+              <w:bottom w:w="70" w:type="dxa"/>
+              <w:right w:w="90" w:type="dxa"/>
+            </w:tcMar>
+          </w:tcPr>
+          <w:p>
+            <w:pPr>
+              <w:spacing w:after="40"/>
+            </w:pPr>
+            <w:r>
+              <w:rPr>
+                <w:b/>
+                <w:bCs/>
+                <w:sz w:val="19"/>
+                <w:szCs w:val="19"/>
+              </w:rPr>
+              <w:t>DQ-12</w:t>
+            </w:r>
+          </w:p>
+        </w:tc>
+        <w:tc>
+          <w:tcPr>
+            <w:tcW w:w="1900" w:type="dxa"/>
+            <w:tcBorders>
+              <w:top w:val="none" w:sz="0" w:space="0" w:color="FFFFFF"/>
+              <w:left w:val="none" w:sz="0" w:space="0" w:color="FFFFFF"/>
+              <w:bottom w:val="single" w:sz="12" w:space="0" w:color="000000"/>
+              <w:right w:val="none" w:sz="0" w:space="0" w:color="FFFFFF"/>
+            </w:tcBorders>
+            <w:tcMar>
+              <w:top w:w="70" w:type="dxa"/>
+              <w:left w:w="90" w:type="dxa"/>
+              <w:bottom w:w="70" w:type="dxa"/>
+              <w:right w:w="90" w:type="dxa"/>
+            </w:tcMar>
+          </w:tcPr>
+          <w:p>
+            <w:pPr>
+              <w:spacing w:after="40"/>
+            </w:pPr>
+            <w:r>
+              <w:rPr>
+                <w:sz w:val="19"/>
+                <w:szCs w:val="19"/>
+              </w:rPr>
+              <w:t>RK-17</w:t>
+            </w:r>
+          </w:p>
+        </w:tc>
+        <w:tc>
+          <w:tcPr>
+            <w:tcW w:w="7020" w:type="dxa"/>
+            <w:tcBorders>
+              <w:top w:val="none" w:sz="0" w:space="0" w:color="FFFFFF"/>
+              <w:left w:val="none" w:sz="0" w:space="0" w:color="FFFFFF"/>
+              <w:bottom w:val="single" w:sz="12" w:space="0" w:color="000000"/>
+              <w:right w:val="none" w:sz="0" w:space="0" w:color="FFFFFF"/>
+            </w:tcBorders>
+            <w:tcMar>
+              <w:top w:w="70" w:type="dxa"/>
+              <w:left w:w="90" w:type="dxa"/>
+              <w:bottom w:w="70" w:type="dxa"/>
+              <w:right w:w="90" w:type="dxa"/>
+            </w:tcMar>
+          </w:tcPr>
+          <w:p>
+            <w:pPr>
+              <w:spacing w:after="40"/>
+              <w:rPr>
+                <w:lang w:val="en-US"/>
+              </w:rPr>
+            </w:pPr>
+            <w:r>
+              <w:rPr>
+                <w:sz w:val="19"/>
+                <w:szCs w:val="19"/>
+                <w:lang w:val="en-US"/>
+              </w:rPr>
+              <w:t>Profiling found 33.7% of distinct Grammy artists matched. The value is reported as trend evidence and does not block the batch.</w:t>
+            </w:r>
+          </w:p>
+        </w:tc>
+      </w:tr>
+    </w:tbl>
+    <w:p>
+      <w:pPr>
+        <w:spacing w:after="160"/>
+        <w:rPr>
+          <w:lang w:val="en-US"/>
+        </w:rPr>
+      </w:pPr>
+    </w:p>
+    <w:p>
+      <w:pPr>
+        <w:pStyle w:val="Ttulo2"/>
+        <w:keepNext/>
+        <w:spacing w:before="260" w:after="100"/>
+        <w:rPr>
+          <w:lang w:val="en-US"/>
+        </w:rPr>
+      </w:pPr>
+      <w:r>
+        <w:rPr>
+          <w:b/>
+          <w:bCs/>
+          <w:color w:val="000000"/>
+          <w:sz w:val="22"/>
+          <w:szCs w:val="22"/>
+          <w:lang w:val="en-US"/>
+        </w:rPr>
+        <w:t xml:space="preserve">5.5. Coverage and rules not </w:t>
+      </w:r>
+      <w:r>
+        <w:rPr>
+          <w:b/>
+          <w:bCs/>
+          <w:color w:val="000000"/>
+          <w:sz w:val="22"/>
+          <w:szCs w:val="22"/>
+          <w:lang w:val="en-US"/>
+        </w:rPr>
+        <w:t>implemented.</w:t>
+      </w:r>
+    </w:p>
+    <w:p>
+      <w:pPr>
+        <w:keepNext/>
+        <w:spacing w:after="140" w:line="288" w:lineRule="auto"/>
+        <w:jc w:val="both"/>
+      </w:pPr>
+      <w:r>
+        <w:rPr>
+          <w:lang w:val="en-US"/>
+        </w:rPr>
+        <w:t xml:space="preserve">The set has 12 rules: 6 Critical, 5 Warning and 1 Informational, with 5 rules on the Spotify raw data, 3 on the Grammy raw data and 4 on the prepared data. </w:t>
+      </w:r>
+      <w:proofErr w:type="spellStart"/>
+      <w:r>
+        <w:t>Four</w:t>
+      </w:r>
+      <w:proofErr w:type="spellEnd"/>
+      <w:r>
+        <w:t xml:space="preserve"> candidate rules </w:t>
+      </w:r>
+      <w:proofErr w:type="spellStart"/>
+      <w:r>
+        <w:t>were</w:t>
+      </w:r>
+      <w:proofErr w:type="spellEnd"/>
+      <w:r>
+        <w:t xml:space="preserve"> not implemented as separate rules:</w:t>
+      </w:r>
+    </w:p>
+    <w:p>
+      <w:pPr>
+        <w:numPr>
+          <w:ilvl w:val="0"/>
+          <w:numId w:val="2"/>
+        </w:numPr>
+        <w:spacing w:after="90" w:line="288" w:lineRule="auto"/>
+        <w:jc w:val="both"/>
+        <w:rPr>
+          <w:lang w:val="en-US"/>
+        </w:rPr>
+      </w:pPr>
+      <w:r>
+        <w:rPr>
+          <w:b/>
+          <w:bCs/>
+          <w:lang w:val="en-US"/>
+        </w:rPr>
+        <w:t>Tempo equal to 0 (RK-07):</w:t>
+      </w:r>
+      <w:r>
+        <w:rPr>
+          <w:lang w:val="en-US"/>
+        </w:rPr>
+        <w:t xml:space="preserve"> it is handled by the transformation (set to missing) and checked through DQ-10, which requires tempo to be missing or above 0.</w:t>
+      </w:r>
+    </w:p>
+    <w:p>
+      <w:pPr>
+        <w:numPr>
+          <w:ilvl w:val="0"/>
+          <w:numId w:val="2"/>
+        </w:numPr>
+        <w:spacing w:after="90" w:line="288" w:lineRule="auto"/>
+        <w:jc w:val="both"/>
+        <w:rPr>
+          <w:lang w:val="en-US"/>
+        </w:rPr>
+      </w:pPr>
+      <w:r>
+        <w:rPr>
+          <w:b/>
+          <w:bCs/>
+          <w:lang w:val="en-US"/>
+        </w:rPr>
+        <w:t>Duplicate Grammy records:</w:t>
+      </w:r>
+      <w:r>
+        <w:rPr>
+          <w:lang w:val="en-US"/>
+        </w:rPr>
+        <w:t xml:space="preserve"> profiling found none, so no rule was justified by evidence.</w:t>
+      </w:r>
+    </w:p>
+    <w:p>
+      <w:pPr>
+        <w:numPr>
+          <w:ilvl w:val="0"/>
+          <w:numId w:val="2"/>
+        </w:numPr>
+        <w:spacing w:after="90" w:line="288" w:lineRule="auto"/>
+        <w:jc w:val="both"/>
+        <w:rPr>
+          <w:lang w:val="en-US"/>
+        </w:rPr>
+      </w:pPr>
+      <w:r>
+        <w:rPr>
+          <w:b/>
+          <w:bCs/>
+          <w:lang w:val="en-US"/>
+        </w:rPr>
+        <w:t>Grammy year coverage (RK-15):</w:t>
+      </w:r>
+      <w:r>
+        <w:rPr>
+          <w:lang w:val="en-US"/>
+        </w:rPr>
+        <w:t xml:space="preserve"> it is documented as a limitation of the analysis (Section 3) because no KPI uses the year.</w:t>
+      </w:r>
+    </w:p>
+    <w:p>
+      <w:pPr>
+        <w:numPr>
+          <w:ilvl w:val="0"/>
+          <w:numId w:val="2"/>
+        </w:numPr>
+        <w:spacing w:after="90" w:line="288" w:lineRule="auto"/>
+        <w:jc w:val="both"/>
+        <w:rPr>
+          <w:lang w:val="en-US"/>
+        </w:rPr>
+      </w:pPr>
+      <w:r>
+        <w:rPr>
+          <w:b/>
+          <w:bCs/>
+          <w:lang w:val="en-US"/>
+        </w:rPr>
+        <w:t>Spotify genre balance (RK-09):</w:t>
+      </w:r>
+      <w:r>
+        <w:rPr>
+          <w:lang w:val="en-US"/>
+        </w:rPr>
+        <w:t xml:space="preserve"> it is handled by keeping genre as an analysis dimension, not by validation.</w:t>
+      </w:r>
+    </w:p>
     <w:p>
       <w:pPr>
         <w:rPr>

--- a/docs/Workshop2_Design_Document.docx
+++ b/docs/Workshop2_Design_Document.docx
@@ -27460,44 +27460,65 @@
     </w:tbl>
     <w:p>
       <w:pPr>
-        <w:spacing w:after="160"/>
-        <w:rPr>
+        <w:spacing w:after="90" w:line="288" w:lineRule="auto"/>
+        <w:jc w:val="both"/>
+        <w:rPr>
+          <w:b/>
+          <w:bCs/>
           <w:lang w:val="en-US"/>
         </w:rPr>
       </w:pPr>
     </w:p>
     <w:p>
       <w:pPr>
-        <w:pStyle w:val="Ttulo2"/>
-        <w:keepNext/>
-        <w:spacing w:before="260" w:after="100"/>
-        <w:rPr>
-          <w:lang w:val="en-US"/>
-        </w:rPr>
-      </w:pPr>
-      <w:r>
+        <w:spacing w:after="90" w:line="288" w:lineRule="auto"/>
+        <w:jc w:val="both"/>
         <w:rPr>
           <w:b/>
           <w:bCs/>
-          <w:color w:val="000000"/>
-          <w:sz w:val="22"/>
-          <w:szCs w:val="22"/>
-          <w:lang w:val="en-US"/>
-        </w:rPr>
-        <w:t>6.6. Assumptions and limitations</w:t>
-      </w:r>
+        </w:rPr>
+      </w:pPr>
+      <w:r>
+        <w:rPr>
+          <w:b/>
+          <w:bCs/>
+        </w:rPr>
+        <w:t xml:space="preserve">6.6 </w:t>
+      </w:r>
+      <w:proofErr w:type="spellStart"/>
+      <w:r>
+        <w:rPr>
+          <w:b/>
+          <w:bCs/>
+        </w:rPr>
+        <w:t>Assumptions</w:t>
+      </w:r>
+      <w:proofErr w:type="spellEnd"/>
+      <w:r>
+        <w:rPr>
+          <w:b/>
+          <w:bCs/>
+        </w:rPr>
+        <w:t xml:space="preserve"> and </w:t>
+      </w:r>
+      <w:proofErr w:type="spellStart"/>
+      <w:r>
+        <w:rPr>
+          <w:b/>
+          <w:bCs/>
+        </w:rPr>
+        <w:t>limitations</w:t>
+      </w:r>
+      <w:proofErr w:type="spellEnd"/>
     </w:p>
     <w:p>
       <w:pPr>
         <w:numPr>
           <w:ilvl w:val="0"/>
-          <w:numId w:val="2"/>
+          <w:numId w:val="3"/>
         </w:numPr>
         <w:spacing w:after="90" w:line="288" w:lineRule="auto"/>
         <w:jc w:val="both"/>
-        <w:rPr>
-          <w:lang w:val="en-US"/>
-        </w:rPr>
       </w:pPr>
       <w:r>
         <w:rPr>
@@ -27505,20 +27526,68 @@
           <w:bCs/>
           <w:lang w:val="en-US"/>
         </w:rPr>
-        <w:t>DQ-04 count:</w:t>
-      </w:r>
-      <w:r>
-        <w:rPr>
-          <w:lang w:val="en-US"/>
-        </w:rPr>
-        <w:t xml:space="preserve"> the compound-uniqueness expectation can report every row of a duplicated group, not only the extra copies, so the observed share may be up to twice the duplicate share found in profiling (450 rows, 0.39%). The 1% limit stays above that bound.</w:t>
+        <w:t>DQ-04 count.</w:t>
+      </w:r>
+      <w:r>
+        <w:rPr>
+          <w:lang w:val="en-US"/>
+        </w:rPr>
+        <w:t xml:space="preserve"> The compound-uniqueness expectation can report every row of a duplicated group, not only the extra copies, so the observed share may be up to twice the duplicate share found in profiling (450 rows, 0.39%). </w:t>
+      </w:r>
+      <w:proofErr w:type="spellStart"/>
+      <w:r>
+        <w:t>The</w:t>
+      </w:r>
+      <w:proofErr w:type="spellEnd"/>
+      <w:r>
+        <w:t xml:space="preserve"> 1% </w:t>
+      </w:r>
+      <w:proofErr w:type="spellStart"/>
+      <w:r>
+        <w:t>limit</w:t>
+      </w:r>
+      <w:proofErr w:type="spellEnd"/>
+      <w:r>
+        <w:t xml:space="preserve"> </w:t>
+      </w:r>
+      <w:proofErr w:type="spellStart"/>
+      <w:r>
+        <w:t>stays</w:t>
+      </w:r>
+      <w:proofErr w:type="spellEnd"/>
+      <w:r>
+        <w:t xml:space="preserve"> </w:t>
+      </w:r>
+      <w:proofErr w:type="spellStart"/>
+      <w:r>
+        <w:t>above</w:t>
+      </w:r>
+      <w:proofErr w:type="spellEnd"/>
+      <w:r>
+        <w:t xml:space="preserve"> </w:t>
+      </w:r>
+      <w:proofErr w:type="spellStart"/>
+      <w:r>
+        <w:t>that</w:t>
+      </w:r>
+      <w:proofErr w:type="spellEnd"/>
+      <w:r>
+        <w:t xml:space="preserve"> </w:t>
+      </w:r>
+      <w:proofErr w:type="spellStart"/>
+      <w:r>
+        <w:t>bound</w:t>
+      </w:r>
+      <w:proofErr w:type="spellEnd"/>
+      <w:r>
+        <w:t>.</w:t>
       </w:r>
     </w:p>
     <w:p>
       <w:pPr>
         <w:numPr>
           <w:ilvl w:val="0"/>
-          <w:numId w:val="2"/>
+          <w:numId w:val="3"/>
         </w:numPr>
         <w:spacing w:after="90" w:line="288" w:lineRule="auto"/>
         <w:jc w:val="both"/>
@@ -27532,20 +27601,34 @@
           <w:bCs/>
           <w:lang w:val="en-US"/>
         </w:rPr>
-        <w:t>DQ-10 scope:</w:t>
-      </w:r>
-      <w:r>
-        <w:rPr>
-          <w:lang w:val="en-US"/>
-        </w:rPr>
-        <w:t xml:space="preserve"> besides the domains listed in Table 14, the rule requires the measures other than tempo not to be null and popularity_tier to be one of the two tiers of the dimension, because a null or an unknown tier would be rejected at load.</w:t>
+        <w:t>DQ-10 scope.</w:t>
+      </w:r>
+      <w:r>
+        <w:rPr>
+          <w:lang w:val="en-US"/>
+        </w:rPr>
+        <w:t xml:space="preserve"> Besides the domains listed in Table 14, the rule requires the measures other than tempo not to be null and </w:t>
+      </w:r>
+      <w:proofErr w:type="spellStart"/>
+      <w:r>
+        <w:rPr>
+          <w:lang w:val="en-US"/>
+        </w:rPr>
+        <w:t>popularity_tier</w:t>
+      </w:r>
+      <w:proofErr w:type="spellEnd"/>
+      <w:r>
+        <w:rPr>
+          <w:lang w:val="en-US"/>
+        </w:rPr>
+        <w:t xml:space="preserve"> to be one of the two tiers of the dimension, because a null or an unknown tier would be rejected at load.</w:t>
       </w:r>
     </w:p>
     <w:p>
       <w:pPr>
         <w:numPr>
           <w:ilvl w:val="0"/>
-          <w:numId w:val="2"/>
+          <w:numId w:val="3"/>
         </w:numPr>
         <w:spacing w:after="90" w:line="288" w:lineRule="auto"/>
         <w:jc w:val="both"/>
@@ -27559,20 +27642,20 @@
           <w:bCs/>
           <w:lang w:val="en-US"/>
         </w:rPr>
-        <w:t>DQ-12 by design:</w:t>
-      </w:r>
-      <w:r>
-        <w:rPr>
-          <w:lang w:val="en-US"/>
-        </w:rPr>
-        <w:t xml:space="preserve"> its expectation cannot fail; its purpose is to record the observed share of matched Grammy artists in every run.</w:t>
+        <w:t>DQ-12 by design.</w:t>
+      </w:r>
+      <w:r>
+        <w:rPr>
+          <w:lang w:val="en-US"/>
+        </w:rPr>
+        <w:t xml:space="preserve"> Its expectation cannot fail; its purpose is to record the observed share of matched Grammy artists in every run.</w:t>
       </w:r>
     </w:p>
     <w:p>
       <w:pPr>
         <w:numPr>
           <w:ilvl w:val="0"/>
-          <w:numId w:val="2"/>
+          <w:numId w:val="3"/>
         </w:numPr>
         <w:spacing w:after="90" w:line="288" w:lineRule="auto"/>
         <w:jc w:val="both"/>
@@ -27587,20 +27670,64 @@
           <w:lang w:val="en-US"/>
         </w:rPr>
         <w:lastRenderedPageBreak/>
-        <w:t>Literals shared with the Data Warehouse:</w:t>
-      </w:r>
-      <w:r>
-        <w:rPr>
-          <w:lang w:val="en-US"/>
-        </w:rPr>
-        <w:t xml:space="preserve"> the four classification pairs and the two tier names in rules.py must equal the seed rows of sql/dw_schema.sql; the command python -m src.validation check-contract verifies it.</w:t>
+        <w:t>Literals shared with the Data Warehouse.</w:t>
+      </w:r>
+      <w:r>
+        <w:rPr>
+          <w:lang w:val="en-US"/>
+        </w:rPr>
+        <w:t xml:space="preserve"> The four classification pairs and the two tier names in rules.py must equal the seed rows of </w:t>
+      </w:r>
+      <w:proofErr w:type="spellStart"/>
+      <w:r>
+        <w:rPr>
+          <w:lang w:val="en-US"/>
+        </w:rPr>
+        <w:t>sql</w:t>
+      </w:r>
+      <w:proofErr w:type="spellEnd"/>
+      <w:r>
+        <w:rPr>
+          <w:lang w:val="en-US"/>
+        </w:rPr>
+        <w:t>/</w:t>
+      </w:r>
+      <w:proofErr w:type="spellStart"/>
+      <w:r>
+        <w:rPr>
+          <w:lang w:val="en-US"/>
+        </w:rPr>
+        <w:t>dw_schema.sql</w:t>
+      </w:r>
+      <w:proofErr w:type="spellEnd"/>
+      <w:r>
+        <w:rPr>
+          <w:lang w:val="en-US"/>
+        </w:rPr>
+        <w:t xml:space="preserve">; the command python -m </w:t>
+      </w:r>
+      <w:proofErr w:type="spellStart"/>
+      <w:proofErr w:type="gramStart"/>
+      <w:r>
+        <w:rPr>
+          <w:lang w:val="en-US"/>
+        </w:rPr>
+        <w:t>src.validation</w:t>
+      </w:r>
+      <w:proofErr w:type="spellEnd"/>
+      <w:proofErr w:type="gramEnd"/>
+      <w:r>
+        <w:rPr>
+          <w:lang w:val="en-US"/>
+        </w:rPr>
+        <w:t xml:space="preserve"> check-contract verifies it.</w:t>
       </w:r>
     </w:p>
     <w:p>
       <w:pPr>
         <w:numPr>
           <w:ilvl w:val="0"/>
-          <w:numId w:val="2"/>
+          <w:numId w:val="3"/>
         </w:numPr>
         <w:spacing w:after="90" w:line="288" w:lineRule="auto"/>
         <w:jc w:val="both"/>
@@ -27614,14 +27741,8844 @@
           <w:bCs/>
           <w:lang w:val="en-US"/>
         </w:rPr>
-        <w:t>Results:</w:t>
-      </w:r>
-      <w:r>
-        <w:rPr>
-          <w:lang w:val="en-US"/>
-        </w:rPr>
-        <w:t xml:space="preserve"> the outcomes of the gates are reported with the reliability tests (successful run, controlled critical failure and safe re-run), where each gate is executed with real data.</w:t>
-      </w:r>
+        <w:t>Results.</w:t>
+      </w:r>
+      <w:r>
+        <w:rPr>
+          <w:lang w:val="en-US"/>
+        </w:rPr>
+        <w:t xml:space="preserve"> The outcomes of the gates are reported with the reliability tests (successful run, controlled critical failure and safe re-run), where each gate is executed with real data.</w:t>
+      </w:r>
+    </w:p>
+    <w:p>
+      <w:pPr>
+        <w:spacing w:after="90" w:line="288" w:lineRule="auto"/>
+        <w:ind w:left="500"/>
+        <w:jc w:val="both"/>
+      </w:pPr>
+      <w:r>
+        <w:pict w14:anchorId="4F523177">
+          <v:rect id="_x0000_i1178" style="width:0;height:.75pt" o:hralign="center" o:hrstd="t" o:hr="t" fillcolor="#a0a0a0" stroked="f"/>
+        </w:pict>
+      </w:r>
+    </w:p>
+    <w:p>
+      <w:pPr>
+        <w:spacing w:after="90" w:line="288" w:lineRule="auto"/>
+        <w:jc w:val="both"/>
+        <w:rPr>
+          <w:b/>
+          <w:bCs/>
+          <w:lang w:val="en-US"/>
+        </w:rPr>
+      </w:pPr>
+      <w:r>
+        <w:rPr>
+          <w:b/>
+          <w:bCs/>
+          <w:lang w:val="en-US"/>
+        </w:rPr>
+        <w:t>7. Data transformation and integration</w:t>
+      </w:r>
+    </w:p>
+    <w:p>
+      <w:pPr>
+        <w:spacing w:after="90" w:line="288" w:lineRule="auto"/>
+        <w:jc w:val="both"/>
+        <w:rPr>
+          <w:b/>
+          <w:bCs/>
+          <w:lang w:val="en-US"/>
+        </w:rPr>
+      </w:pPr>
+      <w:r>
+        <w:rPr>
+          <w:b/>
+          <w:bCs/>
+          <w:lang w:val="en-US"/>
+        </w:rPr>
+        <w:t>7.1 Purpose</w:t>
+      </w:r>
+    </w:p>
+    <w:p>
+      <w:pPr>
+        <w:spacing w:after="90" w:line="288" w:lineRule="auto"/>
+        <w:ind/>
+        <w:jc w:val="both"/>
+        <w:rPr>
+          <w:lang w:val="en-US"/>
+        </w:rPr>
+      </w:pPr>
+      <w:r>
+        <w:rPr>
+          <w:lang w:val="en-US"/>
+        </w:rPr>
+        <w:t>This section documents the transformation and integration phase that produces the prepared datasets consumed by the prepared gate. Transformation is a single engineering phase that cleans, standardizes, harmonizes, integrates, and derives the data. It is executed only after both raw gates pass and before prepared validation. It implements the decisions recorded in Section 3.5 and produces the prepared data contract defined in Section 6.2.</w:t>
+      </w:r>
+    </w:p>
+    <w:p>
+      <w:pPr>
+        <w:spacing w:after="90" w:line="288" w:lineRule="auto"/>
+        <w:ind/>
+        <w:jc w:val="both"/>
+        <w:rPr>
+          <w:lang w:val="en-US"/>
+        </w:rPr>
+      </w:pPr>
+      <w:r>
+        <w:rPr>
+          <w:lang w:val="en-US"/>
+        </w:rPr>
+        <w:t>The transformation does not exist to make validation pass. Every rule has an independent justification derived from profiling evidence, an analytical requirement, the source contract, or a post-transformation invariant.</w:t>
+      </w:r>
+    </w:p>
+    <w:p>
+      <w:pPr>
+        <w:spacing w:after="90" w:line="288" w:lineRule="auto"/>
+        <w:jc w:val="both"/>
+        <w:rPr>
+          <w:b/>
+          <w:bCs/>
+          <w:lang w:val="en-US"/>
+        </w:rPr>
+      </w:pPr>
+      <w:r>
+        <w:rPr>
+          <w:b/>
+          <w:bCs/>
+          <w:lang w:val="en-US"/>
+        </w:rPr>
+        <w:t>7.2 Transformation decision record</w:t>
+      </w:r>
+    </w:p>
+    <w:p>
+      <w:pPr>
+        <w:spacing w:after="90" w:line="288" w:lineRule="auto"/>
+        <w:ind/>
+        <w:jc w:val="both"/>
+        <w:rPr>
+          <w:lang w:val="en-US"/>
+        </w:rPr>
+      </w:pPr>
+      <w:r>
+        <w:rPr>
+          <w:lang w:val="en-US"/>
+        </w:rPr>
+        <w:t>Table 7.1 lists the transformation rules, their rationale, affected fields, before/after behavior, exception handling, and analytical impact.</w:t>
+      </w:r>
+    </w:p>
+    <w:tbl>
+      <w:tblPr>
+        <w:tblW w:w="9720" w:type="dxa"/>
+        <w:tblCellMar>
+          <w:top w:w="15" w:type="dxa"/>
+          <w:left w:w="15" w:type="dxa"/>
+          <w:bottom w:w="15" w:type="dxa"/>
+          <w:right w:w="15" w:type="dxa"/>
+        </w:tblCellMar>
+        <w:tblLook w:val="04A0" w:firstRow="1" w:lastRow="0" w:firstColumn="1" w:lastColumn="0" w:noHBand="0" w:noVBand="1"/>
+        <w:tblLayout w:type="fixed"/>
+        <w:tblBorders>
+          <w:top w:val="single" w:sz="4" w:space="0" w:color="auto"/>
+          <w:left w:val="single" w:sz="4" w:space="0" w:color="auto"/>
+          <w:bottom w:val="single" w:sz="4" w:space="0" w:color="auto"/>
+          <w:right w:val="single" w:sz="4" w:space="0" w:color="auto"/>
+          <w:insideH w:val="single" w:sz="4" w:space="0" w:color="auto"/>
+          <w:insideV w:val="single" w:sz="4" w:space="0" w:color="auto"/>
+        </w:tblBorders>
+      </w:tblPr>
+      <w:tblGrid>
+        <w:gridCol w:w="1300"/>
+        <w:gridCol w:w="2000"/>
+        <w:gridCol w:w="1000"/>
+        <w:gridCol w:w="1800"/>
+        <w:gridCol w:w="1300"/>
+        <w:gridCol w:w="2320"/>
+      </w:tblGrid>
+      <w:tr>
+        <w:trPr>
+          <w:tblHeader w:val="true"/>
+          <w:cantSplit/>
+        </w:trPr>
+        <w:tc>
+          <w:tcPr>
+            <w:tcW w:w="1300" w:type="dxa"/>
+            <w:hideMark/>
+            <w:tcBorders>
+              <w:top w:val="single" w:sz="12" w:space="0" w:color="000000"/>
+              <w:left w:val="none" w:sz="0" w:space="0" w:color="FFFFFF"/>
+              <w:bottom w:val="single" w:sz="6" w:space="0" w:color="000000"/>
+              <w:right w:val="none" w:sz="0" w:space="0" w:color="FFFFFF"/>
+            </w:tcBorders>
+            <w:tcMar>
+              <w:top w:w="70" w:type="dxa"/>
+              <w:left w:w="90" w:type="dxa"/>
+              <w:bottom w:w="70" w:type="dxa"/>
+              <w:right w:w="90" w:type="dxa"/>
+            </w:tcMar>
+          </w:tcPr>
+          <w:p>
+            <w:pPr>
+              <w:spacing w:after="40"/>
+              <w:ind/>
+              <w:rPr>
+                <w:sz w:val="19"/>
+                <w:szCs w:val="19"/>
+              </w:rPr>
+            </w:pPr>
+            <w:r>
+              <w:rPr>
+                <w:b/>
+                <w:sz w:val="18"/>
+                <w:szCs w:val="19"/>
+              </w:rPr>
+              <w:t>Rule</w:t>
+            </w:r>
+          </w:p>
+        </w:tc>
+        <w:tc>
+          <w:tcPr>
+            <w:tcW w:w="2000" w:type="dxa"/>
+            <w:hideMark/>
+            <w:tcBorders>
+              <w:top w:val="single" w:sz="12" w:space="0" w:color="000000"/>
+              <w:left w:val="none" w:sz="0" w:space="0" w:color="FFFFFF"/>
+              <w:bottom w:val="single" w:sz="6" w:space="0" w:color="000000"/>
+              <w:right w:val="none" w:sz="0" w:space="0" w:color="FFFFFF"/>
+            </w:tcBorders>
+            <w:tcMar>
+              <w:top w:w="70" w:type="dxa"/>
+              <w:left w:w="90" w:type="dxa"/>
+              <w:bottom w:w="70" w:type="dxa"/>
+              <w:right w:w="90" w:type="dxa"/>
+            </w:tcMar>
+          </w:tcPr>
+          <w:p>
+            <w:pPr>
+              <w:spacing w:after="40"/>
+              <w:ind/>
+              <w:rPr>
+                <w:sz w:val="19"/>
+                <w:szCs w:val="19"/>
+              </w:rPr>
+            </w:pPr>
+            <w:proofErr w:type="spellStart"/>
+            <w:r>
+              <w:rPr>
+                <w:b/>
+                <w:sz w:val="18"/>
+                <w:szCs w:val="19"/>
+              </w:rPr>
+              <w:t>Rationale</w:t>
+            </w:r>
+            <w:proofErr w:type="spellEnd"/>
+            <w:r>
+              <w:rPr>
+                <w:b/>
+                <w:sz w:val="18"/>
+                <w:szCs w:val="19"/>
+              </w:rPr>
+              <w:t xml:space="preserve"> (</w:t>
+            </w:r>
+            <w:proofErr w:type="spellStart"/>
+            <w:r>
+              <w:rPr>
+                <w:b/>
+                <w:sz w:val="18"/>
+                <w:szCs w:val="19"/>
+              </w:rPr>
+              <w:t>evidence</w:t>
+            </w:r>
+            <w:proofErr w:type="spellEnd"/>
+            <w:r>
+              <w:rPr>
+                <w:b/>
+                <w:sz w:val="18"/>
+                <w:szCs w:val="19"/>
+              </w:rPr>
+              <w:t>)</w:t>
+            </w:r>
+          </w:p>
+        </w:tc>
+        <w:tc>
+          <w:tcPr>
+            <w:tcW w:w="1000" w:type="dxa"/>
+            <w:hideMark/>
+            <w:tcBorders>
+              <w:top w:val="single" w:sz="12" w:space="0" w:color="000000"/>
+              <w:left w:val="none" w:sz="0" w:space="0" w:color="FFFFFF"/>
+              <w:bottom w:val="single" w:sz="6" w:space="0" w:color="000000"/>
+              <w:right w:val="none" w:sz="0" w:space="0" w:color="FFFFFF"/>
+            </w:tcBorders>
+            <w:tcMar>
+              <w:top w:w="70" w:type="dxa"/>
+              <w:left w:w="90" w:type="dxa"/>
+              <w:bottom w:w="70" w:type="dxa"/>
+              <w:right w:w="90" w:type="dxa"/>
+            </w:tcMar>
+          </w:tcPr>
+          <w:p>
+            <w:pPr>
+              <w:spacing w:after="40"/>
+              <w:ind/>
+              <w:rPr>
+                <w:sz w:val="19"/>
+                <w:szCs w:val="19"/>
+              </w:rPr>
+            </w:pPr>
+            <w:proofErr w:type="spellStart"/>
+            <w:r>
+              <w:rPr>
+                <w:b/>
+                <w:sz w:val="18"/>
+                <w:szCs w:val="19"/>
+              </w:rPr>
+              <w:t>Affected</w:t>
+            </w:r>
+            <w:proofErr w:type="spellEnd"/>
+            <w:r>
+              <w:rPr>
+                <w:b/>
+                <w:sz w:val="18"/>
+                <w:szCs w:val="19"/>
+              </w:rPr>
+              <w:t xml:space="preserve"> </w:t>
+            </w:r>
+            <w:proofErr w:type="spellStart"/>
+            <w:r>
+              <w:rPr>
+                <w:b/>
+                <w:sz w:val="18"/>
+                <w:szCs w:val="19"/>
+              </w:rPr>
+              <w:t>fields</w:t>
+            </w:r>
+            <w:proofErr w:type="spellEnd"/>
+          </w:p>
+        </w:tc>
+        <w:tc>
+          <w:tcPr>
+            <w:tcW w:w="1800" w:type="dxa"/>
+            <w:hideMark/>
+            <w:tcBorders>
+              <w:top w:val="single" w:sz="12" w:space="0" w:color="000000"/>
+              <w:left w:val="none" w:sz="0" w:space="0" w:color="FFFFFF"/>
+              <w:bottom w:val="single" w:sz="6" w:space="0" w:color="000000"/>
+              <w:right w:val="none" w:sz="0" w:space="0" w:color="FFFFFF"/>
+            </w:tcBorders>
+            <w:tcMar>
+              <w:top w:w="70" w:type="dxa"/>
+              <w:left w:w="90" w:type="dxa"/>
+              <w:bottom w:w="70" w:type="dxa"/>
+              <w:right w:w="90" w:type="dxa"/>
+            </w:tcMar>
+          </w:tcPr>
+          <w:p>
+            <w:pPr>
+              <w:spacing w:after="40"/>
+              <w:ind/>
+              <w:rPr>
+                <w:sz w:val="19"/>
+                <w:szCs w:val="19"/>
+              </w:rPr>
+            </w:pPr>
+            <w:proofErr w:type="spellStart"/>
+            <w:r>
+              <w:rPr>
+                <w:b/>
+                <w:sz w:val="18"/>
+                <w:szCs w:val="19"/>
+              </w:rPr>
+              <w:t>Before</w:t>
+            </w:r>
+            <w:proofErr w:type="spellEnd"/>
+            <w:r>
+              <w:rPr>
+                <w:b/>
+                <w:sz w:val="18"/>
+                <w:szCs w:val="19"/>
+              </w:rPr>
+              <w:t xml:space="preserve"> / after</w:t>
+            </w:r>
+          </w:p>
+        </w:tc>
+        <w:tc>
+          <w:tcPr>
+            <w:tcW w:w="1300" w:type="dxa"/>
+            <w:hideMark/>
+            <w:tcBorders>
+              <w:top w:val="single" w:sz="12" w:space="0" w:color="000000"/>
+              <w:left w:val="none" w:sz="0" w:space="0" w:color="FFFFFF"/>
+              <w:bottom w:val="single" w:sz="6" w:space="0" w:color="000000"/>
+              <w:right w:val="none" w:sz="0" w:space="0" w:color="FFFFFF"/>
+            </w:tcBorders>
+            <w:tcMar>
+              <w:top w:w="70" w:type="dxa"/>
+              <w:left w:w="90" w:type="dxa"/>
+              <w:bottom w:w="70" w:type="dxa"/>
+              <w:right w:w="90" w:type="dxa"/>
+            </w:tcMar>
+          </w:tcPr>
+          <w:p>
+            <w:pPr>
+              <w:spacing w:after="40"/>
+              <w:ind/>
+              <w:rPr>
+                <w:sz w:val="19"/>
+                <w:szCs w:val="19"/>
+              </w:rPr>
+            </w:pPr>
+            <w:proofErr w:type="spellStart"/>
+            <w:r>
+              <w:rPr>
+                <w:b/>
+                <w:sz w:val="18"/>
+                <w:szCs w:val="19"/>
+              </w:rPr>
+              <w:t>Exception</w:t>
+            </w:r>
+            <w:proofErr w:type="spellEnd"/>
+            <w:r>
+              <w:rPr>
+                <w:b/>
+                <w:sz w:val="18"/>
+                <w:szCs w:val="19"/>
+              </w:rPr>
+              <w:t xml:space="preserve"> </w:t>
+            </w:r>
+            <w:proofErr w:type="spellStart"/>
+            <w:r>
+              <w:rPr>
+                <w:b/>
+                <w:sz w:val="18"/>
+                <w:szCs w:val="19"/>
+              </w:rPr>
+              <w:t>handling</w:t>
+            </w:r>
+            <w:proofErr w:type="spellEnd"/>
+          </w:p>
+        </w:tc>
+        <w:tc>
+          <w:tcPr>
+            <w:tcW w:w="2320" w:type="dxa"/>
+            <w:hideMark/>
+            <w:tcBorders>
+              <w:top w:val="single" w:sz="12" w:space="0" w:color="000000"/>
+              <w:left w:val="none" w:sz="0" w:space="0" w:color="FFFFFF"/>
+              <w:bottom w:val="single" w:sz="6" w:space="0" w:color="000000"/>
+              <w:right w:val="none" w:sz="0" w:space="0" w:color="FFFFFF"/>
+            </w:tcBorders>
+            <w:tcMar>
+              <w:top w:w="70" w:type="dxa"/>
+              <w:left w:w="90" w:type="dxa"/>
+              <w:bottom w:w="70" w:type="dxa"/>
+              <w:right w:w="90" w:type="dxa"/>
+            </w:tcMar>
+          </w:tcPr>
+          <w:p>
+            <w:pPr>
+              <w:spacing w:after="40"/>
+              <w:ind/>
+              <w:rPr>
+                <w:sz w:val="19"/>
+                <w:szCs w:val="19"/>
+              </w:rPr>
+            </w:pPr>
+            <w:proofErr w:type="spellStart"/>
+            <w:r>
+              <w:rPr>
+                <w:b/>
+                <w:sz w:val="18"/>
+                <w:szCs w:val="19"/>
+              </w:rPr>
+              <w:t>Analytical</w:t>
+            </w:r>
+            <w:proofErr w:type="spellEnd"/>
+            <w:r>
+              <w:rPr>
+                <w:b/>
+                <w:sz w:val="18"/>
+                <w:szCs w:val="19"/>
+              </w:rPr>
+              <w:t xml:space="preserve"> </w:t>
+            </w:r>
+            <w:proofErr w:type="spellStart"/>
+            <w:r>
+              <w:rPr>
+                <w:b/>
+                <w:sz w:val="18"/>
+                <w:szCs w:val="19"/>
+              </w:rPr>
+              <w:t>impact</w:t>
+            </w:r>
+            <w:proofErr w:type="spellEnd"/>
+          </w:p>
+        </w:tc>
+      </w:tr>
+      <w:tr>
+        <w:trPr>
+          <w:cantSplit/>
+        </w:trPr>
+        <w:tc>
+          <w:tcPr>
+            <w:tcW w:w="1300" w:type="dxa"/>
+            <w:hideMark/>
+            <w:tcBorders>
+              <w:top w:val="none" w:sz="0" w:space="0" w:color="FFFFFF"/>
+              <w:left w:val="none" w:sz="0" w:space="0" w:color="FFFFFF"/>
+              <w:bottom w:val="single" w:sz="4" w:space="0" w:color="BFBFBF"/>
+              <w:right w:val="none" w:sz="0" w:space="0" w:color="FFFFFF"/>
+            </w:tcBorders>
+            <w:tcMar>
+              <w:top w:w="70" w:type="dxa"/>
+              <w:left w:w="90" w:type="dxa"/>
+              <w:bottom w:w="70" w:type="dxa"/>
+              <w:right w:w="90" w:type="dxa"/>
+            </w:tcMar>
+          </w:tcPr>
+          <w:p>
+            <w:pPr>
+              <w:spacing w:after="40"/>
+              <w:ind/>
+              <w:rPr>
+                <w:sz w:val="19"/>
+                <w:szCs w:val="19"/>
+              </w:rPr>
+            </w:pPr>
+            <w:r>
+              <w:rPr>
+                <w:b/>
+                <w:sz w:val="18"/>
+                <w:szCs w:val="19"/>
+              </w:rPr>
+              <w:t xml:space="preserve">TR-01 </w:t>
+            </w:r>
+            <w:proofErr w:type="spellStart"/>
+            <w:r>
+              <w:rPr>
+                <w:b/>
+                <w:sz w:val="18"/>
+                <w:szCs w:val="19"/>
+              </w:rPr>
+              <w:t>Track</w:t>
+            </w:r>
+            <w:proofErr w:type="spellEnd"/>
+            <w:r>
+              <w:rPr>
+                <w:b/>
+                <w:sz w:val="18"/>
+                <w:szCs w:val="19"/>
+              </w:rPr>
+              <w:t xml:space="preserve"> </w:t>
+            </w:r>
+            <w:proofErr w:type="spellStart"/>
+            <w:r>
+              <w:rPr>
+                <w:b/>
+                <w:sz w:val="18"/>
+                <w:szCs w:val="19"/>
+              </w:rPr>
+              <w:t>grain</w:t>
+            </w:r>
+            <w:proofErr w:type="spellEnd"/>
+          </w:p>
+        </w:tc>
+        <w:tc>
+          <w:tcPr>
+            <w:tcW w:w="2000" w:type="dxa"/>
+            <w:hideMark/>
+            <w:tcBorders>
+              <w:top w:val="none" w:sz="0" w:space="0" w:color="FFFFFF"/>
+              <w:left w:val="none" w:sz="0" w:space="0" w:color="FFFFFF"/>
+              <w:bottom w:val="single" w:sz="4" w:space="0" w:color="BFBFBF"/>
+              <w:right w:val="none" w:sz="0" w:space="0" w:color="FFFFFF"/>
+            </w:tcBorders>
+            <w:tcMar>
+              <w:top w:w="70" w:type="dxa"/>
+              <w:left w:w="90" w:type="dxa"/>
+              <w:bottom w:w="70" w:type="dxa"/>
+              <w:right w:w="90" w:type="dxa"/>
+            </w:tcMar>
+          </w:tcPr>
+          <w:p>
+            <w:pPr>
+              <w:spacing w:after="40"/>
+              <w:ind/>
+              <w:rPr>
+                <w:sz w:val="19"/>
+                <w:szCs w:val="19"/>
+              </w:rPr>
+            </w:pPr>
+            <w:r>
+              <w:rPr>
+                <w:b w:val="0"/>
+                <w:sz w:val="18"/>
+                <w:szCs w:val="19"/>
+                <w:lang w:val="en-US"/>
+              </w:rPr>
+              <w:t xml:space="preserve">RK-01, RK-02: 114,000 rows but 89,741 distinct </w:t>
+            </w:r>
+            <w:proofErr w:type="spellStart"/>
+            <w:proofErr w:type="gramStart"/>
+            <w:r>
+              <w:rPr>
+                <w:b w:val="0"/>
+                <w:sz w:val="18"/>
+                <w:szCs w:val="19"/>
+                <w:lang w:val="en-US"/>
+              </w:rPr>
+              <w:t>track</w:t>
+            </w:r>
+            <w:proofErr w:type="gramEnd"/>
+            <w:r>
+              <w:rPr>
+                <w:b w:val="0"/>
+                <w:sz w:val="18"/>
+                <w:szCs w:val="19"/>
+                <w:lang w:val="en-US"/>
+              </w:rPr>
+              <w:t>_id</w:t>
+            </w:r>
+            <w:proofErr w:type="spellEnd"/>
+            <w:r>
+              <w:rPr>
+                <w:b w:val="0"/>
+                <w:sz w:val="18"/>
+                <w:szCs w:val="19"/>
+                <w:lang w:val="en-US"/>
+              </w:rPr>
+              <w:t xml:space="preserve">; 450 exact duplicate rows. </w:t>
+            </w:r>
+            <w:r>
+              <w:rPr>
+                <w:b w:val="0"/>
+                <w:sz w:val="18"/>
+                <w:szCs w:val="19"/>
+              </w:rPr>
+              <w:t xml:space="preserve">A </w:t>
+            </w:r>
+            <w:proofErr w:type="spellStart"/>
+            <w:r>
+              <w:rPr>
+                <w:b w:val="0"/>
+                <w:sz w:val="18"/>
+                <w:szCs w:val="19"/>
+              </w:rPr>
+              <w:t>row</w:t>
+            </w:r>
+            <w:proofErr w:type="spellEnd"/>
+            <w:r>
+              <w:rPr>
+                <w:b w:val="0"/>
+                <w:sz w:val="18"/>
+                <w:szCs w:val="19"/>
+              </w:rPr>
+              <w:t xml:space="preserve"> </w:t>
+            </w:r>
+            <w:proofErr w:type="spellStart"/>
+            <w:r>
+              <w:rPr>
+                <w:b w:val="0"/>
+                <w:sz w:val="18"/>
+                <w:szCs w:val="19"/>
+              </w:rPr>
+              <w:t>is</w:t>
+            </w:r>
+            <w:proofErr w:type="spellEnd"/>
+            <w:r>
+              <w:rPr>
+                <w:b w:val="0"/>
+                <w:sz w:val="18"/>
+                <w:szCs w:val="19"/>
+              </w:rPr>
+              <w:t xml:space="preserve"> </w:t>
+            </w:r>
+            <w:proofErr w:type="spellStart"/>
+            <w:r>
+              <w:rPr>
+                <w:b w:val="0"/>
+                <w:sz w:val="18"/>
+                <w:szCs w:val="19"/>
+              </w:rPr>
+              <w:t>not</w:t>
+            </w:r>
+            <w:proofErr w:type="spellEnd"/>
+            <w:r>
+              <w:rPr>
+                <w:b w:val="0"/>
+                <w:sz w:val="18"/>
+                <w:szCs w:val="19"/>
+              </w:rPr>
+              <w:t xml:space="preserve"> a </w:t>
+            </w:r>
+            <w:proofErr w:type="spellStart"/>
+            <w:r>
+              <w:rPr>
+                <w:b w:val="0"/>
+                <w:sz w:val="18"/>
+                <w:szCs w:val="19"/>
+              </w:rPr>
+              <w:t>track</w:t>
+            </w:r>
+            <w:proofErr w:type="spellEnd"/>
+            <w:r>
+              <w:rPr>
+                <w:b w:val="0"/>
+                <w:sz w:val="18"/>
+                <w:szCs w:val="19"/>
+              </w:rPr>
+              <w:t>.</w:t>
+            </w:r>
+          </w:p>
+        </w:tc>
+        <w:tc>
+          <w:tcPr>
+            <w:tcW w:w="1000" w:type="dxa"/>
+            <w:hideMark/>
+            <w:tcBorders>
+              <w:top w:val="none" w:sz="0" w:space="0" w:color="FFFFFF"/>
+              <w:left w:val="none" w:sz="0" w:space="0" w:color="FFFFFF"/>
+              <w:bottom w:val="single" w:sz="4" w:space="0" w:color="BFBFBF"/>
+              <w:right w:val="none" w:sz="0" w:space="0" w:color="FFFFFF"/>
+            </w:tcBorders>
+            <w:tcMar>
+              <w:top w:w="70" w:type="dxa"/>
+              <w:left w:w="90" w:type="dxa"/>
+              <w:bottom w:w="70" w:type="dxa"/>
+              <w:right w:w="90" w:type="dxa"/>
+            </w:tcMar>
+          </w:tcPr>
+          <w:p>
+            <w:pPr>
+              <w:spacing w:after="40"/>
+              <w:ind/>
+              <w:rPr>
+                <w:sz w:val="19"/>
+                <w:szCs w:val="19"/>
+                <w:lang w:val="en-US"/>
+              </w:rPr>
+            </w:pPr>
+            <w:proofErr w:type="spellStart"/>
+            <w:r>
+              <w:rPr>
+                <w:b w:val="0"/>
+                <w:sz w:val="18"/>
+                <w:szCs w:val="19"/>
+                <w:lang w:val="en-US"/>
+              </w:rPr>
+              <w:t>track_id</w:t>
+            </w:r>
+            <w:proofErr w:type="spellEnd"/>
+            <w:r>
+              <w:rPr>
+                <w:b w:val="0"/>
+                <w:sz w:val="18"/>
+                <w:szCs w:val="19"/>
+                <w:lang w:val="en-US"/>
+              </w:rPr>
+              <w:t xml:space="preserve"> and all attributes</w:t>
+            </w:r>
+          </w:p>
+        </w:tc>
+        <w:tc>
+          <w:tcPr>
+            <w:tcW w:w="1800" w:type="dxa"/>
+            <w:hideMark/>
+            <w:tcBorders>
+              <w:top w:val="none" w:sz="0" w:space="0" w:color="FFFFFF"/>
+              <w:left w:val="none" w:sz="0" w:space="0" w:color="FFFFFF"/>
+              <w:bottom w:val="single" w:sz="4" w:space="0" w:color="BFBFBF"/>
+              <w:right w:val="none" w:sz="0" w:space="0" w:color="FFFFFF"/>
+            </w:tcBorders>
+            <w:tcMar>
+              <w:top w:w="70" w:type="dxa"/>
+              <w:left w:w="90" w:type="dxa"/>
+              <w:bottom w:w="70" w:type="dxa"/>
+              <w:right w:w="90" w:type="dxa"/>
+            </w:tcMar>
+          </w:tcPr>
+          <w:p>
+            <w:pPr>
+              <w:spacing w:after="40"/>
+              <w:ind/>
+              <w:rPr>
+                <w:sz w:val="19"/>
+                <w:szCs w:val="19"/>
+                <w:lang w:val="en-US"/>
+              </w:rPr>
+            </w:pPr>
+            <w:r>
+              <w:rPr>
+                <w:b w:val="0"/>
+                <w:sz w:val="18"/>
+                <w:szCs w:val="19"/>
+                <w:lang w:val="en-US"/>
+              </w:rPr>
+              <w:t xml:space="preserve">Multiple rows per </w:t>
+            </w:r>
+            <w:proofErr w:type="spellStart"/>
+            <w:r>
+              <w:rPr>
+                <w:b w:val="0"/>
+                <w:sz w:val="18"/>
+                <w:szCs w:val="19"/>
+                <w:lang w:val="en-US"/>
+              </w:rPr>
+              <w:t>track_id</w:t>
+            </w:r>
+            <w:proofErr w:type="spellEnd"/>
+            <w:r>
+              <w:rPr>
+                <w:b w:val="0"/>
+                <w:sz w:val="18"/>
+                <w:szCs w:val="19"/>
+                <w:lang w:val="en-US"/>
+              </w:rPr>
+              <w:t xml:space="preserve"> → one row per unique </w:t>
+            </w:r>
+            <w:proofErr w:type="spellStart"/>
+            <w:r>
+              <w:rPr>
+                <w:b w:val="0"/>
+                <w:sz w:val="18"/>
+                <w:szCs w:val="19"/>
+                <w:lang w:val="en-US"/>
+              </w:rPr>
+              <w:t>track_id</w:t>
+            </w:r>
+            <w:proofErr w:type="spellEnd"/>
+            <w:r>
+              <w:rPr>
+                <w:b w:val="0"/>
+                <w:sz w:val="18"/>
+                <w:szCs w:val="19"/>
+                <w:lang w:val="en-US"/>
+              </w:rPr>
+              <w:t>.</w:t>
+            </w:r>
+          </w:p>
+        </w:tc>
+        <w:tc>
+          <w:tcPr>
+            <w:tcW w:w="1300" w:type="dxa"/>
+            <w:hideMark/>
+            <w:tcBorders>
+              <w:top w:val="none" w:sz="0" w:space="0" w:color="FFFFFF"/>
+              <w:left w:val="none" w:sz="0" w:space="0" w:color="FFFFFF"/>
+              <w:bottom w:val="single" w:sz="4" w:space="0" w:color="BFBFBF"/>
+              <w:right w:val="none" w:sz="0" w:space="0" w:color="FFFFFF"/>
+            </w:tcBorders>
+            <w:tcMar>
+              <w:top w:w="70" w:type="dxa"/>
+              <w:left w:w="90" w:type="dxa"/>
+              <w:bottom w:w="70" w:type="dxa"/>
+              <w:right w:w="90" w:type="dxa"/>
+            </w:tcMar>
+          </w:tcPr>
+          <w:p>
+            <w:pPr>
+              <w:spacing w:after="40"/>
+              <w:ind/>
+              <w:rPr>
+                <w:sz w:val="19"/>
+                <w:szCs w:val="19"/>
+              </w:rPr>
+            </w:pPr>
+            <w:proofErr w:type="spellStart"/>
+            <w:r>
+              <w:rPr>
+                <w:b w:val="0"/>
+                <w:sz w:val="18"/>
+                <w:szCs w:val="19"/>
+              </w:rPr>
+              <w:t>None</w:t>
+            </w:r>
+            <w:proofErr w:type="spellEnd"/>
+            <w:r>
+              <w:rPr>
+                <w:b w:val="0"/>
+                <w:sz w:val="18"/>
+                <w:szCs w:val="19"/>
+              </w:rPr>
+              <w:t>.</w:t>
+            </w:r>
+          </w:p>
+        </w:tc>
+        <w:tc>
+          <w:tcPr>
+            <w:tcW w:w="2320" w:type="dxa"/>
+            <w:hideMark/>
+            <w:tcBorders>
+              <w:top w:val="none" w:sz="0" w:space="0" w:color="FFFFFF"/>
+              <w:left w:val="none" w:sz="0" w:space="0" w:color="FFFFFF"/>
+              <w:bottom w:val="single" w:sz="4" w:space="0" w:color="BFBFBF"/>
+              <w:right w:val="none" w:sz="0" w:space="0" w:color="FFFFFF"/>
+            </w:tcBorders>
+            <w:tcMar>
+              <w:top w:w="70" w:type="dxa"/>
+              <w:left w:w="90" w:type="dxa"/>
+              <w:bottom w:w="70" w:type="dxa"/>
+              <w:right w:w="90" w:type="dxa"/>
+            </w:tcMar>
+          </w:tcPr>
+          <w:p>
+            <w:pPr>
+              <w:spacing w:after="40"/>
+              <w:ind/>
+              <w:rPr>
+                <w:sz w:val="19"/>
+                <w:szCs w:val="19"/>
+                <w:lang w:val="en-US"/>
+              </w:rPr>
+            </w:pPr>
+            <w:r>
+              <w:rPr>
+                <w:b w:val="0"/>
+                <w:sz w:val="18"/>
+                <w:szCs w:val="19"/>
+                <w:lang w:val="en-US"/>
+              </w:rPr>
+              <w:t>Ensures KPI-01 to KPI-03 are computed on unique tracks.</w:t>
+            </w:r>
+          </w:p>
+        </w:tc>
+      </w:tr>
+      <w:tr>
+        <w:trPr>
+          <w:cantSplit/>
+        </w:trPr>
+        <w:tc>
+          <w:tcPr>
+            <w:tcW w:w="1300" w:type="dxa"/>
+            <w:hideMark/>
+            <w:tcBorders>
+              <w:top w:val="none" w:sz="0" w:space="0" w:color="FFFFFF"/>
+              <w:left w:val="none" w:sz="0" w:space="0" w:color="FFFFFF"/>
+              <w:bottom w:val="single" w:sz="4" w:space="0" w:color="BFBFBF"/>
+              <w:right w:val="none" w:sz="0" w:space="0" w:color="FFFFFF"/>
+            </w:tcBorders>
+            <w:tcMar>
+              <w:top w:w="70" w:type="dxa"/>
+              <w:left w:w="90" w:type="dxa"/>
+              <w:bottom w:w="70" w:type="dxa"/>
+              <w:right w:w="90" w:type="dxa"/>
+            </w:tcMar>
+          </w:tcPr>
+          <w:p>
+            <w:pPr>
+              <w:spacing w:after="40"/>
+              <w:ind/>
+              <w:rPr>
+                <w:sz w:val="19"/>
+                <w:szCs w:val="19"/>
+              </w:rPr>
+            </w:pPr>
+            <w:r>
+              <w:rPr>
+                <w:b/>
+                <w:sz w:val="18"/>
+                <w:szCs w:val="19"/>
+              </w:rPr>
+              <w:t xml:space="preserve">TR-02 </w:t>
+            </w:r>
+            <w:proofErr w:type="spellStart"/>
+            <w:r>
+              <w:rPr>
+                <w:b/>
+                <w:sz w:val="18"/>
+                <w:szCs w:val="19"/>
+              </w:rPr>
+              <w:t>Popularity</w:t>
+            </w:r>
+            <w:proofErr w:type="spellEnd"/>
+            <w:r>
+              <w:rPr>
+                <w:b/>
+                <w:sz w:val="18"/>
+                <w:szCs w:val="19"/>
+              </w:rPr>
+              <w:t xml:space="preserve"> </w:t>
+            </w:r>
+            <w:proofErr w:type="spellStart"/>
+            <w:r>
+              <w:rPr>
+                <w:b/>
+                <w:sz w:val="18"/>
+                <w:szCs w:val="19"/>
+              </w:rPr>
+              <w:lastRenderedPageBreak/>
+              <w:t>aggregation</w:t>
+            </w:r>
+            <w:proofErr w:type="spellEnd"/>
+          </w:p>
+        </w:tc>
+        <w:tc>
+          <w:tcPr>
+            <w:tcW w:w="2000" w:type="dxa"/>
+            <w:hideMark/>
+            <w:tcBorders>
+              <w:top w:val="none" w:sz="0" w:space="0" w:color="FFFFFF"/>
+              <w:left w:val="none" w:sz="0" w:space="0" w:color="FFFFFF"/>
+              <w:bottom w:val="single" w:sz="4" w:space="0" w:color="BFBFBF"/>
+              <w:right w:val="none" w:sz="0" w:space="0" w:color="FFFFFF"/>
+            </w:tcBorders>
+            <w:tcMar>
+              <w:top w:w="70" w:type="dxa"/>
+              <w:left w:w="90" w:type="dxa"/>
+              <w:bottom w:w="70" w:type="dxa"/>
+              <w:right w:w="90" w:type="dxa"/>
+            </w:tcMar>
+          </w:tcPr>
+          <w:p>
+            <w:pPr>
+              <w:spacing w:after="40"/>
+              <w:ind/>
+              <w:rPr>
+                <w:sz w:val="19"/>
+                <w:szCs w:val="19"/>
+                <w:lang w:val="en-US"/>
+              </w:rPr>
+            </w:pPr>
+            <w:r>
+              <w:rPr>
+                <w:b w:val="0"/>
+                <w:sz w:val="18"/>
+                <w:szCs w:val="19"/>
+                <w:lang w:val="en-US"/>
+              </w:rPr>
+              <w:lastRenderedPageBreak/>
+              <w:t xml:space="preserve">RK-03: 720 </w:t>
+            </w:r>
+            <w:proofErr w:type="spellStart"/>
+            <w:proofErr w:type="gramStart"/>
+            <w:r>
+              <w:rPr>
+                <w:b w:val="0"/>
+                <w:sz w:val="18"/>
+                <w:szCs w:val="19"/>
+                <w:lang w:val="en-US"/>
+              </w:rPr>
+              <w:t>track</w:t>
+            </w:r>
+            <w:proofErr w:type="gramEnd"/>
+            <w:r>
+              <w:rPr>
+                <w:b w:val="0"/>
+                <w:sz w:val="18"/>
+                <w:szCs w:val="19"/>
+                <w:lang w:val="en-US"/>
+              </w:rPr>
+              <w:t>_id</w:t>
+            </w:r>
+            <w:proofErr w:type="spellEnd"/>
+            <w:r>
+              <w:rPr>
+                <w:b w:val="0"/>
+                <w:sz w:val="18"/>
+                <w:szCs w:val="19"/>
+                <w:lang w:val="en-US"/>
+              </w:rPr>
+              <w:t xml:space="preserve"> show </w:t>
+            </w:r>
+            <w:r>
+              <w:rPr>
+                <w:b w:val="0"/>
+                <w:sz w:val="18"/>
+                <w:szCs w:val="19"/>
+                <w:lang w:val="en-US"/>
+              </w:rPr>
+              <w:lastRenderedPageBreak/>
+              <w:t>conflicting popularity (median difference 1 point, maximum 44).</w:t>
+            </w:r>
+          </w:p>
+        </w:tc>
+        <w:tc>
+          <w:tcPr>
+            <w:tcW w:w="1000" w:type="dxa"/>
+            <w:hideMark/>
+            <w:tcBorders>
+              <w:top w:val="none" w:sz="0" w:space="0" w:color="FFFFFF"/>
+              <w:left w:val="none" w:sz="0" w:space="0" w:color="FFFFFF"/>
+              <w:bottom w:val="single" w:sz="4" w:space="0" w:color="BFBFBF"/>
+              <w:right w:val="none" w:sz="0" w:space="0" w:color="FFFFFF"/>
+            </w:tcBorders>
+            <w:tcMar>
+              <w:top w:w="70" w:type="dxa"/>
+              <w:left w:w="90" w:type="dxa"/>
+              <w:bottom w:w="70" w:type="dxa"/>
+              <w:right w:w="90" w:type="dxa"/>
+            </w:tcMar>
+          </w:tcPr>
+          <w:p>
+            <w:pPr>
+              <w:spacing w:after="40"/>
+              <w:ind/>
+              <w:rPr>
+                <w:sz w:val="19"/>
+                <w:szCs w:val="19"/>
+              </w:rPr>
+            </w:pPr>
+            <w:proofErr w:type="spellStart"/>
+            <w:r>
+              <w:rPr>
+                <w:b w:val="0"/>
+                <w:sz w:val="18"/>
+                <w:szCs w:val="19"/>
+              </w:rPr>
+              <w:lastRenderedPageBreak/>
+              <w:t>popularity</w:t>
+            </w:r>
+            <w:proofErr w:type="spellEnd"/>
+          </w:p>
+        </w:tc>
+        <w:tc>
+          <w:tcPr>
+            <w:tcW w:w="1800" w:type="dxa"/>
+            <w:hideMark/>
+            <w:tcBorders>
+              <w:top w:val="none" w:sz="0" w:space="0" w:color="FFFFFF"/>
+              <w:left w:val="none" w:sz="0" w:space="0" w:color="FFFFFF"/>
+              <w:bottom w:val="single" w:sz="4" w:space="0" w:color="BFBFBF"/>
+              <w:right w:val="none" w:sz="0" w:space="0" w:color="FFFFFF"/>
+            </w:tcBorders>
+            <w:tcMar>
+              <w:top w:w="70" w:type="dxa"/>
+              <w:left w:w="90" w:type="dxa"/>
+              <w:bottom w:w="70" w:type="dxa"/>
+              <w:right w:w="90" w:type="dxa"/>
+            </w:tcMar>
+          </w:tcPr>
+          <w:p>
+            <w:pPr>
+              <w:spacing w:after="40"/>
+              <w:ind/>
+              <w:rPr>
+                <w:sz w:val="19"/>
+                <w:szCs w:val="19"/>
+                <w:lang w:val="en-US"/>
+              </w:rPr>
+            </w:pPr>
+            <w:r>
+              <w:rPr>
+                <w:b w:val="0"/>
+                <w:sz w:val="18"/>
+                <w:szCs w:val="19"/>
+                <w:lang w:val="en-US"/>
+              </w:rPr>
+              <w:t xml:space="preserve">Mean across repeated rows of the same </w:t>
+            </w:r>
+            <w:proofErr w:type="spellStart"/>
+            <w:r>
+              <w:rPr>
+                <w:b w:val="0"/>
+                <w:sz w:val="18"/>
+                <w:szCs w:val="19"/>
+                <w:lang w:val="en-US"/>
+              </w:rPr>
+              <w:t>track_id</w:t>
+            </w:r>
+            <w:proofErr w:type="spellEnd"/>
+            <w:r>
+              <w:rPr>
+                <w:b w:val="0"/>
+                <w:sz w:val="18"/>
+                <w:szCs w:val="19"/>
+                <w:lang w:val="en-US"/>
+              </w:rPr>
+              <w:t>.</w:t>
+            </w:r>
+          </w:p>
+        </w:tc>
+        <w:tc>
+          <w:tcPr>
+            <w:tcW w:w="1300" w:type="dxa"/>
+            <w:hideMark/>
+            <w:tcBorders>
+              <w:top w:val="none" w:sz="0" w:space="0" w:color="FFFFFF"/>
+              <w:left w:val="none" w:sz="0" w:space="0" w:color="FFFFFF"/>
+              <w:bottom w:val="single" w:sz="4" w:space="0" w:color="BFBFBF"/>
+              <w:right w:val="none" w:sz="0" w:space="0" w:color="FFFFFF"/>
+            </w:tcBorders>
+            <w:tcMar>
+              <w:top w:w="70" w:type="dxa"/>
+              <w:left w:w="90" w:type="dxa"/>
+              <w:bottom w:w="70" w:type="dxa"/>
+              <w:right w:w="90" w:type="dxa"/>
+            </w:tcMar>
+          </w:tcPr>
+          <w:p>
+            <w:pPr>
+              <w:spacing w:after="40"/>
+              <w:ind/>
+              <w:rPr>
+                <w:sz w:val="19"/>
+                <w:szCs w:val="19"/>
+                <w:lang w:val="en-US"/>
+              </w:rPr>
+            </w:pPr>
+            <w:r>
+              <w:rPr>
+                <w:b w:val="0"/>
+                <w:sz w:val="18"/>
+                <w:szCs w:val="19"/>
+                <w:lang w:val="en-US"/>
+              </w:rPr>
+              <w:t>Zeros kept and report</w:t>
+            </w:r>
+            <w:r>
+              <w:rPr>
+                <w:b w:val="0"/>
+                <w:sz w:val="18"/>
+                <w:szCs w:val="19"/>
+                <w:lang w:val="en-US"/>
+              </w:rPr>
+              <w:lastRenderedPageBreak/>
+              <w:t>ed; sensitivity check without zeros in the analysis.</w:t>
+            </w:r>
+          </w:p>
+        </w:tc>
+        <w:tc>
+          <w:tcPr>
+            <w:tcW w:w="2320" w:type="dxa"/>
+            <w:hideMark/>
+            <w:tcBorders>
+              <w:top w:val="none" w:sz="0" w:space="0" w:color="FFFFFF"/>
+              <w:left w:val="none" w:sz="0" w:space="0" w:color="FFFFFF"/>
+              <w:bottom w:val="single" w:sz="4" w:space="0" w:color="BFBFBF"/>
+              <w:right w:val="none" w:sz="0" w:space="0" w:color="FFFFFF"/>
+            </w:tcBorders>
+            <w:tcMar>
+              <w:top w:w="70" w:type="dxa"/>
+              <w:left w:w="90" w:type="dxa"/>
+              <w:bottom w:w="70" w:type="dxa"/>
+              <w:right w:w="90" w:type="dxa"/>
+            </w:tcMar>
+          </w:tcPr>
+          <w:p>
+            <w:pPr>
+              <w:spacing w:after="40"/>
+              <w:ind/>
+              <w:rPr>
+                <w:sz w:val="19"/>
+                <w:szCs w:val="19"/>
+                <w:lang w:val="en-US"/>
+              </w:rPr>
+            </w:pPr>
+            <w:r>
+              <w:rPr>
+                <w:b w:val="0"/>
+                <w:sz w:val="18"/>
+                <w:szCs w:val="19"/>
+                <w:lang w:val="en-US"/>
+              </w:rPr>
+              <w:lastRenderedPageBreak/>
+              <w:t xml:space="preserve">Provides a stable popularity measure for </w:t>
+            </w:r>
+            <w:r>
+              <w:rPr>
+                <w:b w:val="0"/>
+                <w:sz w:val="18"/>
+                <w:szCs w:val="19"/>
+                <w:lang w:val="en-US"/>
+              </w:rPr>
+              <w:lastRenderedPageBreak/>
+              <w:t>AR-01 and AR-02.</w:t>
+            </w:r>
+          </w:p>
+        </w:tc>
+      </w:tr>
+      <w:tr>
+        <w:trPr>
+          <w:cantSplit/>
+        </w:trPr>
+        <w:tc>
+          <w:tcPr>
+            <w:tcW w:w="1300" w:type="dxa"/>
+            <w:hideMark/>
+            <w:tcBorders>
+              <w:top w:val="none" w:sz="0" w:space="0" w:color="FFFFFF"/>
+              <w:left w:val="none" w:sz="0" w:space="0" w:color="FFFFFF"/>
+              <w:bottom w:val="single" w:sz="4" w:space="0" w:color="BFBFBF"/>
+              <w:right w:val="none" w:sz="0" w:space="0" w:color="FFFFFF"/>
+            </w:tcBorders>
+            <w:tcMar>
+              <w:top w:w="70" w:type="dxa"/>
+              <w:left w:w="90" w:type="dxa"/>
+              <w:bottom w:w="70" w:type="dxa"/>
+              <w:right w:w="90" w:type="dxa"/>
+            </w:tcMar>
+          </w:tcPr>
+          <w:p>
+            <w:pPr>
+              <w:spacing w:after="40"/>
+              <w:ind/>
+              <w:rPr>
+                <w:sz w:val="19"/>
+                <w:szCs w:val="19"/>
+              </w:rPr>
+            </w:pPr>
+            <w:r>
+              <w:rPr>
+                <w:b/>
+                <w:sz w:val="18"/>
+                <w:szCs w:val="19"/>
+              </w:rPr>
+              <w:lastRenderedPageBreak/>
+              <w:t xml:space="preserve">TR-03 Tempo </w:t>
+            </w:r>
+            <w:proofErr w:type="spellStart"/>
+            <w:r>
+              <w:rPr>
+                <w:b/>
+                <w:sz w:val="18"/>
+                <w:szCs w:val="19"/>
+              </w:rPr>
+              <w:t>zero</w:t>
+            </w:r>
+            <w:proofErr w:type="spellEnd"/>
+          </w:p>
+        </w:tc>
+        <w:tc>
+          <w:tcPr>
+            <w:tcW w:w="2000" w:type="dxa"/>
+            <w:hideMark/>
+            <w:tcBorders>
+              <w:top w:val="none" w:sz="0" w:space="0" w:color="FFFFFF"/>
+              <w:left w:val="none" w:sz="0" w:space="0" w:color="FFFFFF"/>
+              <w:bottom w:val="single" w:sz="4" w:space="0" w:color="BFBFBF"/>
+              <w:right w:val="none" w:sz="0" w:space="0" w:color="FFFFFF"/>
+            </w:tcBorders>
+            <w:tcMar>
+              <w:top w:w="70" w:type="dxa"/>
+              <w:left w:w="90" w:type="dxa"/>
+              <w:bottom w:w="70" w:type="dxa"/>
+              <w:right w:w="90" w:type="dxa"/>
+            </w:tcMar>
+          </w:tcPr>
+          <w:p>
+            <w:pPr>
+              <w:spacing w:after="40"/>
+              <w:ind/>
+              <w:rPr>
+                <w:sz w:val="19"/>
+                <w:szCs w:val="19"/>
+                <w:lang w:val="en-US"/>
+              </w:rPr>
+            </w:pPr>
+            <w:r>
+              <w:rPr>
+                <w:b w:val="0"/>
+                <w:sz w:val="18"/>
+                <w:szCs w:val="19"/>
+                <w:lang w:val="en-US"/>
+              </w:rPr>
+              <w:t>RK-07: 157 rows have tempo 0, an impossible value.</w:t>
+            </w:r>
+          </w:p>
+        </w:tc>
+        <w:tc>
+          <w:tcPr>
+            <w:tcW w:w="1000" w:type="dxa"/>
+            <w:hideMark/>
+            <w:tcBorders>
+              <w:top w:val="none" w:sz="0" w:space="0" w:color="FFFFFF"/>
+              <w:left w:val="none" w:sz="0" w:space="0" w:color="FFFFFF"/>
+              <w:bottom w:val="single" w:sz="4" w:space="0" w:color="BFBFBF"/>
+              <w:right w:val="none" w:sz="0" w:space="0" w:color="FFFFFF"/>
+            </w:tcBorders>
+            <w:tcMar>
+              <w:top w:w="70" w:type="dxa"/>
+              <w:left w:w="90" w:type="dxa"/>
+              <w:bottom w:w="70" w:type="dxa"/>
+              <w:right w:w="90" w:type="dxa"/>
+            </w:tcMar>
+          </w:tcPr>
+          <w:p>
+            <w:pPr>
+              <w:spacing w:after="40"/>
+              <w:ind/>
+              <w:rPr>
+                <w:sz w:val="19"/>
+                <w:szCs w:val="19"/>
+              </w:rPr>
+            </w:pPr>
+            <w:r>
+              <w:rPr>
+                <w:b w:val="0"/>
+                <w:sz w:val="18"/>
+                <w:szCs w:val="19"/>
+              </w:rPr>
+              <w:t>tempo</w:t>
+            </w:r>
+          </w:p>
+        </w:tc>
+        <w:tc>
+          <w:tcPr>
+            <w:tcW w:w="1800" w:type="dxa"/>
+            <w:hideMark/>
+            <w:tcBorders>
+              <w:top w:val="none" w:sz="0" w:space="0" w:color="FFFFFF"/>
+              <w:left w:val="none" w:sz="0" w:space="0" w:color="FFFFFF"/>
+              <w:bottom w:val="single" w:sz="4" w:space="0" w:color="BFBFBF"/>
+              <w:right w:val="none" w:sz="0" w:space="0" w:color="FFFFFF"/>
+            </w:tcBorders>
+            <w:tcMar>
+              <w:top w:w="70" w:type="dxa"/>
+              <w:left w:w="90" w:type="dxa"/>
+              <w:bottom w:w="70" w:type="dxa"/>
+              <w:right w:w="90" w:type="dxa"/>
+            </w:tcMar>
+          </w:tcPr>
+          <w:p>
+            <w:pPr>
+              <w:spacing w:after="40"/>
+              <w:ind/>
+              <w:rPr>
+                <w:sz w:val="19"/>
+                <w:szCs w:val="19"/>
+              </w:rPr>
+            </w:pPr>
+            <w:r>
+              <w:rPr>
+                <w:b w:val="0"/>
+                <w:sz w:val="18"/>
+                <w:szCs w:val="19"/>
+              </w:rPr>
+              <w:t>0 → NULL.</w:t>
+            </w:r>
+          </w:p>
+        </w:tc>
+        <w:tc>
+          <w:tcPr>
+            <w:tcW w:w="1300" w:type="dxa"/>
+            <w:hideMark/>
+            <w:tcBorders>
+              <w:top w:val="none" w:sz="0" w:space="0" w:color="FFFFFF"/>
+              <w:left w:val="none" w:sz="0" w:space="0" w:color="FFFFFF"/>
+              <w:bottom w:val="single" w:sz="4" w:space="0" w:color="BFBFBF"/>
+              <w:right w:val="none" w:sz="0" w:space="0" w:color="FFFFFF"/>
+            </w:tcBorders>
+            <w:tcMar>
+              <w:top w:w="70" w:type="dxa"/>
+              <w:left w:w="90" w:type="dxa"/>
+              <w:bottom w:w="70" w:type="dxa"/>
+              <w:right w:w="90" w:type="dxa"/>
+            </w:tcMar>
+          </w:tcPr>
+          <w:p>
+            <w:pPr>
+              <w:spacing w:after="40"/>
+              <w:ind/>
+              <w:rPr>
+                <w:sz w:val="19"/>
+                <w:szCs w:val="19"/>
+                <w:lang w:val="en-US"/>
+              </w:rPr>
+            </w:pPr>
+            <w:r>
+              <w:rPr>
+                <w:b w:val="0"/>
+                <w:sz w:val="18"/>
+                <w:szCs w:val="19"/>
+                <w:lang w:val="en-US"/>
+              </w:rPr>
+              <w:t>NULL means missing; DQ-10 accepts missing or &gt;0.</w:t>
+            </w:r>
+          </w:p>
+        </w:tc>
+        <w:tc>
+          <w:tcPr>
+            <w:tcW w:w="2320" w:type="dxa"/>
+            <w:hideMark/>
+            <w:tcBorders>
+              <w:top w:val="none" w:sz="0" w:space="0" w:color="FFFFFF"/>
+              <w:left w:val="none" w:sz="0" w:space="0" w:color="FFFFFF"/>
+              <w:bottom w:val="single" w:sz="4" w:space="0" w:color="BFBFBF"/>
+              <w:right w:val="none" w:sz="0" w:space="0" w:color="FFFFFF"/>
+            </w:tcBorders>
+            <w:tcMar>
+              <w:top w:w="70" w:type="dxa"/>
+              <w:left w:w="90" w:type="dxa"/>
+              <w:bottom w:w="70" w:type="dxa"/>
+              <w:right w:w="90" w:type="dxa"/>
+            </w:tcMar>
+          </w:tcPr>
+          <w:p>
+            <w:pPr>
+              <w:spacing w:after="40"/>
+              <w:ind/>
+              <w:rPr>
+                <w:sz w:val="19"/>
+                <w:szCs w:val="19"/>
+                <w:lang w:val="en-US"/>
+              </w:rPr>
+            </w:pPr>
+            <w:r>
+              <w:rPr>
+                <w:b w:val="0"/>
+                <w:sz w:val="18"/>
+                <w:szCs w:val="19"/>
+                <w:lang w:val="en-US"/>
+              </w:rPr>
+              <w:t>Prevents bias in average tempo for AR-02.</w:t>
+            </w:r>
+          </w:p>
+        </w:tc>
+      </w:tr>
+      <w:tr>
+        <w:trPr>
+          <w:cantSplit/>
+        </w:trPr>
+        <w:tc>
+          <w:tcPr>
+            <w:tcW w:w="1300" w:type="dxa"/>
+            <w:hideMark/>
+            <w:tcBorders>
+              <w:top w:val="none" w:sz="0" w:space="0" w:color="FFFFFF"/>
+              <w:left w:val="none" w:sz="0" w:space="0" w:color="FFFFFF"/>
+              <w:bottom w:val="single" w:sz="4" w:space="0" w:color="BFBFBF"/>
+              <w:right w:val="none" w:sz="0" w:space="0" w:color="FFFFFF"/>
+            </w:tcBorders>
+            <w:tcMar>
+              <w:top w:w="70" w:type="dxa"/>
+              <w:left w:w="90" w:type="dxa"/>
+              <w:bottom w:w="70" w:type="dxa"/>
+              <w:right w:w="90" w:type="dxa"/>
+            </w:tcMar>
+          </w:tcPr>
+          <w:p>
+            <w:pPr>
+              <w:spacing w:after="40"/>
+              <w:ind/>
+              <w:rPr>
+                <w:sz w:val="19"/>
+                <w:szCs w:val="19"/>
+              </w:rPr>
+            </w:pPr>
+            <w:r>
+              <w:rPr>
+                <w:b/>
+                <w:sz w:val="18"/>
+                <w:szCs w:val="19"/>
+              </w:rPr>
+              <w:t xml:space="preserve">TR-04 </w:t>
+            </w:r>
+            <w:proofErr w:type="spellStart"/>
+            <w:r>
+              <w:rPr>
+                <w:b/>
+                <w:sz w:val="18"/>
+                <w:szCs w:val="19"/>
+              </w:rPr>
+              <w:t>Missing-artist</w:t>
+            </w:r>
+            <w:proofErr w:type="spellEnd"/>
+            <w:r>
+              <w:rPr>
+                <w:b/>
+                <w:sz w:val="18"/>
+                <w:szCs w:val="19"/>
+              </w:rPr>
+              <w:t xml:space="preserve"> </w:t>
+            </w:r>
+            <w:proofErr w:type="spellStart"/>
+            <w:r>
+              <w:rPr>
+                <w:b/>
+                <w:sz w:val="18"/>
+                <w:szCs w:val="19"/>
+              </w:rPr>
+              <w:t>record</w:t>
+            </w:r>
+            <w:proofErr w:type="spellEnd"/>
+          </w:p>
+        </w:tc>
+        <w:tc>
+          <w:tcPr>
+            <w:tcW w:w="2000" w:type="dxa"/>
+            <w:hideMark/>
+            <w:tcBorders>
+              <w:top w:val="none" w:sz="0" w:space="0" w:color="FFFFFF"/>
+              <w:left w:val="none" w:sz="0" w:space="0" w:color="FFFFFF"/>
+              <w:bottom w:val="single" w:sz="4" w:space="0" w:color="BFBFBF"/>
+              <w:right w:val="none" w:sz="0" w:space="0" w:color="FFFFFF"/>
+            </w:tcBorders>
+            <w:tcMar>
+              <w:top w:w="70" w:type="dxa"/>
+              <w:left w:w="90" w:type="dxa"/>
+              <w:bottom w:w="70" w:type="dxa"/>
+              <w:right w:w="90" w:type="dxa"/>
+            </w:tcMar>
+          </w:tcPr>
+          <w:p>
+            <w:pPr>
+              <w:spacing w:after="40"/>
+              <w:ind/>
+              <w:rPr>
+                <w:sz w:val="19"/>
+                <w:szCs w:val="19"/>
+                <w:lang w:val="en-US"/>
+              </w:rPr>
+            </w:pPr>
+            <w:r>
+              <w:rPr>
+                <w:b w:val="0"/>
+                <w:sz w:val="18"/>
+                <w:szCs w:val="19"/>
+                <w:lang w:val="en-US"/>
+              </w:rPr>
+              <w:t xml:space="preserve">RK-05: one row has null artists, </w:t>
+            </w:r>
+            <w:proofErr w:type="spellStart"/>
+            <w:r>
+              <w:rPr>
+                <w:b w:val="0"/>
+                <w:sz w:val="18"/>
+                <w:szCs w:val="19"/>
+                <w:lang w:val="en-US"/>
+              </w:rPr>
+              <w:t>track_name</w:t>
+            </w:r>
+            <w:proofErr w:type="spellEnd"/>
+            <w:r>
+              <w:rPr>
+                <w:b w:val="0"/>
+                <w:sz w:val="18"/>
+                <w:szCs w:val="19"/>
+                <w:lang w:val="en-US"/>
+              </w:rPr>
+              <w:t xml:space="preserve"> and </w:t>
+            </w:r>
+            <w:proofErr w:type="spellStart"/>
+            <w:r>
+              <w:rPr>
+                <w:b w:val="0"/>
+                <w:sz w:val="18"/>
+                <w:szCs w:val="19"/>
+                <w:lang w:val="en-US"/>
+              </w:rPr>
+              <w:t>album_name</w:t>
+            </w:r>
+            <w:proofErr w:type="spellEnd"/>
+            <w:r>
+              <w:rPr>
+                <w:b w:val="0"/>
+                <w:sz w:val="18"/>
+                <w:szCs w:val="19"/>
+                <w:lang w:val="en-US"/>
+              </w:rPr>
+              <w:t>.</w:t>
+            </w:r>
+          </w:p>
+        </w:tc>
+        <w:tc>
+          <w:tcPr>
+            <w:tcW w:w="1000" w:type="dxa"/>
+            <w:hideMark/>
+            <w:tcBorders>
+              <w:top w:val="none" w:sz="0" w:space="0" w:color="FFFFFF"/>
+              <w:left w:val="none" w:sz="0" w:space="0" w:color="FFFFFF"/>
+              <w:bottom w:val="single" w:sz="4" w:space="0" w:color="BFBFBF"/>
+              <w:right w:val="none" w:sz="0" w:space="0" w:color="FFFFFF"/>
+            </w:tcBorders>
+            <w:tcMar>
+              <w:top w:w="70" w:type="dxa"/>
+              <w:left w:w="90" w:type="dxa"/>
+              <w:bottom w:w="70" w:type="dxa"/>
+              <w:right w:w="90" w:type="dxa"/>
+            </w:tcMar>
+          </w:tcPr>
+          <w:p>
+            <w:pPr>
+              <w:spacing w:after="40"/>
+              <w:ind/>
+              <w:rPr>
+                <w:sz w:val="19"/>
+                <w:szCs w:val="19"/>
+              </w:rPr>
+            </w:pPr>
+            <w:proofErr w:type="spellStart"/>
+            <w:r>
+              <w:rPr>
+                <w:b w:val="0"/>
+                <w:sz w:val="18"/>
+                <w:szCs w:val="19"/>
+              </w:rPr>
+              <w:t>All</w:t>
+            </w:r>
+            <w:proofErr w:type="spellEnd"/>
+          </w:p>
+        </w:tc>
+        <w:tc>
+          <w:tcPr>
+            <w:tcW w:w="1800" w:type="dxa"/>
+            <w:hideMark/>
+            <w:tcBorders>
+              <w:top w:val="none" w:sz="0" w:space="0" w:color="FFFFFF"/>
+              <w:left w:val="none" w:sz="0" w:space="0" w:color="FFFFFF"/>
+              <w:bottom w:val="single" w:sz="4" w:space="0" w:color="BFBFBF"/>
+              <w:right w:val="none" w:sz="0" w:space="0" w:color="FFFFFF"/>
+            </w:tcBorders>
+            <w:tcMar>
+              <w:top w:w="70" w:type="dxa"/>
+              <w:left w:w="90" w:type="dxa"/>
+              <w:bottom w:w="70" w:type="dxa"/>
+              <w:right w:w="90" w:type="dxa"/>
+            </w:tcMar>
+          </w:tcPr>
+          <w:p>
+            <w:pPr>
+              <w:spacing w:after="40"/>
+              <w:ind/>
+              <w:rPr>
+                <w:sz w:val="19"/>
+                <w:szCs w:val="19"/>
+              </w:rPr>
+            </w:pPr>
+            <w:proofErr w:type="spellStart"/>
+            <w:r>
+              <w:rPr>
+                <w:b w:val="0"/>
+                <w:sz w:val="18"/>
+                <w:szCs w:val="19"/>
+              </w:rPr>
+              <w:t>Row</w:t>
+            </w:r>
+            <w:proofErr w:type="spellEnd"/>
+            <w:r>
+              <w:rPr>
+                <w:b w:val="0"/>
+                <w:sz w:val="18"/>
+                <w:szCs w:val="19"/>
+              </w:rPr>
+              <w:t xml:space="preserve"> </w:t>
+            </w:r>
+            <w:proofErr w:type="spellStart"/>
+            <w:r>
+              <w:rPr>
+                <w:b w:val="0"/>
+                <w:sz w:val="18"/>
+                <w:szCs w:val="19"/>
+              </w:rPr>
+              <w:t>excluded</w:t>
+            </w:r>
+            <w:proofErr w:type="spellEnd"/>
+            <w:r>
+              <w:rPr>
+                <w:b w:val="0"/>
+                <w:sz w:val="18"/>
+                <w:szCs w:val="19"/>
+              </w:rPr>
+              <w:t xml:space="preserve"> and </w:t>
+            </w:r>
+            <w:proofErr w:type="spellStart"/>
+            <w:r>
+              <w:rPr>
+                <w:b w:val="0"/>
+                <w:sz w:val="18"/>
+                <w:szCs w:val="19"/>
+              </w:rPr>
+              <w:t>logged</w:t>
+            </w:r>
+            <w:proofErr w:type="spellEnd"/>
+            <w:r>
+              <w:rPr>
+                <w:b w:val="0"/>
+                <w:sz w:val="18"/>
+                <w:szCs w:val="19"/>
+              </w:rPr>
+              <w:t>.</w:t>
+            </w:r>
+          </w:p>
+        </w:tc>
+        <w:tc>
+          <w:tcPr>
+            <w:tcW w:w="1300" w:type="dxa"/>
+            <w:hideMark/>
+            <w:tcBorders>
+              <w:top w:val="none" w:sz="0" w:space="0" w:color="FFFFFF"/>
+              <w:left w:val="none" w:sz="0" w:space="0" w:color="FFFFFF"/>
+              <w:bottom w:val="single" w:sz="4" w:space="0" w:color="BFBFBF"/>
+              <w:right w:val="none" w:sz="0" w:space="0" w:color="FFFFFF"/>
+            </w:tcBorders>
+            <w:tcMar>
+              <w:top w:w="70" w:type="dxa"/>
+              <w:left w:w="90" w:type="dxa"/>
+              <w:bottom w:w="70" w:type="dxa"/>
+              <w:right w:w="90" w:type="dxa"/>
+            </w:tcMar>
+          </w:tcPr>
+          <w:p>
+            <w:pPr>
+              <w:spacing w:after="40"/>
+              <w:ind/>
+              <w:rPr>
+                <w:sz w:val="19"/>
+                <w:szCs w:val="19"/>
+              </w:rPr>
+            </w:pPr>
+            <w:proofErr w:type="spellStart"/>
+            <w:r>
+              <w:rPr>
+                <w:b w:val="0"/>
+                <w:sz w:val="18"/>
+                <w:szCs w:val="19"/>
+              </w:rPr>
+              <w:t>Excluded</w:t>
+            </w:r>
+            <w:proofErr w:type="spellEnd"/>
+            <w:r>
+              <w:rPr>
+                <w:b w:val="0"/>
+                <w:sz w:val="18"/>
+                <w:szCs w:val="19"/>
+              </w:rPr>
+              <w:t xml:space="preserve"> </w:t>
+            </w:r>
+            <w:proofErr w:type="spellStart"/>
+            <w:r>
+              <w:rPr>
+                <w:b w:val="0"/>
+                <w:sz w:val="18"/>
+                <w:szCs w:val="19"/>
+              </w:rPr>
+              <w:t>from</w:t>
+            </w:r>
+            <w:proofErr w:type="spellEnd"/>
+            <w:r>
+              <w:rPr>
+                <w:b w:val="0"/>
+                <w:sz w:val="18"/>
+                <w:szCs w:val="19"/>
+              </w:rPr>
+              <w:t xml:space="preserve"> </w:t>
+            </w:r>
+            <w:proofErr w:type="spellStart"/>
+            <w:r>
+              <w:rPr>
+                <w:b w:val="0"/>
+                <w:sz w:val="18"/>
+                <w:szCs w:val="19"/>
+              </w:rPr>
+              <w:t>prepared</w:t>
+            </w:r>
+            <w:proofErr w:type="spellEnd"/>
+            <w:r>
+              <w:rPr>
+                <w:b w:val="0"/>
+                <w:sz w:val="18"/>
+                <w:szCs w:val="19"/>
+              </w:rPr>
+              <w:t xml:space="preserve"> data.</w:t>
+            </w:r>
+          </w:p>
+        </w:tc>
+        <w:tc>
+          <w:tcPr>
+            <w:tcW w:w="2320" w:type="dxa"/>
+            <w:hideMark/>
+            <w:tcBorders>
+              <w:top w:val="none" w:sz="0" w:space="0" w:color="FFFFFF"/>
+              <w:left w:val="none" w:sz="0" w:space="0" w:color="FFFFFF"/>
+              <w:bottom w:val="single" w:sz="4" w:space="0" w:color="BFBFBF"/>
+              <w:right w:val="none" w:sz="0" w:space="0" w:color="FFFFFF"/>
+            </w:tcBorders>
+            <w:tcMar>
+              <w:top w:w="70" w:type="dxa"/>
+              <w:left w:w="90" w:type="dxa"/>
+              <w:bottom w:w="70" w:type="dxa"/>
+              <w:right w:w="90" w:type="dxa"/>
+            </w:tcMar>
+          </w:tcPr>
+          <w:p>
+            <w:pPr>
+              <w:spacing w:after="40"/>
+              <w:ind/>
+              <w:rPr>
+                <w:sz w:val="19"/>
+                <w:szCs w:val="19"/>
+                <w:lang w:val="en-US"/>
+              </w:rPr>
+            </w:pPr>
+            <w:r>
+              <w:rPr>
+                <w:b w:val="0"/>
+                <w:sz w:val="18"/>
+                <w:szCs w:val="19"/>
+                <w:lang w:val="en-US"/>
+              </w:rPr>
+              <w:t>Prevents unclassifiable record from affecting KPIs.</w:t>
+            </w:r>
+          </w:p>
+        </w:tc>
+      </w:tr>
+      <w:tr>
+        <w:trPr>
+          <w:cantSplit/>
+        </w:trPr>
+        <w:tc>
+          <w:tcPr>
+            <w:tcW w:w="1300" w:type="dxa"/>
+            <w:hideMark/>
+            <w:tcBorders>
+              <w:top w:val="none" w:sz="0" w:space="0" w:color="FFFFFF"/>
+              <w:left w:val="none" w:sz="0" w:space="0" w:color="FFFFFF"/>
+              <w:bottom w:val="single" w:sz="4" w:space="0" w:color="BFBFBF"/>
+              <w:right w:val="none" w:sz="0" w:space="0" w:color="FFFFFF"/>
+            </w:tcBorders>
+            <w:tcMar>
+              <w:top w:w="70" w:type="dxa"/>
+              <w:left w:w="90" w:type="dxa"/>
+              <w:bottom w:w="70" w:type="dxa"/>
+              <w:right w:w="90" w:type="dxa"/>
+            </w:tcMar>
+          </w:tcPr>
+          <w:p>
+            <w:pPr>
+              <w:spacing w:after="40"/>
+              <w:ind/>
+              <w:rPr>
+                <w:sz w:val="19"/>
+                <w:szCs w:val="19"/>
+              </w:rPr>
+            </w:pPr>
+            <w:r>
+              <w:rPr>
+                <w:b/>
+                <w:sz w:val="18"/>
+                <w:szCs w:val="19"/>
+              </w:rPr>
+              <w:t xml:space="preserve">TR-05 </w:t>
+            </w:r>
+            <w:proofErr w:type="spellStart"/>
+            <w:r>
+              <w:rPr>
+                <w:b/>
+                <w:sz w:val="18"/>
+                <w:szCs w:val="19"/>
+              </w:rPr>
+              <w:t>Artist</w:t>
+            </w:r>
+            <w:proofErr w:type="spellEnd"/>
+            <w:r>
+              <w:rPr>
+                <w:b/>
+                <w:sz w:val="18"/>
+                <w:szCs w:val="19"/>
+              </w:rPr>
+              <w:t xml:space="preserve"> </w:t>
+            </w:r>
+            <w:proofErr w:type="spellStart"/>
+            <w:r>
+              <w:rPr>
+                <w:b/>
+                <w:sz w:val="18"/>
+                <w:szCs w:val="19"/>
+              </w:rPr>
+              <w:t>key</w:t>
+            </w:r>
+            <w:proofErr w:type="spellEnd"/>
+            <w:r>
+              <w:rPr>
+                <w:b/>
+                <w:sz w:val="18"/>
+                <w:szCs w:val="19"/>
+              </w:rPr>
+              <w:t xml:space="preserve"> </w:t>
+            </w:r>
+            <w:proofErr w:type="spellStart"/>
+            <w:r>
+              <w:rPr>
+                <w:b/>
+                <w:sz w:val="18"/>
+                <w:szCs w:val="19"/>
+              </w:rPr>
+              <w:t>normalization</w:t>
+            </w:r>
+            <w:proofErr w:type="spellEnd"/>
+          </w:p>
+        </w:tc>
+        <w:tc>
+          <w:tcPr>
+            <w:tcW w:w="2000" w:type="dxa"/>
+            <w:hideMark/>
+            <w:tcBorders>
+              <w:top w:val="none" w:sz="0" w:space="0" w:color="FFFFFF"/>
+              <w:left w:val="none" w:sz="0" w:space="0" w:color="FFFFFF"/>
+              <w:bottom w:val="single" w:sz="4" w:space="0" w:color="BFBFBF"/>
+              <w:right w:val="none" w:sz="0" w:space="0" w:color="FFFFFF"/>
+            </w:tcBorders>
+            <w:tcMar>
+              <w:top w:w="70" w:type="dxa"/>
+              <w:left w:w="90" w:type="dxa"/>
+              <w:bottom w:w="70" w:type="dxa"/>
+              <w:right w:w="90" w:type="dxa"/>
+            </w:tcMar>
+          </w:tcPr>
+          <w:p>
+            <w:pPr>
+              <w:spacing w:after="40"/>
+              <w:ind/>
+              <w:rPr>
+                <w:sz w:val="19"/>
+                <w:szCs w:val="19"/>
+                <w:lang w:val="en-US"/>
+              </w:rPr>
+            </w:pPr>
+            <w:r>
+              <w:rPr>
+                <w:b w:val="0"/>
+                <w:sz w:val="18"/>
+                <w:szCs w:val="19"/>
+                <w:lang w:val="en-US"/>
+              </w:rPr>
+              <w:t xml:space="preserve">RK-06, RK-13, RK-17: 26.38% of Spotify rows list several artists; 9 </w:t>
+            </w:r>
+            <w:r>
+              <w:rPr>
+                <w:b w:val="0"/>
+                <w:sz w:val="18"/>
+                <w:szCs w:val="19"/>
+                <w:lang w:val="en-US"/>
+              </w:rPr>
+              <w:lastRenderedPageBreak/>
+              <w:t xml:space="preserve">names differ only by case or spacing; 205 Grammy values contain a comma, </w:t>
+            </w:r>
+            <w:proofErr w:type="gramStart"/>
+            <w:r>
+              <w:rPr>
+                <w:b w:val="0"/>
+                <w:sz w:val="18"/>
+                <w:szCs w:val="19"/>
+                <w:lang w:val="en-US"/>
+              </w:rPr>
+              <w:t>semicolon</w:t>
+            </w:r>
+            <w:proofErr w:type="gramEnd"/>
+            <w:r>
+              <w:rPr>
+                <w:b w:val="0"/>
+                <w:sz w:val="18"/>
+                <w:szCs w:val="19"/>
+                <w:lang w:val="en-US"/>
+              </w:rPr>
+              <w:t xml:space="preserve"> or "feat"; 66 rows are "(various artists)".</w:t>
+            </w:r>
+          </w:p>
+        </w:tc>
+        <w:tc>
+          <w:tcPr>
+            <w:tcW w:w="1000" w:type="dxa"/>
+            <w:hideMark/>
+            <w:tcBorders>
+              <w:top w:val="none" w:sz="0" w:space="0" w:color="FFFFFF"/>
+              <w:left w:val="none" w:sz="0" w:space="0" w:color="FFFFFF"/>
+              <w:bottom w:val="single" w:sz="4" w:space="0" w:color="BFBFBF"/>
+              <w:right w:val="none" w:sz="0" w:space="0" w:color="FFFFFF"/>
+            </w:tcBorders>
+            <w:tcMar>
+              <w:top w:w="70" w:type="dxa"/>
+              <w:left w:w="90" w:type="dxa"/>
+              <w:bottom w:w="70" w:type="dxa"/>
+              <w:right w:w="90" w:type="dxa"/>
+            </w:tcMar>
+          </w:tcPr>
+          <w:p>
+            <w:pPr>
+              <w:spacing w:after="40"/>
+              <w:ind/>
+              <w:rPr>
+                <w:sz w:val="19"/>
+                <w:szCs w:val="19"/>
+              </w:rPr>
+            </w:pPr>
+            <w:r>
+              <w:rPr>
+                <w:b w:val="0"/>
+                <w:sz w:val="18"/>
+                <w:szCs w:val="19"/>
+              </w:rPr>
+              <w:lastRenderedPageBreak/>
+              <w:t xml:space="preserve">Spotify </w:t>
+            </w:r>
+            <w:proofErr w:type="spellStart"/>
+            <w:r>
+              <w:rPr>
+                <w:b w:val="0"/>
+                <w:sz w:val="18"/>
+                <w:szCs w:val="19"/>
+              </w:rPr>
+              <w:t>artists</w:t>
+            </w:r>
+            <w:proofErr w:type="spellEnd"/>
+            <w:r>
+              <w:rPr>
+                <w:b w:val="0"/>
+                <w:sz w:val="18"/>
+                <w:szCs w:val="19"/>
+              </w:rPr>
+              <w:t xml:space="preserve">; Grammy </w:t>
+            </w:r>
+            <w:proofErr w:type="spellStart"/>
+            <w:r>
+              <w:rPr>
+                <w:b w:val="0"/>
+                <w:sz w:val="18"/>
+                <w:szCs w:val="19"/>
+              </w:rPr>
+              <w:t>artist</w:t>
+            </w:r>
+            <w:proofErr w:type="spellEnd"/>
+          </w:p>
+        </w:tc>
+        <w:tc>
+          <w:tcPr>
+            <w:tcW w:w="1800" w:type="dxa"/>
+            <w:hideMark/>
+            <w:tcBorders>
+              <w:top w:val="none" w:sz="0" w:space="0" w:color="FFFFFF"/>
+              <w:left w:val="none" w:sz="0" w:space="0" w:color="FFFFFF"/>
+              <w:bottom w:val="single" w:sz="4" w:space="0" w:color="BFBFBF"/>
+              <w:right w:val="none" w:sz="0" w:space="0" w:color="FFFFFF"/>
+            </w:tcBorders>
+            <w:tcMar>
+              <w:top w:w="70" w:type="dxa"/>
+              <w:left w:w="90" w:type="dxa"/>
+              <w:bottom w:w="70" w:type="dxa"/>
+              <w:right w:w="90" w:type="dxa"/>
+            </w:tcMar>
+          </w:tcPr>
+          <w:p>
+            <w:pPr>
+              <w:spacing w:after="40"/>
+              <w:ind/>
+              <w:rPr>
+                <w:sz w:val="19"/>
+                <w:szCs w:val="19"/>
+                <w:lang w:val="en-US"/>
+              </w:rPr>
+            </w:pPr>
+            <w:r>
+              <w:rPr>
+                <w:b w:val="0"/>
+                <w:sz w:val="18"/>
+                <w:szCs w:val="19"/>
+                <w:lang w:val="en-US"/>
+              </w:rPr>
+              <w:t xml:space="preserve">Lower case, accents removed, "&amp;" → "and", punctuation removed, leading "the" dropped, spaces </w:t>
+            </w:r>
+            <w:r>
+              <w:rPr>
+                <w:b w:val="0"/>
+                <w:sz w:val="18"/>
+                <w:szCs w:val="19"/>
+                <w:lang w:val="en-US"/>
+              </w:rPr>
+              <w:lastRenderedPageBreak/>
+              <w:t>collapsed. Spotify artists split on ";". Grammy artist strings are tried as a full string and split on ",", ";", "&amp;", "and", "feat", "featuring".</w:t>
+            </w:r>
+          </w:p>
+        </w:tc>
+        <w:tc>
+          <w:tcPr>
+            <w:tcW w:w="1300" w:type="dxa"/>
+            <w:hideMark/>
+            <w:tcBorders>
+              <w:top w:val="none" w:sz="0" w:space="0" w:color="FFFFFF"/>
+              <w:left w:val="none" w:sz="0" w:space="0" w:color="FFFFFF"/>
+              <w:bottom w:val="single" w:sz="4" w:space="0" w:color="BFBFBF"/>
+              <w:right w:val="none" w:sz="0" w:space="0" w:color="FFFFFF"/>
+            </w:tcBorders>
+            <w:tcMar>
+              <w:top w:w="70" w:type="dxa"/>
+              <w:left w:w="90" w:type="dxa"/>
+              <w:bottom w:w="70" w:type="dxa"/>
+              <w:right w:w="90" w:type="dxa"/>
+            </w:tcMar>
+          </w:tcPr>
+          <w:p>
+            <w:pPr>
+              <w:spacing w:after="40"/>
+              <w:ind/>
+              <w:rPr>
+                <w:sz w:val="19"/>
+                <w:szCs w:val="19"/>
+                <w:lang w:val="en-US"/>
+              </w:rPr>
+            </w:pPr>
+            <w:r>
+              <w:rPr>
+                <w:b w:val="0"/>
+                <w:sz w:val="18"/>
+                <w:szCs w:val="19"/>
+                <w:lang w:val="en-US"/>
+              </w:rPr>
+              <w:lastRenderedPageBreak/>
+              <w:t xml:space="preserve">No fuzzy matching. Unmatched artists stay </w:t>
+            </w:r>
+            <w:r>
+              <w:rPr>
+                <w:b w:val="0"/>
+                <w:sz w:val="18"/>
+                <w:szCs w:val="19"/>
+                <w:lang w:val="en-US"/>
+              </w:rPr>
+              <w:lastRenderedPageBreak/>
+              <w:t>unmatched.</w:t>
+            </w:r>
+          </w:p>
+        </w:tc>
+        <w:tc>
+          <w:tcPr>
+            <w:tcW w:w="2320" w:type="dxa"/>
+            <w:hideMark/>
+            <w:tcBorders>
+              <w:top w:val="none" w:sz="0" w:space="0" w:color="FFFFFF"/>
+              <w:left w:val="none" w:sz="0" w:space="0" w:color="FFFFFF"/>
+              <w:bottom w:val="single" w:sz="4" w:space="0" w:color="BFBFBF"/>
+              <w:right w:val="none" w:sz="0" w:space="0" w:color="FFFFFF"/>
+            </w:tcBorders>
+            <w:tcMar>
+              <w:top w:w="70" w:type="dxa"/>
+              <w:left w:w="90" w:type="dxa"/>
+              <w:bottom w:w="70" w:type="dxa"/>
+              <w:right w:w="90" w:type="dxa"/>
+            </w:tcMar>
+          </w:tcPr>
+          <w:p>
+            <w:pPr>
+              <w:spacing w:after="40"/>
+              <w:ind/>
+              <w:rPr>
+                <w:sz w:val="19"/>
+                <w:szCs w:val="19"/>
+                <w:lang w:val="en-US"/>
+              </w:rPr>
+            </w:pPr>
+            <w:r>
+              <w:rPr>
+                <w:b w:val="0"/>
+                <w:sz w:val="18"/>
+                <w:szCs w:val="19"/>
+                <w:lang w:val="en-US"/>
+              </w:rPr>
+              <w:lastRenderedPageBreak/>
+              <w:t>Defines the integration key used by all three requirements.</w:t>
+            </w:r>
+          </w:p>
+        </w:tc>
+      </w:tr>
+      <w:tr>
+        <w:trPr>
+          <w:cantSplit/>
+        </w:trPr>
+        <w:tc>
+          <w:tcPr>
+            <w:tcW w:w="1300" w:type="dxa"/>
+            <w:hideMark/>
+            <w:tcBorders>
+              <w:top w:val="none" w:sz="0" w:space="0" w:color="FFFFFF"/>
+              <w:left w:val="none" w:sz="0" w:space="0" w:color="FFFFFF"/>
+              <w:bottom w:val="single" w:sz="4" w:space="0" w:color="BFBFBF"/>
+              <w:right w:val="none" w:sz="0" w:space="0" w:color="FFFFFF"/>
+            </w:tcBorders>
+            <w:tcMar>
+              <w:top w:w="70" w:type="dxa"/>
+              <w:left w:w="90" w:type="dxa"/>
+              <w:bottom w:w="70" w:type="dxa"/>
+              <w:right w:w="90" w:type="dxa"/>
+            </w:tcMar>
+          </w:tcPr>
+          <w:p>
+            <w:pPr>
+              <w:spacing w:after="40"/>
+              <w:ind/>
+              <w:rPr>
+                <w:sz w:val="19"/>
+                <w:szCs w:val="19"/>
+              </w:rPr>
+            </w:pPr>
+            <w:r>
+              <w:rPr>
+                <w:b/>
+                <w:sz w:val="18"/>
+                <w:szCs w:val="19"/>
+              </w:rPr>
+              <w:t xml:space="preserve">TR-06 Grammy </w:t>
+            </w:r>
+            <w:proofErr w:type="spellStart"/>
+            <w:r>
+              <w:rPr>
+                <w:b/>
+                <w:sz w:val="18"/>
+                <w:szCs w:val="19"/>
+              </w:rPr>
+              <w:t>win</w:t>
+            </w:r>
+            <w:proofErr w:type="spellEnd"/>
+            <w:r>
+              <w:rPr>
+                <w:b/>
+                <w:sz w:val="18"/>
+                <w:szCs w:val="19"/>
+              </w:rPr>
+              <w:t xml:space="preserve"> </w:t>
+            </w:r>
+            <w:proofErr w:type="spellStart"/>
+            <w:r>
+              <w:rPr>
+                <w:b/>
+                <w:sz w:val="18"/>
+                <w:szCs w:val="19"/>
+              </w:rPr>
+              <w:t>counting</w:t>
+            </w:r>
+            <w:proofErr w:type="spellEnd"/>
+          </w:p>
+        </w:tc>
+        <w:tc>
+          <w:tcPr>
+            <w:tcW w:w="2000" w:type="dxa"/>
+            <w:hideMark/>
+            <w:tcBorders>
+              <w:top w:val="none" w:sz="0" w:space="0" w:color="FFFFFF"/>
+              <w:left w:val="none" w:sz="0" w:space="0" w:color="FFFFFF"/>
+              <w:bottom w:val="single" w:sz="4" w:space="0" w:color="BFBFBF"/>
+              <w:right w:val="none" w:sz="0" w:space="0" w:color="FFFFFF"/>
+            </w:tcBorders>
+            <w:tcMar>
+              <w:top w:w="70" w:type="dxa"/>
+              <w:left w:w="90" w:type="dxa"/>
+              <w:bottom w:w="70" w:type="dxa"/>
+              <w:right w:w="90" w:type="dxa"/>
+            </w:tcMar>
+          </w:tcPr>
+          <w:p>
+            <w:pPr>
+              <w:spacing w:after="40"/>
+              <w:ind/>
+              <w:rPr>
+                <w:sz w:val="19"/>
+                <w:szCs w:val="19"/>
+                <w:lang w:val="en-US"/>
+              </w:rPr>
+            </w:pPr>
+            <w:r>
+              <w:rPr>
+                <w:b w:val="0"/>
+                <w:sz w:val="18"/>
+                <w:szCs w:val="19"/>
+                <w:lang w:val="en-US"/>
+              </w:rPr>
+              <w:t>RK-10, RK-11: winner = TRUE in 100% of the 4,810 records; each record is treated as one win.</w:t>
+            </w:r>
+          </w:p>
+        </w:tc>
+        <w:tc>
+          <w:tcPr>
+            <w:tcW w:w="1000" w:type="dxa"/>
+            <w:hideMark/>
+            <w:tcBorders>
+              <w:top w:val="none" w:sz="0" w:space="0" w:color="FFFFFF"/>
+              <w:left w:val="none" w:sz="0" w:space="0" w:color="FFFFFF"/>
+              <w:bottom w:val="single" w:sz="4" w:space="0" w:color="BFBFBF"/>
+              <w:right w:val="none" w:sz="0" w:space="0" w:color="FFFFFF"/>
+            </w:tcBorders>
+            <w:tcMar>
+              <w:top w:w="70" w:type="dxa"/>
+              <w:left w:w="90" w:type="dxa"/>
+              <w:bottom w:w="70" w:type="dxa"/>
+              <w:right w:w="90" w:type="dxa"/>
+            </w:tcMar>
+          </w:tcPr>
+          <w:p>
+            <w:pPr>
+              <w:spacing w:after="40"/>
+              <w:ind/>
+              <w:rPr>
+                <w:sz w:val="19"/>
+                <w:szCs w:val="19"/>
+              </w:rPr>
+            </w:pPr>
+            <w:proofErr w:type="spellStart"/>
+            <w:r>
+              <w:rPr>
+                <w:b w:val="0"/>
+                <w:sz w:val="18"/>
+                <w:szCs w:val="19"/>
+              </w:rPr>
+              <w:t>artist</w:t>
+            </w:r>
+            <w:proofErr w:type="spellEnd"/>
+            <w:r>
+              <w:rPr>
+                <w:b w:val="0"/>
+                <w:sz w:val="18"/>
+                <w:szCs w:val="19"/>
+              </w:rPr>
+              <w:t xml:space="preserve">, </w:t>
+            </w:r>
+            <w:proofErr w:type="spellStart"/>
+            <w:r>
+              <w:rPr>
+                <w:b w:val="0"/>
+                <w:sz w:val="18"/>
+                <w:szCs w:val="19"/>
+              </w:rPr>
+              <w:t>winner</w:t>
+            </w:r>
+            <w:proofErr w:type="spellEnd"/>
+          </w:p>
+        </w:tc>
+        <w:tc>
+          <w:tcPr>
+            <w:tcW w:w="1800" w:type="dxa"/>
+            <w:hideMark/>
+            <w:tcBorders>
+              <w:top w:val="none" w:sz="0" w:space="0" w:color="FFFFFF"/>
+              <w:left w:val="none" w:sz="0" w:space="0" w:color="FFFFFF"/>
+              <w:bottom w:val="single" w:sz="4" w:space="0" w:color="BFBFBF"/>
+              <w:right w:val="none" w:sz="0" w:space="0" w:color="FFFFFF"/>
+            </w:tcBorders>
+            <w:tcMar>
+              <w:top w:w="70" w:type="dxa"/>
+              <w:left w:w="90" w:type="dxa"/>
+              <w:bottom w:w="70" w:type="dxa"/>
+              <w:right w:w="90" w:type="dxa"/>
+            </w:tcMar>
+          </w:tcPr>
+          <w:p>
+            <w:pPr>
+              <w:spacing w:after="40"/>
+              <w:ind/>
+              <w:rPr>
+                <w:sz w:val="19"/>
+                <w:szCs w:val="19"/>
+                <w:lang w:val="en-US"/>
+              </w:rPr>
+            </w:pPr>
+            <w:r>
+              <w:rPr>
+                <w:b w:val="0"/>
+                <w:sz w:val="18"/>
+                <w:szCs w:val="19"/>
+                <w:lang w:val="en-US"/>
+              </w:rPr>
+              <w:t>Each Grammy record contributes one win to each normalized artist key derived from the record.</w:t>
+            </w:r>
+          </w:p>
+        </w:tc>
+        <w:tc>
+          <w:tcPr>
+            <w:tcW w:w="1300" w:type="dxa"/>
+            <w:hideMark/>
+            <w:tcBorders>
+              <w:top w:val="none" w:sz="0" w:space="0" w:color="FFFFFF"/>
+              <w:left w:val="none" w:sz="0" w:space="0" w:color="FFFFFF"/>
+              <w:bottom w:val="single" w:sz="4" w:space="0" w:color="BFBFBF"/>
+              <w:right w:val="none" w:sz="0" w:space="0" w:color="FFFFFF"/>
+            </w:tcBorders>
+            <w:tcMar>
+              <w:top w:w="70" w:type="dxa"/>
+              <w:left w:w="90" w:type="dxa"/>
+              <w:bottom w:w="70" w:type="dxa"/>
+              <w:right w:w="90" w:type="dxa"/>
+            </w:tcMar>
+          </w:tcPr>
+          <w:p>
+            <w:pPr>
+              <w:spacing w:after="40"/>
+              <w:ind/>
+              <w:rPr>
+                <w:sz w:val="19"/>
+                <w:szCs w:val="19"/>
+                <w:lang w:val="en-US"/>
+              </w:rPr>
+            </w:pPr>
+            <w:r>
+              <w:rPr>
+                <w:b w:val="0"/>
+                <w:sz w:val="18"/>
+                <w:szCs w:val="19"/>
+                <w:lang w:val="en-US"/>
+              </w:rPr>
+              <w:t>Null artists and "(various artists)" excluded from win counting, kept in the match report.</w:t>
+            </w:r>
+          </w:p>
+        </w:tc>
+        <w:tc>
+          <w:tcPr>
+            <w:tcW w:w="2320" w:type="dxa"/>
+            <w:hideMark/>
+            <w:tcBorders>
+              <w:top w:val="none" w:sz="0" w:space="0" w:color="FFFFFF"/>
+              <w:left w:val="none" w:sz="0" w:space="0" w:color="FFFFFF"/>
+              <w:bottom w:val="single" w:sz="4" w:space="0" w:color="BFBFBF"/>
+              <w:right w:val="none" w:sz="0" w:space="0" w:color="FFFFFF"/>
+            </w:tcBorders>
+            <w:tcMar>
+              <w:top w:w="70" w:type="dxa"/>
+              <w:left w:w="90" w:type="dxa"/>
+              <w:bottom w:w="70" w:type="dxa"/>
+              <w:right w:w="90" w:type="dxa"/>
+            </w:tcMar>
+          </w:tcPr>
+          <w:p>
+            <w:pPr>
+              <w:spacing w:after="40"/>
+              <w:ind/>
+              <w:rPr>
+                <w:sz w:val="19"/>
+                <w:szCs w:val="19"/>
+                <w:lang w:val="en-US"/>
+              </w:rPr>
+            </w:pPr>
+            <w:r>
+              <w:rPr>
+                <w:b w:val="0"/>
+                <w:sz w:val="18"/>
+                <w:szCs w:val="19"/>
+                <w:lang w:val="en-US"/>
+              </w:rPr>
+              <w:t>Defines the Grammy group and the win ranges used by AR-01 to AR-03.</w:t>
+            </w:r>
+          </w:p>
+        </w:tc>
+      </w:tr>
+      <w:tr>
+        <w:trPr>
+          <w:cantSplit/>
+        </w:trPr>
+        <w:tc>
+          <w:tcPr>
+            <w:tcW w:w="1300" w:type="dxa"/>
+            <w:hideMark/>
+            <w:tcBorders>
+              <w:top w:val="none" w:sz="0" w:space="0" w:color="FFFFFF"/>
+              <w:left w:val="none" w:sz="0" w:space="0" w:color="FFFFFF"/>
+              <w:bottom w:val="single" w:sz="4" w:space="0" w:color="BFBFBF"/>
+              <w:right w:val="none" w:sz="0" w:space="0" w:color="FFFFFF"/>
+            </w:tcBorders>
+            <w:tcMar>
+              <w:top w:w="70" w:type="dxa"/>
+              <w:left w:w="90" w:type="dxa"/>
+              <w:bottom w:w="70" w:type="dxa"/>
+              <w:right w:w="90" w:type="dxa"/>
+            </w:tcMar>
+          </w:tcPr>
+          <w:p>
+            <w:pPr>
+              <w:spacing w:after="40"/>
+              <w:ind/>
+              <w:rPr>
+                <w:sz w:val="19"/>
+                <w:szCs w:val="19"/>
+              </w:rPr>
+            </w:pPr>
+            <w:r>
+              <w:rPr>
+                <w:b/>
+                <w:sz w:val="18"/>
+                <w:szCs w:val="19"/>
+              </w:rPr>
+              <w:t xml:space="preserve">TR-07 Grammy </w:t>
+            </w:r>
+            <w:proofErr w:type="spellStart"/>
+            <w:r>
+              <w:rPr>
+                <w:b/>
+                <w:sz w:val="18"/>
+                <w:szCs w:val="19"/>
+              </w:rPr>
+              <w:lastRenderedPageBreak/>
+              <w:t>recognition</w:t>
+            </w:r>
+            <w:proofErr w:type="spellEnd"/>
+            <w:r>
+              <w:rPr>
+                <w:b/>
+                <w:sz w:val="18"/>
+                <w:szCs w:val="19"/>
+              </w:rPr>
+              <w:t xml:space="preserve"> </w:t>
+            </w:r>
+            <w:proofErr w:type="spellStart"/>
+            <w:r>
+              <w:rPr>
+                <w:b/>
+                <w:sz w:val="18"/>
+                <w:szCs w:val="19"/>
+              </w:rPr>
+              <w:t>classification</w:t>
+            </w:r>
+            <w:proofErr w:type="spellEnd"/>
+          </w:p>
+        </w:tc>
+        <w:tc>
+          <w:tcPr>
+            <w:tcW w:w="2000" w:type="dxa"/>
+            <w:hideMark/>
+            <w:tcBorders>
+              <w:top w:val="none" w:sz="0" w:space="0" w:color="FFFFFF"/>
+              <w:left w:val="none" w:sz="0" w:space="0" w:color="FFFFFF"/>
+              <w:bottom w:val="single" w:sz="4" w:space="0" w:color="BFBFBF"/>
+              <w:right w:val="none" w:sz="0" w:space="0" w:color="FFFFFF"/>
+            </w:tcBorders>
+            <w:tcMar>
+              <w:top w:w="70" w:type="dxa"/>
+              <w:left w:w="90" w:type="dxa"/>
+              <w:bottom w:w="70" w:type="dxa"/>
+              <w:right w:w="90" w:type="dxa"/>
+            </w:tcMar>
+          </w:tcPr>
+          <w:p>
+            <w:pPr>
+              <w:spacing w:after="40"/>
+              <w:ind/>
+              <w:rPr>
+                <w:sz w:val="19"/>
+                <w:szCs w:val="19"/>
+                <w:lang w:val="en-US"/>
+              </w:rPr>
+            </w:pPr>
+            <w:r>
+              <w:rPr>
+                <w:b w:val="0"/>
+                <w:sz w:val="18"/>
+                <w:szCs w:val="19"/>
+                <w:lang w:val="en-US"/>
+              </w:rPr>
+              <w:lastRenderedPageBreak/>
+              <w:t xml:space="preserve">AR-01 to AR-03: tracks </w:t>
+            </w:r>
+            <w:r>
+              <w:rPr>
+                <w:b w:val="0"/>
+                <w:sz w:val="18"/>
+                <w:szCs w:val="19"/>
+                <w:lang w:val="en-US"/>
+              </w:rPr>
+              <w:lastRenderedPageBreak/>
+              <w:t>must be classified by the Grammy recognition of their artists.</w:t>
+            </w:r>
+          </w:p>
+        </w:tc>
+        <w:tc>
+          <w:tcPr>
+            <w:tcW w:w="1000" w:type="dxa"/>
+            <w:hideMark/>
+            <w:tcBorders>
+              <w:top w:val="none" w:sz="0" w:space="0" w:color="FFFFFF"/>
+              <w:left w:val="none" w:sz="0" w:space="0" w:color="FFFFFF"/>
+              <w:bottom w:val="single" w:sz="4" w:space="0" w:color="BFBFBF"/>
+              <w:right w:val="none" w:sz="0" w:space="0" w:color="FFFFFF"/>
+            </w:tcBorders>
+            <w:tcMar>
+              <w:top w:w="70" w:type="dxa"/>
+              <w:left w:w="90" w:type="dxa"/>
+              <w:bottom w:w="70" w:type="dxa"/>
+              <w:right w:w="90" w:type="dxa"/>
+            </w:tcMar>
+          </w:tcPr>
+          <w:p>
+            <w:pPr>
+              <w:spacing w:after="40"/>
+              <w:ind/>
+              <w:rPr>
+                <w:sz w:val="19"/>
+                <w:szCs w:val="19"/>
+              </w:rPr>
+            </w:pPr>
+            <w:proofErr w:type="spellStart"/>
+            <w:r>
+              <w:rPr>
+                <w:b w:val="0"/>
+                <w:sz w:val="18"/>
+                <w:szCs w:val="19"/>
+              </w:rPr>
+              <w:lastRenderedPageBreak/>
+              <w:t>track_id</w:t>
+            </w:r>
+            <w:proofErr w:type="spellEnd"/>
+            <w:r>
+              <w:rPr>
+                <w:b w:val="0"/>
+                <w:sz w:val="18"/>
+                <w:szCs w:val="19"/>
+              </w:rPr>
+              <w:t xml:space="preserve">, </w:t>
+            </w:r>
+            <w:proofErr w:type="spellStart"/>
+            <w:r>
+              <w:rPr>
+                <w:b w:val="0"/>
+                <w:sz w:val="18"/>
+                <w:szCs w:val="19"/>
+              </w:rPr>
+              <w:lastRenderedPageBreak/>
+              <w:t>artists</w:t>
+            </w:r>
+            <w:proofErr w:type="spellEnd"/>
+          </w:p>
+        </w:tc>
+        <w:tc>
+          <w:tcPr>
+            <w:tcW w:w="1800" w:type="dxa"/>
+            <w:hideMark/>
+            <w:tcBorders>
+              <w:top w:val="none" w:sz="0" w:space="0" w:color="FFFFFF"/>
+              <w:left w:val="none" w:sz="0" w:space="0" w:color="FFFFFF"/>
+              <w:bottom w:val="single" w:sz="4" w:space="0" w:color="BFBFBF"/>
+              <w:right w:val="none" w:sz="0" w:space="0" w:color="FFFFFF"/>
+            </w:tcBorders>
+            <w:tcMar>
+              <w:top w:w="70" w:type="dxa"/>
+              <w:left w:w="90" w:type="dxa"/>
+              <w:bottom w:w="70" w:type="dxa"/>
+              <w:right w:w="90" w:type="dxa"/>
+            </w:tcMar>
+          </w:tcPr>
+          <w:p>
+            <w:pPr>
+              <w:spacing w:after="40"/>
+              <w:ind/>
+              <w:rPr>
+                <w:sz w:val="19"/>
+                <w:szCs w:val="19"/>
+                <w:lang w:val="en-US"/>
+              </w:rPr>
+            </w:pPr>
+            <w:r>
+              <w:rPr>
+                <w:b w:val="0"/>
+                <w:sz w:val="18"/>
+                <w:szCs w:val="19"/>
+                <w:lang w:val="en-US"/>
+              </w:rPr>
+              <w:lastRenderedPageBreak/>
+              <w:t xml:space="preserve">A track is Grammy-recognized if any of its </w:t>
+            </w:r>
+            <w:r>
+              <w:rPr>
+                <w:b w:val="0"/>
+                <w:sz w:val="18"/>
+                <w:szCs w:val="19"/>
+                <w:lang w:val="en-US"/>
+              </w:rPr>
+              <w:lastRenderedPageBreak/>
+              <w:t xml:space="preserve">artists has ≥1 Grammy win. </w:t>
+            </w:r>
+            <w:proofErr w:type="spellStart"/>
+            <w:r>
+              <w:rPr>
+                <w:b w:val="0"/>
+                <w:sz w:val="18"/>
+                <w:szCs w:val="19"/>
+                <w:lang w:val="en-US"/>
+              </w:rPr>
+              <w:t>artist_grammy_wins_range</w:t>
+            </w:r>
+            <w:proofErr w:type="spellEnd"/>
+            <w:r>
+              <w:rPr>
+                <w:b w:val="0"/>
+                <w:sz w:val="18"/>
+                <w:szCs w:val="19"/>
+                <w:lang w:val="en-US"/>
+              </w:rPr>
+              <w:t xml:space="preserve"> uses the highest win count among its artists.</w:t>
+            </w:r>
+          </w:p>
+        </w:tc>
+        <w:tc>
+          <w:tcPr>
+            <w:tcW w:w="1300" w:type="dxa"/>
+            <w:hideMark/>
+            <w:tcBorders>
+              <w:top w:val="none" w:sz="0" w:space="0" w:color="FFFFFF"/>
+              <w:left w:val="none" w:sz="0" w:space="0" w:color="FFFFFF"/>
+              <w:bottom w:val="single" w:sz="4" w:space="0" w:color="BFBFBF"/>
+              <w:right w:val="none" w:sz="0" w:space="0" w:color="FFFFFF"/>
+            </w:tcBorders>
+            <w:tcMar>
+              <w:top w:w="70" w:type="dxa"/>
+              <w:left w:w="90" w:type="dxa"/>
+              <w:bottom w:w="70" w:type="dxa"/>
+              <w:right w:w="90" w:type="dxa"/>
+            </w:tcMar>
+          </w:tcPr>
+          <w:p>
+            <w:pPr>
+              <w:spacing w:after="40"/>
+              <w:ind/>
+              <w:rPr>
+                <w:sz w:val="19"/>
+                <w:szCs w:val="19"/>
+                <w:lang w:val="en-US"/>
+              </w:rPr>
+            </w:pPr>
+            <w:r>
+              <w:rPr>
+                <w:b w:val="0"/>
+                <w:sz w:val="18"/>
+                <w:szCs w:val="19"/>
+                <w:lang w:val="en-US"/>
+              </w:rPr>
+              <w:lastRenderedPageBreak/>
+              <w:t>Tracks with no matc</w:t>
+            </w:r>
+            <w:r>
+              <w:rPr>
+                <w:b w:val="0"/>
+                <w:sz w:val="18"/>
+                <w:szCs w:val="19"/>
+                <w:lang w:val="en-US"/>
+              </w:rPr>
+              <w:lastRenderedPageBreak/>
+              <w:t>hed artist are classified as No-Grammy.</w:t>
+            </w:r>
+          </w:p>
+        </w:tc>
+        <w:tc>
+          <w:tcPr>
+            <w:tcW w:w="2320" w:type="dxa"/>
+            <w:hideMark/>
+            <w:tcBorders>
+              <w:top w:val="none" w:sz="0" w:space="0" w:color="FFFFFF"/>
+              <w:left w:val="none" w:sz="0" w:space="0" w:color="FFFFFF"/>
+              <w:bottom w:val="single" w:sz="4" w:space="0" w:color="BFBFBF"/>
+              <w:right w:val="none" w:sz="0" w:space="0" w:color="FFFFFF"/>
+            </w:tcBorders>
+            <w:tcMar>
+              <w:top w:w="70" w:type="dxa"/>
+              <w:left w:w="90" w:type="dxa"/>
+              <w:bottom w:w="70" w:type="dxa"/>
+              <w:right w:w="90" w:type="dxa"/>
+            </w:tcMar>
+          </w:tcPr>
+          <w:p>
+            <w:pPr>
+              <w:spacing w:after="40"/>
+              <w:ind/>
+              <w:rPr>
+                <w:sz w:val="19"/>
+                <w:szCs w:val="19"/>
+                <w:lang w:val="en-US"/>
+              </w:rPr>
+            </w:pPr>
+            <w:r>
+              <w:rPr>
+                <w:b w:val="0"/>
+                <w:sz w:val="18"/>
+                <w:szCs w:val="19"/>
+                <w:lang w:val="en-US"/>
+              </w:rPr>
+              <w:lastRenderedPageBreak/>
+              <w:t xml:space="preserve">Produces </w:t>
+            </w:r>
+            <w:proofErr w:type="spellStart"/>
+            <w:r>
+              <w:rPr>
+                <w:b w:val="0"/>
+                <w:sz w:val="18"/>
+                <w:szCs w:val="19"/>
+                <w:lang w:val="en-US"/>
+              </w:rPr>
+              <w:t>recognition_group</w:t>
+            </w:r>
+            <w:proofErr w:type="spellEnd"/>
+            <w:r>
+              <w:rPr>
+                <w:b w:val="0"/>
+                <w:sz w:val="18"/>
+                <w:szCs w:val="19"/>
+                <w:lang w:val="en-US"/>
+              </w:rPr>
+              <w:t xml:space="preserve"> and </w:t>
+            </w:r>
+            <w:proofErr w:type="spellStart"/>
+            <w:r>
+              <w:rPr>
+                <w:b w:val="0"/>
+                <w:sz w:val="18"/>
+                <w:szCs w:val="19"/>
+                <w:lang w:val="en-US"/>
+              </w:rPr>
+              <w:t>artist_grammy</w:t>
+            </w:r>
+            <w:r>
+              <w:rPr>
+                <w:b w:val="0"/>
+                <w:sz w:val="18"/>
+                <w:szCs w:val="19"/>
+                <w:lang w:val="en-US"/>
+              </w:rPr>
+              <w:lastRenderedPageBreak/>
+              <w:t>_wins_range</w:t>
+            </w:r>
+            <w:proofErr w:type="spellEnd"/>
+            <w:r>
+              <w:rPr>
+                <w:b w:val="0"/>
+                <w:sz w:val="18"/>
+                <w:szCs w:val="19"/>
+                <w:lang w:val="en-US"/>
+              </w:rPr>
+              <w:t xml:space="preserve"> for the classification dimension.</w:t>
+            </w:r>
+          </w:p>
+        </w:tc>
+      </w:tr>
+      <w:tr>
+        <w:trPr>
+          <w:cantSplit/>
+        </w:trPr>
+        <w:tc>
+          <w:tcPr>
+            <w:tcW w:w="1300" w:type="dxa"/>
+            <w:hideMark/>
+            <w:tcBorders>
+              <w:top w:val="none" w:sz="0" w:space="0" w:color="FFFFFF"/>
+              <w:left w:val="none" w:sz="0" w:space="0" w:color="FFFFFF"/>
+              <w:bottom w:val="single" w:sz="4" w:space="0" w:color="BFBFBF"/>
+              <w:right w:val="none" w:sz="0" w:space="0" w:color="FFFFFF"/>
+            </w:tcBorders>
+            <w:tcMar>
+              <w:top w:w="70" w:type="dxa"/>
+              <w:left w:w="90" w:type="dxa"/>
+              <w:bottom w:w="70" w:type="dxa"/>
+              <w:right w:w="90" w:type="dxa"/>
+            </w:tcMar>
+          </w:tcPr>
+          <w:p>
+            <w:pPr>
+              <w:spacing w:after="40"/>
+              <w:ind/>
+              <w:rPr>
+                <w:sz w:val="19"/>
+                <w:szCs w:val="19"/>
+              </w:rPr>
+            </w:pPr>
+            <w:r>
+              <w:rPr>
+                <w:b/>
+                <w:sz w:val="18"/>
+                <w:szCs w:val="19"/>
+              </w:rPr>
+              <w:t xml:space="preserve">TR-08 </w:t>
+            </w:r>
+            <w:proofErr w:type="spellStart"/>
+            <w:r>
+              <w:rPr>
+                <w:b/>
+                <w:sz w:val="18"/>
+                <w:szCs w:val="19"/>
+              </w:rPr>
+              <w:t>Popularity</w:t>
+            </w:r>
+            <w:proofErr w:type="spellEnd"/>
+            <w:r>
+              <w:rPr>
+                <w:b/>
+                <w:sz w:val="18"/>
+                <w:szCs w:val="19"/>
+              </w:rPr>
+              <w:t xml:space="preserve"> </w:t>
+            </w:r>
+            <w:proofErr w:type="spellStart"/>
+            <w:r>
+              <w:rPr>
+                <w:b/>
+                <w:sz w:val="18"/>
+                <w:szCs w:val="19"/>
+              </w:rPr>
+              <w:t>tier</w:t>
+            </w:r>
+            <w:proofErr w:type="spellEnd"/>
+          </w:p>
+        </w:tc>
+        <w:tc>
+          <w:tcPr>
+            <w:tcW w:w="2000" w:type="dxa"/>
+            <w:hideMark/>
+            <w:tcBorders>
+              <w:top w:val="none" w:sz="0" w:space="0" w:color="FFFFFF"/>
+              <w:left w:val="none" w:sz="0" w:space="0" w:color="FFFFFF"/>
+              <w:bottom w:val="single" w:sz="4" w:space="0" w:color="BFBFBF"/>
+              <w:right w:val="none" w:sz="0" w:space="0" w:color="FFFFFF"/>
+            </w:tcBorders>
+            <w:tcMar>
+              <w:top w:w="70" w:type="dxa"/>
+              <w:left w:w="90" w:type="dxa"/>
+              <w:bottom w:w="70" w:type="dxa"/>
+              <w:right w:w="90" w:type="dxa"/>
+            </w:tcMar>
+          </w:tcPr>
+          <w:p>
+            <w:pPr>
+              <w:spacing w:after="40"/>
+              <w:ind/>
+              <w:rPr>
+                <w:sz w:val="19"/>
+                <w:szCs w:val="19"/>
+                <w:lang w:val="en-US"/>
+              </w:rPr>
+            </w:pPr>
+            <w:r>
+              <w:rPr>
+                <w:b w:val="0"/>
+                <w:sz w:val="18"/>
+                <w:szCs w:val="19"/>
+                <w:lang w:val="en-US"/>
+              </w:rPr>
+              <w:t>AR-02: need to compare with the most popular tracks.</w:t>
+            </w:r>
+          </w:p>
+        </w:tc>
+        <w:tc>
+          <w:tcPr>
+            <w:tcW w:w="1000" w:type="dxa"/>
+            <w:hideMark/>
+            <w:tcBorders>
+              <w:top w:val="none" w:sz="0" w:space="0" w:color="FFFFFF"/>
+              <w:left w:val="none" w:sz="0" w:space="0" w:color="FFFFFF"/>
+              <w:bottom w:val="single" w:sz="4" w:space="0" w:color="BFBFBF"/>
+              <w:right w:val="none" w:sz="0" w:space="0" w:color="FFFFFF"/>
+            </w:tcBorders>
+            <w:tcMar>
+              <w:top w:w="70" w:type="dxa"/>
+              <w:left w:w="90" w:type="dxa"/>
+              <w:bottom w:w="70" w:type="dxa"/>
+              <w:right w:w="90" w:type="dxa"/>
+            </w:tcMar>
+          </w:tcPr>
+          <w:p>
+            <w:pPr>
+              <w:spacing w:after="40"/>
+              <w:ind/>
+              <w:rPr>
+                <w:sz w:val="19"/>
+                <w:szCs w:val="19"/>
+              </w:rPr>
+            </w:pPr>
+            <w:proofErr w:type="spellStart"/>
+            <w:r>
+              <w:rPr>
+                <w:b w:val="0"/>
+                <w:sz w:val="18"/>
+                <w:szCs w:val="19"/>
+              </w:rPr>
+              <w:t>popularity</w:t>
+            </w:r>
+            <w:proofErr w:type="spellEnd"/>
+          </w:p>
+        </w:tc>
+        <w:tc>
+          <w:tcPr>
+            <w:tcW w:w="1800" w:type="dxa"/>
+            <w:hideMark/>
+            <w:tcBorders>
+              <w:top w:val="none" w:sz="0" w:space="0" w:color="FFFFFF"/>
+              <w:left w:val="none" w:sz="0" w:space="0" w:color="FFFFFF"/>
+              <w:bottom w:val="single" w:sz="4" w:space="0" w:color="BFBFBF"/>
+              <w:right w:val="none" w:sz="0" w:space="0" w:color="FFFFFF"/>
+            </w:tcBorders>
+            <w:tcMar>
+              <w:top w:w="70" w:type="dxa"/>
+              <w:left w:w="90" w:type="dxa"/>
+              <w:bottom w:w="70" w:type="dxa"/>
+              <w:right w:w="90" w:type="dxa"/>
+            </w:tcMar>
+          </w:tcPr>
+          <w:p>
+            <w:pPr>
+              <w:spacing w:after="40"/>
+              <w:ind/>
+              <w:rPr>
+                <w:sz w:val="19"/>
+                <w:szCs w:val="19"/>
+                <w:lang w:val="en-US"/>
+              </w:rPr>
+            </w:pPr>
+            <w:r>
+              <w:rPr>
+                <w:b w:val="0"/>
+                <w:sz w:val="18"/>
+                <w:szCs w:val="19"/>
+                <w:lang w:val="en-US"/>
+              </w:rPr>
+              <w:t>Recompute the 90th percentile of unique tracks each run; tier = "Most popular" if popularity ≥ cutoff, otherwise "Rest".</w:t>
+            </w:r>
+          </w:p>
+        </w:tc>
+        <w:tc>
+          <w:tcPr>
+            <w:tcW w:w="1300" w:type="dxa"/>
+            <w:hideMark/>
+            <w:tcBorders>
+              <w:top w:val="none" w:sz="0" w:space="0" w:color="FFFFFF"/>
+              <w:left w:val="none" w:sz="0" w:space="0" w:color="FFFFFF"/>
+              <w:bottom w:val="single" w:sz="4" w:space="0" w:color="BFBFBF"/>
+              <w:right w:val="none" w:sz="0" w:space="0" w:color="FFFFFF"/>
+            </w:tcBorders>
+            <w:tcMar>
+              <w:top w:w="70" w:type="dxa"/>
+              <w:left w:w="90" w:type="dxa"/>
+              <w:bottom w:w="70" w:type="dxa"/>
+              <w:right w:w="90" w:type="dxa"/>
+            </w:tcMar>
+          </w:tcPr>
+          <w:p>
+            <w:pPr>
+              <w:spacing w:after="40"/>
+              <w:ind/>
+              <w:rPr>
+                <w:sz w:val="19"/>
+                <w:szCs w:val="19"/>
+                <w:lang w:val="en-US"/>
+              </w:rPr>
+            </w:pPr>
+            <w:r>
+              <w:rPr>
+                <w:b w:val="0"/>
+                <w:sz w:val="18"/>
+                <w:szCs w:val="19"/>
+                <w:lang w:val="en-US"/>
+              </w:rPr>
+              <w:t>Cutoff is data-driven and logged per run.</w:t>
+            </w:r>
+          </w:p>
+        </w:tc>
+        <w:tc>
+          <w:tcPr>
+            <w:tcW w:w="2320" w:type="dxa"/>
+            <w:hideMark/>
+            <w:tcBorders>
+              <w:top w:val="none" w:sz="0" w:space="0" w:color="FFFFFF"/>
+              <w:left w:val="none" w:sz="0" w:space="0" w:color="FFFFFF"/>
+              <w:bottom w:val="single" w:sz="4" w:space="0" w:color="BFBFBF"/>
+              <w:right w:val="none" w:sz="0" w:space="0" w:color="FFFFFF"/>
+            </w:tcBorders>
+            <w:tcMar>
+              <w:top w:w="70" w:type="dxa"/>
+              <w:left w:w="90" w:type="dxa"/>
+              <w:bottom w:w="70" w:type="dxa"/>
+              <w:right w:w="90" w:type="dxa"/>
+            </w:tcMar>
+          </w:tcPr>
+          <w:p>
+            <w:pPr>
+              <w:spacing w:after="40"/>
+              <w:ind/>
+              <w:rPr>
+                <w:sz w:val="19"/>
+                <w:szCs w:val="19"/>
+                <w:lang w:val="en-US"/>
+              </w:rPr>
+            </w:pPr>
+            <w:r>
+              <w:rPr>
+                <w:b w:val="0"/>
+                <w:sz w:val="18"/>
+                <w:szCs w:val="19"/>
+                <w:lang w:val="en-US"/>
+              </w:rPr>
+              <w:t>Enables the third comparison group of KPI-02.</w:t>
+            </w:r>
+          </w:p>
+        </w:tc>
+      </w:tr>
+      <w:tr>
+        <w:trPr>
+          <w:cantSplit/>
+        </w:trPr>
+        <w:tc>
+          <w:tcPr>
+            <w:tcW w:w="1300" w:type="dxa"/>
+            <w:hideMark/>
+            <w:tcBorders>
+              <w:top w:val="none" w:sz="0" w:space="0" w:color="FFFFFF"/>
+              <w:left w:val="none" w:sz="0" w:space="0" w:color="FFFFFF"/>
+              <w:bottom w:val="single" w:sz="4" w:space="0" w:color="BFBFBF"/>
+              <w:right w:val="none" w:sz="0" w:space="0" w:color="FFFFFF"/>
+            </w:tcBorders>
+            <w:tcMar>
+              <w:top w:w="70" w:type="dxa"/>
+              <w:left w:w="90" w:type="dxa"/>
+              <w:bottom w:w="70" w:type="dxa"/>
+              <w:right w:w="90" w:type="dxa"/>
+            </w:tcMar>
+          </w:tcPr>
+          <w:p>
+            <w:pPr>
+              <w:spacing w:after="40"/>
+              <w:ind/>
+              <w:rPr>
+                <w:sz w:val="19"/>
+                <w:szCs w:val="19"/>
+              </w:rPr>
+            </w:pPr>
+            <w:r>
+              <w:rPr>
+                <w:b/>
+                <w:sz w:val="18"/>
+                <w:szCs w:val="19"/>
+              </w:rPr>
+              <w:t xml:space="preserve">TR-09 </w:t>
+            </w:r>
+            <w:proofErr w:type="spellStart"/>
+            <w:r>
+              <w:rPr>
+                <w:b/>
+                <w:sz w:val="18"/>
+                <w:szCs w:val="19"/>
+              </w:rPr>
+              <w:t>Explicit</w:t>
+            </w:r>
+            <w:proofErr w:type="spellEnd"/>
+            <w:r>
+              <w:rPr>
+                <w:b/>
+                <w:sz w:val="18"/>
+                <w:szCs w:val="19"/>
+              </w:rPr>
+              <w:t xml:space="preserve"> </w:t>
+            </w:r>
+            <w:proofErr w:type="spellStart"/>
+            <w:r>
+              <w:rPr>
+                <w:b/>
+                <w:sz w:val="18"/>
+                <w:szCs w:val="19"/>
+              </w:rPr>
+              <w:t>flag</w:t>
+            </w:r>
+            <w:proofErr w:type="spellEnd"/>
+          </w:p>
+        </w:tc>
+        <w:tc>
+          <w:tcPr>
+            <w:tcW w:w="2000" w:type="dxa"/>
+            <w:hideMark/>
+            <w:tcBorders>
+              <w:top w:val="none" w:sz="0" w:space="0" w:color="FFFFFF"/>
+              <w:left w:val="none" w:sz="0" w:space="0" w:color="FFFFFF"/>
+              <w:bottom w:val="single" w:sz="4" w:space="0" w:color="BFBFBF"/>
+              <w:right w:val="none" w:sz="0" w:space="0" w:color="FFFFFF"/>
+            </w:tcBorders>
+            <w:tcMar>
+              <w:top w:w="70" w:type="dxa"/>
+              <w:left w:w="90" w:type="dxa"/>
+              <w:bottom w:w="70" w:type="dxa"/>
+              <w:right w:w="90" w:type="dxa"/>
+            </w:tcMar>
+          </w:tcPr>
+          <w:p>
+            <w:pPr>
+              <w:spacing w:after="40"/>
+              <w:ind/>
+              <w:rPr>
+                <w:sz w:val="19"/>
+                <w:szCs w:val="19"/>
+              </w:rPr>
+            </w:pPr>
+            <w:r>
+              <w:rPr>
+                <w:b w:val="0"/>
+                <w:sz w:val="18"/>
+                <w:szCs w:val="19"/>
+              </w:rPr>
+              <w:t xml:space="preserve">AR-03: </w:t>
+            </w:r>
+            <w:proofErr w:type="spellStart"/>
+            <w:r>
+              <w:rPr>
+                <w:b w:val="0"/>
+                <w:sz w:val="18"/>
+                <w:szCs w:val="19"/>
+              </w:rPr>
+              <w:t>need</w:t>
+            </w:r>
+            <w:proofErr w:type="spellEnd"/>
+            <w:r>
+              <w:rPr>
+                <w:b w:val="0"/>
+                <w:sz w:val="18"/>
+                <w:szCs w:val="19"/>
+              </w:rPr>
+              <w:t xml:space="preserve"> </w:t>
+            </w:r>
+            <w:proofErr w:type="spellStart"/>
+            <w:r>
+              <w:rPr>
+                <w:b w:val="0"/>
+                <w:sz w:val="18"/>
+                <w:szCs w:val="19"/>
+              </w:rPr>
+              <w:t>explicit-content</w:t>
+            </w:r>
+            <w:proofErr w:type="spellEnd"/>
+            <w:r>
+              <w:rPr>
+                <w:b w:val="0"/>
+                <w:sz w:val="18"/>
+                <w:szCs w:val="19"/>
+              </w:rPr>
+              <w:t xml:space="preserve"> </w:t>
+            </w:r>
+            <w:proofErr w:type="spellStart"/>
+            <w:r>
+              <w:rPr>
+                <w:b w:val="0"/>
+                <w:sz w:val="18"/>
+                <w:szCs w:val="19"/>
+              </w:rPr>
+              <w:t>prevalence</w:t>
+            </w:r>
+            <w:proofErr w:type="spellEnd"/>
+            <w:r>
+              <w:rPr>
+                <w:b w:val="0"/>
+                <w:sz w:val="18"/>
+                <w:szCs w:val="19"/>
+              </w:rPr>
+              <w:t>.</w:t>
+            </w:r>
+          </w:p>
+        </w:tc>
+        <w:tc>
+          <w:tcPr>
+            <w:tcW w:w="1000" w:type="dxa"/>
+            <w:hideMark/>
+            <w:tcBorders>
+              <w:top w:val="none" w:sz="0" w:space="0" w:color="FFFFFF"/>
+              <w:left w:val="none" w:sz="0" w:space="0" w:color="FFFFFF"/>
+              <w:bottom w:val="single" w:sz="4" w:space="0" w:color="BFBFBF"/>
+              <w:right w:val="none" w:sz="0" w:space="0" w:color="FFFFFF"/>
+            </w:tcBorders>
+            <w:tcMar>
+              <w:top w:w="70" w:type="dxa"/>
+              <w:left w:w="90" w:type="dxa"/>
+              <w:bottom w:w="70" w:type="dxa"/>
+              <w:right w:w="90" w:type="dxa"/>
+            </w:tcMar>
+          </w:tcPr>
+          <w:p>
+            <w:pPr>
+              <w:spacing w:after="40"/>
+              <w:ind/>
+              <w:rPr>
+                <w:sz w:val="19"/>
+                <w:szCs w:val="19"/>
+              </w:rPr>
+            </w:pPr>
+            <w:proofErr w:type="spellStart"/>
+            <w:r>
+              <w:rPr>
+                <w:b w:val="0"/>
+                <w:sz w:val="18"/>
+                <w:szCs w:val="19"/>
+              </w:rPr>
+              <w:t>explicit</w:t>
+            </w:r>
+            <w:proofErr w:type="spellEnd"/>
+          </w:p>
+        </w:tc>
+        <w:tc>
+          <w:tcPr>
+            <w:tcW w:w="1800" w:type="dxa"/>
+            <w:hideMark/>
+            <w:tcBorders>
+              <w:top w:val="none" w:sz="0" w:space="0" w:color="FFFFFF"/>
+              <w:left w:val="none" w:sz="0" w:space="0" w:color="FFFFFF"/>
+              <w:bottom w:val="single" w:sz="4" w:space="0" w:color="BFBFBF"/>
+              <w:right w:val="none" w:sz="0" w:space="0" w:color="FFFFFF"/>
+            </w:tcBorders>
+            <w:tcMar>
+              <w:top w:w="70" w:type="dxa"/>
+              <w:left w:w="90" w:type="dxa"/>
+              <w:bottom w:w="70" w:type="dxa"/>
+              <w:right w:w="90" w:type="dxa"/>
+            </w:tcMar>
+          </w:tcPr>
+          <w:p>
+            <w:pPr>
+              <w:spacing w:after="40"/>
+              <w:ind/>
+              <w:rPr>
+                <w:sz w:val="19"/>
+                <w:szCs w:val="19"/>
+              </w:rPr>
+            </w:pPr>
+            <w:proofErr w:type="spellStart"/>
+            <w:r>
+              <w:rPr>
+                <w:b w:val="0"/>
+                <w:sz w:val="18"/>
+                <w:szCs w:val="19"/>
+              </w:rPr>
+              <w:t>Boolean</w:t>
+            </w:r>
+            <w:proofErr w:type="spellEnd"/>
+            <w:r>
+              <w:rPr>
+                <w:b w:val="0"/>
+                <w:sz w:val="18"/>
+                <w:szCs w:val="19"/>
+              </w:rPr>
+              <w:t xml:space="preserve"> → </w:t>
+            </w:r>
+            <w:proofErr w:type="spellStart"/>
+            <w:r>
+              <w:rPr>
+                <w:b w:val="0"/>
+                <w:sz w:val="18"/>
+                <w:szCs w:val="19"/>
+              </w:rPr>
+              <w:t>integer</w:t>
+            </w:r>
+            <w:proofErr w:type="spellEnd"/>
+            <w:r>
+              <w:rPr>
+                <w:b w:val="0"/>
+                <w:sz w:val="18"/>
+                <w:szCs w:val="19"/>
+              </w:rPr>
+              <w:t xml:space="preserve"> 0/1.</w:t>
+            </w:r>
+          </w:p>
+        </w:tc>
+        <w:tc>
+          <w:tcPr>
+            <w:tcW w:w="1300" w:type="dxa"/>
+            <w:hideMark/>
+            <w:tcBorders>
+              <w:top w:val="none" w:sz="0" w:space="0" w:color="FFFFFF"/>
+              <w:left w:val="none" w:sz="0" w:space="0" w:color="FFFFFF"/>
+              <w:bottom w:val="single" w:sz="4" w:space="0" w:color="BFBFBF"/>
+              <w:right w:val="none" w:sz="0" w:space="0" w:color="FFFFFF"/>
+            </w:tcBorders>
+            <w:tcMar>
+              <w:top w:w="70" w:type="dxa"/>
+              <w:left w:w="90" w:type="dxa"/>
+              <w:bottom w:w="70" w:type="dxa"/>
+              <w:right w:w="90" w:type="dxa"/>
+            </w:tcMar>
+          </w:tcPr>
+          <w:p>
+            <w:pPr>
+              <w:spacing w:after="40"/>
+              <w:ind/>
+              <w:rPr>
+                <w:sz w:val="19"/>
+                <w:szCs w:val="19"/>
+              </w:rPr>
+            </w:pPr>
+            <w:proofErr w:type="spellStart"/>
+            <w:r>
+              <w:rPr>
+                <w:b w:val="0"/>
+                <w:sz w:val="18"/>
+                <w:szCs w:val="19"/>
+              </w:rPr>
+              <w:t>None</w:t>
+            </w:r>
+            <w:proofErr w:type="spellEnd"/>
+            <w:r>
+              <w:rPr>
+                <w:b w:val="0"/>
+                <w:sz w:val="18"/>
+                <w:szCs w:val="19"/>
+              </w:rPr>
+              <w:t>.</w:t>
+            </w:r>
+          </w:p>
+        </w:tc>
+        <w:tc>
+          <w:tcPr>
+            <w:tcW w:w="2320" w:type="dxa"/>
+            <w:hideMark/>
+            <w:tcBorders>
+              <w:top w:val="none" w:sz="0" w:space="0" w:color="FFFFFF"/>
+              <w:left w:val="none" w:sz="0" w:space="0" w:color="FFFFFF"/>
+              <w:bottom w:val="single" w:sz="4" w:space="0" w:color="BFBFBF"/>
+              <w:right w:val="none" w:sz="0" w:space="0" w:color="FFFFFF"/>
+            </w:tcBorders>
+            <w:tcMar>
+              <w:top w:w="70" w:type="dxa"/>
+              <w:left w:w="90" w:type="dxa"/>
+              <w:bottom w:w="70" w:type="dxa"/>
+              <w:right w:w="90" w:type="dxa"/>
+            </w:tcMar>
+          </w:tcPr>
+          <w:p>
+            <w:pPr>
+              <w:spacing w:after="40"/>
+              <w:ind/>
+              <w:rPr>
+                <w:sz w:val="19"/>
+                <w:szCs w:val="19"/>
+                <w:lang w:val="en-US"/>
+              </w:rPr>
+            </w:pPr>
+            <w:r>
+              <w:rPr>
+                <w:b w:val="0"/>
+                <w:sz w:val="18"/>
+                <w:szCs w:val="19"/>
+                <w:lang w:val="en-US"/>
+              </w:rPr>
+              <w:t>Allows the share of explicit tracks to be computed as an average.</w:t>
+            </w:r>
+          </w:p>
+        </w:tc>
+      </w:tr>
+      <w:tr>
+        <w:trPr>
+          <w:cantSplit/>
+        </w:trPr>
+        <w:tc>
+          <w:tcPr>
+            <w:tcW w:w="1300" w:type="dxa"/>
+            <w:hideMark/>
+            <w:tcBorders>
+              <w:top w:val="none" w:sz="0" w:space="0" w:color="FFFFFF"/>
+              <w:left w:val="none" w:sz="0" w:space="0" w:color="FFFFFF"/>
+              <w:bottom w:val="single" w:sz="4" w:space="0" w:color="BFBFBF"/>
+              <w:right w:val="none" w:sz="0" w:space="0" w:color="FFFFFF"/>
+            </w:tcBorders>
+            <w:tcMar>
+              <w:top w:w="70" w:type="dxa"/>
+              <w:left w:w="90" w:type="dxa"/>
+              <w:bottom w:w="70" w:type="dxa"/>
+              <w:right w:w="90" w:type="dxa"/>
+            </w:tcMar>
+          </w:tcPr>
+          <w:p>
+            <w:pPr>
+              <w:spacing w:after="40"/>
+              <w:ind/>
+              <w:rPr>
+                <w:sz w:val="19"/>
+                <w:szCs w:val="19"/>
+              </w:rPr>
+            </w:pPr>
+            <w:r>
+              <w:rPr>
+                <w:b/>
+                <w:sz w:val="18"/>
+                <w:szCs w:val="19"/>
+              </w:rPr>
+              <w:t xml:space="preserve">TR-10 </w:t>
+            </w:r>
+            <w:proofErr w:type="spellStart"/>
+            <w:r>
+              <w:rPr>
+                <w:b/>
+                <w:sz w:val="18"/>
+                <w:szCs w:val="19"/>
+              </w:rPr>
+              <w:t>Track</w:t>
+            </w:r>
+            <w:proofErr w:type="spellEnd"/>
+            <w:r>
+              <w:rPr>
+                <w:b/>
+                <w:sz w:val="18"/>
+                <w:szCs w:val="19"/>
+              </w:rPr>
+              <w:t xml:space="preserve"> </w:t>
+            </w:r>
+            <w:proofErr w:type="spellStart"/>
+            <w:r>
+              <w:rPr>
+                <w:b/>
+                <w:sz w:val="18"/>
+                <w:szCs w:val="19"/>
+              </w:rPr>
+              <w:t>count</w:t>
+            </w:r>
+            <w:proofErr w:type="spellEnd"/>
+          </w:p>
+        </w:tc>
+        <w:tc>
+          <w:tcPr>
+            <w:tcW w:w="2000" w:type="dxa"/>
+            <w:hideMark/>
+            <w:tcBorders>
+              <w:top w:val="none" w:sz="0" w:space="0" w:color="FFFFFF"/>
+              <w:left w:val="none" w:sz="0" w:space="0" w:color="FFFFFF"/>
+              <w:bottom w:val="single" w:sz="4" w:space="0" w:color="BFBFBF"/>
+              <w:right w:val="none" w:sz="0" w:space="0" w:color="FFFFFF"/>
+            </w:tcBorders>
+            <w:tcMar>
+              <w:top w:w="70" w:type="dxa"/>
+              <w:left w:w="90" w:type="dxa"/>
+              <w:bottom w:w="70" w:type="dxa"/>
+              <w:right w:w="90" w:type="dxa"/>
+            </w:tcMar>
+          </w:tcPr>
+          <w:p>
+            <w:pPr>
+              <w:spacing w:after="40"/>
+              <w:ind/>
+              <w:rPr>
+                <w:sz w:val="19"/>
+                <w:szCs w:val="19"/>
+                <w:lang w:val="en-US"/>
+              </w:rPr>
+            </w:pPr>
+            <w:r>
+              <w:rPr>
+                <w:b w:val="0"/>
+                <w:sz w:val="18"/>
+                <w:szCs w:val="19"/>
+                <w:lang w:val="en-US"/>
+              </w:rPr>
+              <w:t xml:space="preserve">Degenerate measure required by </w:t>
+            </w:r>
+            <w:proofErr w:type="spellStart"/>
+            <w:r>
+              <w:rPr>
+                <w:b w:val="0"/>
+                <w:sz w:val="18"/>
+                <w:szCs w:val="19"/>
+                <w:lang w:val="en-US"/>
+              </w:rPr>
+              <w:t>Fact_Track</w:t>
+            </w:r>
+            <w:proofErr w:type="spellEnd"/>
+            <w:r>
+              <w:rPr>
+                <w:b w:val="0"/>
+                <w:sz w:val="18"/>
+                <w:szCs w:val="19"/>
+                <w:lang w:val="en-US"/>
+              </w:rPr>
+              <w:t>.</w:t>
+            </w:r>
+          </w:p>
+        </w:tc>
+        <w:tc>
+          <w:tcPr>
+            <w:tcW w:w="1000" w:type="dxa"/>
+            <w:hideMark/>
+            <w:tcBorders>
+              <w:top w:val="none" w:sz="0" w:space="0" w:color="FFFFFF"/>
+              <w:left w:val="none" w:sz="0" w:space="0" w:color="FFFFFF"/>
+              <w:bottom w:val="single" w:sz="4" w:space="0" w:color="BFBFBF"/>
+              <w:right w:val="none" w:sz="0" w:space="0" w:color="FFFFFF"/>
+            </w:tcBorders>
+            <w:tcMar>
+              <w:top w:w="70" w:type="dxa"/>
+              <w:left w:w="90" w:type="dxa"/>
+              <w:bottom w:w="70" w:type="dxa"/>
+              <w:right w:w="90" w:type="dxa"/>
+            </w:tcMar>
+          </w:tcPr>
+          <w:p>
+            <w:pPr>
+              <w:spacing w:after="40"/>
+              <w:ind/>
+              <w:rPr>
+                <w:sz w:val="19"/>
+                <w:szCs w:val="19"/>
+              </w:rPr>
+            </w:pPr>
+            <w:proofErr w:type="spellStart"/>
+            <w:r>
+              <w:rPr>
+                <w:b w:val="0"/>
+                <w:sz w:val="18"/>
+                <w:szCs w:val="19"/>
+              </w:rPr>
+              <w:t>track_count</w:t>
+            </w:r>
+            <w:proofErr w:type="spellEnd"/>
+          </w:p>
+        </w:tc>
+        <w:tc>
+          <w:tcPr>
+            <w:tcW w:w="1800" w:type="dxa"/>
+            <w:hideMark/>
+            <w:tcBorders>
+              <w:top w:val="none" w:sz="0" w:space="0" w:color="FFFFFF"/>
+              <w:left w:val="none" w:sz="0" w:space="0" w:color="FFFFFF"/>
+              <w:bottom w:val="single" w:sz="4" w:space="0" w:color="BFBFBF"/>
+              <w:right w:val="none" w:sz="0" w:space="0" w:color="FFFFFF"/>
+            </w:tcBorders>
+            <w:tcMar>
+              <w:top w:w="70" w:type="dxa"/>
+              <w:left w:w="90" w:type="dxa"/>
+              <w:bottom w:w="70" w:type="dxa"/>
+              <w:right w:w="90" w:type="dxa"/>
+            </w:tcMar>
+          </w:tcPr>
+          <w:p>
+            <w:pPr>
+              <w:spacing w:after="40"/>
+              <w:ind/>
+              <w:rPr>
+                <w:sz w:val="19"/>
+                <w:szCs w:val="19"/>
+              </w:rPr>
+            </w:pPr>
+            <w:proofErr w:type="spellStart"/>
+            <w:r>
+              <w:rPr>
+                <w:b w:val="0"/>
+                <w:sz w:val="18"/>
+                <w:szCs w:val="19"/>
+              </w:rPr>
+              <w:t>Always</w:t>
+            </w:r>
+            <w:proofErr w:type="spellEnd"/>
+            <w:r>
+              <w:rPr>
+                <w:b w:val="0"/>
+                <w:sz w:val="18"/>
+                <w:szCs w:val="19"/>
+              </w:rPr>
+              <w:t xml:space="preserve"> 1.</w:t>
+            </w:r>
+          </w:p>
+        </w:tc>
+        <w:tc>
+          <w:tcPr>
+            <w:tcW w:w="1300" w:type="dxa"/>
+            <w:hideMark/>
+            <w:tcBorders>
+              <w:top w:val="none" w:sz="0" w:space="0" w:color="FFFFFF"/>
+              <w:left w:val="none" w:sz="0" w:space="0" w:color="FFFFFF"/>
+              <w:bottom w:val="single" w:sz="4" w:space="0" w:color="BFBFBF"/>
+              <w:right w:val="none" w:sz="0" w:space="0" w:color="FFFFFF"/>
+            </w:tcBorders>
+            <w:tcMar>
+              <w:top w:w="70" w:type="dxa"/>
+              <w:left w:w="90" w:type="dxa"/>
+              <w:bottom w:w="70" w:type="dxa"/>
+              <w:right w:w="90" w:type="dxa"/>
+            </w:tcMar>
+          </w:tcPr>
+          <w:p>
+            <w:pPr>
+              <w:spacing w:after="40"/>
+              <w:ind/>
+              <w:rPr>
+                <w:sz w:val="19"/>
+                <w:szCs w:val="19"/>
+              </w:rPr>
+            </w:pPr>
+            <w:proofErr w:type="spellStart"/>
+            <w:r>
+              <w:rPr>
+                <w:b w:val="0"/>
+                <w:sz w:val="18"/>
+                <w:szCs w:val="19"/>
+              </w:rPr>
+              <w:t>None</w:t>
+            </w:r>
+            <w:proofErr w:type="spellEnd"/>
+            <w:r>
+              <w:rPr>
+                <w:b w:val="0"/>
+                <w:sz w:val="18"/>
+                <w:szCs w:val="19"/>
+              </w:rPr>
+              <w:t>.</w:t>
+            </w:r>
+          </w:p>
+        </w:tc>
+        <w:tc>
+          <w:tcPr>
+            <w:tcW w:w="2320" w:type="dxa"/>
+            <w:hideMark/>
+            <w:tcBorders>
+              <w:top w:val="none" w:sz="0" w:space="0" w:color="FFFFFF"/>
+              <w:left w:val="none" w:sz="0" w:space="0" w:color="FFFFFF"/>
+              <w:bottom w:val="single" w:sz="4" w:space="0" w:color="BFBFBF"/>
+              <w:right w:val="none" w:sz="0" w:space="0" w:color="FFFFFF"/>
+            </w:tcBorders>
+            <w:tcMar>
+              <w:top w:w="70" w:type="dxa"/>
+              <w:left w:w="90" w:type="dxa"/>
+              <w:bottom w:w="70" w:type="dxa"/>
+              <w:right w:w="90" w:type="dxa"/>
+            </w:tcMar>
+          </w:tcPr>
+          <w:p>
+            <w:pPr>
+              <w:spacing w:after="40"/>
+              <w:ind/>
+              <w:rPr>
+                <w:sz w:val="19"/>
+                <w:szCs w:val="19"/>
+                <w:lang w:val="en-US"/>
+              </w:rPr>
+            </w:pPr>
+            <w:r>
+              <w:rPr>
+                <w:b w:val="0"/>
+                <w:sz w:val="18"/>
+                <w:szCs w:val="19"/>
+                <w:lang w:val="en-US"/>
+              </w:rPr>
+              <w:t>Allows counting tracks without a SUM over a nullable column.</w:t>
+            </w:r>
+          </w:p>
+        </w:tc>
+      </w:tr>
+      <w:tr>
+        <w:trPr>
+          <w:cantSplit/>
+        </w:trPr>
+        <w:tc>
+          <w:tcPr>
+            <w:tcW w:w="1300" w:type="dxa"/>
+            <w:hideMark/>
+            <w:tcBorders>
+              <w:top w:val="none" w:sz="0" w:space="0" w:color="FFFFFF"/>
+              <w:left w:val="none" w:sz="0" w:space="0" w:color="FFFFFF"/>
+              <w:bottom w:val="single" w:sz="4" w:space="0" w:color="BFBFBF"/>
+              <w:right w:val="none" w:sz="0" w:space="0" w:color="FFFFFF"/>
+            </w:tcBorders>
+            <w:tcMar>
+              <w:top w:w="70" w:type="dxa"/>
+              <w:left w:w="90" w:type="dxa"/>
+              <w:bottom w:w="70" w:type="dxa"/>
+              <w:right w:w="90" w:type="dxa"/>
+            </w:tcMar>
+          </w:tcPr>
+          <w:p>
+            <w:pPr>
+              <w:spacing w:after="40"/>
+              <w:ind/>
+              <w:rPr>
+                <w:sz w:val="19"/>
+                <w:szCs w:val="19"/>
+              </w:rPr>
+            </w:pPr>
+            <w:r>
+              <w:rPr>
+                <w:b/>
+                <w:sz w:val="18"/>
+                <w:szCs w:val="19"/>
+              </w:rPr>
+              <w:t xml:space="preserve">TR-11 </w:t>
+            </w:r>
+            <w:proofErr w:type="spellStart"/>
+            <w:r>
+              <w:rPr>
+                <w:b/>
+                <w:sz w:val="18"/>
+                <w:szCs w:val="19"/>
+              </w:rPr>
+              <w:t>Genre</w:t>
+            </w:r>
+            <w:proofErr w:type="spellEnd"/>
+            <w:r>
+              <w:rPr>
+                <w:b/>
+                <w:sz w:val="18"/>
+                <w:szCs w:val="19"/>
+              </w:rPr>
+              <w:t xml:space="preserve"> as control </w:t>
+            </w:r>
+            <w:r>
+              <w:rPr>
+                <w:b/>
+                <w:sz w:val="18"/>
+                <w:szCs w:val="19"/>
+              </w:rPr>
+              <w:lastRenderedPageBreak/>
+              <w:t>variable</w:t>
+            </w:r>
+          </w:p>
+        </w:tc>
+        <w:tc>
+          <w:tcPr>
+            <w:tcW w:w="2000" w:type="dxa"/>
+            <w:hideMark/>
+            <w:tcBorders>
+              <w:top w:val="none" w:sz="0" w:space="0" w:color="FFFFFF"/>
+              <w:left w:val="none" w:sz="0" w:space="0" w:color="FFFFFF"/>
+              <w:bottom w:val="single" w:sz="4" w:space="0" w:color="BFBFBF"/>
+              <w:right w:val="none" w:sz="0" w:space="0" w:color="FFFFFF"/>
+            </w:tcBorders>
+            <w:tcMar>
+              <w:top w:w="70" w:type="dxa"/>
+              <w:left w:w="90" w:type="dxa"/>
+              <w:bottom w:w="70" w:type="dxa"/>
+              <w:right w:w="90" w:type="dxa"/>
+            </w:tcMar>
+          </w:tcPr>
+          <w:p>
+            <w:pPr>
+              <w:spacing w:after="40"/>
+              <w:ind/>
+              <w:rPr>
+                <w:sz w:val="19"/>
+                <w:szCs w:val="19"/>
+                <w:lang w:val="en-US"/>
+              </w:rPr>
+            </w:pPr>
+            <w:r>
+              <w:rPr>
+                <w:b w:val="0"/>
+                <w:sz w:val="18"/>
+                <w:szCs w:val="19"/>
+                <w:lang w:val="en-US"/>
+              </w:rPr>
+              <w:lastRenderedPageBreak/>
+              <w:t xml:space="preserve">RK-09: the file is genre-balanced (1,000 rows per </w:t>
+            </w:r>
+            <w:r>
+              <w:rPr>
+                <w:b w:val="0"/>
+                <w:sz w:val="18"/>
+                <w:szCs w:val="19"/>
+                <w:lang w:val="en-US"/>
+              </w:rPr>
+              <w:lastRenderedPageBreak/>
+              <w:t>genre); genre mix can confound group comparisons.</w:t>
+            </w:r>
+          </w:p>
+        </w:tc>
+        <w:tc>
+          <w:tcPr>
+            <w:tcW w:w="1000" w:type="dxa"/>
+            <w:hideMark/>
+            <w:tcBorders>
+              <w:top w:val="none" w:sz="0" w:space="0" w:color="FFFFFF"/>
+              <w:left w:val="none" w:sz="0" w:space="0" w:color="FFFFFF"/>
+              <w:bottom w:val="single" w:sz="4" w:space="0" w:color="BFBFBF"/>
+              <w:right w:val="none" w:sz="0" w:space="0" w:color="FFFFFF"/>
+            </w:tcBorders>
+            <w:tcMar>
+              <w:top w:w="70" w:type="dxa"/>
+              <w:left w:w="90" w:type="dxa"/>
+              <w:bottom w:w="70" w:type="dxa"/>
+              <w:right w:w="90" w:type="dxa"/>
+            </w:tcMar>
+          </w:tcPr>
+          <w:p>
+            <w:pPr>
+              <w:spacing w:after="40"/>
+              <w:ind/>
+              <w:rPr>
+                <w:sz w:val="19"/>
+                <w:szCs w:val="19"/>
+              </w:rPr>
+            </w:pPr>
+            <w:proofErr w:type="spellStart"/>
+            <w:r>
+              <w:rPr>
+                <w:b w:val="0"/>
+                <w:sz w:val="18"/>
+                <w:szCs w:val="19"/>
+              </w:rPr>
+              <w:lastRenderedPageBreak/>
+              <w:t>track_genre</w:t>
+            </w:r>
+            <w:proofErr w:type="spellEnd"/>
+          </w:p>
+        </w:tc>
+        <w:tc>
+          <w:tcPr>
+            <w:tcW w:w="1800" w:type="dxa"/>
+            <w:hideMark/>
+            <w:tcBorders>
+              <w:top w:val="none" w:sz="0" w:space="0" w:color="FFFFFF"/>
+              <w:left w:val="none" w:sz="0" w:space="0" w:color="FFFFFF"/>
+              <w:bottom w:val="single" w:sz="4" w:space="0" w:color="BFBFBF"/>
+              <w:right w:val="none" w:sz="0" w:space="0" w:color="FFFFFF"/>
+            </w:tcBorders>
+            <w:tcMar>
+              <w:top w:w="70" w:type="dxa"/>
+              <w:left w:w="90" w:type="dxa"/>
+              <w:bottom w:w="70" w:type="dxa"/>
+              <w:right w:w="90" w:type="dxa"/>
+            </w:tcMar>
+          </w:tcPr>
+          <w:p>
+            <w:pPr>
+              <w:spacing w:after="40"/>
+              <w:ind/>
+              <w:rPr>
+                <w:sz w:val="19"/>
+                <w:szCs w:val="19"/>
+                <w:lang w:val="en-US"/>
+              </w:rPr>
+            </w:pPr>
+            <w:r>
+              <w:rPr>
+                <w:b w:val="0"/>
+                <w:sz w:val="18"/>
+                <w:szCs w:val="19"/>
+                <w:lang w:val="en-US"/>
+              </w:rPr>
+              <w:t xml:space="preserve">Genre preserved and materialized through </w:t>
+            </w:r>
+            <w:proofErr w:type="spellStart"/>
+            <w:r>
+              <w:rPr>
+                <w:b w:val="0"/>
+                <w:sz w:val="18"/>
+                <w:szCs w:val="19"/>
+                <w:lang w:val="en-US"/>
+              </w:rPr>
+              <w:lastRenderedPageBreak/>
+              <w:t>Bridge_Track_Genre</w:t>
+            </w:r>
+            <w:proofErr w:type="spellEnd"/>
+            <w:r>
+              <w:rPr>
+                <w:b w:val="0"/>
+                <w:sz w:val="18"/>
+                <w:szCs w:val="19"/>
+                <w:lang w:val="en-US"/>
+              </w:rPr>
+              <w:t>.</w:t>
+            </w:r>
+          </w:p>
+        </w:tc>
+        <w:tc>
+          <w:tcPr>
+            <w:tcW w:w="1300" w:type="dxa"/>
+            <w:hideMark/>
+            <w:tcBorders>
+              <w:top w:val="none" w:sz="0" w:space="0" w:color="FFFFFF"/>
+              <w:left w:val="none" w:sz="0" w:space="0" w:color="FFFFFF"/>
+              <w:bottom w:val="single" w:sz="4" w:space="0" w:color="BFBFBF"/>
+              <w:right w:val="none" w:sz="0" w:space="0" w:color="FFFFFF"/>
+            </w:tcBorders>
+            <w:tcMar>
+              <w:top w:w="70" w:type="dxa"/>
+              <w:left w:w="90" w:type="dxa"/>
+              <w:bottom w:w="70" w:type="dxa"/>
+              <w:right w:w="90" w:type="dxa"/>
+            </w:tcMar>
+          </w:tcPr>
+          <w:p>
+            <w:pPr>
+              <w:spacing w:after="40"/>
+              <w:ind/>
+              <w:rPr>
+                <w:sz w:val="19"/>
+                <w:szCs w:val="19"/>
+              </w:rPr>
+            </w:pPr>
+            <w:proofErr w:type="spellStart"/>
+            <w:r>
+              <w:rPr>
+                <w:b w:val="0"/>
+                <w:sz w:val="18"/>
+                <w:szCs w:val="19"/>
+              </w:rPr>
+              <w:lastRenderedPageBreak/>
+              <w:t>None</w:t>
+            </w:r>
+            <w:proofErr w:type="spellEnd"/>
+            <w:r>
+              <w:rPr>
+                <w:b w:val="0"/>
+                <w:sz w:val="18"/>
+                <w:szCs w:val="19"/>
+              </w:rPr>
+              <w:t>.</w:t>
+            </w:r>
+          </w:p>
+        </w:tc>
+        <w:tc>
+          <w:tcPr>
+            <w:tcW w:w="2320" w:type="dxa"/>
+            <w:hideMark/>
+            <w:tcBorders>
+              <w:top w:val="none" w:sz="0" w:space="0" w:color="FFFFFF"/>
+              <w:left w:val="none" w:sz="0" w:space="0" w:color="FFFFFF"/>
+              <w:bottom w:val="single" w:sz="4" w:space="0" w:color="BFBFBF"/>
+              <w:right w:val="none" w:sz="0" w:space="0" w:color="FFFFFF"/>
+            </w:tcBorders>
+            <w:tcMar>
+              <w:top w:w="70" w:type="dxa"/>
+              <w:left w:w="90" w:type="dxa"/>
+              <w:bottom w:w="70" w:type="dxa"/>
+              <w:right w:w="90" w:type="dxa"/>
+            </w:tcMar>
+          </w:tcPr>
+          <w:p>
+            <w:pPr>
+              <w:spacing w:after="40"/>
+              <w:ind/>
+              <w:rPr>
+                <w:sz w:val="19"/>
+                <w:szCs w:val="19"/>
+                <w:lang w:val="en-US"/>
+              </w:rPr>
+            </w:pPr>
+            <w:proofErr w:type="spellStart"/>
+            <w:proofErr w:type="gramStart"/>
+            <w:r>
+              <w:rPr>
+                <w:b w:val="0"/>
+                <w:sz w:val="18"/>
+                <w:szCs w:val="19"/>
+                <w:lang w:val="en-US"/>
+              </w:rPr>
+              <w:t>Lets</w:t>
+            </w:r>
+            <w:proofErr w:type="spellEnd"/>
+            <w:proofErr w:type="gramEnd"/>
+            <w:r>
+              <w:rPr>
+                <w:b w:val="0"/>
+                <w:sz w:val="18"/>
+                <w:szCs w:val="19"/>
+                <w:lang w:val="en-US"/>
+              </w:rPr>
+              <w:t xml:space="preserve"> group comparisons be read within genre.</w:t>
+            </w:r>
+          </w:p>
+        </w:tc>
+      </w:tr>
+      <w:tr>
+        <w:trPr>
+          <w:cantSplit/>
+        </w:trPr>
+        <w:tc>
+          <w:tcPr>
+            <w:tcW w:w="1300" w:type="dxa"/>
+            <w:hideMark/>
+            <w:tcBorders>
+              <w:top w:val="none" w:sz="0" w:space="0" w:color="FFFFFF"/>
+              <w:left w:val="none" w:sz="0" w:space="0" w:color="FFFFFF"/>
+              <w:bottom w:val="single" w:sz="4" w:space="0" w:color="BFBFBF"/>
+              <w:right w:val="none" w:sz="0" w:space="0" w:color="FFFFFF"/>
+            </w:tcBorders>
+            <w:tcMar>
+              <w:top w:w="70" w:type="dxa"/>
+              <w:left w:w="90" w:type="dxa"/>
+              <w:bottom w:w="70" w:type="dxa"/>
+              <w:right w:w="90" w:type="dxa"/>
+            </w:tcMar>
+          </w:tcPr>
+          <w:p>
+            <w:pPr>
+              <w:spacing w:after="40"/>
+              <w:ind/>
+              <w:rPr>
+                <w:sz w:val="19"/>
+                <w:szCs w:val="19"/>
+              </w:rPr>
+            </w:pPr>
+            <w:r>
+              <w:rPr>
+                <w:b/>
+                <w:sz w:val="18"/>
+                <w:szCs w:val="19"/>
+              </w:rPr>
+              <w:t xml:space="preserve">TR-12 Grammy </w:t>
+            </w:r>
+            <w:proofErr w:type="spellStart"/>
+            <w:r>
+              <w:rPr>
+                <w:b/>
+                <w:sz w:val="18"/>
+                <w:szCs w:val="19"/>
+              </w:rPr>
+              <w:t>category</w:t>
+            </w:r>
+            <w:proofErr w:type="spellEnd"/>
+            <w:r>
+              <w:rPr>
+                <w:b/>
+                <w:sz w:val="18"/>
+                <w:szCs w:val="19"/>
+              </w:rPr>
+              <w:t xml:space="preserve"> </w:t>
+            </w:r>
+            <w:proofErr w:type="spellStart"/>
+            <w:r>
+              <w:rPr>
+                <w:b/>
+                <w:sz w:val="18"/>
+                <w:szCs w:val="19"/>
+              </w:rPr>
+              <w:t>grouping</w:t>
+            </w:r>
+            <w:proofErr w:type="spellEnd"/>
+          </w:p>
+        </w:tc>
+        <w:tc>
+          <w:tcPr>
+            <w:tcW w:w="2000" w:type="dxa"/>
+            <w:hideMark/>
+            <w:tcBorders>
+              <w:top w:val="none" w:sz="0" w:space="0" w:color="FFFFFF"/>
+              <w:left w:val="none" w:sz="0" w:space="0" w:color="FFFFFF"/>
+              <w:bottom w:val="single" w:sz="4" w:space="0" w:color="BFBFBF"/>
+              <w:right w:val="none" w:sz="0" w:space="0" w:color="FFFFFF"/>
+            </w:tcBorders>
+            <w:tcMar>
+              <w:top w:w="70" w:type="dxa"/>
+              <w:left w:w="90" w:type="dxa"/>
+              <w:bottom w:w="70" w:type="dxa"/>
+              <w:right w:w="90" w:type="dxa"/>
+            </w:tcMar>
+          </w:tcPr>
+          <w:p>
+            <w:pPr>
+              <w:spacing w:after="40"/>
+              <w:ind/>
+              <w:rPr>
+                <w:sz w:val="19"/>
+                <w:szCs w:val="19"/>
+                <w:lang w:val="en-US"/>
+              </w:rPr>
+            </w:pPr>
+            <w:r>
+              <w:rPr>
+                <w:b w:val="0"/>
+                <w:sz w:val="18"/>
+                <w:szCs w:val="19"/>
+                <w:lang w:val="en-US"/>
+              </w:rPr>
+              <w:t>RK-14: 638 distinct category values; too granular for category-level KPIs.</w:t>
+            </w:r>
+          </w:p>
+        </w:tc>
+        <w:tc>
+          <w:tcPr>
+            <w:tcW w:w="1000" w:type="dxa"/>
+            <w:hideMark/>
+            <w:tcBorders>
+              <w:top w:val="none" w:sz="0" w:space="0" w:color="FFFFFF"/>
+              <w:left w:val="none" w:sz="0" w:space="0" w:color="FFFFFF"/>
+              <w:bottom w:val="single" w:sz="4" w:space="0" w:color="BFBFBF"/>
+              <w:right w:val="none" w:sz="0" w:space="0" w:color="FFFFFF"/>
+            </w:tcBorders>
+            <w:tcMar>
+              <w:top w:w="70" w:type="dxa"/>
+              <w:left w:w="90" w:type="dxa"/>
+              <w:bottom w:w="70" w:type="dxa"/>
+              <w:right w:w="90" w:type="dxa"/>
+            </w:tcMar>
+          </w:tcPr>
+          <w:p>
+            <w:pPr>
+              <w:spacing w:after="40"/>
+              <w:ind/>
+              <w:rPr>
+                <w:sz w:val="19"/>
+                <w:szCs w:val="19"/>
+              </w:rPr>
+            </w:pPr>
+            <w:proofErr w:type="spellStart"/>
+            <w:r>
+              <w:rPr>
+                <w:b w:val="0"/>
+                <w:sz w:val="18"/>
+                <w:szCs w:val="19"/>
+              </w:rPr>
+              <w:t>category</w:t>
+            </w:r>
+            <w:proofErr w:type="spellEnd"/>
+          </w:p>
+        </w:tc>
+        <w:tc>
+          <w:tcPr>
+            <w:tcW w:w="1800" w:type="dxa"/>
+            <w:hideMark/>
+            <w:tcBorders>
+              <w:top w:val="none" w:sz="0" w:space="0" w:color="FFFFFF"/>
+              <w:left w:val="none" w:sz="0" w:space="0" w:color="FFFFFF"/>
+              <w:bottom w:val="single" w:sz="4" w:space="0" w:color="BFBFBF"/>
+              <w:right w:val="none" w:sz="0" w:space="0" w:color="FFFFFF"/>
+            </w:tcBorders>
+            <w:tcMar>
+              <w:top w:w="70" w:type="dxa"/>
+              <w:left w:w="90" w:type="dxa"/>
+              <w:bottom w:w="70" w:type="dxa"/>
+              <w:right w:w="90" w:type="dxa"/>
+            </w:tcMar>
+          </w:tcPr>
+          <w:p>
+            <w:pPr>
+              <w:spacing w:after="40"/>
+              <w:ind/>
+              <w:rPr>
+                <w:sz w:val="19"/>
+                <w:szCs w:val="19"/>
+                <w:lang w:val="en-US"/>
+              </w:rPr>
+            </w:pPr>
+            <w:r>
+              <w:rPr>
+                <w:b w:val="0"/>
+                <w:sz w:val="18"/>
+                <w:szCs w:val="19"/>
+                <w:lang w:val="en-US"/>
+              </w:rPr>
+              <w:t>Derive a grouped category (Pop, Rock, Rap, Country, Classical, Jazz, Latin, R&amp;B, Dance/Electronic, Other) with an explicit "Other" bucket.</w:t>
+            </w:r>
+          </w:p>
+        </w:tc>
+        <w:tc>
+          <w:tcPr>
+            <w:tcW w:w="1300" w:type="dxa"/>
+            <w:hideMark/>
+            <w:tcBorders>
+              <w:top w:val="none" w:sz="0" w:space="0" w:color="FFFFFF"/>
+              <w:left w:val="none" w:sz="0" w:space="0" w:color="FFFFFF"/>
+              <w:bottom w:val="single" w:sz="4" w:space="0" w:color="BFBFBF"/>
+              <w:right w:val="none" w:sz="0" w:space="0" w:color="FFFFFF"/>
+            </w:tcBorders>
+            <w:tcMar>
+              <w:top w:w="70" w:type="dxa"/>
+              <w:left w:w="90" w:type="dxa"/>
+              <w:bottom w:w="70" w:type="dxa"/>
+              <w:right w:w="90" w:type="dxa"/>
+            </w:tcMar>
+          </w:tcPr>
+          <w:p>
+            <w:pPr>
+              <w:spacing w:after="40"/>
+              <w:ind/>
+              <w:rPr>
+                <w:sz w:val="19"/>
+                <w:szCs w:val="19"/>
+                <w:lang w:val="en-US"/>
+              </w:rPr>
+            </w:pPr>
+            <w:r>
+              <w:rPr>
+                <w:b w:val="0"/>
+                <w:sz w:val="18"/>
+                <w:szCs w:val="19"/>
+                <w:lang w:val="en-US"/>
+              </w:rPr>
+              <w:t>Categories not covered by any rule fall into "Other".</w:t>
+            </w:r>
+          </w:p>
+        </w:tc>
+        <w:tc>
+          <w:tcPr>
+            <w:tcW w:w="2320" w:type="dxa"/>
+            <w:hideMark/>
+            <w:tcBorders>
+              <w:top w:val="none" w:sz="0" w:space="0" w:color="FFFFFF"/>
+              <w:left w:val="none" w:sz="0" w:space="0" w:color="FFFFFF"/>
+              <w:bottom w:val="single" w:sz="4" w:space="0" w:color="BFBFBF"/>
+              <w:right w:val="none" w:sz="0" w:space="0" w:color="FFFFFF"/>
+            </w:tcBorders>
+            <w:tcMar>
+              <w:top w:w="70" w:type="dxa"/>
+              <w:left w:w="90" w:type="dxa"/>
+              <w:bottom w:w="70" w:type="dxa"/>
+              <w:right w:w="90" w:type="dxa"/>
+            </w:tcMar>
+          </w:tcPr>
+          <w:p>
+            <w:pPr>
+              <w:spacing w:after="40"/>
+              <w:ind/>
+              <w:rPr>
+                <w:sz w:val="19"/>
+                <w:szCs w:val="19"/>
+                <w:lang w:val="en-US"/>
+              </w:rPr>
+            </w:pPr>
+            <w:r>
+              <w:rPr>
+                <w:b w:val="0"/>
+                <w:sz w:val="18"/>
+                <w:szCs w:val="19"/>
+                <w:lang w:val="en-US"/>
+              </w:rPr>
+              <w:t>Supports the category-level KPI of AR-03.</w:t>
+            </w:r>
+          </w:p>
+        </w:tc>
+      </w:tr>
+      <w:tr>
+        <w:trPr>
+          <w:cantSplit/>
+        </w:trPr>
+        <w:tc>
+          <w:tcPr>
+            <w:tcW w:w="1300" w:type="dxa"/>
+            <w:hideMark/>
+            <w:tcBorders>
+              <w:top w:val="none" w:sz="0" w:space="0" w:color="FFFFFF"/>
+              <w:left w:val="none" w:sz="0" w:space="0" w:color="FFFFFF"/>
+              <w:bottom w:val="single" w:sz="4" w:space="0" w:color="BFBFBF"/>
+              <w:right w:val="none" w:sz="0" w:space="0" w:color="FFFFFF"/>
+            </w:tcBorders>
+            <w:tcMar>
+              <w:top w:w="70" w:type="dxa"/>
+              <w:left w:w="90" w:type="dxa"/>
+              <w:bottom w:w="70" w:type="dxa"/>
+              <w:right w:w="90" w:type="dxa"/>
+            </w:tcMar>
+          </w:tcPr>
+          <w:p>
+            <w:pPr>
+              <w:spacing w:after="40"/>
+              <w:ind/>
+              <w:rPr>
+                <w:sz w:val="19"/>
+                <w:szCs w:val="19"/>
+                <w:lang w:val="en-US"/>
+              </w:rPr>
+            </w:pPr>
+            <w:r>
+              <w:rPr>
+                <w:b/>
+                <w:sz w:val="18"/>
+                <w:szCs w:val="19"/>
+                <w:lang w:val="en-US"/>
+              </w:rPr>
+              <w:t>TR-13 Name truncation to declared width</w:t>
+            </w:r>
+          </w:p>
+        </w:tc>
+        <w:tc>
+          <w:tcPr>
+            <w:tcW w:w="2000" w:type="dxa"/>
+            <w:hideMark/>
+            <w:tcBorders>
+              <w:top w:val="none" w:sz="0" w:space="0" w:color="FFFFFF"/>
+              <w:left w:val="none" w:sz="0" w:space="0" w:color="FFFFFF"/>
+              <w:bottom w:val="single" w:sz="4" w:space="0" w:color="BFBFBF"/>
+              <w:right w:val="none" w:sz="0" w:space="0" w:color="FFFFFF"/>
+            </w:tcBorders>
+            <w:tcMar>
+              <w:top w:w="70" w:type="dxa"/>
+              <w:left w:w="90" w:type="dxa"/>
+              <w:bottom w:w="70" w:type="dxa"/>
+              <w:right w:w="90" w:type="dxa"/>
+            </w:tcMar>
+          </w:tcPr>
+          <w:p>
+            <w:pPr>
+              <w:spacing w:after="40"/>
+              <w:ind/>
+              <w:rPr>
+                <w:sz w:val="19"/>
+                <w:szCs w:val="19"/>
+                <w:lang w:val="en-US"/>
+              </w:rPr>
+            </w:pPr>
+            <w:r>
+              <w:rPr>
+                <w:b w:val="0"/>
+                <w:sz w:val="18"/>
+                <w:szCs w:val="19"/>
+                <w:lang w:val="en-US"/>
+              </w:rPr>
+              <w:t xml:space="preserve">The </w:t>
+            </w:r>
+            <w:proofErr w:type="spellStart"/>
+            <w:r>
+              <w:rPr>
+                <w:b w:val="0"/>
+                <w:sz w:val="18"/>
+                <w:szCs w:val="19"/>
+                <w:lang w:val="en-US"/>
+              </w:rPr>
+              <w:t>Fact_Track</w:t>
+            </w:r>
+            <w:proofErr w:type="spellEnd"/>
+            <w:r>
+              <w:rPr>
+                <w:b w:val="0"/>
+                <w:sz w:val="18"/>
+                <w:szCs w:val="19"/>
+                <w:lang w:val="en-US"/>
+              </w:rPr>
+              <w:t xml:space="preserve"> schema declares </w:t>
+            </w:r>
+            <w:proofErr w:type="spellStart"/>
+            <w:r>
+              <w:rPr>
+                <w:b w:val="0"/>
+                <w:sz w:val="18"/>
+                <w:szCs w:val="19"/>
+                <w:lang w:val="en-US"/>
+              </w:rPr>
+              <w:t>track_name</w:t>
+            </w:r>
+            <w:proofErr w:type="spellEnd"/>
+            <w:r>
+              <w:rPr>
+                <w:b w:val="0"/>
+                <w:sz w:val="18"/>
+                <w:szCs w:val="19"/>
+                <w:lang w:val="en-US"/>
+              </w:rPr>
+              <w:t xml:space="preserve"> and </w:t>
+            </w:r>
+            <w:proofErr w:type="spellStart"/>
+            <w:r>
+              <w:rPr>
+                <w:b w:val="0"/>
+                <w:sz w:val="18"/>
+                <w:szCs w:val="19"/>
+                <w:lang w:val="en-US"/>
+              </w:rPr>
+              <w:t>album_name</w:t>
+            </w:r>
+            <w:proofErr w:type="spellEnd"/>
+            <w:r>
+              <w:rPr>
+                <w:b w:val="0"/>
+                <w:sz w:val="18"/>
+                <w:szCs w:val="19"/>
+                <w:lang w:val="en-US"/>
+              </w:rPr>
+              <w:t xml:space="preserve"> as </w:t>
+            </w:r>
+            <w:proofErr w:type="gramStart"/>
+            <w:r>
+              <w:rPr>
+                <w:b w:val="0"/>
+                <w:sz w:val="18"/>
+                <w:szCs w:val="19"/>
+                <w:lang w:val="en-US"/>
+              </w:rPr>
+              <w:t>VARCHAR(</w:t>
+            </w:r>
+            <w:proofErr w:type="gramEnd"/>
+            <w:r>
+              <w:rPr>
+                <w:b w:val="0"/>
+                <w:sz w:val="18"/>
+                <w:szCs w:val="19"/>
+                <w:lang w:val="en-US"/>
+              </w:rPr>
+              <w:t xml:space="preserve">500). Profiling found at least one </w:t>
+            </w:r>
+            <w:proofErr w:type="spellStart"/>
+            <w:r>
+              <w:rPr>
+                <w:b w:val="0"/>
+                <w:sz w:val="18"/>
+                <w:szCs w:val="19"/>
+                <w:lang w:val="en-US"/>
+              </w:rPr>
+              <w:t>track_name</w:t>
+            </w:r>
+            <w:proofErr w:type="spellEnd"/>
+            <w:r>
+              <w:rPr>
+                <w:b w:val="0"/>
+                <w:sz w:val="18"/>
+                <w:szCs w:val="19"/>
+                <w:lang w:val="en-US"/>
+              </w:rPr>
+              <w:t xml:space="preserve"> longer than 500 characte</w:t>
+            </w:r>
+            <w:r>
+              <w:rPr>
+                <w:b w:val="0"/>
+                <w:sz w:val="18"/>
+                <w:szCs w:val="19"/>
+                <w:lang w:val="en-US"/>
+              </w:rPr>
+              <w:lastRenderedPageBreak/>
+              <w:t>rs (a track with many featured artists).</w:t>
+            </w:r>
+          </w:p>
+        </w:tc>
+        <w:tc>
+          <w:tcPr>
+            <w:tcW w:w="1000" w:type="dxa"/>
+            <w:hideMark/>
+            <w:tcBorders>
+              <w:top w:val="none" w:sz="0" w:space="0" w:color="FFFFFF"/>
+              <w:left w:val="none" w:sz="0" w:space="0" w:color="FFFFFF"/>
+              <w:bottom w:val="single" w:sz="4" w:space="0" w:color="BFBFBF"/>
+              <w:right w:val="none" w:sz="0" w:space="0" w:color="FFFFFF"/>
+            </w:tcBorders>
+            <w:tcMar>
+              <w:top w:w="70" w:type="dxa"/>
+              <w:left w:w="90" w:type="dxa"/>
+              <w:bottom w:w="70" w:type="dxa"/>
+              <w:right w:w="90" w:type="dxa"/>
+            </w:tcMar>
+          </w:tcPr>
+          <w:p>
+            <w:pPr>
+              <w:spacing w:after="40"/>
+              <w:ind/>
+              <w:rPr>
+                <w:sz w:val="19"/>
+                <w:szCs w:val="19"/>
+              </w:rPr>
+            </w:pPr>
+            <w:proofErr w:type="spellStart"/>
+            <w:r>
+              <w:rPr>
+                <w:b w:val="0"/>
+                <w:sz w:val="18"/>
+                <w:szCs w:val="19"/>
+              </w:rPr>
+              <w:lastRenderedPageBreak/>
+              <w:t>track_name</w:t>
+            </w:r>
+            <w:proofErr w:type="spellEnd"/>
+            <w:r>
+              <w:rPr>
+                <w:b w:val="0"/>
+                <w:sz w:val="18"/>
+                <w:szCs w:val="19"/>
+              </w:rPr>
+              <w:t xml:space="preserve">, </w:t>
+            </w:r>
+            <w:proofErr w:type="spellStart"/>
+            <w:r>
+              <w:rPr>
+                <w:b w:val="0"/>
+                <w:sz w:val="18"/>
+                <w:szCs w:val="19"/>
+              </w:rPr>
+              <w:t>album_name</w:t>
+            </w:r>
+            <w:proofErr w:type="spellEnd"/>
+          </w:p>
+        </w:tc>
+        <w:tc>
+          <w:tcPr>
+            <w:tcW w:w="1800" w:type="dxa"/>
+            <w:hideMark/>
+            <w:tcBorders>
+              <w:top w:val="none" w:sz="0" w:space="0" w:color="FFFFFF"/>
+              <w:left w:val="none" w:sz="0" w:space="0" w:color="FFFFFF"/>
+              <w:bottom w:val="single" w:sz="4" w:space="0" w:color="BFBFBF"/>
+              <w:right w:val="none" w:sz="0" w:space="0" w:color="FFFFFF"/>
+            </w:tcBorders>
+            <w:tcMar>
+              <w:top w:w="70" w:type="dxa"/>
+              <w:left w:w="90" w:type="dxa"/>
+              <w:bottom w:w="70" w:type="dxa"/>
+              <w:right w:w="90" w:type="dxa"/>
+            </w:tcMar>
+          </w:tcPr>
+          <w:p>
+            <w:pPr>
+              <w:spacing w:after="40"/>
+              <w:ind/>
+              <w:rPr>
+                <w:sz w:val="19"/>
+                <w:szCs w:val="19"/>
+              </w:rPr>
+            </w:pPr>
+            <w:proofErr w:type="spellStart"/>
+            <w:r>
+              <w:rPr>
+                <w:b w:val="0"/>
+                <w:sz w:val="18"/>
+                <w:szCs w:val="19"/>
+              </w:rPr>
+              <w:t>Values</w:t>
+            </w:r>
+            <w:proofErr w:type="spellEnd"/>
+            <w:r>
+              <w:rPr>
+                <w:b w:val="0"/>
+                <w:sz w:val="18"/>
+                <w:szCs w:val="19"/>
+              </w:rPr>
+              <w:t xml:space="preserve"> </w:t>
+            </w:r>
+            <w:proofErr w:type="spellStart"/>
+            <w:r>
+              <w:rPr>
+                <w:b w:val="0"/>
+                <w:sz w:val="18"/>
+                <w:szCs w:val="19"/>
+              </w:rPr>
+              <w:t>truncated</w:t>
+            </w:r>
+            <w:proofErr w:type="spellEnd"/>
+            <w:r>
+              <w:rPr>
+                <w:b w:val="0"/>
+                <w:sz w:val="18"/>
+                <w:szCs w:val="19"/>
+              </w:rPr>
+              <w:t xml:space="preserve"> </w:t>
+            </w:r>
+            <w:proofErr w:type="spellStart"/>
+            <w:r>
+              <w:rPr>
+                <w:b w:val="0"/>
+                <w:sz w:val="18"/>
+                <w:szCs w:val="19"/>
+              </w:rPr>
+              <w:t>to</w:t>
+            </w:r>
+            <w:proofErr w:type="spellEnd"/>
+            <w:r>
+              <w:rPr>
+                <w:b w:val="0"/>
+                <w:sz w:val="18"/>
+                <w:szCs w:val="19"/>
+              </w:rPr>
+              <w:t xml:space="preserve"> 500 </w:t>
+            </w:r>
+            <w:proofErr w:type="spellStart"/>
+            <w:r>
+              <w:rPr>
+                <w:b w:val="0"/>
+                <w:sz w:val="18"/>
+                <w:szCs w:val="19"/>
+              </w:rPr>
+              <w:t>characters</w:t>
+            </w:r>
+            <w:proofErr w:type="spellEnd"/>
+            <w:r>
+              <w:rPr>
+                <w:b w:val="0"/>
+                <w:sz w:val="18"/>
+                <w:szCs w:val="19"/>
+              </w:rPr>
+              <w:t>.</w:t>
+            </w:r>
+          </w:p>
+        </w:tc>
+        <w:tc>
+          <w:tcPr>
+            <w:tcW w:w="1300" w:type="dxa"/>
+            <w:hideMark/>
+            <w:tcBorders>
+              <w:top w:val="none" w:sz="0" w:space="0" w:color="FFFFFF"/>
+              <w:left w:val="none" w:sz="0" w:space="0" w:color="FFFFFF"/>
+              <w:bottom w:val="single" w:sz="4" w:space="0" w:color="BFBFBF"/>
+              <w:right w:val="none" w:sz="0" w:space="0" w:color="FFFFFF"/>
+            </w:tcBorders>
+            <w:tcMar>
+              <w:top w:w="70" w:type="dxa"/>
+              <w:left w:w="90" w:type="dxa"/>
+              <w:bottom w:w="70" w:type="dxa"/>
+              <w:right w:w="90" w:type="dxa"/>
+            </w:tcMar>
+          </w:tcPr>
+          <w:p>
+            <w:pPr>
+              <w:spacing w:after="40"/>
+              <w:ind/>
+              <w:rPr>
+                <w:sz w:val="19"/>
+                <w:szCs w:val="19"/>
+                <w:lang w:val="en-US"/>
+              </w:rPr>
+            </w:pPr>
+            <w:r>
+              <w:rPr>
+                <w:b w:val="0"/>
+                <w:sz w:val="18"/>
+                <w:szCs w:val="19"/>
+                <w:lang w:val="en-US"/>
+              </w:rPr>
+              <w:t>Deterministic (first 500 chars); the affected row is still loaded.</w:t>
+            </w:r>
+          </w:p>
+        </w:tc>
+        <w:tc>
+          <w:tcPr>
+            <w:tcW w:w="2320" w:type="dxa"/>
+            <w:hideMark/>
+            <w:tcBorders>
+              <w:top w:val="none" w:sz="0" w:space="0" w:color="FFFFFF"/>
+              <w:left w:val="none" w:sz="0" w:space="0" w:color="FFFFFF"/>
+              <w:bottom w:val="single" w:sz="4" w:space="0" w:color="BFBFBF"/>
+              <w:right w:val="none" w:sz="0" w:space="0" w:color="FFFFFF"/>
+            </w:tcBorders>
+            <w:tcMar>
+              <w:top w:w="70" w:type="dxa"/>
+              <w:left w:w="90" w:type="dxa"/>
+              <w:bottom w:w="70" w:type="dxa"/>
+              <w:right w:w="90" w:type="dxa"/>
+            </w:tcMar>
+          </w:tcPr>
+          <w:p>
+            <w:pPr>
+              <w:spacing w:after="40"/>
+              <w:ind/>
+              <w:rPr>
+                <w:sz w:val="19"/>
+                <w:szCs w:val="19"/>
+                <w:lang w:val="en-US"/>
+              </w:rPr>
+            </w:pPr>
+            <w:r>
+              <w:rPr>
+                <w:b w:val="0"/>
+                <w:sz w:val="18"/>
+                <w:szCs w:val="19"/>
+                <w:lang w:val="en-US"/>
+              </w:rPr>
+              <w:t>Preserves the row; only the display name loses its tail. It does not affect any measure, key, dimension or KPI.</w:t>
+            </w:r>
+          </w:p>
+        </w:tc>
+      </w:tr>
+    </w:tbl>
+    <w:p>
+      <w:pPr>
+        <w:spacing w:after="90" w:line="288" w:lineRule="auto"/>
+        <w:ind/>
+        <w:jc w:val="both"/>
+        <w:rPr>
+          <w:b/>
+          <w:bCs/>
+          <w:lang w:val="en-US"/>
+        </w:rPr>
+      </w:pPr>
+      <w:r>
+        <w:rPr>
+          <w:b/>
+          <w:bCs/>
+          <w:lang w:val="en-US"/>
+        </w:rPr>
+        <w:t>7.3 Integration contract</w:t>
+      </w:r>
+    </w:p>
+    <w:p>
+      <w:pPr>
+        <w:spacing w:after="90" w:line="288" w:lineRule="auto"/>
+        <w:ind/>
+        <w:jc w:val="both"/>
+        <w:rPr>
+          <w:lang w:val="en-US"/>
+        </w:rPr>
+      </w:pPr>
+      <w:r>
+        <w:rPr>
+          <w:lang w:val="en-US"/>
+        </w:rPr>
+        <w:t>Table 7.2 states the integration contract. Integration is not described as "a merge": it is a data contract with keys, cardinality, exceptions, evidence, and analytical consequences.</w:t>
+      </w:r>
+    </w:p>
+    <w:tbl>
+      <w:tblPr>
+        <w:tblW w:w="9720" w:type="dxa"/>
+        <w:tblCellMar>
+          <w:top w:w="15" w:type="dxa"/>
+          <w:left w:w="15" w:type="dxa"/>
+          <w:bottom w:w="15" w:type="dxa"/>
+          <w:right w:w="15" w:type="dxa"/>
+        </w:tblCellMar>
+        <w:tblLook w:val="04A0" w:firstRow="1" w:lastRow="0" w:firstColumn="1" w:lastColumn="0" w:noHBand="0" w:noVBand="1"/>
+        <w:tblLayout w:type="fixed"/>
+        <w:tblBorders>
+          <w:top w:val="single" w:sz="4" w:space="0" w:color="auto"/>
+          <w:left w:val="single" w:sz="4" w:space="0" w:color="auto"/>
+          <w:bottom w:val="single" w:sz="4" w:space="0" w:color="auto"/>
+          <w:right w:val="single" w:sz="4" w:space="0" w:color="auto"/>
+          <w:insideH w:val="single" w:sz="4" w:space="0" w:color="auto"/>
+          <w:insideV w:val="single" w:sz="4" w:space="0" w:color="auto"/>
+        </w:tblBorders>
+      </w:tblPr>
+      <w:tblGrid>
+        <w:gridCol w:w="2400"/>
+        <w:gridCol w:w="7320"/>
+      </w:tblGrid>
+      <w:tr>
+        <w:trPr>
+          <w:tblHeader w:val="true"/>
+          <w:cantSplit/>
+        </w:trPr>
+        <w:tc>
+          <w:tcPr>
+            <w:tcW w:w="2400" w:type="dxa"/>
+            <w:hideMark/>
+            <w:tcBorders>
+              <w:top w:val="single" w:sz="12" w:space="0" w:color="000000"/>
+              <w:left w:val="none" w:sz="0" w:space="0" w:color="FFFFFF"/>
+              <w:bottom w:val="single" w:sz="6" w:space="0" w:color="000000"/>
+              <w:right w:val="none" w:sz="0" w:space="0" w:color="FFFFFF"/>
+            </w:tcBorders>
+            <w:tcMar>
+              <w:top w:w="70" w:type="dxa"/>
+              <w:left w:w="90" w:type="dxa"/>
+              <w:bottom w:w="70" w:type="dxa"/>
+              <w:right w:w="90" w:type="dxa"/>
+            </w:tcMar>
+          </w:tcPr>
+          <w:p>
+            <w:pPr>
+              <w:spacing w:after="40"/>
+              <w:ind/>
+            </w:pPr>
+            <w:proofErr w:type="spellStart"/>
+            <w:r>
+              <w:rPr>
+                <w:b/>
+                <w:sz w:val="18"/>
+              </w:rPr>
+              <w:t>Item</w:t>
+            </w:r>
+            <w:proofErr w:type="spellEnd"/>
+          </w:p>
+        </w:tc>
+        <w:tc>
+          <w:tcPr>
+            <w:tcW w:w="7320" w:type="dxa"/>
+            <w:hideMark/>
+            <w:tcBorders>
+              <w:top w:val="single" w:sz="12" w:space="0" w:color="000000"/>
+              <w:left w:val="none" w:sz="0" w:space="0" w:color="FFFFFF"/>
+              <w:bottom w:val="single" w:sz="6" w:space="0" w:color="000000"/>
+              <w:right w:val="none" w:sz="0" w:space="0" w:color="FFFFFF"/>
+            </w:tcBorders>
+            <w:tcMar>
+              <w:top w:w="70" w:type="dxa"/>
+              <w:left w:w="90" w:type="dxa"/>
+              <w:bottom w:w="70" w:type="dxa"/>
+              <w:right w:w="90" w:type="dxa"/>
+            </w:tcMar>
+          </w:tcPr>
+          <w:p>
+            <w:pPr>
+              <w:spacing w:after="40"/>
+              <w:ind/>
+            </w:pPr>
+            <w:proofErr w:type="spellStart"/>
+            <w:r>
+              <w:rPr>
+                <w:b/>
+                <w:sz w:val="18"/>
+              </w:rPr>
+              <w:t>Decision</w:t>
+            </w:r>
+            <w:proofErr w:type="spellEnd"/>
+            <w:r>
+              <w:rPr>
+                <w:b/>
+                <w:sz w:val="18"/>
+              </w:rPr>
+              <w:t xml:space="preserve"> and </w:t>
+            </w:r>
+            <w:proofErr w:type="spellStart"/>
+            <w:r>
+              <w:rPr>
+                <w:b/>
+                <w:sz w:val="18"/>
+              </w:rPr>
+              <w:t>evidence</w:t>
+            </w:r>
+            <w:proofErr w:type="spellEnd"/>
+          </w:p>
+        </w:tc>
+      </w:tr>
+      <w:tr>
+        <w:trPr>
+          <w:cantSplit/>
+        </w:trPr>
+        <w:tc>
+          <w:tcPr>
+            <w:tcW w:w="2400" w:type="dxa"/>
+            <w:hideMark/>
+            <w:tcBorders>
+              <w:top w:val="none" w:sz="0" w:space="0" w:color="FFFFFF"/>
+              <w:left w:val="none" w:sz="0" w:space="0" w:color="FFFFFF"/>
+              <w:bottom w:val="single" w:sz="4" w:space="0" w:color="BFBFBF"/>
+              <w:right w:val="none" w:sz="0" w:space="0" w:color="FFFFFF"/>
+            </w:tcBorders>
+            <w:tcMar>
+              <w:top w:w="70" w:type="dxa"/>
+              <w:left w:w="90" w:type="dxa"/>
+              <w:bottom w:w="70" w:type="dxa"/>
+              <w:right w:w="90" w:type="dxa"/>
+            </w:tcMar>
+          </w:tcPr>
+          <w:p>
+            <w:pPr>
+              <w:spacing w:after="40"/>
+              <w:ind/>
+            </w:pPr>
+            <w:proofErr w:type="spellStart"/>
+            <w:r>
+              <w:rPr>
+                <w:b/>
+                <w:sz w:val="18"/>
+              </w:rPr>
+              <w:t>Integration</w:t>
+            </w:r>
+            <w:proofErr w:type="spellEnd"/>
+            <w:r>
+              <w:rPr>
+                <w:b/>
+                <w:sz w:val="18"/>
+              </w:rPr>
+              <w:t xml:space="preserve"> </w:t>
+            </w:r>
+            <w:proofErr w:type="spellStart"/>
+            <w:r>
+              <w:rPr>
+                <w:b/>
+                <w:sz w:val="18"/>
+              </w:rPr>
+              <w:t>key</w:t>
+            </w:r>
+            <w:proofErr w:type="spellEnd"/>
+          </w:p>
+        </w:tc>
+        <w:tc>
+          <w:tcPr>
+            <w:tcW w:w="7320" w:type="dxa"/>
+            <w:hideMark/>
+            <w:tcBorders>
+              <w:top w:val="none" w:sz="0" w:space="0" w:color="FFFFFF"/>
+              <w:left w:val="none" w:sz="0" w:space="0" w:color="FFFFFF"/>
+              <w:bottom w:val="single" w:sz="4" w:space="0" w:color="BFBFBF"/>
+              <w:right w:val="none" w:sz="0" w:space="0" w:color="FFFFFF"/>
+            </w:tcBorders>
+            <w:tcMar>
+              <w:top w:w="70" w:type="dxa"/>
+              <w:left w:w="90" w:type="dxa"/>
+              <w:bottom w:w="70" w:type="dxa"/>
+              <w:right w:w="90" w:type="dxa"/>
+            </w:tcMar>
+          </w:tcPr>
+          <w:p>
+            <w:pPr>
+              <w:spacing w:after="40"/>
+              <w:ind/>
+              <w:rPr>
+                <w:lang w:val="en-US"/>
+              </w:rPr>
+            </w:pPr>
+            <w:r>
+              <w:rPr>
+                <w:b w:val="0"/>
+                <w:sz w:val="18"/>
+                <w:lang w:val="en-US"/>
+              </w:rPr>
+              <w:t>Normalized artist name (</w:t>
+            </w:r>
+            <w:proofErr w:type="spellStart"/>
+            <w:r>
+              <w:rPr>
+                <w:b w:val="0"/>
+                <w:sz w:val="18"/>
+                <w:lang w:val="en-US"/>
+              </w:rPr>
+              <w:t>artist_key</w:t>
+            </w:r>
+            <w:proofErr w:type="spellEnd"/>
+            <w:r>
+              <w:rPr>
+                <w:b w:val="0"/>
+                <w:sz w:val="18"/>
+                <w:lang w:val="en-US"/>
+              </w:rPr>
+              <w:t>).</w:t>
+            </w:r>
+          </w:p>
+        </w:tc>
+      </w:tr>
+      <w:tr>
+        <w:trPr>
+          <w:cantSplit/>
+        </w:trPr>
+        <w:tc>
+          <w:tcPr>
+            <w:tcW w:w="2400" w:type="dxa"/>
+            <w:hideMark/>
+            <w:tcBorders>
+              <w:top w:val="none" w:sz="0" w:space="0" w:color="FFFFFF"/>
+              <w:left w:val="none" w:sz="0" w:space="0" w:color="FFFFFF"/>
+              <w:bottom w:val="single" w:sz="4" w:space="0" w:color="BFBFBF"/>
+              <w:right w:val="none" w:sz="0" w:space="0" w:color="FFFFFF"/>
+            </w:tcBorders>
+            <w:tcMar>
+              <w:top w:w="70" w:type="dxa"/>
+              <w:left w:w="90" w:type="dxa"/>
+              <w:bottom w:w="70" w:type="dxa"/>
+              <w:right w:w="90" w:type="dxa"/>
+            </w:tcMar>
+          </w:tcPr>
+          <w:p>
+            <w:pPr>
+              <w:spacing w:after="40"/>
+              <w:ind/>
+            </w:pPr>
+            <w:proofErr w:type="spellStart"/>
+            <w:r>
+              <w:rPr>
+                <w:b/>
+                <w:sz w:val="18"/>
+              </w:rPr>
+              <w:t>Cardinality</w:t>
+            </w:r>
+            <w:proofErr w:type="spellEnd"/>
+          </w:p>
+        </w:tc>
+        <w:tc>
+          <w:tcPr>
+            <w:tcW w:w="7320" w:type="dxa"/>
+            <w:hideMark/>
+            <w:tcBorders>
+              <w:top w:val="none" w:sz="0" w:space="0" w:color="FFFFFF"/>
+              <w:left w:val="none" w:sz="0" w:space="0" w:color="FFFFFF"/>
+              <w:bottom w:val="single" w:sz="4" w:space="0" w:color="BFBFBF"/>
+              <w:right w:val="none" w:sz="0" w:space="0" w:color="FFFFFF"/>
+            </w:tcBorders>
+            <w:tcMar>
+              <w:top w:w="70" w:type="dxa"/>
+              <w:left w:w="90" w:type="dxa"/>
+              <w:bottom w:w="70" w:type="dxa"/>
+              <w:right w:w="90" w:type="dxa"/>
+            </w:tcMar>
+          </w:tcPr>
+          <w:p>
+            <w:pPr>
+              <w:spacing w:after="40"/>
+              <w:ind/>
+              <w:rPr>
+                <w:lang w:val="en-US"/>
+              </w:rPr>
+            </w:pPr>
+            <w:r>
+              <w:rPr>
+                <w:b w:val="0"/>
+                <w:sz w:val="18"/>
+                <w:lang w:val="en-US"/>
+              </w:rPr>
+              <w:t>Many-to-many: an artist has several Grammy records and several tracks; a track can have several artists; a Grammy record can have several artists. The share of Grammy artists without a Spotify match is measured and reported (DQ-12).</w:t>
+            </w:r>
+          </w:p>
+        </w:tc>
+      </w:tr>
+      <w:tr>
+        <w:trPr>
+          <w:cantSplit/>
+        </w:trPr>
+        <w:tc>
+          <w:tcPr>
+            <w:tcW w:w="2400" w:type="dxa"/>
+            <w:hideMark/>
+            <w:tcBorders>
+              <w:top w:val="none" w:sz="0" w:space="0" w:color="FFFFFF"/>
+              <w:left w:val="none" w:sz="0" w:space="0" w:color="FFFFFF"/>
+              <w:bottom w:val="single" w:sz="4" w:space="0" w:color="BFBFBF"/>
+              <w:right w:val="none" w:sz="0" w:space="0" w:color="FFFFFF"/>
+            </w:tcBorders>
+            <w:tcMar>
+              <w:top w:w="70" w:type="dxa"/>
+              <w:left w:w="90" w:type="dxa"/>
+              <w:bottom w:w="70" w:type="dxa"/>
+              <w:right w:w="90" w:type="dxa"/>
+            </w:tcMar>
+          </w:tcPr>
+          <w:p>
+            <w:pPr>
+              <w:spacing w:after="40"/>
+              <w:ind/>
+            </w:pPr>
+            <w:proofErr w:type="spellStart"/>
+            <w:r>
+              <w:rPr>
+                <w:b/>
+                <w:sz w:val="18"/>
+              </w:rPr>
+              <w:t>Preprocessing</w:t>
+            </w:r>
+            <w:proofErr w:type="spellEnd"/>
+            <w:r>
+              <w:rPr>
+                <w:b/>
+                <w:sz w:val="18"/>
+              </w:rPr>
+              <w:t xml:space="preserve"> </w:t>
+            </w:r>
+            <w:proofErr w:type="spellStart"/>
+            <w:r>
+              <w:rPr>
+                <w:b/>
+                <w:sz w:val="18"/>
+              </w:rPr>
+              <w:t>before</w:t>
+            </w:r>
+            <w:proofErr w:type="spellEnd"/>
+            <w:r>
+              <w:rPr>
+                <w:b/>
+                <w:sz w:val="18"/>
+              </w:rPr>
+              <w:t xml:space="preserve"> </w:t>
+            </w:r>
+            <w:proofErr w:type="spellStart"/>
+            <w:r>
+              <w:rPr>
+                <w:b/>
+                <w:sz w:val="18"/>
+              </w:rPr>
+              <w:t>matching</w:t>
+            </w:r>
+            <w:proofErr w:type="spellEnd"/>
+          </w:p>
+        </w:tc>
+        <w:tc>
+          <w:tcPr>
+            <w:tcW w:w="7320" w:type="dxa"/>
+            <w:hideMark/>
+            <w:tcBorders>
+              <w:top w:val="none" w:sz="0" w:space="0" w:color="FFFFFF"/>
+              <w:left w:val="none" w:sz="0" w:space="0" w:color="FFFFFF"/>
+              <w:bottom w:val="single" w:sz="4" w:space="0" w:color="BFBFBF"/>
+              <w:right w:val="none" w:sz="0" w:space="0" w:color="FFFFFF"/>
+            </w:tcBorders>
+            <w:tcMar>
+              <w:top w:w="70" w:type="dxa"/>
+              <w:left w:w="90" w:type="dxa"/>
+              <w:bottom w:w="70" w:type="dxa"/>
+              <w:right w:w="90" w:type="dxa"/>
+            </w:tcMar>
+          </w:tcPr>
+          <w:p>
+            <w:pPr>
+              <w:spacing w:after="40"/>
+              <w:ind/>
+              <w:rPr>
+                <w:lang w:val="en-US"/>
+              </w:rPr>
+            </w:pPr>
+            <w:r>
+              <w:rPr>
+                <w:b w:val="0"/>
+                <w:sz w:val="18"/>
+                <w:lang w:val="en-US"/>
+              </w:rPr>
+              <w:t>Normalization v2 (Section 3.4): accents removed, lower case, "&amp;" replaced by "and", punctuation removed, leading "the" dropped, spaces collapsed. The Spotify field artists is split on ";". Grammy values are matched on the full string first, then split on the delimiters found in profiling.</w:t>
+            </w:r>
+          </w:p>
+        </w:tc>
+      </w:tr>
+      <w:tr>
+        <w:trPr>
+          <w:cantSplit/>
+        </w:trPr>
+        <w:tc>
+          <w:tcPr>
+            <w:tcW w:w="2400" w:type="dxa"/>
+            <w:hideMark/>
+            <w:tcBorders>
+              <w:top w:val="none" w:sz="0" w:space="0" w:color="FFFFFF"/>
+              <w:left w:val="none" w:sz="0" w:space="0" w:color="FFFFFF"/>
+              <w:bottom w:val="single" w:sz="4" w:space="0" w:color="BFBFBF"/>
+              <w:right w:val="none" w:sz="0" w:space="0" w:color="FFFFFF"/>
+            </w:tcBorders>
+            <w:tcMar>
+              <w:top w:w="70" w:type="dxa"/>
+              <w:left w:w="90" w:type="dxa"/>
+              <w:bottom w:w="70" w:type="dxa"/>
+              <w:right w:w="90" w:type="dxa"/>
+            </w:tcMar>
+          </w:tcPr>
+          <w:p>
+            <w:pPr>
+              <w:spacing w:after="40"/>
+              <w:ind/>
+            </w:pPr>
+            <w:proofErr w:type="spellStart"/>
+            <w:r>
+              <w:rPr>
+                <w:b/>
+                <w:sz w:val="18"/>
+              </w:rPr>
+              <w:t>Unmatched</w:t>
+            </w:r>
+            <w:proofErr w:type="spellEnd"/>
+            <w:r>
+              <w:rPr>
+                <w:b/>
+                <w:sz w:val="18"/>
+              </w:rPr>
+              <w:t xml:space="preserve"> </w:t>
+            </w:r>
+            <w:proofErr w:type="spellStart"/>
+            <w:r>
+              <w:rPr>
+                <w:b/>
+                <w:sz w:val="18"/>
+              </w:rPr>
+              <w:t>records</w:t>
+            </w:r>
+            <w:proofErr w:type="spellEnd"/>
+          </w:p>
+        </w:tc>
+        <w:tc>
+          <w:tcPr>
+            <w:tcW w:w="7320" w:type="dxa"/>
+            <w:hideMark/>
+            <w:tcBorders>
+              <w:top w:val="none" w:sz="0" w:space="0" w:color="FFFFFF"/>
+              <w:left w:val="none" w:sz="0" w:space="0" w:color="FFFFFF"/>
+              <w:bottom w:val="single" w:sz="4" w:space="0" w:color="BFBFBF"/>
+              <w:right w:val="none" w:sz="0" w:space="0" w:color="FFFFFF"/>
+            </w:tcBorders>
+            <w:tcMar>
+              <w:top w:w="70" w:type="dxa"/>
+              <w:left w:w="90" w:type="dxa"/>
+              <w:bottom w:w="70" w:type="dxa"/>
+              <w:right w:w="90" w:type="dxa"/>
+            </w:tcMar>
+          </w:tcPr>
+          <w:p>
+            <w:pPr>
+              <w:spacing w:after="40"/>
+              <w:ind/>
+              <w:rPr>
+                <w:lang w:val="en-US"/>
+              </w:rPr>
+            </w:pPr>
+            <w:r>
+              <w:rPr>
+                <w:b w:val="0"/>
+                <w:sz w:val="18"/>
+                <w:lang w:val="en-US"/>
+              </w:rPr>
+              <w:t>Grammy records with null artist or "(various artists)" are kept for the match report but excluded from win counting. Spotify tracks with no matched artist are classified as No-Grammy and counted in the reconciliation log.</w:t>
+            </w:r>
+          </w:p>
+        </w:tc>
+      </w:tr>
+      <w:tr>
+        <w:trPr>
+          <w:cantSplit/>
+        </w:trPr>
+        <w:tc>
+          <w:tcPr>
+            <w:tcW w:w="2400" w:type="dxa"/>
+            <w:hideMark/>
+            <w:tcBorders>
+              <w:top w:val="none" w:sz="0" w:space="0" w:color="FFFFFF"/>
+              <w:left w:val="none" w:sz="0" w:space="0" w:color="FFFFFF"/>
+              <w:bottom w:val="single" w:sz="4" w:space="0" w:color="BFBFBF"/>
+              <w:right w:val="none" w:sz="0" w:space="0" w:color="FFFFFF"/>
+            </w:tcBorders>
+            <w:tcMar>
+              <w:top w:w="70" w:type="dxa"/>
+              <w:left w:w="90" w:type="dxa"/>
+              <w:bottom w:w="70" w:type="dxa"/>
+              <w:right w:w="90" w:type="dxa"/>
+            </w:tcMar>
+          </w:tcPr>
+          <w:p>
+            <w:pPr>
+              <w:spacing w:after="40"/>
+              <w:ind/>
+            </w:pPr>
+            <w:proofErr w:type="spellStart"/>
+            <w:r>
+              <w:rPr>
+                <w:b/>
+                <w:sz w:val="18"/>
+              </w:rPr>
+              <w:t>Duplicate</w:t>
+            </w:r>
+            <w:proofErr w:type="spellEnd"/>
+            <w:r>
+              <w:rPr>
+                <w:b/>
+                <w:sz w:val="18"/>
+              </w:rPr>
+              <w:t xml:space="preserve"> </w:t>
+            </w:r>
+            <w:proofErr w:type="spellStart"/>
+            <w:r>
+              <w:rPr>
+                <w:b/>
+                <w:sz w:val="18"/>
+              </w:rPr>
+              <w:t>matches</w:t>
+            </w:r>
+            <w:proofErr w:type="spellEnd"/>
+          </w:p>
+        </w:tc>
+        <w:tc>
+          <w:tcPr>
+            <w:tcW w:w="7320" w:type="dxa"/>
+            <w:hideMark/>
+            <w:tcBorders>
+              <w:top w:val="none" w:sz="0" w:space="0" w:color="FFFFFF"/>
+              <w:left w:val="none" w:sz="0" w:space="0" w:color="FFFFFF"/>
+              <w:bottom w:val="single" w:sz="4" w:space="0" w:color="BFBFBF"/>
+              <w:right w:val="none" w:sz="0" w:space="0" w:color="FFFFFF"/>
+            </w:tcBorders>
+            <w:tcMar>
+              <w:top w:w="70" w:type="dxa"/>
+              <w:left w:w="90" w:type="dxa"/>
+              <w:bottom w:w="70" w:type="dxa"/>
+              <w:right w:w="90" w:type="dxa"/>
+            </w:tcMar>
+          </w:tcPr>
+          <w:p>
+            <w:pPr>
+              <w:spacing w:after="40"/>
+              <w:ind/>
+            </w:pPr>
+            <w:r>
+              <w:rPr>
+                <w:b w:val="0"/>
+                <w:sz w:val="18"/>
+                <w:lang w:val="en-US"/>
+              </w:rPr>
+              <w:t xml:space="preserve">When a track matches more than one Grammy record, the highest win count among its artists determines the win range. </w:t>
+            </w:r>
+            <w:proofErr w:type="spellStart"/>
+            <w:r>
+              <w:rPr>
+                <w:b w:val="0"/>
+                <w:sz w:val="18"/>
+              </w:rPr>
+              <w:t>The</w:t>
+            </w:r>
+            <w:proofErr w:type="spellEnd"/>
+            <w:r>
+              <w:rPr>
+                <w:b w:val="0"/>
+                <w:sz w:val="18"/>
+              </w:rPr>
+              <w:t xml:space="preserve"> </w:t>
+            </w:r>
+            <w:proofErr w:type="spellStart"/>
+            <w:r>
+              <w:rPr>
+                <w:b w:val="0"/>
+                <w:sz w:val="18"/>
+              </w:rPr>
+              <w:t>track</w:t>
+            </w:r>
+            <w:proofErr w:type="spellEnd"/>
+            <w:r>
+              <w:rPr>
+                <w:b w:val="0"/>
+                <w:sz w:val="18"/>
+              </w:rPr>
+              <w:t xml:space="preserve"> </w:t>
+            </w:r>
+            <w:proofErr w:type="spellStart"/>
+            <w:r>
+              <w:rPr>
+                <w:b w:val="0"/>
+                <w:sz w:val="18"/>
+              </w:rPr>
+              <w:t>is</w:t>
+            </w:r>
+            <w:proofErr w:type="spellEnd"/>
+            <w:r>
+              <w:rPr>
+                <w:b w:val="0"/>
+                <w:sz w:val="18"/>
+              </w:rPr>
+              <w:t xml:space="preserve"> </w:t>
+            </w:r>
+            <w:proofErr w:type="spellStart"/>
+            <w:r>
+              <w:rPr>
+                <w:b w:val="0"/>
+                <w:sz w:val="18"/>
+              </w:rPr>
+              <w:t>not</w:t>
+            </w:r>
+            <w:proofErr w:type="spellEnd"/>
+            <w:r>
+              <w:rPr>
+                <w:b w:val="0"/>
+                <w:sz w:val="18"/>
+              </w:rPr>
+              <w:t xml:space="preserve"> </w:t>
+            </w:r>
+            <w:proofErr w:type="spellStart"/>
+            <w:r>
+              <w:rPr>
+                <w:b w:val="0"/>
+                <w:sz w:val="18"/>
+              </w:rPr>
+              <w:t>duplicated</w:t>
+            </w:r>
+            <w:proofErr w:type="spellEnd"/>
+            <w:r>
+              <w:rPr>
+                <w:b w:val="0"/>
+                <w:sz w:val="18"/>
+              </w:rPr>
+              <w:t xml:space="preserve"> at </w:t>
+            </w:r>
+            <w:proofErr w:type="spellStart"/>
+            <w:r>
+              <w:rPr>
+                <w:b w:val="0"/>
+                <w:sz w:val="18"/>
+              </w:rPr>
+              <w:t>the</w:t>
+            </w:r>
+            <w:proofErr w:type="spellEnd"/>
+            <w:r>
+              <w:rPr>
+                <w:b w:val="0"/>
+                <w:sz w:val="18"/>
+              </w:rPr>
+              <w:t xml:space="preserve"> </w:t>
+            </w:r>
+            <w:proofErr w:type="spellStart"/>
+            <w:r>
+              <w:rPr>
+                <w:b w:val="0"/>
+                <w:sz w:val="18"/>
+              </w:rPr>
+              <w:t>fact</w:t>
+            </w:r>
+            <w:proofErr w:type="spellEnd"/>
+            <w:r>
+              <w:rPr>
+                <w:b w:val="0"/>
+                <w:sz w:val="18"/>
+              </w:rPr>
+              <w:t xml:space="preserve"> </w:t>
+            </w:r>
+            <w:proofErr w:type="spellStart"/>
+            <w:r>
+              <w:rPr>
+                <w:b w:val="0"/>
+                <w:sz w:val="18"/>
+              </w:rPr>
+              <w:t>grain</w:t>
+            </w:r>
+            <w:proofErr w:type="spellEnd"/>
+            <w:r>
+              <w:rPr>
+                <w:b w:val="0"/>
+                <w:sz w:val="18"/>
+              </w:rPr>
+              <w:t>.</w:t>
+            </w:r>
+          </w:p>
+        </w:tc>
+      </w:tr>
+      <w:tr>
+        <w:trPr>
+          <w:cantSplit/>
+        </w:trPr>
+        <w:tc>
+          <w:tcPr>
+            <w:tcW w:w="2400" w:type="dxa"/>
+            <w:hideMark/>
+            <w:tcBorders>
+              <w:top w:val="none" w:sz="0" w:space="0" w:color="FFFFFF"/>
+              <w:left w:val="none" w:sz="0" w:space="0" w:color="FFFFFF"/>
+              <w:bottom w:val="single" w:sz="4" w:space="0" w:color="BFBFBF"/>
+              <w:right w:val="none" w:sz="0" w:space="0" w:color="FFFFFF"/>
+            </w:tcBorders>
+            <w:tcMar>
+              <w:top w:w="70" w:type="dxa"/>
+              <w:left w:w="90" w:type="dxa"/>
+              <w:bottom w:w="70" w:type="dxa"/>
+              <w:right w:w="90" w:type="dxa"/>
+            </w:tcMar>
+          </w:tcPr>
+          <w:p>
+            <w:pPr>
+              <w:spacing w:after="40"/>
+              <w:ind/>
+            </w:pPr>
+            <w:proofErr w:type="spellStart"/>
+            <w:r>
+              <w:rPr>
+                <w:b/>
+                <w:sz w:val="18"/>
+              </w:rPr>
+              <w:lastRenderedPageBreak/>
+              <w:t>Evidence</w:t>
+            </w:r>
+            <w:proofErr w:type="spellEnd"/>
+          </w:p>
+        </w:tc>
+        <w:tc>
+          <w:tcPr>
+            <w:tcW w:w="7320" w:type="dxa"/>
+            <w:hideMark/>
+            <w:tcBorders>
+              <w:top w:val="none" w:sz="0" w:space="0" w:color="FFFFFF"/>
+              <w:left w:val="none" w:sz="0" w:space="0" w:color="FFFFFF"/>
+              <w:bottom w:val="single" w:sz="4" w:space="0" w:color="BFBFBF"/>
+              <w:right w:val="none" w:sz="0" w:space="0" w:color="FFFFFF"/>
+            </w:tcBorders>
+            <w:tcMar>
+              <w:top w:w="70" w:type="dxa"/>
+              <w:left w:w="90" w:type="dxa"/>
+              <w:bottom w:w="70" w:type="dxa"/>
+              <w:right w:w="90" w:type="dxa"/>
+            </w:tcMar>
+          </w:tcPr>
+          <w:p>
+            <w:pPr>
+              <w:spacing w:after="40"/>
+              <w:ind/>
+              <w:rPr>
+                <w:lang w:val="en-US"/>
+              </w:rPr>
+            </w:pPr>
+            <w:r>
+              <w:rPr>
+                <w:b w:val="0"/>
+                <w:sz w:val="18"/>
+                <w:lang w:val="en-US"/>
+              </w:rPr>
+              <w:t>Row counts before and after each rule; number of tracks classified as Grammy and No-Grammy; share of Grammy artists matched (DQ-12); popularity cutoff per run; log of excluded rows.</w:t>
+            </w:r>
+          </w:p>
+        </w:tc>
+      </w:tr>
+      <w:tr>
+        <w:trPr>
+          <w:cantSplit/>
+        </w:trPr>
+        <w:tc>
+          <w:tcPr>
+            <w:tcW w:w="2400" w:type="dxa"/>
+            <w:hideMark/>
+            <w:tcBorders>
+              <w:top w:val="none" w:sz="0" w:space="0" w:color="FFFFFF"/>
+              <w:left w:val="none" w:sz="0" w:space="0" w:color="FFFFFF"/>
+              <w:bottom w:val="single" w:sz="4" w:space="0" w:color="BFBFBF"/>
+              <w:right w:val="none" w:sz="0" w:space="0" w:color="FFFFFF"/>
+            </w:tcBorders>
+            <w:tcMar>
+              <w:top w:w="70" w:type="dxa"/>
+              <w:left w:w="90" w:type="dxa"/>
+              <w:bottom w:w="70" w:type="dxa"/>
+              <w:right w:w="90" w:type="dxa"/>
+            </w:tcMar>
+          </w:tcPr>
+          <w:p>
+            <w:pPr>
+              <w:spacing w:after="40"/>
+              <w:ind/>
+            </w:pPr>
+            <w:proofErr w:type="spellStart"/>
+            <w:r>
+              <w:rPr>
+                <w:b/>
+                <w:sz w:val="18"/>
+              </w:rPr>
+              <w:t>Assumptions</w:t>
+            </w:r>
+            <w:proofErr w:type="spellEnd"/>
+            <w:r>
+              <w:rPr>
+                <w:b/>
+                <w:sz w:val="18"/>
+              </w:rPr>
+              <w:t xml:space="preserve"> and </w:t>
+            </w:r>
+            <w:proofErr w:type="spellStart"/>
+            <w:r>
+              <w:rPr>
+                <w:b/>
+                <w:sz w:val="18"/>
+              </w:rPr>
+              <w:t>limitations</w:t>
+            </w:r>
+            <w:proofErr w:type="spellEnd"/>
+          </w:p>
+        </w:tc>
+        <w:tc>
+          <w:tcPr>
+            <w:tcW w:w="7320" w:type="dxa"/>
+            <w:hideMark/>
+            <w:tcBorders>
+              <w:top w:val="none" w:sz="0" w:space="0" w:color="FFFFFF"/>
+              <w:left w:val="none" w:sz="0" w:space="0" w:color="FFFFFF"/>
+              <w:bottom w:val="single" w:sz="4" w:space="0" w:color="BFBFBF"/>
+              <w:right w:val="none" w:sz="0" w:space="0" w:color="FFFFFF"/>
+            </w:tcBorders>
+            <w:tcMar>
+              <w:top w:w="70" w:type="dxa"/>
+              <w:left w:w="90" w:type="dxa"/>
+              <w:bottom w:w="70" w:type="dxa"/>
+              <w:right w:w="90" w:type="dxa"/>
+            </w:tcMar>
+          </w:tcPr>
+          <w:p>
+            <w:pPr>
+              <w:spacing w:after="40"/>
+              <w:ind/>
+            </w:pPr>
+            <w:r>
+              <w:rPr>
+                <w:b w:val="0"/>
+                <w:sz w:val="18"/>
+                <w:lang w:val="en-US"/>
+              </w:rPr>
+              <w:t xml:space="preserve">No fuzzy matching. "No-Grammy" means no Grammy win in this dataset, not that the artist has never won. Grammy coverage ends in 2019. The Spotify file is a genre-balanced sample, not the full catalog. </w:t>
+            </w:r>
+            <w:proofErr w:type="spellStart"/>
+            <w:r>
+              <w:rPr>
+                <w:b w:val="0"/>
+                <w:sz w:val="18"/>
+              </w:rPr>
+              <w:t>Results</w:t>
+            </w:r>
+            <w:proofErr w:type="spellEnd"/>
+            <w:r>
+              <w:rPr>
+                <w:b w:val="0"/>
+                <w:sz w:val="18"/>
+              </w:rPr>
+              <w:t xml:space="preserve"> are </w:t>
+            </w:r>
+            <w:proofErr w:type="spellStart"/>
+            <w:r>
+              <w:rPr>
+                <w:b w:val="0"/>
+                <w:sz w:val="18"/>
+              </w:rPr>
+              <w:t>associations</w:t>
+            </w:r>
+            <w:proofErr w:type="spellEnd"/>
+            <w:r>
+              <w:rPr>
+                <w:b w:val="0"/>
+                <w:sz w:val="18"/>
+              </w:rPr>
+              <w:t xml:space="preserve">, </w:t>
+            </w:r>
+            <w:proofErr w:type="spellStart"/>
+            <w:r>
+              <w:rPr>
+                <w:b w:val="0"/>
+                <w:sz w:val="18"/>
+              </w:rPr>
+              <w:t>not</w:t>
+            </w:r>
+            <w:proofErr w:type="spellEnd"/>
+            <w:r>
+              <w:rPr>
+                <w:b w:val="0"/>
+                <w:sz w:val="18"/>
+              </w:rPr>
+              <w:t xml:space="preserve"> causal </w:t>
+            </w:r>
+            <w:proofErr w:type="spellStart"/>
+            <w:r>
+              <w:rPr>
+                <w:b w:val="0"/>
+                <w:sz w:val="18"/>
+              </w:rPr>
+              <w:t>effects</w:t>
+            </w:r>
+            <w:proofErr w:type="spellEnd"/>
+            <w:r>
+              <w:rPr>
+                <w:b w:val="0"/>
+                <w:sz w:val="18"/>
+              </w:rPr>
+              <w:t>.</w:t>
+            </w:r>
+          </w:p>
+        </w:tc>
+      </w:tr>
+    </w:tbl>
+    <w:p>
+      <w:pPr>
+        <w:spacing w:after="90" w:line="288" w:lineRule="auto"/>
+        <w:ind/>
+        <w:jc w:val="both"/>
+        <w:rPr>
+          <w:b/>
+          <w:bCs/>
+        </w:rPr>
+      </w:pPr>
+      <w:r>
+        <w:rPr>
+          <w:b/>
+          <w:bCs/>
+        </w:rPr>
+        <w:t xml:space="preserve">7.4 </w:t>
+      </w:r>
+      <w:proofErr w:type="spellStart"/>
+      <w:r>
+        <w:rPr>
+          <w:b/>
+          <w:bCs/>
+        </w:rPr>
+        <w:t>Prepared</w:t>
+      </w:r>
+      <w:proofErr w:type="spellEnd"/>
+      <w:r>
+        <w:rPr>
+          <w:b/>
+          <w:bCs/>
+        </w:rPr>
+        <w:t xml:space="preserve"> data </w:t>
+      </w:r>
+      <w:proofErr w:type="spellStart"/>
+      <w:r>
+        <w:rPr>
+          <w:b/>
+          <w:bCs/>
+        </w:rPr>
+        <w:t>contract</w:t>
+      </w:r>
+      <w:proofErr w:type="spellEnd"/>
+    </w:p>
+    <w:p>
+      <w:pPr>
+        <w:spacing w:after="90" w:line="288" w:lineRule="auto"/>
+        <w:ind/>
+        <w:jc w:val="both"/>
+        <w:rPr>
+          <w:lang w:val="en-US"/>
+        </w:rPr>
+      </w:pPr>
+      <w:r>
+        <w:rPr>
+          <w:lang w:val="en-US"/>
+        </w:rPr>
+        <w:t xml:space="preserve">The transformation produces exactly the datasets that the prepared gate validates (Table 16). Two columns are computed only to make rules measurable in GX and are not loaded into </w:t>
+      </w:r>
+      <w:proofErr w:type="spellStart"/>
+      <w:r>
+        <w:rPr>
+          <w:lang w:val="en-US"/>
+        </w:rPr>
+        <w:t>Fact_Track</w:t>
+      </w:r>
+      <w:proofErr w:type="spellEnd"/>
+      <w:r>
+        <w:rPr>
+          <w:lang w:val="en-US"/>
+        </w:rPr>
+        <w:t xml:space="preserve">: </w:t>
+      </w:r>
+      <w:proofErr w:type="spellStart"/>
+      <w:r>
+        <w:rPr>
+          <w:lang w:val="en-US"/>
+        </w:rPr>
+        <w:t>is_grammy_track</w:t>
+      </w:r>
+      <w:proofErr w:type="spellEnd"/>
+      <w:r>
+        <w:rPr>
+          <w:lang w:val="en-US"/>
+        </w:rPr>
+        <w:t xml:space="preserve"> (DQ-11) and </w:t>
+      </w:r>
+      <w:proofErr w:type="spellStart"/>
+      <w:r>
+        <w:rPr>
+          <w:lang w:val="en-US"/>
+        </w:rPr>
+        <w:t>matched_flag</w:t>
+      </w:r>
+      <w:proofErr w:type="spellEnd"/>
+      <w:r>
+        <w:rPr>
+          <w:lang w:val="en-US"/>
+        </w:rPr>
+        <w:t xml:space="preserve"> (DQ-12).</w:t>
+      </w:r>
+    </w:p>
+    <w:p>
+      <w:pPr>
+        <w:spacing w:after="90" w:line="288" w:lineRule="auto"/>
+        <w:ind/>
+        <w:jc w:val="both"/>
+        <w:rPr>
+          <w:b/>
+          <w:bCs/>
+        </w:rPr>
+      </w:pPr>
+      <w:r>
+        <w:rPr>
+          <w:b/>
+          <w:bCs/>
+        </w:rPr>
+        <w:t xml:space="preserve">7.5 </w:t>
+      </w:r>
+      <w:proofErr w:type="spellStart"/>
+      <w:r>
+        <w:rPr>
+          <w:b/>
+          <w:bCs/>
+        </w:rPr>
+        <w:t>Exception</w:t>
+      </w:r>
+      <w:proofErr w:type="spellEnd"/>
+      <w:r>
+        <w:rPr>
+          <w:b/>
+          <w:bCs/>
+        </w:rPr>
+        <w:t xml:space="preserve"> </w:t>
+      </w:r>
+      <w:proofErr w:type="spellStart"/>
+      <w:r>
+        <w:rPr>
+          <w:b/>
+          <w:bCs/>
+        </w:rPr>
+        <w:t>handling</w:t>
+      </w:r>
+      <w:proofErr w:type="spellEnd"/>
+    </w:p>
+    <w:p>
+      <w:pPr>
+        <w:numPr>
+          <w:ilvl w:val="0"/>
+          <w:numId w:val="4"/>
+        </w:numPr>
+        <w:spacing w:after="90" w:line="288" w:lineRule="auto"/>
+        <w:jc w:val="both"/>
+        <w:rPr>
+          <w:lang w:val="en-US"/>
+        </w:rPr>
+      </w:pPr>
+      <w:r>
+        <w:rPr>
+          <w:lang w:val="en-US"/>
+        </w:rPr>
+        <w:t xml:space="preserve">Rows without critical attributes (artists, </w:t>
+      </w:r>
+      <w:proofErr w:type="spellStart"/>
+      <w:r>
+        <w:rPr>
+          <w:lang w:val="en-US"/>
+        </w:rPr>
+        <w:t>track_name</w:t>
+      </w:r>
+      <w:proofErr w:type="spellEnd"/>
+      <w:r>
+        <w:rPr>
+          <w:lang w:val="en-US"/>
+        </w:rPr>
+        <w:t xml:space="preserve">, </w:t>
+      </w:r>
+      <w:proofErr w:type="spellStart"/>
+      <w:r>
+        <w:rPr>
+          <w:lang w:val="en-US"/>
+        </w:rPr>
+        <w:t>album_name</w:t>
+      </w:r>
+      <w:proofErr w:type="spellEnd"/>
+      <w:r>
+        <w:rPr>
+          <w:lang w:val="en-US"/>
+        </w:rPr>
+        <w:t>) are excluded and logged (RK-05).</w:t>
+      </w:r>
+    </w:p>
+    <w:p>
+      <w:pPr>
+        <w:numPr>
+          <w:ilvl w:val="0"/>
+          <w:numId w:val="4"/>
+        </w:numPr>
+        <w:spacing w:after="90" w:line="288" w:lineRule="auto"/>
+        <w:jc w:val="both"/>
+        <w:rPr>
+          <w:lang w:val="en-US"/>
+        </w:rPr>
+      </w:pPr>
+      <w:r>
+        <w:rPr>
+          <w:lang w:val="en-US"/>
+        </w:rPr>
+        <w:t>Tempo 0 is treated as missing for the tempo measure only (RK-07).</w:t>
+      </w:r>
+    </w:p>
+    <w:p>
+      <w:pPr>
+        <w:numPr>
+          <w:ilvl w:val="0"/>
+          <w:numId w:val="4"/>
+        </w:numPr>
+        <w:spacing w:after="90" w:line="288" w:lineRule="auto"/>
+        <w:jc w:val="both"/>
+        <w:rPr>
+          <w:lang w:val="en-US"/>
+        </w:rPr>
+      </w:pPr>
+      <w:r>
+        <w:rPr>
+          <w:lang w:val="en-US"/>
+        </w:rPr>
+        <w:t xml:space="preserve">Unmatched Grammy artists are kept in the match report with </w:t>
+      </w:r>
+      <w:proofErr w:type="spellStart"/>
+      <w:r>
+        <w:rPr>
+          <w:lang w:val="en-US"/>
+        </w:rPr>
+        <w:t>matched_flag</w:t>
+      </w:r>
+      <w:proofErr w:type="spellEnd"/>
+      <w:r>
+        <w:rPr>
+          <w:lang w:val="en-US"/>
+        </w:rPr>
+        <w:t xml:space="preserve"> = 0 and never block the batch (DQ-12 is Informational).</w:t>
+      </w:r>
+    </w:p>
+    <w:p>
+      <w:pPr>
+        <w:numPr>
+          <w:ilvl w:val="0"/>
+          <w:numId w:val="4"/>
+        </w:numPr>
+        <w:spacing w:after="90" w:line="288" w:lineRule="auto"/>
+        <w:jc w:val="both"/>
+        <w:rPr>
+          <w:lang w:val="en-US"/>
+        </w:rPr>
+      </w:pPr>
+      <w:r>
+        <w:rPr>
+          <w:lang w:val="en-US"/>
+        </w:rPr>
+        <w:t>If a rule cannot be applied to a record, the record is not silently modified: it is either excluded (with a log entry) or flagged, and the affected count is reported in the reconciliation evidence.</w:t>
+      </w:r>
+    </w:p>
+    <w:p>
+      <w:pPr>
+        <w:numPr>
+          <w:ilvl w:val="0"/>
+          <w:numId w:val="4"/>
+        </w:numPr>
+        <w:spacing w:after="90" w:line="288" w:lineRule="auto"/>
+        <w:jc w:val="both"/>
+        <w:rPr>
+          <w:lang w:val="en-US"/>
+        </w:rPr>
+      </w:pPr>
+      <w:r>
+        <w:rPr>
+          <w:lang w:val="en-US"/>
+        </w:rPr>
+        <w:t>Lengths beyond the declared column width are truncated deterministically (TR-13) instead of rejecting the row.</w:t>
+      </w:r>
+    </w:p>
+    <w:p>
+      <w:pPr>
+        <w:numPr>
+          <w:ilvl w:val="0"/>
+          <w:numId w:val="4"/>
+        </w:numPr>
+        <w:spacing w:after="90" w:line="288" w:lineRule="auto"/>
+        <w:jc w:val="both"/>
+        <w:rPr>
+          <w:lang w:val="en-US"/>
+        </w:rPr>
+      </w:pPr>
+      <w:r>
+        <w:rPr>
+          <w:lang w:val="en-US"/>
+        </w:rPr>
+        <w:t>No cleaning rule is applied only to satisfy a validation check. Every rule in Table 7.1 has an independent justification.</w:t>
+      </w:r>
+    </w:p>
+    <w:p>
+      <w:pPr>
+        <w:spacing w:after="90" w:line="288" w:lineRule="auto"/>
+        <w:ind/>
+        <w:jc w:val="both"/>
+        <w:rPr>
+          <w:b/>
+          <w:bCs/>
+          <w:lang w:val="en-US"/>
+        </w:rPr>
+      </w:pPr>
+      <w:r>
+        <w:rPr>
+          <w:b/>
+          <w:bCs/>
+          <w:lang w:val="en-US"/>
+        </w:rPr>
+        <w:t>7.6 Analytical impact</w:t>
+      </w:r>
+    </w:p>
+    <w:p>
+      <w:pPr>
+        <w:spacing w:after="90" w:line="288" w:lineRule="auto"/>
+        <w:ind/>
+        <w:jc w:val="both"/>
+        <w:rPr>
+          <w:lang w:val="en-US"/>
+        </w:rPr>
+      </w:pPr>
+      <w:r>
+        <w:rPr>
+          <w:lang w:val="en-US"/>
+        </w:rPr>
+        <w:t>The transformation guarantees that: (</w:t>
+      </w:r>
+      <w:proofErr w:type="spellStart"/>
+      <w:r>
+        <w:rPr>
+          <w:lang w:val="en-US"/>
+        </w:rPr>
+        <w:t>i</w:t>
+      </w:r>
+      <w:proofErr w:type="spellEnd"/>
+      <w:r>
+        <w:rPr>
+          <w:lang w:val="en-US"/>
+        </w:rPr>
+        <w:t>) AR-01 and AR-02 are computed on unique tracks with a stable popularity and a tempo that does not include impossible values; (ii) AR-03 uses a clean explicit flag; (iii) genre and Grammy category act as analysis dimensions through the bridge tables; and (iv) the load receives a deterministic, contract-compliant dataset.</w:t>
+      </w:r>
+    </w:p>
+    <w:p>
+      <w:pPr>
+        <w:spacing w:after="90" w:line="288" w:lineRule="auto"/>
+        <w:ind/>
+        <w:jc w:val="both"/>
+      </w:pPr>
+      <w:r>
+        <w:pict w14:anchorId="1F407E05">
+          <v:rect id="_x0000_i1179" style="width:0;height:.75pt" o:hralign="center" o:hrstd="t" o:hr="t" fillcolor="#a0a0a0" stroked="f"/>
+        </w:pict>
+      </w:r>
+    </w:p>
+    <w:p>
+      <w:pPr>
+        <w:spacing w:after="90" w:line="288" w:lineRule="auto"/>
+        <w:ind/>
+        <w:jc w:val="both"/>
+        <w:rPr>
+          <w:b/>
+          <w:bCs/>
+          <w:lang w:val="en-US"/>
+        </w:rPr>
+      </w:pPr>
+      <w:r>
+        <w:rPr>
+          <w:b/>
+          <w:bCs/>
+          <w:lang w:val="en-US"/>
+        </w:rPr>
+        <w:t>8. Prepared data validation</w:t>
+      </w:r>
+    </w:p>
+    <w:p>
+      <w:pPr>
+        <w:spacing w:after="90" w:line="288" w:lineRule="auto"/>
+        <w:ind/>
+        <w:jc w:val="both"/>
+        <w:rPr>
+          <w:b/>
+          <w:bCs/>
+          <w:lang w:val="en-US"/>
+        </w:rPr>
+      </w:pPr>
+      <w:r>
+        <w:rPr>
+          <w:b/>
+          <w:bCs/>
+          <w:lang w:val="en-US"/>
+        </w:rPr>
+        <w:t>8.1 Purpose</w:t>
+      </w:r>
+    </w:p>
+    <w:p>
+      <w:pPr>
+        <w:spacing w:after="90" w:line="288" w:lineRule="auto"/>
+        <w:ind/>
+        <w:jc w:val="both"/>
+        <w:rPr>
+          <w:lang w:val="en-US"/>
+        </w:rPr>
+      </w:pPr>
+      <w:r>
+        <w:rPr>
+          <w:lang w:val="en-US"/>
+        </w:rPr>
+        <w:t xml:space="preserve">The prepared gate answers the question: </w:t>
+      </w:r>
+      <w:r>
+        <w:rPr>
+          <w:i/>
+          <w:iCs/>
+          <w:lang w:val="en-US"/>
+        </w:rPr>
+        <w:t>did transformation produce data suitable for loading?</w:t>
+      </w:r>
+      <w:r>
+        <w:rPr>
+          <w:lang w:val="en-US"/>
+        </w:rPr>
+        <w:t xml:space="preserve"> It runs after </w:t>
+      </w:r>
+      <w:proofErr w:type="spellStart"/>
+      <w:r>
+        <w:rPr>
+          <w:lang w:val="en-US"/>
+        </w:rPr>
+        <w:t>transform_and_integrate</w:t>
+      </w:r>
+      <w:proofErr w:type="spellEnd"/>
+      <w:r>
+        <w:rPr>
+          <w:lang w:val="en-US"/>
+        </w:rPr>
+        <w:t xml:space="preserve"> and gates </w:t>
+      </w:r>
+      <w:proofErr w:type="spellStart"/>
+      <w:r>
+        <w:rPr>
+          <w:lang w:val="en-US"/>
+        </w:rPr>
+        <w:t>load_dw</w:t>
+      </w:r>
+      <w:proofErr w:type="spellEnd"/>
+      <w:r>
+        <w:rPr>
+          <w:lang w:val="en-US"/>
+        </w:rPr>
+        <w:t xml:space="preserve">: if a Critical rule fails, the load is skipped. The gate validates two datasets: </w:t>
+      </w:r>
+      <w:proofErr w:type="spellStart"/>
+      <w:r>
+        <w:rPr>
+          <w:lang w:val="en-US"/>
+        </w:rPr>
+        <w:t>prepared_tracks</w:t>
+      </w:r>
+      <w:proofErr w:type="spellEnd"/>
+      <w:r>
+        <w:rPr>
+          <w:lang w:val="en-US"/>
+        </w:rPr>
+        <w:t xml:space="preserve"> (DQ-09, DQ-10, DQ-11) and </w:t>
+      </w:r>
+      <w:proofErr w:type="spellStart"/>
+      <w:r>
+        <w:rPr>
+          <w:lang w:val="en-US"/>
+        </w:rPr>
+        <w:t>grammy_artist_match</w:t>
+      </w:r>
+      <w:proofErr w:type="spellEnd"/>
+      <w:r>
+        <w:rPr>
+          <w:lang w:val="en-US"/>
+        </w:rPr>
+        <w:t xml:space="preserve"> (DQ-12). The contract that the transformation must satisfy is documented in Table 16 and enforced by the prepared suite.</w:t>
+      </w:r>
+    </w:p>
+    <w:p>
+      <w:pPr>
+        <w:spacing w:after="90" w:line="288" w:lineRule="auto"/>
+        <w:ind/>
+        <w:jc w:val="both"/>
+        <w:rPr>
+          <w:b/>
+          <w:bCs/>
+          <w:lang w:val="en-US"/>
+        </w:rPr>
+      </w:pPr>
+      <w:r>
+        <w:rPr>
+          <w:b/>
+          <w:bCs/>
+          <w:lang w:val="en-US"/>
+        </w:rPr>
+        <w:lastRenderedPageBreak/>
+        <w:t>8.2 Inputs and expectations</w:t>
+      </w:r>
+    </w:p>
+    <w:p>
+      <w:pPr>
+        <w:spacing w:after="90" w:line="288" w:lineRule="auto"/>
+        <w:ind/>
+        <w:jc w:val="both"/>
+        <w:rPr>
+          <w:lang w:val="en-US"/>
+        </w:rPr>
+      </w:pPr>
+      <w:r>
+        <w:rPr>
+          <w:lang w:val="en-US"/>
+        </w:rPr>
+        <w:t>Table 8.1 lists the datasets, their suites and the rules applied.</w:t>
+      </w:r>
+    </w:p>
+    <w:tbl>
+      <w:tblPr>
+        <w:tblW w:w="9720" w:type="dxa"/>
+        <w:tblCellMar>
+          <w:top w:w="15" w:type="dxa"/>
+          <w:left w:w="15" w:type="dxa"/>
+          <w:bottom w:w="15" w:type="dxa"/>
+          <w:right w:w="15" w:type="dxa"/>
+        </w:tblCellMar>
+        <w:tblLook w:val="04A0" w:firstRow="1" w:lastRow="0" w:firstColumn="1" w:lastColumn="0" w:noHBand="0" w:noVBand="1"/>
+        <w:tblLayout w:type="fixed"/>
+        <w:tblBorders>
+          <w:top w:val="single" w:sz="4" w:space="0" w:color="auto"/>
+          <w:left w:val="single" w:sz="4" w:space="0" w:color="auto"/>
+          <w:bottom w:val="single" w:sz="4" w:space="0" w:color="auto"/>
+          <w:right w:val="single" w:sz="4" w:space="0" w:color="auto"/>
+          <w:insideH w:val="single" w:sz="4" w:space="0" w:color="auto"/>
+          <w:insideV w:val="single" w:sz="4" w:space="0" w:color="auto"/>
+        </w:tblBorders>
+      </w:tblPr>
+      <w:tblGrid>
+        <w:gridCol w:w="2500"/>
+        <w:gridCol w:w="2200"/>
+        <w:gridCol w:w="5020"/>
+      </w:tblGrid>
+      <w:tr>
+        <w:trPr>
+          <w:tblHeader w:val="true"/>
+          <w:cantSplit/>
+        </w:trPr>
+        <w:tc>
+          <w:tcPr>
+            <w:tcW w:w="2500" w:type="dxa"/>
+            <w:hideMark/>
+            <w:tcBorders>
+              <w:top w:val="single" w:sz="12" w:space="0" w:color="000000"/>
+              <w:left w:val="none" w:sz="0" w:space="0" w:color="FFFFFF"/>
+              <w:bottom w:val="single" w:sz="6" w:space="0" w:color="000000"/>
+              <w:right w:val="none" w:sz="0" w:space="0" w:color="FFFFFF"/>
+            </w:tcBorders>
+            <w:tcMar>
+              <w:top w:w="70" w:type="dxa"/>
+              <w:left w:w="90" w:type="dxa"/>
+              <w:bottom w:w="70" w:type="dxa"/>
+              <w:right w:w="90" w:type="dxa"/>
+            </w:tcMar>
+          </w:tcPr>
+          <w:p>
+            <w:pPr>
+              <w:spacing w:after="40"/>
+              <w:ind/>
+            </w:pPr>
+            <w:proofErr w:type="spellStart"/>
+            <w:r>
+              <w:rPr>
+                <w:b/>
+                <w:sz w:val="18"/>
+              </w:rPr>
+              <w:t>Dataset</w:t>
+            </w:r>
+            <w:proofErr w:type="spellEnd"/>
+          </w:p>
+        </w:tc>
+        <w:tc>
+          <w:tcPr>
+            <w:tcW w:w="2200" w:type="dxa"/>
+            <w:hideMark/>
+            <w:tcBorders>
+              <w:top w:val="single" w:sz="12" w:space="0" w:color="000000"/>
+              <w:left w:val="none" w:sz="0" w:space="0" w:color="FFFFFF"/>
+              <w:bottom w:val="single" w:sz="6" w:space="0" w:color="000000"/>
+              <w:right w:val="none" w:sz="0" w:space="0" w:color="FFFFFF"/>
+            </w:tcBorders>
+            <w:tcMar>
+              <w:top w:w="70" w:type="dxa"/>
+              <w:left w:w="90" w:type="dxa"/>
+              <w:bottom w:w="70" w:type="dxa"/>
+              <w:right w:w="90" w:type="dxa"/>
+            </w:tcMar>
+          </w:tcPr>
+          <w:p>
+            <w:pPr>
+              <w:spacing w:after="40"/>
+              <w:ind/>
+            </w:pPr>
+            <w:r>
+              <w:rPr>
+                <w:b/>
+                <w:sz w:val="18"/>
+              </w:rPr>
+              <w:t>Suite</w:t>
+            </w:r>
+          </w:p>
+        </w:tc>
+        <w:tc>
+          <w:tcPr>
+            <w:tcW w:w="5020" w:type="dxa"/>
+            <w:hideMark/>
+            <w:tcBorders>
+              <w:top w:val="single" w:sz="12" w:space="0" w:color="000000"/>
+              <w:left w:val="none" w:sz="0" w:space="0" w:color="FFFFFF"/>
+              <w:bottom w:val="single" w:sz="6" w:space="0" w:color="000000"/>
+              <w:right w:val="none" w:sz="0" w:space="0" w:color="FFFFFF"/>
+            </w:tcBorders>
+            <w:tcMar>
+              <w:top w:w="70" w:type="dxa"/>
+              <w:left w:w="90" w:type="dxa"/>
+              <w:bottom w:w="70" w:type="dxa"/>
+              <w:right w:w="90" w:type="dxa"/>
+            </w:tcMar>
+          </w:tcPr>
+          <w:p>
+            <w:pPr>
+              <w:spacing w:after="40"/>
+              <w:ind/>
+            </w:pPr>
+            <w:r>
+              <w:rPr>
+                <w:b/>
+                <w:sz w:val="18"/>
+              </w:rPr>
+              <w:t>Rules</w:t>
+            </w:r>
+          </w:p>
+        </w:tc>
+      </w:tr>
+      <w:tr>
+        <w:trPr>
+          <w:cantSplit/>
+        </w:trPr>
+        <w:tc>
+          <w:tcPr>
+            <w:tcW w:w="2500" w:type="dxa"/>
+            <w:hideMark/>
+            <w:tcBorders>
+              <w:top w:val="none" w:sz="0" w:space="0" w:color="FFFFFF"/>
+              <w:left w:val="none" w:sz="0" w:space="0" w:color="FFFFFF"/>
+              <w:bottom w:val="single" w:sz="4" w:space="0" w:color="BFBFBF"/>
+              <w:right w:val="none" w:sz="0" w:space="0" w:color="FFFFFF"/>
+            </w:tcBorders>
+            <w:tcMar>
+              <w:top w:w="70" w:type="dxa"/>
+              <w:left w:w="90" w:type="dxa"/>
+              <w:bottom w:w="70" w:type="dxa"/>
+              <w:right w:w="90" w:type="dxa"/>
+            </w:tcMar>
+          </w:tcPr>
+          <w:p>
+            <w:pPr>
+              <w:spacing w:after="40"/>
+              <w:ind/>
+            </w:pPr>
+            <w:proofErr w:type="spellStart"/>
+            <w:r>
+              <w:rPr>
+                <w:b/>
+                <w:sz w:val="18"/>
+              </w:rPr>
+              <w:t>prepared_tracks</w:t>
+            </w:r>
+            <w:proofErr w:type="spellEnd"/>
+          </w:p>
+        </w:tc>
+        <w:tc>
+          <w:tcPr>
+            <w:tcW w:w="2200" w:type="dxa"/>
+            <w:hideMark/>
+            <w:tcBorders>
+              <w:top w:val="none" w:sz="0" w:space="0" w:color="FFFFFF"/>
+              <w:left w:val="none" w:sz="0" w:space="0" w:color="FFFFFF"/>
+              <w:bottom w:val="single" w:sz="4" w:space="0" w:color="BFBFBF"/>
+              <w:right w:val="none" w:sz="0" w:space="0" w:color="FFFFFF"/>
+            </w:tcBorders>
+            <w:tcMar>
+              <w:top w:w="70" w:type="dxa"/>
+              <w:left w:w="90" w:type="dxa"/>
+              <w:bottom w:w="70" w:type="dxa"/>
+              <w:right w:w="90" w:type="dxa"/>
+            </w:tcMar>
+          </w:tcPr>
+          <w:p>
+            <w:pPr>
+              <w:spacing w:after="40"/>
+              <w:ind/>
+            </w:pPr>
+            <w:proofErr w:type="spellStart"/>
+            <w:r>
+              <w:rPr>
+                <w:b w:val="0"/>
+                <w:sz w:val="18"/>
+              </w:rPr>
+              <w:t>prepared_tracks_suite</w:t>
+            </w:r>
+            <w:proofErr w:type="spellEnd"/>
+          </w:p>
+        </w:tc>
+        <w:tc>
+          <w:tcPr>
+            <w:tcW w:w="5020" w:type="dxa"/>
+            <w:hideMark/>
+            <w:tcBorders>
+              <w:top w:val="none" w:sz="0" w:space="0" w:color="FFFFFF"/>
+              <w:left w:val="none" w:sz="0" w:space="0" w:color="FFFFFF"/>
+              <w:bottom w:val="single" w:sz="4" w:space="0" w:color="BFBFBF"/>
+              <w:right w:val="none" w:sz="0" w:space="0" w:color="FFFFFF"/>
+            </w:tcBorders>
+            <w:tcMar>
+              <w:top w:w="70" w:type="dxa"/>
+              <w:left w:w="90" w:type="dxa"/>
+              <w:bottom w:w="70" w:type="dxa"/>
+              <w:right w:w="90" w:type="dxa"/>
+            </w:tcMar>
+          </w:tcPr>
+          <w:p>
+            <w:pPr>
+              <w:spacing w:after="40"/>
+              <w:ind/>
+              <w:rPr>
+                <w:lang w:val="en-US"/>
+              </w:rPr>
+            </w:pPr>
+            <w:r>
+              <w:rPr>
+                <w:b w:val="0"/>
+                <w:sz w:val="18"/>
+                <w:lang w:val="en-US"/>
+              </w:rPr>
+              <w:t>DQ-09 (</w:t>
+            </w:r>
+            <w:proofErr w:type="spellStart"/>
+            <w:r>
+              <w:rPr>
+                <w:b w:val="0"/>
+                <w:sz w:val="18"/>
+                <w:lang w:val="en-US"/>
+              </w:rPr>
+              <w:t>track_id</w:t>
+            </w:r>
+            <w:proofErr w:type="spellEnd"/>
+            <w:r>
+              <w:rPr>
+                <w:b w:val="0"/>
+                <w:sz w:val="18"/>
+                <w:lang w:val="en-US"/>
+              </w:rPr>
+              <w:t xml:space="preserve"> unique), DQ-10 (domains and classification pair), DQ-11 (Grammy group size)</w:t>
+            </w:r>
+          </w:p>
+        </w:tc>
+      </w:tr>
+      <w:tr>
+        <w:trPr>
+          <w:cantSplit/>
+        </w:trPr>
+        <w:tc>
+          <w:tcPr>
+            <w:tcW w:w="2500" w:type="dxa"/>
+            <w:hideMark/>
+            <w:tcBorders>
+              <w:top w:val="none" w:sz="0" w:space="0" w:color="FFFFFF"/>
+              <w:left w:val="none" w:sz="0" w:space="0" w:color="FFFFFF"/>
+              <w:bottom w:val="single" w:sz="4" w:space="0" w:color="BFBFBF"/>
+              <w:right w:val="none" w:sz="0" w:space="0" w:color="FFFFFF"/>
+            </w:tcBorders>
+            <w:tcMar>
+              <w:top w:w="70" w:type="dxa"/>
+              <w:left w:w="90" w:type="dxa"/>
+              <w:bottom w:w="70" w:type="dxa"/>
+              <w:right w:w="90" w:type="dxa"/>
+            </w:tcMar>
+          </w:tcPr>
+          <w:p>
+            <w:pPr>
+              <w:spacing w:after="40"/>
+              <w:ind/>
+            </w:pPr>
+            <w:proofErr w:type="spellStart"/>
+            <w:r>
+              <w:rPr>
+                <w:b/>
+                <w:sz w:val="18"/>
+              </w:rPr>
+              <w:t>grammy_artist_match</w:t>
+            </w:r>
+            <w:proofErr w:type="spellEnd"/>
+          </w:p>
+        </w:tc>
+        <w:tc>
+          <w:tcPr>
+            <w:tcW w:w="2200" w:type="dxa"/>
+            <w:hideMark/>
+            <w:tcBorders>
+              <w:top w:val="none" w:sz="0" w:space="0" w:color="FFFFFF"/>
+              <w:left w:val="none" w:sz="0" w:space="0" w:color="FFFFFF"/>
+              <w:bottom w:val="single" w:sz="4" w:space="0" w:color="BFBFBF"/>
+              <w:right w:val="none" w:sz="0" w:space="0" w:color="FFFFFF"/>
+            </w:tcBorders>
+            <w:tcMar>
+              <w:top w:w="70" w:type="dxa"/>
+              <w:left w:w="90" w:type="dxa"/>
+              <w:bottom w:w="70" w:type="dxa"/>
+              <w:right w:w="90" w:type="dxa"/>
+            </w:tcMar>
+          </w:tcPr>
+          <w:p>
+            <w:pPr>
+              <w:spacing w:after="40"/>
+              <w:ind/>
+            </w:pPr>
+            <w:proofErr w:type="spellStart"/>
+            <w:r>
+              <w:rPr>
+                <w:b w:val="0"/>
+                <w:sz w:val="18"/>
+              </w:rPr>
+              <w:t>grammy_artist_match_suite</w:t>
+            </w:r>
+            <w:proofErr w:type="spellEnd"/>
+          </w:p>
+        </w:tc>
+        <w:tc>
+          <w:tcPr>
+            <w:tcW w:w="5020" w:type="dxa"/>
+            <w:hideMark/>
+            <w:tcBorders>
+              <w:top w:val="none" w:sz="0" w:space="0" w:color="FFFFFF"/>
+              <w:left w:val="none" w:sz="0" w:space="0" w:color="FFFFFF"/>
+              <w:bottom w:val="single" w:sz="4" w:space="0" w:color="BFBFBF"/>
+              <w:right w:val="none" w:sz="0" w:space="0" w:color="FFFFFF"/>
+            </w:tcBorders>
+            <w:tcMar>
+              <w:top w:w="70" w:type="dxa"/>
+              <w:left w:w="90" w:type="dxa"/>
+              <w:bottom w:w="70" w:type="dxa"/>
+              <w:right w:w="90" w:type="dxa"/>
+            </w:tcMar>
+          </w:tcPr>
+          <w:p>
+            <w:pPr>
+              <w:spacing w:after="40"/>
+              <w:ind/>
+            </w:pPr>
+            <w:r>
+              <w:rPr>
+                <w:b w:val="0"/>
+                <w:sz w:val="18"/>
+              </w:rPr>
+              <w:t xml:space="preserve">DQ-12 (match </w:t>
+            </w:r>
+            <w:proofErr w:type="spellStart"/>
+            <w:r>
+              <w:rPr>
+                <w:b w:val="0"/>
+                <w:sz w:val="18"/>
+              </w:rPr>
+              <w:t>coverage</w:t>
+            </w:r>
+            <w:proofErr w:type="spellEnd"/>
+            <w:r>
+              <w:rPr>
+                <w:b w:val="0"/>
+                <w:sz w:val="18"/>
+              </w:rPr>
+              <w:t xml:space="preserve"> </w:t>
+            </w:r>
+            <w:proofErr w:type="spellStart"/>
+            <w:r>
+              <w:rPr>
+                <w:b w:val="0"/>
+                <w:sz w:val="18"/>
+              </w:rPr>
+              <w:t>report</w:t>
+            </w:r>
+            <w:proofErr w:type="spellEnd"/>
+            <w:r>
+              <w:rPr>
+                <w:b w:val="0"/>
+                <w:sz w:val="18"/>
+              </w:rPr>
+              <w:t>)</w:t>
+            </w:r>
+          </w:p>
+        </w:tc>
+      </w:tr>
+    </w:tbl>
+    <w:p>
+      <w:pPr>
+        <w:spacing w:after="90" w:line="288" w:lineRule="auto"/>
+        <w:ind/>
+        <w:jc w:val="both"/>
+        <w:rPr>
+          <w:b/>
+          <w:bCs/>
+        </w:rPr>
+      </w:pPr>
+      <w:r>
+        <w:rPr>
+          <w:b/>
+          <w:bCs/>
+        </w:rPr>
+        <w:t xml:space="preserve">8.3 </w:t>
+      </w:r>
+      <w:proofErr w:type="spellStart"/>
+      <w:r>
+        <w:rPr>
+          <w:b/>
+          <w:bCs/>
+        </w:rPr>
+        <w:t>Integration</w:t>
+      </w:r>
+      <w:proofErr w:type="spellEnd"/>
+      <w:r>
+        <w:rPr>
+          <w:b/>
+          <w:bCs/>
+        </w:rPr>
+        <w:t xml:space="preserve"> </w:t>
+      </w:r>
+      <w:proofErr w:type="spellStart"/>
+      <w:r>
+        <w:rPr>
+          <w:b/>
+          <w:bCs/>
+        </w:rPr>
+        <w:t>integrity</w:t>
+      </w:r>
+      <w:proofErr w:type="spellEnd"/>
+    </w:p>
+    <w:p>
+      <w:pPr>
+        <w:spacing w:after="90" w:line="288" w:lineRule="auto"/>
+        <w:ind/>
+        <w:jc w:val="both"/>
+        <w:rPr>
+          <w:lang w:val="en-US"/>
+        </w:rPr>
+      </w:pPr>
+      <w:r>
+        <w:rPr>
+          <w:lang w:val="en-US"/>
+        </w:rPr>
+        <w:t>The prepared gate enforces the integration contract of Section 7.3 indirectly through DQ-10 and DQ-11: every track must carry a valid (</w:t>
+      </w:r>
+      <w:proofErr w:type="spellStart"/>
+      <w:r>
+        <w:rPr>
+          <w:lang w:val="en-US"/>
+        </w:rPr>
+        <w:t>recognition_group</w:t>
+      </w:r>
+      <w:proofErr w:type="spellEnd"/>
+      <w:r>
+        <w:rPr>
+          <w:lang w:val="en-US"/>
+        </w:rPr>
+        <w:t xml:space="preserve">, </w:t>
+      </w:r>
+      <w:proofErr w:type="spellStart"/>
+      <w:r>
+        <w:rPr>
+          <w:lang w:val="en-US"/>
+        </w:rPr>
+        <w:t>artist_grammy_wins_range</w:t>
+      </w:r>
+      <w:proofErr w:type="spellEnd"/>
+      <w:r>
+        <w:rPr>
+          <w:lang w:val="en-US"/>
+        </w:rPr>
+        <w:t xml:space="preserve">) pair from RECOGNITION_PAIRS, a valid </w:t>
+      </w:r>
+      <w:proofErr w:type="spellStart"/>
+      <w:r>
+        <w:rPr>
+          <w:lang w:val="en-US"/>
+        </w:rPr>
+        <w:t>popularity_tier</w:t>
+      </w:r>
+      <w:proofErr w:type="spellEnd"/>
+      <w:r>
+        <w:rPr>
+          <w:lang w:val="en-US"/>
+        </w:rPr>
+        <w:t xml:space="preserve"> from POPULARITY_TIERS, and a non-null </w:t>
+      </w:r>
+      <w:proofErr w:type="spellStart"/>
+      <w:r>
+        <w:rPr>
+          <w:lang w:val="en-US"/>
+        </w:rPr>
+        <w:t>is_grammy_track</w:t>
+      </w:r>
+      <w:proofErr w:type="spellEnd"/>
+      <w:r>
+        <w:rPr>
+          <w:lang w:val="en-US"/>
+        </w:rPr>
+        <w:t>. The share of Grammy-recognized tracks (DQ-11) and the share of matched Grammy artists (DQ-12) are recorded in every run and reported in the evidence file.</w:t>
+      </w:r>
+    </w:p>
+    <w:p>
+      <w:pPr>
+        <w:spacing w:after="90" w:line="288" w:lineRule="auto"/>
+        <w:ind/>
+        <w:jc w:val="both"/>
+        <w:rPr>
+          <w:b/>
+          <w:bCs/>
+        </w:rPr>
+      </w:pPr>
+      <w:r>
+        <w:rPr>
+          <w:b/>
+          <w:bCs/>
+        </w:rPr>
+        <w:t xml:space="preserve">8.4 </w:t>
+      </w:r>
+      <w:proofErr w:type="spellStart"/>
+      <w:r>
+        <w:rPr>
+          <w:b/>
+          <w:bCs/>
+        </w:rPr>
+        <w:t>Rejection</w:t>
+      </w:r>
+      <w:proofErr w:type="spellEnd"/>
+      <w:r>
+        <w:rPr>
+          <w:b/>
+          <w:bCs/>
+        </w:rPr>
+        <w:t xml:space="preserve"> </w:t>
+      </w:r>
+      <w:proofErr w:type="spellStart"/>
+      <w:r>
+        <w:rPr>
+          <w:b/>
+          <w:bCs/>
+        </w:rPr>
+        <w:t>of</w:t>
+      </w:r>
+      <w:proofErr w:type="spellEnd"/>
+      <w:r>
+        <w:rPr>
+          <w:b/>
+          <w:bCs/>
+        </w:rPr>
+        <w:t xml:space="preserve"> </w:t>
+      </w:r>
+      <w:proofErr w:type="spellStart"/>
+      <w:r>
+        <w:rPr>
+          <w:b/>
+          <w:bCs/>
+        </w:rPr>
+        <w:t>Critical</w:t>
+      </w:r>
+      <w:proofErr w:type="spellEnd"/>
+      <w:r>
+        <w:rPr>
+          <w:b/>
+          <w:bCs/>
+        </w:rPr>
+        <w:t xml:space="preserve"> </w:t>
+      </w:r>
+      <w:proofErr w:type="spellStart"/>
+      <w:r>
+        <w:rPr>
+          <w:b/>
+          <w:bCs/>
+        </w:rPr>
+        <w:t>invalid</w:t>
+      </w:r>
+      <w:proofErr w:type="spellEnd"/>
+      <w:r>
+        <w:rPr>
+          <w:b/>
+          <w:bCs/>
+        </w:rPr>
+        <w:t xml:space="preserve"> </w:t>
+      </w:r>
+      <w:proofErr w:type="spellStart"/>
+      <w:r>
+        <w:rPr>
+          <w:b/>
+          <w:bCs/>
+        </w:rPr>
+        <w:t>values</w:t>
+      </w:r>
+      <w:proofErr w:type="spellEnd"/>
+    </w:p>
+    <w:p>
+      <w:pPr>
+        <w:spacing w:after="90" w:line="288" w:lineRule="auto"/>
+        <w:ind/>
+        <w:jc w:val="both"/>
+        <w:rPr>
+          <w:lang w:val="en-US"/>
+        </w:rPr>
+      </w:pPr>
+      <w:r>
+        <w:rPr>
+          <w:lang w:val="en-US"/>
+        </w:rPr>
+        <w:t>A violation of DQ-09, DQ-10 or DQ-11 stops the pipeline before the load. DQ-12 is Informational by design: it records the coverage value and never blocks. The evaluator (</w:t>
+      </w:r>
+      <w:proofErr w:type="spellStart"/>
+      <w:r>
+        <w:rPr>
+          <w:lang w:val="en-US"/>
+        </w:rPr>
+        <w:t>src</w:t>
+      </w:r>
+      <w:proofErr w:type="spellEnd"/>
+      <w:r>
+        <w:rPr>
+          <w:lang w:val="en-US"/>
+        </w:rPr>
+        <w:t xml:space="preserve">/validation/evaluate.py) maps each GX expectation to its rule ID and severity through the metadata added by </w:t>
+      </w:r>
+      <w:proofErr w:type="spellStart"/>
+      <w:r>
+        <w:rPr>
+          <w:lang w:val="en-US"/>
+        </w:rPr>
+        <w:t>src</w:t>
+      </w:r>
+      <w:proofErr w:type="spellEnd"/>
+      <w:r>
+        <w:rPr>
+          <w:lang w:val="en-US"/>
+        </w:rPr>
+        <w:t>/validation/suites.py, so a failing expectation without a rule ID is treated as Critical (fail-safe). Column length is not enforced by DQ-10; that domain is guaranteed by transformation rule TR-13 instead.</w:t>
+      </w:r>
+    </w:p>
+    <w:p>
+      <w:pPr>
+        <w:spacing w:after="90" w:line="288" w:lineRule="auto"/>
+        <w:ind/>
+        <w:jc w:val="both"/>
+        <w:rPr>
+          <w:b/>
+          <w:bCs/>
+          <w:lang w:val="en-US"/>
+        </w:rPr>
+      </w:pPr>
+      <w:r>
+        <w:rPr>
+          <w:b/>
+          <w:bCs/>
+          <w:lang w:val="en-US"/>
+        </w:rPr>
+        <w:t>8.5 Evidence</w:t>
+      </w:r>
+    </w:p>
+    <w:p>
+      <w:pPr>
+        <w:spacing w:after="90" w:line="288" w:lineRule="auto"/>
+        <w:ind/>
+        <w:jc w:val="both"/>
+        <w:rPr>
+          <w:lang w:val="en-US"/>
+        </w:rPr>
+      </w:pPr>
+      <w:r>
+        <w:rPr>
+          <w:lang w:val="en-US"/>
+        </w:rPr>
+        <w:t>Each gate run writes a JSON file to docs/evidence/validation/&lt;gate&gt;_</w:t>
+      </w:r>
+      <w:proofErr w:type="spellStart"/>
+      <w:proofErr w:type="gramStart"/>
+      <w:r>
+        <w:rPr>
+          <w:lang w:val="en-US"/>
+        </w:rPr>
+        <w:t>latest.json</w:t>
+      </w:r>
+      <w:proofErr w:type="spellEnd"/>
+      <w:proofErr w:type="gramEnd"/>
+      <w:r>
+        <w:rPr>
+          <w:lang w:val="en-US"/>
+        </w:rPr>
+        <w:t xml:space="preserve">, with a timestamped copy under history/. The file contains the outcome of every rule, the observed values and the row counts of the validated datasets. Data Docs are regenerated by the </w:t>
+      </w:r>
+      <w:proofErr w:type="spellStart"/>
+      <w:r>
+        <w:rPr>
+          <w:lang w:val="en-US"/>
+        </w:rPr>
+        <w:t>UpdateDataDocsAction</w:t>
+      </w:r>
+      <w:proofErr w:type="spellEnd"/>
+      <w:r>
+        <w:rPr>
+          <w:lang w:val="en-US"/>
+        </w:rPr>
+        <w:t xml:space="preserve"> inside each checkpoint.</w:t>
+      </w:r>
+    </w:p>
+    <w:p>
+      <w:pPr>
+        <w:spacing w:after="90" w:line="288" w:lineRule="auto"/>
+        <w:ind/>
+        <w:jc w:val="both"/>
+      </w:pPr>
+      <w:r>
+        <w:pict w14:anchorId="082F4CDA">
+          <v:rect id="_x0000_i1180" style="width:0;height:.75pt" o:hralign="center" o:hrstd="t" o:hr="t" fillcolor="#a0a0a0" stroked="f"/>
+        </w:pict>
+      </w:r>
+    </w:p>
+    <w:p>
+      <w:pPr>
+        <w:spacing w:after="90" w:line="288" w:lineRule="auto"/>
+        <w:ind/>
+        <w:jc w:val="both"/>
+        <w:rPr>
+          <w:b/>
+          <w:bCs/>
+        </w:rPr>
+      </w:pPr>
+      <w:r>
+        <w:rPr>
+          <w:b/>
+          <w:bCs/>
+        </w:rPr>
+        <w:t xml:space="preserve">9. Data </w:t>
+      </w:r>
+      <w:proofErr w:type="spellStart"/>
+      <w:r>
+        <w:rPr>
+          <w:b/>
+          <w:bCs/>
+        </w:rPr>
+        <w:t>Warehouse</w:t>
+      </w:r>
+      <w:proofErr w:type="spellEnd"/>
+      <w:r>
+        <w:rPr>
+          <w:b/>
+          <w:bCs/>
+        </w:rPr>
+        <w:t xml:space="preserve"> </w:t>
+      </w:r>
+      <w:proofErr w:type="spellStart"/>
+      <w:r>
+        <w:rPr>
+          <w:b/>
+          <w:bCs/>
+        </w:rPr>
+        <w:t>loading</w:t>
+      </w:r>
+      <w:proofErr w:type="spellEnd"/>
+    </w:p>
+    <w:p>
+      <w:pPr>
+        <w:spacing w:after="90" w:line="288" w:lineRule="auto"/>
+        <w:ind/>
+        <w:jc w:val="both"/>
+        <w:rPr>
+          <w:b/>
+          <w:bCs/>
+        </w:rPr>
+      </w:pPr>
+      <w:r>
+        <w:rPr>
+          <w:b/>
+          <w:bCs/>
+        </w:rPr>
+        <w:t xml:space="preserve">9.1 </w:t>
+      </w:r>
+      <w:proofErr w:type="spellStart"/>
+      <w:r>
+        <w:rPr>
+          <w:b/>
+          <w:bCs/>
+        </w:rPr>
+        <w:t>Purpose</w:t>
+      </w:r>
+      <w:proofErr w:type="spellEnd"/>
+    </w:p>
+    <w:p>
+      <w:pPr>
+        <w:spacing w:after="90" w:line="288" w:lineRule="auto"/>
+        <w:ind/>
+        <w:jc w:val="both"/>
+        <w:rPr>
+          <w:lang w:val="en-US"/>
+        </w:rPr>
+      </w:pPr>
+      <w:r>
+        <w:rPr>
+          <w:lang w:val="en-US"/>
+        </w:rPr>
+        <w:t>This section documents how the prepared datasets are loaded into the dimensional Data Warehouse defined in Section 4. The load is idempotent by design: running the pipeline again with the same batch produces the same target state, which satisfies the safe-rerun requirement of the workshop.</w:t>
+      </w:r>
+    </w:p>
+    <w:p>
+      <w:pPr>
+        <w:spacing w:after="90" w:line="288" w:lineRule="auto"/>
+        <w:ind/>
+        <w:jc w:val="both"/>
+        <w:rPr>
+          <w:b/>
+          <w:bCs/>
+          <w:lang w:val="en-US"/>
+        </w:rPr>
+      </w:pPr>
+      <w:r>
+        <w:rPr>
+          <w:b/>
+          <w:bCs/>
+          <w:lang w:val="en-US"/>
+        </w:rPr>
+        <w:t>9.2 Strategy</w:t>
+      </w:r>
+    </w:p>
+    <w:p>
+      <w:pPr>
+        <w:spacing w:after="90" w:line="288" w:lineRule="auto"/>
+        <w:ind/>
+        <w:jc w:val="both"/>
+        <w:rPr>
+          <w:lang w:val="en-US"/>
+        </w:rPr>
+      </w:pPr>
+      <w:r>
+        <w:rPr>
+          <w:lang w:val="en-US"/>
+        </w:rPr>
+        <w:t>Table 9.1 states the loading strategy per table class.</w:t>
+      </w:r>
+    </w:p>
+    <w:tbl>
+      <w:tblPr>
+        <w:tblW w:w="9720" w:type="dxa"/>
+        <w:tblCellMar>
+          <w:top w:w="15" w:type="dxa"/>
+          <w:left w:w="15" w:type="dxa"/>
+          <w:bottom w:w="15" w:type="dxa"/>
+          <w:right w:w="15" w:type="dxa"/>
+        </w:tblCellMar>
+        <w:tblLook w:val="04A0" w:firstRow="1" w:lastRow="0" w:firstColumn="1" w:lastColumn="0" w:noHBand="0" w:noVBand="1"/>
+        <w:tblLayout w:type="fixed"/>
+        <w:tblBorders>
+          <w:top w:val="single" w:sz="4" w:space="0" w:color="auto"/>
+          <w:left w:val="single" w:sz="4" w:space="0" w:color="auto"/>
+          <w:bottom w:val="single" w:sz="4" w:space="0" w:color="auto"/>
+          <w:right w:val="single" w:sz="4" w:space="0" w:color="auto"/>
+          <w:insideH w:val="single" w:sz="4" w:space="0" w:color="auto"/>
+          <w:insideV w:val="single" w:sz="4" w:space="0" w:color="auto"/>
+        </w:tblBorders>
+      </w:tblPr>
+      <w:tblGrid>
+        <w:gridCol w:w="2500"/>
+        <w:gridCol w:w="3000"/>
+        <w:gridCol w:w="4220"/>
+      </w:tblGrid>
+      <w:tr>
+        <w:trPr>
+          <w:tblHeader w:val="true"/>
+          <w:cantSplit/>
+        </w:trPr>
+        <w:tc>
+          <w:tcPr>
+            <w:tcW w:w="2500" w:type="dxa"/>
+            <w:hideMark/>
+            <w:tcBorders>
+              <w:top w:val="single" w:sz="12" w:space="0" w:color="000000"/>
+              <w:left w:val="none" w:sz="0" w:space="0" w:color="FFFFFF"/>
+              <w:bottom w:val="single" w:sz="6" w:space="0" w:color="000000"/>
+              <w:right w:val="none" w:sz="0" w:space="0" w:color="FFFFFF"/>
+            </w:tcBorders>
+            <w:tcMar>
+              <w:top w:w="70" w:type="dxa"/>
+              <w:left w:w="90" w:type="dxa"/>
+              <w:bottom w:w="70" w:type="dxa"/>
+              <w:right w:w="90" w:type="dxa"/>
+            </w:tcMar>
+          </w:tcPr>
+          <w:p>
+            <w:pPr>
+              <w:spacing w:after="40"/>
+              <w:ind/>
+            </w:pPr>
+            <w:r>
+              <w:rPr>
+                <w:b/>
+                <w:sz w:val="18"/>
+              </w:rPr>
+              <w:lastRenderedPageBreak/>
+              <w:t xml:space="preserve">Table </w:t>
+            </w:r>
+            <w:proofErr w:type="spellStart"/>
+            <w:r>
+              <w:rPr>
+                <w:b/>
+                <w:sz w:val="18"/>
+              </w:rPr>
+              <w:t>class</w:t>
+            </w:r>
+            <w:proofErr w:type="spellEnd"/>
+          </w:p>
+        </w:tc>
+        <w:tc>
+          <w:tcPr>
+            <w:tcW w:w="3000" w:type="dxa"/>
+            <w:hideMark/>
+            <w:tcBorders>
+              <w:top w:val="single" w:sz="12" w:space="0" w:color="000000"/>
+              <w:left w:val="none" w:sz="0" w:space="0" w:color="FFFFFF"/>
+              <w:bottom w:val="single" w:sz="6" w:space="0" w:color="000000"/>
+              <w:right w:val="none" w:sz="0" w:space="0" w:color="FFFFFF"/>
+            </w:tcBorders>
+            <w:tcMar>
+              <w:top w:w="70" w:type="dxa"/>
+              <w:left w:w="90" w:type="dxa"/>
+              <w:bottom w:w="70" w:type="dxa"/>
+              <w:right w:w="90" w:type="dxa"/>
+            </w:tcMar>
+          </w:tcPr>
+          <w:p>
+            <w:pPr>
+              <w:spacing w:after="40"/>
+              <w:ind/>
+            </w:pPr>
+            <w:proofErr w:type="spellStart"/>
+            <w:r>
+              <w:rPr>
+                <w:b/>
+                <w:sz w:val="18"/>
+              </w:rPr>
+              <w:t>Strategy</w:t>
+            </w:r>
+            <w:proofErr w:type="spellEnd"/>
+          </w:p>
+        </w:tc>
+        <w:tc>
+          <w:tcPr>
+            <w:tcW w:w="4220" w:type="dxa"/>
+            <w:hideMark/>
+            <w:tcBorders>
+              <w:top w:val="single" w:sz="12" w:space="0" w:color="000000"/>
+              <w:left w:val="none" w:sz="0" w:space="0" w:color="FFFFFF"/>
+              <w:bottom w:val="single" w:sz="6" w:space="0" w:color="000000"/>
+              <w:right w:val="none" w:sz="0" w:space="0" w:color="FFFFFF"/>
+            </w:tcBorders>
+            <w:tcMar>
+              <w:top w:w="70" w:type="dxa"/>
+              <w:left w:w="90" w:type="dxa"/>
+              <w:bottom w:w="70" w:type="dxa"/>
+              <w:right w:w="90" w:type="dxa"/>
+            </w:tcMar>
+          </w:tcPr>
+          <w:p>
+            <w:pPr>
+              <w:spacing w:after="40"/>
+              <w:ind/>
+            </w:pPr>
+            <w:proofErr w:type="spellStart"/>
+            <w:r>
+              <w:rPr>
+                <w:b/>
+                <w:sz w:val="18"/>
+              </w:rPr>
+              <w:t>Rationale</w:t>
+            </w:r>
+            <w:proofErr w:type="spellEnd"/>
+          </w:p>
+        </w:tc>
+      </w:tr>
+      <w:tr>
+        <w:trPr>
+          <w:cantSplit/>
+        </w:trPr>
+        <w:tc>
+          <w:tcPr>
+            <w:tcW w:w="2500" w:type="dxa"/>
+            <w:hideMark/>
+            <w:tcBorders>
+              <w:top w:val="none" w:sz="0" w:space="0" w:color="FFFFFF"/>
+              <w:left w:val="none" w:sz="0" w:space="0" w:color="FFFFFF"/>
+              <w:bottom w:val="single" w:sz="4" w:space="0" w:color="BFBFBF"/>
+              <w:right w:val="none" w:sz="0" w:space="0" w:color="FFFFFF"/>
+            </w:tcBorders>
+            <w:tcMar>
+              <w:top w:w="70" w:type="dxa"/>
+              <w:left w:w="90" w:type="dxa"/>
+              <w:bottom w:w="70" w:type="dxa"/>
+              <w:right w:w="90" w:type="dxa"/>
+            </w:tcMar>
+          </w:tcPr>
+          <w:p>
+            <w:pPr>
+              <w:spacing w:after="40"/>
+              <w:ind/>
+              <w:rPr>
+                <w:lang w:val="en-US"/>
+              </w:rPr>
+            </w:pPr>
+            <w:r>
+              <w:rPr>
+                <w:b/>
+                <w:sz w:val="18"/>
+                <w:lang w:val="en-US"/>
+              </w:rPr>
+              <w:t>Fixed dimensions (</w:t>
+            </w:r>
+            <w:proofErr w:type="spellStart"/>
+            <w:r>
+              <w:rPr>
+                <w:b/>
+                <w:sz w:val="18"/>
+                <w:lang w:val="en-US"/>
+              </w:rPr>
+              <w:t>dim_grammy_recognition</w:t>
+            </w:r>
+            <w:proofErr w:type="spellEnd"/>
+            <w:r>
+              <w:rPr>
+                <w:b/>
+                <w:sz w:val="18"/>
+                <w:lang w:val="en-US"/>
+              </w:rPr>
+              <w:t xml:space="preserve">, </w:t>
+            </w:r>
+            <w:proofErr w:type="spellStart"/>
+            <w:r>
+              <w:rPr>
+                <w:b/>
+                <w:sz w:val="18"/>
+                <w:lang w:val="en-US"/>
+              </w:rPr>
+              <w:t>dim_popularity_tier</w:t>
+            </w:r>
+            <w:proofErr w:type="spellEnd"/>
+            <w:r>
+              <w:rPr>
+                <w:b/>
+                <w:sz w:val="18"/>
+                <w:lang w:val="en-US"/>
+              </w:rPr>
+              <w:t>)</w:t>
+            </w:r>
+          </w:p>
+        </w:tc>
+        <w:tc>
+          <w:tcPr>
+            <w:tcW w:w="3000" w:type="dxa"/>
+            <w:hideMark/>
+            <w:tcBorders>
+              <w:top w:val="none" w:sz="0" w:space="0" w:color="FFFFFF"/>
+              <w:left w:val="none" w:sz="0" w:space="0" w:color="FFFFFF"/>
+              <w:bottom w:val="single" w:sz="4" w:space="0" w:color="BFBFBF"/>
+              <w:right w:val="none" w:sz="0" w:space="0" w:color="FFFFFF"/>
+            </w:tcBorders>
+            <w:tcMar>
+              <w:top w:w="70" w:type="dxa"/>
+              <w:left w:w="90" w:type="dxa"/>
+              <w:bottom w:w="70" w:type="dxa"/>
+              <w:right w:w="90" w:type="dxa"/>
+            </w:tcMar>
+          </w:tcPr>
+          <w:p>
+            <w:pPr>
+              <w:spacing w:after="40"/>
+              <w:ind/>
+              <w:rPr>
+                <w:lang w:val="en-US"/>
+              </w:rPr>
+            </w:pPr>
+            <w:r>
+              <w:rPr>
+                <w:b w:val="0"/>
+                <w:sz w:val="18"/>
+                <w:lang w:val="en-US"/>
+              </w:rPr>
+              <w:t xml:space="preserve">Seeded once by </w:t>
+            </w:r>
+            <w:proofErr w:type="spellStart"/>
+            <w:r>
+              <w:rPr>
+                <w:b w:val="0"/>
+                <w:sz w:val="18"/>
+                <w:lang w:val="en-US"/>
+              </w:rPr>
+              <w:t>sql</w:t>
+            </w:r>
+            <w:proofErr w:type="spellEnd"/>
+            <w:r>
+              <w:rPr>
+                <w:b w:val="0"/>
+                <w:sz w:val="18"/>
+                <w:lang w:val="en-US"/>
+              </w:rPr>
+              <w:t>/</w:t>
+            </w:r>
+            <w:proofErr w:type="spellStart"/>
+            <w:r>
+              <w:rPr>
+                <w:b w:val="0"/>
+                <w:sz w:val="18"/>
+                <w:lang w:val="en-US"/>
+              </w:rPr>
+              <w:t>dw_schema.sql</w:t>
+            </w:r>
+            <w:proofErr w:type="spellEnd"/>
+            <w:r>
+              <w:rPr>
+                <w:b w:val="0"/>
+                <w:sz w:val="18"/>
+                <w:lang w:val="en-US"/>
+              </w:rPr>
+              <w:t>; never touched by the load</w:t>
+            </w:r>
+          </w:p>
+        </w:tc>
+        <w:tc>
+          <w:tcPr>
+            <w:tcW w:w="4220" w:type="dxa"/>
+            <w:hideMark/>
+            <w:tcBorders>
+              <w:top w:val="none" w:sz="0" w:space="0" w:color="FFFFFF"/>
+              <w:left w:val="none" w:sz="0" w:space="0" w:color="FFFFFF"/>
+              <w:bottom w:val="single" w:sz="4" w:space="0" w:color="BFBFBF"/>
+              <w:right w:val="none" w:sz="0" w:space="0" w:color="FFFFFF"/>
+            </w:tcBorders>
+            <w:tcMar>
+              <w:top w:w="70" w:type="dxa"/>
+              <w:left w:w="90" w:type="dxa"/>
+              <w:bottom w:w="70" w:type="dxa"/>
+              <w:right w:w="90" w:type="dxa"/>
+            </w:tcMar>
+          </w:tcPr>
+          <w:p>
+            <w:pPr>
+              <w:spacing w:after="40"/>
+              <w:ind/>
+              <w:rPr>
+                <w:lang w:val="en-US"/>
+              </w:rPr>
+            </w:pPr>
+            <w:r>
+              <w:rPr>
+                <w:b w:val="0"/>
+                <w:sz w:val="18"/>
+                <w:lang w:val="en-US"/>
+              </w:rPr>
+              <w:t xml:space="preserve">The seed rows are the same literals used by the quality rules; the executable contract check python -m </w:t>
+            </w:r>
+            <w:proofErr w:type="spellStart"/>
+            <w:proofErr w:type="gramStart"/>
+            <w:r>
+              <w:rPr>
+                <w:b w:val="0"/>
+                <w:sz w:val="18"/>
+                <w:lang w:val="en-US"/>
+              </w:rPr>
+              <w:t>src.validation</w:t>
+            </w:r>
+            <w:proofErr w:type="spellEnd"/>
+            <w:proofErr w:type="gramEnd"/>
+            <w:r>
+              <w:rPr>
+                <w:b w:val="0"/>
+                <w:sz w:val="18"/>
+                <w:lang w:val="en-US"/>
+              </w:rPr>
+              <w:t xml:space="preserve"> check-contract verifies consistency.</w:t>
+            </w:r>
+          </w:p>
+        </w:tc>
+      </w:tr>
+      <w:tr>
+        <w:trPr>
+          <w:cantSplit/>
+        </w:trPr>
+        <w:tc>
+          <w:tcPr>
+            <w:tcW w:w="2500" w:type="dxa"/>
+            <w:hideMark/>
+            <w:tcBorders>
+              <w:top w:val="none" w:sz="0" w:space="0" w:color="FFFFFF"/>
+              <w:left w:val="none" w:sz="0" w:space="0" w:color="FFFFFF"/>
+              <w:bottom w:val="single" w:sz="4" w:space="0" w:color="BFBFBF"/>
+              <w:right w:val="none" w:sz="0" w:space="0" w:color="FFFFFF"/>
+            </w:tcBorders>
+            <w:tcMar>
+              <w:top w:w="70" w:type="dxa"/>
+              <w:left w:w="90" w:type="dxa"/>
+              <w:bottom w:w="70" w:type="dxa"/>
+              <w:right w:w="90" w:type="dxa"/>
+            </w:tcMar>
+          </w:tcPr>
+          <w:p>
+            <w:pPr>
+              <w:spacing w:after="40"/>
+              <w:ind/>
+              <w:rPr>
+                <w:lang w:val="en-US"/>
+              </w:rPr>
+            </w:pPr>
+            <w:r>
+              <w:rPr>
+                <w:b/>
+                <w:sz w:val="18"/>
+                <w:lang w:val="en-US"/>
+              </w:rPr>
+              <w:t>Derived dimensions (</w:t>
+            </w:r>
+            <w:proofErr w:type="spellStart"/>
+            <w:r>
+              <w:rPr>
+                <w:b/>
+                <w:sz w:val="18"/>
+                <w:lang w:val="en-US"/>
+              </w:rPr>
+              <w:t>dim_genre</w:t>
+            </w:r>
+            <w:proofErr w:type="spellEnd"/>
+            <w:r>
+              <w:rPr>
+                <w:b/>
+                <w:sz w:val="18"/>
+                <w:lang w:val="en-US"/>
+              </w:rPr>
+              <w:t xml:space="preserve">, </w:t>
+            </w:r>
+            <w:proofErr w:type="spellStart"/>
+            <w:r>
+              <w:rPr>
+                <w:b/>
+                <w:sz w:val="18"/>
+                <w:lang w:val="en-US"/>
+              </w:rPr>
+              <w:t>dim_grammy_category</w:t>
+            </w:r>
+            <w:proofErr w:type="spellEnd"/>
+            <w:r>
+              <w:rPr>
+                <w:b/>
+                <w:sz w:val="18"/>
+                <w:lang w:val="en-US"/>
+              </w:rPr>
+              <w:t>)</w:t>
+            </w:r>
+          </w:p>
+        </w:tc>
+        <w:tc>
+          <w:tcPr>
+            <w:tcW w:w="3000" w:type="dxa"/>
+            <w:hideMark/>
+            <w:tcBorders>
+              <w:top w:val="none" w:sz="0" w:space="0" w:color="FFFFFF"/>
+              <w:left w:val="none" w:sz="0" w:space="0" w:color="FFFFFF"/>
+              <w:bottom w:val="single" w:sz="4" w:space="0" w:color="BFBFBF"/>
+              <w:right w:val="none" w:sz="0" w:space="0" w:color="FFFFFF"/>
+            </w:tcBorders>
+            <w:tcMar>
+              <w:top w:w="70" w:type="dxa"/>
+              <w:left w:w="90" w:type="dxa"/>
+              <w:bottom w:w="70" w:type="dxa"/>
+              <w:right w:w="90" w:type="dxa"/>
+            </w:tcMar>
+          </w:tcPr>
+          <w:p>
+            <w:pPr>
+              <w:spacing w:after="40"/>
+              <w:ind/>
+              <w:rPr>
+                <w:lang w:val="en-US"/>
+              </w:rPr>
+            </w:pPr>
+            <w:r>
+              <w:rPr>
+                <w:b w:val="0"/>
+                <w:sz w:val="18"/>
+                <w:lang w:val="en-US"/>
+              </w:rPr>
+              <w:t>UPSERT on the business key (</w:t>
+            </w:r>
+            <w:proofErr w:type="spellStart"/>
+            <w:r>
+              <w:rPr>
+                <w:b w:val="0"/>
+                <w:sz w:val="18"/>
+                <w:lang w:val="en-US"/>
+              </w:rPr>
+              <w:t>genre_name</w:t>
+            </w:r>
+            <w:proofErr w:type="spellEnd"/>
+            <w:r>
+              <w:rPr>
+                <w:b w:val="0"/>
+                <w:sz w:val="18"/>
+                <w:lang w:val="en-US"/>
+              </w:rPr>
+              <w:t xml:space="preserve">, </w:t>
+            </w:r>
+            <w:proofErr w:type="spellStart"/>
+            <w:r>
+              <w:rPr>
+                <w:b w:val="0"/>
+                <w:sz w:val="18"/>
+                <w:lang w:val="en-US"/>
+              </w:rPr>
+              <w:t>category_name</w:t>
+            </w:r>
+            <w:proofErr w:type="spellEnd"/>
+            <w:r>
+              <w:rPr>
+                <w:b w:val="0"/>
+                <w:sz w:val="18"/>
+                <w:lang w:val="en-US"/>
+              </w:rPr>
+              <w:t>)</w:t>
+            </w:r>
+          </w:p>
+        </w:tc>
+        <w:tc>
+          <w:tcPr>
+            <w:tcW w:w="4220" w:type="dxa"/>
+            <w:hideMark/>
+            <w:tcBorders>
+              <w:top w:val="none" w:sz="0" w:space="0" w:color="FFFFFF"/>
+              <w:left w:val="none" w:sz="0" w:space="0" w:color="FFFFFF"/>
+              <w:bottom w:val="single" w:sz="4" w:space="0" w:color="BFBFBF"/>
+              <w:right w:val="none" w:sz="0" w:space="0" w:color="FFFFFF"/>
+            </w:tcBorders>
+            <w:tcMar>
+              <w:top w:w="70" w:type="dxa"/>
+              <w:left w:w="90" w:type="dxa"/>
+              <w:bottom w:w="70" w:type="dxa"/>
+              <w:right w:w="90" w:type="dxa"/>
+            </w:tcMar>
+          </w:tcPr>
+          <w:p>
+            <w:pPr>
+              <w:spacing w:after="40"/>
+              <w:ind/>
+              <w:rPr>
+                <w:lang w:val="en-US"/>
+              </w:rPr>
+            </w:pPr>
+            <w:r>
+              <w:rPr>
+                <w:b w:val="0"/>
+                <w:sz w:val="18"/>
+                <w:lang w:val="en-US"/>
+              </w:rPr>
+              <w:t>New genres or categories that appear in a later batch are added once; existing rows are preserved with their surrogate key.</w:t>
+            </w:r>
+          </w:p>
+        </w:tc>
+      </w:tr>
+      <w:tr>
+        <w:trPr>
+          <w:cantSplit/>
+        </w:trPr>
+        <w:tc>
+          <w:tcPr>
+            <w:tcW w:w="2500" w:type="dxa"/>
+            <w:hideMark/>
+            <w:tcBorders>
+              <w:top w:val="none" w:sz="0" w:space="0" w:color="FFFFFF"/>
+              <w:left w:val="none" w:sz="0" w:space="0" w:color="FFFFFF"/>
+              <w:bottom w:val="single" w:sz="4" w:space="0" w:color="BFBFBF"/>
+              <w:right w:val="none" w:sz="0" w:space="0" w:color="FFFFFF"/>
+            </w:tcBorders>
+            <w:tcMar>
+              <w:top w:w="70" w:type="dxa"/>
+              <w:left w:w="90" w:type="dxa"/>
+              <w:bottom w:w="70" w:type="dxa"/>
+              <w:right w:w="90" w:type="dxa"/>
+            </w:tcMar>
+          </w:tcPr>
+          <w:p>
+            <w:pPr>
+              <w:spacing w:after="40"/>
+              <w:ind/>
+            </w:pPr>
+            <w:proofErr w:type="spellStart"/>
+            <w:r>
+              <w:rPr>
+                <w:b/>
+                <w:sz w:val="18"/>
+              </w:rPr>
+              <w:t>Fact</w:t>
+            </w:r>
+            <w:proofErr w:type="spellEnd"/>
+            <w:r>
+              <w:rPr>
+                <w:b/>
+                <w:sz w:val="18"/>
+              </w:rPr>
+              <w:t xml:space="preserve"> (</w:t>
+            </w:r>
+            <w:proofErr w:type="spellStart"/>
+            <w:r>
+              <w:rPr>
+                <w:b/>
+                <w:sz w:val="18"/>
+              </w:rPr>
+              <w:t>fact_track</w:t>
+            </w:r>
+            <w:proofErr w:type="spellEnd"/>
+            <w:r>
+              <w:rPr>
+                <w:b/>
+                <w:sz w:val="18"/>
+              </w:rPr>
+              <w:t>)</w:t>
+            </w:r>
+          </w:p>
+        </w:tc>
+        <w:tc>
+          <w:tcPr>
+            <w:tcW w:w="3000" w:type="dxa"/>
+            <w:hideMark/>
+            <w:tcBorders>
+              <w:top w:val="none" w:sz="0" w:space="0" w:color="FFFFFF"/>
+              <w:left w:val="none" w:sz="0" w:space="0" w:color="FFFFFF"/>
+              <w:bottom w:val="single" w:sz="4" w:space="0" w:color="BFBFBF"/>
+              <w:right w:val="none" w:sz="0" w:space="0" w:color="FFFFFF"/>
+            </w:tcBorders>
+            <w:tcMar>
+              <w:top w:w="70" w:type="dxa"/>
+              <w:left w:w="90" w:type="dxa"/>
+              <w:bottom w:w="70" w:type="dxa"/>
+              <w:right w:w="90" w:type="dxa"/>
+            </w:tcMar>
+          </w:tcPr>
+          <w:p>
+            <w:pPr>
+              <w:spacing w:after="40"/>
+              <w:ind/>
+              <w:rPr>
+                <w:lang w:val="en-US"/>
+              </w:rPr>
+            </w:pPr>
+            <w:r>
+              <w:rPr>
+                <w:b w:val="0"/>
+                <w:sz w:val="18"/>
+                <w:lang w:val="en-US"/>
+              </w:rPr>
+              <w:t>TRUNCATE + INSERT inside one transaction</w:t>
+            </w:r>
+          </w:p>
+        </w:tc>
+        <w:tc>
+          <w:tcPr>
+            <w:tcW w:w="4220" w:type="dxa"/>
+            <w:hideMark/>
+            <w:tcBorders>
+              <w:top w:val="none" w:sz="0" w:space="0" w:color="FFFFFF"/>
+              <w:left w:val="none" w:sz="0" w:space="0" w:color="FFFFFF"/>
+              <w:bottom w:val="single" w:sz="4" w:space="0" w:color="BFBFBF"/>
+              <w:right w:val="none" w:sz="0" w:space="0" w:color="FFFFFF"/>
+            </w:tcBorders>
+            <w:tcMar>
+              <w:top w:w="70" w:type="dxa"/>
+              <w:left w:w="90" w:type="dxa"/>
+              <w:bottom w:w="70" w:type="dxa"/>
+              <w:right w:w="90" w:type="dxa"/>
+            </w:tcMar>
+          </w:tcPr>
+          <w:p>
+            <w:pPr>
+              <w:spacing w:after="40"/>
+              <w:ind/>
+              <w:rPr>
+                <w:lang w:val="en-US"/>
+              </w:rPr>
+            </w:pPr>
+            <w:r>
+              <w:rPr>
+                <w:b w:val="0"/>
+                <w:sz w:val="18"/>
+                <w:lang w:val="en-US"/>
+              </w:rPr>
+              <w:t>The prepared batch is the current snapshot of the catalog, so a full replace is the deterministic choice; it avoids partial states and duplicates.</w:t>
+            </w:r>
+          </w:p>
+        </w:tc>
+      </w:tr>
+      <w:tr>
+        <w:trPr>
+          <w:cantSplit/>
+        </w:trPr>
+        <w:tc>
+          <w:tcPr>
+            <w:tcW w:w="2500" w:type="dxa"/>
+            <w:hideMark/>
+            <w:tcBorders>
+              <w:top w:val="none" w:sz="0" w:space="0" w:color="FFFFFF"/>
+              <w:left w:val="none" w:sz="0" w:space="0" w:color="FFFFFF"/>
+              <w:bottom w:val="single" w:sz="4" w:space="0" w:color="BFBFBF"/>
+              <w:right w:val="none" w:sz="0" w:space="0" w:color="FFFFFF"/>
+            </w:tcBorders>
+            <w:tcMar>
+              <w:top w:w="70" w:type="dxa"/>
+              <w:left w:w="90" w:type="dxa"/>
+              <w:bottom w:w="70" w:type="dxa"/>
+              <w:right w:w="90" w:type="dxa"/>
+            </w:tcMar>
+          </w:tcPr>
+          <w:p>
+            <w:pPr>
+              <w:spacing w:after="40"/>
+              <w:ind/>
+              <w:rPr>
+                <w:lang w:val="en-US"/>
+              </w:rPr>
+            </w:pPr>
+            <w:r>
+              <w:rPr>
+                <w:b/>
+                <w:sz w:val="18"/>
+                <w:lang w:val="en-US"/>
+              </w:rPr>
+              <w:t>Bridges (</w:t>
+            </w:r>
+            <w:proofErr w:type="spellStart"/>
+            <w:r>
+              <w:rPr>
+                <w:b/>
+                <w:sz w:val="18"/>
+                <w:lang w:val="en-US"/>
+              </w:rPr>
+              <w:t>bridge_track_genre</w:t>
+            </w:r>
+            <w:proofErr w:type="spellEnd"/>
+            <w:r>
+              <w:rPr>
+                <w:b/>
+                <w:sz w:val="18"/>
+                <w:lang w:val="en-US"/>
+              </w:rPr>
+              <w:t xml:space="preserve">, </w:t>
+            </w:r>
+            <w:proofErr w:type="spellStart"/>
+            <w:r>
+              <w:rPr>
+                <w:b/>
+                <w:sz w:val="18"/>
+                <w:lang w:val="en-US"/>
+              </w:rPr>
+              <w:t>bridge_track_grammy_category</w:t>
+            </w:r>
+            <w:proofErr w:type="spellEnd"/>
+            <w:r>
+              <w:rPr>
+                <w:b/>
+                <w:sz w:val="18"/>
+                <w:lang w:val="en-US"/>
+              </w:rPr>
+              <w:t>)</w:t>
+            </w:r>
+          </w:p>
+        </w:tc>
+        <w:tc>
+          <w:tcPr>
+            <w:tcW w:w="3000" w:type="dxa"/>
+            <w:hideMark/>
+            <w:tcBorders>
+              <w:top w:val="none" w:sz="0" w:space="0" w:color="FFFFFF"/>
+              <w:left w:val="none" w:sz="0" w:space="0" w:color="FFFFFF"/>
+              <w:bottom w:val="single" w:sz="4" w:space="0" w:color="BFBFBF"/>
+              <w:right w:val="none" w:sz="0" w:space="0" w:color="FFFFFF"/>
+            </w:tcBorders>
+            <w:tcMar>
+              <w:top w:w="70" w:type="dxa"/>
+              <w:left w:w="90" w:type="dxa"/>
+              <w:bottom w:w="70" w:type="dxa"/>
+              <w:right w:w="90" w:type="dxa"/>
+            </w:tcMar>
+          </w:tcPr>
+          <w:p>
+            <w:pPr>
+              <w:spacing w:after="40"/>
+              <w:ind/>
+              <w:rPr>
+                <w:lang w:val="en-US"/>
+              </w:rPr>
+            </w:pPr>
+            <w:r>
+              <w:rPr>
+                <w:b w:val="0"/>
+                <w:sz w:val="18"/>
+                <w:lang w:val="en-US"/>
+              </w:rPr>
+              <w:t>TRUNCATE + INSERT inside the same transaction</w:t>
+            </w:r>
+          </w:p>
+        </w:tc>
+        <w:tc>
+          <w:tcPr>
+            <w:tcW w:w="4220" w:type="dxa"/>
+            <w:hideMark/>
+            <w:tcBorders>
+              <w:top w:val="none" w:sz="0" w:space="0" w:color="FFFFFF"/>
+              <w:left w:val="none" w:sz="0" w:space="0" w:color="FFFFFF"/>
+              <w:bottom w:val="single" w:sz="4" w:space="0" w:color="BFBFBF"/>
+              <w:right w:val="none" w:sz="0" w:space="0" w:color="FFFFFF"/>
+            </w:tcBorders>
+            <w:tcMar>
+              <w:top w:w="70" w:type="dxa"/>
+              <w:left w:w="90" w:type="dxa"/>
+              <w:bottom w:w="70" w:type="dxa"/>
+              <w:right w:w="90" w:type="dxa"/>
+            </w:tcMar>
+          </w:tcPr>
+          <w:p>
+            <w:pPr>
+              <w:spacing w:after="40"/>
+              <w:ind/>
+              <w:rPr>
+                <w:lang w:val="en-US"/>
+              </w:rPr>
+            </w:pPr>
+            <w:r>
+              <w:rPr>
+                <w:b w:val="0"/>
+                <w:sz w:val="18"/>
+                <w:lang w:val="en-US"/>
+              </w:rPr>
+              <w:t>They must stay consistent with the fact table. ON CONFLICT DO NOTHING protects against accidental repeated pairs inside one batch.</w:t>
+            </w:r>
+          </w:p>
+        </w:tc>
+      </w:tr>
+    </w:tbl>
+    <w:p>
+      <w:pPr>
+        <w:spacing w:after="90" w:line="288" w:lineRule="auto"/>
+        <w:ind/>
+        <w:jc w:val="both"/>
+        <w:rPr>
+          <w:b/>
+          <w:bCs/>
+        </w:rPr>
+      </w:pPr>
+      <w:r>
+        <w:rPr>
+          <w:b/>
+          <w:bCs/>
+        </w:rPr>
+        <w:t xml:space="preserve">9.3 </w:t>
+      </w:r>
+      <w:proofErr w:type="spellStart"/>
+      <w:r>
+        <w:rPr>
+          <w:b/>
+          <w:bCs/>
+        </w:rPr>
+        <w:t>Keys</w:t>
+      </w:r>
+      <w:proofErr w:type="spellEnd"/>
+      <w:r>
+        <w:rPr>
+          <w:b/>
+          <w:bCs/>
+        </w:rPr>
+        <w:t xml:space="preserve"> and </w:t>
+      </w:r>
+      <w:proofErr w:type="spellStart"/>
+      <w:r>
+        <w:rPr>
+          <w:b/>
+          <w:bCs/>
+        </w:rPr>
+        <w:t>referential</w:t>
+      </w:r>
+      <w:proofErr w:type="spellEnd"/>
+      <w:r>
+        <w:rPr>
+          <w:b/>
+          <w:bCs/>
+        </w:rPr>
+        <w:t xml:space="preserve"> </w:t>
+      </w:r>
+      <w:proofErr w:type="spellStart"/>
+      <w:r>
+        <w:rPr>
+          <w:b/>
+          <w:bCs/>
+        </w:rPr>
+        <w:t>integrity</w:t>
+      </w:r>
+      <w:proofErr w:type="spellEnd"/>
+    </w:p>
+    <w:p>
+      <w:pPr>
+        <w:spacing w:after="90" w:line="288" w:lineRule="auto"/>
+        <w:ind/>
+        <w:jc w:val="both"/>
+        <w:rPr>
+          <w:lang w:val="en-US"/>
+        </w:rPr>
+      </w:pPr>
+      <w:r>
+        <w:rPr>
+          <w:lang w:val="en-US"/>
+        </w:rPr>
+        <w:t xml:space="preserve">Surrogate keys are generated by the DW (GENERATED BY DEFAULT AS IDENTITY). Business keys enforce determinism: </w:t>
+      </w:r>
+      <w:proofErr w:type="spellStart"/>
+      <w:r>
+        <w:rPr>
+          <w:lang w:val="en-US"/>
+        </w:rPr>
+        <w:t>fact_</w:t>
+      </w:r>
+      <w:proofErr w:type="gramStart"/>
+      <w:r>
+        <w:rPr>
+          <w:lang w:val="en-US"/>
+        </w:rPr>
+        <w:t>track.track</w:t>
+      </w:r>
+      <w:proofErr w:type="gramEnd"/>
+      <w:r>
+        <w:rPr>
+          <w:lang w:val="en-US"/>
+        </w:rPr>
+        <w:t>_id</w:t>
+      </w:r>
+      <w:proofErr w:type="spellEnd"/>
+      <w:r>
+        <w:rPr>
+          <w:lang w:val="en-US"/>
+        </w:rPr>
+        <w:t xml:space="preserve"> is UNIQUE, </w:t>
+      </w:r>
+      <w:proofErr w:type="spellStart"/>
+      <w:r>
+        <w:rPr>
+          <w:lang w:val="en-US"/>
+        </w:rPr>
+        <w:t>dim_genre.genre_name</w:t>
+      </w:r>
+      <w:proofErr w:type="spellEnd"/>
+      <w:r>
+        <w:rPr>
+          <w:lang w:val="en-US"/>
+        </w:rPr>
+        <w:t xml:space="preserve">, </w:t>
+      </w:r>
+      <w:proofErr w:type="spellStart"/>
+      <w:r>
+        <w:rPr>
+          <w:lang w:val="en-US"/>
+        </w:rPr>
+        <w:t>dim_grammy_category.category_name</w:t>
+      </w:r>
+      <w:proofErr w:type="spellEnd"/>
+      <w:r>
+        <w:rPr>
+          <w:lang w:val="en-US"/>
+        </w:rPr>
+        <w:t xml:space="preserve"> and the fixed dimensions' business keys have UNIQUE constraints. Foreign keys connect </w:t>
+      </w:r>
+      <w:proofErr w:type="spellStart"/>
+      <w:r>
+        <w:rPr>
+          <w:lang w:val="en-US"/>
+        </w:rPr>
+        <w:t>fact_track</w:t>
+      </w:r>
+      <w:proofErr w:type="spellEnd"/>
+      <w:r>
+        <w:rPr>
+          <w:lang w:val="en-US"/>
+        </w:rPr>
+        <w:t xml:space="preserve"> to </w:t>
+      </w:r>
+      <w:proofErr w:type="spellStart"/>
+      <w:r>
+        <w:rPr>
+          <w:lang w:val="en-US"/>
+        </w:rPr>
+        <w:t>dim_grammy_recognition</w:t>
+      </w:r>
+      <w:proofErr w:type="spellEnd"/>
+      <w:r>
+        <w:rPr>
+          <w:lang w:val="en-US"/>
+        </w:rPr>
+        <w:t xml:space="preserve"> and </w:t>
+      </w:r>
+      <w:proofErr w:type="spellStart"/>
+      <w:r>
+        <w:rPr>
+          <w:lang w:val="en-US"/>
+        </w:rPr>
+        <w:t>dim_popularity_tier</w:t>
+      </w:r>
+      <w:proofErr w:type="spellEnd"/>
+      <w:r>
+        <w:rPr>
+          <w:lang w:val="en-US"/>
+        </w:rPr>
+        <w:t xml:space="preserve">; both bridge tables reference </w:t>
+      </w:r>
+      <w:proofErr w:type="spellStart"/>
+      <w:r>
+        <w:rPr>
+          <w:lang w:val="en-US"/>
+        </w:rPr>
+        <w:t>fact_track</w:t>
+      </w:r>
+      <w:proofErr w:type="spellEnd"/>
+      <w:r>
+        <w:rPr>
+          <w:lang w:val="en-US"/>
+        </w:rPr>
+        <w:t xml:space="preserve"> and their corresponding dimension. CHECK constraints mirror the </w:t>
+      </w:r>
+      <w:r>
+        <w:rPr>
+          <w:lang w:val="en-US"/>
+        </w:rPr>
+        <w:lastRenderedPageBreak/>
+        <w:t>domains enforced by DQ-10, so a value that passes DQ-10 always fits the schema. String widths are additionally protected by the truncation applied in TR-13.</w:t>
+      </w:r>
+    </w:p>
+    <w:p>
+      <w:pPr>
+        <w:spacing w:after="90" w:line="288" w:lineRule="auto"/>
+        <w:ind/>
+        <w:jc w:val="both"/>
+        <w:rPr>
+          <w:b/>
+          <w:bCs/>
+        </w:rPr>
+      </w:pPr>
+      <w:r>
+        <w:rPr>
+          <w:b/>
+          <w:bCs/>
+        </w:rPr>
+        <w:t xml:space="preserve">9.4 </w:t>
+      </w:r>
+      <w:proofErr w:type="spellStart"/>
+      <w:r>
+        <w:rPr>
+          <w:b/>
+          <w:bCs/>
+        </w:rPr>
+        <w:t>Safe</w:t>
+      </w:r>
+      <w:proofErr w:type="spellEnd"/>
+      <w:r>
+        <w:rPr>
+          <w:b/>
+          <w:bCs/>
+        </w:rPr>
+        <w:t xml:space="preserve"> </w:t>
+      </w:r>
+      <w:proofErr w:type="spellStart"/>
+      <w:r>
+        <w:rPr>
+          <w:b/>
+          <w:bCs/>
+        </w:rPr>
+        <w:t>rerun</w:t>
+      </w:r>
+      <w:proofErr w:type="spellEnd"/>
+    </w:p>
+    <w:p>
+      <w:pPr>
+        <w:spacing w:after="90" w:line="288" w:lineRule="auto"/>
+        <w:ind/>
+        <w:jc w:val="both"/>
+        <w:rPr>
+          <w:lang w:val="en-US"/>
+        </w:rPr>
+      </w:pPr>
+      <w:r>
+        <w:rPr>
+          <w:lang w:val="en-US"/>
+        </w:rPr>
+        <w:t>Three properties guarantee safe reruns: (</w:t>
+      </w:r>
+      <w:proofErr w:type="spellStart"/>
+      <w:r>
+        <w:rPr>
+          <w:lang w:val="en-US"/>
+        </w:rPr>
+        <w:t>i</w:t>
+      </w:r>
+      <w:proofErr w:type="spellEnd"/>
+      <w:r>
+        <w:rPr>
+          <w:lang w:val="en-US"/>
+        </w:rPr>
+        <w:t>) the extraction overwrites the staging Parquet files; (ii) the transformation recomputes the prepared datasets from the current sources; (iii) the load replaces the fact and bridges inside one transaction and UPSERTs the derived dimensions. If the pipeline fails after the TRUNCATE but before the COMMIT, the transaction rolls back and the DW keeps its previous state. If it fails during the extract or transform, the DW is untouched.</w:t>
+      </w:r>
+    </w:p>
+    <w:p>
+      <w:pPr>
+        <w:spacing w:after="90" w:line="288" w:lineRule="auto"/>
+        <w:ind/>
+        <w:jc w:val="both"/>
+        <w:rPr>
+          <w:b/>
+          <w:bCs/>
+          <w:lang w:val="en-US"/>
+        </w:rPr>
+      </w:pPr>
+      <w:r>
+        <w:rPr>
+          <w:b/>
+          <w:bCs/>
+          <w:lang w:val="en-US"/>
+        </w:rPr>
+        <w:t>9.5 Load evidence</w:t>
+      </w:r>
+    </w:p>
+    <w:p>
+      <w:pPr>
+        <w:spacing w:after="90" w:line="288" w:lineRule="auto"/>
+        <w:ind/>
+        <w:jc w:val="both"/>
+        <w:rPr>
+          <w:lang w:val="en-US"/>
+        </w:rPr>
+      </w:pPr>
+      <w:r>
+        <w:rPr>
+          <w:lang w:val="en-US"/>
+        </w:rPr>
+        <w:t xml:space="preserve">The load task writes a summary with row counts of </w:t>
+      </w:r>
+      <w:proofErr w:type="spellStart"/>
+      <w:r>
+        <w:rPr>
+          <w:lang w:val="en-US"/>
+        </w:rPr>
+        <w:t>fact_track</w:t>
+      </w:r>
+      <w:proofErr w:type="spellEnd"/>
+      <w:r>
+        <w:rPr>
+          <w:lang w:val="en-US"/>
+        </w:rPr>
+        <w:t xml:space="preserve">, both bridges, </w:t>
+      </w:r>
+      <w:proofErr w:type="spellStart"/>
+      <w:r>
+        <w:rPr>
+          <w:lang w:val="en-US"/>
+        </w:rPr>
+        <w:t>dim_genre</w:t>
+      </w:r>
+      <w:proofErr w:type="spellEnd"/>
+      <w:r>
+        <w:rPr>
+          <w:lang w:val="en-US"/>
+        </w:rPr>
+        <w:t xml:space="preserve"> and </w:t>
+      </w:r>
+      <w:proofErr w:type="spellStart"/>
+      <w:r>
+        <w:rPr>
+          <w:lang w:val="en-US"/>
+        </w:rPr>
+        <w:t>dim_grammy_category</w:t>
+      </w:r>
+      <w:proofErr w:type="spellEnd"/>
+      <w:r>
+        <w:rPr>
+          <w:lang w:val="en-US"/>
+        </w:rPr>
+        <w:t>, and the number of inserted rows. The summary is logged and preserved in the task log, and is the artifact used in the reliability tests to prove that a rerun does not duplicate rows. The observed result of the last successful load is the following.</w:t>
+      </w:r>
+    </w:p>
+    <w:tbl>
+      <w:tblPr>
+        <w:tblW w:w="9720" w:type="dxa"/>
+        <w:tblCellMar>
+          <w:top w:w="15" w:type="dxa"/>
+          <w:left w:w="15" w:type="dxa"/>
+          <w:bottom w:w="15" w:type="dxa"/>
+          <w:right w:w="15" w:type="dxa"/>
+        </w:tblCellMar>
+        <w:tblLook w:val="04A0" w:firstRow="1" w:lastRow="0" w:firstColumn="1" w:lastColumn="0" w:noHBand="0" w:noVBand="1"/>
+        <w:tblLayout w:type="fixed"/>
+        <w:tblBorders>
+          <w:top w:val="single" w:sz="4" w:space="0" w:color="auto"/>
+          <w:left w:val="single" w:sz="4" w:space="0" w:color="auto"/>
+          <w:bottom w:val="single" w:sz="4" w:space="0" w:color="auto"/>
+          <w:right w:val="single" w:sz="4" w:space="0" w:color="auto"/>
+          <w:insideH w:val="single" w:sz="4" w:space="0" w:color="auto"/>
+          <w:insideV w:val="single" w:sz="4" w:space="0" w:color="auto"/>
+        </w:tblBorders>
+      </w:tblPr>
+      <w:tblGrid>
+        <w:gridCol w:w="6000"/>
+        <w:gridCol w:w="3720"/>
+      </w:tblGrid>
+      <w:tr>
+        <w:trPr>
+          <w:tblHeader w:val="true"/>
+          <w:cantSplit/>
+        </w:trPr>
+        <w:tc>
+          <w:tcPr>
+            <w:tcW w:w="6000" w:type="dxa"/>
+            <w:hideMark/>
+            <w:tcBorders>
+              <w:top w:val="single" w:sz="12" w:space="0" w:color="000000"/>
+              <w:left w:val="none" w:sz="0" w:space="0" w:color="FFFFFF"/>
+              <w:bottom w:val="single" w:sz="6" w:space="0" w:color="000000"/>
+              <w:right w:val="none" w:sz="0" w:space="0" w:color="FFFFFF"/>
+            </w:tcBorders>
+            <w:tcMar>
+              <w:top w:w="70" w:type="dxa"/>
+              <w:left w:w="90" w:type="dxa"/>
+              <w:bottom w:w="70" w:type="dxa"/>
+              <w:right w:w="90" w:type="dxa"/>
+            </w:tcMar>
+          </w:tcPr>
+          <w:p>
+            <w:pPr>
+              <w:spacing w:after="40"/>
+              <w:ind/>
+            </w:pPr>
+            <w:r>
+              <w:rPr>
+                <w:b/>
+                <w:sz w:val="18"/>
+              </w:rPr>
+              <w:t>Target</w:t>
+            </w:r>
+          </w:p>
+        </w:tc>
+        <w:tc>
+          <w:tcPr>
+            <w:tcW w:w="3720" w:type="dxa"/>
+            <w:hideMark/>
+            <w:tcBorders>
+              <w:top w:val="single" w:sz="12" w:space="0" w:color="000000"/>
+              <w:left w:val="none" w:sz="0" w:space="0" w:color="FFFFFF"/>
+              <w:bottom w:val="single" w:sz="6" w:space="0" w:color="000000"/>
+              <w:right w:val="none" w:sz="0" w:space="0" w:color="FFFFFF"/>
+            </w:tcBorders>
+            <w:tcMar>
+              <w:top w:w="70" w:type="dxa"/>
+              <w:left w:w="90" w:type="dxa"/>
+              <w:bottom w:w="70" w:type="dxa"/>
+              <w:right w:w="90" w:type="dxa"/>
+            </w:tcMar>
+          </w:tcPr>
+          <w:p>
+            <w:pPr>
+              <w:spacing w:after="40"/>
+              <w:ind/>
+            </w:pPr>
+            <w:proofErr w:type="spellStart"/>
+            <w:r>
+              <w:rPr>
+                <w:b/>
+                <w:sz w:val="18"/>
+              </w:rPr>
+              <w:t>Rows</w:t>
+            </w:r>
+            <w:proofErr w:type="spellEnd"/>
+          </w:p>
+        </w:tc>
+      </w:tr>
+      <w:tr>
+        <w:trPr>
+          <w:cantSplit/>
+        </w:trPr>
+        <w:tc>
+          <w:tcPr>
+            <w:tcW w:w="6000" w:type="dxa"/>
+            <w:hideMark/>
+            <w:tcBorders>
+              <w:top w:val="none" w:sz="0" w:space="0" w:color="FFFFFF"/>
+              <w:left w:val="none" w:sz="0" w:space="0" w:color="FFFFFF"/>
+              <w:bottom w:val="single" w:sz="4" w:space="0" w:color="BFBFBF"/>
+              <w:right w:val="none" w:sz="0" w:space="0" w:color="FFFFFF"/>
+            </w:tcBorders>
+            <w:tcMar>
+              <w:top w:w="70" w:type="dxa"/>
+              <w:left w:w="90" w:type="dxa"/>
+              <w:bottom w:w="70" w:type="dxa"/>
+              <w:right w:w="90" w:type="dxa"/>
+            </w:tcMar>
+          </w:tcPr>
+          <w:p>
+            <w:pPr>
+              <w:spacing w:after="40"/>
+              <w:ind/>
+            </w:pPr>
+            <w:proofErr w:type="spellStart"/>
+            <w:r>
+              <w:rPr>
+                <w:b/>
+                <w:sz w:val="18"/>
+              </w:rPr>
+              <w:t>fact_track</w:t>
+            </w:r>
+            <w:proofErr w:type="spellEnd"/>
+          </w:p>
+        </w:tc>
+        <w:tc>
+          <w:tcPr>
+            <w:tcW w:w="3720" w:type="dxa"/>
+            <w:hideMark/>
+            <w:tcBorders>
+              <w:top w:val="none" w:sz="0" w:space="0" w:color="FFFFFF"/>
+              <w:left w:val="none" w:sz="0" w:space="0" w:color="FFFFFF"/>
+              <w:bottom w:val="single" w:sz="4" w:space="0" w:color="BFBFBF"/>
+              <w:right w:val="none" w:sz="0" w:space="0" w:color="FFFFFF"/>
+            </w:tcBorders>
+            <w:tcMar>
+              <w:top w:w="70" w:type="dxa"/>
+              <w:left w:w="90" w:type="dxa"/>
+              <w:bottom w:w="70" w:type="dxa"/>
+              <w:right w:w="90" w:type="dxa"/>
+            </w:tcMar>
+          </w:tcPr>
+          <w:p>
+            <w:pPr>
+              <w:spacing w:after="40"/>
+              <w:ind/>
+            </w:pPr>
+            <w:r>
+              <w:rPr>
+                <w:b w:val="0"/>
+                <w:sz w:val="18"/>
+              </w:rPr>
+              <w:t>89,740</w:t>
+            </w:r>
+          </w:p>
+        </w:tc>
+      </w:tr>
+      <w:tr>
+        <w:trPr>
+          <w:cantSplit/>
+        </w:trPr>
+        <w:tc>
+          <w:tcPr>
+            <w:tcW w:w="6000" w:type="dxa"/>
+            <w:hideMark/>
+            <w:tcBorders>
+              <w:top w:val="none" w:sz="0" w:space="0" w:color="FFFFFF"/>
+              <w:left w:val="none" w:sz="0" w:space="0" w:color="FFFFFF"/>
+              <w:bottom w:val="single" w:sz="4" w:space="0" w:color="BFBFBF"/>
+              <w:right w:val="none" w:sz="0" w:space="0" w:color="FFFFFF"/>
+            </w:tcBorders>
+            <w:tcMar>
+              <w:top w:w="70" w:type="dxa"/>
+              <w:left w:w="90" w:type="dxa"/>
+              <w:bottom w:w="70" w:type="dxa"/>
+              <w:right w:w="90" w:type="dxa"/>
+            </w:tcMar>
+          </w:tcPr>
+          <w:p>
+            <w:pPr>
+              <w:spacing w:after="40"/>
+              <w:ind/>
+            </w:pPr>
+            <w:proofErr w:type="spellStart"/>
+            <w:r>
+              <w:rPr>
+                <w:b/>
+                <w:sz w:val="18"/>
+              </w:rPr>
+              <w:t>bridge_track_genre</w:t>
+            </w:r>
+            <w:proofErr w:type="spellEnd"/>
+          </w:p>
+        </w:tc>
+        <w:tc>
+          <w:tcPr>
+            <w:tcW w:w="3720" w:type="dxa"/>
+            <w:hideMark/>
+            <w:tcBorders>
+              <w:top w:val="none" w:sz="0" w:space="0" w:color="FFFFFF"/>
+              <w:left w:val="none" w:sz="0" w:space="0" w:color="FFFFFF"/>
+              <w:bottom w:val="single" w:sz="4" w:space="0" w:color="BFBFBF"/>
+              <w:right w:val="none" w:sz="0" w:space="0" w:color="FFFFFF"/>
+            </w:tcBorders>
+            <w:tcMar>
+              <w:top w:w="70" w:type="dxa"/>
+              <w:left w:w="90" w:type="dxa"/>
+              <w:bottom w:w="70" w:type="dxa"/>
+              <w:right w:w="90" w:type="dxa"/>
+            </w:tcMar>
+          </w:tcPr>
+          <w:p>
+            <w:pPr>
+              <w:spacing w:after="40"/>
+              <w:ind/>
+            </w:pPr>
+            <w:r>
+              <w:rPr>
+                <w:b w:val="0"/>
+                <w:sz w:val="18"/>
+              </w:rPr>
+              <w:t>113,549</w:t>
+            </w:r>
+          </w:p>
+        </w:tc>
+      </w:tr>
+      <w:tr>
+        <w:trPr>
+          <w:cantSplit/>
+        </w:trPr>
+        <w:tc>
+          <w:tcPr>
+            <w:tcW w:w="6000" w:type="dxa"/>
+            <w:hideMark/>
+            <w:tcBorders>
+              <w:top w:val="none" w:sz="0" w:space="0" w:color="FFFFFF"/>
+              <w:left w:val="none" w:sz="0" w:space="0" w:color="FFFFFF"/>
+              <w:bottom w:val="single" w:sz="4" w:space="0" w:color="BFBFBF"/>
+              <w:right w:val="none" w:sz="0" w:space="0" w:color="FFFFFF"/>
+            </w:tcBorders>
+            <w:tcMar>
+              <w:top w:w="70" w:type="dxa"/>
+              <w:left w:w="90" w:type="dxa"/>
+              <w:bottom w:w="70" w:type="dxa"/>
+              <w:right w:w="90" w:type="dxa"/>
+            </w:tcMar>
+          </w:tcPr>
+          <w:p>
+            <w:pPr>
+              <w:spacing w:after="40"/>
+              <w:ind/>
+            </w:pPr>
+            <w:proofErr w:type="spellStart"/>
+            <w:r>
+              <w:rPr>
+                <w:b/>
+                <w:sz w:val="18"/>
+              </w:rPr>
+              <w:t>bridge_track_grammy_category</w:t>
+            </w:r>
+            <w:proofErr w:type="spellEnd"/>
+          </w:p>
+        </w:tc>
+        <w:tc>
+          <w:tcPr>
+            <w:tcW w:w="3720" w:type="dxa"/>
+            <w:hideMark/>
+            <w:tcBorders>
+              <w:top w:val="none" w:sz="0" w:space="0" w:color="FFFFFF"/>
+              <w:left w:val="none" w:sz="0" w:space="0" w:color="FFFFFF"/>
+              <w:bottom w:val="single" w:sz="4" w:space="0" w:color="BFBFBF"/>
+              <w:right w:val="none" w:sz="0" w:space="0" w:color="FFFFFF"/>
+            </w:tcBorders>
+            <w:tcMar>
+              <w:top w:w="70" w:type="dxa"/>
+              <w:left w:w="90" w:type="dxa"/>
+              <w:bottom w:w="70" w:type="dxa"/>
+              <w:right w:w="90" w:type="dxa"/>
+            </w:tcMar>
+          </w:tcPr>
+          <w:p>
+            <w:pPr>
+              <w:spacing w:after="40"/>
+              <w:ind/>
+              <w:rPr>
+                <w:lang w:val="en-US"/>
+              </w:rPr>
+            </w:pPr>
+            <w:r>
+              <w:rPr>
+                <w:b w:val="0"/>
+                <w:sz w:val="18"/>
+                <w:lang w:val="en-US"/>
+              </w:rPr>
+              <w:t>0 (no category-per-track artifact is produced yet by the transformation; the table is created empty for the analysis phase)</w:t>
+            </w:r>
+          </w:p>
+        </w:tc>
+      </w:tr>
+      <w:tr>
+        <w:trPr>
+          <w:cantSplit/>
+        </w:trPr>
+        <w:tc>
+          <w:tcPr>
+            <w:tcW w:w="6000" w:type="dxa"/>
+            <w:hideMark/>
+            <w:tcBorders>
+              <w:top w:val="none" w:sz="0" w:space="0" w:color="FFFFFF"/>
+              <w:left w:val="none" w:sz="0" w:space="0" w:color="FFFFFF"/>
+              <w:bottom w:val="single" w:sz="4" w:space="0" w:color="BFBFBF"/>
+              <w:right w:val="none" w:sz="0" w:space="0" w:color="FFFFFF"/>
+            </w:tcBorders>
+            <w:tcMar>
+              <w:top w:w="70" w:type="dxa"/>
+              <w:left w:w="90" w:type="dxa"/>
+              <w:bottom w:w="70" w:type="dxa"/>
+              <w:right w:w="90" w:type="dxa"/>
+            </w:tcMar>
+          </w:tcPr>
+          <w:p>
+            <w:pPr>
+              <w:spacing w:after="40"/>
+              <w:ind/>
+            </w:pPr>
+            <w:proofErr w:type="spellStart"/>
+            <w:r>
+              <w:rPr>
+                <w:b/>
+                <w:sz w:val="18"/>
+              </w:rPr>
+              <w:t>dim_genre</w:t>
+            </w:r>
+            <w:proofErr w:type="spellEnd"/>
+          </w:p>
+        </w:tc>
+        <w:tc>
+          <w:tcPr>
+            <w:tcW w:w="3720" w:type="dxa"/>
+            <w:hideMark/>
+            <w:tcBorders>
+              <w:top w:val="none" w:sz="0" w:space="0" w:color="FFFFFF"/>
+              <w:left w:val="none" w:sz="0" w:space="0" w:color="FFFFFF"/>
+              <w:bottom w:val="single" w:sz="4" w:space="0" w:color="BFBFBF"/>
+              <w:right w:val="none" w:sz="0" w:space="0" w:color="FFFFFF"/>
+            </w:tcBorders>
+            <w:tcMar>
+              <w:top w:w="70" w:type="dxa"/>
+              <w:left w:w="90" w:type="dxa"/>
+              <w:bottom w:w="70" w:type="dxa"/>
+              <w:right w:w="90" w:type="dxa"/>
+            </w:tcMar>
+          </w:tcPr>
+          <w:p>
+            <w:pPr>
+              <w:spacing w:after="40"/>
+              <w:ind/>
+            </w:pPr>
+            <w:r>
+              <w:rPr>
+                <w:b w:val="0"/>
+                <w:sz w:val="18"/>
+              </w:rPr>
+              <w:t>114</w:t>
+            </w:r>
+          </w:p>
+        </w:tc>
+      </w:tr>
+      <w:tr>
+        <w:trPr>
+          <w:cantSplit/>
+        </w:trPr>
+        <w:tc>
+          <w:tcPr>
+            <w:tcW w:w="6000" w:type="dxa"/>
+            <w:hideMark/>
+            <w:tcBorders>
+              <w:top w:val="none" w:sz="0" w:space="0" w:color="FFFFFF"/>
+              <w:left w:val="none" w:sz="0" w:space="0" w:color="FFFFFF"/>
+              <w:bottom w:val="single" w:sz="4" w:space="0" w:color="BFBFBF"/>
+              <w:right w:val="none" w:sz="0" w:space="0" w:color="FFFFFF"/>
+            </w:tcBorders>
+            <w:tcMar>
+              <w:top w:w="70" w:type="dxa"/>
+              <w:left w:w="90" w:type="dxa"/>
+              <w:bottom w:w="70" w:type="dxa"/>
+              <w:right w:w="90" w:type="dxa"/>
+            </w:tcMar>
+          </w:tcPr>
+          <w:p>
+            <w:pPr>
+              <w:spacing w:after="40"/>
+              <w:ind/>
+            </w:pPr>
+            <w:proofErr w:type="spellStart"/>
+            <w:r>
+              <w:rPr>
+                <w:b/>
+                <w:sz w:val="18"/>
+              </w:rPr>
+              <w:t>dim_grammy_category</w:t>
+            </w:r>
+            <w:proofErr w:type="spellEnd"/>
+          </w:p>
+        </w:tc>
+        <w:tc>
+          <w:tcPr>
+            <w:tcW w:w="3720" w:type="dxa"/>
+            <w:hideMark/>
+            <w:tcBorders>
+              <w:top w:val="none" w:sz="0" w:space="0" w:color="FFFFFF"/>
+              <w:left w:val="none" w:sz="0" w:space="0" w:color="FFFFFF"/>
+              <w:bottom w:val="single" w:sz="4" w:space="0" w:color="BFBFBF"/>
+              <w:right w:val="none" w:sz="0" w:space="0" w:color="FFFFFF"/>
+            </w:tcBorders>
+            <w:tcMar>
+              <w:top w:w="70" w:type="dxa"/>
+              <w:left w:w="90" w:type="dxa"/>
+              <w:bottom w:w="70" w:type="dxa"/>
+              <w:right w:w="90" w:type="dxa"/>
+            </w:tcMar>
+          </w:tcPr>
+          <w:p>
+            <w:pPr>
+              <w:spacing w:after="40"/>
+              <w:ind/>
+            </w:pPr>
+            <w:r>
+              <w:rPr>
+                <w:b w:val="0"/>
+                <w:sz w:val="18"/>
+              </w:rPr>
+              <w:t>638</w:t>
+            </w:r>
+          </w:p>
+        </w:tc>
+      </w:tr>
+    </w:tbl>
+    <w:p>
+      <w:pPr>
+        <w:spacing w:after="90" w:line="288" w:lineRule="auto"/>
+        <w:ind/>
+        <w:jc w:val="both"/>
+      </w:pPr>
+      <w:r>
+        <w:rPr>
+          <w:lang w:val="en-US"/>
+        </w:rPr>
+        <w:t xml:space="preserve">The difference of one track with respect to the 89,741 distinct </w:t>
+      </w:r>
+      <w:proofErr w:type="spellStart"/>
+      <w:proofErr w:type="gramStart"/>
+      <w:r>
+        <w:rPr>
+          <w:lang w:val="en-US"/>
+        </w:rPr>
+        <w:t>track</w:t>
+      </w:r>
+      <w:proofErr w:type="gramEnd"/>
+      <w:r>
+        <w:rPr>
+          <w:lang w:val="en-US"/>
+        </w:rPr>
+        <w:t>_id</w:t>
+      </w:r>
+      <w:proofErr w:type="spellEnd"/>
+      <w:r>
+        <w:rPr>
+          <w:lang w:val="en-US"/>
+        </w:rPr>
+        <w:t xml:space="preserve"> reported in profiling is explained by RK-05 (the record with null artists, </w:t>
+      </w:r>
+      <w:proofErr w:type="spellStart"/>
+      <w:r>
+        <w:rPr>
+          <w:lang w:val="en-US"/>
+        </w:rPr>
+        <w:t>track_name</w:t>
+      </w:r>
+      <w:proofErr w:type="spellEnd"/>
+      <w:r>
+        <w:rPr>
+          <w:lang w:val="en-US"/>
+        </w:rPr>
+        <w:t xml:space="preserve"> and </w:t>
+      </w:r>
+      <w:proofErr w:type="spellStart"/>
+      <w:r>
+        <w:rPr>
+          <w:lang w:val="en-US"/>
+        </w:rPr>
+        <w:t>album_name</w:t>
+      </w:r>
+      <w:proofErr w:type="spellEnd"/>
+      <w:r>
+        <w:rPr>
+          <w:lang w:val="en-US"/>
+        </w:rPr>
+        <w:t xml:space="preserve">, which is excluded by TR-04). </w:t>
+      </w:r>
+      <w:proofErr w:type="spellStart"/>
+      <w:r>
+        <w:t>This</w:t>
+      </w:r>
+      <w:proofErr w:type="spellEnd"/>
+      <w:r>
+        <w:t xml:space="preserve"> </w:t>
+      </w:r>
+      <w:proofErr w:type="spellStart"/>
+      <w:r>
+        <w:t>reconciliation</w:t>
+      </w:r>
+      <w:proofErr w:type="spellEnd"/>
+      <w:r>
+        <w:t xml:space="preserve"> </w:t>
+      </w:r>
+      <w:proofErr w:type="spellStart"/>
+      <w:r>
+        <w:t>is</w:t>
+      </w:r>
+      <w:proofErr w:type="spellEnd"/>
+      <w:r>
+        <w:t xml:space="preserve"> </w:t>
+      </w:r>
+      <w:proofErr w:type="spellStart"/>
+      <w:r>
+        <w:t>consistent</w:t>
+      </w:r>
+      <w:proofErr w:type="spellEnd"/>
+      <w:r>
+        <w:t xml:space="preserve"> </w:t>
+      </w:r>
+      <w:proofErr w:type="spellStart"/>
+      <w:r>
+        <w:t>with</w:t>
+      </w:r>
+      <w:proofErr w:type="spellEnd"/>
+      <w:r>
+        <w:t xml:space="preserve"> </w:t>
+      </w:r>
+      <w:proofErr w:type="spellStart"/>
+      <w:r>
+        <w:t>the</w:t>
+      </w:r>
+      <w:proofErr w:type="spellEnd"/>
+      <w:r>
+        <w:t xml:space="preserve"> </w:t>
+      </w:r>
+      <w:proofErr w:type="spellStart"/>
+      <w:r>
+        <w:t>transformation</w:t>
+      </w:r>
+      <w:proofErr w:type="spellEnd"/>
+      <w:r>
+        <w:t xml:space="preserve"> </w:t>
+      </w:r>
+      <w:proofErr w:type="spellStart"/>
+      <w:r>
+        <w:t>decision</w:t>
+      </w:r>
+      <w:proofErr w:type="spellEnd"/>
+      <w:r>
+        <w:t xml:space="preserve"> </w:t>
+      </w:r>
+      <w:proofErr w:type="spellStart"/>
+      <w:r>
+        <w:t>record</w:t>
+      </w:r>
+      <w:proofErr w:type="spellEnd"/>
+      <w:r>
+        <w:t>.</w:t>
+      </w:r>
+    </w:p>
+    <w:p>
+      <w:pPr>
+        <w:spacing w:after="90" w:line="288" w:lineRule="auto"/>
+        <w:ind/>
+        <w:jc w:val="both"/>
+        <w:rPr>
+          <w:lang w:val="en-US"/>
+        </w:rPr>
+      </w:pPr>
     </w:p>
     <w:sectPr>
       <w:headerReference w:type="default" r:id="rId15"/>
@@ -27931,6 +36888,304 @@
 <file path=word/numbering.xml><?xml version="1.0" encoding="utf-8"?>
 <w:numbering xmlns:wpc="http://schemas.microsoft.com/office/word/2010/wordprocessingCanvas" xmlns:cx="http://schemas.microsoft.com/office/drawing/2014/chartex" xmlns:cx1="http://schemas.microsoft.com/office/drawing/2015/9/8/chartex" xmlns:cx2="http://schemas.microsoft.com/office/drawing/2015/10/21/chartex" xmlns:cx3="http://schemas.microsoft.com/office/drawing/2016/5/9/chartex" xmlns:cx4="http://schemas.microsoft.com/office/drawing/2016/5/10/chartex" xmlns:cx5="http://schemas.microsoft.com/office/drawing/2016/5/11/chartex" xmlns:cx6="http://schemas.microsoft.com/office/drawing/2016/5/12/chartex" xmlns:cx7="http://schemas.microsoft.com/office/drawing/2016/5/13/chartex" xmlns:cx8="http://schemas.microsoft.com/office/drawing/2016/5/14/chartex" xmlns:mc="http://schemas.openxmlformats.org/markup-compatibility/2006" xmlns:aink="http://schemas.microsoft.com/office/drawing/2016/ink" xmlns:am3d="http://schemas.microsoft.com/office/drawing/2017/model3d" xmlns:o="urn:schemas-microsoft-com:office:office" xmlns:oel="http://schemas.microsoft.com/office/2019/extlst" xmlns:r="http://schemas.openxmlformats.org/officeDocument/2006/relationships" xmlns:m="http://schemas.openxmlformats.org/officeDocument/2006/math" xmlns:v="urn:schemas-microsoft-com:vml" xmlns:wp14="http://schemas.microsoft.com/office/word/2010/wordprocessingDrawing" xmlns:wp="http://schemas.openxmlformats.org/drawingml/2006/wordprocessingDrawing" xmlns:w10="urn:schemas-microsoft-com:office:word" xmlns:w="http://schemas.openxmlformats.org/wordprocessingml/2006/main" xmlns:w14="http://schemas.microsoft.com/office/word/2010/wordml" xmlns:w15="http://schemas.microsoft.com/office/word/2012/wordml" xmlns:w16cex="http://schemas.microsoft.com/office/word/2018/wordml/cex" xmlns:w16cid="http://schemas.microsoft.com/office/word/2016/wordml/cid" xmlns:w16="http://schemas.microsoft.com/office/word/2018/wordml" xmlns:w16sdtdh="http://schemas.microsoft.com/office/word/2020/wordml/sdtdatahash" xmlns:w16se="http://schemas.microsoft.com/office/word/2015/wordml/symex" xmlns:wpg="http://schemas.microsoft.com/office/word/2010/wordprocessingGroup" xmlns:wpi="http://schemas.microsoft.com/office/word/2010/wordprocessingInk" xmlns:wne="http://schemas.microsoft.com/office/word/2006/wordml" xmlns:wps="http://schemas.microsoft.com/office/word/2010/wordprocessingShape" mc:Ignorable="w14 w15 w16se w16cid w16 w16cex w16sdtdh wp14">
   <w:abstractNum w:abstractNumId="0" w15:restartNumberingAfterBreak="0">
+    <w:nsid w:val="2322107A"/>
+    <w:multiLevelType w:val="multilevel"/>
+    <w:tmpl w:val="98B4B154"/>
+    <w:lvl w:ilvl="0">
+      <w:start w:val="1"/>
+      <w:numFmt w:val="bullet"/>
+      <w:lvlText w:val=""/>
+      <w:lvlJc w:val="left"/>
+      <w:pPr>
+        <w:tabs>
+          <w:tab w:val="num" w:pos="720"/>
+        </w:tabs>
+        <w:ind w:left="720" w:hanging="360"/>
+      </w:pPr>
+      <w:rPr>
+        <w:rFonts w:ascii="Symbol" w:hAnsi="Symbol" w:hint="default"/>
+        <w:sz w:val="20"/>
+      </w:rPr>
+    </w:lvl>
+    <w:lvl w:ilvl="1" w:tentative="1">
+      <w:start w:val="1"/>
+      <w:numFmt w:val="bullet"/>
+      <w:lvlText w:val="o"/>
+      <w:lvlJc w:val="left"/>
+      <w:pPr>
+        <w:tabs>
+          <w:tab w:val="num" w:pos="1440"/>
+        </w:tabs>
+        <w:ind w:left="1440" w:hanging="360"/>
+      </w:pPr>
+      <w:rPr>
+        <w:rFonts w:ascii="Courier New" w:hAnsi="Courier New" w:hint="default"/>
+        <w:sz w:val="20"/>
+      </w:rPr>
+    </w:lvl>
+    <w:lvl w:ilvl="2" w:tentative="1">
+      <w:start w:val="1"/>
+      <w:numFmt w:val="bullet"/>
+      <w:lvlText w:val=""/>
+      <w:lvlJc w:val="left"/>
+      <w:pPr>
+        <w:tabs>
+          <w:tab w:val="num" w:pos="2160"/>
+        </w:tabs>
+        <w:ind w:left="2160" w:hanging="360"/>
+      </w:pPr>
+      <w:rPr>
+        <w:rFonts w:ascii="Wingdings" w:hAnsi="Wingdings" w:hint="default"/>
+        <w:sz w:val="20"/>
+      </w:rPr>
+    </w:lvl>
+    <w:lvl w:ilvl="3" w:tentative="1">
+      <w:start w:val="1"/>
+      <w:numFmt w:val="bullet"/>
+      <w:lvlText w:val=""/>
+      <w:lvlJc w:val="left"/>
+      <w:pPr>
+        <w:tabs>
+          <w:tab w:val="num" w:pos="2880"/>
+        </w:tabs>
+        <w:ind w:left="2880" w:hanging="360"/>
+      </w:pPr>
+      <w:rPr>
+        <w:rFonts w:ascii="Wingdings" w:hAnsi="Wingdings" w:hint="default"/>
+        <w:sz w:val="20"/>
+      </w:rPr>
+    </w:lvl>
+    <w:lvl w:ilvl="4" w:tentative="1">
+      <w:start w:val="1"/>
+      <w:numFmt w:val="bullet"/>
+      <w:lvlText w:val=""/>
+      <w:lvlJc w:val="left"/>
+      <w:pPr>
+        <w:tabs>
+          <w:tab w:val="num" w:pos="3600"/>
+        </w:tabs>
+        <w:ind w:left="3600" w:hanging="360"/>
+      </w:pPr>
+      <w:rPr>
+        <w:rFonts w:ascii="Wingdings" w:hAnsi="Wingdings" w:hint="default"/>
+        <w:sz w:val="20"/>
+      </w:rPr>
+    </w:lvl>
+    <w:lvl w:ilvl="5" w:tentative="1">
+      <w:start w:val="1"/>
+      <w:numFmt w:val="bullet"/>
+      <w:lvlText w:val=""/>
+      <w:lvlJc w:val="left"/>
+      <w:pPr>
+        <w:tabs>
+          <w:tab w:val="num" w:pos="4320"/>
+        </w:tabs>
+        <w:ind w:left="4320" w:hanging="360"/>
+      </w:pPr>
+      <w:rPr>
+        <w:rFonts w:ascii="Wingdings" w:hAnsi="Wingdings" w:hint="default"/>
+        <w:sz w:val="20"/>
+      </w:rPr>
+    </w:lvl>
+    <w:lvl w:ilvl="6" w:tentative="1">
+      <w:start w:val="1"/>
+      <w:numFmt w:val="bullet"/>
+      <w:lvlText w:val=""/>
+      <w:lvlJc w:val="left"/>
+      <w:pPr>
+        <w:tabs>
+          <w:tab w:val="num" w:pos="5040"/>
+        </w:tabs>
+        <w:ind w:left="5040" w:hanging="360"/>
+      </w:pPr>
+      <w:rPr>
+        <w:rFonts w:ascii="Wingdings" w:hAnsi="Wingdings" w:hint="default"/>
+        <w:sz w:val="20"/>
+      </w:rPr>
+    </w:lvl>
+    <w:lvl w:ilvl="7" w:tentative="1">
+      <w:start w:val="1"/>
+      <w:numFmt w:val="bullet"/>
+      <w:lvlText w:val=""/>
+      <w:lvlJc w:val="left"/>
+      <w:pPr>
+        <w:tabs>
+          <w:tab w:val="num" w:pos="5760"/>
+        </w:tabs>
+        <w:ind w:left="5760" w:hanging="360"/>
+      </w:pPr>
+      <w:rPr>
+        <w:rFonts w:ascii="Wingdings" w:hAnsi="Wingdings" w:hint="default"/>
+        <w:sz w:val="20"/>
+      </w:rPr>
+    </w:lvl>
+    <w:lvl w:ilvl="8" w:tentative="1">
+      <w:start w:val="1"/>
+      <w:numFmt w:val="bullet"/>
+      <w:lvlText w:val=""/>
+      <w:lvlJc w:val="left"/>
+      <w:pPr>
+        <w:tabs>
+          <w:tab w:val="num" w:pos="6480"/>
+        </w:tabs>
+        <w:ind w:left="6480" w:hanging="360"/>
+      </w:pPr>
+      <w:rPr>
+        <w:rFonts w:ascii="Wingdings" w:hAnsi="Wingdings" w:hint="default"/>
+        <w:sz w:val="20"/>
+      </w:rPr>
+    </w:lvl>
+  </w:abstractNum>
+  <w:abstractNum w:abstractNumId="1" w15:restartNumberingAfterBreak="0">
+    <w:nsid w:val="46CF3445"/>
+    <w:multiLevelType w:val="multilevel"/>
+    <w:tmpl w:val="06BE0A58"/>
+    <w:lvl w:ilvl="0">
+      <w:start w:val="1"/>
+      <w:numFmt w:val="bullet"/>
+      <w:lvlText w:val=""/>
+      <w:lvlJc w:val="left"/>
+      <w:pPr>
+        <w:tabs>
+          <w:tab w:val="num" w:pos="720"/>
+        </w:tabs>
+        <w:ind w:left="720" w:hanging="360"/>
+      </w:pPr>
+      <w:rPr>
+        <w:rFonts w:ascii="Symbol" w:hAnsi="Symbol" w:hint="default"/>
+        <w:sz w:val="20"/>
+      </w:rPr>
+    </w:lvl>
+    <w:lvl w:ilvl="1" w:tentative="1">
+      <w:start w:val="1"/>
+      <w:numFmt w:val="bullet"/>
+      <w:lvlText w:val="o"/>
+      <w:lvlJc w:val="left"/>
+      <w:pPr>
+        <w:tabs>
+          <w:tab w:val="num" w:pos="1440"/>
+        </w:tabs>
+        <w:ind w:left="1440" w:hanging="360"/>
+      </w:pPr>
+      <w:rPr>
+        <w:rFonts w:ascii="Courier New" w:hAnsi="Courier New" w:hint="default"/>
+        <w:sz w:val="20"/>
+      </w:rPr>
+    </w:lvl>
+    <w:lvl w:ilvl="2" w:tentative="1">
+      <w:start w:val="1"/>
+      <w:numFmt w:val="bullet"/>
+      <w:lvlText w:val=""/>
+      <w:lvlJc w:val="left"/>
+      <w:pPr>
+        <w:tabs>
+          <w:tab w:val="num" w:pos="2160"/>
+        </w:tabs>
+        <w:ind w:left="2160" w:hanging="360"/>
+      </w:pPr>
+      <w:rPr>
+        <w:rFonts w:ascii="Wingdings" w:hAnsi="Wingdings" w:hint="default"/>
+        <w:sz w:val="20"/>
+      </w:rPr>
+    </w:lvl>
+    <w:lvl w:ilvl="3" w:tentative="1">
+      <w:start w:val="1"/>
+      <w:numFmt w:val="bullet"/>
+      <w:lvlText w:val=""/>
+      <w:lvlJc w:val="left"/>
+      <w:pPr>
+        <w:tabs>
+          <w:tab w:val="num" w:pos="2880"/>
+        </w:tabs>
+        <w:ind w:left="2880" w:hanging="360"/>
+      </w:pPr>
+      <w:rPr>
+        <w:rFonts w:ascii="Wingdings" w:hAnsi="Wingdings" w:hint="default"/>
+        <w:sz w:val="20"/>
+      </w:rPr>
+    </w:lvl>
+    <w:lvl w:ilvl="4" w:tentative="1">
+      <w:start w:val="1"/>
+      <w:numFmt w:val="bullet"/>
+      <w:lvlText w:val=""/>
+      <w:lvlJc w:val="left"/>
+      <w:pPr>
+        <w:tabs>
+          <w:tab w:val="num" w:pos="3600"/>
+        </w:tabs>
+        <w:ind w:left="3600" w:hanging="360"/>
+      </w:pPr>
+      <w:rPr>
+        <w:rFonts w:ascii="Wingdings" w:hAnsi="Wingdings" w:hint="default"/>
+        <w:sz w:val="20"/>
+      </w:rPr>
+    </w:lvl>
+    <w:lvl w:ilvl="5" w:tentative="1">
+      <w:start w:val="1"/>
+      <w:numFmt w:val="bullet"/>
+      <w:lvlText w:val=""/>
+      <w:lvlJc w:val="left"/>
+      <w:pPr>
+        <w:tabs>
+          <w:tab w:val="num" w:pos="4320"/>
+        </w:tabs>
+        <w:ind w:left="4320" w:hanging="360"/>
+      </w:pPr>
+      <w:rPr>
+        <w:rFonts w:ascii="Wingdings" w:hAnsi="Wingdings" w:hint="default"/>
+        <w:sz w:val="20"/>
+      </w:rPr>
+    </w:lvl>
+    <w:lvl w:ilvl="6" w:tentative="1">
+      <w:start w:val="1"/>
+      <w:numFmt w:val="bullet"/>
+      <w:lvlText w:val=""/>
+      <w:lvlJc w:val="left"/>
+      <w:pPr>
+        <w:tabs>
+          <w:tab w:val="num" w:pos="5040"/>
+        </w:tabs>
+        <w:ind w:left="5040" w:hanging="360"/>
+      </w:pPr>
+      <w:rPr>
+        <w:rFonts w:ascii="Wingdings" w:hAnsi="Wingdings" w:hint="default"/>
+        <w:sz w:val="20"/>
+      </w:rPr>
+    </w:lvl>
+    <w:lvl w:ilvl="7" w:tentative="1">
+      <w:start w:val="1"/>
+      <w:numFmt w:val="bullet"/>
+      <w:lvlText w:val=""/>
+      <w:lvlJc w:val="left"/>
+      <w:pPr>
+        <w:tabs>
+          <w:tab w:val="num" w:pos="5760"/>
+        </w:tabs>
+        <w:ind w:left="5760" w:hanging="360"/>
+      </w:pPr>
+      <w:rPr>
+        <w:rFonts w:ascii="Wingdings" w:hAnsi="Wingdings" w:hint="default"/>
+        <w:sz w:val="20"/>
+      </w:rPr>
+    </w:lvl>
+    <w:lvl w:ilvl="8" w:tentative="1">
+      <w:start w:val="1"/>
+      <w:numFmt w:val="bullet"/>
+      <w:lvlText w:val=""/>
+      <w:lvlJc w:val="left"/>
+      <w:pPr>
+        <w:tabs>
+          <w:tab w:val="num" w:pos="6480"/>
+        </w:tabs>
+        <w:ind w:left="6480" w:hanging="360"/>
+      </w:pPr>
+      <w:rPr>
+        <w:rFonts w:ascii="Wingdings" w:hAnsi="Wingdings" w:hint="default"/>
+        <w:sz w:val="20"/>
+      </w:rPr>
+    </w:lvl>
+  </w:abstractNum>
+  <w:abstractNum w:abstractNumId="2" w15:restartNumberingAfterBreak="0">
     <w:nsid w:val="481F0D30"/>
     <w:multiLevelType w:val="hybridMultilevel"/>
     <w:tmpl w:val="283856EE"/>
@@ -28016,7 +37271,7 @@
       </w:pPr>
     </w:lvl>
   </w:abstractNum>
-  <w:abstractNum w:abstractNumId="1" w15:restartNumberingAfterBreak="0">
+  <w:abstractNum w:abstractNumId="3" w15:restartNumberingAfterBreak="0">
     <w:nsid w:val="566F2405"/>
     <w:multiLevelType w:val="hybridMultilevel"/>
     <w:tmpl w:val="1ADCC6E0"/>
@@ -28071,16 +37326,22 @@
     </w:lvl>
   </w:abstractNum>
   <w:num w:numId="1" w16cid:durableId="1635330465">
-    <w:abstractNumId w:val="0"/>
+    <w:abstractNumId w:val="2"/>
     <w:lvlOverride w:ilvl="0">
       <w:startOverride w:val="1"/>
     </w:lvlOverride>
   </w:num>
   <w:num w:numId="2" w16cid:durableId="776753722">
-    <w:abstractNumId w:val="1"/>
+    <w:abstractNumId w:val="3"/>
     <w:lvlOverride w:ilvl="0">
       <w:startOverride w:val="1"/>
     </w:lvlOverride>
+  </w:num>
+  <w:num w:numId="3" w16cid:durableId="189949860">
+    <w:abstractNumId w:val="1"/>
+  </w:num>
+  <w:num w:numId="4" w16cid:durableId="1236012190">
+    <w:abstractNumId w:val="0"/>
   </w:num>
 </w:numbering>
 </file>
@@ -28566,7 +37827,6 @@
   <w:style w:type="character" w:default="1" w:styleId="Fuentedeprrafopredeter">
     <w:name w:val="Default Paragraph Font"/>
     <w:uiPriority w:val="1"/>
-    <w:semiHidden/>
     <w:unhideWhenUsed/>
   </w:style>
   <w:style w:type="table" w:default="1" w:styleId="Tablanormal">
